--- a/3_Documentazione/SamtAllStars.docx
+++ b/3_Documentazione/SamtAllStars.docx
@@ -2765,6 +2765,14 @@
         <w:t>Informazioni sul progetto</w:t>
       </w:r>
       <w:bookmarkEnd w:id="1"/>
+    </w:p>
+    <w:p>
+      <w:pPr>
+        <w:pStyle w:val="Titolo2"/>
+      </w:pPr>
+      <w:r>
+        <w:t>Ivan gay</w:t>
+      </w:r>
       <w:r>
         <w:t xml:space="preserve"> </w:t>
       </w:r>
@@ -3067,19 +3075,11 @@
           <w:lang w:val="en-US"/>
         </w:rPr>
       </w:pPr>
-      <w:proofErr w:type="spellStart"/>
       <w:r>
         <w:rPr>
           <w:lang w:val="en-US"/>
         </w:rPr>
-        <w:t>Esempio</w:t>
-      </w:r>
-      <w:proofErr w:type="spellEnd"/>
-      <w:r>
-        <w:rPr>
-          <w:lang w:val="en-US"/>
-        </w:rPr>
-        <w:t xml:space="preserve"> di abstract: </w:t>
+        <w:t xml:space="preserve">Esempio di abstract: </w:t>
       </w:r>
     </w:p>
     <w:p>
@@ -4374,21 +4374,7 @@
         <w:rPr>
           <w:lang w:val="it-IT"/>
         </w:rPr>
-        <w:t xml:space="preserve">La pianificazione può essere rappresentata mediante un diagramma di </w:t>
-      </w:r>
-      <w:proofErr w:type="spellStart"/>
-      <w:r>
-        <w:rPr>
-          <w:lang w:val="it-IT"/>
-        </w:rPr>
-        <w:t>Gantt</w:t>
-      </w:r>
-      <w:proofErr w:type="spellEnd"/>
-      <w:r>
-        <w:rPr>
-          <w:lang w:val="it-IT"/>
-        </w:rPr>
-        <w:t>:</w:t>
+        <w:t>La pianificazione può essere rappresentata mediante un diagramma di Gantt:</w:t>
       </w:r>
     </w:p>
     <w:p>
@@ -4513,15 +4499,7 @@
               <w:fldChar w:fldCharType="end"/>
             </w:r>
             <w:r>
-              <w:t xml:space="preserve">: Esempio di diagramma di </w:t>
-            </w:r>
-            <w:proofErr w:type="spellStart"/>
-            <w:r>
-              <w:t>Gantt</w:t>
-            </w:r>
-            <w:proofErr w:type="spellEnd"/>
-            <w:r>
-              <w:t>.</w:t>
+              <w:t>: Esempio di diagramma di Gantt.</w:t>
             </w:r>
           </w:p>
         </w:tc>
@@ -4568,21 +4546,7 @@
         <w:rPr>
           <w:lang w:val="it-IT"/>
         </w:rPr>
-        <w:t xml:space="preserve"> </w:t>
-      </w:r>
-      <w:proofErr w:type="spellStart"/>
-      <w:r>
-        <w:rPr>
-          <w:lang w:val="it-IT"/>
-        </w:rPr>
-        <w:t>scrum</w:t>
-      </w:r>
-      <w:proofErr w:type="spellEnd"/>
-      <w:r>
-        <w:rPr>
-          <w:lang w:val="it-IT"/>
-        </w:rPr>
-        <w:t>), dovranno apparire in questo capitolo.</w:t>
+        <w:t xml:space="preserve"> scrum), dovranno apparire in questo capitolo.</w:t>
       </w:r>
     </w:p>
     <w:p>
@@ -4885,16 +4849,8 @@
         <w:rPr>
           <w:lang w:val="it-IT"/>
         </w:rPr>
-        <w:t xml:space="preserve">Eventuale </w:t>
-      </w:r>
-      <w:proofErr w:type="spellStart"/>
-      <w:r>
-        <w:rPr>
-          <w:lang w:val="it-IT"/>
-        </w:rPr>
-        <w:t>sitemap</w:t>
-      </w:r>
-      <w:proofErr w:type="spellEnd"/>
+        <w:t>Eventuale sitemap</w:t>
+      </w:r>
     </w:p>
     <w:p>
       <w:pPr>
@@ -4991,21 +4947,7 @@
         <w:rPr>
           <w:lang w:val="it-IT"/>
         </w:rPr>
-        <w:t xml:space="preserve">vate durante la fase di analisi e realizzata tramite </w:t>
-      </w:r>
-      <w:proofErr w:type="spellStart"/>
-      <w:r>
-        <w:rPr>
-          <w:lang w:val="it-IT"/>
-        </w:rPr>
-        <w:t>mockups</w:t>
-      </w:r>
-      <w:proofErr w:type="spellEnd"/>
-      <w:r>
-        <w:rPr>
-          <w:lang w:val="it-IT"/>
-        </w:rPr>
-        <w:t>.</w:t>
+        <w:t>vate durante la fase di analisi e realizzata tramite mockups.</w:t>
       </w:r>
     </w:p>
     <w:p>
@@ -5110,16 +5052,8 @@
         <w:rPr>
           <w:lang w:val="it-IT"/>
         </w:rPr>
-        <w:t xml:space="preserve">Tabelle di </w:t>
-      </w:r>
-      <w:proofErr w:type="spellStart"/>
-      <w:r>
-        <w:rPr>
-          <w:lang w:val="it-IT"/>
-        </w:rPr>
-        <w:t>routing</w:t>
-      </w:r>
-      <w:proofErr w:type="spellEnd"/>
+        <w:t>Tabelle di routing</w:t>
+      </w:r>
     </w:p>
     <w:p>
       <w:pPr>
@@ -5364,7 +5298,6 @@
                 <w:lang w:val="en-GB" w:eastAsia="en-US"/>
               </w:rPr>
             </w:pPr>
-            <w:proofErr w:type="spellStart"/>
             <w:r>
               <w:rPr>
                 <w:b/>
@@ -5374,7 +5307,6 @@
               </w:rPr>
               <w:t>Riferimento</w:t>
             </w:r>
-            <w:proofErr w:type="spellEnd"/>
             <w:r>
               <w:rPr>
                 <w:sz w:val="18"/>
@@ -5506,7 +5438,6 @@
                 <w:szCs w:val="18"/>
               </w:rPr>
             </w:pPr>
-            <w:proofErr w:type="spellStart"/>
             <w:r>
               <w:rPr>
                 <w:b/>
@@ -5515,7 +5446,6 @@
               </w:rPr>
               <w:t>Descrizione</w:t>
             </w:r>
-            <w:proofErr w:type="spellEnd"/>
             <w:r>
               <w:rPr>
                 <w:b/>
@@ -5570,7 +5500,6 @@
                 <w:szCs w:val="18"/>
               </w:rPr>
             </w:pPr>
-            <w:proofErr w:type="spellStart"/>
             <w:r>
               <w:rPr>
                 <w:b/>
@@ -5579,7 +5508,6 @@
               </w:rPr>
               <w:t>Prerequisiti</w:t>
             </w:r>
-            <w:proofErr w:type="spellEnd"/>
             <w:r>
               <w:rPr>
                 <w:b/>
@@ -5613,7 +5541,6 @@
               </w:rPr>
               <w:t xml:space="preserve">Store on local PC: Profile_1.2.001.xml (appendix </w:t>
             </w:r>
-            <w:proofErr w:type="spellStart"/>
             <w:r>
               <w:rPr>
                 <w:sz w:val="18"/>
@@ -5622,7 +5549,6 @@
               </w:rPr>
               <w:t>n_n</w:t>
             </w:r>
-            <w:proofErr w:type="spellEnd"/>
             <w:r>
               <w:rPr>
                 <w:sz w:val="18"/>
@@ -5630,7 +5556,6 @@
               </w:rPr>
               <w:t xml:space="preserve">) and Cards_1.2.001.txt (appendix </w:t>
             </w:r>
-            <w:proofErr w:type="spellStart"/>
             <w:r>
               <w:rPr>
                 <w:sz w:val="18"/>
@@ -5639,7 +5564,6 @@
               </w:rPr>
               <w:t>n_n</w:t>
             </w:r>
-            <w:proofErr w:type="spellEnd"/>
             <w:r>
               <w:rPr>
                 <w:sz w:val="18"/>
@@ -5684,7 +5608,6 @@
                 <w:szCs w:val="18"/>
               </w:rPr>
             </w:pPr>
-            <w:proofErr w:type="spellStart"/>
             <w:r>
               <w:rPr>
                 <w:b/>
@@ -5693,7 +5616,6 @@
               </w:rPr>
               <w:t>Procedura</w:t>
             </w:r>
-            <w:proofErr w:type="spellEnd"/>
             <w:r>
               <w:rPr>
                 <w:b/>
@@ -5860,23 +5782,7 @@
                 <w:szCs w:val="18"/>
               </w:rPr>
               <w:br/>
-              <w:t xml:space="preserve">Click the </w:t>
-            </w:r>
-            <w:proofErr w:type="spellStart"/>
-            <w:r>
-              <w:rPr>
-                <w:sz w:val="18"/>
-                <w:szCs w:val="18"/>
-              </w:rPr>
-              <w:t>imsi</w:t>
-            </w:r>
-            <w:proofErr w:type="spellEnd"/>
-            <w:r>
-              <w:rPr>
-                <w:sz w:val="18"/>
-                <w:szCs w:val="18"/>
-              </w:rPr>
-              <w:t xml:space="preserve"> card link</w:t>
+              <w:t>Click the imsi card link</w:t>
             </w:r>
             <w:r>
               <w:rPr>
@@ -5924,287 +5830,7 @@
                 <w:szCs w:val="16"/>
                 <w:lang w:eastAsia="ja-JP"/>
               </w:rPr>
-              <w:t xml:space="preserve">SELECT </w:t>
-            </w:r>
-            <w:proofErr w:type="spellStart"/>
-            <w:r>
-              <w:rPr>
-                <w:rFonts w:ascii="Courier New" w:eastAsia="MS Mincho" w:hAnsi="Courier New" w:cs="Courier New"/>
-                <w:sz w:val="16"/>
-                <w:szCs w:val="16"/>
-                <w:lang w:eastAsia="ja-JP"/>
-              </w:rPr>
-              <w:t>imsi</w:t>
-            </w:r>
-            <w:proofErr w:type="spellEnd"/>
-            <w:r>
-              <w:rPr>
-                <w:rFonts w:ascii="Courier New" w:eastAsia="MS Mincho" w:hAnsi="Courier New" w:cs="Courier New"/>
-                <w:sz w:val="16"/>
-                <w:szCs w:val="16"/>
-                <w:lang w:eastAsia="ja-JP"/>
-              </w:rPr>
-              <w:t xml:space="preserve">, </w:t>
-            </w:r>
-            <w:proofErr w:type="spellStart"/>
-            <w:r>
-              <w:rPr>
-                <w:rFonts w:ascii="Courier New" w:eastAsia="MS Mincho" w:hAnsi="Courier New" w:cs="Courier New"/>
-                <w:sz w:val="16"/>
-                <w:szCs w:val="16"/>
-                <w:lang w:eastAsia="ja-JP"/>
-              </w:rPr>
-              <w:t>dir</w:t>
-            </w:r>
-            <w:proofErr w:type="spellEnd"/>
-            <w:r>
-              <w:rPr>
-                <w:rFonts w:ascii="Courier New" w:eastAsia="MS Mincho" w:hAnsi="Courier New" w:cs="Courier New"/>
-                <w:sz w:val="16"/>
-                <w:szCs w:val="16"/>
-                <w:lang w:eastAsia="ja-JP"/>
-              </w:rPr>
-              <w:t xml:space="preserve">, keyset, </w:t>
-            </w:r>
-            <w:proofErr w:type="spellStart"/>
-            <w:r>
-              <w:rPr>
-                <w:rFonts w:ascii="Courier New" w:eastAsia="MS Mincho" w:hAnsi="Courier New" w:cs="Courier New"/>
-                <w:sz w:val="16"/>
-                <w:szCs w:val="16"/>
-                <w:lang w:eastAsia="ja-JP"/>
-              </w:rPr>
-              <w:t>cntr</w:t>
-            </w:r>
-            <w:proofErr w:type="spellEnd"/>
-            <w:r>
-              <w:rPr>
-                <w:rFonts w:ascii="Courier New" w:eastAsia="MS Mincho" w:hAnsi="Courier New" w:cs="Courier New"/>
-                <w:sz w:val="16"/>
-                <w:szCs w:val="16"/>
-                <w:lang w:eastAsia="ja-JP"/>
-              </w:rPr>
-              <w:t xml:space="preserve">, </w:t>
-            </w:r>
-            <w:proofErr w:type="spellStart"/>
-            <w:r>
-              <w:rPr>
-                <w:rFonts w:ascii="Courier New" w:eastAsia="MS Mincho" w:hAnsi="Courier New" w:cs="Courier New"/>
-                <w:sz w:val="16"/>
-                <w:szCs w:val="16"/>
-                <w:lang w:eastAsia="ja-JP"/>
-              </w:rPr>
-              <w:t>rawtohex</w:t>
-            </w:r>
-            <w:proofErr w:type="spellEnd"/>
-            <w:r>
-              <w:rPr>
-                <w:rFonts w:ascii="Courier New" w:eastAsia="MS Mincho" w:hAnsi="Courier New" w:cs="Courier New"/>
-                <w:sz w:val="16"/>
-                <w:szCs w:val="16"/>
-                <w:lang w:eastAsia="ja-JP"/>
-              </w:rPr>
-              <w:t>(</w:t>
-            </w:r>
-            <w:proofErr w:type="spellStart"/>
-            <w:r>
-              <w:rPr>
-                <w:rFonts w:ascii="Courier New" w:eastAsia="MS Mincho" w:hAnsi="Courier New" w:cs="Courier New"/>
-                <w:sz w:val="16"/>
-                <w:szCs w:val="16"/>
-                <w:lang w:eastAsia="ja-JP"/>
-              </w:rPr>
-              <w:t>kickey</w:t>
-            </w:r>
-            <w:proofErr w:type="spellEnd"/>
-            <w:r>
-              <w:rPr>
-                <w:rFonts w:ascii="Courier New" w:eastAsia="MS Mincho" w:hAnsi="Courier New" w:cs="Courier New"/>
-                <w:sz w:val="16"/>
-                <w:szCs w:val="16"/>
-                <w:lang w:eastAsia="ja-JP"/>
-              </w:rPr>
-              <w:t xml:space="preserve">), </w:t>
-            </w:r>
-            <w:proofErr w:type="spellStart"/>
-            <w:r>
-              <w:rPr>
-                <w:rFonts w:ascii="Courier New" w:eastAsia="MS Mincho" w:hAnsi="Courier New" w:cs="Courier New"/>
-                <w:sz w:val="16"/>
-                <w:szCs w:val="16"/>
-                <w:lang w:eastAsia="ja-JP"/>
-              </w:rPr>
-              <w:t>rawtohex</w:t>
-            </w:r>
-            <w:proofErr w:type="spellEnd"/>
-            <w:r>
-              <w:rPr>
-                <w:rFonts w:ascii="Courier New" w:eastAsia="MS Mincho" w:hAnsi="Courier New" w:cs="Courier New"/>
-                <w:sz w:val="16"/>
-                <w:szCs w:val="16"/>
-                <w:lang w:eastAsia="ja-JP"/>
-              </w:rPr>
-              <w:t>(</w:t>
-            </w:r>
-            <w:proofErr w:type="spellStart"/>
-            <w:r>
-              <w:rPr>
-                <w:rFonts w:ascii="Courier New" w:eastAsia="MS Mincho" w:hAnsi="Courier New" w:cs="Courier New"/>
-                <w:sz w:val="16"/>
-                <w:szCs w:val="16"/>
-                <w:lang w:eastAsia="ja-JP"/>
-              </w:rPr>
-              <w:t>kidkey</w:t>
-            </w:r>
-            <w:proofErr w:type="spellEnd"/>
-            <w:r>
-              <w:rPr>
-                <w:rFonts w:ascii="Courier New" w:eastAsia="MS Mincho" w:hAnsi="Courier New" w:cs="Courier New"/>
-                <w:sz w:val="16"/>
-                <w:szCs w:val="16"/>
-                <w:lang w:eastAsia="ja-JP"/>
-              </w:rPr>
-              <w:t xml:space="preserve">), </w:t>
-            </w:r>
-            <w:proofErr w:type="spellStart"/>
-            <w:r>
-              <w:rPr>
-                <w:rFonts w:ascii="Courier New" w:eastAsia="MS Mincho" w:hAnsi="Courier New" w:cs="Courier New"/>
-                <w:sz w:val="16"/>
-                <w:szCs w:val="16"/>
-                <w:lang w:eastAsia="ja-JP"/>
-              </w:rPr>
-              <w:t>rawtohex</w:t>
-            </w:r>
-            <w:proofErr w:type="spellEnd"/>
-            <w:r>
-              <w:rPr>
-                <w:rFonts w:ascii="Courier New" w:eastAsia="MS Mincho" w:hAnsi="Courier New" w:cs="Courier New"/>
-                <w:sz w:val="16"/>
-                <w:szCs w:val="16"/>
-                <w:lang w:eastAsia="ja-JP"/>
-              </w:rPr>
-              <w:t>(</w:t>
-            </w:r>
-            <w:proofErr w:type="spellStart"/>
-            <w:r>
-              <w:rPr>
-                <w:rFonts w:ascii="Courier New" w:eastAsia="MS Mincho" w:hAnsi="Courier New" w:cs="Courier New"/>
-                <w:sz w:val="16"/>
-                <w:szCs w:val="16"/>
-                <w:lang w:eastAsia="ja-JP"/>
-              </w:rPr>
-              <w:t>kikkey</w:t>
-            </w:r>
-            <w:proofErr w:type="spellEnd"/>
-            <w:r>
-              <w:rPr>
-                <w:rFonts w:ascii="Courier New" w:eastAsia="MS Mincho" w:hAnsi="Courier New" w:cs="Courier New"/>
-                <w:sz w:val="16"/>
-                <w:szCs w:val="16"/>
-                <w:lang w:eastAsia="ja-JP"/>
-              </w:rPr>
-              <w:t xml:space="preserve">), </w:t>
-            </w:r>
-            <w:proofErr w:type="spellStart"/>
-            <w:r>
-              <w:rPr>
-                <w:rFonts w:ascii="Courier New" w:eastAsia="MS Mincho" w:hAnsi="Courier New" w:cs="Courier New"/>
-                <w:sz w:val="16"/>
-                <w:szCs w:val="16"/>
-                <w:lang w:eastAsia="ja-JP"/>
-              </w:rPr>
-              <w:t>rawtohex</w:t>
-            </w:r>
-            <w:proofErr w:type="spellEnd"/>
-            <w:r>
-              <w:rPr>
-                <w:rFonts w:ascii="Courier New" w:eastAsia="MS Mincho" w:hAnsi="Courier New" w:cs="Courier New"/>
-                <w:sz w:val="16"/>
-                <w:szCs w:val="16"/>
-                <w:lang w:eastAsia="ja-JP"/>
-              </w:rPr>
-              <w:t>(</w:t>
-            </w:r>
-            <w:proofErr w:type="spellStart"/>
-            <w:r>
-              <w:rPr>
-                <w:rFonts w:ascii="Courier New" w:eastAsia="MS Mincho" w:hAnsi="Courier New" w:cs="Courier New"/>
-                <w:sz w:val="16"/>
-                <w:szCs w:val="16"/>
-                <w:lang w:eastAsia="ja-JP"/>
-              </w:rPr>
-              <w:t>chv</w:t>
-            </w:r>
-            <w:proofErr w:type="spellEnd"/>
-            <w:r>
-              <w:rPr>
-                <w:rFonts w:ascii="Courier New" w:eastAsia="MS Mincho" w:hAnsi="Courier New" w:cs="Courier New"/>
-                <w:sz w:val="16"/>
-                <w:szCs w:val="16"/>
-                <w:lang w:eastAsia="ja-JP"/>
-              </w:rPr>
-              <w:t xml:space="preserve">), </w:t>
-            </w:r>
-            <w:proofErr w:type="spellStart"/>
-            <w:r>
-              <w:rPr>
-                <w:rFonts w:ascii="Courier New" w:eastAsia="MS Mincho" w:hAnsi="Courier New" w:cs="Courier New"/>
-                <w:sz w:val="16"/>
-                <w:szCs w:val="16"/>
-                <w:lang w:eastAsia="ja-JP"/>
-              </w:rPr>
-              <w:t>rawtohex</w:t>
-            </w:r>
-            <w:proofErr w:type="spellEnd"/>
-            <w:r>
-              <w:rPr>
-                <w:rFonts w:ascii="Courier New" w:eastAsia="MS Mincho" w:hAnsi="Courier New" w:cs="Courier New"/>
-                <w:sz w:val="16"/>
-                <w:szCs w:val="16"/>
-                <w:lang w:eastAsia="ja-JP"/>
-              </w:rPr>
-              <w:t xml:space="preserve">(dap)FROM </w:t>
-            </w:r>
-            <w:proofErr w:type="spellStart"/>
-            <w:r>
-              <w:rPr>
-                <w:rFonts w:ascii="Courier New" w:eastAsia="MS Mincho" w:hAnsi="Courier New" w:cs="Courier New"/>
-                <w:sz w:val="16"/>
-                <w:szCs w:val="16"/>
-                <w:lang w:eastAsia="ja-JP"/>
-              </w:rPr>
-              <w:t>otacardkey</w:t>
-            </w:r>
-            <w:proofErr w:type="spellEnd"/>
-            <w:r>
-              <w:rPr>
-                <w:rFonts w:ascii="Courier New" w:eastAsia="MS Mincho" w:hAnsi="Courier New" w:cs="Courier New"/>
-                <w:sz w:val="16"/>
-                <w:szCs w:val="16"/>
-                <w:lang w:eastAsia="ja-JP"/>
-              </w:rPr>
-              <w:t xml:space="preserve"> a where </w:t>
-            </w:r>
-            <w:proofErr w:type="spellStart"/>
-            <w:r>
-              <w:rPr>
-                <w:rFonts w:ascii="Courier New" w:eastAsia="MS Mincho" w:hAnsi="Courier New" w:cs="Courier New"/>
-                <w:sz w:val="16"/>
-                <w:szCs w:val="16"/>
-                <w:lang w:eastAsia="ja-JP"/>
-              </w:rPr>
-              <w:t>imsi</w:t>
-            </w:r>
-            <w:proofErr w:type="spellEnd"/>
-            <w:r>
-              <w:rPr>
-                <w:rFonts w:ascii="Courier New" w:eastAsia="MS Mincho" w:hAnsi="Courier New" w:cs="Courier New"/>
-                <w:sz w:val="16"/>
-                <w:szCs w:val="16"/>
-                <w:lang w:eastAsia="ja-JP"/>
-              </w:rPr>
-              <w:t>='340041795924770' ORDER BY keyset;</w:t>
+              <w:t>SELECT imsi, dir, keyset, cntr, rawtohex(kickey), rawtohex(kidkey), rawtohex(kikkey), rawtohex(chv), rawtohex(dap)FROM otacardkey a where imsi='340041795924770' ORDER BY keyset;</w:t>
             </w:r>
           </w:p>
         </w:tc>
@@ -6227,34 +5853,14 @@
                 <w:szCs w:val="18"/>
               </w:rPr>
             </w:pPr>
-            <w:proofErr w:type="spellStart"/>
             <w:r>
               <w:rPr>
                 <w:b/>
                 <w:sz w:val="18"/>
                 <w:szCs w:val="18"/>
               </w:rPr>
-              <w:t>Risultati</w:t>
+              <w:t>Risultati attesi</w:t>
             </w:r>
-            <w:proofErr w:type="spellEnd"/>
-            <w:r>
-              <w:rPr>
-                <w:b/>
-                <w:sz w:val="18"/>
-                <w:szCs w:val="18"/>
-              </w:rPr>
-              <w:t xml:space="preserve"> </w:t>
-            </w:r>
-            <w:proofErr w:type="spellStart"/>
-            <w:r>
-              <w:rPr>
-                <w:b/>
-                <w:sz w:val="18"/>
-                <w:szCs w:val="18"/>
-              </w:rPr>
-              <w:t>attesi</w:t>
-            </w:r>
-            <w:proofErr w:type="spellEnd"/>
             <w:r>
               <w:rPr>
                 <w:b/>
@@ -6286,23 +5892,7 @@
                 <w:sz w:val="18"/>
                 <w:szCs w:val="18"/>
               </w:rPr>
-              <w:t>Keys visible in the DB (</w:t>
-            </w:r>
-            <w:proofErr w:type="spellStart"/>
-            <w:r>
-              <w:rPr>
-                <w:sz w:val="18"/>
-                <w:szCs w:val="18"/>
-              </w:rPr>
-              <w:t>OtaCardKey</w:t>
-            </w:r>
-            <w:proofErr w:type="spellEnd"/>
-            <w:r>
-              <w:rPr>
-                <w:sz w:val="18"/>
-                <w:szCs w:val="18"/>
-              </w:rPr>
-              <w:t>) but not visible in the GUI (Card details)</w:t>
+              <w:t>Keys visible in the DB (OtaCardKey) but not visible in the GUI (Card details)</w:t>
             </w:r>
           </w:p>
         </w:tc>
@@ -6420,14 +6010,7 @@
         <w:rPr>
           <w:lang w:val="it-IT"/>
         </w:rPr>
-        <w:t xml:space="preserve"> 1.7) (ad esempio </w:t>
-      </w:r>
-      <w:proofErr w:type="spellStart"/>
-      <w:r>
-        <w:rPr>
-          <w:lang w:val="it-IT"/>
-        </w:rPr>
-        <w:t>Gan</w:t>
+        <w:t xml:space="preserve"> 1.7) (ad esempio Gan</w:t>
       </w:r>
       <w:r>
         <w:rPr>
@@ -6439,14 +6022,7 @@
         <w:rPr>
           <w:lang w:val="it-IT"/>
         </w:rPr>
-        <w:t>t</w:t>
-      </w:r>
-      <w:proofErr w:type="spellEnd"/>
-      <w:r>
-        <w:rPr>
-          <w:lang w:val="it-IT"/>
-        </w:rPr>
-        <w:t xml:space="preserve"> consuntivo).</w:t>
+        <w:t>t consuntivo).</w:t>
       </w:r>
     </w:p>
     <w:p>
@@ -6743,7 +6319,6 @@
             <w:pPr>
               <w:jc w:val="both"/>
             </w:pPr>
-            <w:proofErr w:type="spellStart"/>
             <w:r>
               <w:rPr>
                 <w:b/>
@@ -6751,7 +6326,6 @@
               </w:rPr>
               <w:t>Asynchronous</w:t>
             </w:r>
-            <w:proofErr w:type="spellEnd"/>
             <w:r>
               <w:rPr>
                 <w:b/>
@@ -6797,31 +6371,13 @@
                 <w:bCs/>
               </w:rPr>
             </w:pPr>
-            <w:proofErr w:type="spellStart"/>
             <w:r>
               <w:rPr>
                 <w:b/>
                 <w:bCs/>
               </w:rPr>
-              <w:t>Cascading</w:t>
+              <w:t>Cascading Style Sheets</w:t>
             </w:r>
-            <w:proofErr w:type="spellEnd"/>
-            <w:r>
-              <w:rPr>
-                <w:b/>
-                <w:bCs/>
-              </w:rPr>
-              <w:t xml:space="preserve"> Style </w:t>
-            </w:r>
-            <w:proofErr w:type="spellStart"/>
-            <w:r>
-              <w:rPr>
-                <w:b/>
-                <w:bCs/>
-              </w:rPr>
-              <w:t>Sheets</w:t>
-            </w:r>
-            <w:proofErr w:type="spellEnd"/>
             <w:r>
               <w:t>: linguaggio che per</w:t>
             </w:r>
@@ -7043,19 +6599,11 @@
           <w:lang w:val="it-IT"/>
         </w:rPr>
       </w:pPr>
-      <w:proofErr w:type="spellStart"/>
-      <w:r>
-        <w:rPr>
-          <w:lang w:val="it-IT"/>
-        </w:rPr>
-        <w:t>ev</w:t>
-      </w:r>
-      <w:proofErr w:type="spellEnd"/>
-      <w:r>
-        <w:rPr>
-          <w:lang w:val="it-IT"/>
-        </w:rPr>
-        <w:t>. Numero di edizione,</w:t>
+      <w:r>
+        <w:rPr>
+          <w:lang w:val="it-IT"/>
+        </w:rPr>
+        <w:t>ev. Numero di edizione,</w:t>
       </w:r>
     </w:p>
     <w:p>
@@ -7155,21 +6703,7 @@
         <w:rPr>
           <w:lang w:val="it-IT"/>
         </w:rPr>
-        <w:t xml:space="preserve"> (se troppo lungo solo dominio, </w:t>
-      </w:r>
-      <w:proofErr w:type="spellStart"/>
-      <w:r>
-        <w:rPr>
-          <w:lang w:val="it-IT"/>
-        </w:rPr>
-        <w:t>evt</w:t>
-      </w:r>
-      <w:proofErr w:type="spellEnd"/>
-      <w:r>
-        <w:rPr>
-          <w:lang w:val="it-IT"/>
-        </w:rPr>
-        <w:t xml:space="preserve"> completo nel diario)</w:t>
+        <w:t xml:space="preserve"> (se troppo lungo solo dominio, evt completo nel diario)</w:t>
       </w:r>
       <w:r>
         <w:rPr>
@@ -7664,34 +7198,13 @@
             <w:rPr>
               <w:lang w:val="fr-CH"/>
             </w:rPr>
-            <w:t xml:space="preserve">Sidon Samuel, Quan </w:t>
-          </w:r>
-          <w:proofErr w:type="spellStart"/>
-          <w:r>
-            <w:rPr>
-              <w:lang w:val="fr-CH"/>
-            </w:rPr>
-            <w:t>Tran</w:t>
-          </w:r>
-          <w:proofErr w:type="spellEnd"/>
-          <w:r>
-            <w:rPr>
-              <w:lang w:val="fr-CH"/>
-            </w:rPr>
-            <w:t>, Y</w:t>
+            <w:t>Sidon Samuel, Quan Tran, Y</w:t>
           </w:r>
           <w:r>
             <w:rPr>
               <w:lang w:val="fr-CH"/>
             </w:rPr>
-            <w:t xml:space="preserve">asser </w:t>
-          </w:r>
-          <w:proofErr w:type="spellStart"/>
-          <w:r>
-            <w:rPr>
-              <w:lang w:val="fr-CH"/>
-            </w:rPr>
-            <w:t>Ou</w:t>
+            <w:t>asser Ou</w:t>
           </w:r>
           <w:r>
             <w:rPr>
@@ -7715,23 +7228,8 @@
             <w:rPr>
               <w:lang w:val="fr-CH"/>
             </w:rPr>
-            <w:t>ashi</w:t>
+            <w:t>ashi, Ivan Oustromouv</w:t>
           </w:r>
-          <w:proofErr w:type="spellEnd"/>
-          <w:r>
-            <w:rPr>
-              <w:lang w:val="fr-CH"/>
-            </w:rPr>
-            <w:t xml:space="preserve">, Ivan </w:t>
-          </w:r>
-          <w:proofErr w:type="spellStart"/>
-          <w:r>
-            <w:rPr>
-              <w:lang w:val="fr-CH"/>
-            </w:rPr>
-            <w:t>Oustromouv</w:t>
-          </w:r>
-          <w:proofErr w:type="spellEnd"/>
         </w:p>
       </w:tc>
     </w:tr>

--- a/3_Documentazione/SamtAllStars.docx
+++ b/3_Documentazione/SamtAllStars.docx
@@ -4374,21 +4374,7 @@
         <w:rPr>
           <w:lang w:val="it-IT"/>
         </w:rPr>
-        <w:t xml:space="preserve">La pianificazione può essere rappresentata mediante un diagramma di </w:t>
-      </w:r>
-      <w:proofErr w:type="spellStart"/>
-      <w:r>
-        <w:rPr>
-          <w:lang w:val="it-IT"/>
-        </w:rPr>
-        <w:t>Gantt</w:t>
-      </w:r>
-      <w:proofErr w:type="spellEnd"/>
-      <w:r>
-        <w:rPr>
-          <w:lang w:val="it-IT"/>
-        </w:rPr>
-        <w:t>:</w:t>
+        <w:t>La pianificazione può essere rappresentata mediante un diagramma di Gantt:</w:t>
       </w:r>
     </w:p>
     <w:p>
@@ -4513,15 +4499,7 @@
               <w:fldChar w:fldCharType="end"/>
             </w:r>
             <w:r>
-              <w:t xml:space="preserve">: Esempio di diagramma di </w:t>
-            </w:r>
-            <w:proofErr w:type="spellStart"/>
-            <w:r>
-              <w:t>Gantt</w:t>
-            </w:r>
-            <w:proofErr w:type="spellEnd"/>
-            <w:r>
-              <w:t>.</w:t>
+              <w:t>: Esempio di diagramma di Gantt.</w:t>
             </w:r>
           </w:p>
         </w:tc>
@@ -4568,21 +4546,7 @@
         <w:rPr>
           <w:lang w:val="it-IT"/>
         </w:rPr>
-        <w:t xml:space="preserve"> </w:t>
-      </w:r>
-      <w:proofErr w:type="spellStart"/>
-      <w:r>
-        <w:rPr>
-          <w:lang w:val="it-IT"/>
-        </w:rPr>
-        <w:t>scrum</w:t>
-      </w:r>
-      <w:proofErr w:type="spellEnd"/>
-      <w:r>
-        <w:rPr>
-          <w:lang w:val="it-IT"/>
-        </w:rPr>
-        <w:t>), dovranno apparire in questo capitolo.</w:t>
+        <w:t xml:space="preserve"> scrum), dovranno apparire in questo capitolo.</w:t>
       </w:r>
     </w:p>
     <w:p>
@@ -4885,16 +4849,8 @@
         <w:rPr>
           <w:lang w:val="it-IT"/>
         </w:rPr>
-        <w:t xml:space="preserve">Eventuale </w:t>
-      </w:r>
-      <w:proofErr w:type="spellStart"/>
-      <w:r>
-        <w:rPr>
-          <w:lang w:val="it-IT"/>
-        </w:rPr>
-        <w:t>sitemap</w:t>
-      </w:r>
-      <w:proofErr w:type="spellEnd"/>
+        <w:t>Eventuale sitemap</w:t>
+      </w:r>
     </w:p>
     <w:p>
       <w:pPr>
@@ -5110,16 +5066,8 @@
         <w:rPr>
           <w:lang w:val="it-IT"/>
         </w:rPr>
-        <w:t xml:space="preserve">Tabelle di </w:t>
-      </w:r>
-      <w:proofErr w:type="spellStart"/>
-      <w:r>
-        <w:rPr>
-          <w:lang w:val="it-IT"/>
-        </w:rPr>
-        <w:t>routing</w:t>
-      </w:r>
-      <w:proofErr w:type="spellEnd"/>
+        <w:t>Tabelle di routing</w:t>
+      </w:r>
     </w:p>
     <w:p>
       <w:pPr>
@@ -5364,7 +5312,6 @@
                 <w:lang w:val="en-GB" w:eastAsia="en-US"/>
               </w:rPr>
             </w:pPr>
-            <w:proofErr w:type="spellStart"/>
             <w:r>
               <w:rPr>
                 <w:b/>
@@ -5374,7 +5321,6 @@
               </w:rPr>
               <w:t>Riferimento</w:t>
             </w:r>
-            <w:proofErr w:type="spellEnd"/>
             <w:r>
               <w:rPr>
                 <w:sz w:val="18"/>
@@ -5506,7 +5452,6 @@
                 <w:szCs w:val="18"/>
               </w:rPr>
             </w:pPr>
-            <w:proofErr w:type="spellStart"/>
             <w:r>
               <w:rPr>
                 <w:b/>
@@ -5515,7 +5460,6 @@
               </w:rPr>
               <w:t>Descrizione</w:t>
             </w:r>
-            <w:proofErr w:type="spellEnd"/>
             <w:r>
               <w:rPr>
                 <w:b/>
@@ -5570,7 +5514,6 @@
                 <w:szCs w:val="18"/>
               </w:rPr>
             </w:pPr>
-            <w:proofErr w:type="spellStart"/>
             <w:r>
               <w:rPr>
                 <w:b/>
@@ -5579,7 +5522,6 @@
               </w:rPr>
               <w:t>Prerequisiti</w:t>
             </w:r>
-            <w:proofErr w:type="spellEnd"/>
             <w:r>
               <w:rPr>
                 <w:b/>
@@ -5613,7 +5555,6 @@
               </w:rPr>
               <w:t xml:space="preserve">Store on local PC: Profile_1.2.001.xml (appendix </w:t>
             </w:r>
-            <w:proofErr w:type="spellStart"/>
             <w:r>
               <w:rPr>
                 <w:sz w:val="18"/>
@@ -5622,7 +5563,6 @@
               </w:rPr>
               <w:t>n_n</w:t>
             </w:r>
-            <w:proofErr w:type="spellEnd"/>
             <w:r>
               <w:rPr>
                 <w:sz w:val="18"/>
@@ -5630,7 +5570,6 @@
               </w:rPr>
               <w:t xml:space="preserve">) and Cards_1.2.001.txt (appendix </w:t>
             </w:r>
-            <w:proofErr w:type="spellStart"/>
             <w:r>
               <w:rPr>
                 <w:sz w:val="18"/>
@@ -5639,7 +5578,6 @@
               </w:rPr>
               <w:t>n_n</w:t>
             </w:r>
-            <w:proofErr w:type="spellEnd"/>
             <w:r>
               <w:rPr>
                 <w:sz w:val="18"/>
@@ -5684,7 +5622,6 @@
                 <w:szCs w:val="18"/>
               </w:rPr>
             </w:pPr>
-            <w:proofErr w:type="spellStart"/>
             <w:r>
               <w:rPr>
                 <w:b/>
@@ -5693,7 +5630,6 @@
               </w:rPr>
               <w:t>Procedura</w:t>
             </w:r>
-            <w:proofErr w:type="spellEnd"/>
             <w:r>
               <w:rPr>
                 <w:b/>
@@ -5860,23 +5796,7 @@
                 <w:szCs w:val="18"/>
               </w:rPr>
               <w:br/>
-              <w:t xml:space="preserve">Click the </w:t>
-            </w:r>
-            <w:proofErr w:type="spellStart"/>
-            <w:r>
-              <w:rPr>
-                <w:sz w:val="18"/>
-                <w:szCs w:val="18"/>
-              </w:rPr>
-              <w:t>imsi</w:t>
-            </w:r>
-            <w:proofErr w:type="spellEnd"/>
-            <w:r>
-              <w:rPr>
-                <w:sz w:val="18"/>
-                <w:szCs w:val="18"/>
-              </w:rPr>
-              <w:t xml:space="preserve"> card link</w:t>
+              <w:t>Click the imsi card link</w:t>
             </w:r>
             <w:r>
               <w:rPr>
@@ -5924,287 +5844,7 @@
                 <w:szCs w:val="16"/>
                 <w:lang w:eastAsia="ja-JP"/>
               </w:rPr>
-              <w:t xml:space="preserve">SELECT </w:t>
-            </w:r>
-            <w:proofErr w:type="spellStart"/>
-            <w:r>
-              <w:rPr>
-                <w:rFonts w:ascii="Courier New" w:eastAsia="MS Mincho" w:hAnsi="Courier New" w:cs="Courier New"/>
-                <w:sz w:val="16"/>
-                <w:szCs w:val="16"/>
-                <w:lang w:eastAsia="ja-JP"/>
-              </w:rPr>
-              <w:t>imsi</w:t>
-            </w:r>
-            <w:proofErr w:type="spellEnd"/>
-            <w:r>
-              <w:rPr>
-                <w:rFonts w:ascii="Courier New" w:eastAsia="MS Mincho" w:hAnsi="Courier New" w:cs="Courier New"/>
-                <w:sz w:val="16"/>
-                <w:szCs w:val="16"/>
-                <w:lang w:eastAsia="ja-JP"/>
-              </w:rPr>
-              <w:t xml:space="preserve">, </w:t>
-            </w:r>
-            <w:proofErr w:type="spellStart"/>
-            <w:r>
-              <w:rPr>
-                <w:rFonts w:ascii="Courier New" w:eastAsia="MS Mincho" w:hAnsi="Courier New" w:cs="Courier New"/>
-                <w:sz w:val="16"/>
-                <w:szCs w:val="16"/>
-                <w:lang w:eastAsia="ja-JP"/>
-              </w:rPr>
-              <w:t>dir</w:t>
-            </w:r>
-            <w:proofErr w:type="spellEnd"/>
-            <w:r>
-              <w:rPr>
-                <w:rFonts w:ascii="Courier New" w:eastAsia="MS Mincho" w:hAnsi="Courier New" w:cs="Courier New"/>
-                <w:sz w:val="16"/>
-                <w:szCs w:val="16"/>
-                <w:lang w:eastAsia="ja-JP"/>
-              </w:rPr>
-              <w:t xml:space="preserve">, keyset, </w:t>
-            </w:r>
-            <w:proofErr w:type="spellStart"/>
-            <w:r>
-              <w:rPr>
-                <w:rFonts w:ascii="Courier New" w:eastAsia="MS Mincho" w:hAnsi="Courier New" w:cs="Courier New"/>
-                <w:sz w:val="16"/>
-                <w:szCs w:val="16"/>
-                <w:lang w:eastAsia="ja-JP"/>
-              </w:rPr>
-              <w:t>cntr</w:t>
-            </w:r>
-            <w:proofErr w:type="spellEnd"/>
-            <w:r>
-              <w:rPr>
-                <w:rFonts w:ascii="Courier New" w:eastAsia="MS Mincho" w:hAnsi="Courier New" w:cs="Courier New"/>
-                <w:sz w:val="16"/>
-                <w:szCs w:val="16"/>
-                <w:lang w:eastAsia="ja-JP"/>
-              </w:rPr>
-              <w:t xml:space="preserve">, </w:t>
-            </w:r>
-            <w:proofErr w:type="spellStart"/>
-            <w:r>
-              <w:rPr>
-                <w:rFonts w:ascii="Courier New" w:eastAsia="MS Mincho" w:hAnsi="Courier New" w:cs="Courier New"/>
-                <w:sz w:val="16"/>
-                <w:szCs w:val="16"/>
-                <w:lang w:eastAsia="ja-JP"/>
-              </w:rPr>
-              <w:t>rawtohex</w:t>
-            </w:r>
-            <w:proofErr w:type="spellEnd"/>
-            <w:r>
-              <w:rPr>
-                <w:rFonts w:ascii="Courier New" w:eastAsia="MS Mincho" w:hAnsi="Courier New" w:cs="Courier New"/>
-                <w:sz w:val="16"/>
-                <w:szCs w:val="16"/>
-                <w:lang w:eastAsia="ja-JP"/>
-              </w:rPr>
-              <w:t>(</w:t>
-            </w:r>
-            <w:proofErr w:type="spellStart"/>
-            <w:r>
-              <w:rPr>
-                <w:rFonts w:ascii="Courier New" w:eastAsia="MS Mincho" w:hAnsi="Courier New" w:cs="Courier New"/>
-                <w:sz w:val="16"/>
-                <w:szCs w:val="16"/>
-                <w:lang w:eastAsia="ja-JP"/>
-              </w:rPr>
-              <w:t>kickey</w:t>
-            </w:r>
-            <w:proofErr w:type="spellEnd"/>
-            <w:r>
-              <w:rPr>
-                <w:rFonts w:ascii="Courier New" w:eastAsia="MS Mincho" w:hAnsi="Courier New" w:cs="Courier New"/>
-                <w:sz w:val="16"/>
-                <w:szCs w:val="16"/>
-                <w:lang w:eastAsia="ja-JP"/>
-              </w:rPr>
-              <w:t xml:space="preserve">), </w:t>
-            </w:r>
-            <w:proofErr w:type="spellStart"/>
-            <w:r>
-              <w:rPr>
-                <w:rFonts w:ascii="Courier New" w:eastAsia="MS Mincho" w:hAnsi="Courier New" w:cs="Courier New"/>
-                <w:sz w:val="16"/>
-                <w:szCs w:val="16"/>
-                <w:lang w:eastAsia="ja-JP"/>
-              </w:rPr>
-              <w:t>rawtohex</w:t>
-            </w:r>
-            <w:proofErr w:type="spellEnd"/>
-            <w:r>
-              <w:rPr>
-                <w:rFonts w:ascii="Courier New" w:eastAsia="MS Mincho" w:hAnsi="Courier New" w:cs="Courier New"/>
-                <w:sz w:val="16"/>
-                <w:szCs w:val="16"/>
-                <w:lang w:eastAsia="ja-JP"/>
-              </w:rPr>
-              <w:t>(</w:t>
-            </w:r>
-            <w:proofErr w:type="spellStart"/>
-            <w:r>
-              <w:rPr>
-                <w:rFonts w:ascii="Courier New" w:eastAsia="MS Mincho" w:hAnsi="Courier New" w:cs="Courier New"/>
-                <w:sz w:val="16"/>
-                <w:szCs w:val="16"/>
-                <w:lang w:eastAsia="ja-JP"/>
-              </w:rPr>
-              <w:t>kidkey</w:t>
-            </w:r>
-            <w:proofErr w:type="spellEnd"/>
-            <w:r>
-              <w:rPr>
-                <w:rFonts w:ascii="Courier New" w:eastAsia="MS Mincho" w:hAnsi="Courier New" w:cs="Courier New"/>
-                <w:sz w:val="16"/>
-                <w:szCs w:val="16"/>
-                <w:lang w:eastAsia="ja-JP"/>
-              </w:rPr>
-              <w:t xml:space="preserve">), </w:t>
-            </w:r>
-            <w:proofErr w:type="spellStart"/>
-            <w:r>
-              <w:rPr>
-                <w:rFonts w:ascii="Courier New" w:eastAsia="MS Mincho" w:hAnsi="Courier New" w:cs="Courier New"/>
-                <w:sz w:val="16"/>
-                <w:szCs w:val="16"/>
-                <w:lang w:eastAsia="ja-JP"/>
-              </w:rPr>
-              <w:t>rawtohex</w:t>
-            </w:r>
-            <w:proofErr w:type="spellEnd"/>
-            <w:r>
-              <w:rPr>
-                <w:rFonts w:ascii="Courier New" w:eastAsia="MS Mincho" w:hAnsi="Courier New" w:cs="Courier New"/>
-                <w:sz w:val="16"/>
-                <w:szCs w:val="16"/>
-                <w:lang w:eastAsia="ja-JP"/>
-              </w:rPr>
-              <w:t>(</w:t>
-            </w:r>
-            <w:proofErr w:type="spellStart"/>
-            <w:r>
-              <w:rPr>
-                <w:rFonts w:ascii="Courier New" w:eastAsia="MS Mincho" w:hAnsi="Courier New" w:cs="Courier New"/>
-                <w:sz w:val="16"/>
-                <w:szCs w:val="16"/>
-                <w:lang w:eastAsia="ja-JP"/>
-              </w:rPr>
-              <w:t>kikkey</w:t>
-            </w:r>
-            <w:proofErr w:type="spellEnd"/>
-            <w:r>
-              <w:rPr>
-                <w:rFonts w:ascii="Courier New" w:eastAsia="MS Mincho" w:hAnsi="Courier New" w:cs="Courier New"/>
-                <w:sz w:val="16"/>
-                <w:szCs w:val="16"/>
-                <w:lang w:eastAsia="ja-JP"/>
-              </w:rPr>
-              <w:t xml:space="preserve">), </w:t>
-            </w:r>
-            <w:proofErr w:type="spellStart"/>
-            <w:r>
-              <w:rPr>
-                <w:rFonts w:ascii="Courier New" w:eastAsia="MS Mincho" w:hAnsi="Courier New" w:cs="Courier New"/>
-                <w:sz w:val="16"/>
-                <w:szCs w:val="16"/>
-                <w:lang w:eastAsia="ja-JP"/>
-              </w:rPr>
-              <w:t>rawtohex</w:t>
-            </w:r>
-            <w:proofErr w:type="spellEnd"/>
-            <w:r>
-              <w:rPr>
-                <w:rFonts w:ascii="Courier New" w:eastAsia="MS Mincho" w:hAnsi="Courier New" w:cs="Courier New"/>
-                <w:sz w:val="16"/>
-                <w:szCs w:val="16"/>
-                <w:lang w:eastAsia="ja-JP"/>
-              </w:rPr>
-              <w:t>(</w:t>
-            </w:r>
-            <w:proofErr w:type="spellStart"/>
-            <w:r>
-              <w:rPr>
-                <w:rFonts w:ascii="Courier New" w:eastAsia="MS Mincho" w:hAnsi="Courier New" w:cs="Courier New"/>
-                <w:sz w:val="16"/>
-                <w:szCs w:val="16"/>
-                <w:lang w:eastAsia="ja-JP"/>
-              </w:rPr>
-              <w:t>chv</w:t>
-            </w:r>
-            <w:proofErr w:type="spellEnd"/>
-            <w:r>
-              <w:rPr>
-                <w:rFonts w:ascii="Courier New" w:eastAsia="MS Mincho" w:hAnsi="Courier New" w:cs="Courier New"/>
-                <w:sz w:val="16"/>
-                <w:szCs w:val="16"/>
-                <w:lang w:eastAsia="ja-JP"/>
-              </w:rPr>
-              <w:t xml:space="preserve">), </w:t>
-            </w:r>
-            <w:proofErr w:type="spellStart"/>
-            <w:r>
-              <w:rPr>
-                <w:rFonts w:ascii="Courier New" w:eastAsia="MS Mincho" w:hAnsi="Courier New" w:cs="Courier New"/>
-                <w:sz w:val="16"/>
-                <w:szCs w:val="16"/>
-                <w:lang w:eastAsia="ja-JP"/>
-              </w:rPr>
-              <w:t>rawtohex</w:t>
-            </w:r>
-            <w:proofErr w:type="spellEnd"/>
-            <w:r>
-              <w:rPr>
-                <w:rFonts w:ascii="Courier New" w:eastAsia="MS Mincho" w:hAnsi="Courier New" w:cs="Courier New"/>
-                <w:sz w:val="16"/>
-                <w:szCs w:val="16"/>
-                <w:lang w:eastAsia="ja-JP"/>
-              </w:rPr>
-              <w:t xml:space="preserve">(dap)FROM </w:t>
-            </w:r>
-            <w:proofErr w:type="spellStart"/>
-            <w:r>
-              <w:rPr>
-                <w:rFonts w:ascii="Courier New" w:eastAsia="MS Mincho" w:hAnsi="Courier New" w:cs="Courier New"/>
-                <w:sz w:val="16"/>
-                <w:szCs w:val="16"/>
-                <w:lang w:eastAsia="ja-JP"/>
-              </w:rPr>
-              <w:t>otacardkey</w:t>
-            </w:r>
-            <w:proofErr w:type="spellEnd"/>
-            <w:r>
-              <w:rPr>
-                <w:rFonts w:ascii="Courier New" w:eastAsia="MS Mincho" w:hAnsi="Courier New" w:cs="Courier New"/>
-                <w:sz w:val="16"/>
-                <w:szCs w:val="16"/>
-                <w:lang w:eastAsia="ja-JP"/>
-              </w:rPr>
-              <w:t xml:space="preserve"> a where </w:t>
-            </w:r>
-            <w:proofErr w:type="spellStart"/>
-            <w:r>
-              <w:rPr>
-                <w:rFonts w:ascii="Courier New" w:eastAsia="MS Mincho" w:hAnsi="Courier New" w:cs="Courier New"/>
-                <w:sz w:val="16"/>
-                <w:szCs w:val="16"/>
-                <w:lang w:eastAsia="ja-JP"/>
-              </w:rPr>
-              <w:t>imsi</w:t>
-            </w:r>
-            <w:proofErr w:type="spellEnd"/>
-            <w:r>
-              <w:rPr>
-                <w:rFonts w:ascii="Courier New" w:eastAsia="MS Mincho" w:hAnsi="Courier New" w:cs="Courier New"/>
-                <w:sz w:val="16"/>
-                <w:szCs w:val="16"/>
-                <w:lang w:eastAsia="ja-JP"/>
-              </w:rPr>
-              <w:t>='340041795924770' ORDER BY keyset;</w:t>
+              <w:t>SELECT imsi, dir, keyset, cntr, rawtohex(kickey), rawtohex(kidkey), rawtohex(kikkey), rawtohex(chv), rawtohex(dap)FROM otacardkey a where imsi='340041795924770' ORDER BY keyset;</w:t>
             </w:r>
           </w:p>
         </w:tc>
@@ -6227,34 +5867,14 @@
                 <w:szCs w:val="18"/>
               </w:rPr>
             </w:pPr>
-            <w:proofErr w:type="spellStart"/>
             <w:r>
               <w:rPr>
                 <w:b/>
                 <w:sz w:val="18"/>
                 <w:szCs w:val="18"/>
               </w:rPr>
-              <w:t>Risultati</w:t>
+              <w:t>Risultati attesi</w:t>
             </w:r>
-            <w:proofErr w:type="spellEnd"/>
-            <w:r>
-              <w:rPr>
-                <w:b/>
-                <w:sz w:val="18"/>
-                <w:szCs w:val="18"/>
-              </w:rPr>
-              <w:t xml:space="preserve"> </w:t>
-            </w:r>
-            <w:proofErr w:type="spellStart"/>
-            <w:r>
-              <w:rPr>
-                <w:b/>
-                <w:sz w:val="18"/>
-                <w:szCs w:val="18"/>
-              </w:rPr>
-              <w:t>attesi</w:t>
-            </w:r>
-            <w:proofErr w:type="spellEnd"/>
             <w:r>
               <w:rPr>
                 <w:b/>
@@ -6286,23 +5906,7 @@
                 <w:sz w:val="18"/>
                 <w:szCs w:val="18"/>
               </w:rPr>
-              <w:t>Keys visible in the DB (</w:t>
-            </w:r>
-            <w:proofErr w:type="spellStart"/>
-            <w:r>
-              <w:rPr>
-                <w:sz w:val="18"/>
-                <w:szCs w:val="18"/>
-              </w:rPr>
-              <w:t>OtaCardKey</w:t>
-            </w:r>
-            <w:proofErr w:type="spellEnd"/>
-            <w:r>
-              <w:rPr>
-                <w:sz w:val="18"/>
-                <w:szCs w:val="18"/>
-              </w:rPr>
-              <w:t>) but not visible in the GUI (Card details)</w:t>
+              <w:t>Keys visible in the DB (OtaCardKey) but not visible in the GUI (Card details)</w:t>
             </w:r>
           </w:p>
         </w:tc>
@@ -6420,14 +6024,7 @@
         <w:rPr>
           <w:lang w:val="it-IT"/>
         </w:rPr>
-        <w:t xml:space="preserve"> 1.7) (ad esempio </w:t>
-      </w:r>
-      <w:proofErr w:type="spellStart"/>
-      <w:r>
-        <w:rPr>
-          <w:lang w:val="it-IT"/>
-        </w:rPr>
-        <w:t>Gan</w:t>
+        <w:t xml:space="preserve"> 1.7) (ad esempio Gan</w:t>
       </w:r>
       <w:r>
         <w:rPr>
@@ -6439,14 +6036,7 @@
         <w:rPr>
           <w:lang w:val="it-IT"/>
         </w:rPr>
-        <w:t>t</w:t>
-      </w:r>
-      <w:proofErr w:type="spellEnd"/>
-      <w:r>
-        <w:rPr>
-          <w:lang w:val="it-IT"/>
-        </w:rPr>
-        <w:t xml:space="preserve"> consuntivo).</w:t>
+        <w:t>t consuntivo).</w:t>
       </w:r>
     </w:p>
     <w:p>
@@ -6743,7 +6333,6 @@
             <w:pPr>
               <w:jc w:val="both"/>
             </w:pPr>
-            <w:proofErr w:type="spellStart"/>
             <w:r>
               <w:rPr>
                 <w:b/>
@@ -6751,7 +6340,6 @@
               </w:rPr>
               <w:t>Asynchronous</w:t>
             </w:r>
-            <w:proofErr w:type="spellEnd"/>
             <w:r>
               <w:rPr>
                 <w:b/>
@@ -6797,31 +6385,13 @@
                 <w:bCs/>
               </w:rPr>
             </w:pPr>
-            <w:proofErr w:type="spellStart"/>
             <w:r>
               <w:rPr>
                 <w:b/>
                 <w:bCs/>
               </w:rPr>
-              <w:t>Cascading</w:t>
+              <w:t>Cascading Style Sheets</w:t>
             </w:r>
-            <w:proofErr w:type="spellEnd"/>
-            <w:r>
-              <w:rPr>
-                <w:b/>
-                <w:bCs/>
-              </w:rPr>
-              <w:t xml:space="preserve"> Style </w:t>
-            </w:r>
-            <w:proofErr w:type="spellStart"/>
-            <w:r>
-              <w:rPr>
-                <w:b/>
-                <w:bCs/>
-              </w:rPr>
-              <w:t>Sheets</w:t>
-            </w:r>
-            <w:proofErr w:type="spellEnd"/>
             <w:r>
               <w:t>: linguaggio che per</w:t>
             </w:r>
@@ -7043,19 +6613,11 @@
           <w:lang w:val="it-IT"/>
         </w:rPr>
       </w:pPr>
-      <w:proofErr w:type="spellStart"/>
-      <w:r>
-        <w:rPr>
-          <w:lang w:val="it-IT"/>
-        </w:rPr>
-        <w:t>ev</w:t>
-      </w:r>
-      <w:proofErr w:type="spellEnd"/>
-      <w:r>
-        <w:rPr>
-          <w:lang w:val="it-IT"/>
-        </w:rPr>
-        <w:t>. Numero di edizione,</w:t>
+      <w:r>
+        <w:rPr>
+          <w:lang w:val="it-IT"/>
+        </w:rPr>
+        <w:t>ev. Numero di edizione,</w:t>
       </w:r>
     </w:p>
     <w:p>
@@ -7155,21 +6717,7 @@
         <w:rPr>
           <w:lang w:val="it-IT"/>
         </w:rPr>
-        <w:t xml:space="preserve"> (se troppo lungo solo dominio, </w:t>
-      </w:r>
-      <w:proofErr w:type="spellStart"/>
-      <w:r>
-        <w:rPr>
-          <w:lang w:val="it-IT"/>
-        </w:rPr>
-        <w:t>evt</w:t>
-      </w:r>
-      <w:proofErr w:type="spellEnd"/>
-      <w:r>
-        <w:rPr>
-          <w:lang w:val="it-IT"/>
-        </w:rPr>
-        <w:t xml:space="preserve"> completo nel diario)</w:t>
+        <w:t xml:space="preserve"> (se troppo lungo solo dominio, evt completo nel diario)</w:t>
       </w:r>
       <w:r>
         <w:rPr>
@@ -7515,8 +7063,16 @@
         <w:noProof/>
       </w:rPr>
     </w:pPr>
+    <w:proofErr w:type="spellStart"/>
     <w:r>
-      <w:t>Pinco Pallino</w:t>
+      <w:t>Sidon</w:t>
+    </w:r>
+    <w:proofErr w:type="spellEnd"/>
+    <w:r>
+      <w:t>, Quan, Yasser, I</w:t>
+    </w:r>
+    <w:r>
+      <w:t>van</w:t>
     </w:r>
     <w:r>
       <w:tab/>
@@ -7553,22 +7109,22 @@
       <w:t xml:space="preserve">Versione: </w:t>
     </w:r>
     <w:r>
-      <w:t>03</w:t>
+      <w:fldChar w:fldCharType="begin"/>
     </w:r>
     <w:r>
-      <w:t>.0</w:t>
+      <w:instrText xml:space="preserve"> SAVEDATE  \@ "dd.MM.yyyy"  \* MERGEFORMAT </w:instrText>
     </w:r>
     <w:r>
-      <w:t>2</w:t>
+      <w:fldChar w:fldCharType="separate"/>
     </w:r>
     <w:r>
-      <w:t>.202</w:t>
+      <w:rPr>
+        <w:noProof/>
+      </w:rPr>
+      <w:t>23.01.2026</w:t>
     </w:r>
     <w:r>
-      <w:t>2</w:t>
-    </w:r>
-    <w:r>
-      <w:t xml:space="preserve"> </w:t>
+      <w:fldChar w:fldCharType="end"/>
     </w:r>
   </w:p>
 </w:ftr>
@@ -7722,16 +7278,20 @@
             <w:rPr>
               <w:lang w:val="fr-CH"/>
             </w:rPr>
-            <w:t xml:space="preserve">, Ivan </w:t>
+            <w:t>, Ivan Ostro</w:t>
           </w:r>
-          <w:proofErr w:type="spellStart"/>
           <w:r>
             <w:rPr>
               <w:lang w:val="fr-CH"/>
             </w:rPr>
-            <w:t>Oustromouv</w:t>
+            <w:t>u</w:t>
           </w:r>
-          <w:proofErr w:type="spellEnd"/>
+          <w:r>
+            <w:rPr>
+              <w:lang w:val="fr-CH"/>
+            </w:rPr>
+            <w:t>mov</w:t>
+          </w:r>
         </w:p>
       </w:tc>
     </w:tr>

--- a/3_Documentazione/SamtAllStars.docx
+++ b/3_Documentazione/SamtAllStars.docx
@@ -2769,12 +2769,33 @@
     <w:p>
       <w:pPr>
         <w:pStyle w:val="Titolo2"/>
-      </w:pPr>
-      <w:r>
+        <w:rPr>
+          <w:lang w:val="en-GB"/>
+        </w:rPr>
+      </w:pPr>
+      <w:r>
+        <w:rPr>
+          <w:lang w:val="en-GB"/>
+        </w:rPr>
         <w:t>Ivan gay</w:t>
       </w:r>
       <w:r>
+        <w:rPr>
+          <w:lang w:val="en-GB"/>
+        </w:rPr>
         <w:t xml:space="preserve"> </w:t>
+      </w:r>
+      <w:r>
+        <w:rPr>
+          <w:lang w:val="en-GB"/>
+        </w:rPr>
+        <w:t xml:space="preserve"> super gay </w:t>
+      </w:r>
+      <w:r>
+        <w:rPr>
+          <w:lang w:val="en-GB"/>
+        </w:rPr>
+        <w:t>perches si</w:t>
       </w:r>
     </w:p>
     <w:p>
@@ -5909,11 +5930,14 @@
       <w:pPr>
         <w:rPr>
           <w:b/>
-          <w:lang w:val="it-IT"/>
+          <w:lang w:val="en-GB"/>
         </w:rPr>
       </w:pPr>
       <w:bookmarkStart w:id="31" w:name="_Toc461179225"/>
       <w:r>
+        <w:rPr>
+          <w:lang w:val="en-GB"/>
+        </w:rPr>
         <w:br w:type="page"/>
       </w:r>
     </w:p>

--- a/3_Documentazione/SamtAllStars.docx
+++ b/3_Documentazione/SamtAllStars.docx
@@ -92,9 +92,11 @@
         <w:rPr>
           <w:rFonts w:asciiTheme="minorHAnsi" w:eastAsiaTheme="minorEastAsia" w:hAnsiTheme="minorHAnsi" w:cstheme="minorBidi"/>
           <w:noProof/>
-          <w:sz w:val="22"/>
-          <w:szCs w:val="22"/>
+          <w:kern w:val="2"/>
+          <w:sz w:val="24"/>
+          <w:szCs w:val="24"/>
           <w:lang w:eastAsia="it-CH"/>
+          <w14:ligatures w14:val="standardContextual"/>
         </w:rPr>
       </w:pPr>
       <w:r>
@@ -109,9 +111,11 @@
         <w:rPr>
           <w:rFonts w:asciiTheme="minorHAnsi" w:eastAsiaTheme="minorEastAsia" w:hAnsiTheme="minorHAnsi" w:cstheme="minorBidi"/>
           <w:noProof/>
-          <w:sz w:val="22"/>
-          <w:szCs w:val="22"/>
+          <w:kern w:val="2"/>
+          <w:sz w:val="24"/>
+          <w:szCs w:val="24"/>
           <w:lang w:eastAsia="it-CH"/>
+          <w14:ligatures w14:val="standardContextual"/>
         </w:rPr>
         <w:tab/>
       </w:r>
@@ -138,7 +142,7 @@
         <w:rPr>
           <w:noProof/>
         </w:rPr>
-        <w:instrText xml:space="preserve"> PAGEREF _Toc94790441 \h </w:instrText>
+        <w:instrText xml:space="preserve"> PAGEREF _Toc220073576 \h </w:instrText>
       </w:r>
       <w:r>
         <w:rPr>
@@ -174,9 +178,11 @@
         <w:rPr>
           <w:rFonts w:asciiTheme="minorHAnsi" w:eastAsiaTheme="minorEastAsia" w:hAnsiTheme="minorHAnsi" w:cstheme="minorBidi"/>
           <w:noProof/>
-          <w:sz w:val="22"/>
-          <w:szCs w:val="22"/>
+          <w:kern w:val="2"/>
+          <w:sz w:val="24"/>
+          <w:szCs w:val="24"/>
           <w:lang w:eastAsia="it-CH"/>
+          <w14:ligatures w14:val="standardContextual"/>
         </w:rPr>
       </w:pPr>
       <w:r>
@@ -189,9 +195,11 @@
         <w:rPr>
           <w:rFonts w:asciiTheme="minorHAnsi" w:eastAsiaTheme="minorEastAsia" w:hAnsiTheme="minorHAnsi" w:cstheme="minorBidi"/>
           <w:noProof/>
-          <w:sz w:val="22"/>
-          <w:szCs w:val="22"/>
+          <w:kern w:val="2"/>
+          <w:sz w:val="24"/>
+          <w:szCs w:val="24"/>
           <w:lang w:eastAsia="it-CH"/>
+          <w14:ligatures w14:val="standardContextual"/>
         </w:rPr>
         <w:tab/>
       </w:r>
@@ -217,7 +225,7 @@
         <w:rPr>
           <w:noProof/>
         </w:rPr>
-        <w:instrText xml:space="preserve"> PAGEREF _Toc94790442 \h </w:instrText>
+        <w:instrText xml:space="preserve"> PAGEREF _Toc220073577 \h </w:instrText>
       </w:r>
       <w:r>
         <w:rPr>
@@ -253,9 +261,11 @@
         <w:rPr>
           <w:rFonts w:asciiTheme="minorHAnsi" w:eastAsiaTheme="minorEastAsia" w:hAnsiTheme="minorHAnsi" w:cstheme="minorBidi"/>
           <w:noProof/>
-          <w:sz w:val="22"/>
-          <w:szCs w:val="22"/>
+          <w:kern w:val="2"/>
+          <w:sz w:val="24"/>
+          <w:szCs w:val="24"/>
           <w:lang w:eastAsia="it-CH"/>
+          <w14:ligatures w14:val="standardContextual"/>
         </w:rPr>
       </w:pPr>
       <w:r>
@@ -268,9 +278,11 @@
         <w:rPr>
           <w:rFonts w:asciiTheme="minorHAnsi" w:eastAsiaTheme="minorEastAsia" w:hAnsiTheme="minorHAnsi" w:cstheme="minorBidi"/>
           <w:noProof/>
-          <w:sz w:val="22"/>
-          <w:szCs w:val="22"/>
+          <w:kern w:val="2"/>
+          <w:sz w:val="24"/>
+          <w:szCs w:val="24"/>
           <w:lang w:eastAsia="it-CH"/>
+          <w14:ligatures w14:val="standardContextual"/>
         </w:rPr>
         <w:tab/>
       </w:r>
@@ -278,7 +290,7 @@
         <w:rPr>
           <w:noProof/>
         </w:rPr>
-        <w:t>Abstract</w:t>
+        <w:t>Scopo</w:t>
       </w:r>
       <w:r>
         <w:rPr>
@@ -296,7 +308,7 @@
         <w:rPr>
           <w:noProof/>
         </w:rPr>
-        <w:instrText xml:space="preserve"> PAGEREF _Toc94790443 \h </w:instrText>
+        <w:instrText xml:space="preserve"> PAGEREF _Toc220073578 \h </w:instrText>
       </w:r>
       <w:r>
         <w:rPr>
@@ -314,6 +326,91 @@
           <w:noProof/>
         </w:rPr>
         <w:t>3</w:t>
+      </w:r>
+      <w:r>
+        <w:rPr>
+          <w:noProof/>
+        </w:rPr>
+        <w:fldChar w:fldCharType="end"/>
+      </w:r>
+    </w:p>
+    <w:p>
+      <w:pPr>
+        <w:pStyle w:val="Sommario1"/>
+        <w:tabs>
+          <w:tab w:val="left" w:pos="400"/>
+          <w:tab w:val="right" w:leader="dot" w:pos="9628"/>
+        </w:tabs>
+        <w:rPr>
+          <w:rFonts w:asciiTheme="minorHAnsi" w:eastAsiaTheme="minorEastAsia" w:hAnsiTheme="minorHAnsi" w:cstheme="minorBidi"/>
+          <w:noProof/>
+          <w:kern w:val="2"/>
+          <w:sz w:val="24"/>
+          <w:szCs w:val="24"/>
+          <w:lang w:eastAsia="it-CH"/>
+          <w14:ligatures w14:val="standardContextual"/>
+        </w:rPr>
+      </w:pPr>
+      <w:r>
+        <w:rPr>
+          <w:noProof/>
+          <w:lang w:val="it-IT"/>
+        </w:rPr>
+        <w:t>2</w:t>
+      </w:r>
+      <w:r>
+        <w:rPr>
+          <w:rFonts w:asciiTheme="minorHAnsi" w:eastAsiaTheme="minorEastAsia" w:hAnsiTheme="minorHAnsi" w:cstheme="minorBidi"/>
+          <w:noProof/>
+          <w:kern w:val="2"/>
+          <w:sz w:val="24"/>
+          <w:szCs w:val="24"/>
+          <w:lang w:eastAsia="it-CH"/>
+          <w14:ligatures w14:val="standardContextual"/>
+        </w:rPr>
+        <w:tab/>
+      </w:r>
+      <w:r>
+        <w:rPr>
+          <w:noProof/>
+          <w:lang w:val="it-IT"/>
+        </w:rPr>
+        <w:t>Analisi</w:t>
+      </w:r>
+      <w:r>
+        <w:rPr>
+          <w:noProof/>
+        </w:rPr>
+        <w:tab/>
+      </w:r>
+      <w:r>
+        <w:rPr>
+          <w:noProof/>
+        </w:rPr>
+        <w:fldChar w:fldCharType="begin"/>
+      </w:r>
+      <w:r>
+        <w:rPr>
+          <w:noProof/>
+        </w:rPr>
+        <w:instrText xml:space="preserve"> PAGEREF _Toc220073579 \h </w:instrText>
+      </w:r>
+      <w:r>
+        <w:rPr>
+          <w:noProof/>
+        </w:rPr>
+      </w:r>
+      <w:r>
+        <w:rPr>
+          <w:noProof/>
+        </w:rPr>
+        <w:fldChar w:fldCharType="separate"/>
+      </w:r>
+      <w:r>
+        <w:rPr>
+          <w:noProof/>
+        </w:rPr>
+        <w:t>4</w:t>
       </w:r>
       <w:r>
         <w:rPr>
@@ -332,24 +429,28 @@
         <w:rPr>
           <w:rFonts w:asciiTheme="minorHAnsi" w:eastAsiaTheme="minorEastAsia" w:hAnsiTheme="minorHAnsi" w:cstheme="minorBidi"/>
           <w:noProof/>
-          <w:sz w:val="22"/>
-          <w:szCs w:val="22"/>
+          <w:kern w:val="2"/>
+          <w:sz w:val="24"/>
+          <w:szCs w:val="24"/>
           <w:lang w:eastAsia="it-CH"/>
-        </w:rPr>
-      </w:pPr>
-      <w:r>
-        <w:rPr>
-          <w:noProof/>
-        </w:rPr>
-        <w:t>1.3</w:t>
+          <w14:ligatures w14:val="standardContextual"/>
+        </w:rPr>
+      </w:pPr>
+      <w:r>
+        <w:rPr>
+          <w:noProof/>
+        </w:rPr>
+        <w:t>2.1</w:t>
       </w:r>
       <w:r>
         <w:rPr>
           <w:rFonts w:asciiTheme="minorHAnsi" w:eastAsiaTheme="minorEastAsia" w:hAnsiTheme="minorHAnsi" w:cstheme="minorBidi"/>
           <w:noProof/>
-          <w:sz w:val="22"/>
-          <w:szCs w:val="22"/>
+          <w:kern w:val="2"/>
+          <w:sz w:val="24"/>
+          <w:szCs w:val="24"/>
           <w:lang w:eastAsia="it-CH"/>
+          <w14:ligatures w14:val="standardContextual"/>
         </w:rPr>
         <w:tab/>
       </w:r>
@@ -357,7 +458,7 @@
         <w:rPr>
           <w:noProof/>
         </w:rPr>
-        <w:t>Scopo</w:t>
+        <w:t>Analisi del dominio</w:t>
       </w:r>
       <w:r>
         <w:rPr>
@@ -375,7 +476,7 @@
         <w:rPr>
           <w:noProof/>
         </w:rPr>
-        <w:instrText xml:space="preserve"> PAGEREF _Toc94790444 \h </w:instrText>
+        <w:instrText xml:space="preserve"> PAGEREF _Toc220073580 \h </w:instrText>
       </w:r>
       <w:r>
         <w:rPr>
@@ -392,7 +493,588 @@
         <w:rPr>
           <w:noProof/>
         </w:rPr>
-        <w:t>3</w:t>
+        <w:t>4</w:t>
+      </w:r>
+      <w:r>
+        <w:rPr>
+          <w:noProof/>
+        </w:rPr>
+        <w:fldChar w:fldCharType="end"/>
+      </w:r>
+    </w:p>
+    <w:p>
+      <w:pPr>
+        <w:pStyle w:val="Sommario2"/>
+        <w:tabs>
+          <w:tab w:val="left" w:pos="800"/>
+          <w:tab w:val="right" w:leader="dot" w:pos="9628"/>
+        </w:tabs>
+        <w:rPr>
+          <w:rFonts w:asciiTheme="minorHAnsi" w:eastAsiaTheme="minorEastAsia" w:hAnsiTheme="minorHAnsi" w:cstheme="minorBidi"/>
+          <w:noProof/>
+          <w:kern w:val="2"/>
+          <w:sz w:val="24"/>
+          <w:szCs w:val="24"/>
+          <w:lang w:eastAsia="it-CH"/>
+          <w14:ligatures w14:val="standardContextual"/>
+        </w:rPr>
+      </w:pPr>
+      <w:r>
+        <w:rPr>
+          <w:noProof/>
+        </w:rPr>
+        <w:t>2.2</w:t>
+      </w:r>
+      <w:r>
+        <w:rPr>
+          <w:rFonts w:asciiTheme="minorHAnsi" w:eastAsiaTheme="minorEastAsia" w:hAnsiTheme="minorHAnsi" w:cstheme="minorBidi"/>
+          <w:noProof/>
+          <w:kern w:val="2"/>
+          <w:sz w:val="24"/>
+          <w:szCs w:val="24"/>
+          <w:lang w:eastAsia="it-CH"/>
+          <w14:ligatures w14:val="standardContextual"/>
+        </w:rPr>
+        <w:tab/>
+      </w:r>
+      <w:r>
+        <w:rPr>
+          <w:noProof/>
+        </w:rPr>
+        <w:t>Analisi e specifica dei requisiti</w:t>
+      </w:r>
+      <w:r>
+        <w:rPr>
+          <w:noProof/>
+        </w:rPr>
+        <w:tab/>
+      </w:r>
+      <w:r>
+        <w:rPr>
+          <w:noProof/>
+        </w:rPr>
+        <w:fldChar w:fldCharType="begin"/>
+      </w:r>
+      <w:r>
+        <w:rPr>
+          <w:noProof/>
+        </w:rPr>
+        <w:instrText xml:space="preserve"> PAGEREF _Toc220073581 \h </w:instrText>
+      </w:r>
+      <w:r>
+        <w:rPr>
+          <w:noProof/>
+        </w:rPr>
+      </w:r>
+      <w:r>
+        <w:rPr>
+          <w:noProof/>
+        </w:rPr>
+        <w:fldChar w:fldCharType="separate"/>
+      </w:r>
+      <w:r>
+        <w:rPr>
+          <w:noProof/>
+        </w:rPr>
+        <w:t>5</w:t>
+      </w:r>
+      <w:r>
+        <w:rPr>
+          <w:noProof/>
+        </w:rPr>
+        <w:fldChar w:fldCharType="end"/>
+      </w:r>
+    </w:p>
+    <w:p>
+      <w:pPr>
+        <w:pStyle w:val="Sommario3"/>
+        <w:tabs>
+          <w:tab w:val="left" w:pos="1200"/>
+          <w:tab w:val="right" w:leader="dot" w:pos="9628"/>
+        </w:tabs>
+        <w:rPr>
+          <w:rFonts w:asciiTheme="minorHAnsi" w:eastAsiaTheme="minorEastAsia" w:hAnsiTheme="minorHAnsi" w:cstheme="minorBidi"/>
+          <w:noProof/>
+          <w:kern w:val="2"/>
+          <w:sz w:val="24"/>
+          <w:szCs w:val="24"/>
+          <w:lang w:eastAsia="it-CH"/>
+          <w14:ligatures w14:val="standardContextual"/>
+        </w:rPr>
+      </w:pPr>
+      <w:r>
+        <w:rPr>
+          <w:noProof/>
+        </w:rPr>
+        <w:t>2.2.1</w:t>
+      </w:r>
+      <w:r>
+        <w:rPr>
+          <w:rFonts w:asciiTheme="minorHAnsi" w:eastAsiaTheme="minorEastAsia" w:hAnsiTheme="minorHAnsi" w:cstheme="minorBidi"/>
+          <w:noProof/>
+          <w:kern w:val="2"/>
+          <w:sz w:val="24"/>
+          <w:szCs w:val="24"/>
+          <w:lang w:eastAsia="it-CH"/>
+          <w14:ligatures w14:val="standardContextual"/>
+        </w:rPr>
+        <w:tab/>
+      </w:r>
+      <w:r>
+        <w:rPr>
+          <w:noProof/>
+        </w:rPr>
+        <w:t>Spiegazione elementi tabella dei requisiti:</w:t>
+      </w:r>
+      <w:r>
+        <w:rPr>
+          <w:noProof/>
+        </w:rPr>
+        <w:tab/>
+      </w:r>
+      <w:r>
+        <w:rPr>
+          <w:noProof/>
+        </w:rPr>
+        <w:fldChar w:fldCharType="begin"/>
+      </w:r>
+      <w:r>
+        <w:rPr>
+          <w:noProof/>
+        </w:rPr>
+        <w:instrText xml:space="preserve"> PAGEREF _Toc220073582 \h </w:instrText>
+      </w:r>
+      <w:r>
+        <w:rPr>
+          <w:noProof/>
+        </w:rPr>
+      </w:r>
+      <w:r>
+        <w:rPr>
+          <w:noProof/>
+        </w:rPr>
+        <w:fldChar w:fldCharType="separate"/>
+      </w:r>
+      <w:r>
+        <w:rPr>
+          <w:noProof/>
+        </w:rPr>
+        <w:t>5</w:t>
+      </w:r>
+      <w:r>
+        <w:rPr>
+          <w:noProof/>
+        </w:rPr>
+        <w:fldChar w:fldCharType="end"/>
+      </w:r>
+    </w:p>
+    <w:p>
+      <w:pPr>
+        <w:pStyle w:val="Sommario2"/>
+        <w:tabs>
+          <w:tab w:val="left" w:pos="800"/>
+          <w:tab w:val="right" w:leader="dot" w:pos="9628"/>
+        </w:tabs>
+        <w:rPr>
+          <w:rFonts w:asciiTheme="minorHAnsi" w:eastAsiaTheme="minorEastAsia" w:hAnsiTheme="minorHAnsi" w:cstheme="minorBidi"/>
+          <w:noProof/>
+          <w:kern w:val="2"/>
+          <w:sz w:val="24"/>
+          <w:szCs w:val="24"/>
+          <w:lang w:eastAsia="it-CH"/>
+          <w14:ligatures w14:val="standardContextual"/>
+        </w:rPr>
+      </w:pPr>
+      <w:r>
+        <w:rPr>
+          <w:noProof/>
+        </w:rPr>
+        <w:t>2.3</w:t>
+      </w:r>
+      <w:r>
+        <w:rPr>
+          <w:rFonts w:asciiTheme="minorHAnsi" w:eastAsiaTheme="minorEastAsia" w:hAnsiTheme="minorHAnsi" w:cstheme="minorBidi"/>
+          <w:noProof/>
+          <w:kern w:val="2"/>
+          <w:sz w:val="24"/>
+          <w:szCs w:val="24"/>
+          <w:lang w:eastAsia="it-CH"/>
+          <w14:ligatures w14:val="standardContextual"/>
+        </w:rPr>
+        <w:tab/>
+      </w:r>
+      <w:r>
+        <w:rPr>
+          <w:noProof/>
+        </w:rPr>
+        <w:t>Use case</w:t>
+      </w:r>
+      <w:r>
+        <w:rPr>
+          <w:noProof/>
+        </w:rPr>
+        <w:tab/>
+      </w:r>
+      <w:r>
+        <w:rPr>
+          <w:noProof/>
+        </w:rPr>
+        <w:fldChar w:fldCharType="begin"/>
+      </w:r>
+      <w:r>
+        <w:rPr>
+          <w:noProof/>
+        </w:rPr>
+        <w:instrText xml:space="preserve"> PAGEREF _Toc220073583 \h </w:instrText>
+      </w:r>
+      <w:r>
+        <w:rPr>
+          <w:noProof/>
+        </w:rPr>
+      </w:r>
+      <w:r>
+        <w:rPr>
+          <w:noProof/>
+        </w:rPr>
+        <w:fldChar w:fldCharType="separate"/>
+      </w:r>
+      <w:r>
+        <w:rPr>
+          <w:noProof/>
+        </w:rPr>
+        <w:t>6</w:t>
+      </w:r>
+      <w:r>
+        <w:rPr>
+          <w:noProof/>
+        </w:rPr>
+        <w:fldChar w:fldCharType="end"/>
+      </w:r>
+    </w:p>
+    <w:p>
+      <w:pPr>
+        <w:pStyle w:val="Sommario2"/>
+        <w:tabs>
+          <w:tab w:val="left" w:pos="800"/>
+          <w:tab w:val="right" w:leader="dot" w:pos="9628"/>
+        </w:tabs>
+        <w:rPr>
+          <w:rFonts w:asciiTheme="minorHAnsi" w:eastAsiaTheme="minorEastAsia" w:hAnsiTheme="minorHAnsi" w:cstheme="minorBidi"/>
+          <w:noProof/>
+          <w:kern w:val="2"/>
+          <w:sz w:val="24"/>
+          <w:szCs w:val="24"/>
+          <w:lang w:eastAsia="it-CH"/>
+          <w14:ligatures w14:val="standardContextual"/>
+        </w:rPr>
+      </w:pPr>
+      <w:r>
+        <w:rPr>
+          <w:noProof/>
+        </w:rPr>
+        <w:t>2.4</w:t>
+      </w:r>
+      <w:r>
+        <w:rPr>
+          <w:rFonts w:asciiTheme="minorHAnsi" w:eastAsiaTheme="minorEastAsia" w:hAnsiTheme="minorHAnsi" w:cstheme="minorBidi"/>
+          <w:noProof/>
+          <w:kern w:val="2"/>
+          <w:sz w:val="24"/>
+          <w:szCs w:val="24"/>
+          <w:lang w:eastAsia="it-CH"/>
+          <w14:ligatures w14:val="standardContextual"/>
+        </w:rPr>
+        <w:tab/>
+      </w:r>
+      <w:r>
+        <w:rPr>
+          <w:noProof/>
+        </w:rPr>
+        <w:t>Pianificazione</w:t>
+      </w:r>
+      <w:r>
+        <w:rPr>
+          <w:noProof/>
+        </w:rPr>
+        <w:tab/>
+      </w:r>
+      <w:r>
+        <w:rPr>
+          <w:noProof/>
+        </w:rPr>
+        <w:fldChar w:fldCharType="begin"/>
+      </w:r>
+      <w:r>
+        <w:rPr>
+          <w:noProof/>
+        </w:rPr>
+        <w:instrText xml:space="preserve"> PAGEREF _Toc220073584 \h </w:instrText>
+      </w:r>
+      <w:r>
+        <w:rPr>
+          <w:noProof/>
+        </w:rPr>
+      </w:r>
+      <w:r>
+        <w:rPr>
+          <w:noProof/>
+        </w:rPr>
+        <w:fldChar w:fldCharType="separate"/>
+      </w:r>
+      <w:r>
+        <w:rPr>
+          <w:noProof/>
+        </w:rPr>
+        <w:t>6</w:t>
+      </w:r>
+      <w:r>
+        <w:rPr>
+          <w:noProof/>
+        </w:rPr>
+        <w:fldChar w:fldCharType="end"/>
+      </w:r>
+    </w:p>
+    <w:p>
+      <w:pPr>
+        <w:pStyle w:val="Sommario2"/>
+        <w:tabs>
+          <w:tab w:val="left" w:pos="800"/>
+          <w:tab w:val="right" w:leader="dot" w:pos="9628"/>
+        </w:tabs>
+        <w:rPr>
+          <w:rFonts w:asciiTheme="minorHAnsi" w:eastAsiaTheme="minorEastAsia" w:hAnsiTheme="minorHAnsi" w:cstheme="minorBidi"/>
+          <w:noProof/>
+          <w:kern w:val="2"/>
+          <w:sz w:val="24"/>
+          <w:szCs w:val="24"/>
+          <w:lang w:eastAsia="it-CH"/>
+          <w14:ligatures w14:val="standardContextual"/>
+        </w:rPr>
+      </w:pPr>
+      <w:r>
+        <w:rPr>
+          <w:noProof/>
+        </w:rPr>
+        <w:t>2.5</w:t>
+      </w:r>
+      <w:r>
+        <w:rPr>
+          <w:rFonts w:asciiTheme="minorHAnsi" w:eastAsiaTheme="minorEastAsia" w:hAnsiTheme="minorHAnsi" w:cstheme="minorBidi"/>
+          <w:noProof/>
+          <w:kern w:val="2"/>
+          <w:sz w:val="24"/>
+          <w:szCs w:val="24"/>
+          <w:lang w:eastAsia="it-CH"/>
+          <w14:ligatures w14:val="standardContextual"/>
+        </w:rPr>
+        <w:tab/>
+      </w:r>
+      <w:r>
+        <w:rPr>
+          <w:noProof/>
+        </w:rPr>
+        <w:t>Analisi dei mezzi</w:t>
+      </w:r>
+      <w:r>
+        <w:rPr>
+          <w:noProof/>
+        </w:rPr>
+        <w:tab/>
+      </w:r>
+      <w:r>
+        <w:rPr>
+          <w:noProof/>
+        </w:rPr>
+        <w:fldChar w:fldCharType="begin"/>
+      </w:r>
+      <w:r>
+        <w:rPr>
+          <w:noProof/>
+        </w:rPr>
+        <w:instrText xml:space="preserve"> PAGEREF _Toc220073585 \h </w:instrText>
+      </w:r>
+      <w:r>
+        <w:rPr>
+          <w:noProof/>
+        </w:rPr>
+      </w:r>
+      <w:r>
+        <w:rPr>
+          <w:noProof/>
+        </w:rPr>
+        <w:fldChar w:fldCharType="separate"/>
+      </w:r>
+      <w:r>
+        <w:rPr>
+          <w:noProof/>
+        </w:rPr>
+        <w:t>7</w:t>
+      </w:r>
+      <w:r>
+        <w:rPr>
+          <w:noProof/>
+        </w:rPr>
+        <w:fldChar w:fldCharType="end"/>
+      </w:r>
+    </w:p>
+    <w:p>
+      <w:pPr>
+        <w:pStyle w:val="Sommario3"/>
+        <w:tabs>
+          <w:tab w:val="left" w:pos="1200"/>
+          <w:tab w:val="right" w:leader="dot" w:pos="9628"/>
+        </w:tabs>
+        <w:rPr>
+          <w:rFonts w:asciiTheme="minorHAnsi" w:eastAsiaTheme="minorEastAsia" w:hAnsiTheme="minorHAnsi" w:cstheme="minorBidi"/>
+          <w:noProof/>
+          <w:kern w:val="2"/>
+          <w:sz w:val="24"/>
+          <w:szCs w:val="24"/>
+          <w:lang w:eastAsia="it-CH"/>
+          <w14:ligatures w14:val="standardContextual"/>
+        </w:rPr>
+      </w:pPr>
+      <w:r>
+        <w:rPr>
+          <w:noProof/>
+        </w:rPr>
+        <w:t>2.5.1</w:t>
+      </w:r>
+      <w:r>
+        <w:rPr>
+          <w:rFonts w:asciiTheme="minorHAnsi" w:eastAsiaTheme="minorEastAsia" w:hAnsiTheme="minorHAnsi" w:cstheme="minorBidi"/>
+          <w:noProof/>
+          <w:kern w:val="2"/>
+          <w:sz w:val="24"/>
+          <w:szCs w:val="24"/>
+          <w:lang w:eastAsia="it-CH"/>
+          <w14:ligatures w14:val="standardContextual"/>
+        </w:rPr>
+        <w:tab/>
+      </w:r>
+      <w:r>
+        <w:rPr>
+          <w:noProof/>
+        </w:rPr>
+        <w:t>Software</w:t>
+      </w:r>
+      <w:r>
+        <w:rPr>
+          <w:noProof/>
+        </w:rPr>
+        <w:tab/>
+      </w:r>
+      <w:r>
+        <w:rPr>
+          <w:noProof/>
+        </w:rPr>
+        <w:fldChar w:fldCharType="begin"/>
+      </w:r>
+      <w:r>
+        <w:rPr>
+          <w:noProof/>
+        </w:rPr>
+        <w:instrText xml:space="preserve"> PAGEREF _Toc220073586 \h </w:instrText>
+      </w:r>
+      <w:r>
+        <w:rPr>
+          <w:noProof/>
+        </w:rPr>
+      </w:r>
+      <w:r>
+        <w:rPr>
+          <w:noProof/>
+        </w:rPr>
+        <w:fldChar w:fldCharType="separate"/>
+      </w:r>
+      <w:r>
+        <w:rPr>
+          <w:noProof/>
+        </w:rPr>
+        <w:t>7</w:t>
+      </w:r>
+      <w:r>
+        <w:rPr>
+          <w:noProof/>
+        </w:rPr>
+        <w:fldChar w:fldCharType="end"/>
+      </w:r>
+    </w:p>
+    <w:p>
+      <w:pPr>
+        <w:pStyle w:val="Sommario3"/>
+        <w:tabs>
+          <w:tab w:val="left" w:pos="1200"/>
+          <w:tab w:val="right" w:leader="dot" w:pos="9628"/>
+        </w:tabs>
+        <w:rPr>
+          <w:rFonts w:asciiTheme="minorHAnsi" w:eastAsiaTheme="minorEastAsia" w:hAnsiTheme="minorHAnsi" w:cstheme="minorBidi"/>
+          <w:noProof/>
+          <w:kern w:val="2"/>
+          <w:sz w:val="24"/>
+          <w:szCs w:val="24"/>
+          <w:lang w:eastAsia="it-CH"/>
+          <w14:ligatures w14:val="standardContextual"/>
+        </w:rPr>
+      </w:pPr>
+      <w:r>
+        <w:rPr>
+          <w:noProof/>
+        </w:rPr>
+        <w:t>2.5.2</w:t>
+      </w:r>
+      <w:r>
+        <w:rPr>
+          <w:rFonts w:asciiTheme="minorHAnsi" w:eastAsiaTheme="minorEastAsia" w:hAnsiTheme="minorHAnsi" w:cstheme="minorBidi"/>
+          <w:noProof/>
+          <w:kern w:val="2"/>
+          <w:sz w:val="24"/>
+          <w:szCs w:val="24"/>
+          <w:lang w:eastAsia="it-CH"/>
+          <w14:ligatures w14:val="standardContextual"/>
+        </w:rPr>
+        <w:tab/>
+      </w:r>
+      <w:r>
+        <w:rPr>
+          <w:noProof/>
+        </w:rPr>
+        <w:t>Hardware</w:t>
+      </w:r>
+      <w:r>
+        <w:rPr>
+          <w:noProof/>
+        </w:rPr>
+        <w:tab/>
+      </w:r>
+      <w:r>
+        <w:rPr>
+          <w:noProof/>
+        </w:rPr>
+        <w:fldChar w:fldCharType="begin"/>
+      </w:r>
+      <w:r>
+        <w:rPr>
+          <w:noProof/>
+        </w:rPr>
+        <w:instrText xml:space="preserve"> PAGEREF _Toc220073587 \h </w:instrText>
+      </w:r>
+      <w:r>
+        <w:rPr>
+          <w:noProof/>
+        </w:rPr>
+      </w:r>
+      <w:r>
+        <w:rPr>
+          <w:noProof/>
+        </w:rPr>
+        <w:fldChar w:fldCharType="separate"/>
+      </w:r>
+      <w:r>
+        <w:rPr>
+          <w:noProof/>
+        </w:rPr>
+        <w:t>7</w:t>
       </w:r>
       <w:r>
         <w:rPr>
@@ -411,34 +1093,36 @@
         <w:rPr>
           <w:rFonts w:asciiTheme="minorHAnsi" w:eastAsiaTheme="minorEastAsia" w:hAnsiTheme="minorHAnsi" w:cstheme="minorBidi"/>
           <w:noProof/>
-          <w:sz w:val="22"/>
-          <w:szCs w:val="22"/>
+          <w:kern w:val="2"/>
+          <w:sz w:val="24"/>
+          <w:szCs w:val="24"/>
           <w:lang w:eastAsia="it-CH"/>
-        </w:rPr>
-      </w:pPr>
-      <w:r>
-        <w:rPr>
-          <w:noProof/>
-          <w:lang w:val="it-IT"/>
-        </w:rPr>
-        <w:t>2</w:t>
+          <w14:ligatures w14:val="standardContextual"/>
+        </w:rPr>
+      </w:pPr>
+      <w:r>
+        <w:rPr>
+          <w:noProof/>
+        </w:rPr>
+        <w:t>3</w:t>
       </w:r>
       <w:r>
         <w:rPr>
           <w:rFonts w:asciiTheme="minorHAnsi" w:eastAsiaTheme="minorEastAsia" w:hAnsiTheme="minorHAnsi" w:cstheme="minorBidi"/>
           <w:noProof/>
-          <w:sz w:val="22"/>
-          <w:szCs w:val="22"/>
+          <w:kern w:val="2"/>
+          <w:sz w:val="24"/>
+          <w:szCs w:val="24"/>
           <w:lang w:eastAsia="it-CH"/>
+          <w14:ligatures w14:val="standardContextual"/>
         </w:rPr>
         <w:tab/>
       </w:r>
       <w:r>
         <w:rPr>
           <w:noProof/>
-          <w:lang w:val="it-IT"/>
-        </w:rPr>
-        <w:t>Analisi</w:t>
+        </w:rPr>
+        <w:t>Progettazione</w:t>
       </w:r>
       <w:r>
         <w:rPr>
@@ -456,7 +1140,7 @@
         <w:rPr>
           <w:noProof/>
         </w:rPr>
-        <w:instrText xml:space="preserve"> PAGEREF _Toc94790445 \h </w:instrText>
+        <w:instrText xml:space="preserve"> PAGEREF _Toc220073588 \h </w:instrText>
       </w:r>
       <w:r>
         <w:rPr>
@@ -473,7 +1157,7 @@
         <w:rPr>
           <w:noProof/>
         </w:rPr>
-        <w:t>4</w:t>
+        <w:t>8</w:t>
       </w:r>
       <w:r>
         <w:rPr>
@@ -492,24 +1176,28 @@
         <w:rPr>
           <w:rFonts w:asciiTheme="minorHAnsi" w:eastAsiaTheme="minorEastAsia" w:hAnsiTheme="minorHAnsi" w:cstheme="minorBidi"/>
           <w:noProof/>
-          <w:sz w:val="22"/>
-          <w:szCs w:val="22"/>
+          <w:kern w:val="2"/>
+          <w:sz w:val="24"/>
+          <w:szCs w:val="24"/>
           <w:lang w:eastAsia="it-CH"/>
-        </w:rPr>
-      </w:pPr>
-      <w:r>
-        <w:rPr>
-          <w:noProof/>
-        </w:rPr>
-        <w:t>2.1</w:t>
+          <w14:ligatures w14:val="standardContextual"/>
+        </w:rPr>
+      </w:pPr>
+      <w:r>
+        <w:rPr>
+          <w:noProof/>
+        </w:rPr>
+        <w:t>3.1</w:t>
       </w:r>
       <w:r>
         <w:rPr>
           <w:rFonts w:asciiTheme="minorHAnsi" w:eastAsiaTheme="minorEastAsia" w:hAnsiTheme="minorHAnsi" w:cstheme="minorBidi"/>
           <w:noProof/>
-          <w:sz w:val="22"/>
-          <w:szCs w:val="22"/>
+          <w:kern w:val="2"/>
+          <w:sz w:val="24"/>
+          <w:szCs w:val="24"/>
           <w:lang w:eastAsia="it-CH"/>
+          <w14:ligatures w14:val="standardContextual"/>
         </w:rPr>
         <w:tab/>
       </w:r>
@@ -517,7 +1205,7 @@
         <w:rPr>
           <w:noProof/>
         </w:rPr>
-        <w:t>Analisi del dominio</w:t>
+        <w:t>Design dell’architettura del sistema</w:t>
       </w:r>
       <w:r>
         <w:rPr>
@@ -535,7 +1223,7 @@
         <w:rPr>
           <w:noProof/>
         </w:rPr>
-        <w:instrText xml:space="preserve"> PAGEREF _Toc94790446 \h </w:instrText>
+        <w:instrText xml:space="preserve"> PAGEREF _Toc220073589 \h </w:instrText>
       </w:r>
       <w:r>
         <w:rPr>
@@ -552,7 +1240,7 @@
         <w:rPr>
           <w:noProof/>
         </w:rPr>
-        <w:t>4</w:t>
+        <w:t>8</w:t>
       </w:r>
       <w:r>
         <w:rPr>
@@ -571,24 +1259,28 @@
         <w:rPr>
           <w:rFonts w:asciiTheme="minorHAnsi" w:eastAsiaTheme="minorEastAsia" w:hAnsiTheme="minorHAnsi" w:cstheme="minorBidi"/>
           <w:noProof/>
-          <w:sz w:val="22"/>
-          <w:szCs w:val="22"/>
+          <w:kern w:val="2"/>
+          <w:sz w:val="24"/>
+          <w:szCs w:val="24"/>
           <w:lang w:eastAsia="it-CH"/>
-        </w:rPr>
-      </w:pPr>
-      <w:r>
-        <w:rPr>
-          <w:noProof/>
-        </w:rPr>
-        <w:t>2.2</w:t>
+          <w14:ligatures w14:val="standardContextual"/>
+        </w:rPr>
+      </w:pPr>
+      <w:r>
+        <w:rPr>
+          <w:noProof/>
+        </w:rPr>
+        <w:t>3.2</w:t>
       </w:r>
       <w:r>
         <w:rPr>
           <w:rFonts w:asciiTheme="minorHAnsi" w:eastAsiaTheme="minorEastAsia" w:hAnsiTheme="minorHAnsi" w:cstheme="minorBidi"/>
           <w:noProof/>
-          <w:sz w:val="22"/>
-          <w:szCs w:val="22"/>
+          <w:kern w:val="2"/>
+          <w:sz w:val="24"/>
+          <w:szCs w:val="24"/>
           <w:lang w:eastAsia="it-CH"/>
+          <w14:ligatures w14:val="standardContextual"/>
         </w:rPr>
         <w:tab/>
       </w:r>
@@ -596,7 +1288,7 @@
         <w:rPr>
           <w:noProof/>
         </w:rPr>
-        <w:t>Analisi e specifica dei requisiti</w:t>
+        <w:t>Design dei dati e database</w:t>
       </w:r>
       <w:r>
         <w:rPr>
@@ -614,7 +1306,7 @@
         <w:rPr>
           <w:noProof/>
         </w:rPr>
-        <w:instrText xml:space="preserve"> PAGEREF _Toc94790447 \h </w:instrText>
+        <w:instrText xml:space="preserve"> PAGEREF _Toc220073590 \h </w:instrText>
       </w:r>
       <w:r>
         <w:rPr>
@@ -631,86 +1323,7 @@
         <w:rPr>
           <w:noProof/>
         </w:rPr>
-        <w:t>4</w:t>
-      </w:r>
-      <w:r>
-        <w:rPr>
-          <w:noProof/>
-        </w:rPr>
-        <w:fldChar w:fldCharType="end"/>
-      </w:r>
-    </w:p>
-    <w:p>
-      <w:pPr>
-        <w:pStyle w:val="Sommario3"/>
-        <w:tabs>
-          <w:tab w:val="left" w:pos="1200"/>
-          <w:tab w:val="right" w:leader="dot" w:pos="9628"/>
-        </w:tabs>
-        <w:rPr>
-          <w:rFonts w:asciiTheme="minorHAnsi" w:eastAsiaTheme="minorEastAsia" w:hAnsiTheme="minorHAnsi" w:cstheme="minorBidi"/>
-          <w:noProof/>
-          <w:sz w:val="22"/>
-          <w:szCs w:val="22"/>
-          <w:lang w:eastAsia="it-CH"/>
-        </w:rPr>
-      </w:pPr>
-      <w:r>
-        <w:rPr>
-          <w:noProof/>
-        </w:rPr>
-        <w:t>2.2.1</w:t>
-      </w:r>
-      <w:r>
-        <w:rPr>
-          <w:rFonts w:asciiTheme="minorHAnsi" w:eastAsiaTheme="minorEastAsia" w:hAnsiTheme="minorHAnsi" w:cstheme="minorBidi"/>
-          <w:noProof/>
-          <w:sz w:val="22"/>
-          <w:szCs w:val="22"/>
-          <w:lang w:eastAsia="it-CH"/>
-        </w:rPr>
-        <w:tab/>
-      </w:r>
-      <w:r>
-        <w:rPr>
-          <w:noProof/>
-        </w:rPr>
-        <w:t>Spiegazione elementi tabella dei requisiti:</w:t>
-      </w:r>
-      <w:r>
-        <w:rPr>
-          <w:noProof/>
-        </w:rPr>
-        <w:tab/>
-      </w:r>
-      <w:r>
-        <w:rPr>
-          <w:noProof/>
-        </w:rPr>
-        <w:fldChar w:fldCharType="begin"/>
-      </w:r>
-      <w:r>
-        <w:rPr>
-          <w:noProof/>
-        </w:rPr>
-        <w:instrText xml:space="preserve"> PAGEREF _Toc94790448 \h </w:instrText>
-      </w:r>
-      <w:r>
-        <w:rPr>
-          <w:noProof/>
-        </w:rPr>
-      </w:r>
-      <w:r>
-        <w:rPr>
-          <w:noProof/>
-        </w:rPr>
-        <w:fldChar w:fldCharType="separate"/>
-      </w:r>
-      <w:r>
-        <w:rPr>
-          <w:noProof/>
-        </w:rPr>
-        <w:t>5</w:t>
+        <w:t>8</w:t>
       </w:r>
       <w:r>
         <w:rPr>
@@ -729,24 +1342,28 @@
         <w:rPr>
           <w:rFonts w:asciiTheme="minorHAnsi" w:eastAsiaTheme="minorEastAsia" w:hAnsiTheme="minorHAnsi" w:cstheme="minorBidi"/>
           <w:noProof/>
-          <w:sz w:val="22"/>
-          <w:szCs w:val="22"/>
+          <w:kern w:val="2"/>
+          <w:sz w:val="24"/>
+          <w:szCs w:val="24"/>
           <w:lang w:eastAsia="it-CH"/>
-        </w:rPr>
-      </w:pPr>
-      <w:r>
-        <w:rPr>
-          <w:noProof/>
-        </w:rPr>
-        <w:t>2.3</w:t>
+          <w14:ligatures w14:val="standardContextual"/>
+        </w:rPr>
+      </w:pPr>
+      <w:r>
+        <w:rPr>
+          <w:noProof/>
+        </w:rPr>
+        <w:t>3.3</w:t>
       </w:r>
       <w:r>
         <w:rPr>
           <w:rFonts w:asciiTheme="minorHAnsi" w:eastAsiaTheme="minorEastAsia" w:hAnsiTheme="minorHAnsi" w:cstheme="minorBidi"/>
           <w:noProof/>
-          <w:sz w:val="22"/>
-          <w:szCs w:val="22"/>
+          <w:kern w:val="2"/>
+          <w:sz w:val="24"/>
+          <w:szCs w:val="24"/>
           <w:lang w:eastAsia="it-CH"/>
+          <w14:ligatures w14:val="standardContextual"/>
         </w:rPr>
         <w:tab/>
       </w:r>
@@ -754,7 +1371,7 @@
         <w:rPr>
           <w:noProof/>
         </w:rPr>
-        <w:t>Use case</w:t>
+        <w:t>Design delle interfacce</w:t>
       </w:r>
       <w:r>
         <w:rPr>
@@ -772,7 +1389,7 @@
         <w:rPr>
           <w:noProof/>
         </w:rPr>
-        <w:instrText xml:space="preserve"> PAGEREF _Toc94790449 \h </w:instrText>
+        <w:instrText xml:space="preserve"> PAGEREF _Toc220073591 \h </w:instrText>
       </w:r>
       <w:r>
         <w:rPr>
@@ -789,7 +1406,7 @@
         <w:rPr>
           <w:noProof/>
         </w:rPr>
-        <w:t>5</w:t>
+        <w:t>8</w:t>
       </w:r>
       <w:r>
         <w:rPr>
@@ -808,24 +1425,28 @@
         <w:rPr>
           <w:rFonts w:asciiTheme="minorHAnsi" w:eastAsiaTheme="minorEastAsia" w:hAnsiTheme="minorHAnsi" w:cstheme="minorBidi"/>
           <w:noProof/>
-          <w:sz w:val="22"/>
-          <w:szCs w:val="22"/>
+          <w:kern w:val="2"/>
+          <w:sz w:val="24"/>
+          <w:szCs w:val="24"/>
           <w:lang w:eastAsia="it-CH"/>
-        </w:rPr>
-      </w:pPr>
-      <w:r>
-        <w:rPr>
-          <w:noProof/>
-        </w:rPr>
-        <w:t>2.4</w:t>
+          <w14:ligatures w14:val="standardContextual"/>
+        </w:rPr>
+      </w:pPr>
+      <w:r>
+        <w:rPr>
+          <w:noProof/>
+        </w:rPr>
+        <w:t>3.4</w:t>
       </w:r>
       <w:r>
         <w:rPr>
           <w:rFonts w:asciiTheme="minorHAnsi" w:eastAsiaTheme="minorEastAsia" w:hAnsiTheme="minorHAnsi" w:cstheme="minorBidi"/>
           <w:noProof/>
-          <w:sz w:val="22"/>
-          <w:szCs w:val="22"/>
+          <w:kern w:val="2"/>
+          <w:sz w:val="24"/>
+          <w:szCs w:val="24"/>
           <w:lang w:eastAsia="it-CH"/>
+          <w14:ligatures w14:val="standardContextual"/>
         </w:rPr>
         <w:tab/>
       </w:r>
@@ -833,7 +1454,7 @@
         <w:rPr>
           <w:noProof/>
         </w:rPr>
-        <w:t>Pianificazione</w:t>
+        <w:t>Design procedurale</w:t>
       </w:r>
       <w:r>
         <w:rPr>
@@ -851,7 +1472,7 @@
         <w:rPr>
           <w:noProof/>
         </w:rPr>
-        <w:instrText xml:space="preserve"> PAGEREF _Toc94790450 \h </w:instrText>
+        <w:instrText xml:space="preserve"> PAGEREF _Toc220073592 \h </w:instrText>
       </w:r>
       <w:r>
         <w:rPr>
@@ -868,7 +1489,175 @@
         <w:rPr>
           <w:noProof/>
         </w:rPr>
+        <w:t>8</w:t>
+      </w:r>
+      <w:r>
+        <w:rPr>
+          <w:noProof/>
+        </w:rPr>
+        <w:fldChar w:fldCharType="end"/>
+      </w:r>
+    </w:p>
+    <w:p>
+      <w:pPr>
+        <w:pStyle w:val="Sommario1"/>
+        <w:tabs>
+          <w:tab w:val="left" w:pos="400"/>
+          <w:tab w:val="right" w:leader="dot" w:pos="9628"/>
+        </w:tabs>
+        <w:rPr>
+          <w:rFonts w:asciiTheme="minorHAnsi" w:eastAsiaTheme="minorEastAsia" w:hAnsiTheme="minorHAnsi" w:cstheme="minorBidi"/>
+          <w:noProof/>
+          <w:kern w:val="2"/>
+          <w:sz w:val="24"/>
+          <w:szCs w:val="24"/>
+          <w:lang w:eastAsia="it-CH"/>
+          <w14:ligatures w14:val="standardContextual"/>
+        </w:rPr>
+      </w:pPr>
+      <w:r>
+        <w:rPr>
+          <w:noProof/>
+        </w:rPr>
+        <w:t>4</w:t>
+      </w:r>
+      <w:r>
+        <w:rPr>
+          <w:rFonts w:asciiTheme="minorHAnsi" w:eastAsiaTheme="minorEastAsia" w:hAnsiTheme="minorHAnsi" w:cstheme="minorBidi"/>
+          <w:noProof/>
+          <w:kern w:val="2"/>
+          <w:sz w:val="24"/>
+          <w:szCs w:val="24"/>
+          <w:lang w:eastAsia="it-CH"/>
+          <w14:ligatures w14:val="standardContextual"/>
+        </w:rPr>
+        <w:tab/>
+      </w:r>
+      <w:r>
+        <w:rPr>
+          <w:noProof/>
+        </w:rPr>
+        <w:t>Implementazione</w:t>
+      </w:r>
+      <w:r>
+        <w:rPr>
+          <w:noProof/>
+        </w:rPr>
+        <w:tab/>
+      </w:r>
+      <w:r>
+        <w:rPr>
+          <w:noProof/>
+        </w:rPr>
+        <w:fldChar w:fldCharType="begin"/>
+      </w:r>
+      <w:r>
+        <w:rPr>
+          <w:noProof/>
+        </w:rPr>
+        <w:instrText xml:space="preserve"> PAGEREF _Toc220073593 \h </w:instrText>
+      </w:r>
+      <w:r>
+        <w:rPr>
+          <w:noProof/>
+        </w:rPr>
+      </w:r>
+      <w:r>
+        <w:rPr>
+          <w:noProof/>
+        </w:rPr>
+        <w:fldChar w:fldCharType="separate"/>
+      </w:r>
+      <w:r>
+        <w:rPr>
+          <w:noProof/>
+        </w:rPr>
+        <w:t>9</w:t>
+      </w:r>
+      <w:r>
+        <w:rPr>
+          <w:noProof/>
+        </w:rPr>
+        <w:fldChar w:fldCharType="end"/>
+      </w:r>
+    </w:p>
+    <w:p>
+      <w:pPr>
+        <w:pStyle w:val="Sommario1"/>
+        <w:tabs>
+          <w:tab w:val="left" w:pos="400"/>
+          <w:tab w:val="right" w:leader="dot" w:pos="9628"/>
+        </w:tabs>
+        <w:rPr>
+          <w:rFonts w:asciiTheme="minorHAnsi" w:eastAsiaTheme="minorEastAsia" w:hAnsiTheme="minorHAnsi" w:cstheme="minorBidi"/>
+          <w:noProof/>
+          <w:kern w:val="2"/>
+          <w:sz w:val="24"/>
+          <w:szCs w:val="24"/>
+          <w:lang w:eastAsia="it-CH"/>
+          <w14:ligatures w14:val="standardContextual"/>
+        </w:rPr>
+      </w:pPr>
+      <w:r>
+        <w:rPr>
+          <w:noProof/>
+          <w:lang w:val="it-IT"/>
+        </w:rPr>
         <w:t>5</w:t>
+      </w:r>
+      <w:r>
+        <w:rPr>
+          <w:rFonts w:asciiTheme="minorHAnsi" w:eastAsiaTheme="minorEastAsia" w:hAnsiTheme="minorHAnsi" w:cstheme="minorBidi"/>
+          <w:noProof/>
+          <w:kern w:val="2"/>
+          <w:sz w:val="24"/>
+          <w:szCs w:val="24"/>
+          <w:lang w:eastAsia="it-CH"/>
+          <w14:ligatures w14:val="standardContextual"/>
+        </w:rPr>
+        <w:tab/>
+      </w:r>
+      <w:r>
+        <w:rPr>
+          <w:noProof/>
+          <w:lang w:val="it-IT"/>
+        </w:rPr>
+        <w:t>Test</w:t>
+      </w:r>
+      <w:r>
+        <w:rPr>
+          <w:noProof/>
+        </w:rPr>
+        <w:tab/>
+      </w:r>
+      <w:r>
+        <w:rPr>
+          <w:noProof/>
+        </w:rPr>
+        <w:fldChar w:fldCharType="begin"/>
+      </w:r>
+      <w:r>
+        <w:rPr>
+          <w:noProof/>
+        </w:rPr>
+        <w:instrText xml:space="preserve"> PAGEREF _Toc220073594 \h </w:instrText>
+      </w:r>
+      <w:r>
+        <w:rPr>
+          <w:noProof/>
+        </w:rPr>
+      </w:r>
+      <w:r>
+        <w:rPr>
+          <w:noProof/>
+        </w:rPr>
+        <w:fldChar w:fldCharType="separate"/>
+      </w:r>
+      <w:r>
+        <w:rPr>
+          <w:noProof/>
+        </w:rPr>
+        <w:t>9</w:t>
       </w:r>
       <w:r>
         <w:rPr>
@@ -887,24 +1676,28 @@
         <w:rPr>
           <w:rFonts w:asciiTheme="minorHAnsi" w:eastAsiaTheme="minorEastAsia" w:hAnsiTheme="minorHAnsi" w:cstheme="minorBidi"/>
           <w:noProof/>
-          <w:sz w:val="22"/>
-          <w:szCs w:val="22"/>
+          <w:kern w:val="2"/>
+          <w:sz w:val="24"/>
+          <w:szCs w:val="24"/>
           <w:lang w:eastAsia="it-CH"/>
-        </w:rPr>
-      </w:pPr>
-      <w:r>
-        <w:rPr>
-          <w:noProof/>
-        </w:rPr>
-        <w:t>2.5</w:t>
+          <w14:ligatures w14:val="standardContextual"/>
+        </w:rPr>
+      </w:pPr>
+      <w:r>
+        <w:rPr>
+          <w:noProof/>
+        </w:rPr>
+        <w:t>5.1</w:t>
       </w:r>
       <w:r>
         <w:rPr>
           <w:rFonts w:asciiTheme="minorHAnsi" w:eastAsiaTheme="minorEastAsia" w:hAnsiTheme="minorHAnsi" w:cstheme="minorBidi"/>
           <w:noProof/>
-          <w:sz w:val="22"/>
-          <w:szCs w:val="22"/>
+          <w:kern w:val="2"/>
+          <w:sz w:val="24"/>
+          <w:szCs w:val="24"/>
           <w:lang w:eastAsia="it-CH"/>
+          <w14:ligatures w14:val="standardContextual"/>
         </w:rPr>
         <w:tab/>
       </w:r>
@@ -912,7 +1705,7 @@
         <w:rPr>
           <w:noProof/>
         </w:rPr>
-        <w:t>Analisi dei mezzi</w:t>
+        <w:t>Protocollo di test</w:t>
       </w:r>
       <w:r>
         <w:rPr>
@@ -930,7 +1723,7 @@
         <w:rPr>
           <w:noProof/>
         </w:rPr>
-        <w:instrText xml:space="preserve"> PAGEREF _Toc94790451 \h </w:instrText>
+        <w:instrText xml:space="preserve"> PAGEREF _Toc220073595 \h </w:instrText>
       </w:r>
       <w:r>
         <w:rPr>
@@ -947,7 +1740,7 @@
         <w:rPr>
           <w:noProof/>
         </w:rPr>
-        <w:t>5</w:t>
+        <w:t>9</w:t>
       </w:r>
       <w:r>
         <w:rPr>
@@ -958,32 +1751,36 @@
     </w:p>
     <w:p>
       <w:pPr>
-        <w:pStyle w:val="Sommario3"/>
-        <w:tabs>
-          <w:tab w:val="left" w:pos="1200"/>
+        <w:pStyle w:val="Sommario2"/>
+        <w:tabs>
+          <w:tab w:val="left" w:pos="800"/>
           <w:tab w:val="right" w:leader="dot" w:pos="9628"/>
         </w:tabs>
         <w:rPr>
           <w:rFonts w:asciiTheme="minorHAnsi" w:eastAsiaTheme="minorEastAsia" w:hAnsiTheme="minorHAnsi" w:cstheme="minorBidi"/>
           <w:noProof/>
-          <w:sz w:val="22"/>
-          <w:szCs w:val="22"/>
+          <w:kern w:val="2"/>
+          <w:sz w:val="24"/>
+          <w:szCs w:val="24"/>
           <w:lang w:eastAsia="it-CH"/>
-        </w:rPr>
-      </w:pPr>
-      <w:r>
-        <w:rPr>
-          <w:noProof/>
-        </w:rPr>
-        <w:t>2.5.1</w:t>
+          <w14:ligatures w14:val="standardContextual"/>
+        </w:rPr>
+      </w:pPr>
+      <w:r>
+        <w:rPr>
+          <w:noProof/>
+        </w:rPr>
+        <w:t>5.2</w:t>
       </w:r>
       <w:r>
         <w:rPr>
           <w:rFonts w:asciiTheme="minorHAnsi" w:eastAsiaTheme="minorEastAsia" w:hAnsiTheme="minorHAnsi" w:cstheme="minorBidi"/>
           <w:noProof/>
-          <w:sz w:val="22"/>
-          <w:szCs w:val="22"/>
+          <w:kern w:val="2"/>
+          <w:sz w:val="24"/>
+          <w:szCs w:val="24"/>
           <w:lang w:eastAsia="it-CH"/>
+          <w14:ligatures w14:val="standardContextual"/>
         </w:rPr>
         <w:tab/>
       </w:r>
@@ -991,7 +1788,7 @@
         <w:rPr>
           <w:noProof/>
         </w:rPr>
-        <w:t>Software</w:t>
+        <w:t>Risultati test</w:t>
       </w:r>
       <w:r>
         <w:rPr>
@@ -1009,7 +1806,7 @@
         <w:rPr>
           <w:noProof/>
         </w:rPr>
-        <w:instrText xml:space="preserve"> PAGEREF _Toc94790452 \h </w:instrText>
+        <w:instrText xml:space="preserve"> PAGEREF _Toc220073596 \h </w:instrText>
       </w:r>
       <w:r>
         <w:rPr>
@@ -1026,7 +1823,7 @@
         <w:rPr>
           <w:noProof/>
         </w:rPr>
-        <w:t>6</w:t>
+        <w:t>10</w:t>
       </w:r>
       <w:r>
         <w:rPr>
@@ -1037,32 +1834,36 @@
     </w:p>
     <w:p>
       <w:pPr>
-        <w:pStyle w:val="Sommario3"/>
-        <w:tabs>
-          <w:tab w:val="left" w:pos="1200"/>
+        <w:pStyle w:val="Sommario2"/>
+        <w:tabs>
+          <w:tab w:val="left" w:pos="800"/>
           <w:tab w:val="right" w:leader="dot" w:pos="9628"/>
         </w:tabs>
         <w:rPr>
           <w:rFonts w:asciiTheme="minorHAnsi" w:eastAsiaTheme="minorEastAsia" w:hAnsiTheme="minorHAnsi" w:cstheme="minorBidi"/>
           <w:noProof/>
-          <w:sz w:val="22"/>
-          <w:szCs w:val="22"/>
+          <w:kern w:val="2"/>
+          <w:sz w:val="24"/>
+          <w:szCs w:val="24"/>
           <w:lang w:eastAsia="it-CH"/>
-        </w:rPr>
-      </w:pPr>
-      <w:r>
-        <w:rPr>
-          <w:noProof/>
-        </w:rPr>
-        <w:t>2.5.2</w:t>
+          <w14:ligatures w14:val="standardContextual"/>
+        </w:rPr>
+      </w:pPr>
+      <w:r>
+        <w:rPr>
+          <w:noProof/>
+        </w:rPr>
+        <w:t>5.3</w:t>
       </w:r>
       <w:r>
         <w:rPr>
           <w:rFonts w:asciiTheme="minorHAnsi" w:eastAsiaTheme="minorEastAsia" w:hAnsiTheme="minorHAnsi" w:cstheme="minorBidi"/>
           <w:noProof/>
-          <w:sz w:val="22"/>
-          <w:szCs w:val="22"/>
+          <w:kern w:val="2"/>
+          <w:sz w:val="24"/>
+          <w:szCs w:val="24"/>
           <w:lang w:eastAsia="it-CH"/>
+          <w14:ligatures w14:val="standardContextual"/>
         </w:rPr>
         <w:tab/>
       </w:r>
@@ -1070,7 +1871,7 @@
         <w:rPr>
           <w:noProof/>
         </w:rPr>
-        <w:t>Hardware</w:t>
+        <w:t>Mancanze/limitazioni conosciute</w:t>
       </w:r>
       <w:r>
         <w:rPr>
@@ -1088,7 +1889,7 @@
         <w:rPr>
           <w:noProof/>
         </w:rPr>
-        <w:instrText xml:space="preserve"> PAGEREF _Toc94790453 \h </w:instrText>
+        <w:instrText xml:space="preserve"> PAGEREF _Toc220073597 \h </w:instrText>
       </w:r>
       <w:r>
         <w:rPr>
@@ -1105,7 +1906,7 @@
         <w:rPr>
           <w:noProof/>
         </w:rPr>
-        <w:t>6</w:t>
+        <w:t>10</w:t>
       </w:r>
       <w:r>
         <w:rPr>
@@ -1124,32 +1925,38 @@
         <w:rPr>
           <w:rFonts w:asciiTheme="minorHAnsi" w:eastAsiaTheme="minorEastAsia" w:hAnsiTheme="minorHAnsi" w:cstheme="minorBidi"/>
           <w:noProof/>
-          <w:sz w:val="22"/>
-          <w:szCs w:val="22"/>
+          <w:kern w:val="2"/>
+          <w:sz w:val="24"/>
+          <w:szCs w:val="24"/>
           <w:lang w:eastAsia="it-CH"/>
-        </w:rPr>
-      </w:pPr>
-      <w:r>
-        <w:rPr>
-          <w:noProof/>
-        </w:rPr>
-        <w:t>3</w:t>
+          <w14:ligatures w14:val="standardContextual"/>
+        </w:rPr>
+      </w:pPr>
+      <w:r>
+        <w:rPr>
+          <w:noProof/>
+          <w:lang w:val="it-IT"/>
+        </w:rPr>
+        <w:t>6</w:t>
       </w:r>
       <w:r>
         <w:rPr>
           <w:rFonts w:asciiTheme="minorHAnsi" w:eastAsiaTheme="minorEastAsia" w:hAnsiTheme="minorHAnsi" w:cstheme="minorBidi"/>
           <w:noProof/>
-          <w:sz w:val="22"/>
-          <w:szCs w:val="22"/>
+          <w:kern w:val="2"/>
+          <w:sz w:val="24"/>
+          <w:szCs w:val="24"/>
           <w:lang w:eastAsia="it-CH"/>
+          <w14:ligatures w14:val="standardContextual"/>
         </w:rPr>
         <w:tab/>
       </w:r>
       <w:r>
         <w:rPr>
           <w:noProof/>
-        </w:rPr>
-        <w:t>Progettazione</w:t>
+          <w:lang w:val="it-IT"/>
+        </w:rPr>
+        <w:t>Consuntivo</w:t>
       </w:r>
       <w:r>
         <w:rPr>
@@ -1167,7 +1974,7 @@
         <w:rPr>
           <w:noProof/>
         </w:rPr>
-        <w:instrText xml:space="preserve"> PAGEREF _Toc94790454 \h </w:instrText>
+        <w:instrText xml:space="preserve"> PAGEREF _Toc220073598 \h </w:instrText>
       </w:r>
       <w:r>
         <w:rPr>
@@ -1184,7 +1991,92 @@
         <w:rPr>
           <w:noProof/>
         </w:rPr>
-        <w:t>6</w:t>
+        <w:t>10</w:t>
+      </w:r>
+      <w:r>
+        <w:rPr>
+          <w:noProof/>
+        </w:rPr>
+        <w:fldChar w:fldCharType="end"/>
+      </w:r>
+    </w:p>
+    <w:p>
+      <w:pPr>
+        <w:pStyle w:val="Sommario1"/>
+        <w:tabs>
+          <w:tab w:val="left" w:pos="400"/>
+          <w:tab w:val="right" w:leader="dot" w:pos="9628"/>
+        </w:tabs>
+        <w:rPr>
+          <w:rFonts w:asciiTheme="minorHAnsi" w:eastAsiaTheme="minorEastAsia" w:hAnsiTheme="minorHAnsi" w:cstheme="minorBidi"/>
+          <w:noProof/>
+          <w:kern w:val="2"/>
+          <w:sz w:val="24"/>
+          <w:szCs w:val="24"/>
+          <w:lang w:eastAsia="it-CH"/>
+          <w14:ligatures w14:val="standardContextual"/>
+        </w:rPr>
+      </w:pPr>
+      <w:r>
+        <w:rPr>
+          <w:noProof/>
+          <w:lang w:val="it-IT"/>
+        </w:rPr>
+        <w:t>7</w:t>
+      </w:r>
+      <w:r>
+        <w:rPr>
+          <w:rFonts w:asciiTheme="minorHAnsi" w:eastAsiaTheme="minorEastAsia" w:hAnsiTheme="minorHAnsi" w:cstheme="minorBidi"/>
+          <w:noProof/>
+          <w:kern w:val="2"/>
+          <w:sz w:val="24"/>
+          <w:szCs w:val="24"/>
+          <w:lang w:eastAsia="it-CH"/>
+          <w14:ligatures w14:val="standardContextual"/>
+        </w:rPr>
+        <w:tab/>
+      </w:r>
+      <w:r>
+        <w:rPr>
+          <w:noProof/>
+          <w:lang w:val="it-IT"/>
+        </w:rPr>
+        <w:t>Conclusioni</w:t>
+      </w:r>
+      <w:r>
+        <w:rPr>
+          <w:noProof/>
+        </w:rPr>
+        <w:tab/>
+      </w:r>
+      <w:r>
+        <w:rPr>
+          <w:noProof/>
+        </w:rPr>
+        <w:fldChar w:fldCharType="begin"/>
+      </w:r>
+      <w:r>
+        <w:rPr>
+          <w:noProof/>
+        </w:rPr>
+        <w:instrText xml:space="preserve"> PAGEREF _Toc220073599 \h </w:instrText>
+      </w:r>
+      <w:r>
+        <w:rPr>
+          <w:noProof/>
+        </w:rPr>
+      </w:r>
+      <w:r>
+        <w:rPr>
+          <w:noProof/>
+        </w:rPr>
+        <w:fldChar w:fldCharType="separate"/>
+      </w:r>
+      <w:r>
+        <w:rPr>
+          <w:noProof/>
+        </w:rPr>
+        <w:t>10</w:t>
       </w:r>
       <w:r>
         <w:rPr>
@@ -1203,24 +2095,28 @@
         <w:rPr>
           <w:rFonts w:asciiTheme="minorHAnsi" w:eastAsiaTheme="minorEastAsia" w:hAnsiTheme="minorHAnsi" w:cstheme="minorBidi"/>
           <w:noProof/>
-          <w:sz w:val="22"/>
-          <w:szCs w:val="22"/>
+          <w:kern w:val="2"/>
+          <w:sz w:val="24"/>
+          <w:szCs w:val="24"/>
           <w:lang w:eastAsia="it-CH"/>
-        </w:rPr>
-      </w:pPr>
-      <w:r>
-        <w:rPr>
-          <w:noProof/>
-        </w:rPr>
-        <w:t>3.1</w:t>
+          <w14:ligatures w14:val="standardContextual"/>
+        </w:rPr>
+      </w:pPr>
+      <w:r>
+        <w:rPr>
+          <w:noProof/>
+        </w:rPr>
+        <w:t>7.1</w:t>
       </w:r>
       <w:r>
         <w:rPr>
           <w:rFonts w:asciiTheme="minorHAnsi" w:eastAsiaTheme="minorEastAsia" w:hAnsiTheme="minorHAnsi" w:cstheme="minorBidi"/>
           <w:noProof/>
-          <w:sz w:val="22"/>
-          <w:szCs w:val="22"/>
+          <w:kern w:val="2"/>
+          <w:sz w:val="24"/>
+          <w:szCs w:val="24"/>
           <w:lang w:eastAsia="it-CH"/>
+          <w14:ligatures w14:val="standardContextual"/>
         </w:rPr>
         <w:tab/>
       </w:r>
@@ -1228,7 +2124,7 @@
         <w:rPr>
           <w:noProof/>
         </w:rPr>
-        <w:t>Design dell’architettura del sistema</w:t>
+        <w:t>Sviluppi futuri</w:t>
       </w:r>
       <w:r>
         <w:rPr>
@@ -1246,7 +2142,7 @@
         <w:rPr>
           <w:noProof/>
         </w:rPr>
-        <w:instrText xml:space="preserve"> PAGEREF _Toc94790455 \h </w:instrText>
+        <w:instrText xml:space="preserve"> PAGEREF _Toc220073600 \h </w:instrText>
       </w:r>
       <w:r>
         <w:rPr>
@@ -1263,7 +2159,7 @@
         <w:rPr>
           <w:noProof/>
         </w:rPr>
-        <w:t>6</w:t>
+        <w:t>10</w:t>
       </w:r>
       <w:r>
         <w:rPr>
@@ -1282,24 +2178,28 @@
         <w:rPr>
           <w:rFonts w:asciiTheme="minorHAnsi" w:eastAsiaTheme="minorEastAsia" w:hAnsiTheme="minorHAnsi" w:cstheme="minorBidi"/>
           <w:noProof/>
-          <w:sz w:val="22"/>
-          <w:szCs w:val="22"/>
+          <w:kern w:val="2"/>
+          <w:sz w:val="24"/>
+          <w:szCs w:val="24"/>
           <w:lang w:eastAsia="it-CH"/>
-        </w:rPr>
-      </w:pPr>
-      <w:r>
-        <w:rPr>
-          <w:noProof/>
-        </w:rPr>
-        <w:t>3.2</w:t>
+          <w14:ligatures w14:val="standardContextual"/>
+        </w:rPr>
+      </w:pPr>
+      <w:r>
+        <w:rPr>
+          <w:noProof/>
+        </w:rPr>
+        <w:t>7.2</w:t>
       </w:r>
       <w:r>
         <w:rPr>
           <w:rFonts w:asciiTheme="minorHAnsi" w:eastAsiaTheme="minorEastAsia" w:hAnsiTheme="minorHAnsi" w:cstheme="minorBidi"/>
           <w:noProof/>
-          <w:sz w:val="22"/>
-          <w:szCs w:val="22"/>
+          <w:kern w:val="2"/>
+          <w:sz w:val="24"/>
+          <w:szCs w:val="24"/>
           <w:lang w:eastAsia="it-CH"/>
+          <w14:ligatures w14:val="standardContextual"/>
         </w:rPr>
         <w:tab/>
       </w:r>
@@ -1307,7 +2207,7 @@
         <w:rPr>
           <w:noProof/>
         </w:rPr>
-        <w:t>Design dei dati e database</w:t>
+        <w:t>Considerazioni personali</w:t>
       </w:r>
       <w:r>
         <w:rPr>
@@ -1325,7 +2225,7 @@
         <w:rPr>
           <w:noProof/>
         </w:rPr>
-        <w:instrText xml:space="preserve"> PAGEREF _Toc94790456 \h </w:instrText>
+        <w:instrText xml:space="preserve"> PAGEREF _Toc220073601 \h </w:instrText>
       </w:r>
       <w:r>
         <w:rPr>
@@ -1342,7 +2242,177 @@
         <w:rPr>
           <w:noProof/>
         </w:rPr>
-        <w:t>6</w:t>
+        <w:t>10</w:t>
+      </w:r>
+      <w:r>
+        <w:rPr>
+          <w:noProof/>
+        </w:rPr>
+        <w:fldChar w:fldCharType="end"/>
+      </w:r>
+    </w:p>
+    <w:p>
+      <w:pPr>
+        <w:pStyle w:val="Sommario1"/>
+        <w:tabs>
+          <w:tab w:val="left" w:pos="400"/>
+          <w:tab w:val="right" w:leader="dot" w:pos="9628"/>
+        </w:tabs>
+        <w:rPr>
+          <w:rFonts w:asciiTheme="minorHAnsi" w:eastAsiaTheme="minorEastAsia" w:hAnsiTheme="minorHAnsi" w:cstheme="minorBidi"/>
+          <w:noProof/>
+          <w:kern w:val="2"/>
+          <w:sz w:val="24"/>
+          <w:szCs w:val="24"/>
+          <w:lang w:eastAsia="it-CH"/>
+          <w14:ligatures w14:val="standardContextual"/>
+        </w:rPr>
+      </w:pPr>
+      <w:r>
+        <w:rPr>
+          <w:noProof/>
+          <w:lang w:val="it-IT"/>
+        </w:rPr>
+        <w:t>8</w:t>
+      </w:r>
+      <w:r>
+        <w:rPr>
+          <w:rFonts w:asciiTheme="minorHAnsi" w:eastAsiaTheme="minorEastAsia" w:hAnsiTheme="minorHAnsi" w:cstheme="minorBidi"/>
+          <w:noProof/>
+          <w:kern w:val="2"/>
+          <w:sz w:val="24"/>
+          <w:szCs w:val="24"/>
+          <w:lang w:eastAsia="it-CH"/>
+          <w14:ligatures w14:val="standardContextual"/>
+        </w:rPr>
+        <w:tab/>
+      </w:r>
+      <w:r>
+        <w:rPr>
+          <w:noProof/>
+          <w:lang w:val="it-IT"/>
+        </w:rPr>
+        <w:t>Glossario</w:t>
+      </w:r>
+      <w:r>
+        <w:rPr>
+          <w:noProof/>
+        </w:rPr>
+        <w:tab/>
+      </w:r>
+      <w:r>
+        <w:rPr>
+          <w:noProof/>
+        </w:rPr>
+        <w:fldChar w:fldCharType="begin"/>
+      </w:r>
+      <w:r>
+        <w:rPr>
+          <w:noProof/>
+        </w:rPr>
+        <w:instrText xml:space="preserve"> PAGEREF _Toc220073602 \h </w:instrText>
+      </w:r>
+      <w:r>
+        <w:rPr>
+          <w:noProof/>
+        </w:rPr>
+      </w:r>
+      <w:r>
+        <w:rPr>
+          <w:noProof/>
+        </w:rPr>
+        <w:fldChar w:fldCharType="separate"/>
+      </w:r>
+      <w:r>
+        <w:rPr>
+          <w:noProof/>
+        </w:rPr>
+        <w:t>10</w:t>
+      </w:r>
+      <w:r>
+        <w:rPr>
+          <w:noProof/>
+        </w:rPr>
+        <w:fldChar w:fldCharType="end"/>
+      </w:r>
+    </w:p>
+    <w:p>
+      <w:pPr>
+        <w:pStyle w:val="Sommario1"/>
+        <w:tabs>
+          <w:tab w:val="left" w:pos="400"/>
+          <w:tab w:val="right" w:leader="dot" w:pos="9628"/>
+        </w:tabs>
+        <w:rPr>
+          <w:rFonts w:asciiTheme="minorHAnsi" w:eastAsiaTheme="minorEastAsia" w:hAnsiTheme="minorHAnsi" w:cstheme="minorBidi"/>
+          <w:noProof/>
+          <w:kern w:val="2"/>
+          <w:sz w:val="24"/>
+          <w:szCs w:val="24"/>
+          <w:lang w:eastAsia="it-CH"/>
+          <w14:ligatures w14:val="standardContextual"/>
+        </w:rPr>
+      </w:pPr>
+      <w:r>
+        <w:rPr>
+          <w:noProof/>
+          <w:lang w:val="it-IT"/>
+        </w:rPr>
+        <w:t>9</w:t>
+      </w:r>
+      <w:r>
+        <w:rPr>
+          <w:rFonts w:asciiTheme="minorHAnsi" w:eastAsiaTheme="minorEastAsia" w:hAnsiTheme="minorHAnsi" w:cstheme="minorBidi"/>
+          <w:noProof/>
+          <w:kern w:val="2"/>
+          <w:sz w:val="24"/>
+          <w:szCs w:val="24"/>
+          <w:lang w:eastAsia="it-CH"/>
+          <w14:ligatures w14:val="standardContextual"/>
+        </w:rPr>
+        <w:tab/>
+      </w:r>
+      <w:r>
+        <w:rPr>
+          <w:noProof/>
+          <w:lang w:val="it-IT"/>
+        </w:rPr>
+        <w:t>Bibliografia</w:t>
+      </w:r>
+      <w:r>
+        <w:rPr>
+          <w:noProof/>
+        </w:rPr>
+        <w:tab/>
+      </w:r>
+      <w:r>
+        <w:rPr>
+          <w:noProof/>
+        </w:rPr>
+        <w:fldChar w:fldCharType="begin"/>
+      </w:r>
+      <w:r>
+        <w:rPr>
+          <w:noProof/>
+        </w:rPr>
+        <w:instrText xml:space="preserve"> PAGEREF _Toc220073603 \h </w:instrText>
+      </w:r>
+      <w:r>
+        <w:rPr>
+          <w:noProof/>
+        </w:rPr>
+      </w:r>
+      <w:r>
+        <w:rPr>
+          <w:noProof/>
+        </w:rPr>
+        <w:fldChar w:fldCharType="separate"/>
+      </w:r>
+      <w:r>
+        <w:rPr>
+          <w:noProof/>
+        </w:rPr>
+        <w:t>11</w:t>
       </w:r>
       <w:r>
         <w:rPr>
@@ -1361,24 +2431,28 @@
         <w:rPr>
           <w:rFonts w:asciiTheme="minorHAnsi" w:eastAsiaTheme="minorEastAsia" w:hAnsiTheme="minorHAnsi" w:cstheme="minorBidi"/>
           <w:noProof/>
-          <w:sz w:val="22"/>
-          <w:szCs w:val="22"/>
+          <w:kern w:val="2"/>
+          <w:sz w:val="24"/>
+          <w:szCs w:val="24"/>
           <w:lang w:eastAsia="it-CH"/>
-        </w:rPr>
-      </w:pPr>
-      <w:r>
-        <w:rPr>
-          <w:noProof/>
-        </w:rPr>
-        <w:t>3.3</w:t>
+          <w14:ligatures w14:val="standardContextual"/>
+        </w:rPr>
+      </w:pPr>
+      <w:r>
+        <w:rPr>
+          <w:noProof/>
+        </w:rPr>
+        <w:t>9.1</w:t>
       </w:r>
       <w:r>
         <w:rPr>
           <w:rFonts w:asciiTheme="minorHAnsi" w:eastAsiaTheme="minorEastAsia" w:hAnsiTheme="minorHAnsi" w:cstheme="minorBidi"/>
           <w:noProof/>
-          <w:sz w:val="22"/>
-          <w:szCs w:val="22"/>
+          <w:kern w:val="2"/>
+          <w:sz w:val="24"/>
+          <w:szCs w:val="24"/>
           <w:lang w:eastAsia="it-CH"/>
+          <w14:ligatures w14:val="standardContextual"/>
         </w:rPr>
         <w:tab/>
       </w:r>
@@ -1386,7 +2460,7 @@
         <w:rPr>
           <w:noProof/>
         </w:rPr>
-        <w:t>Design delle interfacce</w:t>
+        <w:t>Bibliografia per articoli di riviste:</w:t>
       </w:r>
       <w:r>
         <w:rPr>
@@ -1404,7 +2478,7 @@
         <w:rPr>
           <w:noProof/>
         </w:rPr>
-        <w:instrText xml:space="preserve"> PAGEREF _Toc94790457 \h </w:instrText>
+        <w:instrText xml:space="preserve"> PAGEREF _Toc220073604 \h </w:instrText>
       </w:r>
       <w:r>
         <w:rPr>
@@ -1421,7 +2495,7 @@
         <w:rPr>
           <w:noProof/>
         </w:rPr>
-        <w:t>6</w:t>
+        <w:t>11</w:t>
       </w:r>
       <w:r>
         <w:rPr>
@@ -1440,24 +2514,28 @@
         <w:rPr>
           <w:rFonts w:asciiTheme="minorHAnsi" w:eastAsiaTheme="minorEastAsia" w:hAnsiTheme="minorHAnsi" w:cstheme="minorBidi"/>
           <w:noProof/>
-          <w:sz w:val="22"/>
-          <w:szCs w:val="22"/>
+          <w:kern w:val="2"/>
+          <w:sz w:val="24"/>
+          <w:szCs w:val="24"/>
           <w:lang w:eastAsia="it-CH"/>
-        </w:rPr>
-      </w:pPr>
-      <w:r>
-        <w:rPr>
-          <w:noProof/>
-        </w:rPr>
-        <w:t>3.4</w:t>
+          <w14:ligatures w14:val="standardContextual"/>
+        </w:rPr>
+      </w:pPr>
+      <w:r>
+        <w:rPr>
+          <w:noProof/>
+        </w:rPr>
+        <w:t>9.2</w:t>
       </w:r>
       <w:r>
         <w:rPr>
           <w:rFonts w:asciiTheme="minorHAnsi" w:eastAsiaTheme="minorEastAsia" w:hAnsiTheme="minorHAnsi" w:cstheme="minorBidi"/>
           <w:noProof/>
-          <w:sz w:val="22"/>
-          <w:szCs w:val="22"/>
+          <w:kern w:val="2"/>
+          <w:sz w:val="24"/>
+          <w:szCs w:val="24"/>
           <w:lang w:eastAsia="it-CH"/>
+          <w14:ligatures w14:val="standardContextual"/>
         </w:rPr>
         <w:tab/>
       </w:r>
@@ -1465,7 +2543,7 @@
         <w:rPr>
           <w:noProof/>
         </w:rPr>
-        <w:t>Design procedurale</w:t>
+        <w:t>Bibliografia per libri</w:t>
       </w:r>
       <w:r>
         <w:rPr>
@@ -1483,7 +2561,7 @@
         <w:rPr>
           <w:noProof/>
         </w:rPr>
-        <w:instrText xml:space="preserve"> PAGEREF _Toc94790458 \h </w:instrText>
+        <w:instrText xml:space="preserve"> PAGEREF _Toc220073605 \h </w:instrText>
       </w:r>
       <w:r>
         <w:rPr>
@@ -1500,167 +2578,7 @@
         <w:rPr>
           <w:noProof/>
         </w:rPr>
-        <w:t>6</w:t>
-      </w:r>
-      <w:r>
-        <w:rPr>
-          <w:noProof/>
-        </w:rPr>
-        <w:fldChar w:fldCharType="end"/>
-      </w:r>
-    </w:p>
-    <w:p>
-      <w:pPr>
-        <w:pStyle w:val="Sommario1"/>
-        <w:tabs>
-          <w:tab w:val="left" w:pos="400"/>
-          <w:tab w:val="right" w:leader="dot" w:pos="9628"/>
-        </w:tabs>
-        <w:rPr>
-          <w:rFonts w:asciiTheme="minorHAnsi" w:eastAsiaTheme="minorEastAsia" w:hAnsiTheme="minorHAnsi" w:cstheme="minorBidi"/>
-          <w:noProof/>
-          <w:sz w:val="22"/>
-          <w:szCs w:val="22"/>
-          <w:lang w:eastAsia="it-CH"/>
-        </w:rPr>
-      </w:pPr>
-      <w:r>
-        <w:rPr>
-          <w:noProof/>
-        </w:rPr>
-        <w:t>4</w:t>
-      </w:r>
-      <w:r>
-        <w:rPr>
-          <w:rFonts w:asciiTheme="minorHAnsi" w:eastAsiaTheme="minorEastAsia" w:hAnsiTheme="minorHAnsi" w:cstheme="minorBidi"/>
-          <w:noProof/>
-          <w:sz w:val="22"/>
-          <w:szCs w:val="22"/>
-          <w:lang w:eastAsia="it-CH"/>
-        </w:rPr>
-        <w:tab/>
-      </w:r>
-      <w:r>
-        <w:rPr>
-          <w:noProof/>
-        </w:rPr>
-        <w:t>Implementazione</w:t>
-      </w:r>
-      <w:r>
-        <w:rPr>
-          <w:noProof/>
-        </w:rPr>
-        <w:tab/>
-      </w:r>
-      <w:r>
-        <w:rPr>
-          <w:noProof/>
-        </w:rPr>
-        <w:fldChar w:fldCharType="begin"/>
-      </w:r>
-      <w:r>
-        <w:rPr>
-          <w:noProof/>
-        </w:rPr>
-        <w:instrText xml:space="preserve"> PAGEREF _Toc94790459 \h </w:instrText>
-      </w:r>
-      <w:r>
-        <w:rPr>
-          <w:noProof/>
-        </w:rPr>
-      </w:r>
-      <w:r>
-        <w:rPr>
-          <w:noProof/>
-        </w:rPr>
-        <w:fldChar w:fldCharType="separate"/>
-      </w:r>
-      <w:r>
-        <w:rPr>
-          <w:noProof/>
-        </w:rPr>
-        <w:t>7</w:t>
-      </w:r>
-      <w:r>
-        <w:rPr>
-          <w:noProof/>
-        </w:rPr>
-        <w:fldChar w:fldCharType="end"/>
-      </w:r>
-    </w:p>
-    <w:p>
-      <w:pPr>
-        <w:pStyle w:val="Sommario1"/>
-        <w:tabs>
-          <w:tab w:val="left" w:pos="400"/>
-          <w:tab w:val="right" w:leader="dot" w:pos="9628"/>
-        </w:tabs>
-        <w:rPr>
-          <w:rFonts w:asciiTheme="minorHAnsi" w:eastAsiaTheme="minorEastAsia" w:hAnsiTheme="minorHAnsi" w:cstheme="minorBidi"/>
-          <w:noProof/>
-          <w:sz w:val="22"/>
-          <w:szCs w:val="22"/>
-          <w:lang w:eastAsia="it-CH"/>
-        </w:rPr>
-      </w:pPr>
-      <w:r>
-        <w:rPr>
-          <w:noProof/>
-          <w:lang w:val="it-IT"/>
-        </w:rPr>
-        <w:t>5</w:t>
-      </w:r>
-      <w:r>
-        <w:rPr>
-          <w:rFonts w:asciiTheme="minorHAnsi" w:eastAsiaTheme="minorEastAsia" w:hAnsiTheme="minorHAnsi" w:cstheme="minorBidi"/>
-          <w:noProof/>
-          <w:sz w:val="22"/>
-          <w:szCs w:val="22"/>
-          <w:lang w:eastAsia="it-CH"/>
-        </w:rPr>
-        <w:tab/>
-      </w:r>
-      <w:r>
-        <w:rPr>
-          <w:noProof/>
-          <w:lang w:val="it-IT"/>
-        </w:rPr>
-        <w:t>Test</w:t>
-      </w:r>
-      <w:r>
-        <w:rPr>
-          <w:noProof/>
-        </w:rPr>
-        <w:tab/>
-      </w:r>
-      <w:r>
-        <w:rPr>
-          <w:noProof/>
-        </w:rPr>
-        <w:fldChar w:fldCharType="begin"/>
-      </w:r>
-      <w:r>
-        <w:rPr>
-          <w:noProof/>
-        </w:rPr>
-        <w:instrText xml:space="preserve"> PAGEREF _Toc94790460 \h </w:instrText>
-      </w:r>
-      <w:r>
-        <w:rPr>
-          <w:noProof/>
-        </w:rPr>
-      </w:r>
-      <w:r>
-        <w:rPr>
-          <w:noProof/>
-        </w:rPr>
-        <w:fldChar w:fldCharType="separate"/>
-      </w:r>
-      <w:r>
-        <w:rPr>
-          <w:noProof/>
-        </w:rPr>
-        <w:t>7</w:t>
+        <w:t>11</w:t>
       </w:r>
       <w:r>
         <w:rPr>
@@ -1679,24 +2597,28 @@
         <w:rPr>
           <w:rFonts w:asciiTheme="minorHAnsi" w:eastAsiaTheme="minorEastAsia" w:hAnsiTheme="minorHAnsi" w:cstheme="minorBidi"/>
           <w:noProof/>
-          <w:sz w:val="22"/>
-          <w:szCs w:val="22"/>
+          <w:kern w:val="2"/>
+          <w:sz w:val="24"/>
+          <w:szCs w:val="24"/>
           <w:lang w:eastAsia="it-CH"/>
-        </w:rPr>
-      </w:pPr>
-      <w:r>
-        <w:rPr>
-          <w:noProof/>
-        </w:rPr>
-        <w:t>5.1</w:t>
+          <w14:ligatures w14:val="standardContextual"/>
+        </w:rPr>
+      </w:pPr>
+      <w:r>
+        <w:rPr>
+          <w:noProof/>
+        </w:rPr>
+        <w:t>9.3</w:t>
       </w:r>
       <w:r>
         <w:rPr>
           <w:rFonts w:asciiTheme="minorHAnsi" w:eastAsiaTheme="minorEastAsia" w:hAnsiTheme="minorHAnsi" w:cstheme="minorBidi"/>
           <w:noProof/>
-          <w:sz w:val="22"/>
-          <w:szCs w:val="22"/>
+          <w:kern w:val="2"/>
+          <w:sz w:val="24"/>
+          <w:szCs w:val="24"/>
           <w:lang w:eastAsia="it-CH"/>
+          <w14:ligatures w14:val="standardContextual"/>
         </w:rPr>
         <w:tab/>
       </w:r>
@@ -1704,7 +2626,7 @@
         <w:rPr>
           <w:noProof/>
         </w:rPr>
-        <w:t>Protocollo di test</w:t>
+        <w:t>Sitografia</w:t>
       </w:r>
       <w:r>
         <w:rPr>
@@ -1722,7 +2644,7 @@
         <w:rPr>
           <w:noProof/>
         </w:rPr>
-        <w:instrText xml:space="preserve"> PAGEREF _Toc94790461 \h </w:instrText>
+        <w:instrText xml:space="preserve"> PAGEREF _Toc220073606 \h </w:instrText>
       </w:r>
       <w:r>
         <w:rPr>
@@ -1739,884 +2661,7 @@
         <w:rPr>
           <w:noProof/>
         </w:rPr>
-        <w:t>7</w:t>
-      </w:r>
-      <w:r>
-        <w:rPr>
-          <w:noProof/>
-        </w:rPr>
-        <w:fldChar w:fldCharType="end"/>
-      </w:r>
-    </w:p>
-    <w:p>
-      <w:pPr>
-        <w:pStyle w:val="Sommario2"/>
-        <w:tabs>
-          <w:tab w:val="left" w:pos="800"/>
-          <w:tab w:val="right" w:leader="dot" w:pos="9628"/>
-        </w:tabs>
-        <w:rPr>
-          <w:rFonts w:asciiTheme="minorHAnsi" w:eastAsiaTheme="minorEastAsia" w:hAnsiTheme="minorHAnsi" w:cstheme="minorBidi"/>
-          <w:noProof/>
-          <w:sz w:val="22"/>
-          <w:szCs w:val="22"/>
-          <w:lang w:eastAsia="it-CH"/>
-        </w:rPr>
-      </w:pPr>
-      <w:r>
-        <w:rPr>
-          <w:noProof/>
-        </w:rPr>
-        <w:t>5.2</w:t>
-      </w:r>
-      <w:r>
-        <w:rPr>
-          <w:rFonts w:asciiTheme="minorHAnsi" w:eastAsiaTheme="minorEastAsia" w:hAnsiTheme="minorHAnsi" w:cstheme="minorBidi"/>
-          <w:noProof/>
-          <w:sz w:val="22"/>
-          <w:szCs w:val="22"/>
-          <w:lang w:eastAsia="it-CH"/>
-        </w:rPr>
-        <w:tab/>
-      </w:r>
-      <w:r>
-        <w:rPr>
-          <w:noProof/>
-        </w:rPr>
-        <w:t>Risultati test</w:t>
-      </w:r>
-      <w:r>
-        <w:rPr>
-          <w:noProof/>
-        </w:rPr>
-        <w:tab/>
-      </w:r>
-      <w:r>
-        <w:rPr>
-          <w:noProof/>
-        </w:rPr>
-        <w:fldChar w:fldCharType="begin"/>
-      </w:r>
-      <w:r>
-        <w:rPr>
-          <w:noProof/>
-        </w:rPr>
-        <w:instrText xml:space="preserve"> PAGEREF _Toc94790462 \h </w:instrText>
-      </w:r>
-      <w:r>
-        <w:rPr>
-          <w:noProof/>
-        </w:rPr>
-      </w:r>
-      <w:r>
-        <w:rPr>
-          <w:noProof/>
-        </w:rPr>
-        <w:fldChar w:fldCharType="separate"/>
-      </w:r>
-      <w:r>
-        <w:rPr>
-          <w:noProof/>
-        </w:rPr>
-        <w:t>8</w:t>
-      </w:r>
-      <w:r>
-        <w:rPr>
-          <w:noProof/>
-        </w:rPr>
-        <w:fldChar w:fldCharType="end"/>
-      </w:r>
-    </w:p>
-    <w:p>
-      <w:pPr>
-        <w:pStyle w:val="Sommario2"/>
-        <w:tabs>
-          <w:tab w:val="left" w:pos="800"/>
-          <w:tab w:val="right" w:leader="dot" w:pos="9628"/>
-        </w:tabs>
-        <w:rPr>
-          <w:rFonts w:asciiTheme="minorHAnsi" w:eastAsiaTheme="minorEastAsia" w:hAnsiTheme="minorHAnsi" w:cstheme="minorBidi"/>
-          <w:noProof/>
-          <w:sz w:val="22"/>
-          <w:szCs w:val="22"/>
-          <w:lang w:eastAsia="it-CH"/>
-        </w:rPr>
-      </w:pPr>
-      <w:r>
-        <w:rPr>
-          <w:noProof/>
-        </w:rPr>
-        <w:t>5.3</w:t>
-      </w:r>
-      <w:r>
-        <w:rPr>
-          <w:rFonts w:asciiTheme="minorHAnsi" w:eastAsiaTheme="minorEastAsia" w:hAnsiTheme="minorHAnsi" w:cstheme="minorBidi"/>
-          <w:noProof/>
-          <w:sz w:val="22"/>
-          <w:szCs w:val="22"/>
-          <w:lang w:eastAsia="it-CH"/>
-        </w:rPr>
-        <w:tab/>
-      </w:r>
-      <w:r>
-        <w:rPr>
-          <w:noProof/>
-        </w:rPr>
-        <w:t>Mancanze/limitazioni conosciute</w:t>
-      </w:r>
-      <w:r>
-        <w:rPr>
-          <w:noProof/>
-        </w:rPr>
-        <w:tab/>
-      </w:r>
-      <w:r>
-        <w:rPr>
-          <w:noProof/>
-        </w:rPr>
-        <w:fldChar w:fldCharType="begin"/>
-      </w:r>
-      <w:r>
-        <w:rPr>
-          <w:noProof/>
-        </w:rPr>
-        <w:instrText xml:space="preserve"> PAGEREF _Toc94790463 \h </w:instrText>
-      </w:r>
-      <w:r>
-        <w:rPr>
-          <w:noProof/>
-        </w:rPr>
-      </w:r>
-      <w:r>
-        <w:rPr>
-          <w:noProof/>
-        </w:rPr>
-        <w:fldChar w:fldCharType="separate"/>
-      </w:r>
-      <w:r>
-        <w:rPr>
-          <w:noProof/>
-        </w:rPr>
-        <w:t>8</w:t>
-      </w:r>
-      <w:r>
-        <w:rPr>
-          <w:noProof/>
-        </w:rPr>
-        <w:fldChar w:fldCharType="end"/>
-      </w:r>
-    </w:p>
-    <w:p>
-      <w:pPr>
-        <w:pStyle w:val="Sommario1"/>
-        <w:tabs>
-          <w:tab w:val="left" w:pos="400"/>
-          <w:tab w:val="right" w:leader="dot" w:pos="9628"/>
-        </w:tabs>
-        <w:rPr>
-          <w:rFonts w:asciiTheme="minorHAnsi" w:eastAsiaTheme="minorEastAsia" w:hAnsiTheme="minorHAnsi" w:cstheme="minorBidi"/>
-          <w:noProof/>
-          <w:sz w:val="22"/>
-          <w:szCs w:val="22"/>
-          <w:lang w:eastAsia="it-CH"/>
-        </w:rPr>
-      </w:pPr>
-      <w:r>
-        <w:rPr>
-          <w:noProof/>
-          <w:lang w:val="it-IT"/>
-        </w:rPr>
-        <w:t>6</w:t>
-      </w:r>
-      <w:r>
-        <w:rPr>
-          <w:rFonts w:asciiTheme="minorHAnsi" w:eastAsiaTheme="minorEastAsia" w:hAnsiTheme="minorHAnsi" w:cstheme="minorBidi"/>
-          <w:noProof/>
-          <w:sz w:val="22"/>
-          <w:szCs w:val="22"/>
-          <w:lang w:eastAsia="it-CH"/>
-        </w:rPr>
-        <w:tab/>
-      </w:r>
-      <w:r>
-        <w:rPr>
-          <w:noProof/>
-          <w:lang w:val="it-IT"/>
-        </w:rPr>
-        <w:t>Consuntivo</w:t>
-      </w:r>
-      <w:r>
-        <w:rPr>
-          <w:noProof/>
-        </w:rPr>
-        <w:tab/>
-      </w:r>
-      <w:r>
-        <w:rPr>
-          <w:noProof/>
-        </w:rPr>
-        <w:fldChar w:fldCharType="begin"/>
-      </w:r>
-      <w:r>
-        <w:rPr>
-          <w:noProof/>
-        </w:rPr>
-        <w:instrText xml:space="preserve"> PAGEREF _Toc94790464 \h </w:instrText>
-      </w:r>
-      <w:r>
-        <w:rPr>
-          <w:noProof/>
-        </w:rPr>
-      </w:r>
-      <w:r>
-        <w:rPr>
-          <w:noProof/>
-        </w:rPr>
-        <w:fldChar w:fldCharType="separate"/>
-      </w:r>
-      <w:r>
-        <w:rPr>
-          <w:noProof/>
-        </w:rPr>
-        <w:t>8</w:t>
-      </w:r>
-      <w:r>
-        <w:rPr>
-          <w:noProof/>
-        </w:rPr>
-        <w:fldChar w:fldCharType="end"/>
-      </w:r>
-    </w:p>
-    <w:p>
-      <w:pPr>
-        <w:pStyle w:val="Sommario1"/>
-        <w:tabs>
-          <w:tab w:val="left" w:pos="400"/>
-          <w:tab w:val="right" w:leader="dot" w:pos="9628"/>
-        </w:tabs>
-        <w:rPr>
-          <w:rFonts w:asciiTheme="minorHAnsi" w:eastAsiaTheme="minorEastAsia" w:hAnsiTheme="minorHAnsi" w:cstheme="minorBidi"/>
-          <w:noProof/>
-          <w:sz w:val="22"/>
-          <w:szCs w:val="22"/>
-          <w:lang w:eastAsia="it-CH"/>
-        </w:rPr>
-      </w:pPr>
-      <w:r>
-        <w:rPr>
-          <w:noProof/>
-          <w:lang w:val="it-IT"/>
-        </w:rPr>
-        <w:t>7</w:t>
-      </w:r>
-      <w:r>
-        <w:rPr>
-          <w:rFonts w:asciiTheme="minorHAnsi" w:eastAsiaTheme="minorEastAsia" w:hAnsiTheme="minorHAnsi" w:cstheme="minorBidi"/>
-          <w:noProof/>
-          <w:sz w:val="22"/>
-          <w:szCs w:val="22"/>
-          <w:lang w:eastAsia="it-CH"/>
-        </w:rPr>
-        <w:tab/>
-      </w:r>
-      <w:r>
-        <w:rPr>
-          <w:noProof/>
-          <w:lang w:val="it-IT"/>
-        </w:rPr>
-        <w:t>Conclusioni</w:t>
-      </w:r>
-      <w:r>
-        <w:rPr>
-          <w:noProof/>
-        </w:rPr>
-        <w:tab/>
-      </w:r>
-      <w:r>
-        <w:rPr>
-          <w:noProof/>
-        </w:rPr>
-        <w:fldChar w:fldCharType="begin"/>
-      </w:r>
-      <w:r>
-        <w:rPr>
-          <w:noProof/>
-        </w:rPr>
-        <w:instrText xml:space="preserve"> PAGEREF _Toc94790465 \h </w:instrText>
-      </w:r>
-      <w:r>
-        <w:rPr>
-          <w:noProof/>
-        </w:rPr>
-      </w:r>
-      <w:r>
-        <w:rPr>
-          <w:noProof/>
-        </w:rPr>
-        <w:fldChar w:fldCharType="separate"/>
-      </w:r>
-      <w:r>
-        <w:rPr>
-          <w:noProof/>
-        </w:rPr>
-        <w:t>8</w:t>
-      </w:r>
-      <w:r>
-        <w:rPr>
-          <w:noProof/>
-        </w:rPr>
-        <w:fldChar w:fldCharType="end"/>
-      </w:r>
-    </w:p>
-    <w:p>
-      <w:pPr>
-        <w:pStyle w:val="Sommario2"/>
-        <w:tabs>
-          <w:tab w:val="left" w:pos="800"/>
-          <w:tab w:val="right" w:leader="dot" w:pos="9628"/>
-        </w:tabs>
-        <w:rPr>
-          <w:rFonts w:asciiTheme="minorHAnsi" w:eastAsiaTheme="minorEastAsia" w:hAnsiTheme="minorHAnsi" w:cstheme="minorBidi"/>
-          <w:noProof/>
-          <w:sz w:val="22"/>
-          <w:szCs w:val="22"/>
-          <w:lang w:eastAsia="it-CH"/>
-        </w:rPr>
-      </w:pPr>
-      <w:r>
-        <w:rPr>
-          <w:noProof/>
-        </w:rPr>
-        <w:t>7.1</w:t>
-      </w:r>
-      <w:r>
-        <w:rPr>
-          <w:rFonts w:asciiTheme="minorHAnsi" w:eastAsiaTheme="minorEastAsia" w:hAnsiTheme="minorHAnsi" w:cstheme="minorBidi"/>
-          <w:noProof/>
-          <w:sz w:val="22"/>
-          <w:szCs w:val="22"/>
-          <w:lang w:eastAsia="it-CH"/>
-        </w:rPr>
-        <w:tab/>
-      </w:r>
-      <w:r>
-        <w:rPr>
-          <w:noProof/>
-        </w:rPr>
-        <w:t>Sviluppi futuri</w:t>
-      </w:r>
-      <w:r>
-        <w:rPr>
-          <w:noProof/>
-        </w:rPr>
-        <w:tab/>
-      </w:r>
-      <w:r>
-        <w:rPr>
-          <w:noProof/>
-        </w:rPr>
-        <w:fldChar w:fldCharType="begin"/>
-      </w:r>
-      <w:r>
-        <w:rPr>
-          <w:noProof/>
-        </w:rPr>
-        <w:instrText xml:space="preserve"> PAGEREF _Toc94790466 \h </w:instrText>
-      </w:r>
-      <w:r>
-        <w:rPr>
-          <w:noProof/>
-        </w:rPr>
-      </w:r>
-      <w:r>
-        <w:rPr>
-          <w:noProof/>
-        </w:rPr>
-        <w:fldChar w:fldCharType="separate"/>
-      </w:r>
-      <w:r>
-        <w:rPr>
-          <w:noProof/>
-        </w:rPr>
-        <w:t>8</w:t>
-      </w:r>
-      <w:r>
-        <w:rPr>
-          <w:noProof/>
-        </w:rPr>
-        <w:fldChar w:fldCharType="end"/>
-      </w:r>
-    </w:p>
-    <w:p>
-      <w:pPr>
-        <w:pStyle w:val="Sommario2"/>
-        <w:tabs>
-          <w:tab w:val="left" w:pos="800"/>
-          <w:tab w:val="right" w:leader="dot" w:pos="9628"/>
-        </w:tabs>
-        <w:rPr>
-          <w:rFonts w:asciiTheme="minorHAnsi" w:eastAsiaTheme="minorEastAsia" w:hAnsiTheme="minorHAnsi" w:cstheme="minorBidi"/>
-          <w:noProof/>
-          <w:sz w:val="22"/>
-          <w:szCs w:val="22"/>
-          <w:lang w:eastAsia="it-CH"/>
-        </w:rPr>
-      </w:pPr>
-      <w:r>
-        <w:rPr>
-          <w:noProof/>
-        </w:rPr>
-        <w:t>7.2</w:t>
-      </w:r>
-      <w:r>
-        <w:rPr>
-          <w:rFonts w:asciiTheme="minorHAnsi" w:eastAsiaTheme="minorEastAsia" w:hAnsiTheme="minorHAnsi" w:cstheme="minorBidi"/>
-          <w:noProof/>
-          <w:sz w:val="22"/>
-          <w:szCs w:val="22"/>
-          <w:lang w:eastAsia="it-CH"/>
-        </w:rPr>
-        <w:tab/>
-      </w:r>
-      <w:r>
-        <w:rPr>
-          <w:noProof/>
-        </w:rPr>
-        <w:t>Considerazioni personali</w:t>
-      </w:r>
-      <w:r>
-        <w:rPr>
-          <w:noProof/>
-        </w:rPr>
-        <w:tab/>
-      </w:r>
-      <w:r>
-        <w:rPr>
-          <w:noProof/>
-        </w:rPr>
-        <w:fldChar w:fldCharType="begin"/>
-      </w:r>
-      <w:r>
-        <w:rPr>
-          <w:noProof/>
-        </w:rPr>
-        <w:instrText xml:space="preserve"> PAGEREF _Toc94790467 \h </w:instrText>
-      </w:r>
-      <w:r>
-        <w:rPr>
-          <w:noProof/>
-        </w:rPr>
-      </w:r>
-      <w:r>
-        <w:rPr>
-          <w:noProof/>
-        </w:rPr>
-        <w:fldChar w:fldCharType="separate"/>
-      </w:r>
-      <w:r>
-        <w:rPr>
-          <w:noProof/>
-        </w:rPr>
-        <w:t>8</w:t>
-      </w:r>
-      <w:r>
-        <w:rPr>
-          <w:noProof/>
-        </w:rPr>
-        <w:fldChar w:fldCharType="end"/>
-      </w:r>
-    </w:p>
-    <w:p>
-      <w:pPr>
-        <w:pStyle w:val="Sommario1"/>
-        <w:tabs>
-          <w:tab w:val="left" w:pos="400"/>
-          <w:tab w:val="right" w:leader="dot" w:pos="9628"/>
-        </w:tabs>
-        <w:rPr>
-          <w:rFonts w:asciiTheme="minorHAnsi" w:eastAsiaTheme="minorEastAsia" w:hAnsiTheme="minorHAnsi" w:cstheme="minorBidi"/>
-          <w:noProof/>
-          <w:sz w:val="22"/>
-          <w:szCs w:val="22"/>
-          <w:lang w:eastAsia="it-CH"/>
-        </w:rPr>
-      </w:pPr>
-      <w:r>
-        <w:rPr>
-          <w:noProof/>
-          <w:lang w:val="it-IT"/>
-        </w:rPr>
-        <w:t>8</w:t>
-      </w:r>
-      <w:r>
-        <w:rPr>
-          <w:rFonts w:asciiTheme="minorHAnsi" w:eastAsiaTheme="minorEastAsia" w:hAnsiTheme="minorHAnsi" w:cstheme="minorBidi"/>
-          <w:noProof/>
-          <w:sz w:val="22"/>
-          <w:szCs w:val="22"/>
-          <w:lang w:eastAsia="it-CH"/>
-        </w:rPr>
-        <w:tab/>
-      </w:r>
-      <w:r>
-        <w:rPr>
-          <w:noProof/>
-          <w:lang w:val="it-IT"/>
-        </w:rPr>
-        <w:t>Glossario</w:t>
-      </w:r>
-      <w:r>
-        <w:rPr>
-          <w:noProof/>
-        </w:rPr>
-        <w:tab/>
-      </w:r>
-      <w:r>
-        <w:rPr>
-          <w:noProof/>
-        </w:rPr>
-        <w:fldChar w:fldCharType="begin"/>
-      </w:r>
-      <w:r>
-        <w:rPr>
-          <w:noProof/>
-        </w:rPr>
-        <w:instrText xml:space="preserve"> PAGEREF _Toc94790468 \h </w:instrText>
-      </w:r>
-      <w:r>
-        <w:rPr>
-          <w:noProof/>
-        </w:rPr>
-      </w:r>
-      <w:r>
-        <w:rPr>
-          <w:noProof/>
-        </w:rPr>
-        <w:fldChar w:fldCharType="separate"/>
-      </w:r>
-      <w:r>
-        <w:rPr>
-          <w:noProof/>
-        </w:rPr>
-        <w:t>8</w:t>
-      </w:r>
-      <w:r>
-        <w:rPr>
-          <w:noProof/>
-        </w:rPr>
-        <w:fldChar w:fldCharType="end"/>
-      </w:r>
-    </w:p>
-    <w:p>
-      <w:pPr>
-        <w:pStyle w:val="Sommario1"/>
-        <w:tabs>
-          <w:tab w:val="left" w:pos="400"/>
-          <w:tab w:val="right" w:leader="dot" w:pos="9628"/>
-        </w:tabs>
-        <w:rPr>
-          <w:rFonts w:asciiTheme="minorHAnsi" w:eastAsiaTheme="minorEastAsia" w:hAnsiTheme="minorHAnsi" w:cstheme="minorBidi"/>
-          <w:noProof/>
-          <w:sz w:val="22"/>
-          <w:szCs w:val="22"/>
-          <w:lang w:eastAsia="it-CH"/>
-        </w:rPr>
-      </w:pPr>
-      <w:r>
-        <w:rPr>
-          <w:noProof/>
-          <w:lang w:val="it-IT"/>
-        </w:rPr>
-        <w:t>9</w:t>
-      </w:r>
-      <w:r>
-        <w:rPr>
-          <w:rFonts w:asciiTheme="minorHAnsi" w:eastAsiaTheme="minorEastAsia" w:hAnsiTheme="minorHAnsi" w:cstheme="minorBidi"/>
-          <w:noProof/>
-          <w:sz w:val="22"/>
-          <w:szCs w:val="22"/>
-          <w:lang w:eastAsia="it-CH"/>
-        </w:rPr>
-        <w:tab/>
-      </w:r>
-      <w:r>
-        <w:rPr>
-          <w:noProof/>
-          <w:lang w:val="it-IT"/>
-        </w:rPr>
-        <w:t>Bibliografia</w:t>
-      </w:r>
-      <w:r>
-        <w:rPr>
-          <w:noProof/>
-        </w:rPr>
-        <w:tab/>
-      </w:r>
-      <w:r>
-        <w:rPr>
-          <w:noProof/>
-        </w:rPr>
-        <w:fldChar w:fldCharType="begin"/>
-      </w:r>
-      <w:r>
-        <w:rPr>
-          <w:noProof/>
-        </w:rPr>
-        <w:instrText xml:space="preserve"> PAGEREF _Toc94790469 \h </w:instrText>
-      </w:r>
-      <w:r>
-        <w:rPr>
-          <w:noProof/>
-        </w:rPr>
-      </w:r>
-      <w:r>
-        <w:rPr>
-          <w:noProof/>
-        </w:rPr>
-        <w:fldChar w:fldCharType="separate"/>
-      </w:r>
-      <w:r>
-        <w:rPr>
-          <w:noProof/>
-        </w:rPr>
-        <w:t>9</w:t>
-      </w:r>
-      <w:r>
-        <w:rPr>
-          <w:noProof/>
-        </w:rPr>
-        <w:fldChar w:fldCharType="end"/>
-      </w:r>
-    </w:p>
-    <w:p>
-      <w:pPr>
-        <w:pStyle w:val="Sommario2"/>
-        <w:tabs>
-          <w:tab w:val="left" w:pos="800"/>
-          <w:tab w:val="right" w:leader="dot" w:pos="9628"/>
-        </w:tabs>
-        <w:rPr>
-          <w:rFonts w:asciiTheme="minorHAnsi" w:eastAsiaTheme="minorEastAsia" w:hAnsiTheme="minorHAnsi" w:cstheme="minorBidi"/>
-          <w:noProof/>
-          <w:sz w:val="22"/>
-          <w:szCs w:val="22"/>
-          <w:lang w:eastAsia="it-CH"/>
-        </w:rPr>
-      </w:pPr>
-      <w:r>
-        <w:rPr>
-          <w:noProof/>
-        </w:rPr>
-        <w:t>9.1</w:t>
-      </w:r>
-      <w:r>
-        <w:rPr>
-          <w:rFonts w:asciiTheme="minorHAnsi" w:eastAsiaTheme="minorEastAsia" w:hAnsiTheme="minorHAnsi" w:cstheme="minorBidi"/>
-          <w:noProof/>
-          <w:sz w:val="22"/>
-          <w:szCs w:val="22"/>
-          <w:lang w:eastAsia="it-CH"/>
-        </w:rPr>
-        <w:tab/>
-      </w:r>
-      <w:r>
-        <w:rPr>
-          <w:noProof/>
-        </w:rPr>
-        <w:t>Bibliografia per articoli di riviste:</w:t>
-      </w:r>
-      <w:r>
-        <w:rPr>
-          <w:noProof/>
-        </w:rPr>
-        <w:tab/>
-      </w:r>
-      <w:r>
-        <w:rPr>
-          <w:noProof/>
-        </w:rPr>
-        <w:fldChar w:fldCharType="begin"/>
-      </w:r>
-      <w:r>
-        <w:rPr>
-          <w:noProof/>
-        </w:rPr>
-        <w:instrText xml:space="preserve"> PAGEREF _Toc94790470 \h </w:instrText>
-      </w:r>
-      <w:r>
-        <w:rPr>
-          <w:noProof/>
-        </w:rPr>
-      </w:r>
-      <w:r>
-        <w:rPr>
-          <w:noProof/>
-        </w:rPr>
-        <w:fldChar w:fldCharType="separate"/>
-      </w:r>
-      <w:r>
-        <w:rPr>
-          <w:noProof/>
-        </w:rPr>
-        <w:t>9</w:t>
-      </w:r>
-      <w:r>
-        <w:rPr>
-          <w:noProof/>
-        </w:rPr>
-        <w:fldChar w:fldCharType="end"/>
-      </w:r>
-    </w:p>
-    <w:p>
-      <w:pPr>
-        <w:pStyle w:val="Sommario2"/>
-        <w:tabs>
-          <w:tab w:val="left" w:pos="800"/>
-          <w:tab w:val="right" w:leader="dot" w:pos="9628"/>
-        </w:tabs>
-        <w:rPr>
-          <w:rFonts w:asciiTheme="minorHAnsi" w:eastAsiaTheme="minorEastAsia" w:hAnsiTheme="minorHAnsi" w:cstheme="minorBidi"/>
-          <w:noProof/>
-          <w:sz w:val="22"/>
-          <w:szCs w:val="22"/>
-          <w:lang w:eastAsia="it-CH"/>
-        </w:rPr>
-      </w:pPr>
-      <w:r>
-        <w:rPr>
-          <w:noProof/>
-        </w:rPr>
-        <w:t>9.2</w:t>
-      </w:r>
-      <w:r>
-        <w:rPr>
-          <w:rFonts w:asciiTheme="minorHAnsi" w:eastAsiaTheme="minorEastAsia" w:hAnsiTheme="minorHAnsi" w:cstheme="minorBidi"/>
-          <w:noProof/>
-          <w:sz w:val="22"/>
-          <w:szCs w:val="22"/>
-          <w:lang w:eastAsia="it-CH"/>
-        </w:rPr>
-        <w:tab/>
-      </w:r>
-      <w:r>
-        <w:rPr>
-          <w:noProof/>
-        </w:rPr>
-        <w:t>Bibliografia per libri</w:t>
-      </w:r>
-      <w:r>
-        <w:rPr>
-          <w:noProof/>
-        </w:rPr>
-        <w:tab/>
-      </w:r>
-      <w:r>
-        <w:rPr>
-          <w:noProof/>
-        </w:rPr>
-        <w:fldChar w:fldCharType="begin"/>
-      </w:r>
-      <w:r>
-        <w:rPr>
-          <w:noProof/>
-        </w:rPr>
-        <w:instrText xml:space="preserve"> PAGEREF _Toc94790471 \h </w:instrText>
-      </w:r>
-      <w:r>
-        <w:rPr>
-          <w:noProof/>
-        </w:rPr>
-      </w:r>
-      <w:r>
-        <w:rPr>
-          <w:noProof/>
-        </w:rPr>
-        <w:fldChar w:fldCharType="separate"/>
-      </w:r>
-      <w:r>
-        <w:rPr>
-          <w:noProof/>
-        </w:rPr>
-        <w:t>9</w:t>
-      </w:r>
-      <w:r>
-        <w:rPr>
-          <w:noProof/>
-        </w:rPr>
-        <w:fldChar w:fldCharType="end"/>
-      </w:r>
-    </w:p>
-    <w:p>
-      <w:pPr>
-        <w:pStyle w:val="Sommario2"/>
-        <w:tabs>
-          <w:tab w:val="left" w:pos="800"/>
-          <w:tab w:val="right" w:leader="dot" w:pos="9628"/>
-        </w:tabs>
-        <w:rPr>
-          <w:rFonts w:asciiTheme="minorHAnsi" w:eastAsiaTheme="minorEastAsia" w:hAnsiTheme="minorHAnsi" w:cstheme="minorBidi"/>
-          <w:noProof/>
-          <w:sz w:val="22"/>
-          <w:szCs w:val="22"/>
-          <w:lang w:eastAsia="it-CH"/>
-        </w:rPr>
-      </w:pPr>
-      <w:r>
-        <w:rPr>
-          <w:noProof/>
-        </w:rPr>
-        <w:t>9.3</w:t>
-      </w:r>
-      <w:r>
-        <w:rPr>
-          <w:rFonts w:asciiTheme="minorHAnsi" w:eastAsiaTheme="minorEastAsia" w:hAnsiTheme="minorHAnsi" w:cstheme="minorBidi"/>
-          <w:noProof/>
-          <w:sz w:val="22"/>
-          <w:szCs w:val="22"/>
-          <w:lang w:eastAsia="it-CH"/>
-        </w:rPr>
-        <w:tab/>
-      </w:r>
-      <w:r>
-        <w:rPr>
-          <w:noProof/>
-        </w:rPr>
-        <w:t>Sitografia</w:t>
-      </w:r>
-      <w:r>
-        <w:rPr>
-          <w:noProof/>
-        </w:rPr>
-        <w:tab/>
-      </w:r>
-      <w:r>
-        <w:rPr>
-          <w:noProof/>
-        </w:rPr>
-        <w:fldChar w:fldCharType="begin"/>
-      </w:r>
-      <w:r>
-        <w:rPr>
-          <w:noProof/>
-        </w:rPr>
-        <w:instrText xml:space="preserve"> PAGEREF _Toc94790472 \h </w:instrText>
-      </w:r>
-      <w:r>
-        <w:rPr>
-          <w:noProof/>
-        </w:rPr>
-      </w:r>
-      <w:r>
-        <w:rPr>
-          <w:noProof/>
-        </w:rPr>
-        <w:fldChar w:fldCharType="separate"/>
-      </w:r>
-      <w:r>
-        <w:rPr>
-          <w:noProof/>
-        </w:rPr>
-        <w:t>9</w:t>
+        <w:t>11</w:t>
       </w:r>
       <w:r>
         <w:rPr>
@@ -2635,9 +2680,11 @@
         <w:rPr>
           <w:rFonts w:asciiTheme="minorHAnsi" w:eastAsiaTheme="minorEastAsia" w:hAnsiTheme="minorHAnsi" w:cstheme="minorBidi"/>
           <w:noProof/>
-          <w:sz w:val="22"/>
-          <w:szCs w:val="22"/>
+          <w:kern w:val="2"/>
+          <w:sz w:val="24"/>
+          <w:szCs w:val="24"/>
           <w:lang w:eastAsia="it-CH"/>
+          <w14:ligatures w14:val="standardContextual"/>
         </w:rPr>
       </w:pPr>
       <w:r>
@@ -2651,9 +2698,11 @@
         <w:rPr>
           <w:rFonts w:asciiTheme="minorHAnsi" w:eastAsiaTheme="minorEastAsia" w:hAnsiTheme="minorHAnsi" w:cstheme="minorBidi"/>
           <w:noProof/>
-          <w:sz w:val="22"/>
-          <w:szCs w:val="22"/>
+          <w:kern w:val="2"/>
+          <w:sz w:val="24"/>
+          <w:szCs w:val="24"/>
           <w:lang w:eastAsia="it-CH"/>
+          <w14:ligatures w14:val="standardContextual"/>
         </w:rPr>
         <w:tab/>
       </w:r>
@@ -2680,7 +2729,7 @@
         <w:rPr>
           <w:noProof/>
         </w:rPr>
-        <w:instrText xml:space="preserve"> PAGEREF _Toc94790473 \h </w:instrText>
+        <w:instrText xml:space="preserve"> PAGEREF _Toc220073607 \h </w:instrText>
       </w:r>
       <w:r>
         <w:rPr>
@@ -2697,7 +2746,7 @@
         <w:rPr>
           <w:noProof/>
         </w:rPr>
-        <w:t>9</w:t>
+        <w:t>11</w:t>
       </w:r>
       <w:r>
         <w:rPr>
@@ -2746,7 +2795,7 @@
         </w:rPr>
         <w:br w:type="page"/>
       </w:r>
-      <w:bookmarkStart w:id="0" w:name="_Toc94790441"/>
+      <w:bookmarkStart w:id="0" w:name="_Toc220073576"/>
       <w:r>
         <w:rPr>
           <w:lang w:val="it-IT"/>
@@ -2760,7 +2809,7 @@
       <w:pPr>
         <w:pStyle w:val="Titolo2"/>
       </w:pPr>
-      <w:bookmarkStart w:id="1" w:name="_Toc94790442"/>
+      <w:bookmarkStart w:id="1" w:name="_Toc220073577"/>
       <w:r>
         <w:t>Informazioni sul progetto</w:t>
       </w:r>
@@ -2768,62 +2817,45 @@
     </w:p>
     <w:p>
       <w:pPr>
-        <w:pStyle w:val="Titolo2"/>
-      </w:pPr>
-      <w:r>
-        <w:t>Ivan gay</w:t>
-      </w:r>
-      <w:r>
-        <w:t xml:space="preserve"> </w:t>
-      </w:r>
-    </w:p>
-    <w:p>
-      <w:pPr>
-        <w:rPr>
-          <w:lang w:val="it-IT"/>
-        </w:rPr>
-      </w:pPr>
-      <w:r>
-        <w:rPr>
-          <w:lang w:val="it-IT"/>
-        </w:rPr>
-        <w:t xml:space="preserve">In questo capitolo raccogliere le informazioni relative al progetto, ad esempio: </w:t>
-      </w:r>
-    </w:p>
-    <w:p>
-      <w:pPr>
+        <w:pStyle w:val="Paragrafoelenco"/>
         <w:numPr>
           <w:ilvl w:val="0"/>
-          <w:numId w:val="2"/>
+          <w:numId w:val="27"/>
         </w:numPr>
-        <w:rPr>
-          <w:lang w:val="it-IT"/>
-        </w:rPr>
-      </w:pPr>
-      <w:r>
-        <w:rPr>
-          <w:lang w:val="it-IT"/>
-        </w:rPr>
-        <w:t>Allievo/i e</w:t>
-      </w:r>
-      <w:r>
-        <w:rPr>
-          <w:lang w:val="it-IT"/>
-        </w:rPr>
-        <w:t xml:space="preserve"> </w:t>
-      </w:r>
-      <w:r>
-        <w:rPr>
-          <w:lang w:val="it-IT"/>
-        </w:rPr>
-        <w:t>docente/i coinvolti nel progetto e rispettivi ruoli,</w:t>
-      </w:r>
-    </w:p>
-    <w:p>
-      <w:pPr>
+      </w:pPr>
+      <w:r>
+        <w:rPr>
+          <w:b/>
+          <w:bCs/>
+        </w:rPr>
+        <w:t>Allievi</w:t>
+      </w:r>
+      <w:r>
+        <w:t xml:space="preserve">: </w:t>
+      </w:r>
+      <w:proofErr w:type="spellStart"/>
+      <w:r>
+        <w:t>Sidon</w:t>
+      </w:r>
+      <w:proofErr w:type="spellEnd"/>
+      <w:r>
+        <w:t xml:space="preserve"> Samuel, Quan Tran, Yasser </w:t>
+      </w:r>
+      <w:proofErr w:type="spellStart"/>
+      <w:r>
+        <w:t>Oudabashi</w:t>
+      </w:r>
+      <w:proofErr w:type="spellEnd"/>
+      <w:r>
+        <w:t>, Ivan Ostroumov</w:t>
+      </w:r>
+    </w:p>
+    <w:p>
+      <w:pPr>
+        <w:pStyle w:val="Paragrafoelenco"/>
         <w:numPr>
           <w:ilvl w:val="0"/>
-          <w:numId w:val="2"/>
+          <w:numId w:val="27"/>
         </w:numPr>
         <w:rPr>
           <w:lang w:val="it-IT"/>
@@ -2831,28 +2863,25 @@
       </w:pPr>
       <w:r>
         <w:rPr>
-          <w:lang w:val="it-IT"/>
-        </w:rPr>
-        <w:t>scuola,</w:t>
-      </w:r>
-      <w:r>
-        <w:rPr>
-          <w:lang w:val="it-IT"/>
-        </w:rPr>
-        <w:t xml:space="preserve"> </w:t>
-      </w:r>
-      <w:r>
-        <w:rPr>
-          <w:lang w:val="it-IT"/>
-        </w:rPr>
-        <w:t>sezione, materia/e,</w:t>
-      </w:r>
-    </w:p>
-    <w:p>
-      <w:pPr>
+          <w:b/>
+          <w:bCs/>
+          <w:lang w:val="it-IT"/>
+        </w:rPr>
+        <w:t>Docente</w:t>
+      </w:r>
+      <w:r>
+        <w:rPr>
+          <w:lang w:val="it-IT"/>
+        </w:rPr>
+        <w:t>: Guido Montalbetti</w:t>
+      </w:r>
+    </w:p>
+    <w:p>
+      <w:pPr>
+        <w:pStyle w:val="Paragrafoelenco"/>
         <w:numPr>
           <w:ilvl w:val="0"/>
-          <w:numId w:val="2"/>
+          <w:numId w:val="27"/>
         </w:numPr>
         <w:rPr>
           <w:lang w:val="it-IT"/>
@@ -2860,16 +2889,25 @@
       </w:pPr>
       <w:r>
         <w:rPr>
-          <w:lang w:val="it-IT"/>
-        </w:rPr>
-        <w:t>date di inizio e termine di consegna,</w:t>
-      </w:r>
-    </w:p>
-    <w:p>
-      <w:pPr>
+          <w:b/>
+          <w:bCs/>
+          <w:lang w:val="it-IT"/>
+        </w:rPr>
+        <w:t>Scuola e classe</w:t>
+      </w:r>
+      <w:r>
+        <w:rPr>
+          <w:lang w:val="it-IT"/>
+        </w:rPr>
+        <w:t>: SAMT Sezione informatica, I3B</w:t>
+      </w:r>
+    </w:p>
+    <w:p>
+      <w:pPr>
+        <w:pStyle w:val="Paragrafoelenco"/>
         <w:numPr>
           <w:ilvl w:val="0"/>
-          <w:numId w:val="2"/>
+          <w:numId w:val="27"/>
         </w:numPr>
         <w:rPr>
           <w:lang w:val="it-IT"/>
@@ -2877,57 +2915,25 @@
       </w:pPr>
       <w:r>
         <w:rPr>
-          <w:lang w:val="it-IT"/>
-        </w:rPr>
-        <w:t>…</w:t>
-      </w:r>
-    </w:p>
-    <w:p>
-      <w:pPr>
-        <w:pStyle w:val="Titolo2"/>
-      </w:pPr>
-      <w:bookmarkStart w:id="2" w:name="_Toc94790443"/>
-      <w:r>
-        <w:t>Abstract</w:t>
-      </w:r>
-      <w:bookmarkEnd w:id="2"/>
-      <w:r>
-        <w:t xml:space="preserve"> </w:t>
-      </w:r>
-    </w:p>
-    <w:p>
-      <w:r>
-        <w:t>È</w:t>
-      </w:r>
-      <w:r>
-        <w:t xml:space="preserve"> una breve e accurata rappresentazione dei contenuti di un documento, senza notazioni critiche o valutazioni. Lo scopo di un abstract efficace dovrebbe essere quello di far conoscere all’utente il contenuto di base di un documento e metterlo nella condizione di decidere se risponde ai suoi interessi e se è opportuno il ricorso al documento originale.</w:t>
-      </w:r>
-    </w:p>
-    <w:p>
-      <w:pPr>
-        <w:rPr>
-          <w:lang w:val="it-IT"/>
-        </w:rPr>
-      </w:pPr>
-    </w:p>
-    <w:p>
-      <w:pPr>
-        <w:rPr>
-          <w:lang w:val="it-IT"/>
-        </w:rPr>
-      </w:pPr>
-      <w:r>
-        <w:rPr>
-          <w:lang w:val="it-IT"/>
-        </w:rPr>
-        <w:t>Può contenere alcuni o tutti gli elementi seguenti:</w:t>
-      </w:r>
-    </w:p>
-    <w:p>
-      <w:pPr>
+          <w:b/>
+          <w:bCs/>
+          <w:lang w:val="it-IT"/>
+        </w:rPr>
+        <w:t>Materia</w:t>
+      </w:r>
+      <w:r>
+        <w:rPr>
+          <w:lang w:val="it-IT"/>
+        </w:rPr>
+        <w:t>: Modulo 306</w:t>
+      </w:r>
+    </w:p>
+    <w:p>
+      <w:pPr>
+        <w:pStyle w:val="Paragrafoelenco"/>
         <w:numPr>
           <w:ilvl w:val="0"/>
-          <w:numId w:val="14"/>
+          <w:numId w:val="27"/>
         </w:numPr>
         <w:rPr>
           <w:lang w:val="it-IT"/>
@@ -2936,246 +2942,206 @@
       <w:r>
         <w:rPr>
           <w:b/>
-          <w:lang w:val="it-IT"/>
-        </w:rPr>
-        <w:t>Background/Situazione iniziale</w:t>
-      </w:r>
-      <w:r>
-        <w:rPr>
-          <w:lang w:val="it-IT"/>
-        </w:rPr>
-        <w:t xml:space="preserve"> </w:t>
-      </w:r>
-      <w:r>
-        <w:rPr>
-          <w:lang w:val="it-IT"/>
-        </w:rPr>
-        <w:t xml:space="preserve"> </w:t>
+          <w:bCs/>
+          <w:lang w:val="it-IT"/>
+        </w:rPr>
+        <w:t>Data inizio consegna</w:t>
+      </w:r>
+      <w:r>
+        <w:rPr>
+          <w:lang w:val="it-IT"/>
+        </w:rPr>
+        <w:t xml:space="preserve">: </w:t>
+      </w:r>
+      <w:r>
+        <w:rPr>
+          <w:rFonts w:cstheme="minorHAnsi"/>
+        </w:rPr>
+        <w:t>16.01.2026 - 9.06.2026</w:t>
+      </w:r>
+    </w:p>
+    <w:p>
+      <w:pPr>
+        <w:pStyle w:val="Titolo2"/>
+      </w:pPr>
+      <w:bookmarkStart w:id="2" w:name="_Toc220073578"/>
+      <w:r>
+        <w:t>Scopo</w:t>
+      </w:r>
+      <w:bookmarkEnd w:id="2"/>
+    </w:p>
+    <w:p>
+      <w:r>
+        <w:t>Lo scopo del progetto è la realizzazione di un </w:t>
+      </w:r>
+      <w:r>
+        <w:t>videogioco 2</w:t>
+      </w:r>
+      <w:r>
+        <w:t>.5</w:t>
+      </w:r>
+      <w:r>
+        <w:t>D di combattimento multiplayer locale</w:t>
+      </w:r>
+      <w:r>
+        <w:t>, sviluppato come applicazione software completa e funzionante. Il progetto nasce con l’intento di creare un prodotto interattivo che permetta a più utenti di giocare contemporaneamente sullo stesso dispositivo, utilizzando personaggi differenti e affrontandosi all’interno di arene di gioco dedicate.</w:t>
+      </w:r>
+    </w:p>
+    <w:p/>
+    <w:p>
+      <w:r>
+        <w:t>Dal punto di vista operativo, il progetto ha come obiettivo la creazione di un videogioco:</w:t>
       </w:r>
     </w:p>
     <w:p>
       <w:pPr>
         <w:numPr>
           <w:ilvl w:val="0"/>
-          <w:numId w:val="14"/>
+          <w:numId w:val="31"/>
         </w:numPr>
-        <w:rPr>
-          <w:lang w:val="it-IT"/>
-        </w:rPr>
-      </w:pPr>
-      <w:r>
-        <w:rPr>
-          <w:b/>
-          <w:lang w:val="it-IT"/>
-        </w:rPr>
-        <w:t>Descrizione del problema</w:t>
-      </w:r>
-      <w:r>
-        <w:rPr>
-          <w:b/>
-          <w:lang w:val="it-IT"/>
-        </w:rPr>
-        <w:t xml:space="preserve"> e motivazione</w:t>
-      </w:r>
-      <w:r>
-        <w:rPr>
-          <w:lang w:val="it-IT"/>
-        </w:rPr>
-        <w:t xml:space="preserve">: Che problema </w:t>
-      </w:r>
-      <w:r>
-        <w:rPr>
-          <w:lang w:val="it-IT"/>
-        </w:rPr>
-        <w:t>ho cercato</w:t>
-      </w:r>
-      <w:r>
-        <w:rPr>
-          <w:lang w:val="it-IT"/>
-        </w:rPr>
-        <w:t xml:space="preserve"> di risolvere? </w:t>
-      </w:r>
-      <w:r>
-        <w:rPr>
-          <w:lang w:val="it-IT"/>
-        </w:rPr>
-        <w:t>Questa sezione dovrebbe includere l'importanza del vostro lavoro, la difficoltà dell'area e l'effetto che potrebbe avere se portato a termine con successo.</w:t>
+      </w:pPr>
+      <w:r>
+        <w:t>U</w:t>
+      </w:r>
+      <w:r>
+        <w:t>tilizzabile in modo semplice e immediato</w:t>
+      </w:r>
+      <w:r>
+        <w:t>;</w:t>
       </w:r>
     </w:p>
     <w:p>
       <w:pPr>
         <w:numPr>
           <w:ilvl w:val="0"/>
-          <w:numId w:val="14"/>
+          <w:numId w:val="31"/>
         </w:numPr>
-        <w:rPr>
-          <w:lang w:val="it-IT"/>
-        </w:rPr>
-      </w:pPr>
-      <w:r>
-        <w:rPr>
-          <w:b/>
-          <w:lang w:val="it-IT"/>
-        </w:rPr>
-        <w:t>Approccio/Metodi</w:t>
-      </w:r>
-      <w:r>
-        <w:rPr>
-          <w:lang w:val="it-IT"/>
-        </w:rPr>
-        <w:t>: Come ho ottenuto dei progressi? Come ho risolto il problema</w:t>
-      </w:r>
-      <w:r>
-        <w:rPr>
-          <w:lang w:val="it-IT"/>
-        </w:rPr>
-        <w:t xml:space="preserve"> (tecniche…)</w:t>
-      </w:r>
-      <w:r>
-        <w:rPr>
-          <w:lang w:val="it-IT"/>
-        </w:rPr>
-        <w:t>? Quale è stata l’entità del mio lavoro? Che fattori importanti controllo, ignoro o misuro?</w:t>
+      </w:pPr>
+      <w:r>
+        <w:t>A</w:t>
+      </w:r>
+      <w:r>
+        <w:t>vviabile senza configurazioni complesse</w:t>
+      </w:r>
+      <w:r>
+        <w:t>;</w:t>
       </w:r>
     </w:p>
     <w:p>
       <w:pPr>
         <w:numPr>
           <w:ilvl w:val="0"/>
-          <w:numId w:val="14"/>
+          <w:numId w:val="31"/>
         </w:numPr>
-        <w:rPr>
-          <w:lang w:val="it-IT"/>
-        </w:rPr>
-      </w:pPr>
-      <w:r>
-        <w:rPr>
-          <w:b/>
-          <w:lang w:val="it-IT"/>
-        </w:rPr>
-        <w:t>Risultati</w:t>
-      </w:r>
-      <w:r>
-        <w:rPr>
-          <w:lang w:val="it-IT"/>
-        </w:rPr>
-        <w:t xml:space="preserve">: Quale è la risposta? Quali sono i risultati? Quanto è più veloce, più sicuro, più economico o in qualche altro aspetto migliore di altri prodotti/soluzioni? </w:t>
-      </w:r>
-    </w:p>
-    <w:p>
-      <w:pPr>
-        <w:rPr>
-          <w:lang w:val="it-IT"/>
-        </w:rPr>
-      </w:pPr>
-    </w:p>
-    <w:p>
-      <w:pPr>
-        <w:rPr>
-          <w:lang w:val="en-US"/>
-        </w:rPr>
-      </w:pPr>
-      <w:r>
-        <w:rPr>
-          <w:lang w:val="en-US"/>
-        </w:rPr>
-        <w:t xml:space="preserve">Esempio di abstract: </w:t>
+      </w:pPr>
+      <w:r>
+        <w:t>P</w:t>
+      </w:r>
+      <w:r>
+        <w:t>ensato per partite rapide e dinamiche.</w:t>
       </w:r>
     </w:p>
     <w:p>
       <w:pPr>
         <w:ind w:left="720"/>
-        <w:rPr>
-          <w:lang w:val="en-US"/>
-        </w:rPr>
-      </w:pPr>
-    </w:p>
-    <w:p>
-      <w:pPr>
-        <w:ind w:left="720"/>
-        <w:rPr>
-          <w:i/>
-          <w:lang w:val="en-US"/>
-        </w:rPr>
-      </w:pPr>
-      <w:r>
-        <w:rPr>
-          <w:i/>
-          <w:lang w:val="en-US"/>
-        </w:rPr>
-        <w:t xml:space="preserve">As the size and complexity of today’s most modern computer chips increase, new techniques must be developed to effectively design and create Very </w:t>
-      </w:r>
-      <w:r>
-        <w:rPr>
-          <w:i/>
-          <w:lang w:val="en-US"/>
-        </w:rPr>
-        <w:t>Large-Scale</w:t>
-      </w:r>
-      <w:r>
-        <w:rPr>
-          <w:i/>
-          <w:lang w:val="en-US"/>
-        </w:rPr>
-        <w:t xml:space="preserve"> Integration chips quickly. For this project, a new type of hardware compiler is created. This hardware compiler will read a C++ program, and physically design a suitable microprocessor intended for running that specific program. With this new and powerful compiler, it is possible to design anything from a small adder, to a microprocessor with millions of transistors. Designing new computer chips, such as the Pentium 4, can require dozens of engineers and months of time. With the help of this compiler, a single person could design such a large-scale microprocessor in just weeks.</w:t>
-      </w:r>
-    </w:p>
-    <w:p>
-      <w:pPr>
-        <w:ind w:left="720"/>
-        <w:rPr>
-          <w:i/>
-          <w:lang w:val="en-US"/>
-        </w:rPr>
-      </w:pPr>
-    </w:p>
-    <w:p>
-      <w:pPr>
-        <w:pStyle w:val="Titolo2"/>
-      </w:pPr>
-      <w:bookmarkStart w:id="3" w:name="_Toc94790444"/>
-      <w:r>
-        <w:t>Scopo</w:t>
-      </w:r>
-      <w:bookmarkEnd w:id="3"/>
-    </w:p>
-    <w:p>
-      <w:pPr>
-        <w:rPr>
-          <w:lang w:val="it-IT"/>
-        </w:rPr>
-      </w:pPr>
-      <w:r>
-        <w:rPr>
-          <w:lang w:val="it-IT"/>
-        </w:rPr>
-        <w:t>Lo scopo del progetto (scopi didattici/scopi operativi)</w:t>
-      </w:r>
-      <w:r>
-        <w:rPr>
-          <w:lang w:val="it-IT"/>
-        </w:rPr>
-        <w:t>. Dovrebbe descrivere il mandato</w:t>
-      </w:r>
-      <w:r>
-        <w:rPr>
-          <w:lang w:val="it-IT"/>
-        </w:rPr>
-        <w:t>, ma non vanno ricopiate le informazioni del quaderno dei compiti</w:t>
-      </w:r>
-      <w:r>
-        <w:rPr>
-          <w:lang w:val="it-IT"/>
-        </w:rPr>
-        <w:t xml:space="preserve"> (che va invece allegato)</w:t>
-      </w:r>
-      <w:r>
-        <w:rPr>
-          <w:lang w:val="it-IT"/>
-        </w:rPr>
+      </w:pPr>
+    </w:p>
+    <w:p>
+      <w:r>
+        <w:t>Il gioco deve permettere ai giocatori di selezionare personaggi e mappe, muoversi all’interno dell’arena, attaccare gli avversari, utilizzare abilità speciali e portare a termine una partita fino alla determinazione di un vincitore.</w:t>
+      </w:r>
+      <w:r>
+        <w:br/>
+        <w:t>L’attenzione è posta sulla chiarezza delle meccaniche di gioco, sulla reattività dei comandi e su un’esperienza complessivamente fluida e divertente, adatta sia come passatempo sia come gioco competitivo tra amici.</w:t>
+      </w:r>
+    </w:p>
+    <w:p/>
+    <w:p>
+      <w:r>
+        <w:t xml:space="preserve">Dal punto di vista didattico, il progetto rappresenta un esercizio pratico di sviluppo software svolto in gruppo, che permette di applicare e consolidare le competenze acquisite durante il percorso di studi. </w:t>
+      </w:r>
+      <w:r>
+        <w:t>Ci permette di:</w:t>
+      </w:r>
+    </w:p>
+    <w:p>
+      <w:pPr>
+        <w:numPr>
+          <w:ilvl w:val="0"/>
+          <w:numId w:val="32"/>
+        </w:numPr>
+      </w:pPr>
+      <w:r>
+        <w:t>A</w:t>
+      </w:r>
+      <w:r>
+        <w:t>pprofondire l’utilizzo del game engine</w:t>
+      </w:r>
+      <w:r>
+        <w:t>;</w:t>
+      </w:r>
+    </w:p>
+    <w:p>
+      <w:pPr>
+        <w:numPr>
+          <w:ilvl w:val="0"/>
+          <w:numId w:val="32"/>
+        </w:numPr>
+      </w:pPr>
+      <w:r>
+        <w:t>M</w:t>
+      </w:r>
+      <w:r>
+        <w:t>igliorare la padronanza del linguaggio di programmazione C#, applicando i principi della programmazione orientata agli oggetti</w:t>
+      </w:r>
+      <w:r>
+        <w:t>;</w:t>
+      </w:r>
+    </w:p>
+    <w:p>
+      <w:pPr>
+        <w:numPr>
+          <w:ilvl w:val="0"/>
+          <w:numId w:val="32"/>
+        </w:numPr>
+      </w:pPr>
+      <w:r>
+        <w:t>C</w:t>
+      </w:r>
+      <w:r>
+        <w:t>omprendere meglio la struttura e il funzionamento di un videogioco 2</w:t>
+      </w:r>
+      <w:r>
+        <w:t>.5</w:t>
+      </w:r>
+      <w:r>
+        <w:t>D, dalle meccaniche di gioco alla gestione degli input e delle collisioni</w:t>
+      </w:r>
+      <w:r>
         <w:t>.</w:t>
       </w:r>
     </w:p>
+    <w:p/>
+    <w:p>
+      <w:r>
+        <w:t>Oltre agli aspetti tecnici</w:t>
+      </w:r>
+      <w:r>
+        <w:t xml:space="preserve">, </w:t>
+      </w:r>
+      <w:r>
+        <w:t>il lavoro consente di sviluppare capacità fondamentali come la collaborazione tra i membri del gruppo, la comunicazione, la suddivisione dei compiti e l’organizzazione del lavoro.</w:t>
+      </w:r>
+    </w:p>
+    <w:p>
+      <w:r>
+        <w:t>La realizzazione del progetto richiede infatti un coordinamento continuo tra i partecipanti, sia nelle fasi di analisi e progettazione, sia durante l’implementazione e il test. Questo permette di comprendere meglio come lavorare in team su un progetto software reale, affrontando problemi pratici legati alla gestione del tempo, all’integrazione delle diverse parti del lavoro e al rispetto delle scadenze.</w:t>
+      </w:r>
+      <w:r>
+        <w:br/>
+        <w:t>In questo modo, il progetto contribuisce non solo allo sviluppo delle competenze tecniche, ma anche all’acquisizione di un metodo di lavoro collaborativo e strutturato, utile per futuri contesti scolastici e professionali.</w:t>
+      </w:r>
+    </w:p>
     <w:p>
       <w:pPr>
         <w:pStyle w:val="Titolo1"/>
@@ -3186,7 +3152,7 @@
       <w:r>
         <w:br w:type="page"/>
       </w:r>
-      <w:bookmarkStart w:id="4" w:name="_Toc94790445"/>
+      <w:bookmarkStart w:id="3" w:name="_Toc220073579"/>
       <w:r>
         <w:rPr>
           <w:lang w:val="it-IT"/>
@@ -3194,203 +3160,319 @@
         <w:lastRenderedPageBreak/>
         <w:t>Analisi</w:t>
       </w:r>
+      <w:bookmarkEnd w:id="3"/>
+    </w:p>
+    <w:p>
+      <w:pPr>
+        <w:pStyle w:val="Titolo2"/>
+      </w:pPr>
+      <w:bookmarkStart w:id="4" w:name="_Toc220073580"/>
+      <w:r>
+        <w:t>Analisi del dominio</w:t>
+      </w:r>
       <w:bookmarkEnd w:id="4"/>
     </w:p>
     <w:p>
+      <w:r>
+        <w:t>SAMT ALL-STARS</w:t>
+      </w:r>
+      <w:r>
+        <w:t xml:space="preserve"> si inserisce nel contesto dei </w:t>
+      </w:r>
+      <w:r>
+        <w:t>videogiochi di combattimento multiplayer locali</w:t>
+      </w:r>
+      <w:r>
+        <w:t xml:space="preserve">, in particolare dei </w:t>
+      </w:r>
+      <w:proofErr w:type="spellStart"/>
+      <w:r>
+        <w:t>fighting</w:t>
+      </w:r>
+      <w:proofErr w:type="spellEnd"/>
+      <w:r>
+        <w:t xml:space="preserve"> game in stile </w:t>
+      </w:r>
+      <w:proofErr w:type="spellStart"/>
+      <w:r>
+        <w:t>platform</w:t>
+      </w:r>
+      <w:proofErr w:type="spellEnd"/>
+      <w:r>
+        <w:t xml:space="preserve">, unendo meccaniche di combattimento rapide a un forte focus su abilità, strategia e varietà degli stili di gioco. </w:t>
+      </w:r>
+    </w:p>
+    <w:p>
+      <w:r>
+        <w:t>Il progetto nasce con l’intento di creare un’esperienza più personale e originale rispetto ai titoli già esistenti, introducendo personaggi ispirati a persone reali e dotati di abilità fortemente caratterizzanti.</w:t>
+      </w:r>
+    </w:p>
+    <w:p>
+      <w:pPr>
+        <w:ind w:left="360"/>
+      </w:pPr>
+    </w:p>
+    <w:p>
+      <w:r>
+        <w:t xml:space="preserve">Il contesto di utilizzo del prodotto è quello di un normale </w:t>
+      </w:r>
+      <w:r>
+        <w:t>computer</w:t>
+      </w:r>
+      <w:r>
+        <w:t xml:space="preserve">, senza necessità di connessione a Internet o hardware dedicato. Il gioco è pensato per funzionare interamente </w:t>
+      </w:r>
+      <w:r>
+        <w:t>in locale</w:t>
+      </w:r>
+      <w:r>
+        <w:t xml:space="preserve">, utilizzando una combinazione di </w:t>
+      </w:r>
+      <w:r>
+        <w:t>tastiera e controller</w:t>
+      </w:r>
+      <w:r>
+        <w:t xml:space="preserve">. È possibile giocare fino a </w:t>
+      </w:r>
+      <w:r>
+        <w:t>quattro persone</w:t>
+      </w:r>
+      <w:r>
+        <w:rPr>
+          <w:b/>
+          <w:bCs/>
+        </w:rPr>
+        <w:t xml:space="preserve"> </w:t>
+      </w:r>
+      <w:r>
+        <w:t xml:space="preserve">contemporaneamente, </w:t>
+      </w:r>
+      <w:r>
+        <w:t>usando</w:t>
+      </w:r>
+      <w:r>
+        <w:t xml:space="preserve"> una tastiera e tre controller (DualSense, </w:t>
+      </w:r>
+      <w:proofErr w:type="spellStart"/>
+      <w:r>
+        <w:t>DualShock</w:t>
+      </w:r>
+      <w:proofErr w:type="spellEnd"/>
+      <w:r>
+        <w:t>)</w:t>
+      </w:r>
+      <w:r>
+        <w:t xml:space="preserve"> o quattro controller</w:t>
+      </w:r>
+      <w:r>
+        <w:t xml:space="preserve">, rendendo </w:t>
+      </w:r>
+      <w:r>
+        <w:t>il prodotto facilmente utilizzabile a casa</w:t>
+      </w:r>
+      <w:r>
+        <w:t xml:space="preserve"> </w:t>
+      </w:r>
+      <w:r>
+        <w:t>o nel tempo libero, in un ambiente informale e condiviso.</w:t>
+      </w:r>
+    </w:p>
+    <w:p>
+      <w:pPr>
+        <w:ind w:left="360"/>
+      </w:pPr>
+    </w:p>
+    <w:p>
+      <w:r>
+        <w:t xml:space="preserve">La situazione iniziale è quella di molti utenti che cercano un gioco di combattimento divertente e competitivo da giocare con amici sullo stesso dispositivo, senza dover affrontare configurazioni complesse o modalità online. Allo stesso tempo, esistono numerosi </w:t>
+      </w:r>
+      <w:proofErr w:type="spellStart"/>
+      <w:r>
+        <w:t>fighting</w:t>
+      </w:r>
+      <w:proofErr w:type="spellEnd"/>
+      <w:r>
+        <w:t xml:space="preserve"> game già affermati, come </w:t>
+      </w:r>
+      <w:proofErr w:type="spellStart"/>
+      <w:r>
+        <w:rPr>
+          <w:i/>
+          <w:iCs/>
+        </w:rPr>
+        <w:t>Brawlhalla</w:t>
+      </w:r>
+      <w:proofErr w:type="spellEnd"/>
+      <w:r>
+        <w:t xml:space="preserve">, </w:t>
+      </w:r>
+      <w:r>
+        <w:rPr>
+          <w:i/>
+          <w:iCs/>
+        </w:rPr>
+        <w:t>Super Smash Bros</w:t>
+      </w:r>
+      <w:r>
+        <w:t xml:space="preserve"> o </w:t>
+      </w:r>
+      <w:proofErr w:type="spellStart"/>
+      <w:r>
+        <w:rPr>
+          <w:i/>
+          <w:iCs/>
+        </w:rPr>
+        <w:t>Fraymakers</w:t>
+      </w:r>
+      <w:proofErr w:type="spellEnd"/>
+      <w:r>
+        <w:t>, che però presentano spesso personaggi con meccaniche simili tra loro e un’impostazione pensata per un pubblico molto ampio, riducendo la sensazione di unicità dei personaggi.</w:t>
+      </w:r>
+    </w:p>
+    <w:p>
+      <w:pPr>
+        <w:ind w:left="360"/>
+      </w:pPr>
+    </w:p>
+    <w:p>
+      <w:r>
+        <w:t>SAMT ALL-STARS</w:t>
+      </w:r>
+      <w:r>
+        <w:t xml:space="preserve"> nasce proprio in questo spazio, proponendo una soluzione alternativa basata su una forte </w:t>
+      </w:r>
+      <w:r>
+        <w:t>differenziazione degli stili di gioco</w:t>
+      </w:r>
+      <w:r>
+        <w:t xml:space="preserve">. Ogni personaggio è progettato per offrire un’esperienza distinta: </w:t>
+      </w:r>
+      <w:r>
+        <w:t>Ivan</w:t>
+      </w:r>
+      <w:r>
+        <w:t xml:space="preserve"> è orientato al controllo della mappa e alla gestione dello spazio, </w:t>
+      </w:r>
+      <w:r>
+        <w:t>Yasse</w:t>
+      </w:r>
+      <w:r>
+        <w:t>r</w:t>
+      </w:r>
+      <w:r>
+        <w:t xml:space="preserve"> si basa sulla previsione dei movimenti avversari e sul controllo del territorio, </w:t>
+      </w:r>
+      <w:r>
+        <w:t>Quan</w:t>
+      </w:r>
+      <w:r>
+        <w:t xml:space="preserve"> premia timing precisi, schivate perfette e uno stile di gioco più universale, mentre </w:t>
+      </w:r>
+      <w:proofErr w:type="spellStart"/>
+      <w:r>
+        <w:t>Sidon</w:t>
+      </w:r>
+      <w:proofErr w:type="spellEnd"/>
+      <w:r>
+        <w:t xml:space="preserve"> punta su velocità elevata e precisione nell’utilizzo delle abilità. Questa scelta progettuale spinge i giocatori ad adattare la propria strategia in base al personaggio scelto e aumenta la varietà e la profondità del gameplay.</w:t>
+      </w:r>
+    </w:p>
+    <w:p/>
+    <w:p>
+      <w:r>
+        <w:t xml:space="preserve">Gli utenti a cui il gioco si rivolge sono persone comuni che vogliono </w:t>
+      </w:r>
+      <w:r>
+        <w:t>divertirsi o competere tra amici</w:t>
+      </w:r>
+      <w:r>
+        <w:t xml:space="preserve">, senza la necessità di possedere competenze tecniche o esperienze precedenti con i </w:t>
+      </w:r>
+      <w:proofErr w:type="spellStart"/>
+      <w:r>
+        <w:t>fighting</w:t>
+      </w:r>
+      <w:proofErr w:type="spellEnd"/>
+      <w:r>
+        <w:t xml:space="preserve"> game. Il prodotto è pensato per essere immediato: </w:t>
+      </w:r>
+      <w:r>
+        <w:t xml:space="preserve">l’utente </w:t>
+      </w:r>
+      <w:r>
+        <w:t xml:space="preserve">installa il gioco, </w:t>
+      </w:r>
+      <w:r>
+        <w:t xml:space="preserve">chiama un amico, </w:t>
+      </w:r>
+      <w:r>
+        <w:t>avvia</w:t>
+      </w:r>
+      <w:r>
+        <w:t xml:space="preserve"> il gioco</w:t>
+      </w:r>
+      <w:r>
+        <w:t xml:space="preserve"> e può iniziare a giocare subito utilizzando tastiera </w:t>
+      </w:r>
+      <w:r>
+        <w:t>e</w:t>
+      </w:r>
+      <w:r>
+        <w:t xml:space="preserve"> controller. </w:t>
+      </w:r>
+    </w:p>
+    <w:p>
+      <w:r>
+        <w:t>L’esperienza rimane accessibile anche ai giocatori occasionali, pur offrendo meccaniche più profonde per chi desidera migliorare le proprie abilità.</w:t>
+      </w:r>
+    </w:p>
+    <w:p/>
+    <w:p>
+      <w:r>
+        <w:t xml:space="preserve">Dal punto di vista delle competenze richieste agli utenti, non è necessaria alcuna conoscenza specifica. È sufficiente saper utilizzare le periferiche di input e avere una minima coordinazione mano-occhio. </w:t>
+      </w:r>
+    </w:p>
+    <w:p>
+      <w:r>
+        <w:t>Le convenzioni adottate rientrano negli standard del genere, come la barra della vita, abilità con tempi di recupero e una super/ultimate che si carica durante la partita, rendendo il gioco immediatamente comprensibile anche a chi ha già avuto esperienze simili.</w:t>
+      </w:r>
+    </w:p>
+    <w:p/>
+    <w:p>
+      <w:r>
+        <w:t xml:space="preserve">Per operare efficacemente nel dominio e sviluppare il prodotto sono invece necessarie conoscenze teoriche legate al </w:t>
+      </w:r>
+      <w:r>
+        <w:t>game design</w:t>
+      </w:r>
+      <w:r>
+        <w:t>, alla gestione degli input, alle meccaniche di combattimento, al bilanciamento dei personaggi e alla progettazione di interfacce per videogiochi. Tuttavia, tutte queste complessità restano a carico dello sviluppo: l’utente finale può utilizzare il prodotto in modo semplice e intuitivo, senza dover conoscere gli aspetti tecnici sottostanti.</w:t>
+      </w:r>
+    </w:p>
+    <w:p>
+      <w:r>
+        <w:br w:type="page"/>
+      </w:r>
+    </w:p>
+    <w:p>
       <w:pPr>
         <w:pStyle w:val="Titolo2"/>
       </w:pPr>
-      <w:bookmarkStart w:id="5" w:name="_Toc94790446"/>
-      <w:r>
-        <w:t>Analisi del dominio</w:t>
+      <w:bookmarkStart w:id="5" w:name="_Toc220073581"/>
+      <w:r>
+        <w:lastRenderedPageBreak/>
+        <w:t>Analisi e s</w:t>
+      </w:r>
+      <w:r>
+        <w:t>pecifica</w:t>
+      </w:r>
+      <w:r>
+        <w:t xml:space="preserve"> </w:t>
+      </w:r>
+      <w:r>
+        <w:t>dei requisiti</w:t>
       </w:r>
       <w:bookmarkEnd w:id="5"/>
-    </w:p>
-    <w:p>
-      <w:pPr>
-        <w:rPr>
-          <w:lang w:val="it-IT"/>
-        </w:rPr>
-      </w:pPr>
-      <w:r>
-        <w:rPr>
-          <w:lang w:val="it-IT"/>
-        </w:rPr>
-        <w:t>Questo capitolo dovrebbe descrivere il contesto in cui il prodotto verrà utilizzato, da questa analisi dovrebbero scaturire le risposte a quesiti quali ad esempio:</w:t>
-      </w:r>
-    </w:p>
-    <w:p>
-      <w:pPr>
-        <w:numPr>
-          <w:ilvl w:val="0"/>
-          <w:numId w:val="4"/>
-        </w:numPr>
-        <w:rPr>
-          <w:lang w:val="it-IT"/>
-        </w:rPr>
-      </w:pPr>
-      <w:r>
-        <w:rPr>
-          <w:lang w:val="it-IT"/>
-        </w:rPr>
-        <w:t xml:space="preserve">Background/Situazione iniziale  </w:t>
-      </w:r>
-    </w:p>
-    <w:p>
-      <w:pPr>
-        <w:numPr>
-          <w:ilvl w:val="0"/>
-          <w:numId w:val="4"/>
-        </w:numPr>
-        <w:rPr>
-          <w:lang w:val="it-IT"/>
-        </w:rPr>
-      </w:pPr>
-      <w:r>
-        <w:rPr>
-          <w:lang w:val="it-IT"/>
-        </w:rPr>
-        <w:t>Quale è e come è organizzato il contesto in cui il prodotto dovrà funzionare?</w:t>
-      </w:r>
-    </w:p>
-    <w:p>
-      <w:pPr>
-        <w:numPr>
-          <w:ilvl w:val="0"/>
-          <w:numId w:val="3"/>
-        </w:numPr>
-        <w:rPr>
-          <w:lang w:val="it-IT"/>
-        </w:rPr>
-      </w:pPr>
-      <w:r>
-        <w:rPr>
-          <w:lang w:val="it-IT"/>
-        </w:rPr>
-        <w:t>Come viene risolto attualmente il problema?</w:t>
-      </w:r>
-      <w:r>
-        <w:rPr>
-          <w:lang w:val="it-IT"/>
-        </w:rPr>
-        <w:t xml:space="preserve"> Esiste già un prodotto </w:t>
-      </w:r>
-      <w:r>
-        <w:rPr>
-          <w:lang w:val="it-IT"/>
-        </w:rPr>
-        <w:t>simile</w:t>
-      </w:r>
-      <w:r>
-        <w:rPr>
-          <w:lang w:val="it-IT"/>
-        </w:rPr>
-        <w:t>?</w:t>
-      </w:r>
-    </w:p>
-    <w:p>
-      <w:pPr>
-        <w:numPr>
-          <w:ilvl w:val="0"/>
-          <w:numId w:val="3"/>
-        </w:numPr>
-        <w:rPr>
-          <w:lang w:val="it-IT"/>
-        </w:rPr>
-      </w:pPr>
-      <w:r>
-        <w:rPr>
-          <w:lang w:val="it-IT"/>
-        </w:rPr>
-        <w:t>Chi sono gli utenti? Che bisogni hanno? Come e dove lavorano?</w:t>
-      </w:r>
-    </w:p>
-    <w:p>
-      <w:pPr>
-        <w:numPr>
-          <w:ilvl w:val="0"/>
-          <w:numId w:val="3"/>
-        </w:numPr>
-        <w:rPr>
-          <w:lang w:val="it-IT"/>
-        </w:rPr>
-      </w:pPr>
-      <w:r>
-        <w:rPr>
-          <w:lang w:val="it-IT"/>
-        </w:rPr>
-        <w:t>Che competenze/conoscenze/cultura posseggono gli utenti in relazione con il problema?</w:t>
-      </w:r>
-    </w:p>
-    <w:p>
-      <w:pPr>
-        <w:numPr>
-          <w:ilvl w:val="0"/>
-          <w:numId w:val="3"/>
-        </w:numPr>
-        <w:rPr>
-          <w:lang w:val="it-IT"/>
-        </w:rPr>
-      </w:pPr>
-      <w:r>
-        <w:rPr>
-          <w:lang w:val="it-IT"/>
-        </w:rPr>
-        <w:t>Esistono convenzioni/standard applicati nel dominio?</w:t>
-      </w:r>
-    </w:p>
-    <w:p>
-      <w:pPr>
-        <w:numPr>
-          <w:ilvl w:val="0"/>
-          <w:numId w:val="3"/>
-        </w:numPr>
-        <w:rPr>
-          <w:lang w:val="it-IT"/>
-        </w:rPr>
-      </w:pPr>
-      <w:r>
-        <w:rPr>
-          <w:lang w:val="it-IT"/>
-        </w:rPr>
-        <w:t>Che conoscenze teoriche bisogna avere/acquisire per poter operare efficacemente nel dominio?</w:t>
-      </w:r>
-    </w:p>
-    <w:p>
-      <w:pPr>
-        <w:numPr>
-          <w:ilvl w:val="0"/>
-          <w:numId w:val="3"/>
-        </w:numPr>
-        <w:rPr>
-          <w:lang w:val="it-IT"/>
-        </w:rPr>
-      </w:pPr>
-      <w:r>
-        <w:rPr>
-          <w:lang w:val="it-IT"/>
-        </w:rPr>
-        <w:t>…</w:t>
-      </w:r>
-    </w:p>
-    <w:p>
-      <w:pPr>
-        <w:pStyle w:val="Titolo2"/>
-      </w:pPr>
-      <w:bookmarkStart w:id="6" w:name="_Toc94790447"/>
-      <w:r>
-        <w:t>Analisi e s</w:t>
-      </w:r>
-      <w:r>
-        <w:t>pecifica</w:t>
-      </w:r>
-      <w:r>
-        <w:t xml:space="preserve"> </w:t>
-      </w:r>
-      <w:r>
-        <w:t>dei requisiti</w:t>
-      </w:r>
-      <w:bookmarkEnd w:id="6"/>
     </w:p>
     <w:p>
       <w:pPr>
@@ -4182,12 +4264,11 @@
       <w:pPr>
         <w:pStyle w:val="Titolo3"/>
       </w:pPr>
-      <w:bookmarkStart w:id="7" w:name="_Toc94790448"/>
-      <w:r>
-        <w:lastRenderedPageBreak/>
+      <w:bookmarkStart w:id="6" w:name="_Toc220073582"/>
+      <w:r>
         <w:t>Spiegazione elementi tabella dei requisiti:</w:t>
       </w:r>
-      <w:bookmarkEnd w:id="7"/>
+      <w:bookmarkEnd w:id="6"/>
     </w:p>
     <w:p>
       <w:r>
@@ -4278,59 +4359,60 @@
         <w:pStyle w:val="Titolo2"/>
         <w:ind w:left="578" w:hanging="578"/>
       </w:pPr>
-      <w:bookmarkStart w:id="8" w:name="_Toc94790449"/>
-      <w:r>
+      <w:bookmarkStart w:id="7" w:name="_Toc220073583"/>
+      <w:r>
+        <w:lastRenderedPageBreak/>
         <w:t>Use case</w:t>
       </w:r>
+      <w:bookmarkEnd w:id="7"/>
+    </w:p>
+    <w:p>
+      <w:pPr>
+        <w:rPr>
+          <w:lang w:val="it-IT"/>
+        </w:rPr>
+      </w:pPr>
+      <w:r>
+        <w:rPr>
+          <w:lang w:val="it-IT"/>
+        </w:rPr>
+        <w:t xml:space="preserve">I casi d’uso rappresentano l’interazione tra i vari </w:t>
+      </w:r>
+      <w:r>
+        <w:rPr>
+          <w:lang w:val="it-IT"/>
+        </w:rPr>
+        <w:t>attori e le funzionalità</w:t>
+      </w:r>
+      <w:r>
+        <w:rPr>
+          <w:lang w:val="it-IT"/>
+        </w:rPr>
+        <w:t xml:space="preserve"> del prodotto</w:t>
+      </w:r>
+      <w:r>
+        <w:rPr>
+          <w:lang w:val="it-IT"/>
+        </w:rPr>
+        <w:t>.</w:t>
+      </w:r>
+    </w:p>
+    <w:p>
+      <w:pPr>
+        <w:rPr>
+          <w:lang w:val="it-IT"/>
+        </w:rPr>
+      </w:pPr>
+    </w:p>
+    <w:p>
+      <w:pPr>
+        <w:pStyle w:val="Titolo2"/>
+      </w:pPr>
+      <w:bookmarkStart w:id="8" w:name="_Toc220073584"/>
+      <w:r>
+        <w:t>Pianificazione</w:t>
+      </w:r>
       <w:bookmarkEnd w:id="8"/>
-    </w:p>
-    <w:p>
-      <w:pPr>
-        <w:rPr>
-          <w:lang w:val="it-IT"/>
-        </w:rPr>
-      </w:pPr>
-      <w:r>
-        <w:rPr>
-          <w:lang w:val="it-IT"/>
-        </w:rPr>
-        <w:t xml:space="preserve">I casi d’uso rappresentano l’interazione tra i vari </w:t>
-      </w:r>
-      <w:r>
-        <w:rPr>
-          <w:lang w:val="it-IT"/>
-        </w:rPr>
-        <w:t>attori e le funzionalità</w:t>
-      </w:r>
-      <w:r>
-        <w:rPr>
-          <w:lang w:val="it-IT"/>
-        </w:rPr>
-        <w:t xml:space="preserve"> del prodotto</w:t>
-      </w:r>
-      <w:r>
-        <w:rPr>
-          <w:lang w:val="it-IT"/>
-        </w:rPr>
-        <w:t>.</w:t>
-      </w:r>
-    </w:p>
-    <w:p>
-      <w:pPr>
-        <w:rPr>
-          <w:lang w:val="it-IT"/>
-        </w:rPr>
-      </w:pPr>
-    </w:p>
-    <w:p>
-      <w:pPr>
-        <w:pStyle w:val="Titolo2"/>
-      </w:pPr>
-      <w:bookmarkStart w:id="9" w:name="_Toc94790450"/>
-      <w:r>
-        <w:t>Pianificazione</w:t>
-      </w:r>
-      <w:bookmarkEnd w:id="9"/>
     </w:p>
     <w:p>
       <w:pPr>
@@ -4546,187 +4628,700 @@
         <w:rPr>
           <w:lang w:val="it-IT"/>
         </w:rPr>
-        <w:t xml:space="preserve"> scrum), dovranno apparire in questo capitolo.</w:t>
+        <w:t xml:space="preserve"> </w:t>
+      </w:r>
+      <w:proofErr w:type="spellStart"/>
+      <w:r>
+        <w:rPr>
+          <w:lang w:val="it-IT"/>
+        </w:rPr>
+        <w:t>scrum</w:t>
+      </w:r>
+      <w:proofErr w:type="spellEnd"/>
+      <w:r>
+        <w:rPr>
+          <w:lang w:val="it-IT"/>
+        </w:rPr>
+        <w:t>), dovranno apparire in questo capitolo.</w:t>
+      </w:r>
+    </w:p>
+    <w:p>
+      <w:pPr>
+        <w:rPr>
+          <w:lang w:val="it-IT"/>
+        </w:rPr>
+      </w:pPr>
+      <w:r>
+        <w:rPr>
+          <w:lang w:val="it-IT"/>
+        </w:rPr>
+        <w:br w:type="page"/>
       </w:r>
     </w:p>
     <w:p>
       <w:pPr>
         <w:pStyle w:val="Titolo2"/>
       </w:pPr>
-      <w:bookmarkStart w:id="10" w:name="_Toc94790451"/>
-      <w:r>
+      <w:bookmarkStart w:id="9" w:name="_Toc220073585"/>
+      <w:r>
+        <w:lastRenderedPageBreak/>
         <w:t>Analisi dei mezzi</w:t>
       </w:r>
+      <w:bookmarkEnd w:id="9"/>
+    </w:p>
+    <w:p>
+      <w:bookmarkStart w:id="10" w:name="_Toc413411419"/>
+      <w:r>
+        <w:t>Durante la fase iniziale di analisi è emersa la necessità di valutare le diverse opzioni disponibili per lo sviluppo del progetto, in particolare riguardo all’utilizzo di un game engine e alla scelta del linguaggio di programmazione. Fin da subito è risultato evidente che sviluppare un videogioco di combattimento partendo “da zero”, senza l’uso di un engine, avrebbe comportato una complessità eccessiva. La gestione manuale di rendering grafico, collisioni, fisica, input multipli e stato di gioco avrebbe richiesto tempi e competenze non compatibili con gli obiettivi e le tempistiche del progetto.</w:t>
+      </w:r>
+    </w:p>
+    <w:p/>
+    <w:p>
+      <w:r>
+        <w:t xml:space="preserve">Per questo motivo si è deciso di utilizzare un game engine, che permettesse di concentrarsi maggiormente sulle meccaniche di gioco, sul bilanciamento dei personaggi e sull’esperienza utente, riducendo la complessità delle parti più tecniche e ripetitive. Tra le opzioni considerate vi erano diversi engine noti, come Unity, </w:t>
+      </w:r>
+      <w:proofErr w:type="spellStart"/>
+      <w:r>
+        <w:t>Unreal</w:t>
+      </w:r>
+      <w:proofErr w:type="spellEnd"/>
+      <w:r>
+        <w:t xml:space="preserve"> Engine e Godot.</w:t>
+      </w:r>
+    </w:p>
+    <w:p>
+      <w:proofErr w:type="spellStart"/>
+      <w:r>
+        <w:t>Unreal</w:t>
+      </w:r>
+      <w:proofErr w:type="spellEnd"/>
+      <w:r>
+        <w:t xml:space="preserve"> Engine è stato scartato principalmente a causa della sua complessità e del fatto che è pensato soprattutto per progetti 3D di grandi dimensioni. L’utilizzo del linguaggio </w:t>
+      </w:r>
+      <w:proofErr w:type="spellStart"/>
+      <w:r>
+        <w:t>Blueprint</w:t>
+      </w:r>
+      <w:proofErr w:type="spellEnd"/>
+      <w:r>
+        <w:t xml:space="preserve"> o di C++ avrebbe aumentato il carico di lavoro e la curva di apprendimento, risultando poco adatto a un progetto scolastico di dimensioni medio-piccole.</w:t>
+      </w:r>
+    </w:p>
+    <w:p/>
+    <w:p>
+      <w:r>
+        <w:t xml:space="preserve">Godot rappresentava un’alternativa interessante per progetti 2D, grazie alla sua leggerezza e al fatto di essere open source. </w:t>
+      </w:r>
+      <w:r>
+        <w:t xml:space="preserve">Per questo motivo abbiamo fatto un confronto tra </w:t>
+      </w:r>
+      <w:proofErr w:type="spellStart"/>
+      <w:r>
+        <w:t>unity</w:t>
+      </w:r>
+      <w:proofErr w:type="spellEnd"/>
+      <w:r>
+        <w:t xml:space="preserve"> e </w:t>
+      </w:r>
+      <w:proofErr w:type="spellStart"/>
+      <w:r>
+        <w:t>godot</w:t>
+      </w:r>
+      <w:proofErr w:type="spellEnd"/>
+      <w:r>
+        <w:t xml:space="preserve"> per scegliere la variante ottimale</w:t>
+      </w:r>
+      <w:r>
+        <w:t xml:space="preserve"> (abbiamo pensato che non ha senso usare Godot con C# perché non è del tutto integrato bene)</w:t>
+      </w:r>
+      <w:r>
+        <w:t>:</w:t>
+      </w:r>
+    </w:p>
+    <w:p/>
+    <w:tbl>
+      <w:tblPr>
+        <w:tblStyle w:val="Grigliatabella"/>
+        <w:tblW w:w="9634" w:type="dxa"/>
+        <w:tblLook w:val="04A0" w:firstRow="1" w:lastRow="0" w:firstColumn="1" w:lastColumn="0" w:noHBand="0" w:noVBand="1"/>
+      </w:tblPr>
+      <w:tblGrid>
+        <w:gridCol w:w="3256"/>
+        <w:gridCol w:w="3118"/>
+        <w:gridCol w:w="3260"/>
+      </w:tblGrid>
+      <w:tr>
+        <w:tc>
+          <w:tcPr>
+            <w:tcW w:w="3256" w:type="dxa"/>
+          </w:tcPr>
+          <w:p>
+            <w:pPr>
+              <w:rPr>
+                <w:b/>
+                <w:bCs/>
+              </w:rPr>
+            </w:pPr>
+            <w:r>
+              <w:rPr>
+                <w:b/>
+                <w:bCs/>
+              </w:rPr>
+              <w:t>Criterio</w:t>
+            </w:r>
+          </w:p>
+        </w:tc>
+        <w:tc>
+          <w:tcPr>
+            <w:tcW w:w="3118" w:type="dxa"/>
+          </w:tcPr>
+          <w:p>
+            <w:pPr>
+              <w:rPr>
+                <w:b/>
+                <w:bCs/>
+              </w:rPr>
+            </w:pPr>
+            <w:r>
+              <w:rPr>
+                <w:b/>
+                <w:bCs/>
+              </w:rPr>
+              <w:t>Unity</w:t>
+            </w:r>
+          </w:p>
+        </w:tc>
+        <w:tc>
+          <w:tcPr>
+            <w:tcW w:w="3260" w:type="dxa"/>
+          </w:tcPr>
+          <w:p>
+            <w:pPr>
+              <w:rPr>
+                <w:b/>
+                <w:bCs/>
+              </w:rPr>
+            </w:pPr>
+            <w:r>
+              <w:rPr>
+                <w:b/>
+                <w:bCs/>
+              </w:rPr>
+              <w:t>Godot</w:t>
+            </w:r>
+          </w:p>
+        </w:tc>
+      </w:tr>
+      <w:tr>
+        <w:tc>
+          <w:tcPr>
+            <w:tcW w:w="3256" w:type="dxa"/>
+          </w:tcPr>
+          <w:p>
+            <w:r>
+              <w:t>Linguaggio principale</w:t>
+            </w:r>
+          </w:p>
+        </w:tc>
+        <w:tc>
+          <w:tcPr>
+            <w:tcW w:w="3118" w:type="dxa"/>
+          </w:tcPr>
+          <w:p>
+            <w:r>
+              <w:t>C#</w:t>
+            </w:r>
+          </w:p>
+        </w:tc>
+        <w:tc>
+          <w:tcPr>
+            <w:tcW w:w="3260" w:type="dxa"/>
+          </w:tcPr>
+          <w:p>
+            <w:proofErr w:type="spellStart"/>
+            <w:r>
+              <w:t>GDScript</w:t>
+            </w:r>
+            <w:proofErr w:type="spellEnd"/>
+          </w:p>
+        </w:tc>
+      </w:tr>
+      <w:tr>
+        <w:tc>
+          <w:tcPr>
+            <w:tcW w:w="3256" w:type="dxa"/>
+          </w:tcPr>
+          <w:p>
+            <w:r>
+              <w:t>Linguaggio già studiato a scuola</w:t>
+            </w:r>
+          </w:p>
+        </w:tc>
+        <w:tc>
+          <w:tcPr>
+            <w:tcW w:w="3118" w:type="dxa"/>
+          </w:tcPr>
+          <w:p>
+            <w:r>
+              <w:t>Si</w:t>
+            </w:r>
+          </w:p>
+        </w:tc>
+        <w:tc>
+          <w:tcPr>
+            <w:tcW w:w="3260" w:type="dxa"/>
+          </w:tcPr>
+          <w:p>
+            <w:r>
+              <w:t>No</w:t>
+            </w:r>
+          </w:p>
+        </w:tc>
+      </w:tr>
+      <w:tr>
+        <w:tc>
+          <w:tcPr>
+            <w:tcW w:w="3256" w:type="dxa"/>
+          </w:tcPr>
+          <w:p>
+            <w:r>
+              <w:t>Gestione + controller</w:t>
+            </w:r>
+          </w:p>
+        </w:tc>
+        <w:tc>
+          <w:tcPr>
+            <w:tcW w:w="3118" w:type="dxa"/>
+          </w:tcPr>
+          <w:p>
+            <w:r>
+              <w:t>Automatica</w:t>
+            </w:r>
+          </w:p>
+        </w:tc>
+        <w:tc>
+          <w:tcPr>
+            <w:tcW w:w="3260" w:type="dxa"/>
+          </w:tcPr>
+          <w:p>
+            <w:r>
+              <w:t>Manuale</w:t>
+            </w:r>
+          </w:p>
+        </w:tc>
+      </w:tr>
+      <w:tr>
+        <w:tc>
+          <w:tcPr>
+            <w:tcW w:w="3256" w:type="dxa"/>
+          </w:tcPr>
+          <w:p>
+            <w:r>
+              <w:t>Asset gratuiti</w:t>
+            </w:r>
+          </w:p>
+        </w:tc>
+        <w:tc>
+          <w:tcPr>
+            <w:tcW w:w="3118" w:type="dxa"/>
+          </w:tcPr>
+          <w:p>
+            <w:r>
+              <w:t>Migliaia</w:t>
+            </w:r>
+          </w:p>
+        </w:tc>
+        <w:tc>
+          <w:tcPr>
+            <w:tcW w:w="3260" w:type="dxa"/>
+          </w:tcPr>
+          <w:p>
+            <w:r>
+              <w:t>Pochi</w:t>
+            </w:r>
+          </w:p>
+        </w:tc>
+      </w:tr>
+      <w:tr>
+        <w:tc>
+          <w:tcPr>
+            <w:tcW w:w="3256" w:type="dxa"/>
+          </w:tcPr>
+          <w:p>
+            <w:r>
+              <w:t xml:space="preserve">Tutorial </w:t>
+            </w:r>
+            <w:proofErr w:type="spellStart"/>
+            <w:r>
+              <w:t>fighting</w:t>
+            </w:r>
+            <w:proofErr w:type="spellEnd"/>
+          </w:p>
+        </w:tc>
+        <w:tc>
+          <w:tcPr>
+            <w:tcW w:w="3118" w:type="dxa"/>
+          </w:tcPr>
+          <w:p>
+            <w:r>
+              <w:t>Tantissimi</w:t>
+            </w:r>
+          </w:p>
+        </w:tc>
+        <w:tc>
+          <w:tcPr>
+            <w:tcW w:w="3260" w:type="dxa"/>
+          </w:tcPr>
+          <w:p>
+            <w:r>
+              <w:t>Pochi</w:t>
+            </w:r>
+          </w:p>
+        </w:tc>
+      </w:tr>
+      <w:tr>
+        <w:tc>
+          <w:tcPr>
+            <w:tcW w:w="3256" w:type="dxa"/>
+          </w:tcPr>
+          <w:p>
+            <w:r>
+              <w:t>Riutilizzo competenze nel futuro</w:t>
+            </w:r>
+          </w:p>
+        </w:tc>
+        <w:tc>
+          <w:tcPr>
+            <w:tcW w:w="3118" w:type="dxa"/>
+          </w:tcPr>
+          <w:p>
+            <w:r>
+              <w:t>Alto (C#)</w:t>
+            </w:r>
+          </w:p>
+        </w:tc>
+        <w:tc>
+          <w:tcPr>
+            <w:tcW w:w="3260" w:type="dxa"/>
+          </w:tcPr>
+          <w:p>
+            <w:r>
+              <w:t>Basso</w:t>
+            </w:r>
+          </w:p>
+        </w:tc>
+      </w:tr>
+    </w:tbl>
+    <w:p/>
+    <w:p>
+      <w:r>
+        <w:t xml:space="preserve">Insomma </w:t>
+      </w:r>
+      <w:r>
+        <w:t xml:space="preserve">Unity è stato scelto perché riduce il tempo di sviluppo, non richiede apprendimento di nuovi linguaggi, gestisce nativamente più controller e offre strumenti migliori per bilanciamento e debug, elementi fondamentali per un </w:t>
+      </w:r>
+      <w:proofErr w:type="spellStart"/>
+      <w:r>
+        <w:t>fighting</w:t>
+      </w:r>
+      <w:proofErr w:type="spellEnd"/>
+      <w:r>
+        <w:t xml:space="preserve"> game multiplayer locale.</w:t>
+      </w:r>
+    </w:p>
+    <w:p>
+      <w:pPr>
+        <w:pStyle w:val="Titolo3"/>
+      </w:pPr>
+      <w:bookmarkStart w:id="11" w:name="_Toc220073586"/>
+      <w:r>
+        <w:t>Software</w:t>
+      </w:r>
       <w:bookmarkEnd w:id="10"/>
-    </w:p>
-    <w:p>
-      <w:pPr>
-        <w:rPr>
-          <w:lang w:val="it-IT"/>
-        </w:rPr>
-      </w:pPr>
-      <w:r>
-        <w:rPr>
-          <w:lang w:val="it-IT"/>
-        </w:rPr>
-        <w:t xml:space="preserve">Elencare e </w:t>
-      </w:r>
-      <w:r>
-        <w:rPr>
-          <w:lang w:val="it-IT"/>
-        </w:rPr>
-        <w:t>descrivere</w:t>
-      </w:r>
-      <w:r>
-        <w:rPr>
-          <w:lang w:val="it-IT"/>
-        </w:rPr>
-        <w:t xml:space="preserve"> i </w:t>
-      </w:r>
-      <w:r>
-        <w:rPr>
-          <w:lang w:val="it-IT"/>
-        </w:rPr>
-        <w:t>mezzi disponibili pe</w:t>
-      </w:r>
-      <w:r>
-        <w:rPr>
-          <w:lang w:val="it-IT"/>
-        </w:rPr>
-        <w:t>r la realizzazione del progetto. Ricordarsi di sempre descrivere nel dettaglio le versioni e il modello di riferimento.</w:t>
-      </w:r>
-    </w:p>
+      <w:bookmarkEnd w:id="11"/>
+    </w:p>
+    <w:p>
+      <w:bookmarkStart w:id="12" w:name="_Toc413411420"/>
+      <w:r>
+        <w:t xml:space="preserve">Unity Hub 6.1 </w:t>
+      </w:r>
+    </w:p>
+    <w:p>
+      <w:r>
+        <w:t>Unity 6000.1.4f1</w:t>
+      </w:r>
+    </w:p>
+    <w:p>
+      <w:r>
+        <w:t>C# 14</w:t>
+      </w:r>
+    </w:p>
+    <w:p>
+      <w:proofErr w:type="spellStart"/>
+      <w:r>
+        <w:t>Mockflow</w:t>
+      </w:r>
+      <w:proofErr w:type="spellEnd"/>
+    </w:p>
+    <w:p>
+      <w:r>
+        <w:t>Rider 2025.2.3</w:t>
+      </w:r>
+    </w:p>
+    <w:p>
+      <w:r>
+        <w:t xml:space="preserve">Google Chrome </w:t>
+      </w:r>
+      <w:r>
+        <w:t>143.0.7499.146</w:t>
+      </w:r>
+    </w:p>
+    <w:p>
+      <w:proofErr w:type="spellStart"/>
+      <w:r>
+        <w:t>Notepad</w:t>
+      </w:r>
+      <w:proofErr w:type="spellEnd"/>
+      <w:r>
+        <w:t xml:space="preserve">++ </w:t>
+      </w:r>
+      <w:r>
+        <w:t>8.8.9</w:t>
+      </w:r>
+    </w:p>
+    <w:p/>
     <w:p>
       <w:pPr>
         <w:pStyle w:val="Titolo3"/>
       </w:pPr>
-      <w:bookmarkStart w:id="11" w:name="_Toc413411419"/>
-      <w:bookmarkStart w:id="12" w:name="_Toc94790452"/>
+      <w:bookmarkStart w:id="13" w:name="_Toc220073587"/>
+      <w:r>
+        <w:t>Hardware</w:t>
+      </w:r>
+      <w:bookmarkEnd w:id="12"/>
+      <w:bookmarkEnd w:id="13"/>
+    </w:p>
+    <w:p>
+      <w:pPr>
+        <w:rPr>
+          <w:lang w:val="it-IT"/>
+        </w:rPr>
+      </w:pPr>
+      <w:r>
+        <w:rPr>
+          <w:lang w:val="it-IT"/>
+        </w:rPr>
+        <w:t xml:space="preserve">4 </w:t>
+      </w:r>
+      <w:r>
+        <w:rPr>
+          <w:lang w:val="it-IT"/>
+        </w:rPr>
+        <w:t>Computer con Windows 11, mouse, tastiera</w:t>
+      </w:r>
+      <w:r>
+        <w:rPr>
+          <w:lang w:val="it-IT"/>
+        </w:rPr>
+        <w:t>, gamepad DualSense</w:t>
+      </w:r>
+      <w:r>
+        <w:rPr>
+          <w:lang w:val="it-IT"/>
+        </w:rPr>
+        <w:t xml:space="preserve">, </w:t>
+      </w:r>
+      <w:r>
+        <w:rPr>
+          <w:lang w:val="it-IT"/>
+        </w:rPr>
+        <w:t xml:space="preserve">2 </w:t>
+      </w:r>
+      <w:r>
+        <w:rPr>
+          <w:lang w:val="it-IT"/>
+        </w:rPr>
+        <w:t>monitor, SSD</w:t>
+      </w:r>
+      <w:r>
+        <w:rPr>
+          <w:lang w:val="it-IT"/>
+        </w:rPr>
+        <w:t>, 2 reti e cuffie.</w:t>
+      </w:r>
+    </w:p>
+    <w:p>
+      <w:pPr>
+        <w:rPr>
+          <w:lang w:val="it-IT"/>
+        </w:rPr>
+      </w:pPr>
+      <w:r>
+        <w:rPr>
+          <w:lang w:val="it-IT"/>
+        </w:rPr>
+        <w:t>Caratteristiche pc:</w:t>
+      </w:r>
+    </w:p>
+    <w:p>
+      <w:pPr>
+        <w:rPr>
+          <w:lang w:val="en-US"/>
+        </w:rPr>
+      </w:pPr>
+      <w:proofErr w:type="spellStart"/>
+      <w:r>
+        <w:rPr>
+          <w:lang w:val="en-US"/>
+        </w:rPr>
+        <w:t>Processore</w:t>
+      </w:r>
+      <w:proofErr w:type="spellEnd"/>
+      <w:r>
+        <w:rPr>
+          <w:lang w:val="en-US"/>
+        </w:rPr>
+        <w:tab/>
+        <w:t xml:space="preserve">13th Gen Intel(R) </w:t>
+      </w:r>
+      <w:proofErr w:type="gramStart"/>
+      <w:r>
+        <w:rPr>
+          <w:lang w:val="en-US"/>
+        </w:rPr>
+        <w:t>Core(</w:t>
+      </w:r>
+      <w:proofErr w:type="gramEnd"/>
+      <w:r>
+        <w:rPr>
+          <w:lang w:val="en-US"/>
+        </w:rPr>
+        <w:t>TM) i7-13700   2.10 GHz</w:t>
+      </w:r>
+    </w:p>
+    <w:p>
+      <w:pPr>
+        <w:rPr>
+          <w:lang w:val="it-IT"/>
+        </w:rPr>
+      </w:pPr>
+      <w:r>
+        <w:rPr>
+          <w:lang w:val="it-IT"/>
+        </w:rPr>
+        <w:t>RAM installata</w:t>
+      </w:r>
+      <w:r>
+        <w:rPr>
+          <w:lang w:val="it-IT"/>
+        </w:rPr>
+        <w:tab/>
+        <w:t>32.0 GB  4800MHz</w:t>
+      </w:r>
+    </w:p>
+    <w:p>
+      <w:pPr>
+        <w:rPr>
+          <w:lang w:val="it-IT"/>
+        </w:rPr>
+      </w:pPr>
+      <w:r>
+        <w:rPr>
+          <w:lang w:val="it-IT"/>
+        </w:rPr>
+        <w:t>Tipo sistema</w:t>
+      </w:r>
+      <w:r>
+        <w:rPr>
+          <w:lang w:val="it-IT"/>
+        </w:rPr>
+        <w:tab/>
+        <w:t>Sistema operativo Windows 11 a 64 bit, processore basato su x64</w:t>
+      </w:r>
+    </w:p>
+    <w:p>
+      <w:pPr>
+        <w:rPr>
+          <w:lang w:val="it-IT"/>
+        </w:rPr>
+      </w:pPr>
+      <w:r>
+        <w:rPr>
+          <w:lang w:val="it-IT"/>
+        </w:rPr>
+        <w:t>GPU</w:t>
+      </w:r>
+      <w:r>
+        <w:rPr>
+          <w:lang w:val="it-IT"/>
+        </w:rPr>
+        <w:tab/>
+      </w:r>
+      <w:r>
+        <w:rPr>
+          <w:lang w:val="it-IT"/>
+        </w:rPr>
+        <w:tab/>
+        <w:t>NVIDIA T400 4GB</w:t>
+      </w:r>
+    </w:p>
+    <w:p>
+      <w:pPr>
+        <w:rPr>
+          <w:lang w:val="it-IT"/>
+        </w:rPr>
+      </w:pPr>
+      <w:r>
+        <w:rPr>
+          <w:lang w:val="it-IT"/>
+        </w:rPr>
+        <w:br w:type="page"/>
+      </w:r>
+    </w:p>
+    <w:p>
+      <w:pPr>
+        <w:pStyle w:val="Titolo1"/>
+      </w:pPr>
+      <w:bookmarkStart w:id="14" w:name="_Toc429059808"/>
+      <w:bookmarkStart w:id="15" w:name="_Toc220073588"/>
       <w:r>
         <w:lastRenderedPageBreak/>
-        <w:t>Software</w:t>
-      </w:r>
-      <w:bookmarkEnd w:id="11"/>
-      <w:bookmarkEnd w:id="12"/>
-    </w:p>
-    <w:p>
-      <w:pPr>
-        <w:rPr>
-          <w:lang w:val="it-IT"/>
-        </w:rPr>
-      </w:pPr>
-      <w:r>
-        <w:rPr>
-          <w:lang w:val="it-IT"/>
-        </w:rPr>
-        <w:t>SDK, librerie, tools utilizzati pe</w:t>
-      </w:r>
-      <w:r>
-        <w:rPr>
-          <w:lang w:val="it-IT"/>
-        </w:rPr>
-        <w:t>r la realizzazione del progetto</w:t>
-      </w:r>
-      <w:r>
-        <w:rPr>
-          <w:lang w:val="it-IT"/>
-        </w:rPr>
-        <w:t xml:space="preserve"> e eventuali dipendenze</w:t>
-      </w:r>
-      <w:r>
-        <w:rPr>
-          <w:lang w:val="it-IT"/>
-        </w:rPr>
-        <w:t>.</w:t>
-      </w:r>
-    </w:p>
-    <w:p>
-      <w:pPr>
-        <w:pStyle w:val="Titolo3"/>
-      </w:pPr>
-      <w:bookmarkStart w:id="13" w:name="_Toc413411420"/>
-      <w:bookmarkStart w:id="14" w:name="_Toc94790453"/>
-      <w:r>
-        <w:t>Hardware</w:t>
-      </w:r>
-      <w:bookmarkEnd w:id="13"/>
+        <w:t>Progettazione</w:t>
+      </w:r>
       <w:bookmarkEnd w:id="14"/>
-    </w:p>
-    <w:p>
-      <w:pPr>
-        <w:rPr>
-          <w:lang w:val="it-IT"/>
-        </w:rPr>
-      </w:pPr>
-    </w:p>
-    <w:p>
-      <w:pPr>
-        <w:rPr>
-          <w:lang w:val="it-IT"/>
-        </w:rPr>
-      </w:pPr>
-      <w:r>
-        <w:rPr>
-          <w:lang w:val="it-IT"/>
-        </w:rPr>
-        <w:t xml:space="preserve">Su quale piattaforma dovrà essere eseguito il prodotto? Che hardware particolare è coinvolto nel progetto? Che particolarità e limitazioni presenta? Che </w:t>
-      </w:r>
-      <w:r>
-        <w:rPr>
-          <w:lang w:val="it-IT"/>
-        </w:rPr>
-        <w:t>HW</w:t>
-      </w:r>
-      <w:r>
-        <w:rPr>
-          <w:lang w:val="it-IT"/>
-        </w:rPr>
-        <w:t xml:space="preserve"> sarà disponibile durante lo sviluppo?</w:t>
-      </w:r>
-    </w:p>
-    <w:p>
-      <w:pPr>
-        <w:pStyle w:val="Titolo1"/>
-      </w:pPr>
-      <w:bookmarkStart w:id="15" w:name="_Toc429059808"/>
-      <w:bookmarkStart w:id="16" w:name="_Toc94790454"/>
-      <w:r>
-        <w:t>Progettazione</w:t>
-      </w:r>
       <w:bookmarkEnd w:id="15"/>
+    </w:p>
+    <w:p>
+      <w:pPr>
+        <w:rPr>
+          <w:lang w:val="it-IT"/>
+        </w:rPr>
+      </w:pPr>
+      <w:r>
+        <w:rPr>
+          <w:lang w:val="it-IT"/>
+        </w:rPr>
+        <w:t>Questo capitolo descrive esaustivamente come deve essere realizzato il prodotto fin nei suoi dettagli. Una buona progettazione permette all’esecutore di evitare fraintendimenti e imprecisioni nell’implementazione del prodotto.</w:t>
+      </w:r>
+    </w:p>
+    <w:p>
+      <w:pPr>
+        <w:rPr>
+          <w:lang w:val="it-IT"/>
+        </w:rPr>
+      </w:pPr>
+    </w:p>
+    <w:p>
+      <w:pPr>
+        <w:pStyle w:val="Titolo2"/>
+      </w:pPr>
+      <w:bookmarkStart w:id="16" w:name="_Toc429059809"/>
+      <w:bookmarkStart w:id="17" w:name="_Toc220073589"/>
+      <w:r>
+        <w:t>Design dell’architettura del sistema</w:t>
+      </w:r>
       <w:bookmarkEnd w:id="16"/>
-    </w:p>
-    <w:p>
-      <w:pPr>
-        <w:rPr>
-          <w:lang w:val="it-IT"/>
-        </w:rPr>
-      </w:pPr>
-      <w:r>
-        <w:rPr>
-          <w:lang w:val="it-IT"/>
-        </w:rPr>
-        <w:t>Questo capitolo descrive esaustivamente come deve essere realizzato il prodotto fin nei suoi dettagli. Una buona progettazione permette all’esecutore di evitare fraintendimenti e imprecisioni nell’implementazione del prodotto.</w:t>
-      </w:r>
-    </w:p>
-    <w:p>
-      <w:pPr>
-        <w:rPr>
-          <w:lang w:val="it-IT"/>
-        </w:rPr>
-      </w:pPr>
-    </w:p>
-    <w:p>
-      <w:pPr>
-        <w:pStyle w:val="Titolo2"/>
-      </w:pPr>
-      <w:bookmarkStart w:id="17" w:name="_Toc429059809"/>
-      <w:bookmarkStart w:id="18" w:name="_Toc94790455"/>
-      <w:r>
-        <w:t>Design dell’architettura del sistema</w:t>
-      </w:r>
       <w:bookmarkEnd w:id="17"/>
-      <w:bookmarkEnd w:id="18"/>
     </w:p>
     <w:p>
       <w:pPr>
@@ -4849,8 +5444,16 @@
         <w:rPr>
           <w:lang w:val="it-IT"/>
         </w:rPr>
-        <w:t>Eventuale sitemap</w:t>
-      </w:r>
+        <w:t xml:space="preserve">Eventuale </w:t>
+      </w:r>
+      <w:proofErr w:type="spellStart"/>
+      <w:r>
+        <w:rPr>
+          <w:lang w:val="it-IT"/>
+        </w:rPr>
+        <w:t>sitemap</w:t>
+      </w:r>
+      <w:proofErr w:type="spellEnd"/>
     </w:p>
     <w:p>
       <w:pPr>
@@ -4863,104 +5466,118 @@
       <w:pPr>
         <w:pStyle w:val="Titolo2"/>
       </w:pPr>
-      <w:bookmarkStart w:id="19" w:name="_Toc429059810"/>
-      <w:bookmarkStart w:id="20" w:name="_Toc94790456"/>
+      <w:bookmarkStart w:id="18" w:name="_Toc429059810"/>
+      <w:bookmarkStart w:id="19" w:name="_Toc220073590"/>
       <w:r>
         <w:t>Design dei dati</w:t>
       </w:r>
       <w:r>
         <w:t xml:space="preserve"> e database</w:t>
       </w:r>
+      <w:bookmarkEnd w:id="18"/>
       <w:bookmarkEnd w:id="19"/>
+    </w:p>
+    <w:p>
+      <w:pPr>
+        <w:rPr>
+          <w:lang w:val="it-IT"/>
+        </w:rPr>
+      </w:pPr>
+      <w:r>
+        <w:rPr>
+          <w:lang w:val="it-IT"/>
+        </w:rPr>
+        <w:t xml:space="preserve">Descrizione delle strutture di dati utilizzate dal programma in base agli attributi e le </w:t>
+      </w:r>
+      <w:r>
+        <w:rPr>
+          <w:lang w:val="it-IT"/>
+        </w:rPr>
+        <w:t>relazioni degli oggetti in uso.</w:t>
+      </w:r>
+    </w:p>
+    <w:p>
+      <w:pPr>
+        <w:rPr>
+          <w:lang w:val="it-IT"/>
+        </w:rPr>
+      </w:pPr>
+      <w:r>
+        <w:rPr>
+          <w:lang w:val="it-IT"/>
+        </w:rPr>
+        <w:t>Schema E-R, schema logico e descrizione.</w:t>
+      </w:r>
+    </w:p>
+    <w:p>
+      <w:pPr>
+        <w:rPr>
+          <w:lang w:val="it-IT"/>
+        </w:rPr>
+      </w:pPr>
+      <w:r>
+        <w:rPr>
+          <w:lang w:val="it-IT"/>
+        </w:rPr>
+        <w:t>Se il diagramma E-R viene modificato, sulla doc dovrà apparire l’ultima versione, mentre le vecchie saranno sui diari.</w:t>
+      </w:r>
+    </w:p>
+    <w:p>
+      <w:pPr>
+        <w:pStyle w:val="Titolo2"/>
+      </w:pPr>
+      <w:bookmarkStart w:id="20" w:name="_Toc429059811"/>
+      <w:bookmarkStart w:id="21" w:name="_Toc220073591"/>
+      <w:r>
+        <w:t>Design delle interfacce</w:t>
+      </w:r>
       <w:bookmarkEnd w:id="20"/>
-    </w:p>
-    <w:p>
-      <w:pPr>
-        <w:rPr>
-          <w:lang w:val="it-IT"/>
-        </w:rPr>
-      </w:pPr>
-      <w:r>
-        <w:rPr>
-          <w:lang w:val="it-IT"/>
-        </w:rPr>
-        <w:t xml:space="preserve">Descrizione delle strutture di dati utilizzate dal programma in base agli attributi e le </w:t>
-      </w:r>
-      <w:r>
-        <w:rPr>
-          <w:lang w:val="it-IT"/>
-        </w:rPr>
-        <w:t>relazioni degli oggetti in uso.</w:t>
-      </w:r>
-    </w:p>
-    <w:p>
-      <w:pPr>
-        <w:rPr>
-          <w:lang w:val="it-IT"/>
-        </w:rPr>
-      </w:pPr>
-      <w:r>
-        <w:rPr>
-          <w:lang w:val="it-IT"/>
-        </w:rPr>
-        <w:t>Schema E-R, schema logico e descrizione.</w:t>
-      </w:r>
-    </w:p>
-    <w:p>
-      <w:pPr>
-        <w:rPr>
-          <w:lang w:val="it-IT"/>
-        </w:rPr>
-      </w:pPr>
-      <w:r>
-        <w:rPr>
-          <w:lang w:val="it-IT"/>
-        </w:rPr>
-        <w:t>Se il diagramma E-R viene modificato, sulla doc dovrà apparire l’ultima versione, mentre le vecchie saranno sui diari.</w:t>
+      <w:bookmarkEnd w:id="21"/>
+    </w:p>
+    <w:p>
+      <w:pPr>
+        <w:rPr>
+          <w:lang w:val="it-IT"/>
+        </w:rPr>
+      </w:pPr>
+      <w:r>
+        <w:rPr>
+          <w:lang w:val="it-IT"/>
+        </w:rPr>
+        <w:t>Descrizione delle interfacce interne ed esterne del sistema e dell’interfaccia utente. La progettazione delle interfacce è basata sulle informazioni rica</w:t>
+      </w:r>
+      <w:r>
+        <w:rPr>
+          <w:lang w:val="it-IT"/>
+        </w:rPr>
+        <w:t xml:space="preserve">vate durante la fase di analisi e realizzata tramite </w:t>
+      </w:r>
+      <w:proofErr w:type="spellStart"/>
+      <w:r>
+        <w:rPr>
+          <w:lang w:val="it-IT"/>
+        </w:rPr>
+        <w:t>mockups</w:t>
+      </w:r>
+      <w:proofErr w:type="spellEnd"/>
+      <w:r>
+        <w:rPr>
+          <w:lang w:val="it-IT"/>
+        </w:rPr>
+        <w:t>.</w:t>
       </w:r>
     </w:p>
     <w:p>
       <w:pPr>
         <w:pStyle w:val="Titolo2"/>
       </w:pPr>
-      <w:bookmarkStart w:id="21" w:name="_Toc429059811"/>
-      <w:bookmarkStart w:id="22" w:name="_Toc94790457"/>
-      <w:r>
-        <w:t>Design delle interfacce</w:t>
-      </w:r>
-      <w:bookmarkEnd w:id="21"/>
+      <w:bookmarkStart w:id="22" w:name="_Toc429059812"/>
+      <w:bookmarkStart w:id="23" w:name="_Toc220073592"/>
+      <w:r>
+        <w:t>Design procedurale</w:t>
+      </w:r>
       <w:bookmarkEnd w:id="22"/>
-    </w:p>
-    <w:p>
-      <w:pPr>
-        <w:rPr>
-          <w:lang w:val="it-IT"/>
-        </w:rPr>
-      </w:pPr>
-      <w:r>
-        <w:rPr>
-          <w:lang w:val="it-IT"/>
-        </w:rPr>
-        <w:t>Descrizione delle interfacce interne ed esterne del sistema e dell’interfaccia utente. La progettazione delle interfacce è basata sulle informazioni rica</w:t>
-      </w:r>
-      <w:r>
-        <w:rPr>
-          <w:lang w:val="it-IT"/>
-        </w:rPr>
-        <w:t>vate durante la fase di analisi e realizzata tramite mockups.</w:t>
-      </w:r>
-    </w:p>
-    <w:p>
-      <w:pPr>
-        <w:pStyle w:val="Titolo2"/>
-      </w:pPr>
-      <w:bookmarkStart w:id="23" w:name="_Toc429059812"/>
-      <w:bookmarkStart w:id="24" w:name="_Toc94790458"/>
-      <w:r>
-        <w:t>Design procedurale</w:t>
-      </w:r>
       <w:bookmarkEnd w:id="23"/>
-      <w:bookmarkEnd w:id="24"/>
     </w:p>
     <w:p>
       <w:pPr>
@@ -5052,8 +5669,16 @@
         <w:rPr>
           <w:lang w:val="it-IT"/>
         </w:rPr>
-        <w:t>Tabelle di routing</w:t>
-      </w:r>
+        <w:t xml:space="preserve">Tabelle di </w:t>
+      </w:r>
+      <w:proofErr w:type="spellStart"/>
+      <w:r>
+        <w:rPr>
+          <w:lang w:val="it-IT"/>
+        </w:rPr>
+        <w:t>routing</w:t>
+      </w:r>
+      <w:proofErr w:type="spellEnd"/>
     </w:p>
     <w:p>
       <w:pPr>
@@ -5128,98 +5753,98 @@
           <w:bottom w:val="single" w:sz="4" w:space="1" w:color="auto"/>
         </w:pBdr>
       </w:pPr>
-      <w:bookmarkStart w:id="25" w:name="_Toc461179222"/>
-      <w:bookmarkStart w:id="26" w:name="_Toc94790459"/>
+      <w:bookmarkStart w:id="24" w:name="_Toc461179222"/>
+      <w:bookmarkStart w:id="25" w:name="_Toc220073593"/>
       <w:r>
         <w:lastRenderedPageBreak/>
         <w:t>Implementazione</w:t>
       </w:r>
+      <w:bookmarkEnd w:id="24"/>
       <w:bookmarkEnd w:id="25"/>
+    </w:p>
+    <w:p>
+      <w:r>
+        <w:t>In questo capitolo dovrà essere mostrato come è stato realizzato il lavoro. Questa parte può differenziarsi dalla progettazione in quanto il risultato ottenuto non per forza può essere come era stato progettato.</w:t>
+      </w:r>
+    </w:p>
+    <w:p>
+      <w:r>
+        <w:t xml:space="preserve">Sulla base di queste informazioni il lavoro svolto dovrà essere riproducibile. </w:t>
+      </w:r>
+    </w:p>
+    <w:p>
+      <w:r>
+        <w:t>In questa parte è richiesto l’inserimento di codice sorgente</w:t>
+      </w:r>
+      <w:r>
+        <w:t xml:space="preserve"> - </w:t>
+      </w:r>
+      <w:r>
+        <w:t>P</w:t>
+      </w:r>
+      <w:r>
+        <w:t xml:space="preserve">rint </w:t>
+      </w:r>
+      <w:r>
+        <w:t>S</w:t>
+      </w:r>
+      <w:r>
+        <w:t xml:space="preserve">creen </w:t>
+      </w:r>
+      <w:r>
+        <w:t xml:space="preserve">- </w:t>
+      </w:r>
+      <w:r>
+        <w:t>di maschere solamente per quei passaggi particolarmente significativi e/o critici.</w:t>
+      </w:r>
+    </w:p>
+    <w:p>
+      <w:r>
+        <w:t>Inoltre,</w:t>
+      </w:r>
+      <w:r>
+        <w:t xml:space="preserve"> dovranno essere descritte eventuali varianti di soluzione o scelte di prodotti con motivazione delle scelte.</w:t>
+      </w:r>
+    </w:p>
+    <w:p>
+      <w:r>
+        <w:t>Non deve apparire nessuna forma di guida d’uso di librerie o di componenti utilizzati. Eventualmente questa va allegata.</w:t>
+      </w:r>
+    </w:p>
+    <w:p>
+      <w:r>
+        <w:t>Per eventuali dettagli si possono inserire riferimenti ai diari.</w:t>
+      </w:r>
+    </w:p>
+    <w:p>
+      <w:pPr>
+        <w:pStyle w:val="Titolo1"/>
+        <w:rPr>
+          <w:lang w:val="it-IT"/>
+        </w:rPr>
+      </w:pPr>
+      <w:bookmarkStart w:id="26" w:name="_Toc461179223"/>
+      <w:bookmarkStart w:id="27" w:name="_Toc220073594"/>
+      <w:r>
+        <w:rPr>
+          <w:lang w:val="it-IT"/>
+        </w:rPr>
+        <w:t>Test</w:t>
+      </w:r>
       <w:bookmarkEnd w:id="26"/>
-    </w:p>
-    <w:p>
-      <w:r>
-        <w:t>In questo capitolo dovrà essere mostrato come è stato realizzato il lavoro. Questa parte può differenziarsi dalla progettazione in quanto il risultato ottenuto non per forza può essere come era stato progettato.</w:t>
-      </w:r>
-    </w:p>
-    <w:p>
-      <w:r>
-        <w:t xml:space="preserve">Sulla base di queste informazioni il lavoro svolto dovrà essere riproducibile. </w:t>
-      </w:r>
-    </w:p>
-    <w:p>
-      <w:r>
-        <w:t>In questa parte è richiesto l’inserimento di codice sorgente</w:t>
-      </w:r>
-      <w:r>
-        <w:t xml:space="preserve"> - </w:t>
-      </w:r>
-      <w:r>
-        <w:t>P</w:t>
-      </w:r>
-      <w:r>
-        <w:t xml:space="preserve">rint </w:t>
-      </w:r>
-      <w:r>
-        <w:t>S</w:t>
-      </w:r>
-      <w:r>
-        <w:t xml:space="preserve">creen </w:t>
-      </w:r>
-      <w:r>
-        <w:t xml:space="preserve">- </w:t>
-      </w:r>
-      <w:r>
-        <w:t>di maschere solamente per quei passaggi particolarmente significativi e/o critici.</w:t>
-      </w:r>
-    </w:p>
-    <w:p>
-      <w:r>
-        <w:t>Inoltre,</w:t>
-      </w:r>
-      <w:r>
-        <w:t xml:space="preserve"> dovranno essere descritte eventuali varianti di soluzione o scelte di prodotti con motivazione delle scelte.</w:t>
-      </w:r>
-    </w:p>
-    <w:p>
-      <w:r>
-        <w:t>Non deve apparire nessuna forma di guida d’uso di librerie o di componenti utilizzati. Eventualmente questa va allegata.</w:t>
-      </w:r>
-    </w:p>
-    <w:p>
-      <w:r>
-        <w:t>Per eventuali dettagli si possono inserire riferimenti ai diari.</w:t>
-      </w:r>
-    </w:p>
-    <w:p>
-      <w:pPr>
-        <w:pStyle w:val="Titolo1"/>
-        <w:rPr>
-          <w:lang w:val="it-IT"/>
-        </w:rPr>
-      </w:pPr>
-      <w:bookmarkStart w:id="27" w:name="_Toc461179223"/>
-      <w:bookmarkStart w:id="28" w:name="_Toc94790460"/>
-      <w:r>
-        <w:rPr>
-          <w:lang w:val="it-IT"/>
-        </w:rPr>
-        <w:t>Test</w:t>
-      </w:r>
       <w:bookmarkEnd w:id="27"/>
+    </w:p>
+    <w:p>
+      <w:pPr>
+        <w:pStyle w:val="Titolo2"/>
+      </w:pPr>
+      <w:bookmarkStart w:id="28" w:name="_Toc461179224"/>
+      <w:bookmarkStart w:id="29" w:name="_Toc220073595"/>
+      <w:r>
+        <w:t>Protocollo di test</w:t>
+      </w:r>
       <w:bookmarkEnd w:id="28"/>
-    </w:p>
-    <w:p>
-      <w:pPr>
-        <w:pStyle w:val="Titolo2"/>
-      </w:pPr>
-      <w:bookmarkStart w:id="29" w:name="_Toc461179224"/>
-      <w:bookmarkStart w:id="30" w:name="_Toc94790461"/>
-      <w:r>
-        <w:t>Protocollo di test</w:t>
-      </w:r>
       <w:bookmarkEnd w:id="29"/>
-      <w:bookmarkEnd w:id="30"/>
     </w:p>
     <w:p>
       <w:pPr>
@@ -5298,6 +5923,7 @@
                 <w:lang w:val="en-GB" w:eastAsia="en-US"/>
               </w:rPr>
             </w:pPr>
+            <w:proofErr w:type="spellStart"/>
             <w:r>
               <w:rPr>
                 <w:b/>
@@ -5307,6 +5933,7 @@
               </w:rPr>
               <w:t>Riferimento</w:t>
             </w:r>
+            <w:proofErr w:type="spellEnd"/>
             <w:r>
               <w:rPr>
                 <w:sz w:val="18"/>
@@ -5438,6 +6065,7 @@
                 <w:szCs w:val="18"/>
               </w:rPr>
             </w:pPr>
+            <w:proofErr w:type="spellStart"/>
             <w:r>
               <w:rPr>
                 <w:b/>
@@ -5446,6 +6074,7 @@
               </w:rPr>
               <w:t>Descrizione</w:t>
             </w:r>
+            <w:proofErr w:type="spellEnd"/>
             <w:r>
               <w:rPr>
                 <w:b/>
@@ -5500,6 +6129,7 @@
                 <w:szCs w:val="18"/>
               </w:rPr>
             </w:pPr>
+            <w:proofErr w:type="spellStart"/>
             <w:r>
               <w:rPr>
                 <w:b/>
@@ -5508,6 +6138,7 @@
               </w:rPr>
               <w:t>Prerequisiti</w:t>
             </w:r>
+            <w:proofErr w:type="spellEnd"/>
             <w:r>
               <w:rPr>
                 <w:b/>
@@ -5541,6 +6172,7 @@
               </w:rPr>
               <w:t xml:space="preserve">Store on local PC: Profile_1.2.001.xml (appendix </w:t>
             </w:r>
+            <w:proofErr w:type="spellStart"/>
             <w:r>
               <w:rPr>
                 <w:sz w:val="18"/>
@@ -5549,6 +6181,7 @@
               </w:rPr>
               <w:t>n_n</w:t>
             </w:r>
+            <w:proofErr w:type="spellEnd"/>
             <w:r>
               <w:rPr>
                 <w:sz w:val="18"/>
@@ -5556,6 +6189,7 @@
               </w:rPr>
               <w:t xml:space="preserve">) and Cards_1.2.001.txt (appendix </w:t>
             </w:r>
+            <w:proofErr w:type="spellStart"/>
             <w:r>
               <w:rPr>
                 <w:sz w:val="18"/>
@@ -5564,6 +6198,7 @@
               </w:rPr>
               <w:t>n_n</w:t>
             </w:r>
+            <w:proofErr w:type="spellEnd"/>
             <w:r>
               <w:rPr>
                 <w:sz w:val="18"/>
@@ -5608,6 +6243,7 @@
                 <w:szCs w:val="18"/>
               </w:rPr>
             </w:pPr>
+            <w:proofErr w:type="spellStart"/>
             <w:r>
               <w:rPr>
                 <w:b/>
@@ -5616,6 +6252,7 @@
               </w:rPr>
               <w:t>Procedura</w:t>
             </w:r>
+            <w:proofErr w:type="spellEnd"/>
             <w:r>
               <w:rPr>
                 <w:b/>
@@ -5782,7 +6419,23 @@
                 <w:szCs w:val="18"/>
               </w:rPr>
               <w:br/>
-              <w:t>Click the imsi card link</w:t>
+              <w:t xml:space="preserve">Click the </w:t>
+            </w:r>
+            <w:proofErr w:type="spellStart"/>
+            <w:r>
+              <w:rPr>
+                <w:sz w:val="18"/>
+                <w:szCs w:val="18"/>
+              </w:rPr>
+              <w:t>imsi</w:t>
+            </w:r>
+            <w:proofErr w:type="spellEnd"/>
+            <w:r>
+              <w:rPr>
+                <w:sz w:val="18"/>
+                <w:szCs w:val="18"/>
+              </w:rPr>
+              <w:t xml:space="preserve"> card link</w:t>
             </w:r>
             <w:r>
               <w:rPr>
@@ -5830,7 +6483,287 @@
                 <w:szCs w:val="16"/>
                 <w:lang w:eastAsia="ja-JP"/>
               </w:rPr>
-              <w:t>SELECT imsi, dir, keyset, cntr, rawtohex(kickey), rawtohex(kidkey), rawtohex(kikkey), rawtohex(chv), rawtohex(dap)FROM otacardkey a where imsi='340041795924770' ORDER BY keyset;</w:t>
+              <w:t xml:space="preserve">SELECT </w:t>
+            </w:r>
+            <w:proofErr w:type="spellStart"/>
+            <w:r>
+              <w:rPr>
+                <w:rFonts w:ascii="Courier New" w:eastAsia="MS Mincho" w:hAnsi="Courier New" w:cs="Courier New"/>
+                <w:sz w:val="16"/>
+                <w:szCs w:val="16"/>
+                <w:lang w:eastAsia="ja-JP"/>
+              </w:rPr>
+              <w:t>imsi</w:t>
+            </w:r>
+            <w:proofErr w:type="spellEnd"/>
+            <w:r>
+              <w:rPr>
+                <w:rFonts w:ascii="Courier New" w:eastAsia="MS Mincho" w:hAnsi="Courier New" w:cs="Courier New"/>
+                <w:sz w:val="16"/>
+                <w:szCs w:val="16"/>
+                <w:lang w:eastAsia="ja-JP"/>
+              </w:rPr>
+              <w:t xml:space="preserve">, </w:t>
+            </w:r>
+            <w:proofErr w:type="spellStart"/>
+            <w:r>
+              <w:rPr>
+                <w:rFonts w:ascii="Courier New" w:eastAsia="MS Mincho" w:hAnsi="Courier New" w:cs="Courier New"/>
+                <w:sz w:val="16"/>
+                <w:szCs w:val="16"/>
+                <w:lang w:eastAsia="ja-JP"/>
+              </w:rPr>
+              <w:t>dir</w:t>
+            </w:r>
+            <w:proofErr w:type="spellEnd"/>
+            <w:r>
+              <w:rPr>
+                <w:rFonts w:ascii="Courier New" w:eastAsia="MS Mincho" w:hAnsi="Courier New" w:cs="Courier New"/>
+                <w:sz w:val="16"/>
+                <w:szCs w:val="16"/>
+                <w:lang w:eastAsia="ja-JP"/>
+              </w:rPr>
+              <w:t xml:space="preserve">, keyset, </w:t>
+            </w:r>
+            <w:proofErr w:type="spellStart"/>
+            <w:r>
+              <w:rPr>
+                <w:rFonts w:ascii="Courier New" w:eastAsia="MS Mincho" w:hAnsi="Courier New" w:cs="Courier New"/>
+                <w:sz w:val="16"/>
+                <w:szCs w:val="16"/>
+                <w:lang w:eastAsia="ja-JP"/>
+              </w:rPr>
+              <w:t>cntr</w:t>
+            </w:r>
+            <w:proofErr w:type="spellEnd"/>
+            <w:r>
+              <w:rPr>
+                <w:rFonts w:ascii="Courier New" w:eastAsia="MS Mincho" w:hAnsi="Courier New" w:cs="Courier New"/>
+                <w:sz w:val="16"/>
+                <w:szCs w:val="16"/>
+                <w:lang w:eastAsia="ja-JP"/>
+              </w:rPr>
+              <w:t xml:space="preserve">, </w:t>
+            </w:r>
+            <w:proofErr w:type="spellStart"/>
+            <w:r>
+              <w:rPr>
+                <w:rFonts w:ascii="Courier New" w:eastAsia="MS Mincho" w:hAnsi="Courier New" w:cs="Courier New"/>
+                <w:sz w:val="16"/>
+                <w:szCs w:val="16"/>
+                <w:lang w:eastAsia="ja-JP"/>
+              </w:rPr>
+              <w:t>rawtohex</w:t>
+            </w:r>
+            <w:proofErr w:type="spellEnd"/>
+            <w:r>
+              <w:rPr>
+                <w:rFonts w:ascii="Courier New" w:eastAsia="MS Mincho" w:hAnsi="Courier New" w:cs="Courier New"/>
+                <w:sz w:val="16"/>
+                <w:szCs w:val="16"/>
+                <w:lang w:eastAsia="ja-JP"/>
+              </w:rPr>
+              <w:t>(</w:t>
+            </w:r>
+            <w:proofErr w:type="spellStart"/>
+            <w:r>
+              <w:rPr>
+                <w:rFonts w:ascii="Courier New" w:eastAsia="MS Mincho" w:hAnsi="Courier New" w:cs="Courier New"/>
+                <w:sz w:val="16"/>
+                <w:szCs w:val="16"/>
+                <w:lang w:eastAsia="ja-JP"/>
+              </w:rPr>
+              <w:t>kickey</w:t>
+            </w:r>
+            <w:proofErr w:type="spellEnd"/>
+            <w:r>
+              <w:rPr>
+                <w:rFonts w:ascii="Courier New" w:eastAsia="MS Mincho" w:hAnsi="Courier New" w:cs="Courier New"/>
+                <w:sz w:val="16"/>
+                <w:szCs w:val="16"/>
+                <w:lang w:eastAsia="ja-JP"/>
+              </w:rPr>
+              <w:t xml:space="preserve">), </w:t>
+            </w:r>
+            <w:proofErr w:type="spellStart"/>
+            <w:r>
+              <w:rPr>
+                <w:rFonts w:ascii="Courier New" w:eastAsia="MS Mincho" w:hAnsi="Courier New" w:cs="Courier New"/>
+                <w:sz w:val="16"/>
+                <w:szCs w:val="16"/>
+                <w:lang w:eastAsia="ja-JP"/>
+              </w:rPr>
+              <w:t>rawtohex</w:t>
+            </w:r>
+            <w:proofErr w:type="spellEnd"/>
+            <w:r>
+              <w:rPr>
+                <w:rFonts w:ascii="Courier New" w:eastAsia="MS Mincho" w:hAnsi="Courier New" w:cs="Courier New"/>
+                <w:sz w:val="16"/>
+                <w:szCs w:val="16"/>
+                <w:lang w:eastAsia="ja-JP"/>
+              </w:rPr>
+              <w:t>(</w:t>
+            </w:r>
+            <w:proofErr w:type="spellStart"/>
+            <w:r>
+              <w:rPr>
+                <w:rFonts w:ascii="Courier New" w:eastAsia="MS Mincho" w:hAnsi="Courier New" w:cs="Courier New"/>
+                <w:sz w:val="16"/>
+                <w:szCs w:val="16"/>
+                <w:lang w:eastAsia="ja-JP"/>
+              </w:rPr>
+              <w:t>kidkey</w:t>
+            </w:r>
+            <w:proofErr w:type="spellEnd"/>
+            <w:r>
+              <w:rPr>
+                <w:rFonts w:ascii="Courier New" w:eastAsia="MS Mincho" w:hAnsi="Courier New" w:cs="Courier New"/>
+                <w:sz w:val="16"/>
+                <w:szCs w:val="16"/>
+                <w:lang w:eastAsia="ja-JP"/>
+              </w:rPr>
+              <w:t xml:space="preserve">), </w:t>
+            </w:r>
+            <w:proofErr w:type="spellStart"/>
+            <w:r>
+              <w:rPr>
+                <w:rFonts w:ascii="Courier New" w:eastAsia="MS Mincho" w:hAnsi="Courier New" w:cs="Courier New"/>
+                <w:sz w:val="16"/>
+                <w:szCs w:val="16"/>
+                <w:lang w:eastAsia="ja-JP"/>
+              </w:rPr>
+              <w:t>rawtohex</w:t>
+            </w:r>
+            <w:proofErr w:type="spellEnd"/>
+            <w:r>
+              <w:rPr>
+                <w:rFonts w:ascii="Courier New" w:eastAsia="MS Mincho" w:hAnsi="Courier New" w:cs="Courier New"/>
+                <w:sz w:val="16"/>
+                <w:szCs w:val="16"/>
+                <w:lang w:eastAsia="ja-JP"/>
+              </w:rPr>
+              <w:t>(</w:t>
+            </w:r>
+            <w:proofErr w:type="spellStart"/>
+            <w:r>
+              <w:rPr>
+                <w:rFonts w:ascii="Courier New" w:eastAsia="MS Mincho" w:hAnsi="Courier New" w:cs="Courier New"/>
+                <w:sz w:val="16"/>
+                <w:szCs w:val="16"/>
+                <w:lang w:eastAsia="ja-JP"/>
+              </w:rPr>
+              <w:t>kikkey</w:t>
+            </w:r>
+            <w:proofErr w:type="spellEnd"/>
+            <w:r>
+              <w:rPr>
+                <w:rFonts w:ascii="Courier New" w:eastAsia="MS Mincho" w:hAnsi="Courier New" w:cs="Courier New"/>
+                <w:sz w:val="16"/>
+                <w:szCs w:val="16"/>
+                <w:lang w:eastAsia="ja-JP"/>
+              </w:rPr>
+              <w:t xml:space="preserve">), </w:t>
+            </w:r>
+            <w:proofErr w:type="spellStart"/>
+            <w:r>
+              <w:rPr>
+                <w:rFonts w:ascii="Courier New" w:eastAsia="MS Mincho" w:hAnsi="Courier New" w:cs="Courier New"/>
+                <w:sz w:val="16"/>
+                <w:szCs w:val="16"/>
+                <w:lang w:eastAsia="ja-JP"/>
+              </w:rPr>
+              <w:t>rawtohex</w:t>
+            </w:r>
+            <w:proofErr w:type="spellEnd"/>
+            <w:r>
+              <w:rPr>
+                <w:rFonts w:ascii="Courier New" w:eastAsia="MS Mincho" w:hAnsi="Courier New" w:cs="Courier New"/>
+                <w:sz w:val="16"/>
+                <w:szCs w:val="16"/>
+                <w:lang w:eastAsia="ja-JP"/>
+              </w:rPr>
+              <w:t>(</w:t>
+            </w:r>
+            <w:proofErr w:type="spellStart"/>
+            <w:r>
+              <w:rPr>
+                <w:rFonts w:ascii="Courier New" w:eastAsia="MS Mincho" w:hAnsi="Courier New" w:cs="Courier New"/>
+                <w:sz w:val="16"/>
+                <w:szCs w:val="16"/>
+                <w:lang w:eastAsia="ja-JP"/>
+              </w:rPr>
+              <w:t>chv</w:t>
+            </w:r>
+            <w:proofErr w:type="spellEnd"/>
+            <w:r>
+              <w:rPr>
+                <w:rFonts w:ascii="Courier New" w:eastAsia="MS Mincho" w:hAnsi="Courier New" w:cs="Courier New"/>
+                <w:sz w:val="16"/>
+                <w:szCs w:val="16"/>
+                <w:lang w:eastAsia="ja-JP"/>
+              </w:rPr>
+              <w:t xml:space="preserve">), </w:t>
+            </w:r>
+            <w:proofErr w:type="spellStart"/>
+            <w:r>
+              <w:rPr>
+                <w:rFonts w:ascii="Courier New" w:eastAsia="MS Mincho" w:hAnsi="Courier New" w:cs="Courier New"/>
+                <w:sz w:val="16"/>
+                <w:szCs w:val="16"/>
+                <w:lang w:eastAsia="ja-JP"/>
+              </w:rPr>
+              <w:t>rawtohex</w:t>
+            </w:r>
+            <w:proofErr w:type="spellEnd"/>
+            <w:r>
+              <w:rPr>
+                <w:rFonts w:ascii="Courier New" w:eastAsia="MS Mincho" w:hAnsi="Courier New" w:cs="Courier New"/>
+                <w:sz w:val="16"/>
+                <w:szCs w:val="16"/>
+                <w:lang w:eastAsia="ja-JP"/>
+              </w:rPr>
+              <w:t xml:space="preserve">(dap)FROM </w:t>
+            </w:r>
+            <w:proofErr w:type="spellStart"/>
+            <w:r>
+              <w:rPr>
+                <w:rFonts w:ascii="Courier New" w:eastAsia="MS Mincho" w:hAnsi="Courier New" w:cs="Courier New"/>
+                <w:sz w:val="16"/>
+                <w:szCs w:val="16"/>
+                <w:lang w:eastAsia="ja-JP"/>
+              </w:rPr>
+              <w:t>otacardkey</w:t>
+            </w:r>
+            <w:proofErr w:type="spellEnd"/>
+            <w:r>
+              <w:rPr>
+                <w:rFonts w:ascii="Courier New" w:eastAsia="MS Mincho" w:hAnsi="Courier New" w:cs="Courier New"/>
+                <w:sz w:val="16"/>
+                <w:szCs w:val="16"/>
+                <w:lang w:eastAsia="ja-JP"/>
+              </w:rPr>
+              <w:t xml:space="preserve"> a where </w:t>
+            </w:r>
+            <w:proofErr w:type="spellStart"/>
+            <w:r>
+              <w:rPr>
+                <w:rFonts w:ascii="Courier New" w:eastAsia="MS Mincho" w:hAnsi="Courier New" w:cs="Courier New"/>
+                <w:sz w:val="16"/>
+                <w:szCs w:val="16"/>
+                <w:lang w:eastAsia="ja-JP"/>
+              </w:rPr>
+              <w:t>imsi</w:t>
+            </w:r>
+            <w:proofErr w:type="spellEnd"/>
+            <w:r>
+              <w:rPr>
+                <w:rFonts w:ascii="Courier New" w:eastAsia="MS Mincho" w:hAnsi="Courier New" w:cs="Courier New"/>
+                <w:sz w:val="16"/>
+                <w:szCs w:val="16"/>
+                <w:lang w:eastAsia="ja-JP"/>
+              </w:rPr>
+              <w:t>='340041795924770' ORDER BY keyset;</w:t>
             </w:r>
           </w:p>
         </w:tc>
@@ -5853,14 +6786,34 @@
                 <w:szCs w:val="18"/>
               </w:rPr>
             </w:pPr>
+            <w:proofErr w:type="spellStart"/>
             <w:r>
               <w:rPr>
                 <w:b/>
                 <w:sz w:val="18"/>
                 <w:szCs w:val="18"/>
               </w:rPr>
-              <w:t>Risultati attesi</w:t>
-            </w:r>
+              <w:t>Risultati</w:t>
+            </w:r>
+            <w:proofErr w:type="spellEnd"/>
+            <w:r>
+              <w:rPr>
+                <w:b/>
+                <w:sz w:val="18"/>
+                <w:szCs w:val="18"/>
+              </w:rPr>
+              <w:t xml:space="preserve"> </w:t>
+            </w:r>
+            <w:proofErr w:type="spellStart"/>
+            <w:r>
+              <w:rPr>
+                <w:b/>
+                <w:sz w:val="18"/>
+                <w:szCs w:val="18"/>
+              </w:rPr>
+              <w:t>attesi</w:t>
+            </w:r>
+            <w:proofErr w:type="spellEnd"/>
             <w:r>
               <w:rPr>
                 <w:b/>
@@ -5892,7 +6845,23 @@
                 <w:sz w:val="18"/>
                 <w:szCs w:val="18"/>
               </w:rPr>
-              <w:t>Keys visible in the DB (OtaCardKey) but not visible in the GUI (Card details)</w:t>
+              <w:t>Keys visible in the DB (</w:t>
+            </w:r>
+            <w:proofErr w:type="spellStart"/>
+            <w:r>
+              <w:rPr>
+                <w:sz w:val="18"/>
+                <w:szCs w:val="18"/>
+              </w:rPr>
+              <w:t>OtaCardKey</w:t>
+            </w:r>
+            <w:proofErr w:type="spellEnd"/>
+            <w:r>
+              <w:rPr>
+                <w:sz w:val="18"/>
+                <w:szCs w:val="18"/>
+              </w:rPr>
+              <w:t>) but not visible in the GUI (Card details)</w:t>
             </w:r>
           </w:p>
         </w:tc>
@@ -5912,7 +6881,7 @@
           <w:lang w:val="it-IT"/>
         </w:rPr>
       </w:pPr>
-      <w:bookmarkStart w:id="31" w:name="_Toc461179225"/>
+      <w:bookmarkStart w:id="30" w:name="_Toc461179225"/>
       <w:r>
         <w:br w:type="page"/>
       </w:r>
@@ -5921,53 +6890,267 @@
       <w:pPr>
         <w:pStyle w:val="Titolo2"/>
       </w:pPr>
-      <w:bookmarkStart w:id="32" w:name="_Toc94790462"/>
+      <w:bookmarkStart w:id="31" w:name="_Toc220073596"/>
       <w:r>
         <w:lastRenderedPageBreak/>
         <w:t>Risultati test</w:t>
       </w:r>
+      <w:bookmarkEnd w:id="30"/>
       <w:bookmarkEnd w:id="31"/>
+    </w:p>
+    <w:p>
+      <w:pPr>
+        <w:rPr>
+          <w:lang w:val="it-IT"/>
+        </w:rPr>
+      </w:pPr>
+      <w:r>
+        <w:rPr>
+          <w:lang w:val="it-IT"/>
+        </w:rPr>
+        <w:t>Tabella riassuntiva in cui si inseriscono i test riusciti e non del prodotto finale. Se un test non riesce e viene corretto l’errore, questo dovrà risultare nel documento finale come riuscito (la procedura della correzione apparirà nel diario), altrimenti dovrà essere descritto l’errore con eventuali ipotesi di correzione.</w:t>
+      </w:r>
+    </w:p>
+    <w:p>
+      <w:pPr>
+        <w:pStyle w:val="Titolo2"/>
+      </w:pPr>
+      <w:bookmarkStart w:id="32" w:name="_Toc461179226"/>
+      <w:bookmarkStart w:id="33" w:name="_Toc220073597"/>
+      <w:r>
+        <w:t>Mancanze</w:t>
+      </w:r>
+      <w:r>
+        <w:t>/limitazioni conosciute</w:t>
+      </w:r>
       <w:bookmarkEnd w:id="32"/>
-    </w:p>
-    <w:p>
-      <w:pPr>
-        <w:rPr>
-          <w:lang w:val="it-IT"/>
-        </w:rPr>
-      </w:pPr>
-      <w:r>
-        <w:rPr>
-          <w:lang w:val="it-IT"/>
-        </w:rPr>
-        <w:t>Tabella riassuntiva in cui si inseriscono i test riusciti e non del prodotto finale. Se un test non riesce e viene corretto l’errore, questo dovrà risultare nel documento finale come riuscito (la procedura della correzione apparirà nel diario), altrimenti dovrà essere descritto l’errore con eventuali ipotesi di correzione.</w:t>
+      <w:bookmarkEnd w:id="33"/>
+    </w:p>
+    <w:p>
+      <w:pPr>
+        <w:rPr>
+          <w:lang w:val="it-IT"/>
+        </w:rPr>
+      </w:pPr>
+      <w:r>
+        <w:rPr>
+          <w:lang w:val="it-IT"/>
+        </w:rPr>
+        <w:t>Descrizione con motivazione di eventuali elementi mancanti o non completamente implementati, al di fuori dei test case. Non devono essere riportati gli errori e i problemi riscontrati e poi risolti durante il progetto.</w:t>
+      </w:r>
+    </w:p>
+    <w:p>
+      <w:pPr>
+        <w:pStyle w:val="Titolo1"/>
+        <w:rPr>
+          <w:lang w:val="it-IT"/>
+        </w:rPr>
+      </w:pPr>
+      <w:bookmarkStart w:id="34" w:name="_Toc461179227"/>
+      <w:bookmarkStart w:id="35" w:name="_Toc220073598"/>
+      <w:r>
+        <w:rPr>
+          <w:lang w:val="it-IT"/>
+        </w:rPr>
+        <w:t>Consuntivo</w:t>
+      </w:r>
+      <w:bookmarkEnd w:id="34"/>
+      <w:bookmarkEnd w:id="35"/>
+    </w:p>
+    <w:p>
+      <w:pPr>
+        <w:rPr>
+          <w:lang w:val="it-IT"/>
+        </w:rPr>
+      </w:pPr>
+      <w:r>
+        <w:rPr>
+          <w:lang w:val="it-IT"/>
+        </w:rPr>
+        <w:t>Consuntivo del tempo di lavoro effettivo e considerazioni riguardo le differenze rispetto alla pianificazione (cap</w:t>
+      </w:r>
+      <w:r>
+        <w:rPr>
+          <w:lang w:val="it-IT"/>
+        </w:rPr>
+        <w:t>.</w:t>
+      </w:r>
+      <w:r>
+        <w:rPr>
+          <w:lang w:val="it-IT"/>
+        </w:rPr>
+        <w:t xml:space="preserve"> 1.7) (ad esempio Gan</w:t>
+      </w:r>
+      <w:r>
+        <w:rPr>
+          <w:lang w:val="it-IT"/>
+        </w:rPr>
+        <w:t>t</w:t>
+      </w:r>
+      <w:r>
+        <w:rPr>
+          <w:lang w:val="it-IT"/>
+        </w:rPr>
+        <w:t>t consuntivo).</w:t>
+      </w:r>
+    </w:p>
+    <w:p>
+      <w:pPr>
+        <w:pStyle w:val="Titolo1"/>
+        <w:rPr>
+          <w:lang w:val="it-IT"/>
+        </w:rPr>
+      </w:pPr>
+      <w:bookmarkStart w:id="36" w:name="_Toc461179228"/>
+      <w:bookmarkStart w:id="37" w:name="_Toc220073599"/>
+      <w:r>
+        <w:rPr>
+          <w:lang w:val="it-IT"/>
+        </w:rPr>
+        <w:t>Conclusioni</w:t>
+      </w:r>
+      <w:bookmarkEnd w:id="36"/>
+      <w:bookmarkEnd w:id="37"/>
+    </w:p>
+    <w:p>
+      <w:pPr>
+        <w:rPr>
+          <w:lang w:val="it-IT"/>
+        </w:rPr>
+      </w:pPr>
+      <w:r>
+        <w:rPr>
+          <w:lang w:val="it-IT"/>
+        </w:rPr>
+        <w:t>Quali sono le implicazioni della mia soluzione? Che impatto avrà?</w:t>
+      </w:r>
+      <w:r>
+        <w:rPr>
+          <w:lang w:val="it-IT"/>
+        </w:rPr>
+        <w:t xml:space="preserve"> Cambierà il mondo? È un successo importante? È </w:t>
+      </w:r>
+      <w:r>
+        <w:rPr>
+          <w:lang w:val="it-IT"/>
+        </w:rPr>
+        <w:t>solo un</w:t>
+      </w:r>
+      <w:r>
+        <w:rPr>
+          <w:lang w:val="it-IT"/>
+        </w:rPr>
+        <w:t>’</w:t>
+      </w:r>
+      <w:r>
+        <w:rPr>
+          <w:lang w:val="it-IT"/>
+        </w:rPr>
+        <w:t>aggiunta</w:t>
+      </w:r>
+      <w:r>
+        <w:rPr>
+          <w:lang w:val="it-IT"/>
+        </w:rPr>
+        <w:t xml:space="preserve"> marginale o</w:t>
+      </w:r>
+      <w:r>
+        <w:rPr>
+          <w:lang w:val="it-IT"/>
+        </w:rPr>
+        <w:t xml:space="preserve"> è semplicemente servita per scoprire che questo percorso è</w:t>
+      </w:r>
+      <w:r>
+        <w:rPr>
+          <w:lang w:val="it-IT"/>
+        </w:rPr>
+        <w:t xml:space="preserve"> stato</w:t>
+      </w:r>
+      <w:r>
+        <w:rPr>
+          <w:lang w:val="it-IT"/>
+        </w:rPr>
+        <w:t xml:space="preserve"> una perdita di tempo? I ris</w:t>
+      </w:r>
+      <w:r>
+        <w:rPr>
+          <w:lang w:val="it-IT"/>
+        </w:rPr>
+        <w:t xml:space="preserve">ultati ottenuti sono generali, </w:t>
+      </w:r>
+      <w:r>
+        <w:rPr>
+          <w:lang w:val="it-IT"/>
+        </w:rPr>
+        <w:t>facilmente generalizzabili o sono specifici di un caso particolare?</w:t>
+      </w:r>
+      <w:r>
+        <w:rPr>
+          <w:lang w:val="it-IT"/>
+        </w:rPr>
+        <w:t xml:space="preserve"> ecc</w:t>
+      </w:r>
+      <w:r>
+        <w:rPr>
+          <w:lang w:val="it-IT"/>
+        </w:rPr>
+        <w:t>.</w:t>
       </w:r>
     </w:p>
     <w:p>
       <w:pPr>
         <w:pStyle w:val="Titolo2"/>
       </w:pPr>
-      <w:bookmarkStart w:id="33" w:name="_Toc461179226"/>
-      <w:bookmarkStart w:id="34" w:name="_Toc94790463"/>
-      <w:r>
-        <w:t>Mancanze</w:t>
-      </w:r>
-      <w:r>
-        <w:t>/limitazioni conosciute</w:t>
-      </w:r>
-      <w:bookmarkEnd w:id="33"/>
-      <w:bookmarkEnd w:id="34"/>
-    </w:p>
-    <w:p>
-      <w:pPr>
-        <w:rPr>
-          <w:lang w:val="it-IT"/>
-        </w:rPr>
-      </w:pPr>
-      <w:r>
-        <w:rPr>
-          <w:lang w:val="it-IT"/>
-        </w:rPr>
-        <w:t>Descrizione con motivazione di eventuali elementi mancanti o non completamente implementati, al di fuori dei test case. Non devono essere riportati gli errori e i problemi riscontrati e poi risolti durante il progetto.</w:t>
+      <w:bookmarkStart w:id="38" w:name="_Toc461179229"/>
+      <w:bookmarkStart w:id="39" w:name="_Toc220073600"/>
+      <w:r>
+        <w:t>Sviluppi futuri</w:t>
+      </w:r>
+      <w:bookmarkEnd w:id="38"/>
+      <w:bookmarkEnd w:id="39"/>
+    </w:p>
+    <w:p>
+      <w:pPr>
+        <w:rPr>
+          <w:lang w:val="it-IT"/>
+        </w:rPr>
+      </w:pPr>
+      <w:r>
+        <w:rPr>
+          <w:lang w:val="it-IT"/>
+        </w:rPr>
+        <w:t>Migliorie o estensioni che possono essere sviluppate sul prodotto.</w:t>
+      </w:r>
+    </w:p>
+    <w:p>
+      <w:pPr>
+        <w:pStyle w:val="Titolo2"/>
+      </w:pPr>
+      <w:bookmarkStart w:id="40" w:name="_Toc461179230"/>
+      <w:bookmarkStart w:id="41" w:name="_Toc220073601"/>
+      <w:r>
+        <w:t>Considerazioni personali</w:t>
+      </w:r>
+      <w:bookmarkEnd w:id="40"/>
+      <w:bookmarkEnd w:id="41"/>
+    </w:p>
+    <w:p>
+      <w:pPr>
+        <w:rPr>
+          <w:lang w:val="it-IT"/>
+        </w:rPr>
+      </w:pPr>
+      <w:r>
+        <w:rPr>
+          <w:lang w:val="it-IT"/>
+        </w:rPr>
+        <w:t>Cosa ho imparato in questo progetto? ecc</w:t>
+      </w:r>
+      <w:r>
+        <w:rPr>
+          <w:lang w:val="it-IT"/>
+        </w:rPr>
+        <w:t>.</w:t>
       </w:r>
     </w:p>
     <w:p>
@@ -5977,222 +7160,8 @@
           <w:lang w:val="it-IT"/>
         </w:rPr>
       </w:pPr>
-      <w:bookmarkStart w:id="35" w:name="_Toc461179227"/>
-      <w:bookmarkStart w:id="36" w:name="_Toc94790464"/>
-      <w:r>
-        <w:rPr>
-          <w:lang w:val="it-IT"/>
-        </w:rPr>
-        <w:t>Consuntivo</w:t>
-      </w:r>
-      <w:bookmarkEnd w:id="35"/>
-      <w:bookmarkEnd w:id="36"/>
-    </w:p>
-    <w:p>
-      <w:pPr>
-        <w:rPr>
-          <w:lang w:val="it-IT"/>
-        </w:rPr>
-      </w:pPr>
-      <w:r>
-        <w:rPr>
-          <w:lang w:val="it-IT"/>
-        </w:rPr>
-        <w:t>Consuntivo del tempo di lavoro effettivo e considerazioni riguardo le differenze rispetto alla pianificazione (cap</w:t>
-      </w:r>
-      <w:r>
-        <w:rPr>
-          <w:lang w:val="it-IT"/>
-        </w:rPr>
-        <w:t>.</w:t>
-      </w:r>
-      <w:r>
-        <w:rPr>
-          <w:lang w:val="it-IT"/>
-        </w:rPr>
-        <w:t xml:space="preserve"> 1.7) (ad esempio Gan</w:t>
-      </w:r>
-      <w:r>
-        <w:rPr>
-          <w:lang w:val="it-IT"/>
-        </w:rPr>
-        <w:t>t</w:t>
-      </w:r>
-      <w:r>
-        <w:rPr>
-          <w:lang w:val="it-IT"/>
-        </w:rPr>
-        <w:t>t consuntivo).</w:t>
-      </w:r>
-    </w:p>
-    <w:p>
-      <w:pPr>
-        <w:pStyle w:val="Titolo1"/>
-        <w:rPr>
-          <w:lang w:val="it-IT"/>
-        </w:rPr>
-      </w:pPr>
-      <w:bookmarkStart w:id="37" w:name="_Toc461179228"/>
-      <w:bookmarkStart w:id="38" w:name="_Toc94790465"/>
-      <w:r>
-        <w:rPr>
-          <w:lang w:val="it-IT"/>
-        </w:rPr>
-        <w:t>Conclusioni</w:t>
-      </w:r>
-      <w:bookmarkEnd w:id="37"/>
-      <w:bookmarkEnd w:id="38"/>
-    </w:p>
-    <w:p>
-      <w:pPr>
-        <w:rPr>
-          <w:lang w:val="it-IT"/>
-        </w:rPr>
-      </w:pPr>
-      <w:r>
-        <w:rPr>
-          <w:lang w:val="it-IT"/>
-        </w:rPr>
-        <w:t>Quali sono le implicazioni della mia soluzione? Che impatto avrà?</w:t>
-      </w:r>
-      <w:r>
-        <w:rPr>
-          <w:lang w:val="it-IT"/>
-        </w:rPr>
-        <w:t xml:space="preserve"> Cambierà il mondo? È un successo importante? È </w:t>
-      </w:r>
-      <w:r>
-        <w:rPr>
-          <w:lang w:val="it-IT"/>
-        </w:rPr>
-        <w:t>solo un</w:t>
-      </w:r>
-      <w:r>
-        <w:rPr>
-          <w:lang w:val="it-IT"/>
-        </w:rPr>
-        <w:t>’</w:t>
-      </w:r>
-      <w:r>
-        <w:rPr>
-          <w:lang w:val="it-IT"/>
-        </w:rPr>
-        <w:t>aggiunta</w:t>
-      </w:r>
-      <w:r>
-        <w:rPr>
-          <w:lang w:val="it-IT"/>
-        </w:rPr>
-        <w:t xml:space="preserve"> marginale o</w:t>
-      </w:r>
-      <w:r>
-        <w:rPr>
-          <w:lang w:val="it-IT"/>
-        </w:rPr>
-        <w:t xml:space="preserve"> è semplicemente servita per scoprire che questo percorso è</w:t>
-      </w:r>
-      <w:r>
-        <w:rPr>
-          <w:lang w:val="it-IT"/>
-        </w:rPr>
-        <w:t xml:space="preserve"> stato</w:t>
-      </w:r>
-      <w:r>
-        <w:rPr>
-          <w:lang w:val="it-IT"/>
-        </w:rPr>
-        <w:t xml:space="preserve"> una perdita di tempo? I ris</w:t>
-      </w:r>
-      <w:r>
-        <w:rPr>
-          <w:lang w:val="it-IT"/>
-        </w:rPr>
-        <w:t xml:space="preserve">ultati ottenuti sono generali, </w:t>
-      </w:r>
-      <w:r>
-        <w:rPr>
-          <w:lang w:val="it-IT"/>
-        </w:rPr>
-        <w:t>facilmente generalizzabili o sono specifici di un caso particolare?</w:t>
-      </w:r>
-      <w:r>
-        <w:rPr>
-          <w:lang w:val="it-IT"/>
-        </w:rPr>
-        <w:t xml:space="preserve"> ecc</w:t>
-      </w:r>
-      <w:r>
-        <w:rPr>
-          <w:lang w:val="it-IT"/>
-        </w:rPr>
-        <w:t>.</w:t>
-      </w:r>
-    </w:p>
-    <w:p>
-      <w:pPr>
-        <w:pStyle w:val="Titolo2"/>
-      </w:pPr>
-      <w:bookmarkStart w:id="39" w:name="_Toc461179229"/>
-      <w:bookmarkStart w:id="40" w:name="_Toc94790466"/>
-      <w:r>
-        <w:t>Sviluppi futuri</w:t>
-      </w:r>
-      <w:bookmarkEnd w:id="39"/>
-      <w:bookmarkEnd w:id="40"/>
-    </w:p>
-    <w:p>
-      <w:pPr>
-        <w:rPr>
-          <w:lang w:val="it-IT"/>
-        </w:rPr>
-      </w:pPr>
-      <w:r>
-        <w:rPr>
-          <w:lang w:val="it-IT"/>
-        </w:rPr>
-        <w:t>Migliorie o estensioni che possono essere sviluppate sul prodotto.</w:t>
-      </w:r>
-    </w:p>
-    <w:p>
-      <w:pPr>
-        <w:pStyle w:val="Titolo2"/>
-      </w:pPr>
-      <w:bookmarkStart w:id="41" w:name="_Toc461179230"/>
-      <w:bookmarkStart w:id="42" w:name="_Toc94790467"/>
-      <w:r>
-        <w:t>Considerazioni personali</w:t>
-      </w:r>
-      <w:bookmarkEnd w:id="41"/>
-      <w:bookmarkEnd w:id="42"/>
-    </w:p>
-    <w:p>
-      <w:pPr>
-        <w:rPr>
-          <w:lang w:val="it-IT"/>
-        </w:rPr>
-      </w:pPr>
-      <w:r>
-        <w:rPr>
-          <w:lang w:val="it-IT"/>
-        </w:rPr>
-        <w:t>Cosa ho imparato in questo progetto? ecc</w:t>
-      </w:r>
-      <w:r>
-        <w:rPr>
-          <w:lang w:val="it-IT"/>
-        </w:rPr>
-        <w:t>.</w:t>
-      </w:r>
-    </w:p>
-    <w:p>
-      <w:pPr>
-        <w:pStyle w:val="Titolo1"/>
-        <w:rPr>
-          <w:lang w:val="it-IT"/>
-        </w:rPr>
-      </w:pPr>
-      <w:bookmarkStart w:id="43" w:name="_Toc94790468"/>
-      <w:bookmarkStart w:id="44" w:name="_Toc461179232"/>
+      <w:bookmarkStart w:id="42" w:name="_Toc461179232"/>
+      <w:bookmarkStart w:id="43" w:name="_Toc220073602"/>
       <w:r>
         <w:rPr>
           <w:lang w:val="it-IT"/>
@@ -6319,6 +7288,7 @@
             <w:pPr>
               <w:jc w:val="both"/>
             </w:pPr>
+            <w:proofErr w:type="spellStart"/>
             <w:r>
               <w:rPr>
                 <w:b/>
@@ -6326,6 +7296,7 @@
               </w:rPr>
               <w:t>Asynchronous</w:t>
             </w:r>
+            <w:proofErr w:type="spellEnd"/>
             <w:r>
               <w:rPr>
                 <w:b/>
@@ -6371,13 +7342,31 @@
                 <w:bCs/>
               </w:rPr>
             </w:pPr>
+            <w:proofErr w:type="spellStart"/>
             <w:r>
               <w:rPr>
                 <w:b/>
                 <w:bCs/>
               </w:rPr>
-              <w:t>Cascading Style Sheets</w:t>
-            </w:r>
+              <w:t>Cascading</w:t>
+            </w:r>
+            <w:proofErr w:type="spellEnd"/>
+            <w:r>
+              <w:rPr>
+                <w:b/>
+                <w:bCs/>
+              </w:rPr>
+              <w:t xml:space="preserve"> Style </w:t>
+            </w:r>
+            <w:proofErr w:type="spellStart"/>
+            <w:r>
+              <w:rPr>
+                <w:b/>
+                <w:bCs/>
+              </w:rPr>
+              <w:t>Sheets</w:t>
+            </w:r>
+            <w:proofErr w:type="spellEnd"/>
             <w:r>
               <w:t>: linguaggio che per</w:t>
             </w:r>
@@ -6405,7 +7394,6 @@
           <w:lang w:val="it-IT"/>
         </w:rPr>
       </w:pPr>
-      <w:bookmarkStart w:id="45" w:name="_Toc94790469"/>
       <w:r>
         <w:rPr>
           <w:lang w:val="it-IT"/>
@@ -6420,6 +7408,7 @@
           <w:lang w:val="it-IT"/>
         </w:rPr>
       </w:pPr>
+      <w:bookmarkStart w:id="44" w:name="_Toc220073603"/>
       <w:r>
         <w:rPr>
           <w:lang w:val="it-IT"/>
@@ -6427,18 +7416,18 @@
         <w:lastRenderedPageBreak/>
         <w:t>Bibliografia</w:t>
       </w:r>
+      <w:bookmarkEnd w:id="44"/>
+    </w:p>
+    <w:p>
+      <w:pPr>
+        <w:pStyle w:val="Titolo2"/>
+      </w:pPr>
+      <w:bookmarkStart w:id="45" w:name="_Toc220073604"/>
+      <w:r>
+        <w:t>Bibliografia per articoli di riviste:</w:t>
+      </w:r>
+      <w:bookmarkEnd w:id="42"/>
       <w:bookmarkEnd w:id="45"/>
-    </w:p>
-    <w:p>
-      <w:pPr>
-        <w:pStyle w:val="Titolo2"/>
-      </w:pPr>
-      <w:bookmarkStart w:id="46" w:name="_Toc94790470"/>
-      <w:r>
-        <w:t>Bibliografia per articoli di riviste:</w:t>
-      </w:r>
-      <w:bookmarkEnd w:id="44"/>
-      <w:bookmarkEnd w:id="46"/>
     </w:p>
     <w:p>
       <w:pPr>
@@ -6547,13 +7536,13 @@
       <w:pPr>
         <w:pStyle w:val="Titolo2"/>
       </w:pPr>
-      <w:bookmarkStart w:id="47" w:name="_Toc461179233"/>
-      <w:bookmarkStart w:id="48" w:name="_Toc94790471"/>
+      <w:bookmarkStart w:id="46" w:name="_Toc461179233"/>
+      <w:bookmarkStart w:id="47" w:name="_Toc220073605"/>
       <w:r>
         <w:t>Bibliografia per libri</w:t>
       </w:r>
+      <w:bookmarkEnd w:id="46"/>
       <w:bookmarkEnd w:id="47"/>
-      <w:bookmarkEnd w:id="48"/>
     </w:p>
     <w:p>
       <w:pPr>
@@ -6599,11 +7588,19 @@
           <w:lang w:val="it-IT"/>
         </w:rPr>
       </w:pPr>
-      <w:r>
-        <w:rPr>
-          <w:lang w:val="it-IT"/>
-        </w:rPr>
-        <w:t>ev. Numero di edizione,</w:t>
+      <w:proofErr w:type="spellStart"/>
+      <w:r>
+        <w:rPr>
+          <w:lang w:val="it-IT"/>
+        </w:rPr>
+        <w:t>ev</w:t>
+      </w:r>
+      <w:proofErr w:type="spellEnd"/>
+      <w:r>
+        <w:rPr>
+          <w:lang w:val="it-IT"/>
+        </w:rPr>
+        <w:t>. Numero di edizione,</w:t>
       </w:r>
     </w:p>
     <w:p>
@@ -6670,18 +7667,18 @@
           <w:lang w:val="it-IT"/>
         </w:rPr>
       </w:pPr>
-      <w:bookmarkStart w:id="49" w:name="_Toc461179234"/>
+      <w:bookmarkStart w:id="48" w:name="_Toc461179234"/>
     </w:p>
     <w:p>
       <w:pPr>
         <w:pStyle w:val="Titolo2"/>
       </w:pPr>
-      <w:bookmarkStart w:id="50" w:name="_Toc94790472"/>
+      <w:bookmarkStart w:id="49" w:name="_Toc220073606"/>
       <w:r>
         <w:t>Sitografia</w:t>
       </w:r>
+      <w:bookmarkEnd w:id="48"/>
       <w:bookmarkEnd w:id="49"/>
-      <w:bookmarkEnd w:id="50"/>
     </w:p>
     <w:p>
       <w:pPr>
@@ -6703,7 +7700,21 @@
         <w:rPr>
           <w:lang w:val="it-IT"/>
         </w:rPr>
-        <w:t xml:space="preserve"> (se troppo lungo solo dominio, evt completo nel diario)</w:t>
+        <w:t xml:space="preserve"> (se troppo lungo solo dominio, </w:t>
+      </w:r>
+      <w:proofErr w:type="spellStart"/>
+      <w:r>
+        <w:rPr>
+          <w:lang w:val="it-IT"/>
+        </w:rPr>
+        <w:t>evt</w:t>
+      </w:r>
+      <w:proofErr w:type="spellEnd"/>
+      <w:r>
+        <w:rPr>
+          <w:lang w:val="it-IT"/>
+        </w:rPr>
+        <w:t xml:space="preserve"> completo nel diario)</w:t>
       </w:r>
       <w:r>
         <w:rPr>
@@ -6825,16 +7836,16 @@
           <w:lang w:val="it-IT"/>
         </w:rPr>
       </w:pPr>
-      <w:bookmarkStart w:id="51" w:name="_Toc461179235"/>
-      <w:bookmarkStart w:id="52" w:name="_Toc94790473"/>
+      <w:bookmarkStart w:id="50" w:name="_Toc461179235"/>
+      <w:bookmarkStart w:id="51" w:name="_Toc220073607"/>
       <w:r>
         <w:rPr>
           <w:lang w:val="it-IT"/>
         </w:rPr>
         <w:t>Allegati</w:t>
       </w:r>
+      <w:bookmarkEnd w:id="50"/>
       <w:bookmarkEnd w:id="51"/>
-      <w:bookmarkEnd w:id="52"/>
     </w:p>
     <w:p>
       <w:pPr>
@@ -6966,7 +7977,14 @@
         <w:rPr>
           <w:lang w:val="it-IT"/>
         </w:rPr>
-        <w:t>Mandato e/o Qd</w:t>
+        <w:t xml:space="preserve">Mandato e/o </w:t>
+      </w:r>
+      <w:proofErr w:type="spellStart"/>
+      <w:r>
+        <w:rPr>
+          <w:lang w:val="it-IT"/>
+        </w:rPr>
+        <w:t>Qd</w:t>
       </w:r>
       <w:r>
         <w:rPr>
@@ -6974,6 +7992,7 @@
         </w:rPr>
         <w:t>C</w:t>
       </w:r>
+      <w:proofErr w:type="spellEnd"/>
     </w:p>
     <w:p>
       <w:pPr>
@@ -7049,8 +8068,16 @@
         <w:noProof/>
       </w:rPr>
     </w:pPr>
+    <w:proofErr w:type="spellStart"/>
     <w:r>
-      <w:t>Pinco Pallino</w:t>
+      <w:t>Sidon</w:t>
+    </w:r>
+    <w:proofErr w:type="spellEnd"/>
+    <w:r>
+      <w:t>, Quan, Yasser, I</w:t>
+    </w:r>
+    <w:r>
+      <w:t>van</w:t>
     </w:r>
     <w:r>
       <w:tab/>
@@ -7087,22 +8114,22 @@
       <w:t xml:space="preserve">Versione: </w:t>
     </w:r>
     <w:r>
-      <w:t>03</w:t>
+      <w:fldChar w:fldCharType="begin"/>
     </w:r>
     <w:r>
-      <w:t>.0</w:t>
+      <w:instrText xml:space="preserve"> SAVEDATE  \@ "dd.MM.yyyy"  \* MERGEFORMAT </w:instrText>
     </w:r>
     <w:r>
-      <w:t>2</w:t>
+      <w:fldChar w:fldCharType="separate"/>
     </w:r>
     <w:r>
-      <w:t>.202</w:t>
+      <w:rPr>
+        <w:noProof/>
+      </w:rPr>
+      <w:t>23.01.2026</w:t>
     </w:r>
     <w:r>
-      <w:t>2</w:t>
-    </w:r>
-    <w:r>
-      <w:t xml:space="preserve"> </w:t>
+      <w:fldChar w:fldCharType="end"/>
     </w:r>
   </w:p>
 </w:ftr>
@@ -7198,13 +8225,34 @@
             <w:rPr>
               <w:lang w:val="fr-CH"/>
             </w:rPr>
-            <w:t>Sidon Samuel, Quan Tran, Y</w:t>
+            <w:t xml:space="preserve">Sidon Samuel, Quan </w:t>
+          </w:r>
+          <w:proofErr w:type="spellStart"/>
+          <w:r>
+            <w:rPr>
+              <w:lang w:val="fr-CH"/>
+            </w:rPr>
+            <w:t>Tran</w:t>
+          </w:r>
+          <w:proofErr w:type="spellEnd"/>
+          <w:r>
+            <w:rPr>
+              <w:lang w:val="fr-CH"/>
+            </w:rPr>
+            <w:t>, Y</w:t>
           </w:r>
           <w:r>
             <w:rPr>
               <w:lang w:val="fr-CH"/>
             </w:rPr>
-            <w:t>asser Ou</w:t>
+            <w:t xml:space="preserve">asser </w:t>
+          </w:r>
+          <w:proofErr w:type="spellStart"/>
+          <w:r>
+            <w:rPr>
+              <w:lang w:val="fr-CH"/>
+            </w:rPr>
+            <w:t>Ou</w:t>
           </w:r>
           <w:r>
             <w:rPr>
@@ -7228,7 +8276,20 @@
             <w:rPr>
               <w:lang w:val="fr-CH"/>
             </w:rPr>
-            <w:t>ashi, Ivan Oustromouv</w:t>
+            <w:t>ashi</w:t>
+          </w:r>
+          <w:proofErr w:type="spellEnd"/>
+          <w:r>
+            <w:rPr>
+              <w:lang w:val="fr-CH"/>
+            </w:rPr>
+            <w:t>, Ivan</w:t>
+          </w:r>
+          <w:r>
+            <w:rPr>
+              <w:lang w:val="fr-CH"/>
+            </w:rPr>
+            <w:t xml:space="preserve"> Ostroumov</w:t>
           </w:r>
         </w:p>
       </w:tc>
@@ -7276,7 +8337,7 @@
             <w:rPr>
               <w:lang w:val="it-IT"/>
             </w:rPr>
-            <w:t>3BB – I3BD</w:t>
+            <w:t>3B</w:t>
           </w:r>
         </w:p>
       </w:tc>
@@ -8021,6 +9082,295 @@
 <file path=word/numbering.xml><?xml version="1.0" encoding="utf-8"?>
 <w:numbering xmlns:wpc="http://schemas.microsoft.com/office/word/2010/wordprocessingCanvas" xmlns:cx="http://schemas.microsoft.com/office/drawing/2014/chartex" xmlns:cx1="http://schemas.microsoft.com/office/drawing/2015/9/8/chartex" xmlns:cx2="http://schemas.microsoft.com/office/drawing/2015/10/21/chartex" xmlns:cx3="http://schemas.microsoft.com/office/drawing/2016/5/9/chartex" xmlns:cx4="http://schemas.microsoft.com/office/drawing/2016/5/10/chartex" xmlns:cx5="http://schemas.microsoft.com/office/drawing/2016/5/11/chartex" xmlns:cx6="http://schemas.microsoft.com/office/drawing/2016/5/12/chartex" xmlns:cx7="http://schemas.microsoft.com/office/drawing/2016/5/13/chartex" xmlns:cx8="http://schemas.microsoft.com/office/drawing/2016/5/14/chartex" xmlns:mc="http://schemas.openxmlformats.org/markup-compatibility/2006" xmlns:aink="http://schemas.microsoft.com/office/drawing/2016/ink" xmlns:am3d="http://schemas.microsoft.com/office/drawing/2017/model3d" xmlns:o="urn:schemas-microsoft-com:office:office" xmlns:oel="http://schemas.microsoft.com/office/2019/extlst" xmlns:r="http://schemas.openxmlformats.org/officeDocument/2006/relationships" xmlns:m="http://schemas.openxmlformats.org/officeDocument/2006/math" xmlns:v="urn:schemas-microsoft-com:vml" xmlns:wp14="http://schemas.microsoft.com/office/word/2010/wordprocessingDrawing" xmlns:wp="http://schemas.openxmlformats.org/drawingml/2006/wordprocessingDrawing" xmlns:w10="urn:schemas-microsoft-com:office:word" xmlns:w="http://schemas.openxmlformats.org/wordprocessingml/2006/main" xmlns:w14="http://schemas.microsoft.com/office/word/2010/wordml" xmlns:w15="http://schemas.microsoft.com/office/word/2012/wordml" xmlns:w16cex="http://schemas.microsoft.com/office/word/2018/wordml/cex" xmlns:w16cid="http://schemas.microsoft.com/office/word/2016/wordml/cid" xmlns:w16="http://schemas.microsoft.com/office/word/2018/wordml" xmlns:w16sdtdh="http://schemas.microsoft.com/office/word/2020/wordml/sdtdatahash" xmlns:w16se="http://schemas.microsoft.com/office/word/2015/wordml/symex" xmlns:wpg="http://schemas.microsoft.com/office/word/2010/wordprocessingGroup" xmlns:wpi="http://schemas.microsoft.com/office/word/2010/wordprocessingInk" xmlns:wne="http://schemas.microsoft.com/office/word/2006/wordml" xmlns:wps="http://schemas.microsoft.com/office/word/2010/wordprocessingShape" mc:Ignorable="w14 w15 w16se w16cid w16 w16cex w16sdtdh wp14">
   <w:abstractNum w:abstractNumId="0" w15:restartNumberingAfterBreak="0">
+    <w:nsid w:val="037009EA"/>
+    <w:multiLevelType w:val="multilevel"/>
+    <w:tmpl w:val="0EC4C76E"/>
+    <w:lvl w:ilvl="0">
+      <w:start w:val="1"/>
+      <w:numFmt w:val="bullet"/>
+      <w:lvlText w:val=""/>
+      <w:lvlJc w:val="left"/>
+      <w:pPr>
+        <w:tabs>
+          <w:tab w:val="num" w:pos="720"/>
+        </w:tabs>
+        <w:ind w:left="720" w:hanging="360"/>
+      </w:pPr>
+      <w:rPr>
+        <w:rFonts w:ascii="Symbol" w:hAnsi="Symbol" w:hint="default"/>
+        <w:sz w:val="20"/>
+      </w:rPr>
+    </w:lvl>
+    <w:lvl w:ilvl="1" w:tentative="1">
+      <w:start w:val="1"/>
+      <w:numFmt w:val="bullet"/>
+      <w:lvlText w:val=""/>
+      <w:lvlJc w:val="left"/>
+      <w:pPr>
+        <w:tabs>
+          <w:tab w:val="num" w:pos="1440"/>
+        </w:tabs>
+        <w:ind w:left="1440" w:hanging="360"/>
+      </w:pPr>
+      <w:rPr>
+        <w:rFonts w:ascii="Symbol" w:hAnsi="Symbol" w:hint="default"/>
+        <w:sz w:val="20"/>
+      </w:rPr>
+    </w:lvl>
+    <w:lvl w:ilvl="2" w:tentative="1">
+      <w:start w:val="1"/>
+      <w:numFmt w:val="bullet"/>
+      <w:lvlText w:val=""/>
+      <w:lvlJc w:val="left"/>
+      <w:pPr>
+        <w:tabs>
+          <w:tab w:val="num" w:pos="2160"/>
+        </w:tabs>
+        <w:ind w:left="2160" w:hanging="360"/>
+      </w:pPr>
+      <w:rPr>
+        <w:rFonts w:ascii="Symbol" w:hAnsi="Symbol" w:hint="default"/>
+        <w:sz w:val="20"/>
+      </w:rPr>
+    </w:lvl>
+    <w:lvl w:ilvl="3" w:tentative="1">
+      <w:start w:val="1"/>
+      <w:numFmt w:val="bullet"/>
+      <w:lvlText w:val=""/>
+      <w:lvlJc w:val="left"/>
+      <w:pPr>
+        <w:tabs>
+          <w:tab w:val="num" w:pos="2880"/>
+        </w:tabs>
+        <w:ind w:left="2880" w:hanging="360"/>
+      </w:pPr>
+      <w:rPr>
+        <w:rFonts w:ascii="Symbol" w:hAnsi="Symbol" w:hint="default"/>
+        <w:sz w:val="20"/>
+      </w:rPr>
+    </w:lvl>
+    <w:lvl w:ilvl="4" w:tentative="1">
+      <w:start w:val="1"/>
+      <w:numFmt w:val="bullet"/>
+      <w:lvlText w:val=""/>
+      <w:lvlJc w:val="left"/>
+      <w:pPr>
+        <w:tabs>
+          <w:tab w:val="num" w:pos="3600"/>
+        </w:tabs>
+        <w:ind w:left="3600" w:hanging="360"/>
+      </w:pPr>
+      <w:rPr>
+        <w:rFonts w:ascii="Symbol" w:hAnsi="Symbol" w:hint="default"/>
+        <w:sz w:val="20"/>
+      </w:rPr>
+    </w:lvl>
+    <w:lvl w:ilvl="5" w:tentative="1">
+      <w:start w:val="1"/>
+      <w:numFmt w:val="bullet"/>
+      <w:lvlText w:val=""/>
+      <w:lvlJc w:val="left"/>
+      <w:pPr>
+        <w:tabs>
+          <w:tab w:val="num" w:pos="4320"/>
+        </w:tabs>
+        <w:ind w:left="4320" w:hanging="360"/>
+      </w:pPr>
+      <w:rPr>
+        <w:rFonts w:ascii="Symbol" w:hAnsi="Symbol" w:hint="default"/>
+        <w:sz w:val="20"/>
+      </w:rPr>
+    </w:lvl>
+    <w:lvl w:ilvl="6" w:tentative="1">
+      <w:start w:val="1"/>
+      <w:numFmt w:val="bullet"/>
+      <w:lvlText w:val=""/>
+      <w:lvlJc w:val="left"/>
+      <w:pPr>
+        <w:tabs>
+          <w:tab w:val="num" w:pos="5040"/>
+        </w:tabs>
+        <w:ind w:left="5040" w:hanging="360"/>
+      </w:pPr>
+      <w:rPr>
+        <w:rFonts w:ascii="Symbol" w:hAnsi="Symbol" w:hint="default"/>
+        <w:sz w:val="20"/>
+      </w:rPr>
+    </w:lvl>
+    <w:lvl w:ilvl="7" w:tentative="1">
+      <w:start w:val="1"/>
+      <w:numFmt w:val="bullet"/>
+      <w:lvlText w:val=""/>
+      <w:lvlJc w:val="left"/>
+      <w:pPr>
+        <w:tabs>
+          <w:tab w:val="num" w:pos="5760"/>
+        </w:tabs>
+        <w:ind w:left="5760" w:hanging="360"/>
+      </w:pPr>
+      <w:rPr>
+        <w:rFonts w:ascii="Symbol" w:hAnsi="Symbol" w:hint="default"/>
+        <w:sz w:val="20"/>
+      </w:rPr>
+    </w:lvl>
+    <w:lvl w:ilvl="8" w:tentative="1">
+      <w:start w:val="1"/>
+      <w:numFmt w:val="bullet"/>
+      <w:lvlText w:val=""/>
+      <w:lvlJc w:val="left"/>
+      <w:pPr>
+        <w:tabs>
+          <w:tab w:val="num" w:pos="6480"/>
+        </w:tabs>
+        <w:ind w:left="6480" w:hanging="360"/>
+      </w:pPr>
+      <w:rPr>
+        <w:rFonts w:ascii="Symbol" w:hAnsi="Symbol" w:hint="default"/>
+        <w:sz w:val="20"/>
+      </w:rPr>
+    </w:lvl>
+  </w:abstractNum>
+  <w:abstractNum w:abstractNumId="1" w15:restartNumberingAfterBreak="0">
+    <w:nsid w:val="06BA4FDE"/>
+    <w:multiLevelType w:val="multilevel"/>
+    <w:tmpl w:val="47B8CC5A"/>
+    <w:lvl w:ilvl="0">
+      <w:start w:val="1"/>
+      <w:numFmt w:val="bullet"/>
+      <w:lvlText w:val=""/>
+      <w:lvlJc w:val="left"/>
+      <w:pPr>
+        <w:tabs>
+          <w:tab w:val="num" w:pos="432"/>
+        </w:tabs>
+        <w:ind w:left="432" w:hanging="432"/>
+      </w:pPr>
+      <w:rPr>
+        <w:rFonts w:ascii="Symbol" w:hAnsi="Symbol" w:hint="default"/>
+      </w:rPr>
+    </w:lvl>
+    <w:lvl w:ilvl="1">
+      <w:start w:val="1"/>
+      <w:numFmt w:val="decimal"/>
+      <w:lvlText w:val="%1.%2"/>
+      <w:lvlJc w:val="left"/>
+      <w:pPr>
+        <w:tabs>
+          <w:tab w:val="num" w:pos="576"/>
+        </w:tabs>
+        <w:ind w:left="576" w:hanging="576"/>
+      </w:pPr>
+      <w:rPr>
+        <w:rFonts w:hint="default"/>
+      </w:rPr>
+    </w:lvl>
+    <w:lvl w:ilvl="2">
+      <w:start w:val="1"/>
+      <w:numFmt w:val="decimal"/>
+      <w:lvlText w:val="%1.%2.%3"/>
+      <w:lvlJc w:val="left"/>
+      <w:pPr>
+        <w:tabs>
+          <w:tab w:val="num" w:pos="720"/>
+        </w:tabs>
+        <w:ind w:left="720" w:hanging="720"/>
+      </w:pPr>
+      <w:rPr>
+        <w:rFonts w:hint="default"/>
+      </w:rPr>
+    </w:lvl>
+    <w:lvl w:ilvl="3">
+      <w:start w:val="1"/>
+      <w:numFmt w:val="decimal"/>
+      <w:lvlText w:val="%1.%2.%3.%4"/>
+      <w:lvlJc w:val="left"/>
+      <w:pPr>
+        <w:tabs>
+          <w:tab w:val="num" w:pos="864"/>
+        </w:tabs>
+        <w:ind w:left="864" w:hanging="864"/>
+      </w:pPr>
+      <w:rPr>
+        <w:rFonts w:hint="default"/>
+      </w:rPr>
+    </w:lvl>
+    <w:lvl w:ilvl="4">
+      <w:start w:val="1"/>
+      <w:numFmt w:val="decimal"/>
+      <w:lvlText w:val="%1.%2.%3.%4.%5"/>
+      <w:lvlJc w:val="left"/>
+      <w:pPr>
+        <w:tabs>
+          <w:tab w:val="num" w:pos="1008"/>
+        </w:tabs>
+        <w:ind w:left="1008" w:hanging="1008"/>
+      </w:pPr>
+      <w:rPr>
+        <w:rFonts w:hint="default"/>
+      </w:rPr>
+    </w:lvl>
+    <w:lvl w:ilvl="5">
+      <w:start w:val="1"/>
+      <w:numFmt w:val="decimal"/>
+      <w:lvlText w:val="%1.%2.%3.%4.%5.%6"/>
+      <w:lvlJc w:val="left"/>
+      <w:pPr>
+        <w:tabs>
+          <w:tab w:val="num" w:pos="1152"/>
+        </w:tabs>
+        <w:ind w:left="1152" w:hanging="1152"/>
+      </w:pPr>
+      <w:rPr>
+        <w:rFonts w:hint="default"/>
+      </w:rPr>
+    </w:lvl>
+    <w:lvl w:ilvl="6">
+      <w:start w:val="1"/>
+      <w:numFmt w:val="decimal"/>
+      <w:lvlText w:val="%1.%2.%3.%4.%5.%6.%7"/>
+      <w:lvlJc w:val="left"/>
+      <w:pPr>
+        <w:tabs>
+          <w:tab w:val="num" w:pos="1296"/>
+        </w:tabs>
+        <w:ind w:left="1296" w:hanging="1296"/>
+      </w:pPr>
+      <w:rPr>
+        <w:rFonts w:hint="default"/>
+      </w:rPr>
+    </w:lvl>
+    <w:lvl w:ilvl="7">
+      <w:start w:val="1"/>
+      <w:numFmt w:val="decimal"/>
+      <w:lvlText w:val="%1.%2.%3.%4.%5.%6.%7.%8"/>
+      <w:lvlJc w:val="left"/>
+      <w:pPr>
+        <w:tabs>
+          <w:tab w:val="num" w:pos="1440"/>
+        </w:tabs>
+        <w:ind w:left="1440" w:hanging="1440"/>
+      </w:pPr>
+      <w:rPr>
+        <w:rFonts w:hint="default"/>
+      </w:rPr>
+    </w:lvl>
+    <w:lvl w:ilvl="8">
+      <w:start w:val="1"/>
+      <w:numFmt w:val="decimal"/>
+      <w:lvlText w:val="%1.%2.%3.%4.%5.%6.%7.%8.%9"/>
+      <w:lvlJc w:val="left"/>
+      <w:pPr>
+        <w:tabs>
+          <w:tab w:val="num" w:pos="1584"/>
+        </w:tabs>
+        <w:ind w:left="1584" w:hanging="1584"/>
+      </w:pPr>
+      <w:rPr>
+        <w:rFonts w:hint="default"/>
+      </w:rPr>
+    </w:lvl>
+  </w:abstractNum>
+  <w:abstractNum w:abstractNumId="2" w15:restartNumberingAfterBreak="0">
     <w:nsid w:val="0801489A"/>
     <w:multiLevelType w:val="hybridMultilevel"/>
     <w:tmpl w:val="F3A21FFC"/>
@@ -8133,7 +9483,7 @@
       </w:pPr>
     </w:lvl>
   </w:abstractNum>
-  <w:abstractNum w:abstractNumId="1" w15:restartNumberingAfterBreak="0">
+  <w:abstractNum w:abstractNumId="3" w15:restartNumberingAfterBreak="0">
     <w:nsid w:val="0BD80EB2"/>
     <w:multiLevelType w:val="hybridMultilevel"/>
     <w:tmpl w:val="D3143AC2"/>
@@ -8273,7 +9623,156 @@
       </w:rPr>
     </w:lvl>
   </w:abstractNum>
-  <w:abstractNum w:abstractNumId="2" w15:restartNumberingAfterBreak="0">
+  <w:abstractNum w:abstractNumId="4" w15:restartNumberingAfterBreak="0">
+    <w:nsid w:val="0C886883"/>
+    <w:multiLevelType w:val="multilevel"/>
+    <w:tmpl w:val="818EC944"/>
+    <w:lvl w:ilvl="0">
+      <w:start w:val="1"/>
+      <w:numFmt w:val="bullet"/>
+      <w:lvlText w:val=""/>
+      <w:lvlJc w:val="left"/>
+      <w:pPr>
+        <w:tabs>
+          <w:tab w:val="num" w:pos="720"/>
+        </w:tabs>
+        <w:ind w:left="720" w:hanging="360"/>
+      </w:pPr>
+      <w:rPr>
+        <w:rFonts w:ascii="Symbol" w:hAnsi="Symbol" w:hint="default"/>
+        <w:sz w:val="20"/>
+      </w:rPr>
+    </w:lvl>
+    <w:lvl w:ilvl="1" w:tentative="1">
+      <w:start w:val="1"/>
+      <w:numFmt w:val="bullet"/>
+      <w:lvlText w:val=""/>
+      <w:lvlJc w:val="left"/>
+      <w:pPr>
+        <w:tabs>
+          <w:tab w:val="num" w:pos="1440"/>
+        </w:tabs>
+        <w:ind w:left="1440" w:hanging="360"/>
+      </w:pPr>
+      <w:rPr>
+        <w:rFonts w:ascii="Symbol" w:hAnsi="Symbol" w:hint="default"/>
+        <w:sz w:val="20"/>
+      </w:rPr>
+    </w:lvl>
+    <w:lvl w:ilvl="2" w:tentative="1">
+      <w:start w:val="1"/>
+      <w:numFmt w:val="bullet"/>
+      <w:lvlText w:val=""/>
+      <w:lvlJc w:val="left"/>
+      <w:pPr>
+        <w:tabs>
+          <w:tab w:val="num" w:pos="2160"/>
+        </w:tabs>
+        <w:ind w:left="2160" w:hanging="360"/>
+      </w:pPr>
+      <w:rPr>
+        <w:rFonts w:ascii="Symbol" w:hAnsi="Symbol" w:hint="default"/>
+        <w:sz w:val="20"/>
+      </w:rPr>
+    </w:lvl>
+    <w:lvl w:ilvl="3" w:tentative="1">
+      <w:start w:val="1"/>
+      <w:numFmt w:val="bullet"/>
+      <w:lvlText w:val=""/>
+      <w:lvlJc w:val="left"/>
+      <w:pPr>
+        <w:tabs>
+          <w:tab w:val="num" w:pos="2880"/>
+        </w:tabs>
+        <w:ind w:left="2880" w:hanging="360"/>
+      </w:pPr>
+      <w:rPr>
+        <w:rFonts w:ascii="Symbol" w:hAnsi="Symbol" w:hint="default"/>
+        <w:sz w:val="20"/>
+      </w:rPr>
+    </w:lvl>
+    <w:lvl w:ilvl="4" w:tentative="1">
+      <w:start w:val="1"/>
+      <w:numFmt w:val="bullet"/>
+      <w:lvlText w:val=""/>
+      <w:lvlJc w:val="left"/>
+      <w:pPr>
+        <w:tabs>
+          <w:tab w:val="num" w:pos="3600"/>
+        </w:tabs>
+        <w:ind w:left="3600" w:hanging="360"/>
+      </w:pPr>
+      <w:rPr>
+        <w:rFonts w:ascii="Symbol" w:hAnsi="Symbol" w:hint="default"/>
+        <w:sz w:val="20"/>
+      </w:rPr>
+    </w:lvl>
+    <w:lvl w:ilvl="5" w:tentative="1">
+      <w:start w:val="1"/>
+      <w:numFmt w:val="bullet"/>
+      <w:lvlText w:val=""/>
+      <w:lvlJc w:val="left"/>
+      <w:pPr>
+        <w:tabs>
+          <w:tab w:val="num" w:pos="4320"/>
+        </w:tabs>
+        <w:ind w:left="4320" w:hanging="360"/>
+      </w:pPr>
+      <w:rPr>
+        <w:rFonts w:ascii="Symbol" w:hAnsi="Symbol" w:hint="default"/>
+        <w:sz w:val="20"/>
+      </w:rPr>
+    </w:lvl>
+    <w:lvl w:ilvl="6" w:tentative="1">
+      <w:start w:val="1"/>
+      <w:numFmt w:val="bullet"/>
+      <w:lvlText w:val=""/>
+      <w:lvlJc w:val="left"/>
+      <w:pPr>
+        <w:tabs>
+          <w:tab w:val="num" w:pos="5040"/>
+        </w:tabs>
+        <w:ind w:left="5040" w:hanging="360"/>
+      </w:pPr>
+      <w:rPr>
+        <w:rFonts w:ascii="Symbol" w:hAnsi="Symbol" w:hint="default"/>
+        <w:sz w:val="20"/>
+      </w:rPr>
+    </w:lvl>
+    <w:lvl w:ilvl="7" w:tentative="1">
+      <w:start w:val="1"/>
+      <w:numFmt w:val="bullet"/>
+      <w:lvlText w:val=""/>
+      <w:lvlJc w:val="left"/>
+      <w:pPr>
+        <w:tabs>
+          <w:tab w:val="num" w:pos="5760"/>
+        </w:tabs>
+        <w:ind w:left="5760" w:hanging="360"/>
+      </w:pPr>
+      <w:rPr>
+        <w:rFonts w:ascii="Symbol" w:hAnsi="Symbol" w:hint="default"/>
+        <w:sz w:val="20"/>
+      </w:rPr>
+    </w:lvl>
+    <w:lvl w:ilvl="8" w:tentative="1">
+      <w:start w:val="1"/>
+      <w:numFmt w:val="bullet"/>
+      <w:lvlText w:val=""/>
+      <w:lvlJc w:val="left"/>
+      <w:pPr>
+        <w:tabs>
+          <w:tab w:val="num" w:pos="6480"/>
+        </w:tabs>
+        <w:ind w:left="6480" w:hanging="360"/>
+      </w:pPr>
+      <w:rPr>
+        <w:rFonts w:ascii="Symbol" w:hAnsi="Symbol" w:hint="default"/>
+        <w:sz w:val="20"/>
+      </w:rPr>
+    </w:lvl>
+  </w:abstractNum>
+  <w:abstractNum w:abstractNumId="5" w15:restartNumberingAfterBreak="0">
     <w:nsid w:val="0D547769"/>
     <w:multiLevelType w:val="hybridMultilevel"/>
     <w:tmpl w:val="7F2074D2"/>
@@ -8413,7 +9912,7 @@
       </w:rPr>
     </w:lvl>
   </w:abstractNum>
-  <w:abstractNum w:abstractNumId="3" w15:restartNumberingAfterBreak="0">
+  <w:abstractNum w:abstractNumId="6" w15:restartNumberingAfterBreak="0">
     <w:nsid w:val="10CB776C"/>
     <w:multiLevelType w:val="hybridMultilevel"/>
     <w:tmpl w:val="678CE950"/>
@@ -8553,7 +10052,7 @@
       </w:rPr>
     </w:lvl>
   </w:abstractNum>
-  <w:abstractNum w:abstractNumId="4" w15:restartNumberingAfterBreak="0">
+  <w:abstractNum w:abstractNumId="7" w15:restartNumberingAfterBreak="0">
     <w:nsid w:val="12C843D7"/>
     <w:multiLevelType w:val="hybridMultilevel"/>
     <w:tmpl w:val="C1845D68"/>
@@ -8693,7 +10192,7 @@
       </w:rPr>
     </w:lvl>
   </w:abstractNum>
-  <w:abstractNum w:abstractNumId="5" w15:restartNumberingAfterBreak="0">
+  <w:abstractNum w:abstractNumId="8" w15:restartNumberingAfterBreak="0">
     <w:nsid w:val="16173516"/>
     <w:multiLevelType w:val="hybridMultilevel"/>
     <w:tmpl w:val="95E6023C"/>
@@ -8812,7 +10311,7 @@
       </w:pPr>
     </w:lvl>
   </w:abstractNum>
-  <w:abstractNum w:abstractNumId="6" w15:restartNumberingAfterBreak="0">
+  <w:abstractNum w:abstractNumId="9" w15:restartNumberingAfterBreak="0">
     <w:nsid w:val="177064D3"/>
     <w:multiLevelType w:val="hybridMultilevel"/>
     <w:tmpl w:val="6E22B194"/>
@@ -8925,7 +10424,147 @@
       </w:rPr>
     </w:lvl>
   </w:abstractNum>
-  <w:abstractNum w:abstractNumId="7" w15:restartNumberingAfterBreak="0">
+  <w:abstractNum w:abstractNumId="10" w15:restartNumberingAfterBreak="0">
+    <w:nsid w:val="1DAD3422"/>
+    <w:multiLevelType w:val="multilevel"/>
+    <w:tmpl w:val="47B8CC5A"/>
+    <w:lvl w:ilvl="0">
+      <w:start w:val="1"/>
+      <w:numFmt w:val="bullet"/>
+      <w:lvlText w:val=""/>
+      <w:lvlJc w:val="left"/>
+      <w:pPr>
+        <w:tabs>
+          <w:tab w:val="num" w:pos="432"/>
+        </w:tabs>
+        <w:ind w:left="432" w:hanging="432"/>
+      </w:pPr>
+      <w:rPr>
+        <w:rFonts w:ascii="Symbol" w:hAnsi="Symbol" w:hint="default"/>
+      </w:rPr>
+    </w:lvl>
+    <w:lvl w:ilvl="1">
+      <w:start w:val="1"/>
+      <w:numFmt w:val="decimal"/>
+      <w:lvlText w:val="%1.%2"/>
+      <w:lvlJc w:val="left"/>
+      <w:pPr>
+        <w:tabs>
+          <w:tab w:val="num" w:pos="576"/>
+        </w:tabs>
+        <w:ind w:left="576" w:hanging="576"/>
+      </w:pPr>
+      <w:rPr>
+        <w:rFonts w:hint="default"/>
+      </w:rPr>
+    </w:lvl>
+    <w:lvl w:ilvl="2">
+      <w:start w:val="1"/>
+      <w:numFmt w:val="decimal"/>
+      <w:lvlText w:val="%1.%2.%3"/>
+      <w:lvlJc w:val="left"/>
+      <w:pPr>
+        <w:tabs>
+          <w:tab w:val="num" w:pos="720"/>
+        </w:tabs>
+        <w:ind w:left="720" w:hanging="720"/>
+      </w:pPr>
+      <w:rPr>
+        <w:rFonts w:hint="default"/>
+      </w:rPr>
+    </w:lvl>
+    <w:lvl w:ilvl="3">
+      <w:start w:val="1"/>
+      <w:numFmt w:val="decimal"/>
+      <w:lvlText w:val="%1.%2.%3.%4"/>
+      <w:lvlJc w:val="left"/>
+      <w:pPr>
+        <w:tabs>
+          <w:tab w:val="num" w:pos="864"/>
+        </w:tabs>
+        <w:ind w:left="864" w:hanging="864"/>
+      </w:pPr>
+      <w:rPr>
+        <w:rFonts w:hint="default"/>
+      </w:rPr>
+    </w:lvl>
+    <w:lvl w:ilvl="4">
+      <w:start w:val="1"/>
+      <w:numFmt w:val="decimal"/>
+      <w:lvlText w:val="%1.%2.%3.%4.%5"/>
+      <w:lvlJc w:val="left"/>
+      <w:pPr>
+        <w:tabs>
+          <w:tab w:val="num" w:pos="1008"/>
+        </w:tabs>
+        <w:ind w:left="1008" w:hanging="1008"/>
+      </w:pPr>
+      <w:rPr>
+        <w:rFonts w:hint="default"/>
+      </w:rPr>
+    </w:lvl>
+    <w:lvl w:ilvl="5">
+      <w:start w:val="1"/>
+      <w:numFmt w:val="decimal"/>
+      <w:lvlText w:val="%1.%2.%3.%4.%5.%6"/>
+      <w:lvlJc w:val="left"/>
+      <w:pPr>
+        <w:tabs>
+          <w:tab w:val="num" w:pos="1152"/>
+        </w:tabs>
+        <w:ind w:left="1152" w:hanging="1152"/>
+      </w:pPr>
+      <w:rPr>
+        <w:rFonts w:hint="default"/>
+      </w:rPr>
+    </w:lvl>
+    <w:lvl w:ilvl="6">
+      <w:start w:val="1"/>
+      <w:numFmt w:val="decimal"/>
+      <w:lvlText w:val="%1.%2.%3.%4.%5.%6.%7"/>
+      <w:lvlJc w:val="left"/>
+      <w:pPr>
+        <w:tabs>
+          <w:tab w:val="num" w:pos="1296"/>
+        </w:tabs>
+        <w:ind w:left="1296" w:hanging="1296"/>
+      </w:pPr>
+      <w:rPr>
+        <w:rFonts w:hint="default"/>
+      </w:rPr>
+    </w:lvl>
+    <w:lvl w:ilvl="7">
+      <w:start w:val="1"/>
+      <w:numFmt w:val="decimal"/>
+      <w:lvlText w:val="%1.%2.%3.%4.%5.%6.%7.%8"/>
+      <w:lvlJc w:val="left"/>
+      <w:pPr>
+        <w:tabs>
+          <w:tab w:val="num" w:pos="1440"/>
+        </w:tabs>
+        <w:ind w:left="1440" w:hanging="1440"/>
+      </w:pPr>
+      <w:rPr>
+        <w:rFonts w:hint="default"/>
+      </w:rPr>
+    </w:lvl>
+    <w:lvl w:ilvl="8">
+      <w:start w:val="1"/>
+      <w:numFmt w:val="decimal"/>
+      <w:lvlText w:val="%1.%2.%3.%4.%5.%6.%7.%8.%9"/>
+      <w:lvlJc w:val="left"/>
+      <w:pPr>
+        <w:tabs>
+          <w:tab w:val="num" w:pos="1584"/>
+        </w:tabs>
+        <w:ind w:left="1584" w:hanging="1584"/>
+      </w:pPr>
+      <w:rPr>
+        <w:rFonts w:hint="default"/>
+      </w:rPr>
+    </w:lvl>
+  </w:abstractNum>
+  <w:abstractNum w:abstractNumId="11" w15:restartNumberingAfterBreak="0">
     <w:nsid w:val="22DC02CA"/>
     <w:multiLevelType w:val="hybridMultilevel"/>
     <w:tmpl w:val="3E6C221C"/>
@@ -9065,7 +10704,7 @@
       </w:rPr>
     </w:lvl>
   </w:abstractNum>
-  <w:abstractNum w:abstractNumId="8" w15:restartNumberingAfterBreak="0">
+  <w:abstractNum w:abstractNumId="12" w15:restartNumberingAfterBreak="0">
     <w:nsid w:val="24A46D31"/>
     <w:multiLevelType w:val="hybridMultilevel"/>
     <w:tmpl w:val="A56221F0"/>
@@ -9178,7 +10817,454 @@
       </w:pPr>
     </w:lvl>
   </w:abstractNum>
-  <w:abstractNum w:abstractNumId="9" w15:restartNumberingAfterBreak="0">
+  <w:abstractNum w:abstractNumId="13" w15:restartNumberingAfterBreak="0">
+    <w:nsid w:val="39663D26"/>
+    <w:multiLevelType w:val="multilevel"/>
+    <w:tmpl w:val="19461B50"/>
+    <w:lvl w:ilvl="0">
+      <w:start w:val="1"/>
+      <w:numFmt w:val="bullet"/>
+      <w:lvlText w:val=""/>
+      <w:lvlJc w:val="left"/>
+      <w:pPr>
+        <w:tabs>
+          <w:tab w:val="num" w:pos="720"/>
+        </w:tabs>
+        <w:ind w:left="720" w:hanging="360"/>
+      </w:pPr>
+      <w:rPr>
+        <w:rFonts w:ascii="Symbol" w:hAnsi="Symbol" w:hint="default"/>
+        <w:sz w:val="20"/>
+      </w:rPr>
+    </w:lvl>
+    <w:lvl w:ilvl="1" w:tentative="1">
+      <w:start w:val="1"/>
+      <w:numFmt w:val="bullet"/>
+      <w:lvlText w:val=""/>
+      <w:lvlJc w:val="left"/>
+      <w:pPr>
+        <w:tabs>
+          <w:tab w:val="num" w:pos="1440"/>
+        </w:tabs>
+        <w:ind w:left="1440" w:hanging="360"/>
+      </w:pPr>
+      <w:rPr>
+        <w:rFonts w:ascii="Symbol" w:hAnsi="Symbol" w:hint="default"/>
+        <w:sz w:val="20"/>
+      </w:rPr>
+    </w:lvl>
+    <w:lvl w:ilvl="2" w:tentative="1">
+      <w:start w:val="1"/>
+      <w:numFmt w:val="bullet"/>
+      <w:lvlText w:val=""/>
+      <w:lvlJc w:val="left"/>
+      <w:pPr>
+        <w:tabs>
+          <w:tab w:val="num" w:pos="2160"/>
+        </w:tabs>
+        <w:ind w:left="2160" w:hanging="360"/>
+      </w:pPr>
+      <w:rPr>
+        <w:rFonts w:ascii="Symbol" w:hAnsi="Symbol" w:hint="default"/>
+        <w:sz w:val="20"/>
+      </w:rPr>
+    </w:lvl>
+    <w:lvl w:ilvl="3" w:tentative="1">
+      <w:start w:val="1"/>
+      <w:numFmt w:val="bullet"/>
+      <w:lvlText w:val=""/>
+      <w:lvlJc w:val="left"/>
+      <w:pPr>
+        <w:tabs>
+          <w:tab w:val="num" w:pos="2880"/>
+        </w:tabs>
+        <w:ind w:left="2880" w:hanging="360"/>
+      </w:pPr>
+      <w:rPr>
+        <w:rFonts w:ascii="Symbol" w:hAnsi="Symbol" w:hint="default"/>
+        <w:sz w:val="20"/>
+      </w:rPr>
+    </w:lvl>
+    <w:lvl w:ilvl="4" w:tentative="1">
+      <w:start w:val="1"/>
+      <w:numFmt w:val="bullet"/>
+      <w:lvlText w:val=""/>
+      <w:lvlJc w:val="left"/>
+      <w:pPr>
+        <w:tabs>
+          <w:tab w:val="num" w:pos="3600"/>
+        </w:tabs>
+        <w:ind w:left="3600" w:hanging="360"/>
+      </w:pPr>
+      <w:rPr>
+        <w:rFonts w:ascii="Symbol" w:hAnsi="Symbol" w:hint="default"/>
+        <w:sz w:val="20"/>
+      </w:rPr>
+    </w:lvl>
+    <w:lvl w:ilvl="5" w:tentative="1">
+      <w:start w:val="1"/>
+      <w:numFmt w:val="bullet"/>
+      <w:lvlText w:val=""/>
+      <w:lvlJc w:val="left"/>
+      <w:pPr>
+        <w:tabs>
+          <w:tab w:val="num" w:pos="4320"/>
+        </w:tabs>
+        <w:ind w:left="4320" w:hanging="360"/>
+      </w:pPr>
+      <w:rPr>
+        <w:rFonts w:ascii="Symbol" w:hAnsi="Symbol" w:hint="default"/>
+        <w:sz w:val="20"/>
+      </w:rPr>
+    </w:lvl>
+    <w:lvl w:ilvl="6" w:tentative="1">
+      <w:start w:val="1"/>
+      <w:numFmt w:val="bullet"/>
+      <w:lvlText w:val=""/>
+      <w:lvlJc w:val="left"/>
+      <w:pPr>
+        <w:tabs>
+          <w:tab w:val="num" w:pos="5040"/>
+        </w:tabs>
+        <w:ind w:left="5040" w:hanging="360"/>
+      </w:pPr>
+      <w:rPr>
+        <w:rFonts w:ascii="Symbol" w:hAnsi="Symbol" w:hint="default"/>
+        <w:sz w:val="20"/>
+      </w:rPr>
+    </w:lvl>
+    <w:lvl w:ilvl="7" w:tentative="1">
+      <w:start w:val="1"/>
+      <w:numFmt w:val="bullet"/>
+      <w:lvlText w:val=""/>
+      <w:lvlJc w:val="left"/>
+      <w:pPr>
+        <w:tabs>
+          <w:tab w:val="num" w:pos="5760"/>
+        </w:tabs>
+        <w:ind w:left="5760" w:hanging="360"/>
+      </w:pPr>
+      <w:rPr>
+        <w:rFonts w:ascii="Symbol" w:hAnsi="Symbol" w:hint="default"/>
+        <w:sz w:val="20"/>
+      </w:rPr>
+    </w:lvl>
+    <w:lvl w:ilvl="8" w:tentative="1">
+      <w:start w:val="1"/>
+      <w:numFmt w:val="bullet"/>
+      <w:lvlText w:val=""/>
+      <w:lvlJc w:val="left"/>
+      <w:pPr>
+        <w:tabs>
+          <w:tab w:val="num" w:pos="6480"/>
+        </w:tabs>
+        <w:ind w:left="6480" w:hanging="360"/>
+      </w:pPr>
+      <w:rPr>
+        <w:rFonts w:ascii="Symbol" w:hAnsi="Symbol" w:hint="default"/>
+        <w:sz w:val="20"/>
+      </w:rPr>
+    </w:lvl>
+  </w:abstractNum>
+  <w:abstractNum w:abstractNumId="14" w15:restartNumberingAfterBreak="0">
+    <w:nsid w:val="42271BDC"/>
+    <w:multiLevelType w:val="multilevel"/>
+    <w:tmpl w:val="EE4C97F4"/>
+    <w:lvl w:ilvl="0">
+      <w:start w:val="1"/>
+      <w:numFmt w:val="bullet"/>
+      <w:lvlText w:val=""/>
+      <w:lvlJc w:val="left"/>
+      <w:pPr>
+        <w:tabs>
+          <w:tab w:val="num" w:pos="720"/>
+        </w:tabs>
+        <w:ind w:left="720" w:hanging="360"/>
+      </w:pPr>
+      <w:rPr>
+        <w:rFonts w:ascii="Symbol" w:hAnsi="Symbol" w:hint="default"/>
+        <w:sz w:val="20"/>
+      </w:rPr>
+    </w:lvl>
+    <w:lvl w:ilvl="1" w:tentative="1">
+      <w:start w:val="1"/>
+      <w:numFmt w:val="bullet"/>
+      <w:lvlText w:val=""/>
+      <w:lvlJc w:val="left"/>
+      <w:pPr>
+        <w:tabs>
+          <w:tab w:val="num" w:pos="1440"/>
+        </w:tabs>
+        <w:ind w:left="1440" w:hanging="360"/>
+      </w:pPr>
+      <w:rPr>
+        <w:rFonts w:ascii="Symbol" w:hAnsi="Symbol" w:hint="default"/>
+        <w:sz w:val="20"/>
+      </w:rPr>
+    </w:lvl>
+    <w:lvl w:ilvl="2" w:tentative="1">
+      <w:start w:val="1"/>
+      <w:numFmt w:val="bullet"/>
+      <w:lvlText w:val=""/>
+      <w:lvlJc w:val="left"/>
+      <w:pPr>
+        <w:tabs>
+          <w:tab w:val="num" w:pos="2160"/>
+        </w:tabs>
+        <w:ind w:left="2160" w:hanging="360"/>
+      </w:pPr>
+      <w:rPr>
+        <w:rFonts w:ascii="Symbol" w:hAnsi="Symbol" w:hint="default"/>
+        <w:sz w:val="20"/>
+      </w:rPr>
+    </w:lvl>
+    <w:lvl w:ilvl="3" w:tentative="1">
+      <w:start w:val="1"/>
+      <w:numFmt w:val="bullet"/>
+      <w:lvlText w:val=""/>
+      <w:lvlJc w:val="left"/>
+      <w:pPr>
+        <w:tabs>
+          <w:tab w:val="num" w:pos="2880"/>
+        </w:tabs>
+        <w:ind w:left="2880" w:hanging="360"/>
+      </w:pPr>
+      <w:rPr>
+        <w:rFonts w:ascii="Symbol" w:hAnsi="Symbol" w:hint="default"/>
+        <w:sz w:val="20"/>
+      </w:rPr>
+    </w:lvl>
+    <w:lvl w:ilvl="4" w:tentative="1">
+      <w:start w:val="1"/>
+      <w:numFmt w:val="bullet"/>
+      <w:lvlText w:val=""/>
+      <w:lvlJc w:val="left"/>
+      <w:pPr>
+        <w:tabs>
+          <w:tab w:val="num" w:pos="3600"/>
+        </w:tabs>
+        <w:ind w:left="3600" w:hanging="360"/>
+      </w:pPr>
+      <w:rPr>
+        <w:rFonts w:ascii="Symbol" w:hAnsi="Symbol" w:hint="default"/>
+        <w:sz w:val="20"/>
+      </w:rPr>
+    </w:lvl>
+    <w:lvl w:ilvl="5" w:tentative="1">
+      <w:start w:val="1"/>
+      <w:numFmt w:val="bullet"/>
+      <w:lvlText w:val=""/>
+      <w:lvlJc w:val="left"/>
+      <w:pPr>
+        <w:tabs>
+          <w:tab w:val="num" w:pos="4320"/>
+        </w:tabs>
+        <w:ind w:left="4320" w:hanging="360"/>
+      </w:pPr>
+      <w:rPr>
+        <w:rFonts w:ascii="Symbol" w:hAnsi="Symbol" w:hint="default"/>
+        <w:sz w:val="20"/>
+      </w:rPr>
+    </w:lvl>
+    <w:lvl w:ilvl="6" w:tentative="1">
+      <w:start w:val="1"/>
+      <w:numFmt w:val="bullet"/>
+      <w:lvlText w:val=""/>
+      <w:lvlJc w:val="left"/>
+      <w:pPr>
+        <w:tabs>
+          <w:tab w:val="num" w:pos="5040"/>
+        </w:tabs>
+        <w:ind w:left="5040" w:hanging="360"/>
+      </w:pPr>
+      <w:rPr>
+        <w:rFonts w:ascii="Symbol" w:hAnsi="Symbol" w:hint="default"/>
+        <w:sz w:val="20"/>
+      </w:rPr>
+    </w:lvl>
+    <w:lvl w:ilvl="7" w:tentative="1">
+      <w:start w:val="1"/>
+      <w:numFmt w:val="bullet"/>
+      <w:lvlText w:val=""/>
+      <w:lvlJc w:val="left"/>
+      <w:pPr>
+        <w:tabs>
+          <w:tab w:val="num" w:pos="5760"/>
+        </w:tabs>
+        <w:ind w:left="5760" w:hanging="360"/>
+      </w:pPr>
+      <w:rPr>
+        <w:rFonts w:ascii="Symbol" w:hAnsi="Symbol" w:hint="default"/>
+        <w:sz w:val="20"/>
+      </w:rPr>
+    </w:lvl>
+    <w:lvl w:ilvl="8" w:tentative="1">
+      <w:start w:val="1"/>
+      <w:numFmt w:val="bullet"/>
+      <w:lvlText w:val=""/>
+      <w:lvlJc w:val="left"/>
+      <w:pPr>
+        <w:tabs>
+          <w:tab w:val="num" w:pos="6480"/>
+        </w:tabs>
+        <w:ind w:left="6480" w:hanging="360"/>
+      </w:pPr>
+      <w:rPr>
+        <w:rFonts w:ascii="Symbol" w:hAnsi="Symbol" w:hint="default"/>
+        <w:sz w:val="20"/>
+      </w:rPr>
+    </w:lvl>
+  </w:abstractNum>
+  <w:abstractNum w:abstractNumId="15" w15:restartNumberingAfterBreak="0">
+    <w:nsid w:val="56107367"/>
+    <w:multiLevelType w:val="multilevel"/>
+    <w:tmpl w:val="3160AAC2"/>
+    <w:lvl w:ilvl="0">
+      <w:start w:val="1"/>
+      <w:numFmt w:val="bullet"/>
+      <w:lvlText w:val=""/>
+      <w:lvlJc w:val="left"/>
+      <w:pPr>
+        <w:tabs>
+          <w:tab w:val="num" w:pos="720"/>
+        </w:tabs>
+        <w:ind w:left="720" w:hanging="360"/>
+      </w:pPr>
+      <w:rPr>
+        <w:rFonts w:ascii="Symbol" w:hAnsi="Symbol" w:hint="default"/>
+        <w:sz w:val="20"/>
+      </w:rPr>
+    </w:lvl>
+    <w:lvl w:ilvl="1" w:tentative="1">
+      <w:start w:val="1"/>
+      <w:numFmt w:val="bullet"/>
+      <w:lvlText w:val=""/>
+      <w:lvlJc w:val="left"/>
+      <w:pPr>
+        <w:tabs>
+          <w:tab w:val="num" w:pos="1440"/>
+        </w:tabs>
+        <w:ind w:left="1440" w:hanging="360"/>
+      </w:pPr>
+      <w:rPr>
+        <w:rFonts w:ascii="Symbol" w:hAnsi="Symbol" w:hint="default"/>
+        <w:sz w:val="20"/>
+      </w:rPr>
+    </w:lvl>
+    <w:lvl w:ilvl="2" w:tentative="1">
+      <w:start w:val="1"/>
+      <w:numFmt w:val="bullet"/>
+      <w:lvlText w:val=""/>
+      <w:lvlJc w:val="left"/>
+      <w:pPr>
+        <w:tabs>
+          <w:tab w:val="num" w:pos="2160"/>
+        </w:tabs>
+        <w:ind w:left="2160" w:hanging="360"/>
+      </w:pPr>
+      <w:rPr>
+        <w:rFonts w:ascii="Symbol" w:hAnsi="Symbol" w:hint="default"/>
+        <w:sz w:val="20"/>
+      </w:rPr>
+    </w:lvl>
+    <w:lvl w:ilvl="3" w:tentative="1">
+      <w:start w:val="1"/>
+      <w:numFmt w:val="bullet"/>
+      <w:lvlText w:val=""/>
+      <w:lvlJc w:val="left"/>
+      <w:pPr>
+        <w:tabs>
+          <w:tab w:val="num" w:pos="2880"/>
+        </w:tabs>
+        <w:ind w:left="2880" w:hanging="360"/>
+      </w:pPr>
+      <w:rPr>
+        <w:rFonts w:ascii="Symbol" w:hAnsi="Symbol" w:hint="default"/>
+        <w:sz w:val="20"/>
+      </w:rPr>
+    </w:lvl>
+    <w:lvl w:ilvl="4" w:tentative="1">
+      <w:start w:val="1"/>
+      <w:numFmt w:val="bullet"/>
+      <w:lvlText w:val=""/>
+      <w:lvlJc w:val="left"/>
+      <w:pPr>
+        <w:tabs>
+          <w:tab w:val="num" w:pos="3600"/>
+        </w:tabs>
+        <w:ind w:left="3600" w:hanging="360"/>
+      </w:pPr>
+      <w:rPr>
+        <w:rFonts w:ascii="Symbol" w:hAnsi="Symbol" w:hint="default"/>
+        <w:sz w:val="20"/>
+      </w:rPr>
+    </w:lvl>
+    <w:lvl w:ilvl="5" w:tentative="1">
+      <w:start w:val="1"/>
+      <w:numFmt w:val="bullet"/>
+      <w:lvlText w:val=""/>
+      <w:lvlJc w:val="left"/>
+      <w:pPr>
+        <w:tabs>
+          <w:tab w:val="num" w:pos="4320"/>
+        </w:tabs>
+        <w:ind w:left="4320" w:hanging="360"/>
+      </w:pPr>
+      <w:rPr>
+        <w:rFonts w:ascii="Symbol" w:hAnsi="Symbol" w:hint="default"/>
+        <w:sz w:val="20"/>
+      </w:rPr>
+    </w:lvl>
+    <w:lvl w:ilvl="6" w:tentative="1">
+      <w:start w:val="1"/>
+      <w:numFmt w:val="bullet"/>
+      <w:lvlText w:val=""/>
+      <w:lvlJc w:val="left"/>
+      <w:pPr>
+        <w:tabs>
+          <w:tab w:val="num" w:pos="5040"/>
+        </w:tabs>
+        <w:ind w:left="5040" w:hanging="360"/>
+      </w:pPr>
+      <w:rPr>
+        <w:rFonts w:ascii="Symbol" w:hAnsi="Symbol" w:hint="default"/>
+        <w:sz w:val="20"/>
+      </w:rPr>
+    </w:lvl>
+    <w:lvl w:ilvl="7" w:tentative="1">
+      <w:start w:val="1"/>
+      <w:numFmt w:val="bullet"/>
+      <w:lvlText w:val=""/>
+      <w:lvlJc w:val="left"/>
+      <w:pPr>
+        <w:tabs>
+          <w:tab w:val="num" w:pos="5760"/>
+        </w:tabs>
+        <w:ind w:left="5760" w:hanging="360"/>
+      </w:pPr>
+      <w:rPr>
+        <w:rFonts w:ascii="Symbol" w:hAnsi="Symbol" w:hint="default"/>
+        <w:sz w:val="20"/>
+      </w:rPr>
+    </w:lvl>
+    <w:lvl w:ilvl="8" w:tentative="1">
+      <w:start w:val="1"/>
+      <w:numFmt w:val="bullet"/>
+      <w:lvlText w:val=""/>
+      <w:lvlJc w:val="left"/>
+      <w:pPr>
+        <w:tabs>
+          <w:tab w:val="num" w:pos="6480"/>
+        </w:tabs>
+        <w:ind w:left="6480" w:hanging="360"/>
+      </w:pPr>
+      <w:rPr>
+        <w:rFonts w:ascii="Symbol" w:hAnsi="Symbol" w:hint="default"/>
+        <w:sz w:val="20"/>
+      </w:rPr>
+    </w:lvl>
+  </w:abstractNum>
+  <w:abstractNum w:abstractNumId="16" w15:restartNumberingAfterBreak="0">
     <w:nsid w:val="57C86EE7"/>
     <w:multiLevelType w:val="multilevel"/>
     <w:tmpl w:val="4DE6CDEC"/>
@@ -9327,7 +11413,7 @@
       </w:rPr>
     </w:lvl>
   </w:abstractNum>
-  <w:abstractNum w:abstractNumId="10" w15:restartNumberingAfterBreak="0">
+  <w:abstractNum w:abstractNumId="17" w15:restartNumberingAfterBreak="0">
     <w:nsid w:val="652809B9"/>
     <w:multiLevelType w:val="hybridMultilevel"/>
     <w:tmpl w:val="C10EC632"/>
@@ -9440,7 +11526,7 @@
       </w:rPr>
     </w:lvl>
   </w:abstractNum>
-  <w:abstractNum w:abstractNumId="11" w15:restartNumberingAfterBreak="0">
+  <w:abstractNum w:abstractNumId="18" w15:restartNumberingAfterBreak="0">
     <w:nsid w:val="66871ECE"/>
     <w:multiLevelType w:val="hybridMultilevel"/>
     <w:tmpl w:val="7F74FC56"/>
@@ -9556,7 +11642,7 @@
       </w:pPr>
     </w:lvl>
   </w:abstractNum>
-  <w:abstractNum w:abstractNumId="12" w15:restartNumberingAfterBreak="0">
+  <w:abstractNum w:abstractNumId="19" w15:restartNumberingAfterBreak="0">
     <w:nsid w:val="6ABE5228"/>
     <w:multiLevelType w:val="hybridMultilevel"/>
     <w:tmpl w:val="089EE6D8"/>
@@ -9672,7 +11758,7 @@
       </w:pPr>
     </w:lvl>
   </w:abstractNum>
-  <w:abstractNum w:abstractNumId="13" w15:restartNumberingAfterBreak="0">
+  <w:abstractNum w:abstractNumId="20" w15:restartNumberingAfterBreak="0">
     <w:nsid w:val="6C1D7334"/>
     <w:multiLevelType w:val="hybridMultilevel"/>
     <w:tmpl w:val="7F20929C"/>
@@ -9788,7 +11874,7 @@
       </w:pPr>
     </w:lvl>
   </w:abstractNum>
-  <w:abstractNum w:abstractNumId="14" w15:restartNumberingAfterBreak="0">
+  <w:abstractNum w:abstractNumId="21" w15:restartNumberingAfterBreak="0">
     <w:nsid w:val="72904C79"/>
     <w:multiLevelType w:val="hybridMultilevel"/>
     <w:tmpl w:val="EB328896"/>
@@ -9928,7 +12014,7 @@
       </w:rPr>
     </w:lvl>
   </w:abstractNum>
-  <w:abstractNum w:abstractNumId="15" w15:restartNumberingAfterBreak="0">
+  <w:abstractNum w:abstractNumId="22" w15:restartNumberingAfterBreak="0">
     <w:nsid w:val="7ACC392C"/>
     <w:multiLevelType w:val="hybridMultilevel"/>
     <w:tmpl w:val="F282F7F0"/>
@@ -10068,7 +12154,7 @@
       </w:rPr>
     </w:lvl>
   </w:abstractNum>
-  <w:abstractNum w:abstractNumId="16" w15:restartNumberingAfterBreak="0">
+  <w:abstractNum w:abstractNumId="23" w15:restartNumberingAfterBreak="0">
     <w:nsid w:val="7CD54937"/>
     <w:multiLevelType w:val="hybridMultilevel"/>
     <w:tmpl w:val="1AB0305A"/>
@@ -10209,79 +12295,100 @@
     </w:lvl>
   </w:abstractNum>
   <w:num w:numId="1" w16cid:durableId="986275289">
+    <w:abstractNumId w:val="16"/>
+  </w:num>
+  <w:num w:numId="2" w16cid:durableId="1156845650">
+    <w:abstractNumId w:val="6"/>
+  </w:num>
+  <w:num w:numId="3" w16cid:durableId="1076627440">
+    <w:abstractNumId w:val="11"/>
+  </w:num>
+  <w:num w:numId="4" w16cid:durableId="851144268">
+    <w:abstractNumId w:val="3"/>
+  </w:num>
+  <w:num w:numId="5" w16cid:durableId="1400594806">
+    <w:abstractNumId w:val="7"/>
+  </w:num>
+  <w:num w:numId="6" w16cid:durableId="2109033460">
+    <w:abstractNumId w:val="18"/>
+  </w:num>
+  <w:num w:numId="7" w16cid:durableId="1657799769">
+    <w:abstractNumId w:val="12"/>
+  </w:num>
+  <w:num w:numId="8" w16cid:durableId="1052189647">
+    <w:abstractNumId w:val="19"/>
+  </w:num>
+  <w:num w:numId="9" w16cid:durableId="848526737">
+    <w:abstractNumId w:val="2"/>
+  </w:num>
+  <w:num w:numId="10" w16cid:durableId="1584870234">
+    <w:abstractNumId w:val="21"/>
+  </w:num>
+  <w:num w:numId="11" w16cid:durableId="992947377">
+    <w:abstractNumId w:val="22"/>
+  </w:num>
+  <w:num w:numId="12" w16cid:durableId="826676959">
+    <w:abstractNumId w:val="8"/>
+  </w:num>
+  <w:num w:numId="13" w16cid:durableId="146211438">
+    <w:abstractNumId w:val="5"/>
+  </w:num>
+  <w:num w:numId="14" w16cid:durableId="1149399192">
+    <w:abstractNumId w:val="23"/>
+  </w:num>
+  <w:num w:numId="15" w16cid:durableId="871190476">
     <w:abstractNumId w:val="9"/>
   </w:num>
-  <w:num w:numId="2" w16cid:durableId="1156845650">
-    <w:abstractNumId w:val="3"/>
+  <w:num w:numId="16" w16cid:durableId="24185436">
+    <w:abstractNumId w:val="16"/>
   </w:num>
-  <w:num w:numId="3" w16cid:durableId="1076627440">
-    <w:abstractNumId w:val="7"/>
+  <w:num w:numId="17" w16cid:durableId="553320973">
+    <w:abstractNumId w:val="20"/>
   </w:num>
-  <w:num w:numId="4" w16cid:durableId="851144268">
+  <w:num w:numId="18" w16cid:durableId="1250239650">
+    <w:abstractNumId w:val="16"/>
+  </w:num>
+  <w:num w:numId="19" w16cid:durableId="346178436">
+    <w:abstractNumId w:val="16"/>
+  </w:num>
+  <w:num w:numId="20" w16cid:durableId="1815834230">
+    <w:abstractNumId w:val="16"/>
+  </w:num>
+  <w:num w:numId="21" w16cid:durableId="770928735">
+    <w:abstractNumId w:val="16"/>
+  </w:num>
+  <w:num w:numId="22" w16cid:durableId="202866161">
+    <w:abstractNumId w:val="16"/>
+  </w:num>
+  <w:num w:numId="23" w16cid:durableId="662045607">
+    <w:abstractNumId w:val="17"/>
+  </w:num>
+  <w:num w:numId="24" w16cid:durableId="67653796">
+    <w:abstractNumId w:val="16"/>
+  </w:num>
+  <w:num w:numId="25" w16cid:durableId="120005790">
+    <w:abstractNumId w:val="16"/>
+  </w:num>
+  <w:num w:numId="26" w16cid:durableId="1140269996">
     <w:abstractNumId w:val="1"/>
   </w:num>
-  <w:num w:numId="5" w16cid:durableId="1400594806">
+  <w:num w:numId="27" w16cid:durableId="1707832471">
+    <w:abstractNumId w:val="10"/>
+  </w:num>
+  <w:num w:numId="28" w16cid:durableId="2033992733">
+    <w:abstractNumId w:val="14"/>
+  </w:num>
+  <w:num w:numId="29" w16cid:durableId="712464817">
+    <w:abstractNumId w:val="15"/>
+  </w:num>
+  <w:num w:numId="30" w16cid:durableId="1501120434">
     <w:abstractNumId w:val="4"/>
   </w:num>
-  <w:num w:numId="6" w16cid:durableId="2109033460">
-    <w:abstractNumId w:val="11"/>
-  </w:num>
-  <w:num w:numId="7" w16cid:durableId="1657799769">
-    <w:abstractNumId w:val="8"/>
-  </w:num>
-  <w:num w:numId="8" w16cid:durableId="1052189647">
-    <w:abstractNumId w:val="12"/>
-  </w:num>
-  <w:num w:numId="9" w16cid:durableId="848526737">
-    <w:abstractNumId w:val="0"/>
-  </w:num>
-  <w:num w:numId="10" w16cid:durableId="1584870234">
-    <w:abstractNumId w:val="14"/>
-  </w:num>
-  <w:num w:numId="11" w16cid:durableId="992947377">
-    <w:abstractNumId w:val="15"/>
-  </w:num>
-  <w:num w:numId="12" w16cid:durableId="826676959">
-    <w:abstractNumId w:val="5"/>
-  </w:num>
-  <w:num w:numId="13" w16cid:durableId="146211438">
-    <w:abstractNumId w:val="2"/>
-  </w:num>
-  <w:num w:numId="14" w16cid:durableId="1149399192">
-    <w:abstractNumId w:val="16"/>
-  </w:num>
-  <w:num w:numId="15" w16cid:durableId="871190476">
-    <w:abstractNumId w:val="6"/>
-  </w:num>
-  <w:num w:numId="16" w16cid:durableId="24185436">
-    <w:abstractNumId w:val="9"/>
-  </w:num>
-  <w:num w:numId="17" w16cid:durableId="553320973">
+  <w:num w:numId="31" w16cid:durableId="417754350">
     <w:abstractNumId w:val="13"/>
   </w:num>
-  <w:num w:numId="18" w16cid:durableId="1250239650">
-    <w:abstractNumId w:val="9"/>
-  </w:num>
-  <w:num w:numId="19" w16cid:durableId="346178436">
-    <w:abstractNumId w:val="9"/>
-  </w:num>
-  <w:num w:numId="20" w16cid:durableId="1815834230">
-    <w:abstractNumId w:val="9"/>
-  </w:num>
-  <w:num w:numId="21" w16cid:durableId="770928735">
-    <w:abstractNumId w:val="9"/>
-  </w:num>
-  <w:num w:numId="22" w16cid:durableId="202866161">
-    <w:abstractNumId w:val="9"/>
-  </w:num>
-  <w:num w:numId="23" w16cid:durableId="662045607">
-    <w:abstractNumId w:val="10"/>
-  </w:num>
-  <w:num w:numId="24" w16cid:durableId="67653796">
-    <w:abstractNumId w:val="9"/>
-  </w:num>
-  <w:num w:numId="25" w16cid:durableId="120005790">
-    <w:abstractNumId w:val="9"/>
+  <w:num w:numId="32" w16cid:durableId="484975812">
+    <w:abstractNumId w:val="0"/>
   </w:num>
   <w:numIdMacAtCleanup w:val="14"/>
 </w:numbering>
@@ -10757,9 +12864,6 @@
         <w:ilvl w:val="3"/>
         <w:numId w:val="1"/>
       </w:numPr>
-      <w:tabs>
-        <w:tab w:val="clear" w:pos="864"/>
-      </w:tabs>
       <w:spacing w:before="240" w:after="240"/>
       <w:outlineLvl w:val="3"/>
     </w:pPr>
@@ -10883,7 +12987,6 @@
   <w:style w:type="character" w:default="1" w:styleId="Carpredefinitoparagrafo">
     <w:name w:val="Default Paragraph Font"/>
     <w:uiPriority w:val="1"/>
-    <w:semiHidden/>
     <w:unhideWhenUsed/>
   </w:style>
   <w:style w:type="table" w:default="1" w:styleId="Tabellanormale">
@@ -11217,6 +13320,56 @@
       <w:lang w:eastAsia="it-IT"/>
     </w:rPr>
   </w:style>
+  <w:style w:type="paragraph" w:styleId="Paragrafoelenco">
+    <w:name w:val="List Paragraph"/>
+    <w:basedOn w:val="Normale"/>
+    <w:uiPriority w:val="34"/>
+    <w:qFormat/>
+    <w:rsid w:val="00FF25A7"/>
+    <w:pPr>
+      <w:ind w:left="720"/>
+      <w:contextualSpacing/>
+    </w:pPr>
+  </w:style>
+  <w:style w:type="paragraph" w:styleId="NormaleWeb">
+    <w:name w:val="Normal (Web)"/>
+    <w:basedOn w:val="Normale"/>
+    <w:uiPriority w:val="99"/>
+    <w:semiHidden/>
+    <w:unhideWhenUsed/>
+    <w:rsid w:val="00FC0362"/>
+    <w:pPr>
+      <w:spacing w:before="100" w:beforeAutospacing="1" w:after="100" w:afterAutospacing="1"/>
+    </w:pPr>
+    <w:rPr>
+      <w:rFonts w:ascii="Times New Roman" w:hAnsi="Times New Roman"/>
+      <w:sz w:val="24"/>
+      <w:szCs w:val="24"/>
+      <w:lang w:eastAsia="it-CH"/>
+    </w:rPr>
+  </w:style>
+  <w:style w:type="character" w:styleId="Enfasigrassetto">
+    <w:name w:val="Strong"/>
+    <w:basedOn w:val="Carpredefinitoparagrafo"/>
+    <w:uiPriority w:val="22"/>
+    <w:qFormat/>
+    <w:rsid w:val="00FC0362"/>
+    <w:rPr>
+      <w:b/>
+      <w:bCs/>
+    </w:rPr>
+  </w:style>
+  <w:style w:type="character" w:styleId="Enfasicorsivo">
+    <w:name w:val="Emphasis"/>
+    <w:basedOn w:val="Carpredefinitoparagrafo"/>
+    <w:uiPriority w:val="20"/>
+    <w:qFormat/>
+    <w:rsid w:val="00FC0362"/>
+    <w:rPr>
+      <w:i/>
+      <w:iCs/>
+    </w:rPr>
+  </w:style>
 </w:styles>
 </file>
 

--- a/3_Documentazione/SamtAllStars.docx
+++ b/3_Documentazione/SamtAllStars.docx
@@ -142,7 +142,7 @@
         <w:rPr>
           <w:noProof/>
         </w:rPr>
-        <w:instrText xml:space="preserve"> PAGEREF _Toc221284502 \h </w:instrText>
+        <w:instrText xml:space="preserve"> PAGEREF _Toc223099084 \h </w:instrText>
       </w:r>
       <w:r>
         <w:rPr>
@@ -225,7 +225,7 @@
         <w:rPr>
           <w:noProof/>
         </w:rPr>
-        <w:instrText xml:space="preserve"> PAGEREF _Toc221284503 \h </w:instrText>
+        <w:instrText xml:space="preserve"> PAGEREF _Toc223099085 \h </w:instrText>
       </w:r>
       <w:r>
         <w:rPr>
@@ -308,7 +308,7 @@
         <w:rPr>
           <w:noProof/>
         </w:rPr>
-        <w:instrText xml:space="preserve"> PAGEREF _Toc221284504 \h </w:instrText>
+        <w:instrText xml:space="preserve"> PAGEREF _Toc223099086 \h </w:instrText>
       </w:r>
       <w:r>
         <w:rPr>
@@ -393,7 +393,7 @@
         <w:rPr>
           <w:noProof/>
         </w:rPr>
-        <w:instrText xml:space="preserve"> PAGEREF _Toc221284505 \h </w:instrText>
+        <w:instrText xml:space="preserve"> PAGEREF _Toc223099087 \h </w:instrText>
       </w:r>
       <w:r>
         <w:rPr>
@@ -476,7 +476,7 @@
         <w:rPr>
           <w:noProof/>
         </w:rPr>
-        <w:instrText xml:space="preserve"> PAGEREF _Toc221284506 \h </w:instrText>
+        <w:instrText xml:space="preserve"> PAGEREF _Toc223099088 \h </w:instrText>
       </w:r>
       <w:r>
         <w:rPr>
@@ -559,7 +559,7 @@
         <w:rPr>
           <w:noProof/>
         </w:rPr>
-        <w:instrText xml:space="preserve"> PAGEREF _Toc221284507 \h </w:instrText>
+        <w:instrText xml:space="preserve"> PAGEREF _Toc223099089 \h </w:instrText>
       </w:r>
       <w:r>
         <w:rPr>
@@ -642,7 +642,7 @@
         <w:rPr>
           <w:noProof/>
         </w:rPr>
-        <w:instrText xml:space="preserve"> PAGEREF _Toc221284508 \h </w:instrText>
+        <w:instrText xml:space="preserve"> PAGEREF _Toc223099090 \h </w:instrText>
       </w:r>
       <w:r>
         <w:rPr>
@@ -659,7 +659,7 @@
         <w:rPr>
           <w:noProof/>
         </w:rPr>
-        <w:t>8</w:t>
+        <w:t>9</w:t>
       </w:r>
       <w:r>
         <w:rPr>
@@ -725,7 +725,7 @@
         <w:rPr>
           <w:noProof/>
         </w:rPr>
-        <w:instrText xml:space="preserve"> PAGEREF _Toc221284509 \h </w:instrText>
+        <w:instrText xml:space="preserve"> PAGEREF _Toc223099091 \h </w:instrText>
       </w:r>
       <w:r>
         <w:rPr>
@@ -742,7 +742,7 @@
         <w:rPr>
           <w:noProof/>
         </w:rPr>
-        <w:t>9</w:t>
+        <w:t>10</w:t>
       </w:r>
       <w:r>
         <w:rPr>
@@ -808,7 +808,7 @@
         <w:rPr>
           <w:noProof/>
         </w:rPr>
-        <w:instrText xml:space="preserve"> PAGEREF _Toc221284510 \h </w:instrText>
+        <w:instrText xml:space="preserve"> PAGEREF _Toc223099092 \h </w:instrText>
       </w:r>
       <w:r>
         <w:rPr>
@@ -825,7 +825,7 @@
         <w:rPr>
           <w:noProof/>
         </w:rPr>
-        <w:t>10</w:t>
+        <w:t>11</w:t>
       </w:r>
       <w:r>
         <w:rPr>
@@ -891,7 +891,7 @@
         <w:rPr>
           <w:noProof/>
         </w:rPr>
-        <w:instrText xml:space="preserve"> PAGEREF _Toc221284511 \h </w:instrText>
+        <w:instrText xml:space="preserve"> PAGEREF _Toc223099093 \h </w:instrText>
       </w:r>
       <w:r>
         <w:rPr>
@@ -908,7 +908,7 @@
         <w:rPr>
           <w:noProof/>
         </w:rPr>
-        <w:t>11</w:t>
+        <w:t>12</w:t>
       </w:r>
       <w:r>
         <w:rPr>
@@ -974,7 +974,7 @@
         <w:rPr>
           <w:noProof/>
         </w:rPr>
-        <w:instrText xml:space="preserve"> PAGEREF _Toc221284512 \h </w:instrText>
+        <w:instrText xml:space="preserve"> PAGEREF _Toc223099094 \h </w:instrText>
       </w:r>
       <w:r>
         <w:rPr>
@@ -991,7 +991,7 @@
         <w:rPr>
           <w:noProof/>
         </w:rPr>
-        <w:t>11</w:t>
+        <w:t>12</w:t>
       </w:r>
       <w:r>
         <w:rPr>
@@ -1057,7 +1057,7 @@
         <w:rPr>
           <w:noProof/>
         </w:rPr>
-        <w:instrText xml:space="preserve"> PAGEREF _Toc221284513 \h </w:instrText>
+        <w:instrText xml:space="preserve"> PAGEREF _Toc223099095 \h </w:instrText>
       </w:r>
       <w:r>
         <w:rPr>
@@ -1074,7 +1074,7 @@
         <w:rPr>
           <w:noProof/>
         </w:rPr>
-        <w:t>11</w:t>
+        <w:t>12</w:t>
       </w:r>
       <w:r>
         <w:rPr>
@@ -1140,7 +1140,7 @@
         <w:rPr>
           <w:noProof/>
         </w:rPr>
-        <w:instrText xml:space="preserve"> PAGEREF _Toc221284514 \h </w:instrText>
+        <w:instrText xml:space="preserve"> PAGEREF _Toc223099096 \h </w:instrText>
       </w:r>
       <w:r>
         <w:rPr>
@@ -1157,7 +1157,7 @@
         <w:rPr>
           <w:noProof/>
         </w:rPr>
-        <w:t>12</w:t>
+        <w:t>13</w:t>
       </w:r>
       <w:r>
         <w:rPr>
@@ -1223,7 +1223,7 @@
         <w:rPr>
           <w:noProof/>
         </w:rPr>
-        <w:instrText xml:space="preserve"> PAGEREF _Toc221284515 \h </w:instrText>
+        <w:instrText xml:space="preserve"> PAGEREF _Toc223099097 \h </w:instrText>
       </w:r>
       <w:r>
         <w:rPr>
@@ -1240,7 +1240,256 @@
         <w:rPr>
           <w:noProof/>
         </w:rPr>
-        <w:t>12</w:t>
+        <w:t>13</w:t>
+      </w:r>
+      <w:r>
+        <w:rPr>
+          <w:noProof/>
+        </w:rPr>
+        <w:fldChar w:fldCharType="end"/>
+      </w:r>
+    </w:p>
+    <w:p>
+      <w:pPr>
+        <w:pStyle w:val="Sommario3"/>
+        <w:tabs>
+          <w:tab w:val="left" w:pos="1200"/>
+          <w:tab w:val="right" w:leader="dot" w:pos="9628"/>
+        </w:tabs>
+        <w:rPr>
+          <w:rFonts w:asciiTheme="minorHAnsi" w:eastAsiaTheme="minorEastAsia" w:hAnsiTheme="minorHAnsi" w:cstheme="minorBidi"/>
+          <w:noProof/>
+          <w:kern w:val="2"/>
+          <w:sz w:val="24"/>
+          <w:szCs w:val="24"/>
+          <w:lang w:eastAsia="it-CH"/>
+          <w14:ligatures w14:val="standardContextual"/>
+        </w:rPr>
+      </w:pPr>
+      <w:r>
+        <w:rPr>
+          <w:noProof/>
+        </w:rPr>
+        <w:t>3.1.1</w:t>
+      </w:r>
+      <w:r>
+        <w:rPr>
+          <w:rFonts w:asciiTheme="minorHAnsi" w:eastAsiaTheme="minorEastAsia" w:hAnsiTheme="minorHAnsi" w:cstheme="minorBidi"/>
+          <w:noProof/>
+          <w:kern w:val="2"/>
+          <w:sz w:val="24"/>
+          <w:szCs w:val="24"/>
+          <w:lang w:eastAsia="it-CH"/>
+          <w14:ligatures w14:val="standardContextual"/>
+        </w:rPr>
+        <w:tab/>
+      </w:r>
+      <w:r>
+        <w:rPr>
+          <w:noProof/>
+        </w:rPr>
+        <w:t>Mappe</w:t>
+      </w:r>
+      <w:r>
+        <w:rPr>
+          <w:noProof/>
+        </w:rPr>
+        <w:tab/>
+      </w:r>
+      <w:r>
+        <w:rPr>
+          <w:noProof/>
+        </w:rPr>
+        <w:fldChar w:fldCharType="begin"/>
+      </w:r>
+      <w:r>
+        <w:rPr>
+          <w:noProof/>
+        </w:rPr>
+        <w:instrText xml:space="preserve"> PAGEREF _Toc223099098 \h </w:instrText>
+      </w:r>
+      <w:r>
+        <w:rPr>
+          <w:noProof/>
+        </w:rPr>
+      </w:r>
+      <w:r>
+        <w:rPr>
+          <w:noProof/>
+        </w:rPr>
+        <w:fldChar w:fldCharType="separate"/>
+      </w:r>
+      <w:r>
+        <w:rPr>
+          <w:noProof/>
+        </w:rPr>
+        <w:t>13</w:t>
+      </w:r>
+      <w:r>
+        <w:rPr>
+          <w:noProof/>
+        </w:rPr>
+        <w:fldChar w:fldCharType="end"/>
+      </w:r>
+    </w:p>
+    <w:p>
+      <w:pPr>
+        <w:pStyle w:val="Sommario3"/>
+        <w:tabs>
+          <w:tab w:val="left" w:pos="1200"/>
+          <w:tab w:val="right" w:leader="dot" w:pos="9628"/>
+        </w:tabs>
+        <w:rPr>
+          <w:rFonts w:asciiTheme="minorHAnsi" w:eastAsiaTheme="minorEastAsia" w:hAnsiTheme="minorHAnsi" w:cstheme="minorBidi"/>
+          <w:noProof/>
+          <w:kern w:val="2"/>
+          <w:sz w:val="24"/>
+          <w:szCs w:val="24"/>
+          <w:lang w:eastAsia="it-CH"/>
+          <w14:ligatures w14:val="standardContextual"/>
+        </w:rPr>
+      </w:pPr>
+      <w:r>
+        <w:rPr>
+          <w:noProof/>
+        </w:rPr>
+        <w:t>3.1.2</w:t>
+      </w:r>
+      <w:r>
+        <w:rPr>
+          <w:rFonts w:asciiTheme="minorHAnsi" w:eastAsiaTheme="minorEastAsia" w:hAnsiTheme="minorHAnsi" w:cstheme="minorBidi"/>
+          <w:noProof/>
+          <w:kern w:val="2"/>
+          <w:sz w:val="24"/>
+          <w:szCs w:val="24"/>
+          <w:lang w:eastAsia="it-CH"/>
+          <w14:ligatures w14:val="standardContextual"/>
+        </w:rPr>
+        <w:tab/>
+      </w:r>
+      <w:r>
+        <w:rPr>
+          <w:noProof/>
+        </w:rPr>
+        <w:t>Interfacce</w:t>
+      </w:r>
+      <w:r>
+        <w:rPr>
+          <w:noProof/>
+        </w:rPr>
+        <w:tab/>
+      </w:r>
+      <w:r>
+        <w:rPr>
+          <w:noProof/>
+        </w:rPr>
+        <w:fldChar w:fldCharType="begin"/>
+      </w:r>
+      <w:r>
+        <w:rPr>
+          <w:noProof/>
+        </w:rPr>
+        <w:instrText xml:space="preserve"> PAGEREF _Toc223099099 \h </w:instrText>
+      </w:r>
+      <w:r>
+        <w:rPr>
+          <w:noProof/>
+        </w:rPr>
+      </w:r>
+      <w:r>
+        <w:rPr>
+          <w:noProof/>
+        </w:rPr>
+        <w:fldChar w:fldCharType="separate"/>
+      </w:r>
+      <w:r>
+        <w:rPr>
+          <w:noProof/>
+        </w:rPr>
+        <w:t>15</w:t>
+      </w:r>
+      <w:r>
+        <w:rPr>
+          <w:noProof/>
+        </w:rPr>
+        <w:fldChar w:fldCharType="end"/>
+      </w:r>
+    </w:p>
+    <w:p>
+      <w:pPr>
+        <w:pStyle w:val="Sommario3"/>
+        <w:tabs>
+          <w:tab w:val="left" w:pos="1200"/>
+          <w:tab w:val="right" w:leader="dot" w:pos="9628"/>
+        </w:tabs>
+        <w:rPr>
+          <w:rFonts w:asciiTheme="minorHAnsi" w:eastAsiaTheme="minorEastAsia" w:hAnsiTheme="minorHAnsi" w:cstheme="minorBidi"/>
+          <w:noProof/>
+          <w:kern w:val="2"/>
+          <w:sz w:val="24"/>
+          <w:szCs w:val="24"/>
+          <w:lang w:eastAsia="it-CH"/>
+          <w14:ligatures w14:val="standardContextual"/>
+        </w:rPr>
+      </w:pPr>
+      <w:r>
+        <w:rPr>
+          <w:noProof/>
+        </w:rPr>
+        <w:t>3.1.3</w:t>
+      </w:r>
+      <w:r>
+        <w:rPr>
+          <w:rFonts w:asciiTheme="minorHAnsi" w:eastAsiaTheme="minorEastAsia" w:hAnsiTheme="minorHAnsi" w:cstheme="minorBidi"/>
+          <w:noProof/>
+          <w:kern w:val="2"/>
+          <w:sz w:val="24"/>
+          <w:szCs w:val="24"/>
+          <w:lang w:eastAsia="it-CH"/>
+          <w14:ligatures w14:val="standardContextual"/>
+        </w:rPr>
+        <w:tab/>
+      </w:r>
+      <w:r>
+        <w:rPr>
+          <w:noProof/>
+        </w:rPr>
+        <w:t>Wiki</w:t>
+      </w:r>
+      <w:r>
+        <w:rPr>
+          <w:noProof/>
+        </w:rPr>
+        <w:tab/>
+      </w:r>
+      <w:r>
+        <w:rPr>
+          <w:noProof/>
+        </w:rPr>
+        <w:fldChar w:fldCharType="begin"/>
+      </w:r>
+      <w:r>
+        <w:rPr>
+          <w:noProof/>
+        </w:rPr>
+        <w:instrText xml:space="preserve"> PAGEREF _Toc223099100 \h </w:instrText>
+      </w:r>
+      <w:r>
+        <w:rPr>
+          <w:noProof/>
+        </w:rPr>
+      </w:r>
+      <w:r>
+        <w:rPr>
+          <w:noProof/>
+        </w:rPr>
+        <w:fldChar w:fldCharType="separate"/>
+      </w:r>
+      <w:r>
+        <w:rPr>
+          <w:noProof/>
+        </w:rPr>
+        <w:t>19</w:t>
       </w:r>
       <w:r>
         <w:rPr>
@@ -1306,7 +1555,7 @@
         <w:rPr>
           <w:noProof/>
         </w:rPr>
-        <w:instrText xml:space="preserve"> PAGEREF _Toc221284516 \h </w:instrText>
+        <w:instrText xml:space="preserve"> PAGEREF _Toc223099101 \h </w:instrText>
       </w:r>
       <w:r>
         <w:rPr>
@@ -1323,7 +1572,7 @@
         <w:rPr>
           <w:noProof/>
         </w:rPr>
-        <w:t>13</w:t>
+        <w:t>20</w:t>
       </w:r>
       <w:r>
         <w:rPr>
@@ -1389,7 +1638,7 @@
         <w:rPr>
           <w:noProof/>
         </w:rPr>
-        <w:instrText xml:space="preserve"> PAGEREF _Toc221284517 \h </w:instrText>
+        <w:instrText xml:space="preserve"> PAGEREF _Toc223099102 \h </w:instrText>
       </w:r>
       <w:r>
         <w:rPr>
@@ -1406,7 +1655,7 @@
         <w:rPr>
           <w:noProof/>
         </w:rPr>
-        <w:t>13</w:t>
+        <w:t>20</w:t>
       </w:r>
       <w:r>
         <w:rPr>
@@ -1472,7 +1721,7 @@
         <w:rPr>
           <w:noProof/>
         </w:rPr>
-        <w:instrText xml:space="preserve"> PAGEREF _Toc221284518 \h </w:instrText>
+        <w:instrText xml:space="preserve"> PAGEREF _Toc223099103 \h </w:instrText>
       </w:r>
       <w:r>
         <w:rPr>
@@ -1489,7 +1738,7 @@
         <w:rPr>
           <w:noProof/>
         </w:rPr>
-        <w:t>14</w:t>
+        <w:t>21</w:t>
       </w:r>
       <w:r>
         <w:rPr>
@@ -1555,7 +1804,7 @@
         <w:rPr>
           <w:noProof/>
         </w:rPr>
-        <w:instrText xml:space="preserve"> PAGEREF _Toc221284519 \h </w:instrText>
+        <w:instrText xml:space="preserve"> PAGEREF _Toc223099104 \h </w:instrText>
       </w:r>
       <w:r>
         <w:rPr>
@@ -1572,7 +1821,7 @@
         <w:rPr>
           <w:noProof/>
         </w:rPr>
-        <w:t>15</w:t>
+        <w:t>22</w:t>
       </w:r>
       <w:r>
         <w:rPr>
@@ -1640,7 +1889,7 @@
         <w:rPr>
           <w:noProof/>
         </w:rPr>
-        <w:instrText xml:space="preserve"> PAGEREF _Toc221284520 \h </w:instrText>
+        <w:instrText xml:space="preserve"> PAGEREF _Toc223099105 \h </w:instrText>
       </w:r>
       <w:r>
         <w:rPr>
@@ -1657,7 +1906,7 @@
         <w:rPr>
           <w:noProof/>
         </w:rPr>
-        <w:t>15</w:t>
+        <w:t>22</w:t>
       </w:r>
       <w:r>
         <w:rPr>
@@ -1723,7 +1972,7 @@
         <w:rPr>
           <w:noProof/>
         </w:rPr>
-        <w:instrText xml:space="preserve"> PAGEREF _Toc221284521 \h </w:instrText>
+        <w:instrText xml:space="preserve"> PAGEREF _Toc223099106 \h </w:instrText>
       </w:r>
       <w:r>
         <w:rPr>
@@ -1740,7 +1989,7 @@
         <w:rPr>
           <w:noProof/>
         </w:rPr>
-        <w:t>15</w:t>
+        <w:t>22</w:t>
       </w:r>
       <w:r>
         <w:rPr>
@@ -1806,7 +2055,7 @@
         <w:rPr>
           <w:noProof/>
         </w:rPr>
-        <w:instrText xml:space="preserve"> PAGEREF _Toc221284522 \h </w:instrText>
+        <w:instrText xml:space="preserve"> PAGEREF _Toc223099107 \h </w:instrText>
       </w:r>
       <w:r>
         <w:rPr>
@@ -1823,7 +2072,7 @@
         <w:rPr>
           <w:noProof/>
         </w:rPr>
-        <w:t>19</w:t>
+        <w:t>27</w:t>
       </w:r>
       <w:r>
         <w:rPr>
@@ -1889,7 +2138,7 @@
         <w:rPr>
           <w:noProof/>
         </w:rPr>
-        <w:instrText xml:space="preserve"> PAGEREF _Toc221284523 \h </w:instrText>
+        <w:instrText xml:space="preserve"> PAGEREF _Toc223099108 \h </w:instrText>
       </w:r>
       <w:r>
         <w:rPr>
@@ -1906,7 +2155,7 @@
         <w:rPr>
           <w:noProof/>
         </w:rPr>
-        <w:t>19</w:t>
+        <w:t>27</w:t>
       </w:r>
       <w:r>
         <w:rPr>
@@ -1974,7 +2223,7 @@
         <w:rPr>
           <w:noProof/>
         </w:rPr>
-        <w:instrText xml:space="preserve"> PAGEREF _Toc221284524 \h </w:instrText>
+        <w:instrText xml:space="preserve"> PAGEREF _Toc223099109 \h </w:instrText>
       </w:r>
       <w:r>
         <w:rPr>
@@ -1991,7 +2240,7 @@
         <w:rPr>
           <w:noProof/>
         </w:rPr>
-        <w:t>19</w:t>
+        <w:t>27</w:t>
       </w:r>
       <w:r>
         <w:rPr>
@@ -2059,7 +2308,7 @@
         <w:rPr>
           <w:noProof/>
         </w:rPr>
-        <w:instrText xml:space="preserve"> PAGEREF _Toc221284525 \h </w:instrText>
+        <w:instrText xml:space="preserve"> PAGEREF _Toc223099110 \h </w:instrText>
       </w:r>
       <w:r>
         <w:rPr>
@@ -2076,7 +2325,7 @@
         <w:rPr>
           <w:noProof/>
         </w:rPr>
-        <w:t>19</w:t>
+        <w:t>27</w:t>
       </w:r>
       <w:r>
         <w:rPr>
@@ -2142,7 +2391,7 @@
         <w:rPr>
           <w:noProof/>
         </w:rPr>
-        <w:instrText xml:space="preserve"> PAGEREF _Toc221284526 \h </w:instrText>
+        <w:instrText xml:space="preserve"> PAGEREF _Toc223099111 \h </w:instrText>
       </w:r>
       <w:r>
         <w:rPr>
@@ -2159,7 +2408,7 @@
         <w:rPr>
           <w:noProof/>
         </w:rPr>
-        <w:t>19</w:t>
+        <w:t>27</w:t>
       </w:r>
       <w:r>
         <w:rPr>
@@ -2225,7 +2474,7 @@
         <w:rPr>
           <w:noProof/>
         </w:rPr>
-        <w:instrText xml:space="preserve"> PAGEREF _Toc221284527 \h </w:instrText>
+        <w:instrText xml:space="preserve"> PAGEREF _Toc223099112 \h </w:instrText>
       </w:r>
       <w:r>
         <w:rPr>
@@ -2242,7 +2491,7 @@
         <w:rPr>
           <w:noProof/>
         </w:rPr>
-        <w:t>19</w:t>
+        <w:t>27</w:t>
       </w:r>
       <w:r>
         <w:rPr>
@@ -2310,7 +2559,7 @@
         <w:rPr>
           <w:noProof/>
         </w:rPr>
-        <w:instrText xml:space="preserve"> PAGEREF _Toc221284528 \h </w:instrText>
+        <w:instrText xml:space="preserve"> PAGEREF _Toc223099113 \h </w:instrText>
       </w:r>
       <w:r>
         <w:rPr>
@@ -2327,7 +2576,7 @@
         <w:rPr>
           <w:noProof/>
         </w:rPr>
-        <w:t>19</w:t>
+        <w:t>27</w:t>
       </w:r>
       <w:r>
         <w:rPr>
@@ -2395,7 +2644,7 @@
         <w:rPr>
           <w:noProof/>
         </w:rPr>
-        <w:instrText xml:space="preserve"> PAGEREF _Toc221284529 \h </w:instrText>
+        <w:instrText xml:space="preserve"> PAGEREF _Toc223099114 \h </w:instrText>
       </w:r>
       <w:r>
         <w:rPr>
@@ -2412,7 +2661,7 @@
         <w:rPr>
           <w:noProof/>
         </w:rPr>
-        <w:t>20</w:t>
+        <w:t>28</w:t>
       </w:r>
       <w:r>
         <w:rPr>
@@ -2478,7 +2727,7 @@
         <w:rPr>
           <w:noProof/>
         </w:rPr>
-        <w:instrText xml:space="preserve"> PAGEREF _Toc221284530 \h </w:instrText>
+        <w:instrText xml:space="preserve"> PAGEREF _Toc223099115 \h </w:instrText>
       </w:r>
       <w:r>
         <w:rPr>
@@ -2495,7 +2744,7 @@
         <w:rPr>
           <w:noProof/>
         </w:rPr>
-        <w:t>20</w:t>
+        <w:t>28</w:t>
       </w:r>
       <w:r>
         <w:rPr>
@@ -2561,7 +2810,7 @@
         <w:rPr>
           <w:noProof/>
         </w:rPr>
-        <w:instrText xml:space="preserve"> PAGEREF _Toc221284531 \h </w:instrText>
+        <w:instrText xml:space="preserve"> PAGEREF _Toc223099116 \h </w:instrText>
       </w:r>
       <w:r>
         <w:rPr>
@@ -2578,7 +2827,7 @@
         <w:rPr>
           <w:noProof/>
         </w:rPr>
-        <w:t>20</w:t>
+        <w:t>28</w:t>
       </w:r>
       <w:r>
         <w:rPr>
@@ -2644,7 +2893,7 @@
         <w:rPr>
           <w:noProof/>
         </w:rPr>
-        <w:instrText xml:space="preserve"> PAGEREF _Toc221284532 \h </w:instrText>
+        <w:instrText xml:space="preserve"> PAGEREF _Toc223099117 \h </w:instrText>
       </w:r>
       <w:r>
         <w:rPr>
@@ -2661,7 +2910,7 @@
         <w:rPr>
           <w:noProof/>
         </w:rPr>
-        <w:t>20</w:t>
+        <w:t>28</w:t>
       </w:r>
       <w:r>
         <w:rPr>
@@ -2729,7 +2978,7 @@
         <w:rPr>
           <w:noProof/>
         </w:rPr>
-        <w:instrText xml:space="preserve"> PAGEREF _Toc221284533 \h </w:instrText>
+        <w:instrText xml:space="preserve"> PAGEREF _Toc223099118 \h </w:instrText>
       </w:r>
       <w:r>
         <w:rPr>
@@ -2746,7 +2995,7 @@
         <w:rPr>
           <w:noProof/>
         </w:rPr>
-        <w:t>20</w:t>
+        <w:t>28</w:t>
       </w:r>
       <w:r>
         <w:rPr>
@@ -2795,7 +3044,7 @@
         </w:rPr>
         <w:br w:type="page"/>
       </w:r>
-      <w:bookmarkStart w:id="0" w:name="_Toc221284502"/>
+      <w:bookmarkStart w:id="0" w:name="_Toc223099084"/>
       <w:r>
         <w:rPr>
           <w:lang w:val="it-IT"/>
@@ -2809,7 +3058,7 @@
       <w:pPr>
         <w:pStyle w:val="Titolo2"/>
       </w:pPr>
-      <w:bookmarkStart w:id="1" w:name="_Toc221284503"/>
+      <w:bookmarkStart w:id="1" w:name="_Toc223099085"/>
       <w:r>
         <w:t>Informazioni sul progetto</w:t>
       </w:r>
@@ -2831,29 +3080,8 @@
         <w:t>Allievi</w:t>
       </w:r>
       <w:r>
-        <w:t xml:space="preserve">: </w:t>
-      </w:r>
-      <w:proofErr w:type="spellStart"/>
-      <w:r>
-        <w:t>Sidon</w:t>
-      </w:r>
-      <w:proofErr w:type="spellEnd"/>
-      <w:r>
-        <w:t xml:space="preserve"> Samuel, Quan Tran, Yasser </w:t>
-      </w:r>
-      <w:proofErr w:type="spellStart"/>
-      <w:r>
-        <w:t>Oudabashi</w:t>
-      </w:r>
-      <w:proofErr w:type="spellEnd"/>
-      <w:r>
-        <w:t xml:space="preserve">, Ivan </w:t>
-      </w:r>
-      <w:proofErr w:type="spellStart"/>
-      <w:r>
-        <w:t>Ostroumov</w:t>
-      </w:r>
-      <w:proofErr w:type="spellEnd"/>
+        <w:t>: Sidon Samuel, Quan Tran, Yasser Oudabashi, Ivan Ostroumov</w:t>
+      </w:r>
     </w:p>
     <w:p>
       <w:pPr>
@@ -2969,7 +3197,7 @@
       <w:pPr>
         <w:pStyle w:val="Titolo2"/>
       </w:pPr>
-      <w:bookmarkStart w:id="2" w:name="_Toc221284504"/>
+      <w:bookmarkStart w:id="2" w:name="_Toc223099086"/>
       <w:r>
         <w:t>Scopo</w:t>
       </w:r>
@@ -3145,7 +3373,7 @@
       <w:r>
         <w:br w:type="page"/>
       </w:r>
-      <w:bookmarkStart w:id="3" w:name="_Toc221284505"/>
+      <w:bookmarkStart w:id="3" w:name="_Toc223099087"/>
       <w:r>
         <w:rPr>
           <w:lang w:val="it-IT"/>
@@ -3159,7 +3387,7 @@
       <w:pPr>
         <w:pStyle w:val="Titolo2"/>
       </w:pPr>
-      <w:bookmarkStart w:id="4" w:name="_Toc221284506"/>
+      <w:bookmarkStart w:id="4" w:name="_Toc223099088"/>
       <w:r>
         <w:t>Analisi del dominio</w:t>
       </w:r>
@@ -3289,7 +3517,6 @@
       <w:r>
         <w:t xml:space="preserve"> game già affermati, come </w:t>
       </w:r>
-      <w:proofErr w:type="spellStart"/>
       <w:r>
         <w:rPr>
           <w:i/>
@@ -3297,7 +3524,6 @@
         </w:rPr>
         <w:t>Brawlhalla</w:t>
       </w:r>
-      <w:proofErr w:type="spellEnd"/>
       <w:r>
         <w:t xml:space="preserve">, </w:t>
       </w:r>
@@ -3363,11 +3589,9 @@
       <w:r>
         <w:t xml:space="preserve"> premia timing precisi, schivate perfette e uno stile di gioco più universale, mentre </w:t>
       </w:r>
-      <w:proofErr w:type="spellStart"/>
       <w:r>
         <w:t>Sidon</w:t>
       </w:r>
-      <w:proofErr w:type="spellEnd"/>
       <w:r>
         <w:t xml:space="preserve"> punta su velocità elevata e precisione nell’utilizzo delle abilità. Questa scelta progettuale spinge i giocatori ad adattare la propria strategia in base al personaggio scelto e aumenta la varietà e la profondità del gameplay.</w:t>
       </w:r>
@@ -3447,7 +3671,7 @@
       <w:pPr>
         <w:pStyle w:val="Titolo2"/>
       </w:pPr>
-      <w:bookmarkStart w:id="5" w:name="_Toc221284507"/>
+      <w:bookmarkStart w:id="5" w:name="_Toc223099089"/>
       <w:r>
         <w:lastRenderedPageBreak/>
         <w:t>Analisi e s</w:t>
@@ -8908,13 +9132,663 @@
         <w:spacing w:after="160" w:line="278" w:lineRule="auto"/>
       </w:pPr>
     </w:p>
-    <w:p/>
+    <w:tbl>
+      <w:tblPr>
+        <w:tblW w:w="9781" w:type="dxa"/>
+        <w:tblInd w:w="-145" w:type="dxa"/>
+        <w:tblBorders>
+          <w:top w:val="single" w:sz="2" w:space="0" w:color="auto"/>
+          <w:left w:val="single" w:sz="2" w:space="0" w:color="auto"/>
+          <w:bottom w:val="single" w:sz="2" w:space="0" w:color="auto"/>
+          <w:right w:val="single" w:sz="2" w:space="0" w:color="auto"/>
+          <w:insideH w:val="single" w:sz="2" w:space="0" w:color="auto"/>
+          <w:insideV w:val="single" w:sz="2" w:space="0" w:color="auto"/>
+        </w:tblBorders>
+        <w:tblLayout w:type="fixed"/>
+        <w:tblCellMar>
+          <w:top w:w="57" w:type="dxa"/>
+          <w:bottom w:w="57" w:type="dxa"/>
+        </w:tblCellMar>
+        <w:tblLook w:val="00A0" w:firstRow="1" w:lastRow="0" w:firstColumn="1" w:lastColumn="0" w:noHBand="0" w:noVBand="0"/>
+      </w:tblPr>
+      <w:tblGrid>
+        <w:gridCol w:w="1656"/>
+        <w:gridCol w:w="3497"/>
+        <w:gridCol w:w="1417"/>
+        <w:gridCol w:w="567"/>
+        <w:gridCol w:w="1299"/>
+        <w:gridCol w:w="1345"/>
+      </w:tblGrid>
+      <w:tr>
+        <w:tc>
+          <w:tcPr>
+            <w:tcW w:w="1656" w:type="dxa"/>
+            <w:shd w:val="clear" w:color="auto" w:fill="D9D9D9" w:themeFill="background1" w:themeFillShade="D9"/>
+          </w:tcPr>
+          <w:p>
+            <w:pPr>
+              <w:jc w:val="both"/>
+              <w:rPr>
+                <w:b/>
+                <w:bCs/>
+              </w:rPr>
+            </w:pPr>
+            <w:r>
+              <w:rPr>
+                <w:b/>
+                <w:bCs/>
+              </w:rPr>
+              <w:t>Requisito</w:t>
+            </w:r>
+          </w:p>
+        </w:tc>
+        <w:tc>
+          <w:tcPr>
+            <w:tcW w:w="3497" w:type="dxa"/>
+          </w:tcPr>
+          <w:p>
+            <w:pPr>
+              <w:tabs>
+                <w:tab w:val="left" w:pos="2300"/>
+              </w:tabs>
+              <w:jc w:val="both"/>
+            </w:pPr>
+            <w:r>
+              <w:t>R</w:t>
+            </w:r>
+            <w:r>
+              <w:t>eq</w:t>
+            </w:r>
+            <w:r>
+              <w:t>-0</w:t>
+            </w:r>
+            <w:r>
+              <w:t>12</w:t>
+            </w:r>
+          </w:p>
+        </w:tc>
+        <w:tc>
+          <w:tcPr>
+            <w:tcW w:w="1417" w:type="dxa"/>
+            <w:shd w:val="clear" w:color="auto" w:fill="D9D9D9" w:themeFill="background1" w:themeFillShade="D9"/>
+          </w:tcPr>
+          <w:p>
+            <w:pPr>
+              <w:jc w:val="both"/>
+            </w:pPr>
+            <w:r>
+              <w:rPr>
+                <w:b/>
+                <w:bCs/>
+              </w:rPr>
+              <w:t>Priorità</w:t>
+            </w:r>
+          </w:p>
+        </w:tc>
+        <w:tc>
+          <w:tcPr>
+            <w:tcW w:w="567" w:type="dxa"/>
+          </w:tcPr>
+          <w:p>
+            <w:pPr>
+              <w:jc w:val="both"/>
+            </w:pPr>
+            <w:r>
+              <w:t>2</w:t>
+            </w:r>
+          </w:p>
+        </w:tc>
+        <w:tc>
+          <w:tcPr>
+            <w:tcW w:w="1299" w:type="dxa"/>
+            <w:shd w:val="clear" w:color="auto" w:fill="D9D9D9" w:themeFill="background1" w:themeFillShade="D9"/>
+          </w:tcPr>
+          <w:p>
+            <w:pPr>
+              <w:jc w:val="both"/>
+            </w:pPr>
+            <w:r>
+              <w:rPr>
+                <w:b/>
+                <w:bCs/>
+              </w:rPr>
+              <w:t>Versione</w:t>
+            </w:r>
+          </w:p>
+        </w:tc>
+        <w:tc>
+          <w:tcPr>
+            <w:tcW w:w="1345" w:type="dxa"/>
+          </w:tcPr>
+          <w:p>
+            <w:pPr>
+              <w:jc w:val="both"/>
+            </w:pPr>
+            <w:r>
+              <w:t>1.0</w:t>
+            </w:r>
+          </w:p>
+        </w:tc>
+      </w:tr>
+      <w:tr>
+        <w:tc>
+          <w:tcPr>
+            <w:tcW w:w="1656" w:type="dxa"/>
+            <w:shd w:val="clear" w:color="auto" w:fill="D9D9D9" w:themeFill="background1" w:themeFillShade="D9"/>
+          </w:tcPr>
+          <w:p>
+            <w:pPr>
+              <w:jc w:val="both"/>
+              <w:rPr>
+                <w:b/>
+                <w:bCs/>
+              </w:rPr>
+            </w:pPr>
+            <w:r>
+              <w:rPr>
+                <w:b/>
+                <w:bCs/>
+              </w:rPr>
+              <w:t>Nome</w:t>
+            </w:r>
+          </w:p>
+        </w:tc>
+        <w:tc>
+          <w:tcPr>
+            <w:tcW w:w="8125" w:type="dxa"/>
+            <w:gridSpan w:val="5"/>
+          </w:tcPr>
+          <w:p>
+            <w:pPr>
+              <w:jc w:val="both"/>
+            </w:pPr>
+            <w:r>
+              <w:t>Vittor</w:t>
+            </w:r>
+            <w:r>
+              <w:t>i</w:t>
+            </w:r>
+            <w:r>
+              <w:t>e</w:t>
+            </w:r>
+          </w:p>
+        </w:tc>
+      </w:tr>
+      <w:tr>
+        <w:tc>
+          <w:tcPr>
+            <w:tcW w:w="1656" w:type="dxa"/>
+            <w:shd w:val="clear" w:color="auto" w:fill="D9D9D9" w:themeFill="background1" w:themeFillShade="D9"/>
+          </w:tcPr>
+          <w:p>
+            <w:pPr>
+              <w:jc w:val="both"/>
+              <w:rPr>
+                <w:b/>
+                <w:bCs/>
+              </w:rPr>
+            </w:pPr>
+            <w:r>
+              <w:rPr>
+                <w:b/>
+                <w:bCs/>
+              </w:rPr>
+              <w:t>Note</w:t>
+            </w:r>
+          </w:p>
+        </w:tc>
+        <w:tc>
+          <w:tcPr>
+            <w:tcW w:w="8125" w:type="dxa"/>
+            <w:gridSpan w:val="5"/>
+          </w:tcPr>
+          <w:p>
+            <w:pPr>
+              <w:jc w:val="both"/>
+            </w:pPr>
+            <w:r>
+              <w:t xml:space="preserve">L’utente deve poter visualizzare </w:t>
+            </w:r>
+            <w:r>
+              <w:t>il numero di vittorie di ogni personaggio</w:t>
+            </w:r>
+          </w:p>
+        </w:tc>
+      </w:tr>
+      <w:tr>
+        <w:tc>
+          <w:tcPr>
+            <w:tcW w:w="9781" w:type="dxa"/>
+            <w:gridSpan w:val="6"/>
+          </w:tcPr>
+          <w:p>
+            <w:pPr>
+              <w:jc w:val="both"/>
+              <w:rPr>
+                <w:b/>
+              </w:rPr>
+            </w:pPr>
+            <w:r>
+              <w:rPr>
+                <w:b/>
+              </w:rPr>
+              <w:t>Sotto requisiti</w:t>
+            </w:r>
+          </w:p>
+        </w:tc>
+      </w:tr>
+      <w:tr>
+        <w:tc>
+          <w:tcPr>
+            <w:tcW w:w="1656" w:type="dxa"/>
+            <w:shd w:val="clear" w:color="auto" w:fill="D9D9D9" w:themeFill="background1" w:themeFillShade="D9"/>
+          </w:tcPr>
+          <w:p>
+            <w:pPr>
+              <w:jc w:val="both"/>
+              <w:rPr>
+                <w:b/>
+              </w:rPr>
+            </w:pPr>
+            <w:r>
+              <w:rPr>
+                <w:b/>
+              </w:rPr>
+              <w:t>001</w:t>
+            </w:r>
+          </w:p>
+        </w:tc>
+        <w:tc>
+          <w:tcPr>
+            <w:tcW w:w="8125" w:type="dxa"/>
+            <w:gridSpan w:val="5"/>
+          </w:tcPr>
+          <w:p>
+            <w:pPr>
+              <w:jc w:val="both"/>
+            </w:pPr>
+            <w:r>
+              <w:t>Riuscire a salvare il numero totale di vittorie</w:t>
+            </w:r>
+          </w:p>
+        </w:tc>
+      </w:tr>
+    </w:tbl>
     <w:p>
       <w:pPr>
+        <w:spacing w:after="160" w:line="278" w:lineRule="auto"/>
+      </w:pPr>
+    </w:p>
+    <w:tbl>
+      <w:tblPr>
+        <w:tblW w:w="9781" w:type="dxa"/>
+        <w:tblInd w:w="-145" w:type="dxa"/>
+        <w:tblBorders>
+          <w:top w:val="single" w:sz="2" w:space="0" w:color="auto"/>
+          <w:left w:val="single" w:sz="2" w:space="0" w:color="auto"/>
+          <w:bottom w:val="single" w:sz="2" w:space="0" w:color="auto"/>
+          <w:right w:val="single" w:sz="2" w:space="0" w:color="auto"/>
+          <w:insideH w:val="single" w:sz="2" w:space="0" w:color="auto"/>
+          <w:insideV w:val="single" w:sz="2" w:space="0" w:color="auto"/>
+        </w:tblBorders>
+        <w:tblLayout w:type="fixed"/>
+        <w:tblCellMar>
+          <w:top w:w="57" w:type="dxa"/>
+          <w:bottom w:w="57" w:type="dxa"/>
+        </w:tblCellMar>
+        <w:tblLook w:val="00A0" w:firstRow="1" w:lastRow="0" w:firstColumn="1" w:lastColumn="0" w:noHBand="0" w:noVBand="0"/>
+      </w:tblPr>
+      <w:tblGrid>
+        <w:gridCol w:w="1656"/>
+        <w:gridCol w:w="3497"/>
+        <w:gridCol w:w="1417"/>
+        <w:gridCol w:w="567"/>
+        <w:gridCol w:w="1299"/>
+        <w:gridCol w:w="1345"/>
+      </w:tblGrid>
+      <w:tr>
+        <w:tc>
+          <w:tcPr>
+            <w:tcW w:w="1656" w:type="dxa"/>
+            <w:shd w:val="clear" w:color="auto" w:fill="D9D9D9" w:themeFill="background1" w:themeFillShade="D9"/>
+          </w:tcPr>
+          <w:p>
+            <w:pPr>
+              <w:jc w:val="both"/>
+              <w:rPr>
+                <w:b/>
+                <w:bCs/>
+              </w:rPr>
+            </w:pPr>
+            <w:r>
+              <w:rPr>
+                <w:b/>
+                <w:bCs/>
+              </w:rPr>
+              <w:t>Requisito</w:t>
+            </w:r>
+          </w:p>
+        </w:tc>
+        <w:tc>
+          <w:tcPr>
+            <w:tcW w:w="3497" w:type="dxa"/>
+          </w:tcPr>
+          <w:p>
+            <w:pPr>
+              <w:tabs>
+                <w:tab w:val="left" w:pos="2300"/>
+              </w:tabs>
+              <w:jc w:val="both"/>
+            </w:pPr>
+            <w:r>
+              <w:t>R</w:t>
+            </w:r>
+            <w:r>
+              <w:t>eq</w:t>
+            </w:r>
+            <w:r>
+              <w:t>-0</w:t>
+            </w:r>
+            <w:r>
+              <w:t>13</w:t>
+            </w:r>
+          </w:p>
+        </w:tc>
+        <w:tc>
+          <w:tcPr>
+            <w:tcW w:w="1417" w:type="dxa"/>
+            <w:shd w:val="clear" w:color="auto" w:fill="D9D9D9" w:themeFill="background1" w:themeFillShade="D9"/>
+          </w:tcPr>
+          <w:p>
+            <w:pPr>
+              <w:jc w:val="both"/>
+            </w:pPr>
+            <w:r>
+              <w:rPr>
+                <w:b/>
+                <w:bCs/>
+              </w:rPr>
+              <w:t>Priorità</w:t>
+            </w:r>
+          </w:p>
+        </w:tc>
+        <w:tc>
+          <w:tcPr>
+            <w:tcW w:w="567" w:type="dxa"/>
+          </w:tcPr>
+          <w:p>
+            <w:pPr>
+              <w:jc w:val="both"/>
+            </w:pPr>
+            <w:r>
+              <w:t>3</w:t>
+            </w:r>
+          </w:p>
+        </w:tc>
+        <w:tc>
+          <w:tcPr>
+            <w:tcW w:w="1299" w:type="dxa"/>
+            <w:shd w:val="clear" w:color="auto" w:fill="D9D9D9" w:themeFill="background1" w:themeFillShade="D9"/>
+          </w:tcPr>
+          <w:p>
+            <w:pPr>
+              <w:jc w:val="both"/>
+            </w:pPr>
+            <w:r>
+              <w:rPr>
+                <w:b/>
+                <w:bCs/>
+              </w:rPr>
+              <w:t>Versione</w:t>
+            </w:r>
+          </w:p>
+        </w:tc>
+        <w:tc>
+          <w:tcPr>
+            <w:tcW w:w="1345" w:type="dxa"/>
+          </w:tcPr>
+          <w:p>
+            <w:pPr>
+              <w:jc w:val="both"/>
+            </w:pPr>
+            <w:r>
+              <w:t>1.0</w:t>
+            </w:r>
+          </w:p>
+        </w:tc>
+      </w:tr>
+      <w:tr>
+        <w:tc>
+          <w:tcPr>
+            <w:tcW w:w="1656" w:type="dxa"/>
+            <w:shd w:val="clear" w:color="auto" w:fill="D9D9D9" w:themeFill="background1" w:themeFillShade="D9"/>
+          </w:tcPr>
+          <w:p>
+            <w:pPr>
+              <w:jc w:val="both"/>
+              <w:rPr>
+                <w:b/>
+                <w:bCs/>
+              </w:rPr>
+            </w:pPr>
+            <w:r>
+              <w:rPr>
+                <w:b/>
+                <w:bCs/>
+              </w:rPr>
+              <w:t>Nome</w:t>
+            </w:r>
+          </w:p>
+        </w:tc>
+        <w:tc>
+          <w:tcPr>
+            <w:tcW w:w="8125" w:type="dxa"/>
+            <w:gridSpan w:val="5"/>
+          </w:tcPr>
+          <w:p>
+            <w:pPr>
+              <w:jc w:val="both"/>
+            </w:pPr>
+            <w:r>
+              <w:t>Server Game</w:t>
+            </w:r>
+          </w:p>
+        </w:tc>
+      </w:tr>
+      <w:tr>
+        <w:tc>
+          <w:tcPr>
+            <w:tcW w:w="1656" w:type="dxa"/>
+            <w:shd w:val="clear" w:color="auto" w:fill="D9D9D9" w:themeFill="background1" w:themeFillShade="D9"/>
+          </w:tcPr>
+          <w:p>
+            <w:pPr>
+              <w:jc w:val="both"/>
+              <w:rPr>
+                <w:b/>
+                <w:bCs/>
+              </w:rPr>
+            </w:pPr>
+            <w:r>
+              <w:rPr>
+                <w:b/>
+                <w:bCs/>
+              </w:rPr>
+              <w:t>Note</w:t>
+            </w:r>
+          </w:p>
+        </w:tc>
+        <w:tc>
+          <w:tcPr>
+            <w:tcW w:w="8125" w:type="dxa"/>
+            <w:gridSpan w:val="5"/>
+          </w:tcPr>
+          <w:p>
+            <w:pPr>
+              <w:jc w:val="both"/>
+            </w:pPr>
+            <w:r>
+              <w:t>L’utente deve poter giocare a Samt-All-Stars in tutta la scuola</w:t>
+            </w:r>
+          </w:p>
+        </w:tc>
+      </w:tr>
+      <w:tr>
+        <w:tc>
+          <w:tcPr>
+            <w:tcW w:w="9781" w:type="dxa"/>
+            <w:gridSpan w:val="6"/>
+          </w:tcPr>
+          <w:p>
+            <w:pPr>
+              <w:jc w:val="both"/>
+              <w:rPr>
+                <w:b/>
+              </w:rPr>
+            </w:pPr>
+            <w:r>
+              <w:rPr>
+                <w:b/>
+              </w:rPr>
+              <w:t>Sotto requisiti</w:t>
+            </w:r>
+          </w:p>
+        </w:tc>
+      </w:tr>
+      <w:tr>
+        <w:tc>
+          <w:tcPr>
+            <w:tcW w:w="1656" w:type="dxa"/>
+            <w:shd w:val="clear" w:color="auto" w:fill="D9D9D9" w:themeFill="background1" w:themeFillShade="D9"/>
+          </w:tcPr>
+          <w:p>
+            <w:pPr>
+              <w:jc w:val="both"/>
+              <w:rPr>
+                <w:b/>
+              </w:rPr>
+            </w:pPr>
+            <w:r>
+              <w:rPr>
+                <w:b/>
+              </w:rPr>
+              <w:t>001</w:t>
+            </w:r>
+          </w:p>
+        </w:tc>
+        <w:tc>
+          <w:tcPr>
+            <w:tcW w:w="8125" w:type="dxa"/>
+            <w:gridSpan w:val="5"/>
+          </w:tcPr>
+          <w:p>
+            <w:pPr>
+              <w:jc w:val="both"/>
+            </w:pPr>
+            <w:r>
+              <w:t xml:space="preserve">Ci deve essere un </w:t>
+            </w:r>
+            <w:proofErr w:type="spellStart"/>
+            <w:r>
+              <w:t>compiler</w:t>
+            </w:r>
+            <w:proofErr w:type="spellEnd"/>
+            <w:r>
+              <w:t xml:space="preserve"> del gioco </w:t>
+            </w:r>
+          </w:p>
+        </w:tc>
+      </w:tr>
+      <w:tr>
+        <w:tc>
+          <w:tcPr>
+            <w:tcW w:w="1656" w:type="dxa"/>
+            <w:shd w:val="clear" w:color="auto" w:fill="D9D9D9" w:themeFill="background1" w:themeFillShade="D9"/>
+          </w:tcPr>
+          <w:p>
+            <w:pPr>
+              <w:jc w:val="both"/>
+              <w:rPr>
+                <w:b/>
+              </w:rPr>
+            </w:pPr>
+            <w:r>
+              <w:rPr>
+                <w:b/>
+              </w:rPr>
+              <w:t>002</w:t>
+            </w:r>
+          </w:p>
+        </w:tc>
+        <w:tc>
+          <w:tcPr>
+            <w:tcW w:w="8125" w:type="dxa"/>
+            <w:gridSpan w:val="5"/>
+          </w:tcPr>
+          <w:p>
+            <w:pPr>
+              <w:jc w:val="both"/>
+            </w:pPr>
+            <w:r>
+              <w:t>L’utente deve poter avviare il gioco su qualunque PC con OS windows</w:t>
+            </w:r>
+          </w:p>
+        </w:tc>
+      </w:tr>
+      <w:tr>
+        <w:tc>
+          <w:tcPr>
+            <w:tcW w:w="1656" w:type="dxa"/>
+            <w:shd w:val="clear" w:color="auto" w:fill="D9D9D9" w:themeFill="background1" w:themeFillShade="D9"/>
+          </w:tcPr>
+          <w:p>
+            <w:pPr>
+              <w:jc w:val="both"/>
+              <w:rPr>
+                <w:b/>
+              </w:rPr>
+            </w:pPr>
+            <w:r>
+              <w:rPr>
+                <w:b/>
+              </w:rPr>
+              <w:t>003</w:t>
+            </w:r>
+          </w:p>
+        </w:tc>
+        <w:tc>
+          <w:tcPr>
+            <w:tcW w:w="8125" w:type="dxa"/>
+            <w:gridSpan w:val="5"/>
+          </w:tcPr>
+          <w:p>
+            <w:pPr>
+              <w:jc w:val="both"/>
+            </w:pPr>
+            <w:r>
+              <w:t>Il gioco deve essere fluido e senza errori</w:t>
+            </w:r>
+          </w:p>
+        </w:tc>
+      </w:tr>
+    </w:tbl>
+    <w:p>
+      <w:pPr>
+        <w:spacing w:after="160" w:line="278" w:lineRule="auto"/>
+      </w:pPr>
+    </w:p>
+    <w:p>
+      <w:r>
+        <w:br w:type="page"/>
+      </w:r>
+    </w:p>
+    <w:p>
+      <w:pPr>
         <w:pStyle w:val="Titolo3"/>
       </w:pPr>
-      <w:bookmarkStart w:id="6" w:name="_Toc221284508"/>
-      <w:r>
+      <w:bookmarkStart w:id="6" w:name="_Toc223099090"/>
+      <w:r>
+        <w:lastRenderedPageBreak/>
         <w:t>Spiegazione elementi tabella dei requisiti:</w:t>
       </w:r>
       <w:bookmarkEnd w:id="6"/>
@@ -9014,14 +9888,14 @@
         <w:pStyle w:val="Titolo2"/>
         <w:ind w:left="578" w:hanging="578"/>
       </w:pPr>
-      <w:bookmarkStart w:id="7" w:name="_Toc461179222"/>
-      <w:bookmarkStart w:id="8" w:name="_Toc220073583"/>
-      <w:bookmarkStart w:id="9" w:name="_Toc221284509"/>
+      <w:bookmarkStart w:id="7" w:name="_Toc220073583"/>
+      <w:bookmarkStart w:id="8" w:name="_Toc461179222"/>
+      <w:bookmarkStart w:id="9" w:name="_Toc223099091"/>
       <w:r>
         <w:lastRenderedPageBreak/>
         <w:t>Use case</w:t>
       </w:r>
-      <w:bookmarkEnd w:id="8"/>
+      <w:bookmarkEnd w:id="7"/>
       <w:bookmarkEnd w:id="9"/>
     </w:p>
     <w:p>
@@ -9146,7 +10020,7 @@
       <w:pPr>
         <w:pStyle w:val="Titolo2"/>
       </w:pPr>
-      <w:bookmarkStart w:id="11" w:name="_Toc221284510"/>
+      <w:bookmarkStart w:id="11" w:name="_Toc223099092"/>
       <w:r>
         <w:lastRenderedPageBreak/>
         <w:t>Pianificazione</w:t>
@@ -9190,21 +10064,7 @@
         <w:rPr>
           <w:lang w:val="it-IT"/>
         </w:rPr>
-        <w:t xml:space="preserve">La pianificazione può essere rappresentata mediante un diagramma di </w:t>
-      </w:r>
-      <w:proofErr w:type="spellStart"/>
-      <w:r>
-        <w:rPr>
-          <w:lang w:val="it-IT"/>
-        </w:rPr>
-        <w:t>Gantt</w:t>
-      </w:r>
-      <w:proofErr w:type="spellEnd"/>
-      <w:r>
-        <w:rPr>
-          <w:lang w:val="it-IT"/>
-        </w:rPr>
-        <w:t>:</w:t>
+        <w:t>La pianificazione può essere rappresentata mediante un diagramma di Gantt:</w:t>
       </w:r>
     </w:p>
     <w:p>
@@ -9234,7 +10094,6 @@
         <w:tc>
           <w:tcPr>
             <w:tcW w:w="9628" w:type="dxa"/>
-            <w:shd w:val="clear" w:color="auto" w:fill="auto"/>
           </w:tcPr>
           <w:p>
             <w:pPr>
@@ -9329,15 +10188,7 @@
               <w:fldChar w:fldCharType="end"/>
             </w:r>
             <w:r>
-              <w:t xml:space="preserve">: Esempio di diagramma di </w:t>
-            </w:r>
-            <w:proofErr w:type="spellStart"/>
-            <w:r>
-              <w:t>Gantt</w:t>
-            </w:r>
-            <w:proofErr w:type="spellEnd"/>
-            <w:r>
-              <w:t>.</w:t>
+              <w:t>: Esempio di diagramma di Gantt.</w:t>
             </w:r>
           </w:p>
         </w:tc>
@@ -9434,7 +10285,7 @@
         <w:pStyle w:val="Titolo2"/>
       </w:pPr>
       <w:bookmarkStart w:id="12" w:name="_Toc220073585"/>
-      <w:bookmarkStart w:id="13" w:name="_Toc221284511"/>
+      <w:bookmarkStart w:id="13" w:name="_Toc223099093"/>
       <w:r>
         <w:lastRenderedPageBreak/>
         <w:t>Analisi dei mezzi</w:t>
@@ -9483,15 +10334,7 @@
       </w:r>
       <w:proofErr w:type="spellEnd"/>
       <w:r>
-        <w:t xml:space="preserve"> noti, come </w:t>
-      </w:r>
-      <w:proofErr w:type="spellStart"/>
-      <w:r>
-        <w:t>Unity</w:t>
-      </w:r>
-      <w:proofErr w:type="spellEnd"/>
-      <w:r>
-        <w:t xml:space="preserve">, </w:t>
+        <w:t xml:space="preserve"> noti, come Unity, </w:t>
       </w:r>
       <w:proofErr w:type="spellStart"/>
       <w:r>
@@ -9589,7 +10432,6 @@
                 <w:bCs/>
               </w:rPr>
             </w:pPr>
-            <w:proofErr w:type="spellStart"/>
             <w:r>
               <w:rPr>
                 <w:b/>
@@ -9597,7 +10439,6 @@
               </w:rPr>
               <w:t>Unity</w:t>
             </w:r>
-            <w:proofErr w:type="spellEnd"/>
           </w:p>
         </w:tc>
         <w:tc>
@@ -9826,13 +10667,8 @@
       <w:r>
         <w:t xml:space="preserve">Insomma </w:t>
       </w:r>
-      <w:proofErr w:type="spellStart"/>
-      <w:r>
-        <w:t>Unity</w:t>
-      </w:r>
-      <w:proofErr w:type="spellEnd"/>
-      <w:r>
-        <w:t xml:space="preserve"> è stato scelto perché riduce il tempo di sviluppo, non richiede apprendimento di nuovi linguaggi, gestisce nativamente più controller e offre strumenti migliori per bilanciamento e debug, elementi fondamentali per un </w:t>
+      <w:r>
+        <w:t xml:space="preserve">Unity è stato scelto perché riduce il tempo di sviluppo, non richiede apprendimento di nuovi linguaggi, gestisce nativamente più controller e offre strumenti migliori per bilanciamento e debug, elementi fondamentali per un </w:t>
       </w:r>
       <w:proofErr w:type="spellStart"/>
       <w:r>
@@ -9849,7 +10685,7 @@
         <w:spacing w:before="360"/>
       </w:pPr>
       <w:bookmarkStart w:id="15" w:name="_Toc220073586"/>
-      <w:bookmarkStart w:id="16" w:name="_Toc221284512"/>
+      <w:bookmarkStart w:id="16" w:name="_Toc223099094"/>
       <w:r>
         <w:t>Software</w:t>
       </w:r>
@@ -9859,88 +10695,76 @@
     </w:p>
     <w:p>
       <w:bookmarkStart w:id="17" w:name="_Toc413411420"/>
-      <w:proofErr w:type="spellStart"/>
-      <w:r>
-        <w:t>Unity</w:t>
-      </w:r>
-      <w:proofErr w:type="spellEnd"/>
-      <w:r>
-        <w:t xml:space="preserve"> Hub 6.1 </w:t>
+      <w:r>
+        <w:t xml:space="preserve">Unity Hub 6.1 </w:t>
+      </w:r>
+    </w:p>
+    <w:p>
+      <w:r>
+        <w:t>Unity 6000.1.4f1</w:t>
+      </w:r>
+    </w:p>
+    <w:p>
+      <w:r>
+        <w:t>C# 14</w:t>
       </w:r>
     </w:p>
     <w:p>
       <w:proofErr w:type="spellStart"/>
       <w:r>
-        <w:t>Unity</w:t>
+        <w:t>Mockflow</w:t>
       </w:r>
       <w:proofErr w:type="spellEnd"/>
-      <w:r>
-        <w:t xml:space="preserve"> 6000.1.4f1</w:t>
-      </w:r>
     </w:p>
     <w:p>
       <w:r>
-        <w:t>C# 14</w:t>
+        <w:t>Rider 2025.2.3</w:t>
+      </w:r>
+    </w:p>
+    <w:p>
+      <w:r>
+        <w:t>Visual Studio 2022</w:t>
+      </w:r>
+    </w:p>
+    <w:p>
+      <w:r>
+        <w:t xml:space="preserve">Google Chrome </w:t>
+      </w:r>
+      <w:r>
+        <w:t>143.0.7499.146</w:t>
       </w:r>
     </w:p>
     <w:p>
       <w:proofErr w:type="spellStart"/>
       <w:r>
-        <w:t>Mockflow</w:t>
+        <w:t>Notepad</w:t>
+      </w:r>
+      <w:proofErr w:type="spellEnd"/>
+      <w:r>
+        <w:t xml:space="preserve">++ </w:t>
+      </w:r>
+      <w:r>
+        <w:t>8.8.9</w:t>
+      </w:r>
+    </w:p>
+    <w:p>
+      <w:r>
+        <w:t>Aseprite</w:t>
+      </w:r>
+    </w:p>
+    <w:p>
+      <w:proofErr w:type="spellStart"/>
+      <w:r>
+        <w:t>SmackStudio</w:t>
       </w:r>
       <w:proofErr w:type="spellEnd"/>
     </w:p>
     <w:p>
-      <w:r>
-        <w:t>Rider 2025.2.3</w:t>
-      </w:r>
-    </w:p>
-    <w:p>
-      <w:r>
-        <w:t>Visual Studio 2022</w:t>
-      </w:r>
-    </w:p>
-    <w:p>
-      <w:r>
-        <w:t xml:space="preserve">Google Chrome </w:t>
-      </w:r>
-      <w:r>
-        <w:t>143.0.7499.146</w:t>
-      </w:r>
-    </w:p>
-    <w:p>
-      <w:proofErr w:type="spellStart"/>
-      <w:r>
-        <w:t>Notepad</w:t>
-      </w:r>
-      <w:proofErr w:type="spellEnd"/>
-      <w:r>
-        <w:t xml:space="preserve">++ </w:t>
-      </w:r>
-      <w:r>
-        <w:t>8.8.9</w:t>
-      </w:r>
-    </w:p>
-    <w:p>
-      <w:proofErr w:type="spellStart"/>
-      <w:r>
-        <w:t>Aseprite</w:t>
-      </w:r>
-      <w:proofErr w:type="spellEnd"/>
-    </w:p>
-    <w:p>
-      <w:proofErr w:type="spellStart"/>
-      <w:r>
-        <w:t>SmackStudio</w:t>
-      </w:r>
-      <w:proofErr w:type="spellEnd"/>
-    </w:p>
-    <w:p>
       <w:pPr>
         <w:pStyle w:val="Titolo3"/>
       </w:pPr>
       <w:bookmarkStart w:id="18" w:name="_Toc220073587"/>
-      <w:bookmarkStart w:id="19" w:name="_Toc221284513"/>
+      <w:bookmarkStart w:id="19" w:name="_Toc223099095"/>
       <w:r>
         <w:t>Hardware</w:t>
       </w:r>
@@ -10145,7 +10969,7 @@
       </w:pPr>
       <w:bookmarkStart w:id="20" w:name="_Toc429059808"/>
       <w:bookmarkStart w:id="21" w:name="_Toc220073588"/>
-      <w:bookmarkStart w:id="22" w:name="_Toc221284514"/>
+      <w:bookmarkStart w:id="22" w:name="_Toc223099096"/>
       <w:r>
         <w:lastRenderedPageBreak/>
         <w:t>Progettazione</w:t>
@@ -10160,7 +10984,7 @@
       </w:pPr>
       <w:bookmarkStart w:id="23" w:name="_Toc429059811"/>
       <w:bookmarkStart w:id="24" w:name="_Toc220073591"/>
-      <w:bookmarkStart w:id="25" w:name="_Toc221284515"/>
+      <w:bookmarkStart w:id="25" w:name="_Toc223099097"/>
       <w:r>
         <w:t>Design delle interfacce</w:t>
       </w:r>
@@ -10170,54 +10994,1121 @@
     </w:p>
     <w:p>
       <w:pPr>
-        <w:rPr>
-          <w:lang w:val="it-IT"/>
-        </w:rPr>
-      </w:pPr>
-      <w:r>
-        <w:rPr>
-          <w:lang w:val="it-IT"/>
-        </w:rPr>
-        <w:t>Quan.</w:t>
-      </w:r>
+        <w:pStyle w:val="Titolo3"/>
+      </w:pPr>
+      <w:bookmarkStart w:id="26" w:name="_Toc223099098"/>
+      <w:r>
+        <w:t>Mappe</w:t>
+      </w:r>
+      <w:bookmarkEnd w:id="26"/>
     </w:p>
     <w:p>
       <w:pPr>
-        <w:rPr>
+        <w:keepNext/>
+        <w:jc w:val="center"/>
+      </w:pPr>
+      <w:r>
+        <w:rPr>
+          <w:noProof/>
           <w:lang w:val="it-IT"/>
         </w:rPr>
-      </w:pPr>
-      <w:r>
-        <w:rPr>
-          <w:lang w:val="it-IT"/>
-        </w:rPr>
-        <w:br w:type="page"/>
+        <w:drawing>
+          <wp:inline distT="0" distB="0" distL="0" distR="0" wp14:anchorId="73D23A6E" wp14:editId="666F9B48">
+            <wp:extent cx="4860000" cy="3239831"/>
+            <wp:effectExtent l="38100" t="38100" r="36195" b="36830"/>
+            <wp:docPr id="875143314" name="Immagine 2"/>
+            <wp:cNvGraphicFramePr>
+              <a:graphicFrameLocks xmlns:a="http://schemas.openxmlformats.org/drawingml/2006/main" noChangeAspect="1"/>
+            </wp:cNvGraphicFramePr>
+            <a:graphic xmlns:a="http://schemas.openxmlformats.org/drawingml/2006/main">
+              <a:graphicData uri="http://schemas.openxmlformats.org/drawingml/2006/picture">
+                <pic:pic xmlns:pic="http://schemas.openxmlformats.org/drawingml/2006/picture">
+                  <pic:nvPicPr>
+                    <pic:cNvPr id="0" name="Picture 1"/>
+                    <pic:cNvPicPr>
+                      <a:picLocks noChangeAspect="1" noChangeArrowheads="1"/>
+                    </pic:cNvPicPr>
+                  </pic:nvPicPr>
+                  <pic:blipFill>
+                    <a:blip r:embed="rId16" cstate="print">
+                      <a:extLst>
+                        <a:ext uri="{28A0092B-C50C-407E-A947-70E740481C1C}">
+                          <a14:useLocalDpi xmlns:a14="http://schemas.microsoft.com/office/drawing/2010/main" val="0"/>
+                        </a:ext>
+                      </a:extLst>
+                    </a:blip>
+                    <a:srcRect/>
+                    <a:stretch>
+                      <a:fillRect/>
+                    </a:stretch>
+                  </pic:blipFill>
+                  <pic:spPr bwMode="auto">
+                    <a:xfrm>
+                      <a:off x="0" y="0"/>
+                      <a:ext cx="4860000" cy="3239831"/>
+                    </a:xfrm>
+                    <a:prstGeom prst="rect">
+                      <a:avLst/>
+                    </a:prstGeom>
+                    <a:ln w="28575">
+                      <a:solidFill>
+                        <a:schemeClr val="tx1"/>
+                      </a:solidFill>
+                    </a:ln>
+                  </pic:spPr>
+                </pic:pic>
+              </a:graphicData>
+            </a:graphic>
+          </wp:inline>
+        </w:drawing>
       </w:r>
     </w:p>
     <w:p>
       <w:pPr>
+        <w:pStyle w:val="Didascalia"/>
+        <w:jc w:val="center"/>
+      </w:pPr>
+      <w:r>
+        <w:t xml:space="preserve">Figura </w:t>
+      </w:r>
+      <w:r>
+        <w:fldChar w:fldCharType="begin"/>
+      </w:r>
+      <w:r>
+        <w:instrText xml:space="preserve"> SEQ Figura \* ARABIC </w:instrText>
+      </w:r>
+      <w:r>
+        <w:fldChar w:fldCharType="separate"/>
+      </w:r>
+      <w:r>
+        <w:rPr>
+          <w:noProof/>
+        </w:rPr>
+        <w:t>3</w:t>
+      </w:r>
+      <w:r>
+        <w:fldChar w:fldCharType="end"/>
+      </w:r>
+      <w:r>
+        <w:t xml:space="preserve"> Mappa Sidon</w:t>
+      </w:r>
+    </w:p>
+    <w:p>
+      <w:pPr>
+        <w:keepNext/>
+        <w:jc w:val="center"/>
+      </w:pPr>
+      <w:r>
+        <w:rPr>
+          <w:noProof/>
+          <w:lang w:val="it-IT"/>
+        </w:rPr>
+        <w:drawing>
+          <wp:inline distT="0" distB="0" distL="0" distR="0" wp14:anchorId="0DA12E67" wp14:editId="7B617FC5">
+            <wp:extent cx="4860000" cy="3239832"/>
+            <wp:effectExtent l="38100" t="38100" r="36195" b="36830"/>
+            <wp:docPr id="373879609" name="Immagine 3"/>
+            <wp:cNvGraphicFramePr>
+              <a:graphicFrameLocks xmlns:a="http://schemas.openxmlformats.org/drawingml/2006/main" noChangeAspect="1"/>
+            </wp:cNvGraphicFramePr>
+            <a:graphic xmlns:a="http://schemas.openxmlformats.org/drawingml/2006/main">
+              <a:graphicData uri="http://schemas.openxmlformats.org/drawingml/2006/picture">
+                <pic:pic xmlns:pic="http://schemas.openxmlformats.org/drawingml/2006/picture">
+                  <pic:nvPicPr>
+                    <pic:cNvPr id="0" name="Picture 2"/>
+                    <pic:cNvPicPr>
+                      <a:picLocks noChangeAspect="1" noChangeArrowheads="1"/>
+                    </pic:cNvPicPr>
+                  </pic:nvPicPr>
+                  <pic:blipFill>
+                    <a:blip r:embed="rId17" cstate="print">
+                      <a:extLst>
+                        <a:ext uri="{28A0092B-C50C-407E-A947-70E740481C1C}">
+                          <a14:useLocalDpi xmlns:a14="http://schemas.microsoft.com/office/drawing/2010/main" val="0"/>
+                        </a:ext>
+                      </a:extLst>
+                    </a:blip>
+                    <a:srcRect/>
+                    <a:stretch>
+                      <a:fillRect/>
+                    </a:stretch>
+                  </pic:blipFill>
+                  <pic:spPr bwMode="auto">
+                    <a:xfrm>
+                      <a:off x="0" y="0"/>
+                      <a:ext cx="4860000" cy="3239832"/>
+                    </a:xfrm>
+                    <a:prstGeom prst="rect">
+                      <a:avLst/>
+                    </a:prstGeom>
+                    <a:ln w="28575">
+                      <a:solidFill>
+                        <a:schemeClr val="tx1"/>
+                      </a:solidFill>
+                    </a:ln>
+                  </pic:spPr>
+                </pic:pic>
+              </a:graphicData>
+            </a:graphic>
+          </wp:inline>
+        </w:drawing>
+      </w:r>
+    </w:p>
+    <w:p>
+      <w:pPr>
+        <w:pStyle w:val="Didascalia"/>
+        <w:jc w:val="center"/>
+      </w:pPr>
+      <w:r>
+        <w:t xml:space="preserve">Figura </w:t>
+      </w:r>
+      <w:r>
+        <w:fldChar w:fldCharType="begin"/>
+      </w:r>
+      <w:r>
+        <w:instrText xml:space="preserve"> SEQ Figura \* ARABIC </w:instrText>
+      </w:r>
+      <w:r>
+        <w:fldChar w:fldCharType="separate"/>
+      </w:r>
+      <w:r>
+        <w:rPr>
+          <w:noProof/>
+        </w:rPr>
+        <w:t>4</w:t>
+      </w:r>
+      <w:r>
+        <w:fldChar w:fldCharType="end"/>
+      </w:r>
+      <w:r>
+        <w:t xml:space="preserve"> Mappa Yasser</w:t>
+      </w:r>
+    </w:p>
+    <w:p>
+      <w:pPr>
+        <w:keepNext/>
+        <w:jc w:val="center"/>
+      </w:pPr>
+      <w:r>
+        <w:rPr>
+          <w:noProof/>
+          <w:lang w:val="it-IT"/>
+        </w:rPr>
+        <w:lastRenderedPageBreak/>
+        <w:drawing>
+          <wp:inline distT="0" distB="0" distL="0" distR="0" wp14:anchorId="089674F3" wp14:editId="6BEF4FCE">
+            <wp:extent cx="5400000" cy="3599813"/>
+            <wp:effectExtent l="38100" t="38100" r="29845" b="39370"/>
+            <wp:docPr id="119916647" name="Immagine 4"/>
+            <wp:cNvGraphicFramePr>
+              <a:graphicFrameLocks xmlns:a="http://schemas.openxmlformats.org/drawingml/2006/main" noChangeAspect="1"/>
+            </wp:cNvGraphicFramePr>
+            <a:graphic xmlns:a="http://schemas.openxmlformats.org/drawingml/2006/main">
+              <a:graphicData uri="http://schemas.openxmlformats.org/drawingml/2006/picture">
+                <pic:pic xmlns:pic="http://schemas.openxmlformats.org/drawingml/2006/picture">
+                  <pic:nvPicPr>
+                    <pic:cNvPr id="0" name="Picture 3"/>
+                    <pic:cNvPicPr>
+                      <a:picLocks noChangeAspect="1" noChangeArrowheads="1"/>
+                    </pic:cNvPicPr>
+                  </pic:nvPicPr>
+                  <pic:blipFill>
+                    <a:blip r:embed="rId18" cstate="print">
+                      <a:extLst>
+                        <a:ext uri="{28A0092B-C50C-407E-A947-70E740481C1C}">
+                          <a14:useLocalDpi xmlns:a14="http://schemas.microsoft.com/office/drawing/2010/main" val="0"/>
+                        </a:ext>
+                      </a:extLst>
+                    </a:blip>
+                    <a:srcRect/>
+                    <a:stretch>
+                      <a:fillRect/>
+                    </a:stretch>
+                  </pic:blipFill>
+                  <pic:spPr bwMode="auto">
+                    <a:xfrm>
+                      <a:off x="0" y="0"/>
+                      <a:ext cx="5400000" cy="3599813"/>
+                    </a:xfrm>
+                    <a:prstGeom prst="rect">
+                      <a:avLst/>
+                    </a:prstGeom>
+                    <a:ln w="28575">
+                      <a:solidFill>
+                        <a:schemeClr val="tx1"/>
+                      </a:solidFill>
+                    </a:ln>
+                  </pic:spPr>
+                </pic:pic>
+              </a:graphicData>
+            </a:graphic>
+          </wp:inline>
+        </w:drawing>
+      </w:r>
+    </w:p>
+    <w:p>
+      <w:pPr>
+        <w:pStyle w:val="Didascalia"/>
+        <w:jc w:val="center"/>
+      </w:pPr>
+      <w:r>
+        <w:t xml:space="preserve">Figura </w:t>
+      </w:r>
+      <w:r>
+        <w:fldChar w:fldCharType="begin"/>
+      </w:r>
+      <w:r>
+        <w:instrText xml:space="preserve"> SEQ Figura \* ARABIC </w:instrText>
+      </w:r>
+      <w:r>
+        <w:fldChar w:fldCharType="separate"/>
+      </w:r>
+      <w:r>
+        <w:rPr>
+          <w:noProof/>
+        </w:rPr>
+        <w:t>5</w:t>
+      </w:r>
+      <w:r>
+        <w:fldChar w:fldCharType="end"/>
+      </w:r>
+      <w:r>
+        <w:t xml:space="preserve"> Mappa Quan</w:t>
+      </w:r>
+    </w:p>
+    <w:p>
+      <w:pPr>
+        <w:pStyle w:val="Didascalia"/>
+        <w:keepNext/>
+        <w:jc w:val="center"/>
+      </w:pPr>
+      <w:r>
+        <w:rPr>
+          <w:noProof/>
+          <w:lang w:val="it-IT"/>
+        </w:rPr>
+        <w:drawing>
+          <wp:inline distT="0" distB="0" distL="0" distR="0" wp14:anchorId="32C77638" wp14:editId="5F5A25C2">
+            <wp:extent cx="5400000" cy="3599813"/>
+            <wp:effectExtent l="38100" t="38100" r="29845" b="39370"/>
+            <wp:docPr id="1958896181" name="Immagine 5"/>
+            <wp:cNvGraphicFramePr>
+              <a:graphicFrameLocks xmlns:a="http://schemas.openxmlformats.org/drawingml/2006/main" noChangeAspect="1"/>
+            </wp:cNvGraphicFramePr>
+            <a:graphic xmlns:a="http://schemas.openxmlformats.org/drawingml/2006/main">
+              <a:graphicData uri="http://schemas.openxmlformats.org/drawingml/2006/picture">
+                <pic:pic xmlns:pic="http://schemas.openxmlformats.org/drawingml/2006/picture">
+                  <pic:nvPicPr>
+                    <pic:cNvPr id="0" name="Picture 4"/>
+                    <pic:cNvPicPr>
+                      <a:picLocks noChangeAspect="1" noChangeArrowheads="1"/>
+                    </pic:cNvPicPr>
+                  </pic:nvPicPr>
+                  <pic:blipFill>
+                    <a:blip r:embed="rId19" cstate="print">
+                      <a:extLst>
+                        <a:ext uri="{28A0092B-C50C-407E-A947-70E740481C1C}">
+                          <a14:useLocalDpi xmlns:a14="http://schemas.microsoft.com/office/drawing/2010/main" val="0"/>
+                        </a:ext>
+                      </a:extLst>
+                    </a:blip>
+                    <a:srcRect/>
+                    <a:stretch>
+                      <a:fillRect/>
+                    </a:stretch>
+                  </pic:blipFill>
+                  <pic:spPr bwMode="auto">
+                    <a:xfrm>
+                      <a:off x="0" y="0"/>
+                      <a:ext cx="5400000" cy="3599813"/>
+                    </a:xfrm>
+                    <a:prstGeom prst="rect">
+                      <a:avLst/>
+                    </a:prstGeom>
+                    <a:ln w="28575">
+                      <a:solidFill>
+                        <a:schemeClr val="tx1"/>
+                      </a:solidFill>
+                    </a:ln>
+                  </pic:spPr>
+                </pic:pic>
+              </a:graphicData>
+            </a:graphic>
+          </wp:inline>
+        </w:drawing>
+      </w:r>
+    </w:p>
+    <w:p>
+      <w:pPr>
+        <w:pStyle w:val="Didascalia"/>
+        <w:jc w:val="center"/>
+      </w:pPr>
+      <w:r>
+        <w:t xml:space="preserve">Figura </w:t>
+      </w:r>
+      <w:r>
+        <w:fldChar w:fldCharType="begin"/>
+      </w:r>
+      <w:r>
+        <w:instrText xml:space="preserve"> SEQ Figura \* ARABIC </w:instrText>
+      </w:r>
+      <w:r>
+        <w:fldChar w:fldCharType="separate"/>
+      </w:r>
+      <w:r>
+        <w:rPr>
+          <w:noProof/>
+        </w:rPr>
+        <w:t>6</w:t>
+      </w:r>
+      <w:r>
+        <w:fldChar w:fldCharType="end"/>
+      </w:r>
+      <w:r>
+        <w:t xml:space="preserve"> Mappa Ivan</w:t>
+      </w:r>
+    </w:p>
+    <w:p>
+      <w:pPr>
+        <w:pStyle w:val="Titolo3"/>
+      </w:pPr>
+      <w:bookmarkStart w:id="27" w:name="_Toc223099099"/>
+      <w:r>
+        <w:lastRenderedPageBreak/>
+        <w:t>Interfacce</w:t>
+      </w:r>
+      <w:bookmarkEnd w:id="27"/>
+    </w:p>
+    <w:p>
+      <w:pPr>
+        <w:keepNext/>
+        <w:jc w:val="center"/>
+      </w:pPr>
+      <w:r>
+        <w:rPr>
+          <w:noProof/>
+          <w:lang w:val="it-IT"/>
+        </w:rPr>
+        <w:drawing>
+          <wp:inline distT="0" distB="0" distL="0" distR="0" wp14:anchorId="1EBAEA7C" wp14:editId="432E062A">
+            <wp:extent cx="5580000" cy="3140127"/>
+            <wp:effectExtent l="38100" t="38100" r="40005" b="41275"/>
+            <wp:docPr id="1929578785" name="Immagine 6"/>
+            <wp:cNvGraphicFramePr>
+              <a:graphicFrameLocks xmlns:a="http://schemas.openxmlformats.org/drawingml/2006/main" noChangeAspect="1"/>
+            </wp:cNvGraphicFramePr>
+            <a:graphic xmlns:a="http://schemas.openxmlformats.org/drawingml/2006/main">
+              <a:graphicData uri="http://schemas.openxmlformats.org/drawingml/2006/picture">
+                <pic:pic xmlns:pic="http://schemas.openxmlformats.org/drawingml/2006/picture">
+                  <pic:nvPicPr>
+                    <pic:cNvPr id="0" name="Picture 5"/>
+                    <pic:cNvPicPr>
+                      <a:picLocks noChangeAspect="1" noChangeArrowheads="1"/>
+                    </pic:cNvPicPr>
+                  </pic:nvPicPr>
+                  <pic:blipFill>
+                    <a:blip r:embed="rId20" cstate="print">
+                      <a:extLst>
+                        <a:ext uri="{28A0092B-C50C-407E-A947-70E740481C1C}">
+                          <a14:useLocalDpi xmlns:a14="http://schemas.microsoft.com/office/drawing/2010/main" val="0"/>
+                        </a:ext>
+                      </a:extLst>
+                    </a:blip>
+                    <a:srcRect/>
+                    <a:stretch>
+                      <a:fillRect/>
+                    </a:stretch>
+                  </pic:blipFill>
+                  <pic:spPr bwMode="auto">
+                    <a:xfrm>
+                      <a:off x="0" y="0"/>
+                      <a:ext cx="5580000" cy="3140127"/>
+                    </a:xfrm>
+                    <a:prstGeom prst="rect">
+                      <a:avLst/>
+                    </a:prstGeom>
+                    <a:ln w="28575">
+                      <a:solidFill>
+                        <a:schemeClr val="tx1"/>
+                      </a:solidFill>
+                    </a:ln>
+                  </pic:spPr>
+                </pic:pic>
+              </a:graphicData>
+            </a:graphic>
+          </wp:inline>
+        </w:drawing>
+      </w:r>
+    </w:p>
+    <w:p>
+      <w:pPr>
+        <w:pStyle w:val="Didascalia"/>
+        <w:jc w:val="center"/>
+      </w:pPr>
+      <w:r>
+        <w:t xml:space="preserve">Figura </w:t>
+      </w:r>
+      <w:r>
+        <w:fldChar w:fldCharType="begin"/>
+      </w:r>
+      <w:r>
+        <w:instrText xml:space="preserve"> SEQ Figura \* ARABIC </w:instrText>
+      </w:r>
+      <w:r>
+        <w:fldChar w:fldCharType="separate"/>
+      </w:r>
+      <w:r>
+        <w:rPr>
+          <w:noProof/>
+        </w:rPr>
+        <w:t>7</w:t>
+      </w:r>
+      <w:r>
+        <w:fldChar w:fldCharType="end"/>
+      </w:r>
+      <w:r>
+        <w:t xml:space="preserve"> Main Menu</w:t>
+      </w:r>
+    </w:p>
+    <w:p>
+      <w:pPr>
+        <w:keepNext/>
+        <w:jc w:val="center"/>
+      </w:pPr>
+      <w:r>
+        <w:rPr>
+          <w:noProof/>
+          <w:lang w:val="it-IT"/>
+        </w:rPr>
+        <w:drawing>
+          <wp:inline distT="0" distB="0" distL="0" distR="0" wp14:anchorId="5375CC96" wp14:editId="6B52B3CF">
+            <wp:extent cx="5580000" cy="3142732"/>
+            <wp:effectExtent l="38100" t="38100" r="40005" b="38735"/>
+            <wp:docPr id="260636451" name="Immagine 11" descr="The image shows a game screen with a selection option to choose a map for combat, and a prompt to continue or exit.&#10;&#10;Il contenuto generato dall'IA potrebbe non essere corretto."/>
+            <wp:cNvGraphicFramePr>
+              <a:graphicFrameLocks xmlns:a="http://schemas.openxmlformats.org/drawingml/2006/main" noChangeAspect="1"/>
+            </wp:cNvGraphicFramePr>
+            <a:graphic xmlns:a="http://schemas.openxmlformats.org/drawingml/2006/main">
+              <a:graphicData uri="http://schemas.openxmlformats.org/drawingml/2006/picture">
+                <pic:pic xmlns:pic="http://schemas.openxmlformats.org/drawingml/2006/picture">
+                  <pic:nvPicPr>
+                    <pic:cNvPr id="260636451" name="Immagine 11" descr="The image shows a game screen with a selection option to choose a map for combat, and a prompt to continue or exit.&#10;&#10;Il contenuto generato dall'IA potrebbe non essere corretto."/>
+                    <pic:cNvPicPr>
+                      <a:picLocks noChangeAspect="1" noChangeArrowheads="1"/>
+                    </pic:cNvPicPr>
+                  </pic:nvPicPr>
+                  <pic:blipFill>
+                    <a:blip r:embed="rId21">
+                      <a:extLst>
+                        <a:ext uri="{28A0092B-C50C-407E-A947-70E740481C1C}">
+                          <a14:useLocalDpi xmlns:a14="http://schemas.microsoft.com/office/drawing/2010/main" val="0"/>
+                        </a:ext>
+                      </a:extLst>
+                    </a:blip>
+                    <a:srcRect/>
+                    <a:stretch>
+                      <a:fillRect/>
+                    </a:stretch>
+                  </pic:blipFill>
+                  <pic:spPr bwMode="auto">
+                    <a:xfrm>
+                      <a:off x="0" y="0"/>
+                      <a:ext cx="5580000" cy="3142732"/>
+                    </a:xfrm>
+                    <a:prstGeom prst="rect">
+                      <a:avLst/>
+                    </a:prstGeom>
+                    <a:ln w="28575">
+                      <a:solidFill>
+                        <a:schemeClr val="tx1"/>
+                      </a:solidFill>
+                    </a:ln>
+                  </pic:spPr>
+                </pic:pic>
+              </a:graphicData>
+            </a:graphic>
+          </wp:inline>
+        </w:drawing>
+      </w:r>
+    </w:p>
+    <w:p>
+      <w:pPr>
+        <w:pStyle w:val="Didascalia"/>
+        <w:jc w:val="center"/>
+      </w:pPr>
+      <w:r>
+        <w:t xml:space="preserve">Figura </w:t>
+      </w:r>
+      <w:r>
+        <w:fldChar w:fldCharType="begin"/>
+      </w:r>
+      <w:r>
+        <w:instrText xml:space="preserve"> SEQ Figura \* ARABIC </w:instrText>
+      </w:r>
+      <w:r>
+        <w:fldChar w:fldCharType="separate"/>
+      </w:r>
+      <w:r>
+        <w:rPr>
+          <w:noProof/>
+        </w:rPr>
+        <w:t>8</w:t>
+      </w:r>
+      <w:r>
+        <w:fldChar w:fldCharType="end"/>
+      </w:r>
+      <w:r>
+        <w:t xml:space="preserve"> Interfaccia Scelta Mappa</w:t>
+      </w:r>
+    </w:p>
+    <w:p>
+      <w:pPr>
+        <w:keepNext/>
+        <w:jc w:val="center"/>
+      </w:pPr>
+      <w:r>
+        <w:rPr>
+          <w:noProof/>
+          <w:lang w:val="it-IT"/>
+        </w:rPr>
+        <w:lastRenderedPageBreak/>
+        <w:drawing>
+          <wp:inline distT="0" distB="0" distL="0" distR="0" wp14:anchorId="73BF1FED" wp14:editId="13D6860B">
+            <wp:extent cx="5580000" cy="6627770"/>
+            <wp:effectExtent l="38100" t="38100" r="40005" b="40005"/>
+            <wp:docPr id="1734705646" name="Immagine 8"/>
+            <wp:cNvGraphicFramePr>
+              <a:graphicFrameLocks xmlns:a="http://schemas.openxmlformats.org/drawingml/2006/main" noChangeAspect="1"/>
+            </wp:cNvGraphicFramePr>
+            <a:graphic xmlns:a="http://schemas.openxmlformats.org/drawingml/2006/main">
+              <a:graphicData uri="http://schemas.openxmlformats.org/drawingml/2006/picture">
+                <pic:pic xmlns:pic="http://schemas.openxmlformats.org/drawingml/2006/picture">
+                  <pic:nvPicPr>
+                    <pic:cNvPr id="0" name="Picture 7"/>
+                    <pic:cNvPicPr>
+                      <a:picLocks noChangeAspect="1" noChangeArrowheads="1"/>
+                    </pic:cNvPicPr>
+                  </pic:nvPicPr>
+                  <pic:blipFill>
+                    <a:blip r:embed="rId22">
+                      <a:extLst>
+                        <a:ext uri="{28A0092B-C50C-407E-A947-70E740481C1C}">
+                          <a14:useLocalDpi xmlns:a14="http://schemas.microsoft.com/office/drawing/2010/main" val="0"/>
+                        </a:ext>
+                      </a:extLst>
+                    </a:blip>
+                    <a:srcRect/>
+                    <a:stretch>
+                      <a:fillRect/>
+                    </a:stretch>
+                  </pic:blipFill>
+                  <pic:spPr bwMode="auto">
+                    <a:xfrm>
+                      <a:off x="0" y="0"/>
+                      <a:ext cx="5580000" cy="6627770"/>
+                    </a:xfrm>
+                    <a:prstGeom prst="rect">
+                      <a:avLst/>
+                    </a:prstGeom>
+                    <a:ln w="28575">
+                      <a:solidFill>
+                        <a:schemeClr val="tx1"/>
+                      </a:solidFill>
+                    </a:ln>
+                  </pic:spPr>
+                </pic:pic>
+              </a:graphicData>
+            </a:graphic>
+          </wp:inline>
+        </w:drawing>
+      </w:r>
+    </w:p>
+    <w:p>
+      <w:pPr>
+        <w:pStyle w:val="Didascalia"/>
+        <w:jc w:val="center"/>
+      </w:pPr>
+      <w:r>
+        <w:t xml:space="preserve">Figura </w:t>
+      </w:r>
+      <w:r>
+        <w:fldChar w:fldCharType="begin"/>
+      </w:r>
+      <w:r>
+        <w:instrText xml:space="preserve"> SEQ Figura \* ARABIC </w:instrText>
+      </w:r>
+      <w:r>
+        <w:fldChar w:fldCharType="separate"/>
+      </w:r>
+      <w:r>
+        <w:rPr>
+          <w:noProof/>
+        </w:rPr>
+        <w:t>9</w:t>
+      </w:r>
+      <w:r>
+        <w:fldChar w:fldCharType="end"/>
+      </w:r>
+      <w:r>
+        <w:t xml:space="preserve"> Interfaccia scelta personaggio</w:t>
+      </w:r>
+    </w:p>
+    <w:p>
+      <w:pPr>
+        <w:rPr>
+          <w:lang w:val="it-IT"/>
+        </w:rPr>
+      </w:pPr>
+    </w:p>
+    <w:p>
+      <w:pPr>
+        <w:rPr>
+          <w:lang w:val="it-IT"/>
+        </w:rPr>
+      </w:pPr>
+      <w:r>
+        <w:rPr>
+          <w:lang w:val="it-IT"/>
+        </w:rPr>
+        <w:br w:type="page"/>
+      </w:r>
+    </w:p>
+    <w:p>
+      <w:pPr>
+        <w:keepNext/>
+        <w:jc w:val="center"/>
+      </w:pPr>
+      <w:r>
+        <w:rPr>
+          <w:noProof/>
+        </w:rPr>
+        <w:lastRenderedPageBreak/>
+        <w:drawing>
+          <wp:inline distT="0" distB="0" distL="0" distR="0" wp14:anchorId="7E5E8188" wp14:editId="57AF4E73">
+            <wp:extent cx="5580000" cy="3450286"/>
+            <wp:effectExtent l="38100" t="38100" r="40005" b="36195"/>
+            <wp:docPr id="785026953" name="Immagine 14"/>
+            <wp:cNvGraphicFramePr>
+              <a:graphicFrameLocks xmlns:a="http://schemas.openxmlformats.org/drawingml/2006/main" noChangeAspect="1"/>
+            </wp:cNvGraphicFramePr>
+            <a:graphic xmlns:a="http://schemas.openxmlformats.org/drawingml/2006/main">
+              <a:graphicData uri="http://schemas.openxmlformats.org/drawingml/2006/picture">
+                <pic:pic xmlns:pic="http://schemas.openxmlformats.org/drawingml/2006/picture">
+                  <pic:nvPicPr>
+                    <pic:cNvPr id="0" name="Picture 13"/>
+                    <pic:cNvPicPr>
+                      <a:picLocks noChangeAspect="1" noChangeArrowheads="1"/>
+                    </pic:cNvPicPr>
+                  </pic:nvPicPr>
+                  <pic:blipFill>
+                    <a:blip r:embed="rId23" cstate="print">
+                      <a:extLst>
+                        <a:ext uri="{28A0092B-C50C-407E-A947-70E740481C1C}">
+                          <a14:useLocalDpi xmlns:a14="http://schemas.microsoft.com/office/drawing/2010/main" val="0"/>
+                        </a:ext>
+                      </a:extLst>
+                    </a:blip>
+                    <a:srcRect/>
+                    <a:stretch>
+                      <a:fillRect/>
+                    </a:stretch>
+                  </pic:blipFill>
+                  <pic:spPr bwMode="auto">
+                    <a:xfrm>
+                      <a:off x="0" y="0"/>
+                      <a:ext cx="5580000" cy="3450286"/>
+                    </a:xfrm>
+                    <a:prstGeom prst="rect">
+                      <a:avLst/>
+                    </a:prstGeom>
+                    <a:ln w="28575">
+                      <a:solidFill>
+                        <a:schemeClr val="tx1"/>
+                      </a:solidFill>
+                    </a:ln>
+                  </pic:spPr>
+                </pic:pic>
+              </a:graphicData>
+            </a:graphic>
+          </wp:inline>
+        </w:drawing>
+      </w:r>
+    </w:p>
+    <w:p>
+      <w:pPr>
+        <w:pStyle w:val="Didascalia"/>
+        <w:jc w:val="center"/>
+      </w:pPr>
+      <w:r>
+        <w:t xml:space="preserve">Figura </w:t>
+      </w:r>
+      <w:r>
+        <w:fldChar w:fldCharType="begin"/>
+      </w:r>
+      <w:r>
+        <w:instrText xml:space="preserve"> SEQ Figura \* ARABIC </w:instrText>
+      </w:r>
+      <w:r>
+        <w:fldChar w:fldCharType="separate"/>
+      </w:r>
+      <w:r>
+        <w:rPr>
+          <w:noProof/>
+        </w:rPr>
+        <w:t>10</w:t>
+      </w:r>
+      <w:r>
+        <w:fldChar w:fldCharType="end"/>
+      </w:r>
+      <w:r>
+        <w:t xml:space="preserve"> </w:t>
+      </w:r>
+      <w:proofErr w:type="spellStart"/>
+      <w:r>
+        <w:t>Win</w:t>
+      </w:r>
+      <w:proofErr w:type="spellEnd"/>
+      <w:r>
+        <w:t xml:space="preserve"> Page</w:t>
+      </w:r>
+    </w:p>
+    <w:p/>
+    <w:p>
+      <w:pPr>
+        <w:keepNext/>
+        <w:jc w:val="center"/>
+      </w:pPr>
+      <w:r>
+        <w:rPr>
+          <w:noProof/>
+        </w:rPr>
+        <w:drawing>
+          <wp:inline distT="0" distB="0" distL="0" distR="0" wp14:anchorId="3FC1D94A" wp14:editId="1163C2F6">
+            <wp:extent cx="5580000" cy="3139909"/>
+            <wp:effectExtent l="0" t="0" r="1905" b="3810"/>
+            <wp:docPr id="8" name="Immagine 8"/>
+            <wp:cNvGraphicFramePr>
+              <a:graphicFrameLocks xmlns:a="http://schemas.openxmlformats.org/drawingml/2006/main" noChangeAspect="1"/>
+            </wp:cNvGraphicFramePr>
+            <a:graphic xmlns:a="http://schemas.openxmlformats.org/drawingml/2006/main">
+              <a:graphicData uri="http://schemas.openxmlformats.org/drawingml/2006/picture">
+                <pic:pic xmlns:pic="http://schemas.openxmlformats.org/drawingml/2006/picture">
+                  <pic:nvPicPr>
+                    <pic:cNvPr id="0" name="Picture 1"/>
+                    <pic:cNvPicPr>
+                      <a:picLocks noChangeAspect="1" noChangeArrowheads="1"/>
+                    </pic:cNvPicPr>
+                  </pic:nvPicPr>
+                  <pic:blipFill>
+                    <a:blip r:embed="rId24">
+                      <a:extLst>
+                        <a:ext uri="{28A0092B-C50C-407E-A947-70E740481C1C}">
+                          <a14:useLocalDpi xmlns:a14="http://schemas.microsoft.com/office/drawing/2010/main" val="0"/>
+                        </a:ext>
+                      </a:extLst>
+                    </a:blip>
+                    <a:srcRect/>
+                    <a:stretch>
+                      <a:fillRect/>
+                    </a:stretch>
+                  </pic:blipFill>
+                  <pic:spPr bwMode="auto">
+                    <a:xfrm>
+                      <a:off x="0" y="0"/>
+                      <a:ext cx="5580000" cy="3139909"/>
+                    </a:xfrm>
+                    <a:prstGeom prst="rect">
+                      <a:avLst/>
+                    </a:prstGeom>
+                    <a:noFill/>
+                    <a:ln>
+                      <a:noFill/>
+                    </a:ln>
+                  </pic:spPr>
+                </pic:pic>
+              </a:graphicData>
+            </a:graphic>
+          </wp:inline>
+        </w:drawing>
+      </w:r>
+    </w:p>
+    <w:p>
+      <w:pPr>
+        <w:pStyle w:val="Didascalia"/>
+        <w:jc w:val="center"/>
+      </w:pPr>
+      <w:r>
+        <w:t xml:space="preserve">Figura </w:t>
+      </w:r>
+      <w:r>
+        <w:fldChar w:fldCharType="begin"/>
+      </w:r>
+      <w:r>
+        <w:instrText xml:space="preserve"> SEQ Figura \* ARABIC </w:instrText>
+      </w:r>
+      <w:r>
+        <w:fldChar w:fldCharType="separate"/>
+      </w:r>
+      <w:r>
+        <w:rPr>
+          <w:noProof/>
+        </w:rPr>
+        <w:t>11</w:t>
+      </w:r>
+      <w:r>
+        <w:fldChar w:fldCharType="end"/>
+      </w:r>
+      <w:r>
+        <w:t xml:space="preserve"> Interfaccia impostazioni PAD</w:t>
+      </w:r>
+    </w:p>
+    <w:p>
+      <w:pPr>
+        <w:rPr>
+          <w:sz w:val="16"/>
+        </w:rPr>
+      </w:pPr>
+      <w:r>
+        <w:br w:type="page"/>
+      </w:r>
+    </w:p>
+    <w:p>
+      <w:pPr>
+        <w:pStyle w:val="Didascalia"/>
+        <w:keepNext/>
+        <w:jc w:val="center"/>
+      </w:pPr>
+      <w:r>
+        <w:rPr>
+          <w:noProof/>
+        </w:rPr>
+        <w:lastRenderedPageBreak/>
+        <w:drawing>
+          <wp:inline distT="0" distB="0" distL="0" distR="0" wp14:anchorId="7D2F8652" wp14:editId="6666168B">
+            <wp:extent cx="5580000" cy="3139909"/>
+            <wp:effectExtent l="0" t="0" r="1905" b="3810"/>
+            <wp:docPr id="11" name="Immagine 11"/>
+            <wp:cNvGraphicFramePr>
+              <a:graphicFrameLocks xmlns:a="http://schemas.openxmlformats.org/drawingml/2006/main" noChangeAspect="1"/>
+            </wp:cNvGraphicFramePr>
+            <a:graphic xmlns:a="http://schemas.openxmlformats.org/drawingml/2006/main">
+              <a:graphicData uri="http://schemas.openxmlformats.org/drawingml/2006/picture">
+                <pic:pic xmlns:pic="http://schemas.openxmlformats.org/drawingml/2006/picture">
+                  <pic:nvPicPr>
+                    <pic:cNvPr id="0" name="Picture 2"/>
+                    <pic:cNvPicPr>
+                      <a:picLocks noChangeAspect="1" noChangeArrowheads="1"/>
+                    </pic:cNvPicPr>
+                  </pic:nvPicPr>
+                  <pic:blipFill>
+                    <a:blip r:embed="rId25">
+                      <a:extLst>
+                        <a:ext uri="{28A0092B-C50C-407E-A947-70E740481C1C}">
+                          <a14:useLocalDpi xmlns:a14="http://schemas.microsoft.com/office/drawing/2010/main" val="0"/>
+                        </a:ext>
+                      </a:extLst>
+                    </a:blip>
+                    <a:srcRect/>
+                    <a:stretch>
+                      <a:fillRect/>
+                    </a:stretch>
+                  </pic:blipFill>
+                  <pic:spPr bwMode="auto">
+                    <a:xfrm>
+                      <a:off x="0" y="0"/>
+                      <a:ext cx="5580000" cy="3139909"/>
+                    </a:xfrm>
+                    <a:prstGeom prst="rect">
+                      <a:avLst/>
+                    </a:prstGeom>
+                    <a:noFill/>
+                    <a:ln>
+                      <a:noFill/>
+                    </a:ln>
+                  </pic:spPr>
+                </pic:pic>
+              </a:graphicData>
+            </a:graphic>
+          </wp:inline>
+        </w:drawing>
+      </w:r>
+    </w:p>
+    <w:p>
+      <w:pPr>
+        <w:pStyle w:val="Didascalia"/>
+        <w:jc w:val="center"/>
+      </w:pPr>
+      <w:r>
+        <w:t xml:space="preserve">Figura </w:t>
+      </w:r>
+      <w:r>
+        <w:fldChar w:fldCharType="begin"/>
+      </w:r>
+      <w:r>
+        <w:instrText xml:space="preserve"> SEQ Figura \* ARABIC </w:instrText>
+      </w:r>
+      <w:r>
+        <w:fldChar w:fldCharType="separate"/>
+      </w:r>
+      <w:r>
+        <w:rPr>
+          <w:noProof/>
+        </w:rPr>
+        <w:t>12</w:t>
+      </w:r>
+      <w:r>
+        <w:fldChar w:fldCharType="end"/>
+      </w:r>
+      <w:r>
+        <w:t xml:space="preserve"> Interfaccia scelta personaggio</w:t>
+      </w:r>
+    </w:p>
+    <w:p>
+      <w:r>
+        <w:br w:type="page"/>
+      </w:r>
+    </w:p>
+    <w:p/>
+    <w:p>
+      <w:pPr>
+        <w:pStyle w:val="Titolo3"/>
+      </w:pPr>
+      <w:bookmarkStart w:id="28" w:name="_Toc223099100"/>
+      <w:r>
+        <w:t>Wiki</w:t>
+      </w:r>
+      <w:bookmarkEnd w:id="28"/>
+      <w:r>
+        <w:t xml:space="preserve"> </w:t>
+      </w:r>
+    </w:p>
+    <w:p>
+      <w:pPr>
+        <w:keepNext/>
+        <w:jc w:val="center"/>
+      </w:pPr>
+      <w:r>
+        <w:rPr>
+          <w:noProof/>
+        </w:rPr>
+        <w:drawing>
+          <wp:inline distT="0" distB="0" distL="0" distR="0" wp14:anchorId="04240851" wp14:editId="491D68C3">
+            <wp:extent cx="5580000" cy="3450286"/>
+            <wp:effectExtent l="38100" t="38100" r="40005" b="36195"/>
+            <wp:docPr id="785069873" name="Immagine 13"/>
+            <wp:cNvGraphicFramePr>
+              <a:graphicFrameLocks xmlns:a="http://schemas.openxmlformats.org/drawingml/2006/main" noChangeAspect="1"/>
+            </wp:cNvGraphicFramePr>
+            <a:graphic xmlns:a="http://schemas.openxmlformats.org/drawingml/2006/main">
+              <a:graphicData uri="http://schemas.openxmlformats.org/drawingml/2006/picture">
+                <pic:pic xmlns:pic="http://schemas.openxmlformats.org/drawingml/2006/picture">
+                  <pic:nvPicPr>
+                    <pic:cNvPr id="0" name="Picture 12"/>
+                    <pic:cNvPicPr>
+                      <a:picLocks noChangeAspect="1" noChangeArrowheads="1"/>
+                    </pic:cNvPicPr>
+                  </pic:nvPicPr>
+                  <pic:blipFill>
+                    <a:blip r:embed="rId26" cstate="print">
+                      <a:extLst>
+                        <a:ext uri="{28A0092B-C50C-407E-A947-70E740481C1C}">
+                          <a14:useLocalDpi xmlns:a14="http://schemas.microsoft.com/office/drawing/2010/main" val="0"/>
+                        </a:ext>
+                      </a:extLst>
+                    </a:blip>
+                    <a:srcRect/>
+                    <a:stretch>
+                      <a:fillRect/>
+                    </a:stretch>
+                  </pic:blipFill>
+                  <pic:spPr bwMode="auto">
+                    <a:xfrm>
+                      <a:off x="0" y="0"/>
+                      <a:ext cx="5580000" cy="3450286"/>
+                    </a:xfrm>
+                    <a:prstGeom prst="rect">
+                      <a:avLst/>
+                    </a:prstGeom>
+                    <a:ln w="28575">
+                      <a:solidFill>
+                        <a:schemeClr val="tx1"/>
+                      </a:solidFill>
+                    </a:ln>
+                  </pic:spPr>
+                </pic:pic>
+              </a:graphicData>
+            </a:graphic>
+          </wp:inline>
+        </w:drawing>
+      </w:r>
+    </w:p>
+    <w:p>
+      <w:pPr>
+        <w:pStyle w:val="Didascalia"/>
+        <w:jc w:val="center"/>
+      </w:pPr>
+      <w:r>
+        <w:t xml:space="preserve">Figura </w:t>
+      </w:r>
+      <w:r>
+        <w:fldChar w:fldCharType="begin"/>
+      </w:r>
+      <w:r>
+        <w:instrText xml:space="preserve"> SEQ Figura \* ARABIC </w:instrText>
+      </w:r>
+      <w:r>
+        <w:fldChar w:fldCharType="separate"/>
+      </w:r>
+      <w:r>
+        <w:rPr>
+          <w:noProof/>
+        </w:rPr>
+        <w:t>13</w:t>
+      </w:r>
+      <w:r>
+        <w:fldChar w:fldCharType="end"/>
+      </w:r>
+      <w:r>
+        <w:t xml:space="preserve"> Quan Wiki</w:t>
+      </w:r>
+    </w:p>
+    <w:p>
+      <w:pPr>
+        <w:rPr>
+          <w:lang w:val="it-IT"/>
+        </w:rPr>
+      </w:pPr>
+      <w:r>
+        <w:rPr>
+          <w:lang w:val="it-IT"/>
+        </w:rPr>
+        <w:br w:type="page"/>
+      </w:r>
+    </w:p>
+    <w:p>
+      <w:pPr>
         <w:pStyle w:val="Titolo2"/>
       </w:pPr>
-      <w:bookmarkStart w:id="26" w:name="_Toc429059812"/>
-      <w:bookmarkStart w:id="27" w:name="_Toc220073592"/>
-      <w:bookmarkStart w:id="28" w:name="_Toc221284516"/>
+      <w:bookmarkStart w:id="29" w:name="_Toc429059812"/>
+      <w:bookmarkStart w:id="30" w:name="_Toc220073592"/>
+      <w:bookmarkStart w:id="31" w:name="_Toc223099101"/>
       <w:r>
         <w:lastRenderedPageBreak/>
         <w:t>Design procedurale</w:t>
       </w:r>
-      <w:bookmarkEnd w:id="26"/>
-      <w:bookmarkEnd w:id="27"/>
-      <w:bookmarkEnd w:id="28"/>
+      <w:bookmarkEnd w:id="29"/>
+      <w:bookmarkEnd w:id="30"/>
+      <w:bookmarkEnd w:id="31"/>
     </w:p>
     <w:p>
       <w:pPr>
         <w:pStyle w:val="Titolo3"/>
       </w:pPr>
-      <w:bookmarkStart w:id="29" w:name="_Toc221284517"/>
+      <w:bookmarkStart w:id="32" w:name="_Toc223099102"/>
       <w:r>
         <w:t>Diagramma delle classi</w:t>
       </w:r>
-      <w:bookmarkEnd w:id="29"/>
+      <w:bookmarkEnd w:id="32"/>
       <w:r>
         <w:t xml:space="preserve"> </w:t>
       </w:r>
@@ -10292,7 +12183,7 @@
                               <w:rPr>
                                 <w:noProof/>
                               </w:rPr>
-                              <w:t>3</w:t>
+                              <w:t>14</w:t>
                             </w:r>
                             <w:r>
                               <w:fldChar w:fldCharType="end"/>
@@ -10349,7 +12240,7 @@
                         <w:rPr>
                           <w:noProof/>
                         </w:rPr>
-                        <w:t>3</w:t>
+                        <w:t>14</w:t>
                       </w:r>
                       <w:r>
                         <w:fldChar w:fldCharType="end"/>
@@ -10388,7 +12279,7 @@
                     </pic:cNvPicPr>
                   </pic:nvPicPr>
                   <pic:blipFill>
-                    <a:blip r:embed="rId16">
+                    <a:blip r:embed="rId27">
                       <a:extLst>
                         <a:ext uri="{28A0092B-C50C-407E-A947-70E740481C1C}">
                           <a14:useLocalDpi xmlns:a14="http://schemas.microsoft.com/office/drawing/2010/main" val="0"/>
@@ -10431,12 +12322,12 @@
       <w:pPr>
         <w:pStyle w:val="Titolo3"/>
       </w:pPr>
-      <w:bookmarkStart w:id="30" w:name="_Toc221284518"/>
+      <w:bookmarkStart w:id="33" w:name="_Toc223099103"/>
       <w:r>
         <w:lastRenderedPageBreak/>
         <w:t>Diagramma di flusso</w:t>
       </w:r>
-      <w:bookmarkEnd w:id="30"/>
+      <w:bookmarkEnd w:id="33"/>
     </w:p>
     <w:p>
       <w:pPr>
@@ -10473,7 +12364,7 @@
                     </pic:cNvPicPr>
                   </pic:nvPicPr>
                   <pic:blipFill>
-                    <a:blip r:embed="rId17">
+                    <a:blip r:embed="rId28">
                       <a:extLst>
                         <a:ext uri="{28A0092B-C50C-407E-A947-70E740481C1C}">
                           <a14:useLocalDpi xmlns:a14="http://schemas.microsoft.com/office/drawing/2010/main" val="0"/>
@@ -10527,7 +12418,7 @@
         <w:rPr>
           <w:noProof/>
         </w:rPr>
-        <w:t>4</w:t>
+        <w:t>15</w:t>
       </w:r>
       <w:r>
         <w:fldChar w:fldCharType="end"/>
@@ -10555,13 +12446,13 @@
           <w:bottom w:val="single" w:sz="4" w:space="1" w:color="auto"/>
         </w:pBdr>
       </w:pPr>
-      <w:bookmarkStart w:id="31" w:name="_Toc221284519"/>
+      <w:bookmarkStart w:id="34" w:name="_Toc223099104"/>
       <w:r>
         <w:lastRenderedPageBreak/>
         <w:t>Implementazione</w:t>
       </w:r>
-      <w:bookmarkEnd w:id="7"/>
-      <w:bookmarkEnd w:id="31"/>
+      <w:bookmarkEnd w:id="8"/>
+      <w:bookmarkEnd w:id="34"/>
     </w:p>
     <w:p>
       <w:r>
@@ -10624,28 +12515,28 @@
           <w:lang w:val="it-IT"/>
         </w:rPr>
       </w:pPr>
-      <w:bookmarkStart w:id="32" w:name="_Toc461179223"/>
-      <w:bookmarkStart w:id="33" w:name="_Toc221284520"/>
+      <w:bookmarkStart w:id="35" w:name="_Toc461179223"/>
+      <w:bookmarkStart w:id="36" w:name="_Toc223099105"/>
       <w:r>
         <w:rPr>
           <w:lang w:val="it-IT"/>
         </w:rPr>
         <w:t>Test</w:t>
       </w:r>
-      <w:bookmarkEnd w:id="32"/>
-      <w:bookmarkEnd w:id="33"/>
+      <w:bookmarkEnd w:id="35"/>
+      <w:bookmarkEnd w:id="36"/>
     </w:p>
     <w:p>
       <w:pPr>
         <w:pStyle w:val="Titolo2"/>
       </w:pPr>
-      <w:bookmarkStart w:id="34" w:name="_Toc461179224"/>
-      <w:bookmarkStart w:id="35" w:name="_Toc221284521"/>
+      <w:bookmarkStart w:id="37" w:name="_Toc461179224"/>
+      <w:bookmarkStart w:id="38" w:name="_Toc223099106"/>
       <w:r>
         <w:t>Protocollo di test</w:t>
       </w:r>
-      <w:bookmarkEnd w:id="34"/>
-      <w:bookmarkEnd w:id="35"/>
+      <w:bookmarkEnd w:id="37"/>
+      <w:bookmarkEnd w:id="38"/>
     </w:p>
     <w:tbl>
       <w:tblPr>
@@ -12912,6 +14803,462 @@
         <w:br w:type="page"/>
       </w:r>
     </w:p>
+    <w:tbl>
+      <w:tblPr>
+        <w:tblW w:w="9521" w:type="dxa"/>
+        <w:tblInd w:w="113" w:type="dxa"/>
+        <w:tblBorders>
+          <w:top w:val="single" w:sz="4" w:space="0" w:color="auto"/>
+          <w:left w:val="single" w:sz="4" w:space="0" w:color="auto"/>
+          <w:bottom w:val="single" w:sz="4" w:space="0" w:color="auto"/>
+          <w:right w:val="single" w:sz="4" w:space="0" w:color="auto"/>
+          <w:insideH w:val="single" w:sz="4" w:space="0" w:color="auto"/>
+          <w:insideV w:val="single" w:sz="4" w:space="0" w:color="auto"/>
+        </w:tblBorders>
+        <w:tblLook w:val="01E0" w:firstRow="1" w:lastRow="1" w:firstColumn="1" w:lastColumn="1" w:noHBand="0" w:noVBand="0"/>
+      </w:tblPr>
+      <w:tblGrid>
+        <w:gridCol w:w="2050"/>
+        <w:gridCol w:w="1562"/>
+        <w:gridCol w:w="1267"/>
+        <w:gridCol w:w="4642"/>
+      </w:tblGrid>
+      <w:tr>
+        <w:tc>
+          <w:tcPr>
+            <w:tcW w:w="2050" w:type="dxa"/>
+            <w:tcBorders>
+              <w:top w:val="single" w:sz="4" w:space="0" w:color="auto"/>
+              <w:left w:val="single" w:sz="4" w:space="0" w:color="auto"/>
+              <w:bottom w:val="single" w:sz="4" w:space="0" w:color="auto"/>
+              <w:right w:val="single" w:sz="4" w:space="0" w:color="auto"/>
+            </w:tcBorders>
+            <w:shd w:val="pct25" w:color="auto" w:fill="auto"/>
+            <w:hideMark/>
+          </w:tcPr>
+          <w:p>
+            <w:pPr>
+              <w:spacing w:after="160" w:line="278" w:lineRule="auto"/>
+              <w:rPr>
+                <w:b/>
+                <w:lang w:val="en-GB"/>
+              </w:rPr>
+            </w:pPr>
+            <w:r>
+              <w:rPr>
+                <w:b/>
+                <w:lang w:val="en-GB"/>
+              </w:rPr>
+              <w:lastRenderedPageBreak/>
+              <w:t>Test Case:</w:t>
+            </w:r>
+          </w:p>
+          <w:p>
+            <w:pPr>
+              <w:spacing w:after="160" w:line="278" w:lineRule="auto"/>
+              <w:rPr>
+                <w:lang w:val="en-GB"/>
+              </w:rPr>
+            </w:pPr>
+            <w:r>
+              <w:rPr>
+                <w:b/>
+                <w:lang w:val="en-GB"/>
+              </w:rPr>
+              <w:t>Riferimento</w:t>
+            </w:r>
+            <w:r>
+              <w:rPr>
+                <w:lang w:val="en-GB"/>
+              </w:rPr>
+              <w:t xml:space="preserve">: </w:t>
+            </w:r>
+          </w:p>
+        </w:tc>
+        <w:tc>
+          <w:tcPr>
+            <w:tcW w:w="1562" w:type="dxa"/>
+            <w:tcBorders>
+              <w:top w:val="single" w:sz="4" w:space="0" w:color="auto"/>
+              <w:left w:val="single" w:sz="4" w:space="0" w:color="auto"/>
+              <w:bottom w:val="single" w:sz="4" w:space="0" w:color="auto"/>
+              <w:right w:val="single" w:sz="4" w:space="0" w:color="auto"/>
+            </w:tcBorders>
+            <w:hideMark/>
+          </w:tcPr>
+          <w:p>
+            <w:pPr>
+              <w:spacing w:after="160" w:line="278" w:lineRule="auto"/>
+              <w:rPr>
+                <w:lang w:val="en-GB"/>
+              </w:rPr>
+            </w:pPr>
+            <w:r>
+              <w:t>TC-0</w:t>
+            </w:r>
+            <w:r>
+              <w:t>06</w:t>
+            </w:r>
+            <w:r>
+              <w:br/>
+              <w:t>REQ-0</w:t>
+            </w:r>
+            <w:r>
+              <w:t>03.1</w:t>
+            </w:r>
+          </w:p>
+        </w:tc>
+        <w:tc>
+          <w:tcPr>
+            <w:tcW w:w="1267" w:type="dxa"/>
+            <w:tcBorders>
+              <w:top w:val="single" w:sz="4" w:space="0" w:color="auto"/>
+              <w:left w:val="single" w:sz="4" w:space="0" w:color="auto"/>
+              <w:bottom w:val="single" w:sz="4" w:space="0" w:color="auto"/>
+              <w:right w:val="single" w:sz="4" w:space="0" w:color="auto"/>
+            </w:tcBorders>
+            <w:shd w:val="pct25" w:color="auto" w:fill="auto"/>
+            <w:hideMark/>
+          </w:tcPr>
+          <w:p>
+            <w:pPr>
+              <w:spacing w:after="160" w:line="278" w:lineRule="auto"/>
+              <w:rPr>
+                <w:b/>
+                <w:lang w:val="en-GB"/>
+              </w:rPr>
+            </w:pPr>
+            <w:r>
+              <w:rPr>
+                <w:b/>
+                <w:lang w:val="en-GB"/>
+              </w:rPr>
+              <w:t>Nome:</w:t>
+            </w:r>
+          </w:p>
+        </w:tc>
+        <w:tc>
+          <w:tcPr>
+            <w:tcW w:w="4642" w:type="dxa"/>
+            <w:tcBorders>
+              <w:top w:val="single" w:sz="4" w:space="0" w:color="auto"/>
+              <w:left w:val="single" w:sz="4" w:space="0" w:color="auto"/>
+              <w:bottom w:val="single" w:sz="4" w:space="0" w:color="auto"/>
+              <w:right w:val="single" w:sz="4" w:space="0" w:color="auto"/>
+            </w:tcBorders>
+            <w:hideMark/>
+          </w:tcPr>
+          <w:p>
+            <w:pPr>
+              <w:spacing w:after="160" w:line="278" w:lineRule="auto"/>
+              <w:rPr>
+                <w:lang w:val="it-IT"/>
+              </w:rPr>
+            </w:pPr>
+            <w:r>
+              <w:rPr>
+                <w:lang w:val="it-IT"/>
+              </w:rPr>
+              <w:t>Test abilità</w:t>
+            </w:r>
+          </w:p>
+        </w:tc>
+      </w:tr>
+      <w:tr>
+        <w:tc>
+          <w:tcPr>
+            <w:tcW w:w="2050" w:type="dxa"/>
+            <w:tcBorders>
+              <w:top w:val="single" w:sz="4" w:space="0" w:color="auto"/>
+              <w:left w:val="single" w:sz="4" w:space="0" w:color="auto"/>
+              <w:bottom w:val="single" w:sz="4" w:space="0" w:color="auto"/>
+              <w:right w:val="single" w:sz="4" w:space="0" w:color="auto"/>
+            </w:tcBorders>
+            <w:shd w:val="pct25" w:color="auto" w:fill="auto"/>
+            <w:hideMark/>
+          </w:tcPr>
+          <w:p>
+            <w:pPr>
+              <w:spacing w:after="160" w:line="278" w:lineRule="auto"/>
+              <w:rPr>
+                <w:b/>
+                <w:lang w:val="en-GB"/>
+              </w:rPr>
+            </w:pPr>
+            <w:r>
+              <w:rPr>
+                <w:b/>
+                <w:lang w:val="en-GB"/>
+              </w:rPr>
+              <w:t>Descrizione:</w:t>
+            </w:r>
+          </w:p>
+        </w:tc>
+        <w:tc>
+          <w:tcPr>
+            <w:tcW w:w="7471" w:type="dxa"/>
+            <w:gridSpan w:val="3"/>
+            <w:tcBorders>
+              <w:top w:val="single" w:sz="4" w:space="0" w:color="auto"/>
+              <w:left w:val="single" w:sz="4" w:space="0" w:color="auto"/>
+              <w:bottom w:val="single" w:sz="4" w:space="0" w:color="auto"/>
+              <w:right w:val="single" w:sz="4" w:space="0" w:color="auto"/>
+            </w:tcBorders>
+            <w:hideMark/>
+          </w:tcPr>
+          <w:p>
+            <w:pPr>
+              <w:spacing w:after="160" w:line="278" w:lineRule="auto"/>
+              <w:rPr>
+                <w:lang w:val="it-IT"/>
+              </w:rPr>
+            </w:pPr>
+            <w:r>
+              <w:rPr>
+                <w:lang w:val="it-IT"/>
+              </w:rPr>
+              <w:t>I personaggi devono avere le abilità funzionanti</w:t>
+            </w:r>
+          </w:p>
+        </w:tc>
+      </w:tr>
+      <w:tr>
+        <w:tc>
+          <w:tcPr>
+            <w:tcW w:w="2050" w:type="dxa"/>
+            <w:tcBorders>
+              <w:top w:val="single" w:sz="4" w:space="0" w:color="auto"/>
+              <w:left w:val="single" w:sz="4" w:space="0" w:color="auto"/>
+              <w:bottom w:val="single" w:sz="4" w:space="0" w:color="auto"/>
+              <w:right w:val="single" w:sz="4" w:space="0" w:color="auto"/>
+            </w:tcBorders>
+            <w:shd w:val="pct25" w:color="auto" w:fill="auto"/>
+            <w:hideMark/>
+          </w:tcPr>
+          <w:p>
+            <w:pPr>
+              <w:spacing w:after="160" w:line="278" w:lineRule="auto"/>
+              <w:rPr>
+                <w:b/>
+                <w:lang w:val="en-GB"/>
+              </w:rPr>
+            </w:pPr>
+            <w:r>
+              <w:rPr>
+                <w:b/>
+                <w:lang w:val="en-GB"/>
+              </w:rPr>
+              <w:t>Prerequisiti:</w:t>
+            </w:r>
+          </w:p>
+        </w:tc>
+        <w:tc>
+          <w:tcPr>
+            <w:tcW w:w="7471" w:type="dxa"/>
+            <w:gridSpan w:val="3"/>
+            <w:tcBorders>
+              <w:top w:val="single" w:sz="4" w:space="0" w:color="auto"/>
+              <w:left w:val="single" w:sz="4" w:space="0" w:color="auto"/>
+              <w:bottom w:val="single" w:sz="4" w:space="0" w:color="auto"/>
+              <w:right w:val="single" w:sz="4" w:space="0" w:color="auto"/>
+            </w:tcBorders>
+            <w:hideMark/>
+          </w:tcPr>
+          <w:p>
+            <w:pPr>
+              <w:spacing w:after="160" w:line="278" w:lineRule="auto"/>
+              <w:rPr>
+                <w:lang w:val="it-IT"/>
+              </w:rPr>
+            </w:pPr>
+            <w:r>
+              <w:rPr>
+                <w:lang w:val="it-IT"/>
+              </w:rPr>
+              <w:t>Essere nella schermata di scelta di personaggio</w:t>
+            </w:r>
+          </w:p>
+        </w:tc>
+      </w:tr>
+      <w:tr>
+        <w:tc>
+          <w:tcPr>
+            <w:tcW w:w="2050" w:type="dxa"/>
+            <w:tcBorders>
+              <w:top w:val="single" w:sz="4" w:space="0" w:color="auto"/>
+              <w:left w:val="single" w:sz="4" w:space="0" w:color="auto"/>
+              <w:bottom w:val="single" w:sz="4" w:space="0" w:color="auto"/>
+              <w:right w:val="single" w:sz="4" w:space="0" w:color="auto"/>
+            </w:tcBorders>
+            <w:shd w:val="pct25" w:color="auto" w:fill="auto"/>
+            <w:hideMark/>
+          </w:tcPr>
+          <w:p>
+            <w:pPr>
+              <w:spacing w:after="160" w:line="278" w:lineRule="auto"/>
+              <w:rPr>
+                <w:b/>
+                <w:lang w:val="en-GB"/>
+              </w:rPr>
+            </w:pPr>
+            <w:r>
+              <w:rPr>
+                <w:b/>
+                <w:lang w:val="en-GB"/>
+              </w:rPr>
+              <w:t>Procedura:</w:t>
+            </w:r>
+          </w:p>
+        </w:tc>
+        <w:tc>
+          <w:tcPr>
+            <w:tcW w:w="7471" w:type="dxa"/>
+            <w:gridSpan w:val="3"/>
+            <w:tcBorders>
+              <w:top w:val="single" w:sz="4" w:space="0" w:color="auto"/>
+              <w:left w:val="single" w:sz="4" w:space="0" w:color="auto"/>
+              <w:bottom w:val="single" w:sz="4" w:space="0" w:color="auto"/>
+              <w:right w:val="single" w:sz="4" w:space="0" w:color="auto"/>
+            </w:tcBorders>
+            <w:hideMark/>
+          </w:tcPr>
+          <w:p>
+            <w:pPr>
+              <w:pStyle w:val="Paragrafoelenco"/>
+              <w:numPr>
+                <w:ilvl w:val="0"/>
+                <w:numId w:val="38"/>
+              </w:numPr>
+              <w:spacing w:after="160" w:line="278" w:lineRule="auto"/>
+              <w:rPr>
+                <w:lang w:val="it-IT"/>
+              </w:rPr>
+            </w:pPr>
+            <w:r>
+              <w:rPr>
+                <w:lang w:val="it-IT"/>
+              </w:rPr>
+              <w:t>Scegliere un personaggio e iniziare la partità</w:t>
+            </w:r>
+          </w:p>
+          <w:p>
+            <w:pPr>
+              <w:pStyle w:val="Paragrafoelenco"/>
+              <w:numPr>
+                <w:ilvl w:val="0"/>
+                <w:numId w:val="38"/>
+              </w:numPr>
+              <w:spacing w:after="160" w:line="278" w:lineRule="auto"/>
+              <w:rPr>
+                <w:lang w:val="it-IT"/>
+              </w:rPr>
+            </w:pPr>
+            <w:r>
+              <w:rPr>
+                <w:lang w:val="it-IT"/>
+              </w:rPr>
+              <w:t>Usare l’abilità e controllare se fa il danno giusto</w:t>
+            </w:r>
+          </w:p>
+          <w:p>
+            <w:pPr>
+              <w:pStyle w:val="Paragrafoelenco"/>
+              <w:numPr>
+                <w:ilvl w:val="0"/>
+                <w:numId w:val="38"/>
+              </w:numPr>
+              <w:spacing w:after="160" w:line="278" w:lineRule="auto"/>
+              <w:rPr>
+                <w:lang w:val="it-IT"/>
+              </w:rPr>
+            </w:pPr>
+            <w:r>
+              <w:rPr>
+                <w:lang w:val="it-IT"/>
+              </w:rPr>
+              <w:t>Controllare che il cooldown è giusto</w:t>
+            </w:r>
+          </w:p>
+          <w:p>
+            <w:pPr>
+              <w:pStyle w:val="Paragrafoelenco"/>
+              <w:numPr>
+                <w:ilvl w:val="0"/>
+                <w:numId w:val="38"/>
+              </w:numPr>
+              <w:spacing w:after="160" w:line="278" w:lineRule="auto"/>
+              <w:rPr>
+                <w:lang w:val="it-IT"/>
+              </w:rPr>
+            </w:pPr>
+            <w:r>
+              <w:rPr>
+                <w:lang w:val="it-IT"/>
+              </w:rPr>
+              <w:t>Ripetere con ogni personaggio</w:t>
+            </w:r>
+          </w:p>
+        </w:tc>
+      </w:tr>
+      <w:tr>
+        <w:tc>
+          <w:tcPr>
+            <w:tcW w:w="2050" w:type="dxa"/>
+            <w:tcBorders>
+              <w:top w:val="single" w:sz="4" w:space="0" w:color="auto"/>
+              <w:left w:val="single" w:sz="4" w:space="0" w:color="auto"/>
+              <w:bottom w:val="single" w:sz="4" w:space="0" w:color="auto"/>
+              <w:right w:val="single" w:sz="4" w:space="0" w:color="auto"/>
+            </w:tcBorders>
+            <w:shd w:val="pct25" w:color="auto" w:fill="auto"/>
+            <w:hideMark/>
+          </w:tcPr>
+          <w:p>
+            <w:pPr>
+              <w:spacing w:after="160" w:line="278" w:lineRule="auto"/>
+              <w:rPr>
+                <w:b/>
+                <w:lang w:val="en-GB"/>
+              </w:rPr>
+            </w:pPr>
+            <w:r>
+              <w:rPr>
+                <w:b/>
+                <w:lang w:val="en-GB"/>
+              </w:rPr>
+              <w:t>Risultati attesi:</w:t>
+            </w:r>
+          </w:p>
+        </w:tc>
+        <w:tc>
+          <w:tcPr>
+            <w:tcW w:w="7471" w:type="dxa"/>
+            <w:gridSpan w:val="3"/>
+            <w:tcBorders>
+              <w:top w:val="single" w:sz="4" w:space="0" w:color="auto"/>
+              <w:left w:val="single" w:sz="4" w:space="0" w:color="auto"/>
+              <w:bottom w:val="single" w:sz="4" w:space="0" w:color="auto"/>
+              <w:right w:val="single" w:sz="4" w:space="0" w:color="auto"/>
+            </w:tcBorders>
+            <w:hideMark/>
+          </w:tcPr>
+          <w:p>
+            <w:pPr>
+              <w:spacing w:after="160" w:line="278" w:lineRule="auto"/>
+              <w:rPr>
+                <w:lang w:val="it-IT"/>
+              </w:rPr>
+            </w:pPr>
+            <w:r>
+              <w:rPr>
+                <w:lang w:val="it-IT"/>
+              </w:rPr>
+              <w:t>Ogni abilità fa il danno giusto e ha il cooldown giusto</w:t>
+            </w:r>
+          </w:p>
+        </w:tc>
+      </w:tr>
+    </w:tbl>
     <w:p/>
     <w:tbl>
       <w:tblPr>
@@ -12928,461 +15275,13 @@
         <w:tblLook w:val="01E0" w:firstRow="1" w:lastRow="1" w:firstColumn="1" w:lastColumn="1" w:noHBand="0" w:noVBand="0"/>
       </w:tblPr>
       <w:tblGrid>
-        <w:gridCol w:w="1985"/>
-        <w:gridCol w:w="65"/>
-        <w:gridCol w:w="1447"/>
-        <w:gridCol w:w="115"/>
-        <w:gridCol w:w="1111"/>
-        <w:gridCol w:w="156"/>
-        <w:gridCol w:w="4341"/>
-        <w:gridCol w:w="301"/>
+        <w:gridCol w:w="2050"/>
+        <w:gridCol w:w="1561"/>
+        <w:gridCol w:w="1266"/>
+        <w:gridCol w:w="4644"/>
       </w:tblGrid>
       <w:tr>
-        <w:tc>
-          <w:tcPr>
-            <w:tcW w:w="2050" w:type="dxa"/>
-            <w:gridSpan w:val="2"/>
-            <w:tcBorders>
-              <w:top w:val="single" w:sz="4" w:space="0" w:color="auto"/>
-              <w:left w:val="single" w:sz="4" w:space="0" w:color="auto"/>
-              <w:bottom w:val="single" w:sz="4" w:space="0" w:color="auto"/>
-              <w:right w:val="single" w:sz="4" w:space="0" w:color="auto"/>
-            </w:tcBorders>
-            <w:shd w:val="pct25" w:color="auto" w:fill="auto"/>
-            <w:hideMark/>
-          </w:tcPr>
-          <w:p>
-            <w:pPr>
-              <w:spacing w:after="160" w:line="278" w:lineRule="auto"/>
-              <w:rPr>
-                <w:b/>
-                <w:lang w:val="en-GB"/>
-              </w:rPr>
-            </w:pPr>
-            <w:r>
-              <w:rPr>
-                <w:b/>
-                <w:lang w:val="en-GB"/>
-              </w:rPr>
-              <w:t>Test Case:</w:t>
-            </w:r>
-          </w:p>
-          <w:p>
-            <w:pPr>
-              <w:spacing w:after="160" w:line="278" w:lineRule="auto"/>
-              <w:rPr>
-                <w:lang w:val="en-GB"/>
-              </w:rPr>
-            </w:pPr>
-            <w:r>
-              <w:rPr>
-                <w:b/>
-                <w:lang w:val="en-GB"/>
-              </w:rPr>
-              <w:t>Riferimento</w:t>
-            </w:r>
-            <w:r>
-              <w:rPr>
-                <w:lang w:val="en-GB"/>
-              </w:rPr>
-              <w:t xml:space="preserve">: </w:t>
-            </w:r>
-          </w:p>
-        </w:tc>
-        <w:tc>
-          <w:tcPr>
-            <w:tcW w:w="1562" w:type="dxa"/>
-            <w:gridSpan w:val="2"/>
-            <w:tcBorders>
-              <w:top w:val="single" w:sz="4" w:space="0" w:color="auto"/>
-              <w:left w:val="single" w:sz="4" w:space="0" w:color="auto"/>
-              <w:bottom w:val="single" w:sz="4" w:space="0" w:color="auto"/>
-              <w:right w:val="single" w:sz="4" w:space="0" w:color="auto"/>
-            </w:tcBorders>
-            <w:hideMark/>
-          </w:tcPr>
-          <w:p>
-            <w:pPr>
-              <w:spacing w:after="160" w:line="278" w:lineRule="auto"/>
-              <w:rPr>
-                <w:lang w:val="en-GB"/>
-              </w:rPr>
-            </w:pPr>
-            <w:r>
-              <w:t>TC-0</w:t>
-            </w:r>
-            <w:r>
-              <w:t>06</w:t>
-            </w:r>
-            <w:r>
-              <w:br/>
-              <w:t>REQ-0</w:t>
-            </w:r>
-            <w:r>
-              <w:t>03.1</w:t>
-            </w:r>
-          </w:p>
-        </w:tc>
-        <w:tc>
-          <w:tcPr>
-            <w:tcW w:w="1267" w:type="dxa"/>
-            <w:gridSpan w:val="2"/>
-            <w:tcBorders>
-              <w:top w:val="single" w:sz="4" w:space="0" w:color="auto"/>
-              <w:left w:val="single" w:sz="4" w:space="0" w:color="auto"/>
-              <w:bottom w:val="single" w:sz="4" w:space="0" w:color="auto"/>
-              <w:right w:val="single" w:sz="4" w:space="0" w:color="auto"/>
-            </w:tcBorders>
-            <w:shd w:val="pct25" w:color="auto" w:fill="auto"/>
-            <w:hideMark/>
-          </w:tcPr>
-          <w:p>
-            <w:pPr>
-              <w:spacing w:after="160" w:line="278" w:lineRule="auto"/>
-              <w:rPr>
-                <w:b/>
-                <w:lang w:val="en-GB"/>
-              </w:rPr>
-            </w:pPr>
-            <w:r>
-              <w:rPr>
-                <w:b/>
-                <w:lang w:val="en-GB"/>
-              </w:rPr>
-              <w:t>Nome:</w:t>
-            </w:r>
-          </w:p>
-        </w:tc>
-        <w:tc>
-          <w:tcPr>
-            <w:tcW w:w="4642" w:type="dxa"/>
-            <w:gridSpan w:val="2"/>
-            <w:tcBorders>
-              <w:top w:val="single" w:sz="4" w:space="0" w:color="auto"/>
-              <w:left w:val="single" w:sz="4" w:space="0" w:color="auto"/>
-              <w:bottom w:val="single" w:sz="4" w:space="0" w:color="auto"/>
-              <w:right w:val="single" w:sz="4" w:space="0" w:color="auto"/>
-            </w:tcBorders>
-            <w:hideMark/>
-          </w:tcPr>
-          <w:p>
-            <w:pPr>
-              <w:spacing w:after="160" w:line="278" w:lineRule="auto"/>
-              <w:rPr>
-                <w:lang w:val="it-IT"/>
-              </w:rPr>
-            </w:pPr>
-            <w:r>
-              <w:rPr>
-                <w:lang w:val="it-IT"/>
-              </w:rPr>
-              <w:t>Test abilità</w:t>
-            </w:r>
-          </w:p>
-        </w:tc>
-      </w:tr>
-      <w:tr>
-        <w:tc>
-          <w:tcPr>
-            <w:tcW w:w="2050" w:type="dxa"/>
-            <w:gridSpan w:val="2"/>
-            <w:tcBorders>
-              <w:top w:val="single" w:sz="4" w:space="0" w:color="auto"/>
-              <w:left w:val="single" w:sz="4" w:space="0" w:color="auto"/>
-              <w:bottom w:val="single" w:sz="4" w:space="0" w:color="auto"/>
-              <w:right w:val="single" w:sz="4" w:space="0" w:color="auto"/>
-            </w:tcBorders>
-            <w:shd w:val="pct25" w:color="auto" w:fill="auto"/>
-            <w:hideMark/>
-          </w:tcPr>
-          <w:p>
-            <w:pPr>
-              <w:spacing w:after="160" w:line="278" w:lineRule="auto"/>
-              <w:rPr>
-                <w:b/>
-                <w:lang w:val="en-GB"/>
-              </w:rPr>
-            </w:pPr>
-            <w:r>
-              <w:rPr>
-                <w:b/>
-                <w:lang w:val="en-GB"/>
-              </w:rPr>
-              <w:t>Descrizione:</w:t>
-            </w:r>
-          </w:p>
-        </w:tc>
-        <w:tc>
-          <w:tcPr>
-            <w:tcW w:w="7471" w:type="dxa"/>
-            <w:gridSpan w:val="6"/>
-            <w:tcBorders>
-              <w:top w:val="single" w:sz="4" w:space="0" w:color="auto"/>
-              <w:left w:val="single" w:sz="4" w:space="0" w:color="auto"/>
-              <w:bottom w:val="single" w:sz="4" w:space="0" w:color="auto"/>
-              <w:right w:val="single" w:sz="4" w:space="0" w:color="auto"/>
-            </w:tcBorders>
-            <w:hideMark/>
-          </w:tcPr>
-          <w:p>
-            <w:pPr>
-              <w:spacing w:after="160" w:line="278" w:lineRule="auto"/>
-              <w:rPr>
-                <w:lang w:val="it-IT"/>
-              </w:rPr>
-            </w:pPr>
-            <w:r>
-              <w:rPr>
-                <w:lang w:val="it-IT"/>
-              </w:rPr>
-              <w:t>I personaggi devono avere le abilità funzionanti</w:t>
-            </w:r>
-          </w:p>
-        </w:tc>
-      </w:tr>
-      <w:tr>
-        <w:tc>
-          <w:tcPr>
-            <w:tcW w:w="2050" w:type="dxa"/>
-            <w:gridSpan w:val="2"/>
-            <w:tcBorders>
-              <w:top w:val="single" w:sz="4" w:space="0" w:color="auto"/>
-              <w:left w:val="single" w:sz="4" w:space="0" w:color="auto"/>
-              <w:bottom w:val="single" w:sz="4" w:space="0" w:color="auto"/>
-              <w:right w:val="single" w:sz="4" w:space="0" w:color="auto"/>
-            </w:tcBorders>
-            <w:shd w:val="pct25" w:color="auto" w:fill="auto"/>
-            <w:hideMark/>
-          </w:tcPr>
-          <w:p>
-            <w:pPr>
-              <w:spacing w:after="160" w:line="278" w:lineRule="auto"/>
-              <w:rPr>
-                <w:b/>
-                <w:lang w:val="en-GB"/>
-              </w:rPr>
-            </w:pPr>
-            <w:r>
-              <w:rPr>
-                <w:b/>
-                <w:lang w:val="en-GB"/>
-              </w:rPr>
-              <w:t>Prerequisiti:</w:t>
-            </w:r>
-          </w:p>
-        </w:tc>
-        <w:tc>
-          <w:tcPr>
-            <w:tcW w:w="7471" w:type="dxa"/>
-            <w:gridSpan w:val="6"/>
-            <w:tcBorders>
-              <w:top w:val="single" w:sz="4" w:space="0" w:color="auto"/>
-              <w:left w:val="single" w:sz="4" w:space="0" w:color="auto"/>
-              <w:bottom w:val="single" w:sz="4" w:space="0" w:color="auto"/>
-              <w:right w:val="single" w:sz="4" w:space="0" w:color="auto"/>
-            </w:tcBorders>
-            <w:hideMark/>
-          </w:tcPr>
-          <w:p>
-            <w:pPr>
-              <w:spacing w:after="160" w:line="278" w:lineRule="auto"/>
-              <w:rPr>
-                <w:lang w:val="it-IT"/>
-              </w:rPr>
-            </w:pPr>
-            <w:r>
-              <w:rPr>
-                <w:lang w:val="it-IT"/>
-              </w:rPr>
-              <w:t>Essere nella schermata di scelta di personaggio</w:t>
-            </w:r>
-          </w:p>
-        </w:tc>
-      </w:tr>
-      <w:tr>
-        <w:tc>
-          <w:tcPr>
-            <w:tcW w:w="2050" w:type="dxa"/>
-            <w:gridSpan w:val="2"/>
-            <w:tcBorders>
-              <w:top w:val="single" w:sz="4" w:space="0" w:color="auto"/>
-              <w:left w:val="single" w:sz="4" w:space="0" w:color="auto"/>
-              <w:bottom w:val="single" w:sz="4" w:space="0" w:color="auto"/>
-              <w:right w:val="single" w:sz="4" w:space="0" w:color="auto"/>
-            </w:tcBorders>
-            <w:shd w:val="pct25" w:color="auto" w:fill="auto"/>
-            <w:hideMark/>
-          </w:tcPr>
-          <w:p>
-            <w:pPr>
-              <w:spacing w:after="160" w:line="278" w:lineRule="auto"/>
-              <w:rPr>
-                <w:b/>
-                <w:lang w:val="en-GB"/>
-              </w:rPr>
-            </w:pPr>
-            <w:r>
-              <w:rPr>
-                <w:b/>
-                <w:lang w:val="en-GB"/>
-              </w:rPr>
-              <w:t>Procedura:</w:t>
-            </w:r>
-          </w:p>
-        </w:tc>
-        <w:tc>
-          <w:tcPr>
-            <w:tcW w:w="7471" w:type="dxa"/>
-            <w:gridSpan w:val="6"/>
-            <w:tcBorders>
-              <w:top w:val="single" w:sz="4" w:space="0" w:color="auto"/>
-              <w:left w:val="single" w:sz="4" w:space="0" w:color="auto"/>
-              <w:bottom w:val="single" w:sz="4" w:space="0" w:color="auto"/>
-              <w:right w:val="single" w:sz="4" w:space="0" w:color="auto"/>
-            </w:tcBorders>
-            <w:hideMark/>
-          </w:tcPr>
-          <w:p>
-            <w:pPr>
-              <w:pStyle w:val="Paragrafoelenco"/>
-              <w:numPr>
-                <w:ilvl w:val="0"/>
-                <w:numId w:val="38"/>
-              </w:numPr>
-              <w:spacing w:after="160" w:line="278" w:lineRule="auto"/>
-              <w:rPr>
-                <w:lang w:val="it-IT"/>
-              </w:rPr>
-            </w:pPr>
-            <w:r>
-              <w:rPr>
-                <w:lang w:val="it-IT"/>
-              </w:rPr>
-              <w:t>Scegliere un personaggio e iniziare la partità</w:t>
-            </w:r>
-          </w:p>
-          <w:p>
-            <w:pPr>
-              <w:pStyle w:val="Paragrafoelenco"/>
-              <w:numPr>
-                <w:ilvl w:val="0"/>
-                <w:numId w:val="38"/>
-              </w:numPr>
-              <w:spacing w:after="160" w:line="278" w:lineRule="auto"/>
-              <w:rPr>
-                <w:lang w:val="it-IT"/>
-              </w:rPr>
-            </w:pPr>
-            <w:r>
-              <w:rPr>
-                <w:lang w:val="it-IT"/>
-              </w:rPr>
-              <w:t>Usare l’abilità e controllare se fa il danno giusto</w:t>
-            </w:r>
-          </w:p>
-          <w:p>
-            <w:pPr>
-              <w:pStyle w:val="Paragrafoelenco"/>
-              <w:numPr>
-                <w:ilvl w:val="0"/>
-                <w:numId w:val="38"/>
-              </w:numPr>
-              <w:spacing w:after="160" w:line="278" w:lineRule="auto"/>
-              <w:rPr>
-                <w:lang w:val="it-IT"/>
-              </w:rPr>
-            </w:pPr>
-            <w:r>
-              <w:rPr>
-                <w:lang w:val="it-IT"/>
-              </w:rPr>
-              <w:t>Controllare che il cooldown è giusto</w:t>
-            </w:r>
-          </w:p>
-          <w:p>
-            <w:pPr>
-              <w:pStyle w:val="Paragrafoelenco"/>
-              <w:numPr>
-                <w:ilvl w:val="0"/>
-                <w:numId w:val="38"/>
-              </w:numPr>
-              <w:spacing w:after="160" w:line="278" w:lineRule="auto"/>
-              <w:rPr>
-                <w:lang w:val="it-IT"/>
-              </w:rPr>
-            </w:pPr>
-            <w:r>
-              <w:rPr>
-                <w:lang w:val="it-IT"/>
-              </w:rPr>
-              <w:t>Ripetere con ogni personaggio</w:t>
-            </w:r>
-          </w:p>
-        </w:tc>
-      </w:tr>
-      <w:tr>
-        <w:tc>
-          <w:tcPr>
-            <w:tcW w:w="2050" w:type="dxa"/>
-            <w:gridSpan w:val="2"/>
-            <w:tcBorders>
-              <w:top w:val="single" w:sz="4" w:space="0" w:color="auto"/>
-              <w:left w:val="single" w:sz="4" w:space="0" w:color="auto"/>
-              <w:bottom w:val="single" w:sz="4" w:space="0" w:color="auto"/>
-              <w:right w:val="single" w:sz="4" w:space="0" w:color="auto"/>
-            </w:tcBorders>
-            <w:shd w:val="pct25" w:color="auto" w:fill="auto"/>
-            <w:hideMark/>
-          </w:tcPr>
-          <w:p>
-            <w:pPr>
-              <w:spacing w:after="160" w:line="278" w:lineRule="auto"/>
-              <w:rPr>
-                <w:b/>
-                <w:lang w:val="en-GB"/>
-              </w:rPr>
-            </w:pPr>
-            <w:r>
-              <w:rPr>
-                <w:b/>
-                <w:lang w:val="en-GB"/>
-              </w:rPr>
-              <w:t>Risultati attesi:</w:t>
-            </w:r>
-          </w:p>
-        </w:tc>
-        <w:tc>
-          <w:tcPr>
-            <w:tcW w:w="7471" w:type="dxa"/>
-            <w:gridSpan w:val="6"/>
-            <w:tcBorders>
-              <w:top w:val="single" w:sz="4" w:space="0" w:color="auto"/>
-              <w:left w:val="single" w:sz="4" w:space="0" w:color="auto"/>
-              <w:bottom w:val="single" w:sz="4" w:space="0" w:color="auto"/>
-              <w:right w:val="single" w:sz="4" w:space="0" w:color="auto"/>
-            </w:tcBorders>
-            <w:hideMark/>
-          </w:tcPr>
-          <w:p>
-            <w:pPr>
-              <w:spacing w:after="160" w:line="278" w:lineRule="auto"/>
-              <w:rPr>
-                <w:lang w:val="it-IT"/>
-              </w:rPr>
-            </w:pPr>
-            <w:r>
-              <w:rPr>
-                <w:lang w:val="it-IT"/>
-              </w:rPr>
-              <w:t>Ogni abilità fa il danno giusto e ha il cooldown giusto</w:t>
-            </w:r>
-          </w:p>
-        </w:tc>
-      </w:tr>
-      <w:tr>
         <w:trPr>
-          <w:gridAfter w:val="1"/>
-          <w:wAfter w:w="301" w:type="dxa"/>
           <w:trHeight w:val="596"/>
         </w:trPr>
         <w:tc>
@@ -13414,7 +15313,6 @@
         <w:tc>
           <w:tcPr>
             <w:tcW w:w="1512" w:type="dxa"/>
-            <w:gridSpan w:val="2"/>
             <w:tcBorders>
               <w:left w:val="single" w:sz="4" w:space="0" w:color="auto"/>
               <w:bottom w:val="single" w:sz="4" w:space="0" w:color="auto"/>
@@ -13429,7 +15327,7 @@
               <w:t>TC-00</w:t>
             </w:r>
             <w:r>
-              <w:t>1</w:t>
+              <w:t>7</w:t>
             </w:r>
           </w:p>
           <w:p>
@@ -13447,7 +15345,6 @@
         <w:tc>
           <w:tcPr>
             <w:tcW w:w="1226" w:type="dxa"/>
-            <w:gridSpan w:val="2"/>
             <w:tcBorders>
               <w:left w:val="single" w:sz="4" w:space="0" w:color="auto"/>
               <w:bottom w:val="single" w:sz="4" w:space="0" w:color="auto"/>
@@ -13467,7 +15364,6 @@
         <w:tc>
           <w:tcPr>
             <w:tcW w:w="4497" w:type="dxa"/>
-            <w:gridSpan w:val="2"/>
             <w:tcBorders>
               <w:left w:val="single" w:sz="4" w:space="0" w:color="auto"/>
               <w:bottom w:val="single" w:sz="4" w:space="0" w:color="auto"/>
@@ -13485,8 +15381,6 @@
       </w:tr>
       <w:tr>
         <w:trPr>
-          <w:gridAfter w:val="1"/>
-          <w:wAfter w:w="301" w:type="dxa"/>
           <w:trHeight w:val="506"/>
         </w:trPr>
         <w:tc>
@@ -13509,7 +15403,7 @@
         <w:tc>
           <w:tcPr>
             <w:tcW w:w="7235" w:type="dxa"/>
-            <w:gridSpan w:val="6"/>
+            <w:gridSpan w:val="3"/>
             <w:tcBorders>
               <w:left w:val="single" w:sz="4" w:space="0" w:color="auto"/>
             </w:tcBorders>
@@ -13526,8 +15420,6 @@
       </w:tr>
       <w:tr>
         <w:trPr>
-          <w:gridAfter w:val="1"/>
-          <w:wAfter w:w="301" w:type="dxa"/>
           <w:trHeight w:val="285"/>
         </w:trPr>
         <w:tc>
@@ -13550,7 +15442,7 @@
         <w:tc>
           <w:tcPr>
             <w:tcW w:w="7235" w:type="dxa"/>
-            <w:gridSpan w:val="6"/>
+            <w:gridSpan w:val="3"/>
             <w:tcBorders>
               <w:left w:val="single" w:sz="4" w:space="0" w:color="auto"/>
             </w:tcBorders>
@@ -13573,8 +15465,6 @@
       </w:tr>
       <w:tr>
         <w:trPr>
-          <w:gridAfter w:val="1"/>
-          <w:wAfter w:w="301" w:type="dxa"/>
           <w:trHeight w:val="312"/>
         </w:trPr>
         <w:tc>
@@ -13597,7 +15487,7 @@
         <w:tc>
           <w:tcPr>
             <w:tcW w:w="7235" w:type="dxa"/>
-            <w:gridSpan w:val="6"/>
+            <w:gridSpan w:val="3"/>
             <w:tcBorders>
               <w:left w:val="single" w:sz="4" w:space="0" w:color="auto"/>
             </w:tcBorders>
@@ -13607,7 +15497,7 @@
               <w:pStyle w:val="Paragrafoelenco"/>
               <w:numPr>
                 <w:ilvl w:val="0"/>
-                <w:numId w:val="39"/>
+                <w:numId w:val="45"/>
               </w:numPr>
               <w:jc w:val="both"/>
               <w:rPr>
@@ -13653,7 +15543,7 @@
               <w:pStyle w:val="Paragrafoelenco"/>
               <w:numPr>
                 <w:ilvl w:val="0"/>
-                <w:numId w:val="39"/>
+                <w:numId w:val="45"/>
               </w:numPr>
               <w:jc w:val="both"/>
               <w:rPr>
@@ -13708,7 +15598,7 @@
               <w:pStyle w:val="Paragrafoelenco"/>
               <w:numPr>
                 <w:ilvl w:val="0"/>
-                <w:numId w:val="39"/>
+                <w:numId w:val="45"/>
               </w:numPr>
               <w:jc w:val="both"/>
               <w:rPr>
@@ -13744,7 +15634,7 @@
               <w:pStyle w:val="Paragrafoelenco"/>
               <w:numPr>
                 <w:ilvl w:val="0"/>
-                <w:numId w:val="39"/>
+                <w:numId w:val="45"/>
               </w:numPr>
               <w:jc w:val="both"/>
               <w:rPr>
@@ -13777,7 +15667,7 @@
               <w:pStyle w:val="Paragrafoelenco"/>
               <w:numPr>
                 <w:ilvl w:val="0"/>
-                <w:numId w:val="39"/>
+                <w:numId w:val="45"/>
               </w:numPr>
               <w:jc w:val="both"/>
               <w:rPr>
@@ -13795,8 +15685,6 @@
       </w:tr>
       <w:tr>
         <w:trPr>
-          <w:gridAfter w:val="1"/>
-          <w:wAfter w:w="301" w:type="dxa"/>
           <w:trHeight w:val="402"/>
         </w:trPr>
         <w:tc>
@@ -13819,7 +15707,7 @@
         <w:tc>
           <w:tcPr>
             <w:tcW w:w="7235" w:type="dxa"/>
-            <w:gridSpan w:val="6"/>
+            <w:gridSpan w:val="3"/>
             <w:tcBorders>
               <w:left w:val="single" w:sz="4" w:space="0" w:color="auto"/>
             </w:tcBorders>
@@ -13903,7 +15791,7 @@
               <w:t>TC-00</w:t>
             </w:r>
             <w:r>
-              <w:t>1</w:t>
+              <w:t>8</w:t>
             </w:r>
           </w:p>
           <w:p>
@@ -14256,22 +16144,14 @@
               <w:rPr>
                 <w:rFonts w:cs="Arial"/>
               </w:rPr>
-              <w:t xml:space="preserve">Verifica il volume della </w:t>
-            </w:r>
-            <w:proofErr w:type="spellStart"/>
+              <w:t>Verifica il volume della m</w:t>
+            </w:r>
             <w:r>
               <w:rPr>
                 <w:rFonts w:cs="Arial"/>
               </w:rPr>
-              <w:t>m</w:t>
-            </w:r>
-            <w:r>
-              <w:rPr>
-                <w:rFonts w:cs="Arial"/>
-              </w:rPr>
               <w:t>uscia</w:t>
             </w:r>
-            <w:proofErr w:type="spellEnd"/>
           </w:p>
           <w:p>
             <w:pPr>
@@ -14440,7 +16320,7 @@
               <w:t>TC-00</w:t>
             </w:r>
             <w:r>
-              <w:t>1</w:t>
+              <w:t>9</w:t>
             </w:r>
           </w:p>
           <w:p>
@@ -14836,10 +16716,13 @@
               <w:jc w:val="both"/>
             </w:pPr>
             <w:r>
-              <w:t>TC-00</w:t>
+              <w:t>TC-0</w:t>
             </w:r>
             <w:r>
               <w:t>1</w:t>
+            </w:r>
+            <w:r>
+              <w:t>0</w:t>
             </w:r>
           </w:p>
           <w:p>
@@ -15258,10 +17141,10 @@
               <w:jc w:val="both"/>
             </w:pPr>
             <w:r>
-              <w:t>TC-00</w:t>
-            </w:r>
-            <w:r>
-              <w:t>1</w:t>
+              <w:t>TC-0</w:t>
+            </w:r>
+            <w:r>
+              <w:t>11</w:t>
             </w:r>
           </w:p>
           <w:p>
@@ -15671,10 +17554,10 @@
               <w:jc w:val="both"/>
             </w:pPr>
             <w:r>
-              <w:t>TC-00</w:t>
-            </w:r>
-            <w:r>
-              <w:t>1</w:t>
+              <w:t>TC-0</w:t>
+            </w:r>
+            <w:r>
+              <w:t>12</w:t>
             </w:r>
           </w:p>
           <w:p>
@@ -16039,6 +17922,786 @@
       </w:tr>
     </w:tbl>
     <w:p/>
+    <w:tbl>
+      <w:tblPr>
+        <w:tblW w:w="9521" w:type="dxa"/>
+        <w:tblInd w:w="113" w:type="dxa"/>
+        <w:tblBorders>
+          <w:top w:val="single" w:sz="4" w:space="0" w:color="auto"/>
+          <w:left w:val="single" w:sz="4" w:space="0" w:color="auto"/>
+          <w:bottom w:val="single" w:sz="4" w:space="0" w:color="auto"/>
+          <w:right w:val="single" w:sz="4" w:space="0" w:color="auto"/>
+          <w:insideH w:val="single" w:sz="4" w:space="0" w:color="auto"/>
+          <w:insideV w:val="single" w:sz="4" w:space="0" w:color="auto"/>
+        </w:tblBorders>
+        <w:tblLook w:val="01E0" w:firstRow="1" w:lastRow="1" w:firstColumn="1" w:lastColumn="1" w:noHBand="0" w:noVBand="0"/>
+      </w:tblPr>
+      <w:tblGrid>
+        <w:gridCol w:w="2050"/>
+        <w:gridCol w:w="1561"/>
+        <w:gridCol w:w="1266"/>
+        <w:gridCol w:w="4644"/>
+      </w:tblGrid>
+      <w:tr>
+        <w:trPr>
+          <w:trHeight w:val="596"/>
+        </w:trPr>
+        <w:tc>
+          <w:tcPr>
+            <w:tcW w:w="1985" w:type="dxa"/>
+            <w:tcBorders>
+              <w:bottom w:val="single" w:sz="4" w:space="0" w:color="auto"/>
+              <w:right w:val="single" w:sz="4" w:space="0" w:color="auto"/>
+            </w:tcBorders>
+            <w:shd w:val="pct25" w:color="auto" w:fill="auto"/>
+          </w:tcPr>
+          <w:p>
+            <w:pPr>
+              <w:jc w:val="both"/>
+            </w:pPr>
+            <w:r>
+              <w:t>Test Case:</w:t>
+            </w:r>
+          </w:p>
+          <w:p>
+            <w:pPr>
+              <w:jc w:val="both"/>
+            </w:pPr>
+            <w:r>
+              <w:t xml:space="preserve">Riferimento: </w:t>
+            </w:r>
+          </w:p>
+        </w:tc>
+        <w:tc>
+          <w:tcPr>
+            <w:tcW w:w="1512" w:type="dxa"/>
+            <w:tcBorders>
+              <w:left w:val="single" w:sz="4" w:space="0" w:color="auto"/>
+              <w:bottom w:val="single" w:sz="4" w:space="0" w:color="auto"/>
+              <w:right w:val="single" w:sz="4" w:space="0" w:color="auto"/>
+            </w:tcBorders>
+          </w:tcPr>
+          <w:p>
+            <w:pPr>
+              <w:jc w:val="both"/>
+            </w:pPr>
+            <w:r>
+              <w:t>TC-00</w:t>
+            </w:r>
+            <w:r>
+              <w:t>13</w:t>
+            </w:r>
+          </w:p>
+          <w:p>
+            <w:pPr>
+              <w:jc w:val="both"/>
+            </w:pPr>
+            <w:r>
+              <w:t>REQ-0</w:t>
+            </w:r>
+            <w:r>
+              <w:t>12</w:t>
+            </w:r>
+          </w:p>
+        </w:tc>
+        <w:tc>
+          <w:tcPr>
+            <w:tcW w:w="1226" w:type="dxa"/>
+            <w:tcBorders>
+              <w:left w:val="single" w:sz="4" w:space="0" w:color="auto"/>
+              <w:bottom w:val="single" w:sz="4" w:space="0" w:color="auto"/>
+              <w:right w:val="single" w:sz="4" w:space="0" w:color="auto"/>
+            </w:tcBorders>
+            <w:shd w:val="pct25" w:color="auto" w:fill="auto"/>
+          </w:tcPr>
+          <w:p>
+            <w:pPr>
+              <w:jc w:val="both"/>
+            </w:pPr>
+            <w:r>
+              <w:t>Nome:</w:t>
+            </w:r>
+          </w:p>
+        </w:tc>
+        <w:tc>
+          <w:tcPr>
+            <w:tcW w:w="4497" w:type="dxa"/>
+            <w:tcBorders>
+              <w:left w:val="single" w:sz="4" w:space="0" w:color="auto"/>
+              <w:bottom w:val="single" w:sz="4" w:space="0" w:color="auto"/>
+            </w:tcBorders>
+          </w:tcPr>
+          <w:p>
+            <w:pPr>
+              <w:jc w:val="both"/>
+            </w:pPr>
+            <w:r>
+              <w:t>Numero vittorie</w:t>
+            </w:r>
+          </w:p>
+        </w:tc>
+      </w:tr>
+      <w:tr>
+        <w:trPr>
+          <w:trHeight w:val="506"/>
+        </w:trPr>
+        <w:tc>
+          <w:tcPr>
+            <w:tcW w:w="1985" w:type="dxa"/>
+            <w:tcBorders>
+              <w:right w:val="single" w:sz="4" w:space="0" w:color="auto"/>
+            </w:tcBorders>
+            <w:shd w:val="pct25" w:color="auto" w:fill="auto"/>
+          </w:tcPr>
+          <w:p>
+            <w:pPr>
+              <w:jc w:val="both"/>
+            </w:pPr>
+            <w:r>
+              <w:t>Descrizione:</w:t>
+            </w:r>
+          </w:p>
+        </w:tc>
+        <w:tc>
+          <w:tcPr>
+            <w:tcW w:w="7235" w:type="dxa"/>
+            <w:gridSpan w:val="3"/>
+            <w:tcBorders>
+              <w:left w:val="single" w:sz="4" w:space="0" w:color="auto"/>
+            </w:tcBorders>
+          </w:tcPr>
+          <w:p>
+            <w:pPr>
+              <w:jc w:val="both"/>
+            </w:pPr>
+            <w:r>
+              <w:t xml:space="preserve">Verificare </w:t>
+            </w:r>
+            <w:r>
+              <w:t>che le vittorie vengano conteggiate in modo corretto</w:t>
+            </w:r>
+          </w:p>
+        </w:tc>
+      </w:tr>
+      <w:tr>
+        <w:trPr>
+          <w:trHeight w:val="285"/>
+        </w:trPr>
+        <w:tc>
+          <w:tcPr>
+            <w:tcW w:w="1985" w:type="dxa"/>
+            <w:tcBorders>
+              <w:right w:val="single" w:sz="4" w:space="0" w:color="auto"/>
+            </w:tcBorders>
+            <w:shd w:val="pct25" w:color="auto" w:fill="auto"/>
+          </w:tcPr>
+          <w:p>
+            <w:pPr>
+              <w:jc w:val="both"/>
+            </w:pPr>
+            <w:r>
+              <w:t>Prerequisiti:</w:t>
+            </w:r>
+          </w:p>
+        </w:tc>
+        <w:tc>
+          <w:tcPr>
+            <w:tcW w:w="7235" w:type="dxa"/>
+            <w:gridSpan w:val="3"/>
+            <w:tcBorders>
+              <w:left w:val="single" w:sz="4" w:space="0" w:color="auto"/>
+            </w:tcBorders>
+          </w:tcPr>
+          <w:p>
+            <w:pPr>
+              <w:jc w:val="both"/>
+              <w:rPr>
+                <w:rFonts w:cs="Arial"/>
+              </w:rPr>
+            </w:pPr>
+            <w:r>
+              <w:rPr>
+                <w:lang w:val="it-IT"/>
+              </w:rPr>
+              <w:t>Essere nel gioco</w:t>
+            </w:r>
+          </w:p>
+        </w:tc>
+      </w:tr>
+      <w:tr>
+        <w:trPr>
+          <w:trHeight w:val="312"/>
+        </w:trPr>
+        <w:tc>
+          <w:tcPr>
+            <w:tcW w:w="1985" w:type="dxa"/>
+            <w:tcBorders>
+              <w:right w:val="single" w:sz="4" w:space="0" w:color="auto"/>
+            </w:tcBorders>
+            <w:shd w:val="pct25" w:color="auto" w:fill="auto"/>
+          </w:tcPr>
+          <w:p>
+            <w:pPr>
+              <w:jc w:val="both"/>
+            </w:pPr>
+            <w:r>
+              <w:t>Procedura:</w:t>
+            </w:r>
+          </w:p>
+        </w:tc>
+        <w:tc>
+          <w:tcPr>
+            <w:tcW w:w="7235" w:type="dxa"/>
+            <w:gridSpan w:val="3"/>
+            <w:tcBorders>
+              <w:left w:val="single" w:sz="4" w:space="0" w:color="auto"/>
+            </w:tcBorders>
+          </w:tcPr>
+          <w:p>
+            <w:pPr>
+              <w:pStyle w:val="Paragrafoelenco"/>
+              <w:numPr>
+                <w:ilvl w:val="0"/>
+                <w:numId w:val="39"/>
+              </w:numPr>
+              <w:jc w:val="both"/>
+              <w:rPr>
+                <w:rFonts w:cs="Arial"/>
+                <w:lang w:val="de-CH"/>
+              </w:rPr>
+            </w:pPr>
+            <w:proofErr w:type="spellStart"/>
+            <w:r>
+              <w:rPr>
+                <w:rFonts w:cs="Arial"/>
+                <w:lang w:val="de-CH"/>
+              </w:rPr>
+              <w:t>Entrare</w:t>
+            </w:r>
+            <w:proofErr w:type="spellEnd"/>
+            <w:r>
+              <w:rPr>
+                <w:rFonts w:cs="Arial"/>
+                <w:lang w:val="de-CH"/>
+              </w:rPr>
+              <w:t xml:space="preserve"> </w:t>
+            </w:r>
+            <w:proofErr w:type="spellStart"/>
+            <w:r>
+              <w:rPr>
+                <w:rFonts w:cs="Arial"/>
+                <w:lang w:val="de-CH"/>
+              </w:rPr>
+              <w:t>dentro</w:t>
+            </w:r>
+            <w:proofErr w:type="spellEnd"/>
+            <w:r>
+              <w:rPr>
+                <w:rFonts w:cs="Arial"/>
+                <w:lang w:val="de-CH"/>
+              </w:rPr>
+              <w:t xml:space="preserve"> Samt-All-Stars</w:t>
+            </w:r>
+          </w:p>
+          <w:p>
+            <w:pPr>
+              <w:pStyle w:val="Paragrafoelenco"/>
+              <w:numPr>
+                <w:ilvl w:val="0"/>
+                <w:numId w:val="39"/>
+              </w:numPr>
+              <w:jc w:val="both"/>
+              <w:rPr>
+                <w:rFonts w:cs="Arial"/>
+                <w:lang w:val="de-CH"/>
+              </w:rPr>
+            </w:pPr>
+            <w:proofErr w:type="spellStart"/>
+            <w:r>
+              <w:rPr>
+                <w:rFonts w:cs="Arial"/>
+                <w:lang w:val="de-CH"/>
+              </w:rPr>
+              <w:t>Giocare</w:t>
+            </w:r>
+            <w:proofErr w:type="spellEnd"/>
+            <w:r>
+              <w:rPr>
+                <w:rFonts w:cs="Arial"/>
+                <w:lang w:val="de-CH"/>
+              </w:rPr>
+              <w:t xml:space="preserve"> </w:t>
+            </w:r>
+            <w:proofErr w:type="spellStart"/>
+            <w:r>
+              <w:rPr>
+                <w:rFonts w:cs="Arial"/>
+                <w:lang w:val="de-CH"/>
+              </w:rPr>
+              <w:t>un</w:t>
+            </w:r>
+            <w:proofErr w:type="spellEnd"/>
+            <w:r>
+              <w:rPr>
+                <w:rFonts w:cs="Arial"/>
+                <w:lang w:val="de-CH"/>
+              </w:rPr>
+              <w:t xml:space="preserve"> </w:t>
+            </w:r>
+            <w:proofErr w:type="spellStart"/>
+            <w:r>
+              <w:rPr>
+                <w:rFonts w:cs="Arial"/>
+                <w:lang w:val="de-CH"/>
+              </w:rPr>
+              <w:t>paio</w:t>
+            </w:r>
+            <w:proofErr w:type="spellEnd"/>
+            <w:r>
+              <w:rPr>
+                <w:rFonts w:cs="Arial"/>
+                <w:lang w:val="de-CH"/>
+              </w:rPr>
+              <w:t xml:space="preserve"> di </w:t>
+            </w:r>
+            <w:proofErr w:type="spellStart"/>
+            <w:r>
+              <w:rPr>
+                <w:rFonts w:cs="Arial"/>
+                <w:lang w:val="de-CH"/>
+              </w:rPr>
+              <w:t>partite</w:t>
+            </w:r>
+            <w:proofErr w:type="spellEnd"/>
+          </w:p>
+          <w:p>
+            <w:pPr>
+              <w:pStyle w:val="Paragrafoelenco"/>
+              <w:numPr>
+                <w:ilvl w:val="0"/>
+                <w:numId w:val="39"/>
+              </w:numPr>
+              <w:jc w:val="both"/>
+              <w:rPr>
+                <w:rFonts w:cs="Arial"/>
+              </w:rPr>
+            </w:pPr>
+            <w:r>
+              <w:rPr>
+                <w:rFonts w:cs="Arial"/>
+              </w:rPr>
+              <w:t>Andare sulla wiki dei personaggi</w:t>
+            </w:r>
+          </w:p>
+        </w:tc>
+      </w:tr>
+      <w:tr>
+        <w:trPr>
+          <w:trHeight w:val="402"/>
+        </w:trPr>
+        <w:tc>
+          <w:tcPr>
+            <w:tcW w:w="1985" w:type="dxa"/>
+            <w:tcBorders>
+              <w:right w:val="single" w:sz="4" w:space="0" w:color="auto"/>
+            </w:tcBorders>
+            <w:shd w:val="pct25" w:color="auto" w:fill="auto"/>
+          </w:tcPr>
+          <w:p>
+            <w:pPr>
+              <w:jc w:val="both"/>
+            </w:pPr>
+            <w:r>
+              <w:t>Risultati attesi:</w:t>
+            </w:r>
+          </w:p>
+        </w:tc>
+        <w:tc>
+          <w:tcPr>
+            <w:tcW w:w="7235" w:type="dxa"/>
+            <w:gridSpan w:val="3"/>
+            <w:tcBorders>
+              <w:left w:val="single" w:sz="4" w:space="0" w:color="auto"/>
+            </w:tcBorders>
+          </w:tcPr>
+          <w:p>
+            <w:pPr>
+              <w:jc w:val="both"/>
+            </w:pPr>
+            <w:r>
+              <w:t>Ci aspettiamo che il sotto ogni personaggio ci sia il numero di vittorie corretto</w:t>
+            </w:r>
+          </w:p>
+        </w:tc>
+      </w:tr>
+    </w:tbl>
+    <w:p/>
+    <w:p>
+      <w:r>
+        <w:br w:type="page"/>
+      </w:r>
+    </w:p>
+    <w:tbl>
+      <w:tblPr>
+        <w:tblW w:w="9521" w:type="dxa"/>
+        <w:tblInd w:w="113" w:type="dxa"/>
+        <w:tblBorders>
+          <w:top w:val="single" w:sz="4" w:space="0" w:color="auto"/>
+          <w:left w:val="single" w:sz="4" w:space="0" w:color="auto"/>
+          <w:bottom w:val="single" w:sz="4" w:space="0" w:color="auto"/>
+          <w:right w:val="single" w:sz="4" w:space="0" w:color="auto"/>
+          <w:insideH w:val="single" w:sz="4" w:space="0" w:color="auto"/>
+          <w:insideV w:val="single" w:sz="4" w:space="0" w:color="auto"/>
+        </w:tblBorders>
+        <w:tblLook w:val="01E0" w:firstRow="1" w:lastRow="1" w:firstColumn="1" w:lastColumn="1" w:noHBand="0" w:noVBand="0"/>
+      </w:tblPr>
+      <w:tblGrid>
+        <w:gridCol w:w="2050"/>
+        <w:gridCol w:w="1561"/>
+        <w:gridCol w:w="1266"/>
+        <w:gridCol w:w="4644"/>
+      </w:tblGrid>
+      <w:tr>
+        <w:trPr>
+          <w:trHeight w:val="596"/>
+        </w:trPr>
+        <w:tc>
+          <w:tcPr>
+            <w:tcW w:w="1985" w:type="dxa"/>
+            <w:tcBorders>
+              <w:bottom w:val="single" w:sz="4" w:space="0" w:color="auto"/>
+              <w:right w:val="single" w:sz="4" w:space="0" w:color="auto"/>
+            </w:tcBorders>
+            <w:shd w:val="pct25" w:color="auto" w:fill="auto"/>
+          </w:tcPr>
+          <w:p>
+            <w:pPr>
+              <w:jc w:val="both"/>
+            </w:pPr>
+            <w:r>
+              <w:lastRenderedPageBreak/>
+              <w:t>Test Case:</w:t>
+            </w:r>
+          </w:p>
+          <w:p>
+            <w:pPr>
+              <w:jc w:val="both"/>
+            </w:pPr>
+            <w:r>
+              <w:t xml:space="preserve">Riferimento: </w:t>
+            </w:r>
+          </w:p>
+        </w:tc>
+        <w:tc>
+          <w:tcPr>
+            <w:tcW w:w="1512" w:type="dxa"/>
+            <w:tcBorders>
+              <w:left w:val="single" w:sz="4" w:space="0" w:color="auto"/>
+              <w:bottom w:val="single" w:sz="4" w:space="0" w:color="auto"/>
+              <w:right w:val="single" w:sz="4" w:space="0" w:color="auto"/>
+            </w:tcBorders>
+          </w:tcPr>
+          <w:p>
+            <w:pPr>
+              <w:jc w:val="both"/>
+            </w:pPr>
+            <w:r>
+              <w:t>TC-00</w:t>
+            </w:r>
+            <w:r>
+              <w:t>14</w:t>
+            </w:r>
+          </w:p>
+          <w:p>
+            <w:pPr>
+              <w:jc w:val="both"/>
+            </w:pPr>
+            <w:r>
+              <w:t>REQ-0</w:t>
+            </w:r>
+            <w:r>
+              <w:t>13</w:t>
+            </w:r>
+          </w:p>
+        </w:tc>
+        <w:tc>
+          <w:tcPr>
+            <w:tcW w:w="1226" w:type="dxa"/>
+            <w:tcBorders>
+              <w:left w:val="single" w:sz="4" w:space="0" w:color="auto"/>
+              <w:bottom w:val="single" w:sz="4" w:space="0" w:color="auto"/>
+              <w:right w:val="single" w:sz="4" w:space="0" w:color="auto"/>
+            </w:tcBorders>
+            <w:shd w:val="pct25" w:color="auto" w:fill="auto"/>
+          </w:tcPr>
+          <w:p>
+            <w:pPr>
+              <w:jc w:val="both"/>
+            </w:pPr>
+            <w:r>
+              <w:t>Nome:</w:t>
+            </w:r>
+          </w:p>
+        </w:tc>
+        <w:tc>
+          <w:tcPr>
+            <w:tcW w:w="4497" w:type="dxa"/>
+            <w:tcBorders>
+              <w:left w:val="single" w:sz="4" w:space="0" w:color="auto"/>
+              <w:bottom w:val="single" w:sz="4" w:space="0" w:color="auto"/>
+            </w:tcBorders>
+          </w:tcPr>
+          <w:p>
+            <w:pPr>
+              <w:jc w:val="both"/>
+            </w:pPr>
+            <w:r>
+              <w:t>Game-Server</w:t>
+            </w:r>
+          </w:p>
+        </w:tc>
+      </w:tr>
+      <w:tr>
+        <w:trPr>
+          <w:trHeight w:val="506"/>
+        </w:trPr>
+        <w:tc>
+          <w:tcPr>
+            <w:tcW w:w="1985" w:type="dxa"/>
+            <w:tcBorders>
+              <w:right w:val="single" w:sz="4" w:space="0" w:color="auto"/>
+            </w:tcBorders>
+            <w:shd w:val="pct25" w:color="auto" w:fill="auto"/>
+          </w:tcPr>
+          <w:p>
+            <w:pPr>
+              <w:jc w:val="both"/>
+            </w:pPr>
+            <w:r>
+              <w:t>Descrizione:</w:t>
+            </w:r>
+          </w:p>
+        </w:tc>
+        <w:tc>
+          <w:tcPr>
+            <w:tcW w:w="7235" w:type="dxa"/>
+            <w:gridSpan w:val="3"/>
+            <w:tcBorders>
+              <w:left w:val="single" w:sz="4" w:space="0" w:color="auto"/>
+            </w:tcBorders>
+          </w:tcPr>
+          <w:p>
+            <w:pPr>
+              <w:jc w:val="both"/>
+            </w:pPr>
+            <w:r>
+              <w:t>Verificare il gioco funziona su diversi Pc</w:t>
+            </w:r>
+          </w:p>
+        </w:tc>
+      </w:tr>
+      <w:tr>
+        <w:trPr>
+          <w:trHeight w:val="285"/>
+        </w:trPr>
+        <w:tc>
+          <w:tcPr>
+            <w:tcW w:w="1985" w:type="dxa"/>
+            <w:tcBorders>
+              <w:right w:val="single" w:sz="4" w:space="0" w:color="auto"/>
+            </w:tcBorders>
+            <w:shd w:val="pct25" w:color="auto" w:fill="auto"/>
+          </w:tcPr>
+          <w:p>
+            <w:pPr>
+              <w:jc w:val="both"/>
+            </w:pPr>
+            <w:r>
+              <w:t>Prerequisiti:</w:t>
+            </w:r>
+          </w:p>
+        </w:tc>
+        <w:tc>
+          <w:tcPr>
+            <w:tcW w:w="7235" w:type="dxa"/>
+            <w:gridSpan w:val="3"/>
+            <w:tcBorders>
+              <w:left w:val="single" w:sz="4" w:space="0" w:color="auto"/>
+            </w:tcBorders>
+          </w:tcPr>
+          <w:p>
+            <w:pPr>
+              <w:jc w:val="both"/>
+              <w:rPr>
+                <w:rFonts w:cs="Arial"/>
+              </w:rPr>
+            </w:pPr>
+            <w:r>
+              <w:rPr>
+                <w:rFonts w:cs="Arial"/>
+              </w:rPr>
+              <w:t>Avere la rete grigia</w:t>
+            </w:r>
+          </w:p>
+        </w:tc>
+      </w:tr>
+      <w:tr>
+        <w:trPr>
+          <w:trHeight w:val="312"/>
+        </w:trPr>
+        <w:tc>
+          <w:tcPr>
+            <w:tcW w:w="1985" w:type="dxa"/>
+            <w:tcBorders>
+              <w:right w:val="single" w:sz="4" w:space="0" w:color="auto"/>
+            </w:tcBorders>
+            <w:shd w:val="pct25" w:color="auto" w:fill="auto"/>
+          </w:tcPr>
+          <w:p>
+            <w:pPr>
+              <w:jc w:val="both"/>
+            </w:pPr>
+            <w:r>
+              <w:t>Procedura:</w:t>
+            </w:r>
+          </w:p>
+        </w:tc>
+        <w:tc>
+          <w:tcPr>
+            <w:tcW w:w="7235" w:type="dxa"/>
+            <w:gridSpan w:val="3"/>
+            <w:tcBorders>
+              <w:left w:val="single" w:sz="4" w:space="0" w:color="auto"/>
+            </w:tcBorders>
+          </w:tcPr>
+          <w:p>
+            <w:pPr>
+              <w:pStyle w:val="Paragrafoelenco"/>
+              <w:numPr>
+                <w:ilvl w:val="0"/>
+                <w:numId w:val="46"/>
+              </w:numPr>
+              <w:jc w:val="both"/>
+              <w:rPr>
+                <w:rFonts w:cs="Arial"/>
+                <w:lang w:val="de-CH"/>
+              </w:rPr>
+            </w:pPr>
+            <w:proofErr w:type="spellStart"/>
+            <w:r>
+              <w:rPr>
+                <w:rFonts w:cs="Arial"/>
+                <w:lang w:val="de-CH"/>
+              </w:rPr>
+              <w:t>Entrare</w:t>
+            </w:r>
+            <w:proofErr w:type="spellEnd"/>
+            <w:r>
+              <w:rPr>
+                <w:rFonts w:cs="Arial"/>
+                <w:lang w:val="de-CH"/>
+              </w:rPr>
+              <w:t xml:space="preserve"> </w:t>
+            </w:r>
+            <w:proofErr w:type="spellStart"/>
+            <w:r>
+              <w:rPr>
+                <w:rFonts w:cs="Arial"/>
+                <w:lang w:val="de-CH"/>
+              </w:rPr>
+              <w:t>dentro</w:t>
+            </w:r>
+            <w:proofErr w:type="spellEnd"/>
+            <w:r>
+              <w:rPr>
+                <w:rFonts w:cs="Arial"/>
+                <w:lang w:val="de-CH"/>
+              </w:rPr>
+              <w:t xml:space="preserve"> Samt-All-Stars</w:t>
+            </w:r>
+          </w:p>
+          <w:p>
+            <w:pPr>
+              <w:pStyle w:val="Paragrafoelenco"/>
+              <w:numPr>
+                <w:ilvl w:val="0"/>
+                <w:numId w:val="46"/>
+              </w:numPr>
+              <w:jc w:val="both"/>
+              <w:rPr>
+                <w:rFonts w:cs="Arial"/>
+                <w:lang w:val="de-CH"/>
+              </w:rPr>
+            </w:pPr>
+            <w:proofErr w:type="spellStart"/>
+            <w:r>
+              <w:rPr>
+                <w:rFonts w:cs="Arial"/>
+                <w:lang w:val="de-CH"/>
+              </w:rPr>
+              <w:t>Provare</w:t>
+            </w:r>
+            <w:proofErr w:type="spellEnd"/>
+            <w:r>
+              <w:rPr>
+                <w:rFonts w:cs="Arial"/>
+                <w:lang w:val="de-CH"/>
+              </w:rPr>
+              <w:t xml:space="preserve"> le diverse </w:t>
+            </w:r>
+            <w:proofErr w:type="spellStart"/>
+            <w:r>
+              <w:rPr>
+                <w:rFonts w:cs="Arial"/>
+                <w:lang w:val="de-CH"/>
+              </w:rPr>
+              <w:t>funzionalità</w:t>
+            </w:r>
+            <w:proofErr w:type="spellEnd"/>
+          </w:p>
+        </w:tc>
+      </w:tr>
+      <w:tr>
+        <w:trPr>
+          <w:trHeight w:val="402"/>
+        </w:trPr>
+        <w:tc>
+          <w:tcPr>
+            <w:tcW w:w="1985" w:type="dxa"/>
+            <w:tcBorders>
+              <w:right w:val="single" w:sz="4" w:space="0" w:color="auto"/>
+            </w:tcBorders>
+            <w:shd w:val="pct25" w:color="auto" w:fill="auto"/>
+          </w:tcPr>
+          <w:p>
+            <w:pPr>
+              <w:jc w:val="both"/>
+            </w:pPr>
+            <w:r>
+              <w:t>Risultati attesi:</w:t>
+            </w:r>
+          </w:p>
+        </w:tc>
+        <w:tc>
+          <w:tcPr>
+            <w:tcW w:w="7235" w:type="dxa"/>
+            <w:gridSpan w:val="3"/>
+            <w:tcBorders>
+              <w:left w:val="single" w:sz="4" w:space="0" w:color="auto"/>
+            </w:tcBorders>
+          </w:tcPr>
+          <w:p>
+            <w:pPr>
+              <w:jc w:val="both"/>
+            </w:pPr>
+            <w:r>
+              <w:t>Ci aspettiamo che gioco venga eseguito correttamente</w:t>
+            </w:r>
+          </w:p>
+        </w:tc>
+      </w:tr>
+    </w:tbl>
+    <w:p/>
     <w:p>
       <w:pPr>
         <w:rPr>
@@ -16046,7 +18709,7 @@
           <w:lang w:val="it-IT"/>
         </w:rPr>
       </w:pPr>
-      <w:bookmarkStart w:id="36" w:name="_Toc461179225"/>
+      <w:bookmarkStart w:id="39" w:name="_Toc461179225"/>
       <w:r>
         <w:br w:type="page"/>
       </w:r>
@@ -16055,13 +18718,13 @@
       <w:pPr>
         <w:pStyle w:val="Titolo2"/>
       </w:pPr>
-      <w:bookmarkStart w:id="37" w:name="_Toc221284522"/>
+      <w:bookmarkStart w:id="40" w:name="_Toc223099107"/>
       <w:r>
         <w:lastRenderedPageBreak/>
         <w:t>Risultati test</w:t>
       </w:r>
-      <w:bookmarkEnd w:id="36"/>
-      <w:bookmarkEnd w:id="37"/>
+      <w:bookmarkEnd w:id="39"/>
+      <w:bookmarkEnd w:id="40"/>
     </w:p>
     <w:p>
       <w:pPr>
@@ -16080,16 +18743,16 @@
       <w:pPr>
         <w:pStyle w:val="Titolo2"/>
       </w:pPr>
-      <w:bookmarkStart w:id="38" w:name="_Toc461179226"/>
-      <w:bookmarkStart w:id="39" w:name="_Toc221284523"/>
+      <w:bookmarkStart w:id="41" w:name="_Toc461179226"/>
+      <w:bookmarkStart w:id="42" w:name="_Toc223099108"/>
       <w:r>
         <w:t>Mancanze</w:t>
       </w:r>
       <w:r>
         <w:t>/limitazioni conosciute</w:t>
       </w:r>
-      <w:bookmarkEnd w:id="38"/>
-      <w:bookmarkEnd w:id="39"/>
+      <w:bookmarkEnd w:id="41"/>
+      <w:bookmarkEnd w:id="42"/>
     </w:p>
     <w:p>
       <w:pPr>
@@ -16111,16 +18774,16 @@
           <w:lang w:val="it-IT"/>
         </w:rPr>
       </w:pPr>
-      <w:bookmarkStart w:id="40" w:name="_Toc461179227"/>
-      <w:bookmarkStart w:id="41" w:name="_Toc221284524"/>
+      <w:bookmarkStart w:id="43" w:name="_Toc461179227"/>
+      <w:bookmarkStart w:id="44" w:name="_Toc223099109"/>
       <w:r>
         <w:rPr>
           <w:lang w:val="it-IT"/>
         </w:rPr>
         <w:t>Consuntivo</w:t>
       </w:r>
-      <w:bookmarkEnd w:id="40"/>
-      <w:bookmarkEnd w:id="41"/>
+      <w:bookmarkEnd w:id="43"/>
+      <w:bookmarkEnd w:id="44"/>
     </w:p>
     <w:p>
       <w:pPr>
@@ -16166,16 +18829,16 @@
           <w:lang w:val="it-IT"/>
         </w:rPr>
       </w:pPr>
-      <w:bookmarkStart w:id="42" w:name="_Toc461179228"/>
-      <w:bookmarkStart w:id="43" w:name="_Toc221284525"/>
+      <w:bookmarkStart w:id="45" w:name="_Toc461179228"/>
+      <w:bookmarkStart w:id="46" w:name="_Toc223099110"/>
       <w:r>
         <w:rPr>
           <w:lang w:val="it-IT"/>
         </w:rPr>
         <w:t>Conclusioni</w:t>
       </w:r>
-      <w:bookmarkEnd w:id="42"/>
-      <w:bookmarkEnd w:id="43"/>
+      <w:bookmarkEnd w:id="45"/>
+      <w:bookmarkEnd w:id="46"/>
     </w:p>
     <w:p>
       <w:pPr>
@@ -16266,13 +18929,13 @@
       <w:pPr>
         <w:pStyle w:val="Titolo2"/>
       </w:pPr>
-      <w:bookmarkStart w:id="44" w:name="_Toc461179229"/>
-      <w:bookmarkStart w:id="45" w:name="_Toc221284526"/>
+      <w:bookmarkStart w:id="47" w:name="_Toc461179229"/>
+      <w:bookmarkStart w:id="48" w:name="_Toc223099111"/>
       <w:r>
         <w:t>Sviluppi futuri</w:t>
       </w:r>
-      <w:bookmarkEnd w:id="44"/>
-      <w:bookmarkEnd w:id="45"/>
+      <w:bookmarkEnd w:id="47"/>
+      <w:bookmarkEnd w:id="48"/>
     </w:p>
     <w:p>
       <w:pPr>
@@ -16291,13 +18954,13 @@
       <w:pPr>
         <w:pStyle w:val="Titolo2"/>
       </w:pPr>
-      <w:bookmarkStart w:id="46" w:name="_Toc461179230"/>
-      <w:bookmarkStart w:id="47" w:name="_Toc221284527"/>
+      <w:bookmarkStart w:id="49" w:name="_Toc461179230"/>
+      <w:bookmarkStart w:id="50" w:name="_Toc223099112"/>
       <w:r>
         <w:t>Considerazioni personali</w:t>
       </w:r>
-      <w:bookmarkEnd w:id="46"/>
-      <w:bookmarkEnd w:id="47"/>
+      <w:bookmarkEnd w:id="49"/>
+      <w:bookmarkEnd w:id="50"/>
     </w:p>
     <w:p>
       <w:pPr>
@@ -16325,15 +18988,15 @@
           <w:lang w:val="it-IT"/>
         </w:rPr>
       </w:pPr>
-      <w:bookmarkStart w:id="48" w:name="_Toc461179232"/>
-      <w:bookmarkStart w:id="49" w:name="_Toc221284528"/>
+      <w:bookmarkStart w:id="51" w:name="_Toc461179232"/>
+      <w:bookmarkStart w:id="52" w:name="_Toc223099113"/>
       <w:r>
         <w:rPr>
           <w:lang w:val="it-IT"/>
         </w:rPr>
         <w:t>Glossario</w:t>
       </w:r>
-      <w:bookmarkEnd w:id="49"/>
+      <w:bookmarkEnd w:id="52"/>
     </w:p>
     <w:p>
       <w:pPr>
@@ -16573,7 +19236,7 @@
           <w:lang w:val="it-IT"/>
         </w:rPr>
       </w:pPr>
-      <w:bookmarkStart w:id="50" w:name="_Toc221284529"/>
+      <w:bookmarkStart w:id="53" w:name="_Toc223099114"/>
       <w:r>
         <w:rPr>
           <w:lang w:val="it-IT"/>
@@ -16581,18 +19244,18 @@
         <w:lastRenderedPageBreak/>
         <w:t>Bibliografia</w:t>
       </w:r>
-      <w:bookmarkEnd w:id="50"/>
+      <w:bookmarkEnd w:id="53"/>
     </w:p>
     <w:p>
       <w:pPr>
         <w:pStyle w:val="Titolo2"/>
       </w:pPr>
-      <w:bookmarkStart w:id="51" w:name="_Toc221284530"/>
+      <w:bookmarkStart w:id="54" w:name="_Toc223099115"/>
       <w:r>
         <w:t>Bibliografia per articoli di riviste:</w:t>
       </w:r>
-      <w:bookmarkEnd w:id="48"/>
       <w:bookmarkEnd w:id="51"/>
+      <w:bookmarkEnd w:id="54"/>
     </w:p>
     <w:p>
       <w:pPr>
@@ -16701,13 +19364,13 @@
       <w:pPr>
         <w:pStyle w:val="Titolo2"/>
       </w:pPr>
-      <w:bookmarkStart w:id="52" w:name="_Toc461179233"/>
-      <w:bookmarkStart w:id="53" w:name="_Toc221284531"/>
+      <w:bookmarkStart w:id="55" w:name="_Toc461179233"/>
+      <w:bookmarkStart w:id="56" w:name="_Toc223099116"/>
       <w:r>
         <w:t>Bibliografia per libri</w:t>
       </w:r>
-      <w:bookmarkEnd w:id="52"/>
-      <w:bookmarkEnd w:id="53"/>
+      <w:bookmarkEnd w:id="55"/>
+      <w:bookmarkEnd w:id="56"/>
     </w:p>
     <w:p>
       <w:pPr>
@@ -16832,18 +19495,18 @@
           <w:lang w:val="it-IT"/>
         </w:rPr>
       </w:pPr>
-      <w:bookmarkStart w:id="54" w:name="_Toc461179234"/>
+      <w:bookmarkStart w:id="57" w:name="_Toc461179234"/>
     </w:p>
     <w:p>
       <w:pPr>
         <w:pStyle w:val="Titolo2"/>
       </w:pPr>
-      <w:bookmarkStart w:id="55" w:name="_Toc221284532"/>
+      <w:bookmarkStart w:id="58" w:name="_Toc223099117"/>
       <w:r>
         <w:t>Sitografia</w:t>
       </w:r>
-      <w:bookmarkEnd w:id="54"/>
-      <w:bookmarkEnd w:id="55"/>
+      <w:bookmarkEnd w:id="57"/>
+      <w:bookmarkEnd w:id="58"/>
     </w:p>
     <w:p>
       <w:pPr>
@@ -17001,16 +19664,16 @@
           <w:lang w:val="it-IT"/>
         </w:rPr>
       </w:pPr>
-      <w:bookmarkStart w:id="56" w:name="_Toc461179235"/>
-      <w:bookmarkStart w:id="57" w:name="_Toc221284533"/>
+      <w:bookmarkStart w:id="59" w:name="_Toc461179235"/>
+      <w:bookmarkStart w:id="60" w:name="_Toc223099118"/>
       <w:r>
         <w:rPr>
           <w:lang w:val="it-IT"/>
         </w:rPr>
         <w:t>Allegati</w:t>
       </w:r>
-      <w:bookmarkEnd w:id="56"/>
-      <w:bookmarkEnd w:id="57"/>
+      <w:bookmarkEnd w:id="59"/>
+      <w:bookmarkEnd w:id="60"/>
     </w:p>
     <w:p>
       <w:pPr>
@@ -17189,10 +19852,21 @@
       <w:pPr>
         <w:jc w:val="both"/>
       </w:pPr>
+      <w:r>
+        <w:t xml:space="preserve">    </w:t>
+      </w:r>
+    </w:p>
+    <w:p>
+      <w:pPr>
+        <w:jc w:val="both"/>
+      </w:pPr>
+      <w:r>
+        <w:t xml:space="preserve">. . .  . </w:t>
+      </w:r>
     </w:p>
     <w:sectPr>
-      <w:headerReference w:type="default" r:id="rId18"/>
-      <w:footerReference w:type="default" r:id="rId19"/>
+      <w:headerReference w:type="default" r:id="rId29"/>
+      <w:footerReference w:type="default" r:id="rId30"/>
       <w:pgSz w:w="11906" w:h="16838"/>
       <w:pgMar w:top="1985" w:right="1134" w:bottom="1418" w:left="1134" w:header="567" w:footer="567" w:gutter="0"/>
       <w:cols w:space="720"/>
@@ -17230,13 +19904,8 @@
         <w:noProof/>
       </w:rPr>
     </w:pPr>
-    <w:proofErr w:type="spellStart"/>
     <w:r>
-      <w:t>Sidon</w:t>
-    </w:r>
-    <w:proofErr w:type="spellEnd"/>
-    <w:r>
-      <w:t>, Quan, Yasser, I</w:t>
+      <w:t>Sidon, Quan, Yasser, I</w:t>
     </w:r>
     <w:r>
       <w:t>van</w:t>
@@ -17288,7 +19957,7 @@
       <w:rPr>
         <w:noProof/>
       </w:rPr>
-      <w:t>06.02.2026</w:t>
+      <w:t>27.02.2026</w:t>
     </w:r>
     <w:r>
       <w:fldChar w:fldCharType="end"/>
@@ -17312,7 +19981,6 @@
       <w:tc>
         <w:tcPr>
           <w:tcW w:w="2464" w:type="dxa"/>
-          <w:shd w:val="clear" w:color="auto" w:fill="auto"/>
         </w:tcPr>
         <w:p>
           <w:pPr>
@@ -17333,7 +20001,6 @@
       <w:tc>
         <w:tcPr>
           <w:tcW w:w="7390" w:type="dxa"/>
-          <w:shd w:val="clear" w:color="auto" w:fill="auto"/>
         </w:tcPr>
         <w:p>
           <w:pPr>
@@ -17354,7 +20021,6 @@
       <w:tc>
         <w:tcPr>
           <w:tcW w:w="2464" w:type="dxa"/>
-          <w:shd w:val="clear" w:color="auto" w:fill="auto"/>
         </w:tcPr>
         <w:p>
           <w:pPr>
@@ -17375,7 +20041,6 @@
       <w:tc>
         <w:tcPr>
           <w:tcW w:w="7390" w:type="dxa"/>
-          <w:shd w:val="clear" w:color="auto" w:fill="auto"/>
         </w:tcPr>
         <w:p>
           <w:pPr>
@@ -17407,14 +20072,7 @@
             <w:rPr>
               <w:lang w:val="fr-CH"/>
             </w:rPr>
-            <w:t xml:space="preserve">asser </w:t>
-          </w:r>
-          <w:proofErr w:type="spellStart"/>
-          <w:r>
-            <w:rPr>
-              <w:lang w:val="fr-CH"/>
-            </w:rPr>
-            <w:t>Ou</w:t>
+            <w:t>asser Ou</w:t>
           </w:r>
           <w:r>
             <w:rPr>
@@ -17438,14 +20096,7 @@
             <w:rPr>
               <w:lang w:val="fr-CH"/>
             </w:rPr>
-            <w:t>ashi</w:t>
-          </w:r>
-          <w:proofErr w:type="spellEnd"/>
-          <w:r>
-            <w:rPr>
-              <w:lang w:val="fr-CH"/>
-            </w:rPr>
-            <w:t>, Ivan</w:t>
+            <w:t>ashi, Ivan</w:t>
           </w:r>
           <w:r>
             <w:rPr>
@@ -17460,7 +20111,6 @@
       <w:tc>
         <w:tcPr>
           <w:tcW w:w="2464" w:type="dxa"/>
-          <w:shd w:val="clear" w:color="auto" w:fill="auto"/>
         </w:tcPr>
         <w:p>
           <w:pPr>
@@ -17481,7 +20131,6 @@
       <w:tc>
         <w:tcPr>
           <w:tcW w:w="7390" w:type="dxa"/>
-          <w:shd w:val="clear" w:color="auto" w:fill="auto"/>
         </w:tcPr>
         <w:p>
           <w:pPr>
@@ -17508,7 +20157,6 @@
       <w:tc>
         <w:tcPr>
           <w:tcW w:w="2464" w:type="dxa"/>
-          <w:shd w:val="clear" w:color="auto" w:fill="auto"/>
         </w:tcPr>
         <w:p>
           <w:pPr>
@@ -17529,7 +20177,6 @@
       <w:tc>
         <w:tcPr>
           <w:tcW w:w="7390" w:type="dxa"/>
-          <w:shd w:val="clear" w:color="auto" w:fill="auto"/>
         </w:tcPr>
         <w:p>
           <w:pPr>
@@ -17580,7 +20227,6 @@
       <w:tc>
         <w:tcPr>
           <w:tcW w:w="2464" w:type="dxa"/>
-          <w:shd w:val="clear" w:color="auto" w:fill="auto"/>
         </w:tcPr>
         <w:p>
           <w:pPr>
@@ -17601,7 +20247,6 @@
       <w:tc>
         <w:tcPr>
           <w:tcW w:w="7390" w:type="dxa"/>
-          <w:shd w:val="clear" w:color="auto" w:fill="auto"/>
         </w:tcPr>
         <w:p>
           <w:pPr>
@@ -17639,13 +20284,8 @@
         <w:noProof/>
       </w:rPr>
     </w:pPr>
-    <w:proofErr w:type="spellStart"/>
     <w:r>
-      <w:t>Sidon</w:t>
-    </w:r>
-    <w:proofErr w:type="spellEnd"/>
-    <w:r>
-      <w:t>, Quan, Yasser, I</w:t>
+      <w:t>Sidon, Quan, Yasser, I</w:t>
     </w:r>
     <w:r>
       <w:t>van</w:t>
@@ -17704,7 +20344,7 @@
       <w:rPr>
         <w:noProof/>
       </w:rPr>
-      <w:t>06.02.2026</w:t>
+      <w:t>27.02.2026</w:t>
     </w:r>
     <w:r>
       <w:fldChar w:fldCharType="end"/>
@@ -17722,13 +20362,8 @@
         <w:noProof/>
       </w:rPr>
     </w:pPr>
-    <w:proofErr w:type="spellStart"/>
     <w:r>
-      <w:t>Sidon</w:t>
-    </w:r>
-    <w:proofErr w:type="spellEnd"/>
-    <w:r>
-      <w:t>, Quan, Yasser, I</w:t>
+      <w:t>Sidon, Quan, Yasser, I</w:t>
     </w:r>
     <w:r>
       <w:t>van</w:t>
@@ -17774,7 +20409,7 @@
       <w:rPr>
         <w:noProof/>
       </w:rPr>
-      <w:t>06.02.2026</w:t>
+      <w:t>27.02.2026</w:t>
     </w:r>
     <w:r>
       <w:fldChar w:fldCharType="end"/>
@@ -20626,6 +23261,92 @@
     </w:lvl>
   </w:abstractNum>
   <w:abstractNum w:abstractNumId="12" w15:restartNumberingAfterBreak="0">
+    <w:nsid w:val="16795D1F"/>
+    <w:multiLevelType w:val="hybridMultilevel"/>
+    <w:tmpl w:val="2F2E737A"/>
+    <w:lvl w:ilvl="0" w:tplc="FFFFFFFF">
+      <w:start w:val="1"/>
+      <w:numFmt w:val="decimal"/>
+      <w:lvlText w:val="%1."/>
+      <w:lvlJc w:val="left"/>
+      <w:pPr>
+        <w:ind w:left="720" w:hanging="360"/>
+      </w:pPr>
+    </w:lvl>
+    <w:lvl w:ilvl="1" w:tplc="FFFFFFFF" w:tentative="1">
+      <w:start w:val="1"/>
+      <w:numFmt w:val="lowerLetter"/>
+      <w:lvlText w:val="%2."/>
+      <w:lvlJc w:val="left"/>
+      <w:pPr>
+        <w:ind w:left="1440" w:hanging="360"/>
+      </w:pPr>
+    </w:lvl>
+    <w:lvl w:ilvl="2" w:tplc="FFFFFFFF" w:tentative="1">
+      <w:start w:val="1"/>
+      <w:numFmt w:val="lowerRoman"/>
+      <w:lvlText w:val="%3."/>
+      <w:lvlJc w:val="right"/>
+      <w:pPr>
+        <w:ind w:left="2160" w:hanging="180"/>
+      </w:pPr>
+    </w:lvl>
+    <w:lvl w:ilvl="3" w:tplc="FFFFFFFF" w:tentative="1">
+      <w:start w:val="1"/>
+      <w:numFmt w:val="decimal"/>
+      <w:lvlText w:val="%4."/>
+      <w:lvlJc w:val="left"/>
+      <w:pPr>
+        <w:ind w:left="2880" w:hanging="360"/>
+      </w:pPr>
+    </w:lvl>
+    <w:lvl w:ilvl="4" w:tplc="FFFFFFFF" w:tentative="1">
+      <w:start w:val="1"/>
+      <w:numFmt w:val="lowerLetter"/>
+      <w:lvlText w:val="%5."/>
+      <w:lvlJc w:val="left"/>
+      <w:pPr>
+        <w:ind w:left="3600" w:hanging="360"/>
+      </w:pPr>
+    </w:lvl>
+    <w:lvl w:ilvl="5" w:tplc="FFFFFFFF" w:tentative="1">
+      <w:start w:val="1"/>
+      <w:numFmt w:val="lowerRoman"/>
+      <w:lvlText w:val="%6."/>
+      <w:lvlJc w:val="right"/>
+      <w:pPr>
+        <w:ind w:left="4320" w:hanging="180"/>
+      </w:pPr>
+    </w:lvl>
+    <w:lvl w:ilvl="6" w:tplc="FFFFFFFF" w:tentative="1">
+      <w:start w:val="1"/>
+      <w:numFmt w:val="decimal"/>
+      <w:lvlText w:val="%7."/>
+      <w:lvlJc w:val="left"/>
+      <w:pPr>
+        <w:ind w:left="5040" w:hanging="360"/>
+      </w:pPr>
+    </w:lvl>
+    <w:lvl w:ilvl="7" w:tplc="FFFFFFFF" w:tentative="1">
+      <w:start w:val="1"/>
+      <w:numFmt w:val="lowerLetter"/>
+      <w:lvlText w:val="%8."/>
+      <w:lvlJc w:val="left"/>
+      <w:pPr>
+        <w:ind w:left="5760" w:hanging="360"/>
+      </w:pPr>
+    </w:lvl>
+    <w:lvl w:ilvl="8" w:tplc="FFFFFFFF" w:tentative="1">
+      <w:start w:val="1"/>
+      <w:numFmt w:val="lowerRoman"/>
+      <w:lvlText w:val="%9."/>
+      <w:lvlJc w:val="right"/>
+      <w:pPr>
+        <w:ind w:left="6480" w:hanging="180"/>
+      </w:pPr>
+    </w:lvl>
+  </w:abstractNum>
+  <w:abstractNum w:abstractNumId="13" w15:restartNumberingAfterBreak="0">
     <w:nsid w:val="177064D3"/>
     <w:multiLevelType w:val="hybridMultilevel"/>
     <w:tmpl w:val="6E22B194"/>
@@ -20738,7 +23459,7 @@
       </w:rPr>
     </w:lvl>
   </w:abstractNum>
-  <w:abstractNum w:abstractNumId="13" w15:restartNumberingAfterBreak="0">
+  <w:abstractNum w:abstractNumId="14" w15:restartNumberingAfterBreak="0">
     <w:nsid w:val="1A027C0E"/>
     <w:multiLevelType w:val="hybridMultilevel"/>
     <w:tmpl w:val="0518C768"/>
@@ -20824,7 +23545,7 @@
       </w:pPr>
     </w:lvl>
   </w:abstractNum>
-  <w:abstractNum w:abstractNumId="14" w15:restartNumberingAfterBreak="0">
+  <w:abstractNum w:abstractNumId="15" w15:restartNumberingAfterBreak="0">
     <w:nsid w:val="1B7519A9"/>
     <w:multiLevelType w:val="hybridMultilevel"/>
     <w:tmpl w:val="65CEEBB0"/>
@@ -20913,7 +23634,7 @@
       </w:pPr>
     </w:lvl>
   </w:abstractNum>
-  <w:abstractNum w:abstractNumId="15" w15:restartNumberingAfterBreak="0">
+  <w:abstractNum w:abstractNumId="16" w15:restartNumberingAfterBreak="0">
     <w:nsid w:val="1DAD3422"/>
     <w:multiLevelType w:val="multilevel"/>
     <w:tmpl w:val="47B8CC5A"/>
@@ -21053,7 +23774,7 @@
       </w:rPr>
     </w:lvl>
   </w:abstractNum>
-  <w:abstractNum w:abstractNumId="16" w15:restartNumberingAfterBreak="0">
+  <w:abstractNum w:abstractNumId="17" w15:restartNumberingAfterBreak="0">
     <w:nsid w:val="22DC02CA"/>
     <w:multiLevelType w:val="hybridMultilevel"/>
     <w:tmpl w:val="3E6C221C"/>
@@ -21193,7 +23914,7 @@
       </w:rPr>
     </w:lvl>
   </w:abstractNum>
-  <w:abstractNum w:abstractNumId="17" w15:restartNumberingAfterBreak="0">
+  <w:abstractNum w:abstractNumId="18" w15:restartNumberingAfterBreak="0">
     <w:nsid w:val="24A46D31"/>
     <w:multiLevelType w:val="hybridMultilevel"/>
     <w:tmpl w:val="A56221F0"/>
@@ -21306,7 +24027,7 @@
       </w:pPr>
     </w:lvl>
   </w:abstractNum>
-  <w:abstractNum w:abstractNumId="18" w15:restartNumberingAfterBreak="0">
+  <w:abstractNum w:abstractNumId="19" w15:restartNumberingAfterBreak="0">
     <w:nsid w:val="2940454F"/>
     <w:multiLevelType w:val="hybridMultilevel"/>
     <w:tmpl w:val="1A324636"/>
@@ -21395,7 +24116,7 @@
       </w:pPr>
     </w:lvl>
   </w:abstractNum>
-  <w:abstractNum w:abstractNumId="19" w15:restartNumberingAfterBreak="0">
+  <w:abstractNum w:abstractNumId="20" w15:restartNumberingAfterBreak="0">
     <w:nsid w:val="2F6577D0"/>
     <w:multiLevelType w:val="hybridMultilevel"/>
     <w:tmpl w:val="0C0A2BCC"/>
@@ -21484,7 +24205,7 @@
       </w:pPr>
     </w:lvl>
   </w:abstractNum>
-  <w:abstractNum w:abstractNumId="20" w15:restartNumberingAfterBreak="0">
+  <w:abstractNum w:abstractNumId="21" w15:restartNumberingAfterBreak="0">
     <w:nsid w:val="39663D26"/>
     <w:multiLevelType w:val="multilevel"/>
     <w:tmpl w:val="19461B50"/>
@@ -21633,7 +24354,7 @@
       </w:rPr>
     </w:lvl>
   </w:abstractNum>
-  <w:abstractNum w:abstractNumId="21" w15:restartNumberingAfterBreak="0">
+  <w:abstractNum w:abstractNumId="22" w15:restartNumberingAfterBreak="0">
     <w:nsid w:val="42271BDC"/>
     <w:multiLevelType w:val="multilevel"/>
     <w:tmpl w:val="EE4C97F4"/>
@@ -21782,7 +24503,7 @@
       </w:rPr>
     </w:lvl>
   </w:abstractNum>
-  <w:abstractNum w:abstractNumId="22" w15:restartNumberingAfterBreak="0">
+  <w:abstractNum w:abstractNumId="23" w15:restartNumberingAfterBreak="0">
     <w:nsid w:val="46CF3341"/>
     <w:multiLevelType w:val="hybridMultilevel"/>
     <w:tmpl w:val="069E2706"/>
@@ -21868,7 +24589,7 @@
       </w:pPr>
     </w:lvl>
   </w:abstractNum>
-  <w:abstractNum w:abstractNumId="23" w15:restartNumberingAfterBreak="0">
+  <w:abstractNum w:abstractNumId="24" w15:restartNumberingAfterBreak="0">
     <w:nsid w:val="513B1556"/>
     <w:multiLevelType w:val="hybridMultilevel"/>
     <w:tmpl w:val="1A324636"/>
@@ -21957,7 +24678,7 @@
       </w:pPr>
     </w:lvl>
   </w:abstractNum>
-  <w:abstractNum w:abstractNumId="24" w15:restartNumberingAfterBreak="0">
+  <w:abstractNum w:abstractNumId="25" w15:restartNumberingAfterBreak="0">
     <w:nsid w:val="55C814B6"/>
     <w:multiLevelType w:val="hybridMultilevel"/>
     <w:tmpl w:val="9E129D3C"/>
@@ -22043,7 +24764,7 @@
       </w:pPr>
     </w:lvl>
   </w:abstractNum>
-  <w:abstractNum w:abstractNumId="25" w15:restartNumberingAfterBreak="0">
+  <w:abstractNum w:abstractNumId="26" w15:restartNumberingAfterBreak="0">
     <w:nsid w:val="56107367"/>
     <w:multiLevelType w:val="multilevel"/>
     <w:tmpl w:val="3160AAC2"/>
@@ -22192,7 +24913,93 @@
       </w:rPr>
     </w:lvl>
   </w:abstractNum>
-  <w:abstractNum w:abstractNumId="26" w15:restartNumberingAfterBreak="0">
+  <w:abstractNum w:abstractNumId="27" w15:restartNumberingAfterBreak="0">
+    <w:nsid w:val="561F3568"/>
+    <w:multiLevelType w:val="hybridMultilevel"/>
+    <w:tmpl w:val="2F2E737A"/>
+    <w:lvl w:ilvl="0" w:tplc="FFFFFFFF">
+      <w:start w:val="1"/>
+      <w:numFmt w:val="decimal"/>
+      <w:lvlText w:val="%1."/>
+      <w:lvlJc w:val="left"/>
+      <w:pPr>
+        <w:ind w:left="720" w:hanging="360"/>
+      </w:pPr>
+    </w:lvl>
+    <w:lvl w:ilvl="1" w:tplc="FFFFFFFF" w:tentative="1">
+      <w:start w:val="1"/>
+      <w:numFmt w:val="lowerLetter"/>
+      <w:lvlText w:val="%2."/>
+      <w:lvlJc w:val="left"/>
+      <w:pPr>
+        <w:ind w:left="1440" w:hanging="360"/>
+      </w:pPr>
+    </w:lvl>
+    <w:lvl w:ilvl="2" w:tplc="FFFFFFFF" w:tentative="1">
+      <w:start w:val="1"/>
+      <w:numFmt w:val="lowerRoman"/>
+      <w:lvlText w:val="%3."/>
+      <w:lvlJc w:val="right"/>
+      <w:pPr>
+        <w:ind w:left="2160" w:hanging="180"/>
+      </w:pPr>
+    </w:lvl>
+    <w:lvl w:ilvl="3" w:tplc="FFFFFFFF" w:tentative="1">
+      <w:start w:val="1"/>
+      <w:numFmt w:val="decimal"/>
+      <w:lvlText w:val="%4."/>
+      <w:lvlJc w:val="left"/>
+      <w:pPr>
+        <w:ind w:left="2880" w:hanging="360"/>
+      </w:pPr>
+    </w:lvl>
+    <w:lvl w:ilvl="4" w:tplc="FFFFFFFF" w:tentative="1">
+      <w:start w:val="1"/>
+      <w:numFmt w:val="lowerLetter"/>
+      <w:lvlText w:val="%5."/>
+      <w:lvlJc w:val="left"/>
+      <w:pPr>
+        <w:ind w:left="3600" w:hanging="360"/>
+      </w:pPr>
+    </w:lvl>
+    <w:lvl w:ilvl="5" w:tplc="FFFFFFFF" w:tentative="1">
+      <w:start w:val="1"/>
+      <w:numFmt w:val="lowerRoman"/>
+      <w:lvlText w:val="%6."/>
+      <w:lvlJc w:val="right"/>
+      <w:pPr>
+        <w:ind w:left="4320" w:hanging="180"/>
+      </w:pPr>
+    </w:lvl>
+    <w:lvl w:ilvl="6" w:tplc="FFFFFFFF" w:tentative="1">
+      <w:start w:val="1"/>
+      <w:numFmt w:val="decimal"/>
+      <w:lvlText w:val="%7."/>
+      <w:lvlJc w:val="left"/>
+      <w:pPr>
+        <w:ind w:left="5040" w:hanging="360"/>
+      </w:pPr>
+    </w:lvl>
+    <w:lvl w:ilvl="7" w:tplc="FFFFFFFF" w:tentative="1">
+      <w:start w:val="1"/>
+      <w:numFmt w:val="lowerLetter"/>
+      <w:lvlText w:val="%8."/>
+      <w:lvlJc w:val="left"/>
+      <w:pPr>
+        <w:ind w:left="5760" w:hanging="360"/>
+      </w:pPr>
+    </w:lvl>
+    <w:lvl w:ilvl="8" w:tplc="FFFFFFFF" w:tentative="1">
+      <w:start w:val="1"/>
+      <w:numFmt w:val="lowerRoman"/>
+      <w:lvlText w:val="%9."/>
+      <w:lvlJc w:val="right"/>
+      <w:pPr>
+        <w:ind w:left="6480" w:hanging="180"/>
+      </w:pPr>
+    </w:lvl>
+  </w:abstractNum>
+  <w:abstractNum w:abstractNumId="28" w15:restartNumberingAfterBreak="0">
     <w:nsid w:val="57C86EE7"/>
     <w:multiLevelType w:val="multilevel"/>
     <w:tmpl w:val="4DE6CDEC"/>
@@ -22341,7 +25148,7 @@
       </w:rPr>
     </w:lvl>
   </w:abstractNum>
-  <w:abstractNum w:abstractNumId="27" w15:restartNumberingAfterBreak="0">
+  <w:abstractNum w:abstractNumId="29" w15:restartNumberingAfterBreak="0">
     <w:nsid w:val="5F5802AE"/>
     <w:multiLevelType w:val="hybridMultilevel"/>
     <w:tmpl w:val="BC7EB738"/>
@@ -22430,7 +25237,7 @@
       </w:pPr>
     </w:lvl>
   </w:abstractNum>
-  <w:abstractNum w:abstractNumId="28" w15:restartNumberingAfterBreak="0">
+  <w:abstractNum w:abstractNumId="30" w15:restartNumberingAfterBreak="0">
     <w:nsid w:val="652809B9"/>
     <w:multiLevelType w:val="hybridMultilevel"/>
     <w:tmpl w:val="C10EC632"/>
@@ -22543,7 +25350,7 @@
       </w:rPr>
     </w:lvl>
   </w:abstractNum>
-  <w:abstractNum w:abstractNumId="29" w15:restartNumberingAfterBreak="0">
+  <w:abstractNum w:abstractNumId="31" w15:restartNumberingAfterBreak="0">
     <w:nsid w:val="66871ECE"/>
     <w:multiLevelType w:val="hybridMultilevel"/>
     <w:tmpl w:val="7F74FC56"/>
@@ -22659,7 +25466,7 @@
       </w:pPr>
     </w:lvl>
   </w:abstractNum>
-  <w:abstractNum w:abstractNumId="30" w15:restartNumberingAfterBreak="0">
+  <w:abstractNum w:abstractNumId="32" w15:restartNumberingAfterBreak="0">
     <w:nsid w:val="6ABE5228"/>
     <w:multiLevelType w:val="hybridMultilevel"/>
     <w:tmpl w:val="089EE6D8"/>
@@ -22775,7 +25582,7 @@
       </w:pPr>
     </w:lvl>
   </w:abstractNum>
-  <w:abstractNum w:abstractNumId="31" w15:restartNumberingAfterBreak="0">
+  <w:abstractNum w:abstractNumId="33" w15:restartNumberingAfterBreak="0">
     <w:nsid w:val="6C1D7334"/>
     <w:multiLevelType w:val="hybridMultilevel"/>
     <w:tmpl w:val="7F20929C"/>
@@ -22891,7 +25698,7 @@
       </w:pPr>
     </w:lvl>
   </w:abstractNum>
-  <w:abstractNum w:abstractNumId="32" w15:restartNumberingAfterBreak="0">
+  <w:abstractNum w:abstractNumId="34" w15:restartNumberingAfterBreak="0">
     <w:nsid w:val="72904C79"/>
     <w:multiLevelType w:val="hybridMultilevel"/>
     <w:tmpl w:val="EB328896"/>
@@ -23031,7 +25838,7 @@
       </w:rPr>
     </w:lvl>
   </w:abstractNum>
-  <w:abstractNum w:abstractNumId="33" w15:restartNumberingAfterBreak="0">
+  <w:abstractNum w:abstractNumId="35" w15:restartNumberingAfterBreak="0">
     <w:nsid w:val="77430A20"/>
     <w:multiLevelType w:val="hybridMultilevel"/>
     <w:tmpl w:val="2F2E737A"/>
@@ -23117,7 +25924,7 @@
       </w:pPr>
     </w:lvl>
   </w:abstractNum>
-  <w:abstractNum w:abstractNumId="34" w15:restartNumberingAfterBreak="0">
+  <w:abstractNum w:abstractNumId="36" w15:restartNumberingAfterBreak="0">
     <w:nsid w:val="7ACC392C"/>
     <w:multiLevelType w:val="hybridMultilevel"/>
     <w:tmpl w:val="F282F7F0"/>
@@ -23257,7 +26064,7 @@
       </w:rPr>
     </w:lvl>
   </w:abstractNum>
-  <w:abstractNum w:abstractNumId="35" w15:restartNumberingAfterBreak="0">
+  <w:abstractNum w:abstractNumId="37" w15:restartNumberingAfterBreak="0">
     <w:nsid w:val="7CD54937"/>
     <w:multiLevelType w:val="hybridMultilevel"/>
     <w:tmpl w:val="1AB0305A"/>
@@ -23398,13 +26205,13 @@
     </w:lvl>
   </w:abstractNum>
   <w:num w:numId="1" w16cid:durableId="986275289">
-    <w:abstractNumId w:val="26"/>
+    <w:abstractNumId w:val="28"/>
   </w:num>
   <w:num w:numId="2" w16cid:durableId="1156845650">
     <w:abstractNumId w:val="8"/>
   </w:num>
   <w:num w:numId="3" w16cid:durableId="1076627440">
-    <w:abstractNumId w:val="16"/>
+    <w:abstractNumId w:val="17"/>
   </w:num>
   <w:num w:numId="4" w16cid:durableId="851144268">
     <w:abstractNumId w:val="5"/>
@@ -23413,22 +26220,22 @@
     <w:abstractNumId w:val="10"/>
   </w:num>
   <w:num w:numId="6" w16cid:durableId="2109033460">
-    <w:abstractNumId w:val="29"/>
+    <w:abstractNumId w:val="31"/>
   </w:num>
   <w:num w:numId="7" w16cid:durableId="1657799769">
-    <w:abstractNumId w:val="17"/>
+    <w:abstractNumId w:val="18"/>
   </w:num>
   <w:num w:numId="8" w16cid:durableId="1052189647">
-    <w:abstractNumId w:val="30"/>
+    <w:abstractNumId w:val="32"/>
   </w:num>
   <w:num w:numId="9" w16cid:durableId="848526737">
     <w:abstractNumId w:val="3"/>
   </w:num>
   <w:num w:numId="10" w16cid:durableId="1584870234">
-    <w:abstractNumId w:val="32"/>
+    <w:abstractNumId w:val="34"/>
   </w:num>
   <w:num w:numId="11" w16cid:durableId="992947377">
-    <w:abstractNumId w:val="34"/>
+    <w:abstractNumId w:val="36"/>
   </w:num>
   <w:num w:numId="12" w16cid:durableId="826676959">
     <w:abstractNumId w:val="11"/>
@@ -23437,58 +26244,58 @@
     <w:abstractNumId w:val="7"/>
   </w:num>
   <w:num w:numId="14" w16cid:durableId="1149399192">
-    <w:abstractNumId w:val="35"/>
+    <w:abstractNumId w:val="37"/>
   </w:num>
   <w:num w:numId="15" w16cid:durableId="871190476">
-    <w:abstractNumId w:val="12"/>
+    <w:abstractNumId w:val="13"/>
   </w:num>
   <w:num w:numId="16" w16cid:durableId="24185436">
-    <w:abstractNumId w:val="26"/>
+    <w:abstractNumId w:val="28"/>
   </w:num>
   <w:num w:numId="17" w16cid:durableId="553320973">
-    <w:abstractNumId w:val="31"/>
+    <w:abstractNumId w:val="33"/>
   </w:num>
   <w:num w:numId="18" w16cid:durableId="1250239650">
-    <w:abstractNumId w:val="26"/>
+    <w:abstractNumId w:val="28"/>
   </w:num>
   <w:num w:numId="19" w16cid:durableId="346178436">
-    <w:abstractNumId w:val="26"/>
+    <w:abstractNumId w:val="28"/>
   </w:num>
   <w:num w:numId="20" w16cid:durableId="1815834230">
-    <w:abstractNumId w:val="26"/>
+    <w:abstractNumId w:val="28"/>
   </w:num>
   <w:num w:numId="21" w16cid:durableId="770928735">
-    <w:abstractNumId w:val="26"/>
+    <w:abstractNumId w:val="28"/>
   </w:num>
   <w:num w:numId="22" w16cid:durableId="202866161">
-    <w:abstractNumId w:val="26"/>
+    <w:abstractNumId w:val="28"/>
   </w:num>
   <w:num w:numId="23" w16cid:durableId="662045607">
+    <w:abstractNumId w:val="30"/>
+  </w:num>
+  <w:num w:numId="24" w16cid:durableId="67653796">
     <w:abstractNumId w:val="28"/>
   </w:num>
-  <w:num w:numId="24" w16cid:durableId="67653796">
-    <w:abstractNumId w:val="26"/>
-  </w:num>
   <w:num w:numId="25" w16cid:durableId="120005790">
-    <w:abstractNumId w:val="26"/>
+    <w:abstractNumId w:val="28"/>
   </w:num>
   <w:num w:numId="26" w16cid:durableId="1140269996">
     <w:abstractNumId w:val="2"/>
   </w:num>
   <w:num w:numId="27" w16cid:durableId="1707832471">
-    <w:abstractNumId w:val="15"/>
+    <w:abstractNumId w:val="16"/>
   </w:num>
   <w:num w:numId="28" w16cid:durableId="2033992733">
-    <w:abstractNumId w:val="21"/>
+    <w:abstractNumId w:val="22"/>
   </w:num>
   <w:num w:numId="29" w16cid:durableId="712464817">
-    <w:abstractNumId w:val="25"/>
+    <w:abstractNumId w:val="26"/>
   </w:num>
   <w:num w:numId="30" w16cid:durableId="1501120434">
     <w:abstractNumId w:val="6"/>
   </w:num>
   <w:num w:numId="31" w16cid:durableId="417754350">
-    <w:abstractNumId w:val="20"/>
+    <w:abstractNumId w:val="21"/>
   </w:num>
   <w:num w:numId="32" w16cid:durableId="484975812">
     <w:abstractNumId w:val="1"/>
@@ -23497,28 +26304,28 @@
     <w:abstractNumId w:val="0"/>
   </w:num>
   <w:num w:numId="34" w16cid:durableId="1319185557">
+    <w:abstractNumId w:val="20"/>
+  </w:num>
+  <w:num w:numId="35" w16cid:durableId="216549149">
+    <w:abstractNumId w:val="29"/>
+  </w:num>
+  <w:num w:numId="36" w16cid:durableId="695010908">
+    <w:abstractNumId w:val="15"/>
+  </w:num>
+  <w:num w:numId="37" w16cid:durableId="1390228523">
+    <w:abstractNumId w:val="24"/>
+  </w:num>
+  <w:num w:numId="38" w16cid:durableId="459765120">
     <w:abstractNumId w:val="19"/>
   </w:num>
-  <w:num w:numId="35" w16cid:durableId="216549149">
-    <w:abstractNumId w:val="27"/>
+  <w:num w:numId="39" w16cid:durableId="1122067565">
+    <w:abstractNumId w:val="35"/>
   </w:num>
-  <w:num w:numId="36" w16cid:durableId="695010908">
-    <w:abstractNumId w:val="14"/>
-  </w:num>
-  <w:num w:numId="37" w16cid:durableId="1390228523">
+  <w:num w:numId="40" w16cid:durableId="1291473653">
     <w:abstractNumId w:val="23"/>
   </w:num>
-  <w:num w:numId="38" w16cid:durableId="459765120">
-    <w:abstractNumId w:val="18"/>
-  </w:num>
-  <w:num w:numId="39" w16cid:durableId="1122067565">
-    <w:abstractNumId w:val="33"/>
-  </w:num>
-  <w:num w:numId="40" w16cid:durableId="1291473653">
-    <w:abstractNumId w:val="22"/>
-  </w:num>
   <w:num w:numId="41" w16cid:durableId="561210069">
-    <w:abstractNumId w:val="24"/>
+    <w:abstractNumId w:val="25"/>
   </w:num>
   <w:num w:numId="42" w16cid:durableId="217474902">
     <w:abstractNumId w:val="9"/>
@@ -23527,7 +26334,13 @@
     <w:abstractNumId w:val="4"/>
   </w:num>
   <w:num w:numId="44" w16cid:durableId="1209797582">
-    <w:abstractNumId w:val="13"/>
+    <w:abstractNumId w:val="14"/>
+  </w:num>
+  <w:num w:numId="45" w16cid:durableId="330717065">
+    <w:abstractNumId w:val="27"/>
+  </w:num>
+  <w:num w:numId="46" w16cid:durableId="1094126915">
+    <w:abstractNumId w:val="12"/>
   </w:num>
   <w:numIdMacAtCleanup w:val="14"/>
 </w:numbering>
@@ -23925,6 +26738,7 @@
   <w:style w:type="paragraph" w:default="1" w:styleId="Normale">
     <w:name w:val="Normal"/>
     <w:qFormat/>
+    <w:rsid w:val="006D596F"/>
     <w:rPr>
       <w:rFonts w:ascii="Arial" w:hAnsi="Arial"/>
       <w:lang w:eastAsia="it-IT"/>

--- a/3_Documentazione/SamtAllStars.docx
+++ b/3_Documentazione/SamtAllStars.docx
@@ -9784,102 +9784,1354 @@
     </w:p>
     <w:p>
       <w:pPr>
-        <w:pStyle w:val="Titolo3"/>
+        <w:pStyle w:val="Titolo2"/>
       </w:pPr>
       <w:bookmarkStart w:id="6" w:name="_Toc223099090"/>
       <w:r>
         <w:lastRenderedPageBreak/>
-        <w:t>Spiegazione elementi tabella dei requisiti:</w:t>
-      </w:r>
-      <w:bookmarkEnd w:id="6"/>
-    </w:p>
-    <w:p>
-      <w:r>
+        <w:t>User stories</w:t>
+      </w:r>
+    </w:p>
+    <w:p>
+      <w:pPr>
+        <w:pStyle w:val="Nessunaspaziatura"/>
         <w:rPr>
           <w:b/>
-        </w:rPr>
-        <w:t>ID</w:t>
-      </w:r>
-      <w:r>
-        <w:t>: identificativo univoco del requisito</w:t>
-      </w:r>
-    </w:p>
-    <w:p>
+          <w:bCs/>
+          <w:sz w:val="24"/>
+          <w:szCs w:val="24"/>
+        </w:rPr>
+      </w:pPr>
+      <w:bookmarkStart w:id="7" w:name="_Hlk223685796"/>
       <w:r>
         <w:rPr>
           <w:b/>
-        </w:rPr>
-        <w:t>Nome</w:t>
-      </w:r>
-      <w:r>
-        <w:t>: breve descrizione del requisito</w:t>
-      </w:r>
-    </w:p>
-    <w:p>
+          <w:bCs/>
+          <w:sz w:val="24"/>
+          <w:szCs w:val="24"/>
+        </w:rPr>
+        <w:t xml:space="preserve">US-01 — </w:t>
+      </w:r>
+      <w:proofErr w:type="spellStart"/>
       <w:r>
         <w:rPr>
           <w:b/>
-        </w:rPr>
-        <w:t>Priorità</w:t>
-      </w:r>
-      <w:r>
-        <w:t xml:space="preserve">: indica l’importanza di un requisito nell’insieme del progetto, definita assieme al committente. </w:t>
-      </w:r>
-      <w:r>
-        <w:t>Ad esempio,</w:t>
-      </w:r>
-      <w:r>
-        <w:t xml:space="preserve"> poter disporre di report con colonne di colori diversi ha priorità minore rispetto al fatto di avere un database con gli elementi al suo interno. Solitamente si definiscono al massimo di 2-3 livelli di priorità.</w:t>
-      </w:r>
-    </w:p>
-    <w:p>
+          <w:bCs/>
+          <w:sz w:val="24"/>
+          <w:szCs w:val="24"/>
+        </w:rPr>
+        <w:t>Navigazione</w:t>
+      </w:r>
+      <w:proofErr w:type="spellEnd"/>
       <w:r>
         <w:rPr>
           <w:b/>
-        </w:rPr>
-        <w:t>Versione</w:t>
-      </w:r>
-      <w:r>
-        <w:t xml:space="preserve">: indica la versione del requisito. Ogni modifica del requisito avrà una versione aggiornata. </w:t>
-      </w:r>
-    </w:p>
-    <w:p>
-      <w:r>
-        <w:t>Sulla documentazione apparirà solamente l’ultima versione, mentre le vecchie dovranno essere inserite nei diari.</w:t>
-      </w:r>
-    </w:p>
-    <w:p>
+          <w:bCs/>
+          <w:sz w:val="24"/>
+          <w:szCs w:val="24"/>
+        </w:rPr>
+        <w:t xml:space="preserve"> dal menu </w:t>
+      </w:r>
+      <w:proofErr w:type="spellStart"/>
       <w:r>
         <w:rPr>
           <w:b/>
-        </w:rPr>
-        <w:t>Note</w:t>
-      </w:r>
-      <w:r>
-        <w:t>: eventuali osservazioni importanti o riferimenti ad altri requisiti.</w:t>
-      </w:r>
-    </w:p>
+          <w:bCs/>
+          <w:sz w:val="24"/>
+          <w:szCs w:val="24"/>
+        </w:rPr>
+        <w:t>principale</w:t>
+      </w:r>
+      <w:proofErr w:type="spellEnd"/>
+    </w:p>
+    <w:p>
+      <w:r>
+        <w:t>Come giocatore, voglio accedere rapidamente alle sezioni principali del gioco, così da iniziare una partita o configurare l’esperienza senza perdere tempo.</w:t>
+      </w:r>
+    </w:p>
+    <w:p/>
     <w:p>
       <w:r>
         <w:rPr>
           <w:b/>
-        </w:rPr>
-        <w:t>Sotto requisiti</w:t>
-      </w:r>
-      <w:r>
-        <w:t xml:space="preserve">: elementi che compongono il requisito. </w:t>
-      </w:r>
-    </w:p>
-    <w:p>
-      <w:pPr>
-        <w:rPr>
-          <w:lang w:val="it-IT"/>
-        </w:rPr>
-      </w:pPr>
-      <w:r>
-        <w:rPr>
-          <w:lang w:val="it-IT"/>
-        </w:rPr>
+          <w:bCs/>
+        </w:rPr>
+        <w:t>Criteri d’accettazione</w:t>
+      </w:r>
+      <w:r>
+        <w:t>:</w:t>
+      </w:r>
+    </w:p>
+    <w:p>
+      <w:r>
+        <w:t>- Dato che mi trovo nella schermata principale, quando apro il gioco, allora vedo i pulsanti per avviare la partita, aprire le impostazioni, vedere la lista dei personaggi e uscire dal gioco.</w:t>
+      </w:r>
+    </w:p>
+    <w:p>
+      <w:r>
+        <w:t>- Dato che seleziono una delle voci del menu, quando la confermo, allora vengo portato nella schermata corretta.</w:t>
+      </w:r>
+    </w:p>
+    <w:p>
+      <w:r>
+        <w:t>- Dato che voglio uscire dal gioco, quando premo il pulsante dedicato, allora il gioco si chiude correttamente.</w:t>
+      </w:r>
+    </w:p>
+    <w:p/>
+    <w:p/>
+    <w:p>
+      <w:pPr>
+        <w:pStyle w:val="Nessunaspaziatura"/>
+        <w:rPr>
+          <w:b/>
+          <w:bCs/>
+          <w:sz w:val="24"/>
+          <w:szCs w:val="24"/>
+        </w:rPr>
+      </w:pPr>
+      <w:r>
+        <w:rPr>
+          <w:b/>
+          <w:bCs/>
+          <w:sz w:val="24"/>
+          <w:szCs w:val="24"/>
+        </w:rPr>
+        <w:t xml:space="preserve">US-02 — </w:t>
+      </w:r>
+      <w:proofErr w:type="spellStart"/>
+      <w:r>
+        <w:rPr>
+          <w:b/>
+          <w:bCs/>
+          <w:sz w:val="24"/>
+          <w:szCs w:val="24"/>
+        </w:rPr>
+        <w:t>Configurazione</w:t>
+      </w:r>
+      <w:proofErr w:type="spellEnd"/>
+      <w:r>
+        <w:rPr>
+          <w:b/>
+          <w:bCs/>
+          <w:sz w:val="24"/>
+          <w:szCs w:val="24"/>
+        </w:rPr>
+        <w:t xml:space="preserve"> audio e </w:t>
+      </w:r>
+      <w:proofErr w:type="spellStart"/>
+      <w:r>
+        <w:rPr>
+          <w:b/>
+          <w:bCs/>
+          <w:sz w:val="24"/>
+          <w:szCs w:val="24"/>
+        </w:rPr>
+        <w:t>comandi</w:t>
+      </w:r>
+      <w:proofErr w:type="spellEnd"/>
+    </w:p>
+    <w:p>
+      <w:r>
+        <w:t>Come giocatore, voglio modificare l'audio e visualizzare i comandi, così da adattare il gioco alle mie preferenze e capire come controllare il personaggio.</w:t>
+      </w:r>
+    </w:p>
+    <w:p/>
+    <w:p>
+      <w:r>
+        <w:rPr>
+          <w:b/>
+          <w:bCs/>
+        </w:rPr>
+        <w:t>Criteri d’accettazione</w:t>
+      </w:r>
+      <w:r>
+        <w:t>:</w:t>
+      </w:r>
+    </w:p>
+    <w:p>
+      <w:r>
+        <w:t>- Dato che apro le impostazioni, quando entro nella schermata dedicata, allora posso regolare volume master, SFX, musica e voci.</w:t>
+      </w:r>
+    </w:p>
+    <w:p>
+      <w:r>
+        <w:t>- Dato che uso tastiera o controller, quando apro la sezione comandi, allora posso visualizzare i tasti corretti per il dispositivo scelto.</w:t>
+      </w:r>
+    </w:p>
+    <w:p>
+      <w:r>
+        <w:t>- Dato che modifico le impostazioni, quando chiudo e riapro il gioco, allora le preferenze salvate vengono ricaricate correttamente.</w:t>
+      </w:r>
+    </w:p>
+    <w:p/>
+    <w:p/>
+    <w:p>
+      <w:pPr>
+        <w:pStyle w:val="Nessunaspaziatura"/>
+        <w:rPr>
+          <w:b/>
+          <w:bCs/>
+          <w:sz w:val="24"/>
+          <w:szCs w:val="24"/>
+        </w:rPr>
+      </w:pPr>
+      <w:r>
+        <w:rPr>
+          <w:b/>
+          <w:bCs/>
+          <w:sz w:val="24"/>
+          <w:szCs w:val="24"/>
+        </w:rPr>
+        <w:t xml:space="preserve">US-03 — </w:t>
+      </w:r>
+      <w:proofErr w:type="spellStart"/>
+      <w:r>
+        <w:rPr>
+          <w:b/>
+          <w:bCs/>
+          <w:sz w:val="24"/>
+          <w:szCs w:val="24"/>
+        </w:rPr>
+        <w:t>Consultazione</w:t>
+      </w:r>
+      <w:proofErr w:type="spellEnd"/>
+      <w:r>
+        <w:rPr>
+          <w:b/>
+          <w:bCs/>
+          <w:sz w:val="24"/>
+          <w:szCs w:val="24"/>
+        </w:rPr>
+        <w:t xml:space="preserve"> del roster </w:t>
+      </w:r>
+      <w:proofErr w:type="spellStart"/>
+      <w:r>
+        <w:rPr>
+          <w:b/>
+          <w:bCs/>
+          <w:sz w:val="24"/>
+          <w:szCs w:val="24"/>
+        </w:rPr>
+        <w:t>dei</w:t>
+      </w:r>
+      <w:proofErr w:type="spellEnd"/>
+      <w:r>
+        <w:rPr>
+          <w:b/>
+          <w:bCs/>
+          <w:sz w:val="24"/>
+          <w:szCs w:val="24"/>
+        </w:rPr>
+        <w:t xml:space="preserve"> </w:t>
+      </w:r>
+      <w:proofErr w:type="spellStart"/>
+      <w:r>
+        <w:rPr>
+          <w:b/>
+          <w:bCs/>
+          <w:sz w:val="24"/>
+          <w:szCs w:val="24"/>
+        </w:rPr>
+        <w:t>personaggi</w:t>
+      </w:r>
+      <w:proofErr w:type="spellEnd"/>
+    </w:p>
+    <w:p>
+      <w:r>
+        <w:t>Come giocatore, voglio vedere i personaggi disponibili con le loro informazioni principali, così da scegliere quello più adatto al mio stile di gioco.</w:t>
+      </w:r>
+    </w:p>
+    <w:p/>
+    <w:p>
+      <w:r>
+        <w:rPr>
+          <w:b/>
+          <w:bCs/>
+        </w:rPr>
+        <w:t>Criteri d’accettazione</w:t>
+      </w:r>
+      <w:r>
+        <w:t>:</w:t>
+      </w:r>
+    </w:p>
+    <w:p>
+      <w:r>
+        <w:t>- Dato che apro la lista dei personaggi, quando entro nella schermata, allora vedo tutti e 4 i personaggi disponibili.</w:t>
+      </w:r>
+    </w:p>
+    <w:p>
+      <w:r>
+        <w:t>- Dato che seleziono un personaggio, quando ne apro la scheda, allora vedo nome, descrizione e statistiche principali.</w:t>
+      </w:r>
+    </w:p>
+    <w:p>
+      <w:r>
+        <w:t>- Dato che il sistema tiene traccia delle vittorie, quando visualizzo la scheda di un personaggio, allora vedo anche il numero totale di vittorie associate.</w:t>
+      </w:r>
+    </w:p>
+    <w:p/>
+    <w:p/>
+    <w:p>
+      <w:pPr>
+        <w:pStyle w:val="Nessunaspaziatura"/>
+        <w:rPr>
+          <w:b/>
+          <w:bCs/>
+          <w:sz w:val="24"/>
+          <w:szCs w:val="24"/>
+        </w:rPr>
+      </w:pPr>
+      <w:r>
+        <w:rPr>
+          <w:b/>
+          <w:bCs/>
+          <w:sz w:val="24"/>
+          <w:szCs w:val="24"/>
+        </w:rPr>
+        <w:t xml:space="preserve">US-04 — </w:t>
+      </w:r>
+      <w:proofErr w:type="spellStart"/>
+      <w:r>
+        <w:rPr>
+          <w:b/>
+          <w:bCs/>
+          <w:sz w:val="24"/>
+          <w:szCs w:val="24"/>
+        </w:rPr>
+        <w:t>Scelta</w:t>
+      </w:r>
+      <w:proofErr w:type="spellEnd"/>
+      <w:r>
+        <w:rPr>
+          <w:b/>
+          <w:bCs/>
+          <w:sz w:val="24"/>
+          <w:szCs w:val="24"/>
+        </w:rPr>
+        <w:t xml:space="preserve"> di </w:t>
+      </w:r>
+      <w:proofErr w:type="spellStart"/>
+      <w:r>
+        <w:rPr>
+          <w:b/>
+          <w:bCs/>
+          <w:sz w:val="24"/>
+          <w:szCs w:val="24"/>
+        </w:rPr>
+        <w:t>personaggio</w:t>
+      </w:r>
+      <w:proofErr w:type="spellEnd"/>
+      <w:r>
+        <w:rPr>
+          <w:b/>
+          <w:bCs/>
+          <w:sz w:val="24"/>
+          <w:szCs w:val="24"/>
+        </w:rPr>
+        <w:t xml:space="preserve"> prima </w:t>
+      </w:r>
+      <w:proofErr w:type="spellStart"/>
+      <w:r>
+        <w:rPr>
+          <w:b/>
+          <w:bCs/>
+          <w:sz w:val="24"/>
+          <w:szCs w:val="24"/>
+        </w:rPr>
+        <w:t>della</w:t>
+      </w:r>
+      <w:proofErr w:type="spellEnd"/>
+      <w:r>
+        <w:rPr>
+          <w:b/>
+          <w:bCs/>
+          <w:sz w:val="24"/>
+          <w:szCs w:val="24"/>
+        </w:rPr>
+        <w:t xml:space="preserve"> partita</w:t>
+      </w:r>
+    </w:p>
+    <w:p>
+      <w:r>
+        <w:t>Come giocatore, voglio scegliere il personaggio prima di iniziare il match, così da giocare con lo stile che preferisco.</w:t>
+      </w:r>
+    </w:p>
+    <w:p/>
+    <w:p>
+      <w:r>
+        <w:rPr>
+          <w:b/>
+          <w:bCs/>
+        </w:rPr>
+        <w:t>Criteri d’accettazione</w:t>
+      </w:r>
+      <w:r>
+        <w:t>:</w:t>
+      </w:r>
+    </w:p>
+    <w:p>
+      <w:r>
+        <w:t>- Dato che sto avviando una partita, quando entro nella schermata di selezione, allora vedo i 4 personaggi disponibili.</w:t>
+      </w:r>
+    </w:p>
+    <w:p>
+      <w:r>
+        <w:t>- Dato che mi trovo nella schermata di scelta, quando cambio idea, allora posso tornare indietro senza errori.</w:t>
+      </w:r>
+    </w:p>
+    <w:p>
+      <w:r>
+        <w:t>- Dato che entrambi i giocatori stanno scegliendo, quando completano la selezione, allora il sistema mostra chiaramente chi ha scelto quale personaggio.</w:t>
+      </w:r>
+    </w:p>
+    <w:p>
+      <w:r>
+        <w:t>- Dato che due giocatori selezionano lo stesso personaggio, quando confermano la scelta, allora la partita può comunque essere avviata.</w:t>
+      </w:r>
+    </w:p>
+    <w:p>
+      <w:r>
+        <w:br w:type="page"/>
+      </w:r>
+    </w:p>
+    <w:p>
+      <w:pPr>
+        <w:pStyle w:val="Nessunaspaziatura"/>
+        <w:rPr>
+          <w:b/>
+          <w:bCs/>
+          <w:sz w:val="24"/>
+          <w:szCs w:val="24"/>
+        </w:rPr>
+      </w:pPr>
+      <w:r>
+        <w:rPr>
+          <w:b/>
+          <w:bCs/>
+          <w:sz w:val="24"/>
+          <w:szCs w:val="24"/>
+        </w:rPr>
+        <w:lastRenderedPageBreak/>
+        <w:t xml:space="preserve">US-05 — </w:t>
+      </w:r>
+      <w:proofErr w:type="spellStart"/>
+      <w:r>
+        <w:rPr>
+          <w:b/>
+          <w:bCs/>
+          <w:sz w:val="24"/>
+          <w:szCs w:val="24"/>
+        </w:rPr>
+        <w:t>Scelta</w:t>
+      </w:r>
+      <w:proofErr w:type="spellEnd"/>
+      <w:r>
+        <w:rPr>
+          <w:b/>
+          <w:bCs/>
+          <w:sz w:val="24"/>
+          <w:szCs w:val="24"/>
+        </w:rPr>
+        <w:t xml:space="preserve"> </w:t>
+      </w:r>
+      <w:proofErr w:type="spellStart"/>
+      <w:r>
+        <w:rPr>
+          <w:b/>
+          <w:bCs/>
+          <w:sz w:val="24"/>
+          <w:szCs w:val="24"/>
+        </w:rPr>
+        <w:t>della</w:t>
+      </w:r>
+      <w:proofErr w:type="spellEnd"/>
+      <w:r>
+        <w:rPr>
+          <w:b/>
+          <w:bCs/>
+          <w:sz w:val="24"/>
+          <w:szCs w:val="24"/>
+        </w:rPr>
+        <w:t xml:space="preserve"> </w:t>
+      </w:r>
+      <w:proofErr w:type="spellStart"/>
+      <w:r>
+        <w:rPr>
+          <w:b/>
+          <w:bCs/>
+          <w:sz w:val="24"/>
+          <w:szCs w:val="24"/>
+        </w:rPr>
+        <w:t>mappa</w:t>
+      </w:r>
+      <w:proofErr w:type="spellEnd"/>
+    </w:p>
+    <w:p>
+      <w:r>
+        <w:t>Come giocatore, voglio scegliere la mappa del combattimento, così da decidere l’arena in cui giocare.</w:t>
+      </w:r>
+    </w:p>
+    <w:p/>
+    <w:p>
+      <w:r>
+        <w:rPr>
+          <w:b/>
+          <w:bCs/>
+        </w:rPr>
+        <w:t>Criteri d’accettazione</w:t>
+      </w:r>
+      <w:r>
+        <w:t>:</w:t>
+      </w:r>
+    </w:p>
+    <w:p>
+      <w:r>
+        <w:t>- Dato che ho completato la scelta del personaggio, quando apro la schermata mappe, allora vedo 4 mappe tra cui scegliere.</w:t>
+      </w:r>
+    </w:p>
+    <w:p>
+      <w:r>
+        <w:t>- Dato che seleziono una mappa, quando confermo la scelta, allora il sistema evidenzia chiaramente quale arena verrà usata.</w:t>
+      </w:r>
+    </w:p>
+    <w:p>
+      <w:r>
+        <w:t>- Dato che avvio la partita, quando il match comincia, allora viene caricata la mappa selezionata.</w:t>
+      </w:r>
+    </w:p>
+    <w:p/>
+    <w:p>
+      <w:pPr>
+        <w:rPr>
+          <w:sz w:val="24"/>
+          <w:szCs w:val="24"/>
+        </w:rPr>
+      </w:pPr>
+    </w:p>
+    <w:p>
+      <w:pPr>
+        <w:pStyle w:val="Nessunaspaziatura"/>
+        <w:rPr>
+          <w:b/>
+          <w:bCs/>
+          <w:sz w:val="24"/>
+          <w:szCs w:val="24"/>
+        </w:rPr>
+      </w:pPr>
+      <w:r>
+        <w:rPr>
+          <w:b/>
+          <w:bCs/>
+          <w:sz w:val="24"/>
+          <w:szCs w:val="24"/>
+        </w:rPr>
+        <w:t xml:space="preserve">US-06 — </w:t>
+      </w:r>
+      <w:proofErr w:type="spellStart"/>
+      <w:r>
+        <w:rPr>
+          <w:b/>
+          <w:bCs/>
+          <w:sz w:val="24"/>
+          <w:szCs w:val="24"/>
+        </w:rPr>
+        <w:t>Controllo</w:t>
+      </w:r>
+      <w:proofErr w:type="spellEnd"/>
+      <w:r>
+        <w:rPr>
+          <w:b/>
+          <w:bCs/>
+          <w:sz w:val="24"/>
+          <w:szCs w:val="24"/>
+        </w:rPr>
+        <w:t xml:space="preserve"> del </w:t>
+      </w:r>
+      <w:proofErr w:type="spellStart"/>
+      <w:r>
+        <w:rPr>
+          <w:b/>
+          <w:bCs/>
+          <w:sz w:val="24"/>
+          <w:szCs w:val="24"/>
+        </w:rPr>
+        <w:t>personaggio</w:t>
+      </w:r>
+      <w:proofErr w:type="spellEnd"/>
+      <w:r>
+        <w:rPr>
+          <w:b/>
+          <w:bCs/>
+          <w:sz w:val="24"/>
+          <w:szCs w:val="24"/>
+        </w:rPr>
+        <w:t xml:space="preserve"> in </w:t>
+      </w:r>
+      <w:proofErr w:type="spellStart"/>
+      <w:r>
+        <w:rPr>
+          <w:b/>
+          <w:bCs/>
+          <w:sz w:val="24"/>
+          <w:szCs w:val="24"/>
+        </w:rPr>
+        <w:t>combattimento</w:t>
+      </w:r>
+      <w:proofErr w:type="spellEnd"/>
+    </w:p>
+    <w:p>
+      <w:r>
+        <w:t>Come giocatore, voglio controllare il personaggio durante il match, così da combattere in modo completo e reattivo.</w:t>
+      </w:r>
+    </w:p>
+    <w:p/>
+    <w:p>
+      <w:r>
+        <w:rPr>
+          <w:b/>
+          <w:bCs/>
+        </w:rPr>
+        <w:t>Criteri d’accettazione</w:t>
+      </w:r>
+      <w:r>
+        <w:t>:</w:t>
+      </w:r>
+    </w:p>
+    <w:p>
+      <w:r>
+        <w:t>- Dato che la partita è in corso, quando uso i comandi di movimento, allora il personaggio può muoversi e saltare correttamente.</w:t>
+      </w:r>
+    </w:p>
+    <w:p>
+      <w:r>
+        <w:t xml:space="preserve">- Dato che la partita è in corso, quando uso i comandi offensivi, allora il personaggio può eseguire </w:t>
+      </w:r>
+      <w:proofErr w:type="spellStart"/>
+      <w:r>
+        <w:t>dash</w:t>
+      </w:r>
+      <w:proofErr w:type="spellEnd"/>
+      <w:r>
+        <w:t>, pugni e calci.</w:t>
+      </w:r>
+    </w:p>
+    <w:p>
+      <w:r>
+        <w:t xml:space="preserve">- Dato che la partita è in corso, quando </w:t>
+      </w:r>
+      <w:proofErr w:type="gramStart"/>
+      <w:r>
+        <w:t>attivo abilità</w:t>
+      </w:r>
+      <w:proofErr w:type="gramEnd"/>
+      <w:r>
+        <w:t xml:space="preserve"> o ultimate, allora il personaggio esegue l’azione corrispondente.</w:t>
+      </w:r>
+    </w:p>
+    <w:p/>
+    <w:p>
+      <w:pPr>
+        <w:rPr>
+          <w:sz w:val="24"/>
+          <w:szCs w:val="24"/>
+        </w:rPr>
+      </w:pPr>
+    </w:p>
+    <w:p>
+      <w:pPr>
+        <w:pStyle w:val="Nessunaspaziatura"/>
+        <w:rPr>
+          <w:b/>
+          <w:bCs/>
+          <w:sz w:val="24"/>
+          <w:szCs w:val="24"/>
+        </w:rPr>
+      </w:pPr>
+      <w:r>
+        <w:rPr>
+          <w:b/>
+          <w:bCs/>
+          <w:sz w:val="24"/>
+          <w:szCs w:val="24"/>
+        </w:rPr>
+        <w:t xml:space="preserve">US-07 — </w:t>
+      </w:r>
+      <w:proofErr w:type="spellStart"/>
+      <w:r>
+        <w:rPr>
+          <w:b/>
+          <w:bCs/>
+          <w:sz w:val="24"/>
+          <w:szCs w:val="24"/>
+        </w:rPr>
+        <w:t>Uso</w:t>
+      </w:r>
+      <w:proofErr w:type="spellEnd"/>
+      <w:r>
+        <w:rPr>
+          <w:b/>
+          <w:bCs/>
+          <w:sz w:val="24"/>
+          <w:szCs w:val="24"/>
+        </w:rPr>
+        <w:t xml:space="preserve"> di </w:t>
+      </w:r>
+      <w:proofErr w:type="spellStart"/>
+      <w:r>
+        <w:rPr>
+          <w:b/>
+          <w:bCs/>
+          <w:sz w:val="24"/>
+          <w:szCs w:val="24"/>
+        </w:rPr>
+        <w:t>abilità</w:t>
+      </w:r>
+      <w:proofErr w:type="spellEnd"/>
+      <w:r>
+        <w:rPr>
+          <w:b/>
+          <w:bCs/>
+          <w:sz w:val="24"/>
+          <w:szCs w:val="24"/>
+        </w:rPr>
+        <w:t xml:space="preserve"> e ultimate con feedback </w:t>
+      </w:r>
+      <w:proofErr w:type="spellStart"/>
+      <w:r>
+        <w:rPr>
+          <w:b/>
+          <w:bCs/>
+          <w:sz w:val="24"/>
+          <w:szCs w:val="24"/>
+        </w:rPr>
+        <w:t>chiaro</w:t>
+      </w:r>
+      <w:proofErr w:type="spellEnd"/>
+    </w:p>
+    <w:p>
+      <w:r>
+        <w:t>Come giocatore, voglio usare abilità e ultimate con effetti e informazioni comprensibili, così da sapere quando e come sfruttarle in combattimento.</w:t>
+      </w:r>
+    </w:p>
+    <w:p/>
+    <w:p>
+      <w:r>
+        <w:rPr>
+          <w:b/>
+          <w:bCs/>
+        </w:rPr>
+        <w:t>Criteri d’accettazione</w:t>
+      </w:r>
+      <w:r>
+        <w:t>:</w:t>
+      </w:r>
+    </w:p>
+    <w:p>
+      <w:r>
+        <w:t>- Dato che sto usando un personaggio, quando attivo un’abilità, allora l’azione applica le sue caratteristiche previste, incluse durata o danno.</w:t>
+      </w:r>
+    </w:p>
+    <w:p>
+      <w:r>
+        <w:t>- Dato che un’abilità è stata usata, quando entra in recupero, allora vedo il cooldown associato.</w:t>
+      </w:r>
+    </w:p>
+    <w:p>
+      <w:r>
+        <w:t xml:space="preserve">- Dato che attivo un’abilità o </w:t>
+      </w:r>
+      <w:proofErr w:type="gramStart"/>
+      <w:r>
+        <w:t>una ultimate</w:t>
+      </w:r>
+      <w:proofErr w:type="gramEnd"/>
+      <w:r>
+        <w:t>, quando viene eseguita, allora vedo la relativa animazione.</w:t>
+      </w:r>
+    </w:p>
+    <w:p>
+      <w:r>
+        <w:t>- Dato che consulto il personaggio nella schermata informativa, quando apro i dettagli, allora trovo nome e descrizione di abilità e ultimate.</w:t>
+      </w:r>
+    </w:p>
+    <w:p/>
+    <w:p>
+      <w:pPr>
+        <w:rPr>
+          <w:sz w:val="24"/>
+          <w:szCs w:val="24"/>
+        </w:rPr>
+      </w:pPr>
+    </w:p>
+    <w:p>
+      <w:pPr>
+        <w:pStyle w:val="Nessunaspaziatura"/>
+        <w:rPr>
+          <w:b/>
+          <w:bCs/>
+          <w:sz w:val="24"/>
+          <w:szCs w:val="24"/>
+        </w:rPr>
+      </w:pPr>
+      <w:r>
+        <w:rPr>
+          <w:b/>
+          <w:bCs/>
+          <w:sz w:val="24"/>
+          <w:szCs w:val="24"/>
+        </w:rPr>
+        <w:t xml:space="preserve">US-08 — </w:t>
+      </w:r>
+      <w:proofErr w:type="spellStart"/>
+      <w:r>
+        <w:rPr>
+          <w:b/>
+          <w:bCs/>
+          <w:sz w:val="24"/>
+          <w:szCs w:val="24"/>
+        </w:rPr>
+        <w:t>Interfaccia</w:t>
+      </w:r>
+      <w:proofErr w:type="spellEnd"/>
+      <w:r>
+        <w:rPr>
+          <w:b/>
+          <w:bCs/>
+          <w:sz w:val="24"/>
+          <w:szCs w:val="24"/>
+        </w:rPr>
+        <w:t xml:space="preserve"> </w:t>
+      </w:r>
+      <w:proofErr w:type="spellStart"/>
+      <w:r>
+        <w:rPr>
+          <w:b/>
+          <w:bCs/>
+          <w:sz w:val="24"/>
+          <w:szCs w:val="24"/>
+        </w:rPr>
+        <w:t>leggibile</w:t>
+      </w:r>
+      <w:proofErr w:type="spellEnd"/>
+      <w:r>
+        <w:rPr>
+          <w:b/>
+          <w:bCs/>
+          <w:sz w:val="24"/>
+          <w:szCs w:val="24"/>
+        </w:rPr>
+        <w:t xml:space="preserve"> </w:t>
+      </w:r>
+      <w:proofErr w:type="spellStart"/>
+      <w:r>
+        <w:rPr>
+          <w:b/>
+          <w:bCs/>
+          <w:sz w:val="24"/>
+          <w:szCs w:val="24"/>
+        </w:rPr>
+        <w:t>durante</w:t>
+      </w:r>
+      <w:proofErr w:type="spellEnd"/>
+      <w:r>
+        <w:rPr>
+          <w:b/>
+          <w:bCs/>
+          <w:sz w:val="24"/>
+          <w:szCs w:val="24"/>
+        </w:rPr>
+        <w:t xml:space="preserve"> la partita</w:t>
+      </w:r>
+    </w:p>
+    <w:p>
+      <w:r>
+        <w:t>Come giocatore, voglio vedere durante il match le informazioni essenziali dei combattenti, così da capire subito lo stato della partita.</w:t>
+      </w:r>
+    </w:p>
+    <w:p/>
+    <w:p>
+      <w:r>
+        <w:rPr>
+          <w:b/>
+          <w:bCs/>
+        </w:rPr>
+        <w:t>Criteri d’accettazione</w:t>
+      </w:r>
+      <w:r>
+        <w:t>:</w:t>
+      </w:r>
+    </w:p>
+    <w:p>
+      <w:r>
+        <w:t>- Dato che il match è iniziato, quando guardo l’interfaccia di gioco, allora vedo i personaggi coinvolti nella partita.</w:t>
+      </w:r>
+    </w:p>
+    <w:p>
+      <w:r>
+        <w:t>- Dato che il match è in corso, quando osservo l’interfaccia, allora vedo le statistiche rilevanti dei personaggi selezionati.</w:t>
+      </w:r>
+    </w:p>
+    <w:p>
+      <w:r>
+        <w:t>- Dato che un personaggio subisce danni, quando la sua vita cambia, allora la vita viene mostrata tramite barra aggiornata.</w:t>
+      </w:r>
+    </w:p>
+    <w:p>
+      <w:r>
+        <w:t>- Dato che un’abilità è in recupero, quando guardo l’interfaccia, allora il cooldown è visibile.</w:t>
+      </w:r>
+    </w:p>
+    <w:p>
+      <w:r>
+        <w:br w:type="page"/>
+      </w:r>
+    </w:p>
+    <w:p>
+      <w:pPr>
+        <w:pStyle w:val="Nessunaspaziatura"/>
+        <w:rPr>
+          <w:b/>
+          <w:bCs/>
+          <w:sz w:val="24"/>
+          <w:szCs w:val="24"/>
+        </w:rPr>
+      </w:pPr>
+      <w:r>
+        <w:rPr>
+          <w:b/>
+          <w:bCs/>
+          <w:sz w:val="24"/>
+          <w:szCs w:val="24"/>
+        </w:rPr>
+        <w:lastRenderedPageBreak/>
+        <w:t xml:space="preserve">US-09 — </w:t>
+      </w:r>
+      <w:proofErr w:type="spellStart"/>
+      <w:r>
+        <w:rPr>
+          <w:b/>
+          <w:bCs/>
+          <w:sz w:val="24"/>
+          <w:szCs w:val="24"/>
+        </w:rPr>
+        <w:t>Visualizzazione</w:t>
+      </w:r>
+      <w:proofErr w:type="spellEnd"/>
+      <w:r>
+        <w:rPr>
+          <w:b/>
+          <w:bCs/>
+          <w:sz w:val="24"/>
+          <w:szCs w:val="24"/>
+        </w:rPr>
+        <w:t xml:space="preserve"> del </w:t>
+      </w:r>
+      <w:proofErr w:type="spellStart"/>
+      <w:r>
+        <w:rPr>
+          <w:b/>
+          <w:bCs/>
+          <w:sz w:val="24"/>
+          <w:szCs w:val="24"/>
+        </w:rPr>
+        <w:t>vincitore</w:t>
+      </w:r>
+      <w:proofErr w:type="spellEnd"/>
+      <w:r>
+        <w:rPr>
+          <w:b/>
+          <w:bCs/>
+          <w:sz w:val="24"/>
+          <w:szCs w:val="24"/>
+        </w:rPr>
+        <w:t xml:space="preserve"> a fine partita</w:t>
+      </w:r>
+    </w:p>
+    <w:p>
+      <w:r>
+        <w:t>Come giocatore, voglio vedere chiaramente chi ha vinto e poter tornare al menu, così da concludere il match senza ambiguità e iniziarne un altro.</w:t>
+      </w:r>
+    </w:p>
+    <w:p/>
+    <w:p>
+      <w:r>
+        <w:rPr>
+          <w:b/>
+          <w:bCs/>
+        </w:rPr>
+        <w:t>Criteri d’accettazione</w:t>
+      </w:r>
+      <w:r>
+        <w:t>:</w:t>
+      </w:r>
+    </w:p>
+    <w:p>
+      <w:r>
+        <w:t>- Dato che un match termina, quando viene decretato il vincitore, allora compare una schermata finale dedicata.</w:t>
+      </w:r>
+    </w:p>
+    <w:p>
+      <w:r>
+        <w:t>- Dato che la schermata finale è aperta, quando la visualizzo, allora vedo il nome del personaggio vincitore accompagnato dalla scritta “won”.</w:t>
+      </w:r>
+    </w:p>
+    <w:p>
+      <w:r>
+        <w:t>- Dato che la schermata finale è aperta, quando la visualizzo, allora vedo anche un elemento celebrativo come la coppa prevista.</w:t>
+      </w:r>
+    </w:p>
+    <w:p>
+      <w:r>
+        <w:t>- Dato che voglio uscire dalla schermata finale, quando premo il pulsante dedicato, allora torno alla schermata principale.</w:t>
+      </w:r>
+    </w:p>
+    <w:p/>
+    <w:p/>
+    <w:p>
+      <w:pPr>
+        <w:pStyle w:val="Nessunaspaziatura"/>
+        <w:rPr>
+          <w:b/>
+          <w:bCs/>
+          <w:sz w:val="24"/>
+          <w:szCs w:val="24"/>
+        </w:rPr>
+      </w:pPr>
+      <w:r>
+        <w:rPr>
+          <w:b/>
+          <w:bCs/>
+          <w:sz w:val="24"/>
+          <w:szCs w:val="24"/>
+        </w:rPr>
+        <w:t xml:space="preserve">US-10 — </w:t>
+      </w:r>
+      <w:proofErr w:type="spellStart"/>
+      <w:r>
+        <w:rPr>
+          <w:b/>
+          <w:bCs/>
+          <w:sz w:val="24"/>
+          <w:szCs w:val="24"/>
+        </w:rPr>
+        <w:t>Salvataggio</w:t>
+      </w:r>
+      <w:proofErr w:type="spellEnd"/>
+      <w:r>
+        <w:rPr>
+          <w:b/>
+          <w:bCs/>
+          <w:sz w:val="24"/>
+          <w:szCs w:val="24"/>
+        </w:rPr>
+        <w:t xml:space="preserve"> del </w:t>
+      </w:r>
+      <w:proofErr w:type="spellStart"/>
+      <w:r>
+        <w:rPr>
+          <w:b/>
+          <w:bCs/>
+          <w:sz w:val="24"/>
+          <w:szCs w:val="24"/>
+        </w:rPr>
+        <w:t>conteggio</w:t>
+      </w:r>
+      <w:proofErr w:type="spellEnd"/>
+      <w:r>
+        <w:rPr>
+          <w:b/>
+          <w:bCs/>
+          <w:sz w:val="24"/>
+          <w:szCs w:val="24"/>
+        </w:rPr>
+        <w:t xml:space="preserve"> </w:t>
+      </w:r>
+      <w:proofErr w:type="spellStart"/>
+      <w:r>
+        <w:rPr>
+          <w:b/>
+          <w:bCs/>
+          <w:sz w:val="24"/>
+          <w:szCs w:val="24"/>
+        </w:rPr>
+        <w:t>vittorie</w:t>
+      </w:r>
+      <w:proofErr w:type="spellEnd"/>
+    </w:p>
+    <w:p>
+      <w:r>
+        <w:t>Come giocatore, voglio che le vittorie dei personaggi vengano registrate, così da confrontare i risultati nel tempo.</w:t>
+      </w:r>
+    </w:p>
+    <w:p/>
+    <w:p>
+      <w:r>
+        <w:rPr>
+          <w:b/>
+          <w:bCs/>
+        </w:rPr>
+        <w:t>Criteri d’accettazione</w:t>
+      </w:r>
+      <w:r>
+        <w:t>:</w:t>
+      </w:r>
+    </w:p>
+    <w:p>
+      <w:r>
+        <w:t>- Dato che un personaggio vince una partita, quando il match termina, allora il suo totale vittorie viene incrementato.</w:t>
+      </w:r>
+    </w:p>
+    <w:p>
+      <w:r>
+        <w:t>- Dato che chiudo e riapro il gioco, quando consulto i personaggi, allora il numero totale di vittorie risulta ancora salvato.</w:t>
+      </w:r>
+    </w:p>
+    <w:p>
+      <w:r>
+        <w:t>- Dato che visualizzo la lista dei personaggi, quando apro la scheda di un personaggio, allora vedo il conteggio aggiornato delle sue vittorie.</w:t>
+      </w:r>
+    </w:p>
+    <w:p/>
+    <w:p>
+      <w:pPr>
+        <w:rPr>
+          <w:sz w:val="24"/>
+          <w:szCs w:val="24"/>
+        </w:rPr>
+      </w:pPr>
+    </w:p>
+    <w:p>
+      <w:pPr>
+        <w:pStyle w:val="Nessunaspaziatura"/>
+        <w:rPr>
+          <w:b/>
+          <w:bCs/>
+          <w:sz w:val="24"/>
+          <w:szCs w:val="24"/>
+        </w:rPr>
+      </w:pPr>
+      <w:r>
+        <w:rPr>
+          <w:b/>
+          <w:bCs/>
+          <w:sz w:val="24"/>
+          <w:szCs w:val="24"/>
+        </w:rPr>
+        <w:t xml:space="preserve">US-11 — </w:t>
+      </w:r>
+      <w:proofErr w:type="spellStart"/>
+      <w:r>
+        <w:rPr>
+          <w:b/>
+          <w:bCs/>
+          <w:sz w:val="24"/>
+          <w:szCs w:val="24"/>
+        </w:rPr>
+        <w:t>Esperienza</w:t>
+      </w:r>
+      <w:proofErr w:type="spellEnd"/>
+      <w:r>
+        <w:rPr>
+          <w:b/>
+          <w:bCs/>
+          <w:sz w:val="24"/>
+          <w:szCs w:val="24"/>
+        </w:rPr>
+        <w:t xml:space="preserve"> </w:t>
+      </w:r>
+      <w:proofErr w:type="spellStart"/>
+      <w:r>
+        <w:rPr>
+          <w:b/>
+          <w:bCs/>
+          <w:sz w:val="24"/>
+          <w:szCs w:val="24"/>
+        </w:rPr>
+        <w:t>audiovisiva</w:t>
+      </w:r>
+      <w:proofErr w:type="spellEnd"/>
+      <w:r>
+        <w:rPr>
+          <w:b/>
+          <w:bCs/>
+          <w:sz w:val="24"/>
+          <w:szCs w:val="24"/>
+        </w:rPr>
+        <w:t xml:space="preserve"> del </w:t>
+      </w:r>
+      <w:proofErr w:type="spellStart"/>
+      <w:r>
+        <w:rPr>
+          <w:b/>
+          <w:bCs/>
+          <w:sz w:val="24"/>
+          <w:szCs w:val="24"/>
+        </w:rPr>
+        <w:t>gioco</w:t>
+      </w:r>
+      <w:proofErr w:type="spellEnd"/>
+    </w:p>
+    <w:p>
+      <w:r>
+        <w:t>Come giocatore, voglio avere feedback audio e visivi coerenti durante il gioco, così da rendere l’esperienza più chiara e coinvolgente.</w:t>
+      </w:r>
+    </w:p>
+    <w:p/>
+    <w:p>
+      <w:r>
+        <w:rPr>
+          <w:b/>
+          <w:bCs/>
+        </w:rPr>
+        <w:t>Criteri d’accettazione</w:t>
+      </w:r>
+      <w:r>
+        <w:t>:</w:t>
+      </w:r>
+    </w:p>
+    <w:p>
+      <w:r>
+        <w:t>- Dato che navigo nei menu, quando seleziono pulsanti o cambio schermata, allora sento i suoni previsti e vedo le animazioni dell’interfaccia.</w:t>
+      </w:r>
+    </w:p>
+    <w:p>
+      <w:r>
+        <w:t>- Dato che sto giocando una partita, quando uso abilità o ultimate, allora sento gli effetti sonori associati.</w:t>
+      </w:r>
+    </w:p>
+    <w:p>
+      <w:r>
+        <w:t>- Dato che più suoni vengono riprodotti contemporaneamente, quando il gioco è in esecuzione, allora l’audio continua a funzionare correttamente senza interrompere gli altri effetti.</w:t>
+      </w:r>
+    </w:p>
+    <w:p>
+      <w:r>
+        <w:t xml:space="preserve">- Dato che i personaggi eseguono azioni previste, quando si attivano eventi specifici, allora vengono riprodotte anche le relative </w:t>
+      </w:r>
+      <w:proofErr w:type="spellStart"/>
+      <w:r>
+        <w:t>voiceline</w:t>
+      </w:r>
+      <w:proofErr w:type="spellEnd"/>
+      <w:r>
+        <w:t>.</w:t>
+      </w:r>
+    </w:p>
+    <w:p/>
+    <w:p/>
+    <w:p>
+      <w:pPr>
+        <w:pStyle w:val="Nessunaspaziatura"/>
+        <w:rPr>
+          <w:b/>
+          <w:bCs/>
+          <w:sz w:val="24"/>
+          <w:szCs w:val="24"/>
+        </w:rPr>
+      </w:pPr>
+      <w:r>
+        <w:rPr>
+          <w:b/>
+          <w:bCs/>
+          <w:sz w:val="24"/>
+          <w:szCs w:val="24"/>
+        </w:rPr>
+        <w:t xml:space="preserve">US-12 — </w:t>
+      </w:r>
+      <w:proofErr w:type="spellStart"/>
+      <w:r>
+        <w:rPr>
+          <w:b/>
+          <w:bCs/>
+          <w:sz w:val="24"/>
+          <w:szCs w:val="24"/>
+        </w:rPr>
+        <w:t>Avvio</w:t>
+      </w:r>
+      <w:proofErr w:type="spellEnd"/>
+      <w:r>
+        <w:rPr>
+          <w:b/>
+          <w:bCs/>
+          <w:sz w:val="24"/>
+          <w:szCs w:val="24"/>
+        </w:rPr>
+        <w:t xml:space="preserve"> del </w:t>
+      </w:r>
+      <w:proofErr w:type="spellStart"/>
+      <w:r>
+        <w:rPr>
+          <w:b/>
+          <w:bCs/>
+          <w:sz w:val="24"/>
+          <w:szCs w:val="24"/>
+        </w:rPr>
+        <w:t>gioco</w:t>
+      </w:r>
+      <w:proofErr w:type="spellEnd"/>
+      <w:r>
+        <w:rPr>
+          <w:b/>
+          <w:bCs/>
+          <w:sz w:val="24"/>
+          <w:szCs w:val="24"/>
+        </w:rPr>
+        <w:t xml:space="preserve"> sui PC Windows</w:t>
+      </w:r>
+    </w:p>
+    <w:p>
+      <w:r>
+        <w:t xml:space="preserve">Come studente, voglio poter avviare e giocare </w:t>
+      </w:r>
+      <w:proofErr w:type="spellStart"/>
+      <w:r>
+        <w:t>Samt</w:t>
+      </w:r>
+      <w:proofErr w:type="spellEnd"/>
+      <w:r>
+        <w:t xml:space="preserve"> </w:t>
+      </w:r>
+      <w:proofErr w:type="spellStart"/>
+      <w:r>
+        <w:t>All</w:t>
+      </w:r>
+      <w:proofErr w:type="spellEnd"/>
+      <w:r>
+        <w:t>-Stars sui PC Windows della scuola, così da usarlo facilmente in laboratorio o con i compagni.</w:t>
+      </w:r>
+    </w:p>
+    <w:p/>
+    <w:p>
+      <w:r>
+        <w:rPr>
+          <w:b/>
+          <w:bCs/>
+        </w:rPr>
+        <w:t>Criteri d’accettazione</w:t>
+      </w:r>
+      <w:r>
+        <w:t>:</w:t>
+      </w:r>
+    </w:p>
+    <w:p>
+      <w:r>
+        <w:t>- Dato che mi trovo su un PC Windows compatibile della scuola, quando avvio il gioco, allora l’applicazione parte correttamente.</w:t>
+      </w:r>
+    </w:p>
+    <w:p>
+      <w:r>
+        <w:t>- Dato che il gioco è avviato, quando provo le funzioni principali, allora menu, impostazioni e partita risultano utilizzabili.</w:t>
+      </w:r>
+    </w:p>
+    <w:p>
+      <w:r>
+        <w:t>- Dato che gioco una partita completa, quando utilizzo il prodotto, allora l’esperienza rimane fluida e senza errori bloccanti.</w:t>
+      </w:r>
+      <w:bookmarkEnd w:id="7"/>
+    </w:p>
+    <w:p/>
+    <w:p>
+      <w:r>
         <w:br w:type="page"/>
       </w:r>
     </w:p>
@@ -9888,14 +11140,15 @@
         <w:pStyle w:val="Titolo2"/>
         <w:ind w:left="578" w:hanging="578"/>
       </w:pPr>
-      <w:bookmarkStart w:id="7" w:name="_Toc220073583"/>
-      <w:bookmarkStart w:id="8" w:name="_Toc461179222"/>
+      <w:bookmarkStart w:id="8" w:name="_Toc220073583"/>
       <w:bookmarkStart w:id="9" w:name="_Toc223099091"/>
+      <w:bookmarkStart w:id="10" w:name="_Toc461179222"/>
+      <w:bookmarkEnd w:id="6"/>
       <w:r>
         <w:lastRenderedPageBreak/>
         <w:t>Use case</w:t>
       </w:r>
-      <w:bookmarkEnd w:id="7"/>
+      <w:bookmarkEnd w:id="8"/>
       <w:bookmarkEnd w:id="9"/>
     </w:p>
     <w:p>
@@ -9903,15 +11156,15 @@
         <w:keepNext/>
         <w:jc w:val="center"/>
       </w:pPr>
-      <w:bookmarkStart w:id="10" w:name="_Toc220073584"/>
+      <w:bookmarkStart w:id="11" w:name="_Toc220073584"/>
       <w:r>
         <w:rPr>
           <w:noProof/>
         </w:rPr>
         <w:drawing>
-          <wp:inline distT="0" distB="0" distL="0" distR="0" wp14:anchorId="675E260F" wp14:editId="14144D2E">
-            <wp:extent cx="5730180" cy="5805577"/>
-            <wp:effectExtent l="38100" t="38100" r="42545" b="43180"/>
+          <wp:inline distT="0" distB="0" distL="0" distR="0" wp14:anchorId="675E260F" wp14:editId="3C0A59DA">
+            <wp:extent cx="5181661" cy="5841146"/>
+            <wp:effectExtent l="38100" t="38100" r="38100" b="45720"/>
             <wp:docPr id="4" name="Immagine 4"/>
             <wp:cNvGraphicFramePr>
               <a:graphicFrameLocks xmlns:a="http://schemas.openxmlformats.org/drawingml/2006/main" noChangeAspect="1"/>
@@ -9920,11 +11173,17 @@
               <a:graphicData uri="http://schemas.openxmlformats.org/drawingml/2006/picture">
                 <pic:pic xmlns:pic="http://schemas.openxmlformats.org/drawingml/2006/picture">
                   <pic:nvPicPr>
-                    <pic:cNvPr id="1" name=""/>
+                    <pic:cNvPr id="4" name="Immagine 4"/>
                     <pic:cNvPicPr/>
                   </pic:nvPicPr>
                   <pic:blipFill>
-                    <a:blip r:embed="rId8"/>
+                    <a:blip r:embed="rId8">
+                      <a:extLst>
+                        <a:ext uri="{28A0092B-C50C-407E-A947-70E740481C1C}">
+                          <a14:useLocalDpi xmlns:a14="http://schemas.microsoft.com/office/drawing/2010/main" val="0"/>
+                        </a:ext>
+                      </a:extLst>
+                    </a:blip>
                     <a:stretch>
                       <a:fillRect/>
                     </a:stretch>
@@ -9932,7 +11191,7 @@
                   <pic:spPr>
                     <a:xfrm>
                       <a:off x="0" y="0"/>
-                      <a:ext cx="5765288" cy="5841146"/>
+                      <a:ext cx="5181661" cy="5841146"/>
                     </a:xfrm>
                     <a:prstGeom prst="rect">
                       <a:avLst/>
@@ -10020,13 +11279,13 @@
       <w:pPr>
         <w:pStyle w:val="Titolo2"/>
       </w:pPr>
-      <w:bookmarkStart w:id="11" w:name="_Toc223099092"/>
+      <w:bookmarkStart w:id="12" w:name="_Toc223099092"/>
       <w:r>
         <w:lastRenderedPageBreak/>
         <w:t>Pianificazione</w:t>
       </w:r>
-      <w:bookmarkEnd w:id="10"/>
       <w:bookmarkEnd w:id="11"/>
+      <w:bookmarkEnd w:id="12"/>
     </w:p>
     <w:p>
       <w:pPr>
@@ -10284,17 +11543,17 @@
       <w:pPr>
         <w:pStyle w:val="Titolo2"/>
       </w:pPr>
-      <w:bookmarkStart w:id="12" w:name="_Toc220073585"/>
-      <w:bookmarkStart w:id="13" w:name="_Toc223099093"/>
+      <w:bookmarkStart w:id="13" w:name="_Toc220073585"/>
+      <w:bookmarkStart w:id="14" w:name="_Toc223099093"/>
       <w:r>
         <w:lastRenderedPageBreak/>
         <w:t>Analisi dei mezzi</w:t>
       </w:r>
-      <w:bookmarkEnd w:id="12"/>
       <w:bookmarkEnd w:id="13"/>
-    </w:p>
-    <w:p>
-      <w:bookmarkStart w:id="14" w:name="_Toc413411419"/>
+      <w:bookmarkEnd w:id="14"/>
+    </w:p>
+    <w:p>
+      <w:bookmarkStart w:id="15" w:name="_Toc413411419"/>
       <w:r>
         <w:t xml:space="preserve">Durante la fase iniziale di analisi è emersa la necessità di valutare le diverse opzioni disponibili per lo sviluppo del progetto, in particolare riguardo all’utilizzo di un game </w:t>
       </w:r>
@@ -10334,7 +11593,15 @@
       </w:r>
       <w:proofErr w:type="spellEnd"/>
       <w:r>
-        <w:t xml:space="preserve"> noti, come Unity, </w:t>
+        <w:t xml:space="preserve"> noti, come </w:t>
+      </w:r>
+      <w:proofErr w:type="spellStart"/>
+      <w:r>
+        <w:t>Unity</w:t>
+      </w:r>
+      <w:proofErr w:type="spellEnd"/>
+      <w:r>
+        <w:t xml:space="preserve">, </w:t>
       </w:r>
       <w:proofErr w:type="spellStart"/>
       <w:r>
@@ -10684,17 +11951,17 @@
         <w:pStyle w:val="Titolo3"/>
         <w:spacing w:before="360"/>
       </w:pPr>
-      <w:bookmarkStart w:id="15" w:name="_Toc220073586"/>
-      <w:bookmarkStart w:id="16" w:name="_Toc223099094"/>
+      <w:bookmarkStart w:id="16" w:name="_Toc220073586"/>
+      <w:bookmarkStart w:id="17" w:name="_Toc223099094"/>
       <w:r>
         <w:t>Software</w:t>
       </w:r>
-      <w:bookmarkEnd w:id="14"/>
       <w:bookmarkEnd w:id="15"/>
       <w:bookmarkEnd w:id="16"/>
-    </w:p>
-    <w:p>
-      <w:bookmarkStart w:id="17" w:name="_Toc413411420"/>
+      <w:bookmarkEnd w:id="17"/>
+    </w:p>
+    <w:p>
+      <w:bookmarkStart w:id="18" w:name="_Toc413411420"/>
       <w:r>
         <w:t xml:space="preserve">Unity Hub 6.1 </w:t>
       </w:r>
@@ -10763,14 +12030,14 @@
       <w:pPr>
         <w:pStyle w:val="Titolo3"/>
       </w:pPr>
-      <w:bookmarkStart w:id="18" w:name="_Toc220073587"/>
-      <w:bookmarkStart w:id="19" w:name="_Toc223099095"/>
+      <w:bookmarkStart w:id="19" w:name="_Toc220073587"/>
+      <w:bookmarkStart w:id="20" w:name="_Toc223099095"/>
       <w:r>
         <w:t>Hardware</w:t>
       </w:r>
-      <w:bookmarkEnd w:id="17"/>
       <w:bookmarkEnd w:id="18"/>
       <w:bookmarkEnd w:id="19"/>
+      <w:bookmarkEnd w:id="20"/>
     </w:p>
     <w:p>
       <w:pPr>
@@ -10967,40 +12234,40 @@
       <w:pPr>
         <w:pStyle w:val="Titolo1"/>
       </w:pPr>
-      <w:bookmarkStart w:id="20" w:name="_Toc429059808"/>
-      <w:bookmarkStart w:id="21" w:name="_Toc220073588"/>
-      <w:bookmarkStart w:id="22" w:name="_Toc223099096"/>
+      <w:bookmarkStart w:id="21" w:name="_Toc429059808"/>
+      <w:bookmarkStart w:id="22" w:name="_Toc220073588"/>
+      <w:bookmarkStart w:id="23" w:name="_Toc223099096"/>
       <w:r>
         <w:lastRenderedPageBreak/>
         <w:t>Progettazione</w:t>
       </w:r>
-      <w:bookmarkEnd w:id="20"/>
       <w:bookmarkEnd w:id="21"/>
       <w:bookmarkEnd w:id="22"/>
+      <w:bookmarkEnd w:id="23"/>
     </w:p>
     <w:p>
       <w:pPr>
         <w:pStyle w:val="Titolo2"/>
       </w:pPr>
-      <w:bookmarkStart w:id="23" w:name="_Toc429059811"/>
-      <w:bookmarkStart w:id="24" w:name="_Toc220073591"/>
-      <w:bookmarkStart w:id="25" w:name="_Toc223099097"/>
+      <w:bookmarkStart w:id="24" w:name="_Toc429059811"/>
+      <w:bookmarkStart w:id="25" w:name="_Toc220073591"/>
+      <w:bookmarkStart w:id="26" w:name="_Toc223099097"/>
       <w:r>
         <w:t>Design delle interfacce</w:t>
       </w:r>
-      <w:bookmarkEnd w:id="23"/>
       <w:bookmarkEnd w:id="24"/>
       <w:bookmarkEnd w:id="25"/>
+      <w:bookmarkEnd w:id="26"/>
     </w:p>
     <w:p>
       <w:pPr>
         <w:pStyle w:val="Titolo3"/>
       </w:pPr>
-      <w:bookmarkStart w:id="26" w:name="_Toc223099098"/>
+      <w:bookmarkStart w:id="27" w:name="_Toc223099098"/>
       <w:r>
         <w:t>Mappe</w:t>
       </w:r>
-      <w:bookmarkEnd w:id="26"/>
+      <w:bookmarkEnd w:id="27"/>
     </w:p>
     <w:p>
       <w:pPr>
@@ -11288,7 +12555,7 @@
           <w:lang w:val="it-IT"/>
         </w:rPr>
         <w:drawing>
-          <wp:inline distT="0" distB="0" distL="0" distR="0" wp14:anchorId="32C77638" wp14:editId="5F5A25C2">
+          <wp:inline distT="0" distB="0" distL="0" distR="0" wp14:anchorId="32C77638" wp14:editId="75792788">
             <wp:extent cx="5400000" cy="3599813"/>
             <wp:effectExtent l="38100" t="38100" r="29845" b="39370"/>
             <wp:docPr id="1958896181" name="Immagine 5"/>
@@ -11372,12 +12639,10 @@
       <w:pPr>
         <w:pStyle w:val="Titolo3"/>
       </w:pPr>
-      <w:bookmarkStart w:id="27" w:name="_Toc223099099"/>
       <w:r>
         <w:lastRenderedPageBreak/>
-        <w:t>Interfacce</w:t>
-      </w:r>
-      <w:bookmarkEnd w:id="27"/>
+        <w:t>Home</w:t>
+      </w:r>
     </w:p>
     <w:p>
       <w:pPr>
@@ -11467,7 +12732,15 @@
         <w:fldChar w:fldCharType="end"/>
       </w:r>
       <w:r>
-        <w:t xml:space="preserve"> Main Menu</w:t>
+        <w:t xml:space="preserve"> </w:t>
+      </w:r>
+      <w:proofErr w:type="spellStart"/>
+      <w:r>
+        <w:t>Main</w:t>
+      </w:r>
+      <w:proofErr w:type="spellEnd"/>
+      <w:r>
+        <w:t xml:space="preserve"> Menu</w:t>
       </w:r>
     </w:p>
     <w:p>
@@ -11475,15 +12748,27 @@
         <w:keepNext/>
         <w:jc w:val="center"/>
       </w:pPr>
-      <w:r>
-        <w:rPr>
-          <w:noProof/>
-          <w:lang w:val="it-IT"/>
+    </w:p>
+    <w:p>
+      <w:pPr>
+        <w:pStyle w:val="Titolo3"/>
+      </w:pPr>
+      <w:r>
+        <w:rPr>
+          <w:noProof/>
         </w:rPr>
         <w:drawing>
-          <wp:inline distT="0" distB="0" distL="0" distR="0" wp14:anchorId="5375CC96" wp14:editId="6B52B3CF">
+          <wp:anchor distT="0" distB="0" distL="114300" distR="114300" simplePos="0" relativeHeight="251661312" behindDoc="0" locked="0" layoutInCell="1" allowOverlap="1" wp14:anchorId="5375CC96" wp14:editId="5AE19886">
+            <wp:simplePos x="0" y="0"/>
+            <wp:positionH relativeFrom="column">
+              <wp:posOffset>338455</wp:posOffset>
+            </wp:positionH>
+            <wp:positionV relativeFrom="paragraph">
+              <wp:posOffset>653991</wp:posOffset>
+            </wp:positionV>
             <wp:extent cx="5580000" cy="3142732"/>
             <wp:effectExtent l="38100" t="38100" r="40005" b="38735"/>
+            <wp:wrapTopAndBottom/>
             <wp:docPr id="260636451" name="Immagine 11" descr="The image shows a game screen with a selection option to choose a map for combat, and a prompt to continue or exit.&#10;&#10;Il contenuto generato dall'IA potrebbe non essere corretto."/>
             <wp:cNvGraphicFramePr>
               <a:graphicFrameLocks xmlns:a="http://schemas.openxmlformats.org/drawingml/2006/main" noChangeAspect="1"/>
@@ -11527,9 +12812,24 @@
                 </pic:pic>
               </a:graphicData>
             </a:graphic>
-          </wp:inline>
+          </wp:anchor>
         </w:drawing>
       </w:r>
+      <w:r>
+        <w:t>S</w:t>
+      </w:r>
+      <w:r>
+        <w:t>e</w:t>
+      </w:r>
+      <w:r>
+        <w:t>lezione della Mappa</w:t>
+      </w:r>
+    </w:p>
+    <w:p>
+      <w:pPr>
+        <w:keepNext/>
+        <w:jc w:val="center"/>
+      </w:pPr>
     </w:p>
     <w:p>
       <w:pPr>
@@ -11563,6 +12863,15 @@
     </w:p>
     <w:p>
       <w:pPr>
+        <w:pStyle w:val="Titolo3"/>
+      </w:pPr>
+      <w:r>
+        <w:lastRenderedPageBreak/>
+        <w:t>Selezione del Giocatore</w:t>
+      </w:r>
+    </w:p>
+    <w:p>
+      <w:pPr>
         <w:keepNext/>
         <w:jc w:val="center"/>
       </w:pPr>
@@ -11571,11 +12880,18 @@
           <w:noProof/>
           <w:lang w:val="it-IT"/>
         </w:rPr>
-        <w:lastRenderedPageBreak/>
         <w:drawing>
-          <wp:inline distT="0" distB="0" distL="0" distR="0" wp14:anchorId="73BF1FED" wp14:editId="13D6860B">
+          <wp:anchor distT="0" distB="0" distL="114300" distR="114300" simplePos="0" relativeHeight="251662336" behindDoc="0" locked="0" layoutInCell="1" allowOverlap="1" wp14:anchorId="73BF1FED" wp14:editId="195B0618">
+            <wp:simplePos x="0" y="0"/>
+            <wp:positionH relativeFrom="column">
+              <wp:posOffset>327955</wp:posOffset>
+            </wp:positionH>
+            <wp:positionV relativeFrom="paragraph">
+              <wp:posOffset>255196</wp:posOffset>
+            </wp:positionV>
             <wp:extent cx="5580000" cy="6627770"/>
             <wp:effectExtent l="38100" t="38100" r="40005" b="40005"/>
+            <wp:wrapTopAndBottom/>
             <wp:docPr id="1734705646" name="Immagine 8"/>
             <wp:cNvGraphicFramePr>
               <a:graphicFrameLocks xmlns:a="http://schemas.openxmlformats.org/drawingml/2006/main" noChangeAspect="1"/>
@@ -11619,7 +12935,7 @@
                 </pic:pic>
               </a:graphicData>
             </a:graphic>
-          </wp:inline>
+          </wp:anchor>
         </w:drawing>
       </w:r>
     </w:p>
@@ -11675,6 +12991,15 @@
     </w:p>
     <w:p>
       <w:pPr>
+        <w:pStyle w:val="Titolo3"/>
+      </w:pPr>
+      <w:r>
+        <w:lastRenderedPageBreak/>
+        <w:t>Pagina di Vittoria</w:t>
+      </w:r>
+    </w:p>
+    <w:p>
+      <w:pPr>
         <w:keepNext/>
         <w:jc w:val="center"/>
       </w:pPr>
@@ -11682,11 +13007,18 @@
         <w:rPr>
           <w:noProof/>
         </w:rPr>
-        <w:lastRenderedPageBreak/>
         <w:drawing>
-          <wp:inline distT="0" distB="0" distL="0" distR="0" wp14:anchorId="7E5E8188" wp14:editId="57AF4E73">
+          <wp:anchor distT="0" distB="0" distL="114300" distR="114300" simplePos="0" relativeHeight="251663360" behindDoc="0" locked="0" layoutInCell="1" allowOverlap="1" wp14:anchorId="7E5E8188" wp14:editId="4427E48C">
+            <wp:simplePos x="0" y="0"/>
+            <wp:positionH relativeFrom="column">
+              <wp:posOffset>264160</wp:posOffset>
+            </wp:positionH>
+            <wp:positionV relativeFrom="paragraph">
+              <wp:posOffset>212666</wp:posOffset>
+            </wp:positionV>
             <wp:extent cx="5580000" cy="3450286"/>
             <wp:effectExtent l="38100" t="38100" r="40005" b="36195"/>
+            <wp:wrapTopAndBottom/>
             <wp:docPr id="785026953" name="Immagine 14"/>
             <wp:cNvGraphicFramePr>
               <a:graphicFrameLocks xmlns:a="http://schemas.openxmlformats.org/drawingml/2006/main" noChangeAspect="1"/>
@@ -11730,7 +13062,7 @@
                 </pic:pic>
               </a:graphicData>
             </a:graphic>
-          </wp:inline>
+          </wp:anchor>
         </w:drawing>
       </w:r>
     </w:p>
@@ -11772,20 +13104,26 @@
         <w:t xml:space="preserve"> Page</w:t>
       </w:r>
     </w:p>
-    <w:p/>
-    <w:p>
-      <w:pPr>
-        <w:keepNext/>
-        <w:jc w:val="center"/>
+    <w:p>
+      <w:pPr>
+        <w:pStyle w:val="Titolo3"/>
       </w:pPr>
       <w:r>
         <w:rPr>
           <w:noProof/>
         </w:rPr>
         <w:drawing>
-          <wp:inline distT="0" distB="0" distL="0" distR="0" wp14:anchorId="3FC1D94A" wp14:editId="1163C2F6">
-            <wp:extent cx="5580000" cy="3139909"/>
+          <wp:anchor distT="0" distB="0" distL="114300" distR="114300" simplePos="0" relativeHeight="251664384" behindDoc="0" locked="0" layoutInCell="1" allowOverlap="1" wp14:anchorId="3FC1D94A" wp14:editId="44BA2820">
+            <wp:simplePos x="0" y="0"/>
+            <wp:positionH relativeFrom="column">
+              <wp:posOffset>264160</wp:posOffset>
+            </wp:positionH>
+            <wp:positionV relativeFrom="paragraph">
+              <wp:posOffset>533297</wp:posOffset>
+            </wp:positionV>
+            <wp:extent cx="5579745" cy="3139440"/>
             <wp:effectExtent l="0" t="0" r="1905" b="3810"/>
+            <wp:wrapTopAndBottom/>
             <wp:docPr id="8" name="Immagine 8"/>
             <wp:cNvGraphicFramePr>
               <a:graphicFrameLocks xmlns:a="http://schemas.openxmlformats.org/drawingml/2006/main" noChangeAspect="1"/>
@@ -11815,7 +13153,7 @@
                   <pic:spPr bwMode="auto">
                     <a:xfrm>
                       <a:off x="0" y="0"/>
-                      <a:ext cx="5580000" cy="3139909"/>
+                      <a:ext cx="5579745" cy="3139440"/>
                     </a:xfrm>
                     <a:prstGeom prst="rect">
                       <a:avLst/>
@@ -11828,9 +13166,20 @@
                 </pic:pic>
               </a:graphicData>
             </a:graphic>
-          </wp:inline>
+          </wp:anchor>
         </w:drawing>
       </w:r>
+      <w:r>
+        <w:t>Impostazioni</w:t>
+      </w:r>
+      <w:r>
+        <w:t xml:space="preserve"> </w:t>
+      </w:r>
+    </w:p>
+    <w:p>
+      <w:pPr>
+        <w:keepNext/>
+      </w:pPr>
     </w:p>
     <w:p>
       <w:pPr>
@@ -11963,12 +13312,6 @@
         <w:t xml:space="preserve"> Interfaccia scelta personaggio</w:t>
       </w:r>
     </w:p>
-    <w:p>
-      <w:r>
-        <w:br w:type="page"/>
-      </w:r>
-    </w:p>
-    <w:p/>
     <w:p>
       <w:pPr>
         <w:pStyle w:val="Titolo3"/>
@@ -12347,9 +13690,9 @@
           <w:noProof/>
         </w:rPr>
         <w:drawing>
-          <wp:inline distT="0" distB="0" distL="0" distR="0" wp14:anchorId="3F35C804" wp14:editId="56DD6F7B">
-            <wp:extent cx="4305978" cy="6715125"/>
-            <wp:effectExtent l="38100" t="38100" r="37465" b="28575"/>
+          <wp:inline distT="0" distB="0" distL="0" distR="0" wp14:anchorId="3F35C804" wp14:editId="3451ADA4">
+            <wp:extent cx="4044221" cy="6722370"/>
+            <wp:effectExtent l="38100" t="38100" r="33020" b="40640"/>
             <wp:docPr id="6" name="Immagine 6"/>
             <wp:cNvGraphicFramePr>
               <a:graphicFrameLocks xmlns:a="http://schemas.openxmlformats.org/drawingml/2006/main" noChangeAspect="1"/>
@@ -12358,7 +13701,7 @@
               <a:graphicData uri="http://schemas.openxmlformats.org/drawingml/2006/picture">
                 <pic:pic xmlns:pic="http://schemas.openxmlformats.org/drawingml/2006/picture">
                   <pic:nvPicPr>
-                    <pic:cNvPr id="0" name="Picture 1"/>
+                    <pic:cNvPr id="6" name="Immagine 6"/>
                     <pic:cNvPicPr>
                       <a:picLocks noChangeAspect="1" noChangeArrowheads="1"/>
                     </pic:cNvPicPr>
@@ -12371,7 +13714,6 @@
                         </a:ext>
                       </a:extLst>
                     </a:blip>
-                    <a:srcRect/>
                     <a:stretch>
                       <a:fillRect/>
                     </a:stretch>
@@ -12379,7 +13721,7 @@
                   <pic:spPr bwMode="auto">
                     <a:xfrm>
                       <a:off x="0" y="0"/>
-                      <a:ext cx="4310624" cy="6722370"/>
+                      <a:ext cx="4044221" cy="6722370"/>
                     </a:xfrm>
                     <a:prstGeom prst="rect">
                       <a:avLst/>
@@ -12451,7 +13793,7 @@
         <w:lastRenderedPageBreak/>
         <w:t>Implementazione</w:t>
       </w:r>
-      <w:bookmarkEnd w:id="8"/>
+      <w:bookmarkEnd w:id="10"/>
       <w:bookmarkEnd w:id="34"/>
     </w:p>
     <w:p>
@@ -18988,15 +20330,15 @@
           <w:lang w:val="it-IT"/>
         </w:rPr>
       </w:pPr>
-      <w:bookmarkStart w:id="51" w:name="_Toc461179232"/>
-      <w:bookmarkStart w:id="52" w:name="_Toc223099113"/>
+      <w:bookmarkStart w:id="51" w:name="_Toc223099113"/>
+      <w:bookmarkStart w:id="52" w:name="_Toc461179232"/>
       <w:r>
         <w:rPr>
           <w:lang w:val="it-IT"/>
         </w:rPr>
         <w:t>Glossario</w:t>
       </w:r>
-      <w:bookmarkEnd w:id="52"/>
+      <w:bookmarkEnd w:id="51"/>
     </w:p>
     <w:p>
       <w:pPr>
@@ -19254,7 +20596,7 @@
       <w:r>
         <w:t>Bibliografia per articoli di riviste:</w:t>
       </w:r>
-      <w:bookmarkEnd w:id="51"/>
+      <w:bookmarkEnd w:id="52"/>
       <w:bookmarkEnd w:id="54"/>
     </w:p>
     <w:p>
@@ -19957,7 +21299,7 @@
       <w:rPr>
         <w:noProof/>
       </w:rPr>
-      <w:t>27.02.2026</w:t>
+      <w:t>06.03.2026</w:t>
     </w:r>
     <w:r>
       <w:fldChar w:fldCharType="end"/>
@@ -20072,7 +21414,14 @@
             <w:rPr>
               <w:lang w:val="fr-CH"/>
             </w:rPr>
-            <w:t>asser Ou</w:t>
+            <w:t xml:space="preserve">asser </w:t>
+          </w:r>
+          <w:proofErr w:type="spellStart"/>
+          <w:r>
+            <w:rPr>
+              <w:lang w:val="fr-CH"/>
+            </w:rPr>
+            <w:t>Ou</w:t>
           </w:r>
           <w:r>
             <w:rPr>
@@ -20096,7 +21445,14 @@
             <w:rPr>
               <w:lang w:val="fr-CH"/>
             </w:rPr>
-            <w:t>ashi, Ivan</w:t>
+            <w:t>ashi</w:t>
+          </w:r>
+          <w:proofErr w:type="spellEnd"/>
+          <w:r>
+            <w:rPr>
+              <w:lang w:val="fr-CH"/>
+            </w:rPr>
+            <w:t>, Ivan</w:t>
           </w:r>
           <w:r>
             <w:rPr>
@@ -20344,7 +21700,7 @@
       <w:rPr>
         <w:noProof/>
       </w:rPr>
-      <w:t>27.02.2026</w:t>
+      <w:t>06.03.2026</w:t>
     </w:r>
     <w:r>
       <w:fldChar w:fldCharType="end"/>
@@ -20409,7 +21765,7 @@
       <w:rPr>
         <w:noProof/>
       </w:rPr>
-      <w:t>27.02.2026</w:t>
+      <w:t>06.03.2026</w:t>
     </w:r>
     <w:r>
       <w:fldChar w:fldCharType="end"/>
@@ -26342,6 +27698,9 @@
   <w:num w:numId="46" w16cid:durableId="1094126915">
     <w:abstractNumId w:val="12"/>
   </w:num>
+  <w:num w:numId="47" w16cid:durableId="1880050602">
+    <w:abstractNumId w:val="28"/>
+  </w:num>
   <w:numIdMacAtCleanup w:val="14"/>
 </w:numbering>
 </file>
@@ -27348,6 +28707,18 @@
       <w:lang w:val="it-IT" w:eastAsia="it-IT"/>
     </w:rPr>
   </w:style>
+  <w:style w:type="paragraph" w:styleId="Nessunaspaziatura">
+    <w:name w:val="No Spacing"/>
+    <w:uiPriority w:val="1"/>
+    <w:qFormat/>
+    <w:rsid w:val="00514FAD"/>
+    <w:rPr>
+      <w:rFonts w:asciiTheme="minorHAnsi" w:eastAsiaTheme="minorEastAsia" w:hAnsiTheme="minorHAnsi" w:cstheme="minorBidi"/>
+      <w:sz w:val="22"/>
+      <w:szCs w:val="22"/>
+      <w:lang w:val="en-US" w:eastAsia="en-US"/>
+    </w:rPr>
+  </w:style>
 </w:styles>
 </file>
 

--- a/3_Documentazione/SamtAllStars.docx
+++ b/3_Documentazione/SamtAllStars.docx
@@ -142,7 +142,7 @@
         <w:rPr>
           <w:noProof/>
         </w:rPr>
-        <w:instrText xml:space="preserve"> PAGEREF _Toc223099084 \h </w:instrText>
+        <w:instrText xml:space="preserve"> PAGEREF _Toc223699247 \h </w:instrText>
       </w:r>
       <w:r>
         <w:rPr>
@@ -225,7 +225,7 @@
         <w:rPr>
           <w:noProof/>
         </w:rPr>
-        <w:instrText xml:space="preserve"> PAGEREF _Toc223099085 \h </w:instrText>
+        <w:instrText xml:space="preserve"> PAGEREF _Toc223699248 \h </w:instrText>
       </w:r>
       <w:r>
         <w:rPr>
@@ -308,7 +308,7 @@
         <w:rPr>
           <w:noProof/>
         </w:rPr>
-        <w:instrText xml:space="preserve"> PAGEREF _Toc223099086 \h </w:instrText>
+        <w:instrText xml:space="preserve"> PAGEREF _Toc223699249 \h </w:instrText>
       </w:r>
       <w:r>
         <w:rPr>
@@ -393,7 +393,7 @@
         <w:rPr>
           <w:noProof/>
         </w:rPr>
-        <w:instrText xml:space="preserve"> PAGEREF _Toc223099087 \h </w:instrText>
+        <w:instrText xml:space="preserve"> PAGEREF _Toc223699250 \h </w:instrText>
       </w:r>
       <w:r>
         <w:rPr>
@@ -476,7 +476,7 @@
         <w:rPr>
           <w:noProof/>
         </w:rPr>
-        <w:instrText xml:space="preserve"> PAGEREF _Toc223099088 \h </w:instrText>
+        <w:instrText xml:space="preserve"> PAGEREF _Toc223699251 \h </w:instrText>
       </w:r>
       <w:r>
         <w:rPr>
@@ -559,7 +559,7 @@
         <w:rPr>
           <w:noProof/>
         </w:rPr>
-        <w:instrText xml:space="preserve"> PAGEREF _Toc223099089 \h </w:instrText>
+        <w:instrText xml:space="preserve"> PAGEREF _Toc223699252 \h </w:instrText>
       </w:r>
       <w:r>
         <w:rPr>
@@ -577,6 +577,338 @@
           <w:noProof/>
         </w:rPr>
         <w:t>5</w:t>
+      </w:r>
+      <w:r>
+        <w:rPr>
+          <w:noProof/>
+        </w:rPr>
+        <w:fldChar w:fldCharType="end"/>
+      </w:r>
+    </w:p>
+    <w:p>
+      <w:pPr>
+        <w:pStyle w:val="Sommario2"/>
+        <w:tabs>
+          <w:tab w:val="left" w:pos="800"/>
+          <w:tab w:val="right" w:leader="dot" w:pos="9628"/>
+        </w:tabs>
+        <w:rPr>
+          <w:rFonts w:asciiTheme="minorHAnsi" w:eastAsiaTheme="minorEastAsia" w:hAnsiTheme="minorHAnsi" w:cstheme="minorBidi"/>
+          <w:noProof/>
+          <w:kern w:val="2"/>
+          <w:sz w:val="24"/>
+          <w:szCs w:val="24"/>
+          <w:lang w:eastAsia="it-CH"/>
+          <w14:ligatures w14:val="standardContextual"/>
+        </w:rPr>
+      </w:pPr>
+      <w:r>
+        <w:rPr>
+          <w:noProof/>
+        </w:rPr>
+        <w:t>2.3</w:t>
+      </w:r>
+      <w:r>
+        <w:rPr>
+          <w:rFonts w:asciiTheme="minorHAnsi" w:eastAsiaTheme="minorEastAsia" w:hAnsiTheme="minorHAnsi" w:cstheme="minorBidi"/>
+          <w:noProof/>
+          <w:kern w:val="2"/>
+          <w:sz w:val="24"/>
+          <w:szCs w:val="24"/>
+          <w:lang w:eastAsia="it-CH"/>
+          <w14:ligatures w14:val="standardContextual"/>
+        </w:rPr>
+        <w:tab/>
+      </w:r>
+      <w:r>
+        <w:rPr>
+          <w:noProof/>
+        </w:rPr>
+        <w:t>User stories</w:t>
+      </w:r>
+      <w:r>
+        <w:rPr>
+          <w:noProof/>
+        </w:rPr>
+        <w:tab/>
+      </w:r>
+      <w:r>
+        <w:rPr>
+          <w:noProof/>
+        </w:rPr>
+        <w:fldChar w:fldCharType="begin"/>
+      </w:r>
+      <w:r>
+        <w:rPr>
+          <w:noProof/>
+        </w:rPr>
+        <w:instrText xml:space="preserve"> PAGEREF _Toc223699253 \h </w:instrText>
+      </w:r>
+      <w:r>
+        <w:rPr>
+          <w:noProof/>
+        </w:rPr>
+      </w:r>
+      <w:r>
+        <w:rPr>
+          <w:noProof/>
+        </w:rPr>
+        <w:fldChar w:fldCharType="separate"/>
+      </w:r>
+      <w:r>
+        <w:rPr>
+          <w:noProof/>
+        </w:rPr>
+        <w:t>9</w:t>
+      </w:r>
+      <w:r>
+        <w:rPr>
+          <w:noProof/>
+        </w:rPr>
+        <w:fldChar w:fldCharType="end"/>
+      </w:r>
+    </w:p>
+    <w:p>
+      <w:pPr>
+        <w:pStyle w:val="Sommario2"/>
+        <w:tabs>
+          <w:tab w:val="left" w:pos="800"/>
+          <w:tab w:val="right" w:leader="dot" w:pos="9628"/>
+        </w:tabs>
+        <w:rPr>
+          <w:rFonts w:asciiTheme="minorHAnsi" w:eastAsiaTheme="minorEastAsia" w:hAnsiTheme="minorHAnsi" w:cstheme="minorBidi"/>
+          <w:noProof/>
+          <w:kern w:val="2"/>
+          <w:sz w:val="24"/>
+          <w:szCs w:val="24"/>
+          <w:lang w:eastAsia="it-CH"/>
+          <w14:ligatures w14:val="standardContextual"/>
+        </w:rPr>
+      </w:pPr>
+      <w:r>
+        <w:rPr>
+          <w:noProof/>
+        </w:rPr>
+        <w:t>2.4</w:t>
+      </w:r>
+      <w:r>
+        <w:rPr>
+          <w:rFonts w:asciiTheme="minorHAnsi" w:eastAsiaTheme="minorEastAsia" w:hAnsiTheme="minorHAnsi" w:cstheme="minorBidi"/>
+          <w:noProof/>
+          <w:kern w:val="2"/>
+          <w:sz w:val="24"/>
+          <w:szCs w:val="24"/>
+          <w:lang w:eastAsia="it-CH"/>
+          <w14:ligatures w14:val="standardContextual"/>
+        </w:rPr>
+        <w:tab/>
+      </w:r>
+      <w:r>
+        <w:rPr>
+          <w:noProof/>
+        </w:rPr>
+        <w:t>Use case</w:t>
+      </w:r>
+      <w:r>
+        <w:rPr>
+          <w:noProof/>
+        </w:rPr>
+        <w:tab/>
+      </w:r>
+      <w:r>
+        <w:rPr>
+          <w:noProof/>
+        </w:rPr>
+        <w:fldChar w:fldCharType="begin"/>
+      </w:r>
+      <w:r>
+        <w:rPr>
+          <w:noProof/>
+        </w:rPr>
+        <w:instrText xml:space="preserve"> PAGEREF _Toc223699254 \h </w:instrText>
+      </w:r>
+      <w:r>
+        <w:rPr>
+          <w:noProof/>
+        </w:rPr>
+      </w:r>
+      <w:r>
+        <w:rPr>
+          <w:noProof/>
+        </w:rPr>
+        <w:fldChar w:fldCharType="separate"/>
+      </w:r>
+      <w:r>
+        <w:rPr>
+          <w:noProof/>
+        </w:rPr>
+        <w:t>12</w:t>
+      </w:r>
+      <w:r>
+        <w:rPr>
+          <w:noProof/>
+        </w:rPr>
+        <w:fldChar w:fldCharType="end"/>
+      </w:r>
+    </w:p>
+    <w:p>
+      <w:pPr>
+        <w:pStyle w:val="Sommario2"/>
+        <w:tabs>
+          <w:tab w:val="left" w:pos="800"/>
+          <w:tab w:val="right" w:leader="dot" w:pos="9628"/>
+        </w:tabs>
+        <w:rPr>
+          <w:rFonts w:asciiTheme="minorHAnsi" w:eastAsiaTheme="minorEastAsia" w:hAnsiTheme="minorHAnsi" w:cstheme="minorBidi"/>
+          <w:noProof/>
+          <w:kern w:val="2"/>
+          <w:sz w:val="24"/>
+          <w:szCs w:val="24"/>
+          <w:lang w:eastAsia="it-CH"/>
+          <w14:ligatures w14:val="standardContextual"/>
+        </w:rPr>
+      </w:pPr>
+      <w:r>
+        <w:rPr>
+          <w:noProof/>
+        </w:rPr>
+        <w:t>2.5</w:t>
+      </w:r>
+      <w:r>
+        <w:rPr>
+          <w:rFonts w:asciiTheme="minorHAnsi" w:eastAsiaTheme="minorEastAsia" w:hAnsiTheme="minorHAnsi" w:cstheme="minorBidi"/>
+          <w:noProof/>
+          <w:kern w:val="2"/>
+          <w:sz w:val="24"/>
+          <w:szCs w:val="24"/>
+          <w:lang w:eastAsia="it-CH"/>
+          <w14:ligatures w14:val="standardContextual"/>
+        </w:rPr>
+        <w:tab/>
+      </w:r>
+      <w:r>
+        <w:rPr>
+          <w:noProof/>
+        </w:rPr>
+        <w:t>Pianificazione</w:t>
+      </w:r>
+      <w:r>
+        <w:rPr>
+          <w:noProof/>
+        </w:rPr>
+        <w:tab/>
+      </w:r>
+      <w:r>
+        <w:rPr>
+          <w:noProof/>
+        </w:rPr>
+        <w:fldChar w:fldCharType="begin"/>
+      </w:r>
+      <w:r>
+        <w:rPr>
+          <w:noProof/>
+        </w:rPr>
+        <w:instrText xml:space="preserve"> PAGEREF _Toc223699255 \h </w:instrText>
+      </w:r>
+      <w:r>
+        <w:rPr>
+          <w:noProof/>
+        </w:rPr>
+      </w:r>
+      <w:r>
+        <w:rPr>
+          <w:noProof/>
+        </w:rPr>
+        <w:fldChar w:fldCharType="separate"/>
+      </w:r>
+      <w:r>
+        <w:rPr>
+          <w:noProof/>
+        </w:rPr>
+        <w:t>13</w:t>
+      </w:r>
+      <w:r>
+        <w:rPr>
+          <w:noProof/>
+        </w:rPr>
+        <w:fldChar w:fldCharType="end"/>
+      </w:r>
+    </w:p>
+    <w:p>
+      <w:pPr>
+        <w:pStyle w:val="Sommario2"/>
+        <w:tabs>
+          <w:tab w:val="left" w:pos="800"/>
+          <w:tab w:val="right" w:leader="dot" w:pos="9628"/>
+        </w:tabs>
+        <w:rPr>
+          <w:rFonts w:asciiTheme="minorHAnsi" w:eastAsiaTheme="minorEastAsia" w:hAnsiTheme="minorHAnsi" w:cstheme="minorBidi"/>
+          <w:noProof/>
+          <w:kern w:val="2"/>
+          <w:sz w:val="24"/>
+          <w:szCs w:val="24"/>
+          <w:lang w:eastAsia="it-CH"/>
+          <w14:ligatures w14:val="standardContextual"/>
+        </w:rPr>
+      </w:pPr>
+      <w:r>
+        <w:rPr>
+          <w:noProof/>
+        </w:rPr>
+        <w:t>2.6</w:t>
+      </w:r>
+      <w:r>
+        <w:rPr>
+          <w:rFonts w:asciiTheme="minorHAnsi" w:eastAsiaTheme="minorEastAsia" w:hAnsiTheme="minorHAnsi" w:cstheme="minorBidi"/>
+          <w:noProof/>
+          <w:kern w:val="2"/>
+          <w:sz w:val="24"/>
+          <w:szCs w:val="24"/>
+          <w:lang w:eastAsia="it-CH"/>
+          <w14:ligatures w14:val="standardContextual"/>
+        </w:rPr>
+        <w:tab/>
+      </w:r>
+      <w:r>
+        <w:rPr>
+          <w:noProof/>
+        </w:rPr>
+        <w:t>Analisi dei mezzi</w:t>
+      </w:r>
+      <w:r>
+        <w:rPr>
+          <w:noProof/>
+        </w:rPr>
+        <w:tab/>
+      </w:r>
+      <w:r>
+        <w:rPr>
+          <w:noProof/>
+        </w:rPr>
+        <w:fldChar w:fldCharType="begin"/>
+      </w:r>
+      <w:r>
+        <w:rPr>
+          <w:noProof/>
+        </w:rPr>
+        <w:instrText xml:space="preserve"> PAGEREF _Toc223699256 \h </w:instrText>
+      </w:r>
+      <w:r>
+        <w:rPr>
+          <w:noProof/>
+        </w:rPr>
+      </w:r>
+      <w:r>
+        <w:rPr>
+          <w:noProof/>
+        </w:rPr>
+        <w:fldChar w:fldCharType="separate"/>
+      </w:r>
+      <w:r>
+        <w:rPr>
+          <w:noProof/>
+        </w:rPr>
+        <w:t>14</w:t>
       </w:r>
       <w:r>
         <w:rPr>
@@ -606,7 +938,7 @@
         <w:rPr>
           <w:noProof/>
         </w:rPr>
-        <w:t>2.2.1</w:t>
+        <w:t>2.6.1</w:t>
       </w:r>
       <w:r>
         <w:rPr>
@@ -624,7 +956,7 @@
         <w:rPr>
           <w:noProof/>
         </w:rPr>
-        <w:t>Spiegazione elementi tabella dei requisiti:</w:t>
+        <w:t>Software</w:t>
       </w:r>
       <w:r>
         <w:rPr>
@@ -642,7 +974,7 @@
         <w:rPr>
           <w:noProof/>
         </w:rPr>
-        <w:instrText xml:space="preserve"> PAGEREF _Toc223099090 \h </w:instrText>
+        <w:instrText xml:space="preserve"> PAGEREF _Toc223699257 \h </w:instrText>
       </w:r>
       <w:r>
         <w:rPr>
@@ -659,7 +991,173 @@
         <w:rPr>
           <w:noProof/>
         </w:rPr>
-        <w:t>9</w:t>
+        <w:t>14</w:t>
+      </w:r>
+      <w:r>
+        <w:rPr>
+          <w:noProof/>
+        </w:rPr>
+        <w:fldChar w:fldCharType="end"/>
+      </w:r>
+    </w:p>
+    <w:p>
+      <w:pPr>
+        <w:pStyle w:val="Sommario3"/>
+        <w:tabs>
+          <w:tab w:val="left" w:pos="1200"/>
+          <w:tab w:val="right" w:leader="dot" w:pos="9628"/>
+        </w:tabs>
+        <w:rPr>
+          <w:rFonts w:asciiTheme="minorHAnsi" w:eastAsiaTheme="minorEastAsia" w:hAnsiTheme="minorHAnsi" w:cstheme="minorBidi"/>
+          <w:noProof/>
+          <w:kern w:val="2"/>
+          <w:sz w:val="24"/>
+          <w:szCs w:val="24"/>
+          <w:lang w:eastAsia="it-CH"/>
+          <w14:ligatures w14:val="standardContextual"/>
+        </w:rPr>
+      </w:pPr>
+      <w:r>
+        <w:rPr>
+          <w:noProof/>
+        </w:rPr>
+        <w:t>2.6.2</w:t>
+      </w:r>
+      <w:r>
+        <w:rPr>
+          <w:rFonts w:asciiTheme="minorHAnsi" w:eastAsiaTheme="minorEastAsia" w:hAnsiTheme="minorHAnsi" w:cstheme="minorBidi"/>
+          <w:noProof/>
+          <w:kern w:val="2"/>
+          <w:sz w:val="24"/>
+          <w:szCs w:val="24"/>
+          <w:lang w:eastAsia="it-CH"/>
+          <w14:ligatures w14:val="standardContextual"/>
+        </w:rPr>
+        <w:tab/>
+      </w:r>
+      <w:r>
+        <w:rPr>
+          <w:noProof/>
+        </w:rPr>
+        <w:t>Hardware</w:t>
+      </w:r>
+      <w:r>
+        <w:rPr>
+          <w:noProof/>
+        </w:rPr>
+        <w:tab/>
+      </w:r>
+      <w:r>
+        <w:rPr>
+          <w:noProof/>
+        </w:rPr>
+        <w:fldChar w:fldCharType="begin"/>
+      </w:r>
+      <w:r>
+        <w:rPr>
+          <w:noProof/>
+        </w:rPr>
+        <w:instrText xml:space="preserve"> PAGEREF _Toc223699258 \h </w:instrText>
+      </w:r>
+      <w:r>
+        <w:rPr>
+          <w:noProof/>
+        </w:rPr>
+      </w:r>
+      <w:r>
+        <w:rPr>
+          <w:noProof/>
+        </w:rPr>
+        <w:fldChar w:fldCharType="separate"/>
+      </w:r>
+      <w:r>
+        <w:rPr>
+          <w:noProof/>
+        </w:rPr>
+        <w:t>14</w:t>
+      </w:r>
+      <w:r>
+        <w:rPr>
+          <w:noProof/>
+        </w:rPr>
+        <w:fldChar w:fldCharType="end"/>
+      </w:r>
+    </w:p>
+    <w:p>
+      <w:pPr>
+        <w:pStyle w:val="Sommario1"/>
+        <w:tabs>
+          <w:tab w:val="left" w:pos="400"/>
+          <w:tab w:val="right" w:leader="dot" w:pos="9628"/>
+        </w:tabs>
+        <w:rPr>
+          <w:rFonts w:asciiTheme="minorHAnsi" w:eastAsiaTheme="minorEastAsia" w:hAnsiTheme="minorHAnsi" w:cstheme="minorBidi"/>
+          <w:noProof/>
+          <w:kern w:val="2"/>
+          <w:sz w:val="24"/>
+          <w:szCs w:val="24"/>
+          <w:lang w:eastAsia="it-CH"/>
+          <w14:ligatures w14:val="standardContextual"/>
+        </w:rPr>
+      </w:pPr>
+      <w:r>
+        <w:rPr>
+          <w:noProof/>
+        </w:rPr>
+        <w:t>3</w:t>
+      </w:r>
+      <w:r>
+        <w:rPr>
+          <w:rFonts w:asciiTheme="minorHAnsi" w:eastAsiaTheme="minorEastAsia" w:hAnsiTheme="minorHAnsi" w:cstheme="minorBidi"/>
+          <w:noProof/>
+          <w:kern w:val="2"/>
+          <w:sz w:val="24"/>
+          <w:szCs w:val="24"/>
+          <w:lang w:eastAsia="it-CH"/>
+          <w14:ligatures w14:val="standardContextual"/>
+        </w:rPr>
+        <w:tab/>
+      </w:r>
+      <w:r>
+        <w:rPr>
+          <w:noProof/>
+        </w:rPr>
+        <w:t>Progettazione</w:t>
+      </w:r>
+      <w:r>
+        <w:rPr>
+          <w:noProof/>
+        </w:rPr>
+        <w:tab/>
+      </w:r>
+      <w:r>
+        <w:rPr>
+          <w:noProof/>
+        </w:rPr>
+        <w:fldChar w:fldCharType="begin"/>
+      </w:r>
+      <w:r>
+        <w:rPr>
+          <w:noProof/>
+        </w:rPr>
+        <w:instrText xml:space="preserve"> PAGEREF _Toc223699259 \h </w:instrText>
+      </w:r>
+      <w:r>
+        <w:rPr>
+          <w:noProof/>
+        </w:rPr>
+      </w:r>
+      <w:r>
+        <w:rPr>
+          <w:noProof/>
+        </w:rPr>
+        <w:fldChar w:fldCharType="separate"/>
+      </w:r>
+      <w:r>
+        <w:rPr>
+          <w:noProof/>
+        </w:rPr>
+        <w:t>15</w:t>
       </w:r>
       <w:r>
         <w:rPr>
@@ -689,7 +1187,7 @@
         <w:rPr>
           <w:noProof/>
         </w:rPr>
-        <w:t>2.3</w:t>
+        <w:t>3.1</w:t>
       </w:r>
       <w:r>
         <w:rPr>
@@ -707,7 +1205,7 @@
         <w:rPr>
           <w:noProof/>
         </w:rPr>
-        <w:t>Use case</w:t>
+        <w:t>Design delle interfacce</w:t>
       </w:r>
       <w:r>
         <w:rPr>
@@ -725,7 +1223,7 @@
         <w:rPr>
           <w:noProof/>
         </w:rPr>
-        <w:instrText xml:space="preserve"> PAGEREF _Toc223099091 \h </w:instrText>
+        <w:instrText xml:space="preserve"> PAGEREF _Toc223699260 \h </w:instrText>
       </w:r>
       <w:r>
         <w:rPr>
@@ -742,7 +1240,594 @@
         <w:rPr>
           <w:noProof/>
         </w:rPr>
-        <w:t>10</w:t>
+        <w:t>15</w:t>
+      </w:r>
+      <w:r>
+        <w:rPr>
+          <w:noProof/>
+        </w:rPr>
+        <w:fldChar w:fldCharType="end"/>
+      </w:r>
+    </w:p>
+    <w:p>
+      <w:pPr>
+        <w:pStyle w:val="Sommario3"/>
+        <w:tabs>
+          <w:tab w:val="left" w:pos="1200"/>
+          <w:tab w:val="right" w:leader="dot" w:pos="9628"/>
+        </w:tabs>
+        <w:rPr>
+          <w:rFonts w:asciiTheme="minorHAnsi" w:eastAsiaTheme="minorEastAsia" w:hAnsiTheme="minorHAnsi" w:cstheme="minorBidi"/>
+          <w:noProof/>
+          <w:kern w:val="2"/>
+          <w:sz w:val="24"/>
+          <w:szCs w:val="24"/>
+          <w:lang w:eastAsia="it-CH"/>
+          <w14:ligatures w14:val="standardContextual"/>
+        </w:rPr>
+      </w:pPr>
+      <w:r>
+        <w:rPr>
+          <w:noProof/>
+        </w:rPr>
+        <w:t>3.1.1</w:t>
+      </w:r>
+      <w:r>
+        <w:rPr>
+          <w:rFonts w:asciiTheme="minorHAnsi" w:eastAsiaTheme="minorEastAsia" w:hAnsiTheme="minorHAnsi" w:cstheme="minorBidi"/>
+          <w:noProof/>
+          <w:kern w:val="2"/>
+          <w:sz w:val="24"/>
+          <w:szCs w:val="24"/>
+          <w:lang w:eastAsia="it-CH"/>
+          <w14:ligatures w14:val="standardContextual"/>
+        </w:rPr>
+        <w:tab/>
+      </w:r>
+      <w:r>
+        <w:rPr>
+          <w:noProof/>
+        </w:rPr>
+        <w:t>Mappe</w:t>
+      </w:r>
+      <w:r>
+        <w:rPr>
+          <w:noProof/>
+        </w:rPr>
+        <w:tab/>
+      </w:r>
+      <w:r>
+        <w:rPr>
+          <w:noProof/>
+        </w:rPr>
+        <w:fldChar w:fldCharType="begin"/>
+      </w:r>
+      <w:r>
+        <w:rPr>
+          <w:noProof/>
+        </w:rPr>
+        <w:instrText xml:space="preserve"> PAGEREF _Toc223699261 \h </w:instrText>
+      </w:r>
+      <w:r>
+        <w:rPr>
+          <w:noProof/>
+        </w:rPr>
+      </w:r>
+      <w:r>
+        <w:rPr>
+          <w:noProof/>
+        </w:rPr>
+        <w:fldChar w:fldCharType="separate"/>
+      </w:r>
+      <w:r>
+        <w:rPr>
+          <w:noProof/>
+        </w:rPr>
+        <w:t>15</w:t>
+      </w:r>
+      <w:r>
+        <w:rPr>
+          <w:noProof/>
+        </w:rPr>
+        <w:fldChar w:fldCharType="end"/>
+      </w:r>
+    </w:p>
+    <w:p>
+      <w:pPr>
+        <w:pStyle w:val="Sommario3"/>
+        <w:tabs>
+          <w:tab w:val="left" w:pos="1200"/>
+          <w:tab w:val="right" w:leader="dot" w:pos="9628"/>
+        </w:tabs>
+        <w:rPr>
+          <w:rFonts w:asciiTheme="minorHAnsi" w:eastAsiaTheme="minorEastAsia" w:hAnsiTheme="minorHAnsi" w:cstheme="minorBidi"/>
+          <w:noProof/>
+          <w:kern w:val="2"/>
+          <w:sz w:val="24"/>
+          <w:szCs w:val="24"/>
+          <w:lang w:eastAsia="it-CH"/>
+          <w14:ligatures w14:val="standardContextual"/>
+        </w:rPr>
+      </w:pPr>
+      <w:r>
+        <w:rPr>
+          <w:noProof/>
+        </w:rPr>
+        <w:t>3.1.2</w:t>
+      </w:r>
+      <w:r>
+        <w:rPr>
+          <w:rFonts w:asciiTheme="minorHAnsi" w:eastAsiaTheme="minorEastAsia" w:hAnsiTheme="minorHAnsi" w:cstheme="minorBidi"/>
+          <w:noProof/>
+          <w:kern w:val="2"/>
+          <w:sz w:val="24"/>
+          <w:szCs w:val="24"/>
+          <w:lang w:eastAsia="it-CH"/>
+          <w14:ligatures w14:val="standardContextual"/>
+        </w:rPr>
+        <w:tab/>
+      </w:r>
+      <w:r>
+        <w:rPr>
+          <w:noProof/>
+        </w:rPr>
+        <w:t>Home</w:t>
+      </w:r>
+      <w:r>
+        <w:rPr>
+          <w:noProof/>
+        </w:rPr>
+        <w:tab/>
+      </w:r>
+      <w:r>
+        <w:rPr>
+          <w:noProof/>
+        </w:rPr>
+        <w:fldChar w:fldCharType="begin"/>
+      </w:r>
+      <w:r>
+        <w:rPr>
+          <w:noProof/>
+        </w:rPr>
+        <w:instrText xml:space="preserve"> PAGEREF _Toc223699262 \h </w:instrText>
+      </w:r>
+      <w:r>
+        <w:rPr>
+          <w:noProof/>
+        </w:rPr>
+      </w:r>
+      <w:r>
+        <w:rPr>
+          <w:noProof/>
+        </w:rPr>
+        <w:fldChar w:fldCharType="separate"/>
+      </w:r>
+      <w:r>
+        <w:rPr>
+          <w:noProof/>
+        </w:rPr>
+        <w:t>17</w:t>
+      </w:r>
+      <w:r>
+        <w:rPr>
+          <w:noProof/>
+        </w:rPr>
+        <w:fldChar w:fldCharType="end"/>
+      </w:r>
+    </w:p>
+    <w:p>
+      <w:pPr>
+        <w:pStyle w:val="Sommario3"/>
+        <w:tabs>
+          <w:tab w:val="left" w:pos="1200"/>
+          <w:tab w:val="right" w:leader="dot" w:pos="9628"/>
+        </w:tabs>
+        <w:rPr>
+          <w:rFonts w:asciiTheme="minorHAnsi" w:eastAsiaTheme="minorEastAsia" w:hAnsiTheme="minorHAnsi" w:cstheme="minorBidi"/>
+          <w:noProof/>
+          <w:kern w:val="2"/>
+          <w:sz w:val="24"/>
+          <w:szCs w:val="24"/>
+          <w:lang w:eastAsia="it-CH"/>
+          <w14:ligatures w14:val="standardContextual"/>
+        </w:rPr>
+      </w:pPr>
+      <w:r>
+        <w:rPr>
+          <w:noProof/>
+        </w:rPr>
+        <w:t>3.1.3</w:t>
+      </w:r>
+      <w:r>
+        <w:rPr>
+          <w:rFonts w:asciiTheme="minorHAnsi" w:eastAsiaTheme="minorEastAsia" w:hAnsiTheme="minorHAnsi" w:cstheme="minorBidi"/>
+          <w:noProof/>
+          <w:kern w:val="2"/>
+          <w:sz w:val="24"/>
+          <w:szCs w:val="24"/>
+          <w:lang w:eastAsia="it-CH"/>
+          <w14:ligatures w14:val="standardContextual"/>
+        </w:rPr>
+        <w:tab/>
+      </w:r>
+      <w:r>
+        <w:rPr>
+          <w:noProof/>
+        </w:rPr>
+        <w:t>Selezione della Mappa</w:t>
+      </w:r>
+      <w:r>
+        <w:rPr>
+          <w:noProof/>
+        </w:rPr>
+        <w:tab/>
+      </w:r>
+      <w:r>
+        <w:rPr>
+          <w:noProof/>
+        </w:rPr>
+        <w:fldChar w:fldCharType="begin"/>
+      </w:r>
+      <w:r>
+        <w:rPr>
+          <w:noProof/>
+        </w:rPr>
+        <w:instrText xml:space="preserve"> PAGEREF _Toc223699263 \h </w:instrText>
+      </w:r>
+      <w:r>
+        <w:rPr>
+          <w:noProof/>
+        </w:rPr>
+      </w:r>
+      <w:r>
+        <w:rPr>
+          <w:noProof/>
+        </w:rPr>
+        <w:fldChar w:fldCharType="separate"/>
+      </w:r>
+      <w:r>
+        <w:rPr>
+          <w:noProof/>
+        </w:rPr>
+        <w:t>17</w:t>
+      </w:r>
+      <w:r>
+        <w:rPr>
+          <w:noProof/>
+        </w:rPr>
+        <w:fldChar w:fldCharType="end"/>
+      </w:r>
+    </w:p>
+    <w:p>
+      <w:pPr>
+        <w:pStyle w:val="Sommario3"/>
+        <w:tabs>
+          <w:tab w:val="left" w:pos="1200"/>
+          <w:tab w:val="right" w:leader="dot" w:pos="9628"/>
+        </w:tabs>
+        <w:rPr>
+          <w:rFonts w:asciiTheme="minorHAnsi" w:eastAsiaTheme="minorEastAsia" w:hAnsiTheme="minorHAnsi" w:cstheme="minorBidi"/>
+          <w:noProof/>
+          <w:kern w:val="2"/>
+          <w:sz w:val="24"/>
+          <w:szCs w:val="24"/>
+          <w:lang w:eastAsia="it-CH"/>
+          <w14:ligatures w14:val="standardContextual"/>
+        </w:rPr>
+      </w:pPr>
+      <w:r>
+        <w:rPr>
+          <w:noProof/>
+        </w:rPr>
+        <w:t>3.1.4</w:t>
+      </w:r>
+      <w:r>
+        <w:rPr>
+          <w:rFonts w:asciiTheme="minorHAnsi" w:eastAsiaTheme="minorEastAsia" w:hAnsiTheme="minorHAnsi" w:cstheme="minorBidi"/>
+          <w:noProof/>
+          <w:kern w:val="2"/>
+          <w:sz w:val="24"/>
+          <w:szCs w:val="24"/>
+          <w:lang w:eastAsia="it-CH"/>
+          <w14:ligatures w14:val="standardContextual"/>
+        </w:rPr>
+        <w:tab/>
+      </w:r>
+      <w:r>
+        <w:rPr>
+          <w:noProof/>
+        </w:rPr>
+        <w:t>Selezione del Giocatore</w:t>
+      </w:r>
+      <w:r>
+        <w:rPr>
+          <w:noProof/>
+        </w:rPr>
+        <w:tab/>
+      </w:r>
+      <w:r>
+        <w:rPr>
+          <w:noProof/>
+        </w:rPr>
+        <w:fldChar w:fldCharType="begin"/>
+      </w:r>
+      <w:r>
+        <w:rPr>
+          <w:noProof/>
+        </w:rPr>
+        <w:instrText xml:space="preserve"> PAGEREF _Toc223699264 \h </w:instrText>
+      </w:r>
+      <w:r>
+        <w:rPr>
+          <w:noProof/>
+        </w:rPr>
+      </w:r>
+      <w:r>
+        <w:rPr>
+          <w:noProof/>
+        </w:rPr>
+        <w:fldChar w:fldCharType="separate"/>
+      </w:r>
+      <w:r>
+        <w:rPr>
+          <w:noProof/>
+        </w:rPr>
+        <w:t>18</w:t>
+      </w:r>
+      <w:r>
+        <w:rPr>
+          <w:noProof/>
+        </w:rPr>
+        <w:fldChar w:fldCharType="end"/>
+      </w:r>
+    </w:p>
+    <w:p>
+      <w:pPr>
+        <w:pStyle w:val="Sommario3"/>
+        <w:tabs>
+          <w:tab w:val="left" w:pos="1200"/>
+          <w:tab w:val="right" w:leader="dot" w:pos="9628"/>
+        </w:tabs>
+        <w:rPr>
+          <w:rFonts w:asciiTheme="minorHAnsi" w:eastAsiaTheme="minorEastAsia" w:hAnsiTheme="minorHAnsi" w:cstheme="minorBidi"/>
+          <w:noProof/>
+          <w:kern w:val="2"/>
+          <w:sz w:val="24"/>
+          <w:szCs w:val="24"/>
+          <w:lang w:eastAsia="it-CH"/>
+          <w14:ligatures w14:val="standardContextual"/>
+        </w:rPr>
+      </w:pPr>
+      <w:r>
+        <w:rPr>
+          <w:noProof/>
+        </w:rPr>
+        <w:t>3.1.5</w:t>
+      </w:r>
+      <w:r>
+        <w:rPr>
+          <w:rFonts w:asciiTheme="minorHAnsi" w:eastAsiaTheme="minorEastAsia" w:hAnsiTheme="minorHAnsi" w:cstheme="minorBidi"/>
+          <w:noProof/>
+          <w:kern w:val="2"/>
+          <w:sz w:val="24"/>
+          <w:szCs w:val="24"/>
+          <w:lang w:eastAsia="it-CH"/>
+          <w14:ligatures w14:val="standardContextual"/>
+        </w:rPr>
+        <w:tab/>
+      </w:r>
+      <w:r>
+        <w:rPr>
+          <w:noProof/>
+        </w:rPr>
+        <w:t>Pagina di Vittoria</w:t>
+      </w:r>
+      <w:r>
+        <w:rPr>
+          <w:noProof/>
+        </w:rPr>
+        <w:tab/>
+      </w:r>
+      <w:r>
+        <w:rPr>
+          <w:noProof/>
+        </w:rPr>
+        <w:fldChar w:fldCharType="begin"/>
+      </w:r>
+      <w:r>
+        <w:rPr>
+          <w:noProof/>
+        </w:rPr>
+        <w:instrText xml:space="preserve"> PAGEREF _Toc223699265 \h </w:instrText>
+      </w:r>
+      <w:r>
+        <w:rPr>
+          <w:noProof/>
+        </w:rPr>
+      </w:r>
+      <w:r>
+        <w:rPr>
+          <w:noProof/>
+        </w:rPr>
+        <w:fldChar w:fldCharType="separate"/>
+      </w:r>
+      <w:r>
+        <w:rPr>
+          <w:noProof/>
+        </w:rPr>
+        <w:t>19</w:t>
+      </w:r>
+      <w:r>
+        <w:rPr>
+          <w:noProof/>
+        </w:rPr>
+        <w:fldChar w:fldCharType="end"/>
+      </w:r>
+    </w:p>
+    <w:p>
+      <w:pPr>
+        <w:pStyle w:val="Sommario3"/>
+        <w:tabs>
+          <w:tab w:val="left" w:pos="1200"/>
+          <w:tab w:val="right" w:leader="dot" w:pos="9628"/>
+        </w:tabs>
+        <w:rPr>
+          <w:rFonts w:asciiTheme="minorHAnsi" w:eastAsiaTheme="minorEastAsia" w:hAnsiTheme="minorHAnsi" w:cstheme="minorBidi"/>
+          <w:noProof/>
+          <w:kern w:val="2"/>
+          <w:sz w:val="24"/>
+          <w:szCs w:val="24"/>
+          <w:lang w:eastAsia="it-CH"/>
+          <w14:ligatures w14:val="standardContextual"/>
+        </w:rPr>
+      </w:pPr>
+      <w:r>
+        <w:rPr>
+          <w:noProof/>
+        </w:rPr>
+        <w:t>3.1.6</w:t>
+      </w:r>
+      <w:r>
+        <w:rPr>
+          <w:rFonts w:asciiTheme="minorHAnsi" w:eastAsiaTheme="minorEastAsia" w:hAnsiTheme="minorHAnsi" w:cstheme="minorBidi"/>
+          <w:noProof/>
+          <w:kern w:val="2"/>
+          <w:sz w:val="24"/>
+          <w:szCs w:val="24"/>
+          <w:lang w:eastAsia="it-CH"/>
+          <w14:ligatures w14:val="standardContextual"/>
+        </w:rPr>
+        <w:tab/>
+      </w:r>
+      <w:r>
+        <w:rPr>
+          <w:noProof/>
+        </w:rPr>
+        <w:t>Impostazioni</w:t>
+      </w:r>
+      <w:r>
+        <w:rPr>
+          <w:noProof/>
+        </w:rPr>
+        <w:tab/>
+      </w:r>
+      <w:r>
+        <w:rPr>
+          <w:noProof/>
+        </w:rPr>
+        <w:fldChar w:fldCharType="begin"/>
+      </w:r>
+      <w:r>
+        <w:rPr>
+          <w:noProof/>
+        </w:rPr>
+        <w:instrText xml:space="preserve"> PAGEREF _Toc223699266 \h </w:instrText>
+      </w:r>
+      <w:r>
+        <w:rPr>
+          <w:noProof/>
+        </w:rPr>
+      </w:r>
+      <w:r>
+        <w:rPr>
+          <w:noProof/>
+        </w:rPr>
+        <w:fldChar w:fldCharType="separate"/>
+      </w:r>
+      <w:r>
+        <w:rPr>
+          <w:noProof/>
+        </w:rPr>
+        <w:t>1</w:t>
+      </w:r>
+      <w:r>
+        <w:rPr>
+          <w:noProof/>
+        </w:rPr>
+        <w:t>9</w:t>
+      </w:r>
+      <w:r>
+        <w:rPr>
+          <w:noProof/>
+        </w:rPr>
+        <w:fldChar w:fldCharType="end"/>
+      </w:r>
+    </w:p>
+    <w:p>
+      <w:pPr>
+        <w:pStyle w:val="Sommario3"/>
+        <w:tabs>
+          <w:tab w:val="left" w:pos="1200"/>
+          <w:tab w:val="right" w:leader="dot" w:pos="9628"/>
+        </w:tabs>
+        <w:rPr>
+          <w:rFonts w:asciiTheme="minorHAnsi" w:eastAsiaTheme="minorEastAsia" w:hAnsiTheme="minorHAnsi" w:cstheme="minorBidi"/>
+          <w:noProof/>
+          <w:kern w:val="2"/>
+          <w:sz w:val="24"/>
+          <w:szCs w:val="24"/>
+          <w:lang w:eastAsia="it-CH"/>
+          <w14:ligatures w14:val="standardContextual"/>
+        </w:rPr>
+      </w:pPr>
+      <w:r>
+        <w:rPr>
+          <w:noProof/>
+        </w:rPr>
+        <w:t>3.1.7</w:t>
+      </w:r>
+      <w:r>
+        <w:rPr>
+          <w:rFonts w:asciiTheme="minorHAnsi" w:eastAsiaTheme="minorEastAsia" w:hAnsiTheme="minorHAnsi" w:cstheme="minorBidi"/>
+          <w:noProof/>
+          <w:kern w:val="2"/>
+          <w:sz w:val="24"/>
+          <w:szCs w:val="24"/>
+          <w:lang w:eastAsia="it-CH"/>
+          <w14:ligatures w14:val="standardContextual"/>
+        </w:rPr>
+        <w:tab/>
+      </w:r>
+      <w:r>
+        <w:rPr>
+          <w:noProof/>
+        </w:rPr>
+        <w:t>Wiki</w:t>
+      </w:r>
+      <w:r>
+        <w:rPr>
+          <w:noProof/>
+        </w:rPr>
+        <w:tab/>
+      </w:r>
+      <w:r>
+        <w:rPr>
+          <w:noProof/>
+        </w:rPr>
+        <w:fldChar w:fldCharType="begin"/>
+      </w:r>
+      <w:r>
+        <w:rPr>
+          <w:noProof/>
+        </w:rPr>
+        <w:instrText xml:space="preserve"> PAGEREF _Toc223699267 \h </w:instrText>
+      </w:r>
+      <w:r>
+        <w:rPr>
+          <w:noProof/>
+        </w:rPr>
+      </w:r>
+      <w:r>
+        <w:rPr>
+          <w:noProof/>
+        </w:rPr>
+        <w:fldChar w:fldCharType="separate"/>
+      </w:r>
+      <w:r>
+        <w:rPr>
+          <w:noProof/>
+        </w:rPr>
+        <w:t>20</w:t>
       </w:r>
       <w:r>
         <w:rPr>
@@ -772,7 +1857,7 @@
         <w:rPr>
           <w:noProof/>
         </w:rPr>
-        <w:t>2.4</w:t>
+        <w:t>3.2</w:t>
       </w:r>
       <w:r>
         <w:rPr>
@@ -790,7 +1875,7 @@
         <w:rPr>
           <w:noProof/>
         </w:rPr>
-        <w:t>Pianificazione</w:t>
+        <w:t>Design procedurale</w:t>
       </w:r>
       <w:r>
         <w:rPr>
@@ -808,7 +1893,7 @@
         <w:rPr>
           <w:noProof/>
         </w:rPr>
-        <w:instrText xml:space="preserve"> PAGEREF _Toc223099092 \h </w:instrText>
+        <w:instrText xml:space="preserve"> PAGEREF _Toc223699268 \h </w:instrText>
       </w:r>
       <w:r>
         <w:rPr>
@@ -825,7 +1910,341 @@
         <w:rPr>
           <w:noProof/>
         </w:rPr>
-        <w:t>11</w:t>
+        <w:t>21</w:t>
+      </w:r>
+      <w:r>
+        <w:rPr>
+          <w:noProof/>
+        </w:rPr>
+        <w:fldChar w:fldCharType="end"/>
+      </w:r>
+    </w:p>
+    <w:p>
+      <w:pPr>
+        <w:pStyle w:val="Sommario3"/>
+        <w:tabs>
+          <w:tab w:val="left" w:pos="1200"/>
+          <w:tab w:val="right" w:leader="dot" w:pos="9628"/>
+        </w:tabs>
+        <w:rPr>
+          <w:rFonts w:asciiTheme="minorHAnsi" w:eastAsiaTheme="minorEastAsia" w:hAnsiTheme="minorHAnsi" w:cstheme="minorBidi"/>
+          <w:noProof/>
+          <w:kern w:val="2"/>
+          <w:sz w:val="24"/>
+          <w:szCs w:val="24"/>
+          <w:lang w:eastAsia="it-CH"/>
+          <w14:ligatures w14:val="standardContextual"/>
+        </w:rPr>
+      </w:pPr>
+      <w:r>
+        <w:rPr>
+          <w:noProof/>
+        </w:rPr>
+        <w:t>3.2.1</w:t>
+      </w:r>
+      <w:r>
+        <w:rPr>
+          <w:rFonts w:asciiTheme="minorHAnsi" w:eastAsiaTheme="minorEastAsia" w:hAnsiTheme="minorHAnsi" w:cstheme="minorBidi"/>
+          <w:noProof/>
+          <w:kern w:val="2"/>
+          <w:sz w:val="24"/>
+          <w:szCs w:val="24"/>
+          <w:lang w:eastAsia="it-CH"/>
+          <w14:ligatures w14:val="standardContextual"/>
+        </w:rPr>
+        <w:tab/>
+      </w:r>
+      <w:r>
+        <w:rPr>
+          <w:noProof/>
+        </w:rPr>
+        <w:t>Diagramma delle classi</w:t>
+      </w:r>
+      <w:r>
+        <w:rPr>
+          <w:noProof/>
+        </w:rPr>
+        <w:tab/>
+      </w:r>
+      <w:r>
+        <w:rPr>
+          <w:noProof/>
+        </w:rPr>
+        <w:fldChar w:fldCharType="begin"/>
+      </w:r>
+      <w:r>
+        <w:rPr>
+          <w:noProof/>
+        </w:rPr>
+        <w:instrText xml:space="preserve"> PAGEREF _Toc223699269 \h </w:instrText>
+      </w:r>
+      <w:r>
+        <w:rPr>
+          <w:noProof/>
+        </w:rPr>
+      </w:r>
+      <w:r>
+        <w:rPr>
+          <w:noProof/>
+        </w:rPr>
+        <w:fldChar w:fldCharType="separate"/>
+      </w:r>
+      <w:r>
+        <w:rPr>
+          <w:noProof/>
+        </w:rPr>
+        <w:t>21</w:t>
+      </w:r>
+      <w:r>
+        <w:rPr>
+          <w:noProof/>
+        </w:rPr>
+        <w:fldChar w:fldCharType="end"/>
+      </w:r>
+    </w:p>
+    <w:p>
+      <w:pPr>
+        <w:pStyle w:val="Sommario3"/>
+        <w:tabs>
+          <w:tab w:val="left" w:pos="1200"/>
+          <w:tab w:val="right" w:leader="dot" w:pos="9628"/>
+        </w:tabs>
+        <w:rPr>
+          <w:rFonts w:asciiTheme="minorHAnsi" w:eastAsiaTheme="minorEastAsia" w:hAnsiTheme="minorHAnsi" w:cstheme="minorBidi"/>
+          <w:noProof/>
+          <w:kern w:val="2"/>
+          <w:sz w:val="24"/>
+          <w:szCs w:val="24"/>
+          <w:lang w:eastAsia="it-CH"/>
+          <w14:ligatures w14:val="standardContextual"/>
+        </w:rPr>
+      </w:pPr>
+      <w:r>
+        <w:rPr>
+          <w:noProof/>
+        </w:rPr>
+        <w:t>3.2.2</w:t>
+      </w:r>
+      <w:r>
+        <w:rPr>
+          <w:rFonts w:asciiTheme="minorHAnsi" w:eastAsiaTheme="minorEastAsia" w:hAnsiTheme="minorHAnsi" w:cstheme="minorBidi"/>
+          <w:noProof/>
+          <w:kern w:val="2"/>
+          <w:sz w:val="24"/>
+          <w:szCs w:val="24"/>
+          <w:lang w:eastAsia="it-CH"/>
+          <w14:ligatures w14:val="standardContextual"/>
+        </w:rPr>
+        <w:tab/>
+      </w:r>
+      <w:r>
+        <w:rPr>
+          <w:noProof/>
+        </w:rPr>
+        <w:t>Diagramma di flusso</w:t>
+      </w:r>
+      <w:r>
+        <w:rPr>
+          <w:noProof/>
+        </w:rPr>
+        <w:tab/>
+      </w:r>
+      <w:r>
+        <w:rPr>
+          <w:noProof/>
+        </w:rPr>
+        <w:fldChar w:fldCharType="begin"/>
+      </w:r>
+      <w:r>
+        <w:rPr>
+          <w:noProof/>
+        </w:rPr>
+        <w:instrText xml:space="preserve"> PAGEREF _Toc223699270 \h </w:instrText>
+      </w:r>
+      <w:r>
+        <w:rPr>
+          <w:noProof/>
+        </w:rPr>
+      </w:r>
+      <w:r>
+        <w:rPr>
+          <w:noProof/>
+        </w:rPr>
+        <w:fldChar w:fldCharType="separate"/>
+      </w:r>
+      <w:r>
+        <w:rPr>
+          <w:noProof/>
+        </w:rPr>
+        <w:t>22</w:t>
+      </w:r>
+      <w:r>
+        <w:rPr>
+          <w:noProof/>
+        </w:rPr>
+        <w:fldChar w:fldCharType="end"/>
+      </w:r>
+    </w:p>
+    <w:p>
+      <w:pPr>
+        <w:pStyle w:val="Sommario1"/>
+        <w:tabs>
+          <w:tab w:val="left" w:pos="400"/>
+          <w:tab w:val="right" w:leader="dot" w:pos="9628"/>
+        </w:tabs>
+        <w:rPr>
+          <w:rFonts w:asciiTheme="minorHAnsi" w:eastAsiaTheme="minorEastAsia" w:hAnsiTheme="minorHAnsi" w:cstheme="minorBidi"/>
+          <w:noProof/>
+          <w:kern w:val="2"/>
+          <w:sz w:val="24"/>
+          <w:szCs w:val="24"/>
+          <w:lang w:eastAsia="it-CH"/>
+          <w14:ligatures w14:val="standardContextual"/>
+        </w:rPr>
+      </w:pPr>
+      <w:r>
+        <w:rPr>
+          <w:noProof/>
+        </w:rPr>
+        <w:t>4</w:t>
+      </w:r>
+      <w:r>
+        <w:rPr>
+          <w:rFonts w:asciiTheme="minorHAnsi" w:eastAsiaTheme="minorEastAsia" w:hAnsiTheme="minorHAnsi" w:cstheme="minorBidi"/>
+          <w:noProof/>
+          <w:kern w:val="2"/>
+          <w:sz w:val="24"/>
+          <w:szCs w:val="24"/>
+          <w:lang w:eastAsia="it-CH"/>
+          <w14:ligatures w14:val="standardContextual"/>
+        </w:rPr>
+        <w:tab/>
+      </w:r>
+      <w:r>
+        <w:rPr>
+          <w:noProof/>
+        </w:rPr>
+        <w:t>Implementazione</w:t>
+      </w:r>
+      <w:r>
+        <w:rPr>
+          <w:noProof/>
+        </w:rPr>
+        <w:tab/>
+      </w:r>
+      <w:r>
+        <w:rPr>
+          <w:noProof/>
+        </w:rPr>
+        <w:fldChar w:fldCharType="begin"/>
+      </w:r>
+      <w:r>
+        <w:rPr>
+          <w:noProof/>
+        </w:rPr>
+        <w:instrText xml:space="preserve"> PAGEREF _Toc223699271 \h </w:instrText>
+      </w:r>
+      <w:r>
+        <w:rPr>
+          <w:noProof/>
+        </w:rPr>
+      </w:r>
+      <w:r>
+        <w:rPr>
+          <w:noProof/>
+        </w:rPr>
+        <w:fldChar w:fldCharType="separate"/>
+      </w:r>
+      <w:r>
+        <w:rPr>
+          <w:noProof/>
+        </w:rPr>
+        <w:t>23</w:t>
+      </w:r>
+      <w:r>
+        <w:rPr>
+          <w:noProof/>
+        </w:rPr>
+        <w:fldChar w:fldCharType="end"/>
+      </w:r>
+    </w:p>
+    <w:p>
+      <w:pPr>
+        <w:pStyle w:val="Sommario1"/>
+        <w:tabs>
+          <w:tab w:val="left" w:pos="400"/>
+          <w:tab w:val="right" w:leader="dot" w:pos="9628"/>
+        </w:tabs>
+        <w:rPr>
+          <w:rFonts w:asciiTheme="minorHAnsi" w:eastAsiaTheme="minorEastAsia" w:hAnsiTheme="minorHAnsi" w:cstheme="minorBidi"/>
+          <w:noProof/>
+          <w:kern w:val="2"/>
+          <w:sz w:val="24"/>
+          <w:szCs w:val="24"/>
+          <w:lang w:eastAsia="it-CH"/>
+          <w14:ligatures w14:val="standardContextual"/>
+        </w:rPr>
+      </w:pPr>
+      <w:r>
+        <w:rPr>
+          <w:noProof/>
+          <w:lang w:val="it-IT"/>
+        </w:rPr>
+        <w:t>5</w:t>
+      </w:r>
+      <w:r>
+        <w:rPr>
+          <w:rFonts w:asciiTheme="minorHAnsi" w:eastAsiaTheme="minorEastAsia" w:hAnsiTheme="minorHAnsi" w:cstheme="minorBidi"/>
+          <w:noProof/>
+          <w:kern w:val="2"/>
+          <w:sz w:val="24"/>
+          <w:szCs w:val="24"/>
+          <w:lang w:eastAsia="it-CH"/>
+          <w14:ligatures w14:val="standardContextual"/>
+        </w:rPr>
+        <w:tab/>
+      </w:r>
+      <w:r>
+        <w:rPr>
+          <w:noProof/>
+          <w:lang w:val="it-IT"/>
+        </w:rPr>
+        <w:t>Test</w:t>
+      </w:r>
+      <w:r>
+        <w:rPr>
+          <w:noProof/>
+        </w:rPr>
+        <w:tab/>
+      </w:r>
+      <w:r>
+        <w:rPr>
+          <w:noProof/>
+        </w:rPr>
+        <w:fldChar w:fldCharType="begin"/>
+      </w:r>
+      <w:r>
+        <w:rPr>
+          <w:noProof/>
+        </w:rPr>
+        <w:instrText xml:space="preserve"> PAGEREF _Toc223699272 \h </w:instrText>
+      </w:r>
+      <w:r>
+        <w:rPr>
+          <w:noProof/>
+        </w:rPr>
+      </w:r>
+      <w:r>
+        <w:rPr>
+          <w:noProof/>
+        </w:rPr>
+        <w:fldChar w:fldCharType="separate"/>
+      </w:r>
+      <w:r>
+        <w:rPr>
+          <w:noProof/>
+        </w:rPr>
+        <w:t>23</w:t>
       </w:r>
       <w:r>
         <w:rPr>
@@ -855,7 +2274,7 @@
         <w:rPr>
           <w:noProof/>
         </w:rPr>
-        <w:t>2.5</w:t>
+        <w:t>5.1</w:t>
       </w:r>
       <w:r>
         <w:rPr>
@@ -873,7 +2292,7 @@
         <w:rPr>
           <w:noProof/>
         </w:rPr>
-        <w:t>Analisi dei mezzi</w:t>
+        <w:t>Protocollo di test</w:t>
       </w:r>
       <w:r>
         <w:rPr>
@@ -891,7 +2310,7 @@
         <w:rPr>
           <w:noProof/>
         </w:rPr>
-        <w:instrText xml:space="preserve"> PAGEREF _Toc223099093 \h </w:instrText>
+        <w:instrText xml:space="preserve"> PAGEREF _Toc223699273 \h </w:instrText>
       </w:r>
       <w:r>
         <w:rPr>
@@ -908,7 +2327,7 @@
         <w:rPr>
           <w:noProof/>
         </w:rPr>
-        <w:t>12</w:t>
+        <w:t>23</w:t>
       </w:r>
       <w:r>
         <w:rPr>
@@ -919,9 +2338,9 @@
     </w:p>
     <w:p>
       <w:pPr>
-        <w:pStyle w:val="Sommario3"/>
+        <w:pStyle w:val="Sommario2"/>
         <w:tabs>
-          <w:tab w:val="left" w:pos="1200"/>
+          <w:tab w:val="left" w:pos="800"/>
           <w:tab w:val="right" w:leader="dot" w:pos="9628"/>
         </w:tabs>
         <w:rPr>
@@ -938,7 +2357,7 @@
         <w:rPr>
           <w:noProof/>
         </w:rPr>
-        <w:t>2.5.1</w:t>
+        <w:t>5.2</w:t>
       </w:r>
       <w:r>
         <w:rPr>
@@ -956,7 +2375,7 @@
         <w:rPr>
           <w:noProof/>
         </w:rPr>
-        <w:t>Software</w:t>
+        <w:t>Risultati test</w:t>
       </w:r>
       <w:r>
         <w:rPr>
@@ -974,7 +2393,7 @@
         <w:rPr>
           <w:noProof/>
         </w:rPr>
-        <w:instrText xml:space="preserve"> PAGEREF _Toc223099094 \h </w:instrText>
+        <w:instrText xml:space="preserve"> PAGEREF _Toc223699274 \h </w:instrText>
       </w:r>
       <w:r>
         <w:rPr>
@@ -991,7 +2410,7 @@
         <w:rPr>
           <w:noProof/>
         </w:rPr>
-        <w:t>12</w:t>
+        <w:t>28</w:t>
       </w:r>
       <w:r>
         <w:rPr>
@@ -1002,9 +2421,9 @@
     </w:p>
     <w:p>
       <w:pPr>
-        <w:pStyle w:val="Sommario3"/>
+        <w:pStyle w:val="Sommario2"/>
         <w:tabs>
-          <w:tab w:val="left" w:pos="1200"/>
+          <w:tab w:val="left" w:pos="800"/>
           <w:tab w:val="right" w:leader="dot" w:pos="9628"/>
         </w:tabs>
         <w:rPr>
@@ -1021,7 +2440,7 @@
         <w:rPr>
           <w:noProof/>
         </w:rPr>
-        <w:t>2.5.2</w:t>
+        <w:t>5.3</w:t>
       </w:r>
       <w:r>
         <w:rPr>
@@ -1039,7 +2458,7 @@
         <w:rPr>
           <w:noProof/>
         </w:rPr>
-        <w:t>Hardware</w:t>
+        <w:t>Mancanze/limitazioni conosciute</w:t>
       </w:r>
       <w:r>
         <w:rPr>
@@ -1057,7 +2476,7 @@
         <w:rPr>
           <w:noProof/>
         </w:rPr>
-        <w:instrText xml:space="preserve"> PAGEREF _Toc223099095 \h </w:instrText>
+        <w:instrText xml:space="preserve"> PAGEREF _Toc223699275 \h </w:instrText>
       </w:r>
       <w:r>
         <w:rPr>
@@ -1074,7 +2493,7 @@
         <w:rPr>
           <w:noProof/>
         </w:rPr>
-        <w:t>12</w:t>
+        <w:t>28</w:t>
       </w:r>
       <w:r>
         <w:rPr>
@@ -1103,8 +2522,9 @@
       <w:r>
         <w:rPr>
           <w:noProof/>
-        </w:rPr>
-        <w:t>3</w:t>
+          <w:lang w:val="it-IT"/>
+        </w:rPr>
+        <w:t>6</w:t>
       </w:r>
       <w:r>
         <w:rPr>
@@ -1121,8 +2541,9 @@
       <w:r>
         <w:rPr>
           <w:noProof/>
-        </w:rPr>
-        <w:t>Progettazione</w:t>
+          <w:lang w:val="it-IT"/>
+        </w:rPr>
+        <w:t>Consuntivo</w:t>
       </w:r>
       <w:r>
         <w:rPr>
@@ -1140,7 +2561,7 @@
         <w:rPr>
           <w:noProof/>
         </w:rPr>
-        <w:instrText xml:space="preserve"> PAGEREF _Toc223099096 \h </w:instrText>
+        <w:instrText xml:space="preserve"> PAGEREF _Toc223699276 \h </w:instrText>
       </w:r>
       <w:r>
         <w:rPr>
@@ -1157,7 +2578,92 @@
         <w:rPr>
           <w:noProof/>
         </w:rPr>
-        <w:t>13</w:t>
+        <w:t>28</w:t>
+      </w:r>
+      <w:r>
+        <w:rPr>
+          <w:noProof/>
+        </w:rPr>
+        <w:fldChar w:fldCharType="end"/>
+      </w:r>
+    </w:p>
+    <w:p>
+      <w:pPr>
+        <w:pStyle w:val="Sommario1"/>
+        <w:tabs>
+          <w:tab w:val="left" w:pos="400"/>
+          <w:tab w:val="right" w:leader="dot" w:pos="9628"/>
+        </w:tabs>
+        <w:rPr>
+          <w:rFonts w:asciiTheme="minorHAnsi" w:eastAsiaTheme="minorEastAsia" w:hAnsiTheme="minorHAnsi" w:cstheme="minorBidi"/>
+          <w:noProof/>
+          <w:kern w:val="2"/>
+          <w:sz w:val="24"/>
+          <w:szCs w:val="24"/>
+          <w:lang w:eastAsia="it-CH"/>
+          <w14:ligatures w14:val="standardContextual"/>
+        </w:rPr>
+      </w:pPr>
+      <w:r>
+        <w:rPr>
+          <w:noProof/>
+          <w:lang w:val="it-IT"/>
+        </w:rPr>
+        <w:t>7</w:t>
+      </w:r>
+      <w:r>
+        <w:rPr>
+          <w:rFonts w:asciiTheme="minorHAnsi" w:eastAsiaTheme="minorEastAsia" w:hAnsiTheme="minorHAnsi" w:cstheme="minorBidi"/>
+          <w:noProof/>
+          <w:kern w:val="2"/>
+          <w:sz w:val="24"/>
+          <w:szCs w:val="24"/>
+          <w:lang w:eastAsia="it-CH"/>
+          <w14:ligatures w14:val="standardContextual"/>
+        </w:rPr>
+        <w:tab/>
+      </w:r>
+      <w:r>
+        <w:rPr>
+          <w:noProof/>
+          <w:lang w:val="it-IT"/>
+        </w:rPr>
+        <w:t>Conclusioni</w:t>
+      </w:r>
+      <w:r>
+        <w:rPr>
+          <w:noProof/>
+        </w:rPr>
+        <w:tab/>
+      </w:r>
+      <w:r>
+        <w:rPr>
+          <w:noProof/>
+        </w:rPr>
+        <w:fldChar w:fldCharType="begin"/>
+      </w:r>
+      <w:r>
+        <w:rPr>
+          <w:noProof/>
+        </w:rPr>
+        <w:instrText xml:space="preserve"> PAGEREF _Toc223699277 \h </w:instrText>
+      </w:r>
+      <w:r>
+        <w:rPr>
+          <w:noProof/>
+        </w:rPr>
+      </w:r>
+      <w:r>
+        <w:rPr>
+          <w:noProof/>
+        </w:rPr>
+        <w:fldChar w:fldCharType="separate"/>
+      </w:r>
+      <w:r>
+        <w:rPr>
+          <w:noProof/>
+        </w:rPr>
+        <w:t>28</w:t>
       </w:r>
       <w:r>
         <w:rPr>
@@ -1187,7 +2693,7 @@
         <w:rPr>
           <w:noProof/>
         </w:rPr>
-        <w:t>3.1</w:t>
+        <w:t>7.1</w:t>
       </w:r>
       <w:r>
         <w:rPr>
@@ -1205,7 +2711,7 @@
         <w:rPr>
           <w:noProof/>
         </w:rPr>
-        <w:t>Design delle interfacce</w:t>
+        <w:t>Sviluppi futuri</w:t>
       </w:r>
       <w:r>
         <w:rPr>
@@ -1223,7 +2729,7 @@
         <w:rPr>
           <w:noProof/>
         </w:rPr>
-        <w:instrText xml:space="preserve"> PAGEREF _Toc223099097 \h </w:instrText>
+        <w:instrText xml:space="preserve"> PAGEREF _Toc223699278 \h </w:instrText>
       </w:r>
       <w:r>
         <w:rPr>
@@ -1240,7 +2746,7 @@
         <w:rPr>
           <w:noProof/>
         </w:rPr>
-        <w:t>13</w:t>
+        <w:t>28</w:t>
       </w:r>
       <w:r>
         <w:rPr>
@@ -1251,9 +2757,9 @@
     </w:p>
     <w:p>
       <w:pPr>
-        <w:pStyle w:val="Sommario3"/>
+        <w:pStyle w:val="Sommario2"/>
         <w:tabs>
-          <w:tab w:val="left" w:pos="1200"/>
+          <w:tab w:val="left" w:pos="800"/>
           <w:tab w:val="right" w:leader="dot" w:pos="9628"/>
         </w:tabs>
         <w:rPr>
@@ -1270,7 +2776,7 @@
         <w:rPr>
           <w:noProof/>
         </w:rPr>
-        <w:t>3.1.1</w:t>
+        <w:t>7.2</w:t>
       </w:r>
       <w:r>
         <w:rPr>
@@ -1288,7 +2794,7 @@
         <w:rPr>
           <w:noProof/>
         </w:rPr>
-        <w:t>Mappe</w:t>
+        <w:t>Considerazioni personali</w:t>
       </w:r>
       <w:r>
         <w:rPr>
@@ -1306,7 +2812,7 @@
         <w:rPr>
           <w:noProof/>
         </w:rPr>
-        <w:instrText xml:space="preserve"> PAGEREF _Toc223099098 \h </w:instrText>
+        <w:instrText xml:space="preserve"> PAGEREF _Toc223699279 \h </w:instrText>
       </w:r>
       <w:r>
         <w:rPr>
@@ -1323,7 +2829,7 @@
         <w:rPr>
           <w:noProof/>
         </w:rPr>
-        <w:t>13</w:t>
+        <w:t>28</w:t>
       </w:r>
       <w:r>
         <w:rPr>
@@ -1334,9 +2840,9 @@
     </w:p>
     <w:p>
       <w:pPr>
-        <w:pStyle w:val="Sommario3"/>
+        <w:pStyle w:val="Sommario1"/>
         <w:tabs>
-          <w:tab w:val="left" w:pos="1200"/>
+          <w:tab w:val="left" w:pos="400"/>
           <w:tab w:val="right" w:leader="dot" w:pos="9628"/>
         </w:tabs>
         <w:rPr>
@@ -1352,8 +2858,9 @@
       <w:r>
         <w:rPr>
           <w:noProof/>
-        </w:rPr>
-        <w:t>3.1.2</w:t>
+          <w:lang w:val="it-IT"/>
+        </w:rPr>
+        <w:t>8</w:t>
       </w:r>
       <w:r>
         <w:rPr>
@@ -1370,8 +2877,9 @@
       <w:r>
         <w:rPr>
           <w:noProof/>
-        </w:rPr>
-        <w:t>Interfacce</w:t>
+          <w:lang w:val="it-IT"/>
+        </w:rPr>
+        <w:t>Glossario</w:t>
       </w:r>
       <w:r>
         <w:rPr>
@@ -1389,7 +2897,7 @@
         <w:rPr>
           <w:noProof/>
         </w:rPr>
-        <w:instrText xml:space="preserve"> PAGEREF _Toc223099099 \h </w:instrText>
+        <w:instrText xml:space="preserve"> PAGEREF _Toc223699280 \h </w:instrText>
       </w:r>
       <w:r>
         <w:rPr>
@@ -1406,7 +2914,7 @@
         <w:rPr>
           <w:noProof/>
         </w:rPr>
-        <w:t>15</w:t>
+        <w:t>28</w:t>
       </w:r>
       <w:r>
         <w:rPr>
@@ -1417,9 +2925,9 @@
     </w:p>
     <w:p>
       <w:pPr>
-        <w:pStyle w:val="Sommario3"/>
+        <w:pStyle w:val="Sommario1"/>
         <w:tabs>
-          <w:tab w:val="left" w:pos="1200"/>
+          <w:tab w:val="left" w:pos="400"/>
           <w:tab w:val="right" w:leader="dot" w:pos="9628"/>
         </w:tabs>
         <w:rPr>
@@ -1435,8 +2943,9 @@
       <w:r>
         <w:rPr>
           <w:noProof/>
-        </w:rPr>
-        <w:t>3.1.3</w:t>
+          <w:lang w:val="it-IT"/>
+        </w:rPr>
+        <w:t>9</w:t>
       </w:r>
       <w:r>
         <w:rPr>
@@ -1453,8 +2962,9 @@
       <w:r>
         <w:rPr>
           <w:noProof/>
-        </w:rPr>
-        <w:t>Wiki</w:t>
+          <w:lang w:val="it-IT"/>
+        </w:rPr>
+        <w:t>Bibliografia</w:t>
       </w:r>
       <w:r>
         <w:rPr>
@@ -1472,7 +2982,7 @@
         <w:rPr>
           <w:noProof/>
         </w:rPr>
-        <w:instrText xml:space="preserve"> PAGEREF _Toc223099100 \h </w:instrText>
+        <w:instrText xml:space="preserve"> PAGEREF _Toc223699281 \h </w:instrText>
       </w:r>
       <w:r>
         <w:rPr>
@@ -1489,7 +2999,7 @@
         <w:rPr>
           <w:noProof/>
         </w:rPr>
-        <w:t>19</w:t>
+        <w:t>29</w:t>
       </w:r>
       <w:r>
         <w:rPr>
@@ -1519,7 +3029,7 @@
         <w:rPr>
           <w:noProof/>
         </w:rPr>
-        <w:t>3.2</w:t>
+        <w:t>9.1</w:t>
       </w:r>
       <w:r>
         <w:rPr>
@@ -1537,7 +3047,7 @@
         <w:rPr>
           <w:noProof/>
         </w:rPr>
-        <w:t>Design procedurale</w:t>
+        <w:t>Bibliografia per articoli di riviste:</w:t>
       </w:r>
       <w:r>
         <w:rPr>
@@ -1555,7 +3065,7 @@
         <w:rPr>
           <w:noProof/>
         </w:rPr>
-        <w:instrText xml:space="preserve"> PAGEREF _Toc223099101 \h </w:instrText>
+        <w:instrText xml:space="preserve"> PAGEREF _Toc223699282 \h </w:instrText>
       </w:r>
       <w:r>
         <w:rPr>
@@ -1572,7 +3082,7 @@
         <w:rPr>
           <w:noProof/>
         </w:rPr>
-        <w:t>20</w:t>
+        <w:t>29</w:t>
       </w:r>
       <w:r>
         <w:rPr>
@@ -1583,9 +3093,9 @@
     </w:p>
     <w:p>
       <w:pPr>
-        <w:pStyle w:val="Sommario3"/>
+        <w:pStyle w:val="Sommario2"/>
         <w:tabs>
-          <w:tab w:val="left" w:pos="1200"/>
+          <w:tab w:val="left" w:pos="800"/>
           <w:tab w:val="right" w:leader="dot" w:pos="9628"/>
         </w:tabs>
         <w:rPr>
@@ -1602,7 +3112,7 @@
         <w:rPr>
           <w:noProof/>
         </w:rPr>
-        <w:t>3.2.1</w:t>
+        <w:t>9.2</w:t>
       </w:r>
       <w:r>
         <w:rPr>
@@ -1620,7 +3130,7 @@
         <w:rPr>
           <w:noProof/>
         </w:rPr>
-        <w:t>Diagramma delle classi</w:t>
+        <w:t>Bibliografia per libri</w:t>
       </w:r>
       <w:r>
         <w:rPr>
@@ -1638,7 +3148,7 @@
         <w:rPr>
           <w:noProof/>
         </w:rPr>
-        <w:instrText xml:space="preserve"> PAGEREF _Toc223099102 \h </w:instrText>
+        <w:instrText xml:space="preserve"> PAGEREF _Toc223699283 \h </w:instrText>
       </w:r>
       <w:r>
         <w:rPr>
@@ -1655,7 +3165,7 @@
         <w:rPr>
           <w:noProof/>
         </w:rPr>
-        <w:t>20</w:t>
+        <w:t>29</w:t>
       </w:r>
       <w:r>
         <w:rPr>
@@ -1666,9 +3176,9 @@
     </w:p>
     <w:p>
       <w:pPr>
-        <w:pStyle w:val="Sommario3"/>
+        <w:pStyle w:val="Sommario2"/>
         <w:tabs>
-          <w:tab w:val="left" w:pos="1200"/>
+          <w:tab w:val="left" w:pos="800"/>
           <w:tab w:val="right" w:leader="dot" w:pos="9628"/>
         </w:tabs>
         <w:rPr>
@@ -1685,7 +3195,7 @@
         <w:rPr>
           <w:noProof/>
         </w:rPr>
-        <w:t>3.2.2</w:t>
+        <w:t>9.3</w:t>
       </w:r>
       <w:r>
         <w:rPr>
@@ -1703,7 +3213,7 @@
         <w:rPr>
           <w:noProof/>
         </w:rPr>
-        <w:t>Diagramma di flusso</w:t>
+        <w:t>Sitografia</w:t>
       </w:r>
       <w:r>
         <w:rPr>
@@ -1721,7 +3231,7 @@
         <w:rPr>
           <w:noProof/>
         </w:rPr>
-        <w:instrText xml:space="preserve"> PAGEREF _Toc223099103 \h </w:instrText>
+        <w:instrText xml:space="preserve"> PAGEREF _Toc223699284 \h </w:instrText>
       </w:r>
       <w:r>
         <w:rPr>
@@ -1738,7 +3248,7 @@
         <w:rPr>
           <w:noProof/>
         </w:rPr>
-        <w:t>21</w:t>
+        <w:t>29</w:t>
       </w:r>
       <w:r>
         <w:rPr>
@@ -1751,7 +3261,7 @@
       <w:pPr>
         <w:pStyle w:val="Sommario1"/>
         <w:tabs>
-          <w:tab w:val="left" w:pos="400"/>
+          <w:tab w:val="left" w:pos="600"/>
           <w:tab w:val="right" w:leader="dot" w:pos="9628"/>
         </w:tabs>
         <w:rPr>
@@ -1767,8 +3277,9 @@
       <w:r>
         <w:rPr>
           <w:noProof/>
-        </w:rPr>
-        <w:t>4</w:t>
+          <w:lang w:val="it-IT"/>
+        </w:rPr>
+        <w:t>10</w:t>
       </w:r>
       <w:r>
         <w:rPr>
@@ -1785,8 +3296,9 @@
       <w:r>
         <w:rPr>
           <w:noProof/>
-        </w:rPr>
-        <w:t>Implementazione</w:t>
+          <w:lang w:val="it-IT"/>
+        </w:rPr>
+        <w:t>Allegati</w:t>
       </w:r>
       <w:r>
         <w:rPr>
@@ -1804,7 +3316,7 @@
         <w:rPr>
           <w:noProof/>
         </w:rPr>
-        <w:instrText xml:space="preserve"> PAGEREF _Toc223099104 \h </w:instrText>
+        <w:instrText xml:space="preserve"> PAGEREF _Toc223699285 \h </w:instrText>
       </w:r>
       <w:r>
         <w:rPr>
@@ -1821,7 +3333,7 @@
         <w:rPr>
           <w:noProof/>
         </w:rPr>
-        <w:t>22</w:t>
+        <w:t>29</w:t>
       </w:r>
       <w:r>
         <w:rPr>
@@ -1832,1219 +3344,45 @@
     </w:p>
     <w:p>
       <w:pPr>
-        <w:pStyle w:val="Sommario1"/>
-        <w:tabs>
-          <w:tab w:val="left" w:pos="400"/>
-          <w:tab w:val="right" w:leader="dot" w:pos="9628"/>
-        </w:tabs>
-        <w:rPr>
-          <w:rFonts w:asciiTheme="minorHAnsi" w:eastAsiaTheme="minorEastAsia" w:hAnsiTheme="minorHAnsi" w:cstheme="minorBidi"/>
-          <w:noProof/>
-          <w:kern w:val="2"/>
-          <w:sz w:val="24"/>
-          <w:szCs w:val="24"/>
-          <w:lang w:eastAsia="it-CH"/>
-          <w14:ligatures w14:val="standardContextual"/>
-        </w:rPr>
-      </w:pPr>
-      <w:r>
-        <w:rPr>
-          <w:noProof/>
+        <w:rPr>
           <w:lang w:val="it-IT"/>
         </w:rPr>
-        <w:t>5</w:t>
-      </w:r>
-      <w:r>
-        <w:rPr>
-          <w:rFonts w:asciiTheme="minorHAnsi" w:eastAsiaTheme="minorEastAsia" w:hAnsiTheme="minorHAnsi" w:cstheme="minorBidi"/>
-          <w:noProof/>
-          <w:kern w:val="2"/>
-          <w:sz w:val="24"/>
-          <w:szCs w:val="24"/>
-          <w:lang w:eastAsia="it-CH"/>
-          <w14:ligatures w14:val="standardContextual"/>
-        </w:rPr>
-        <w:tab/>
-      </w:r>
-      <w:r>
-        <w:rPr>
-          <w:noProof/>
+      </w:pPr>
+      <w:r>
+        <w:rPr>
           <w:lang w:val="it-IT"/>
         </w:rPr>
-        <w:t>Test</w:t>
-      </w:r>
-      <w:r>
-        <w:rPr>
-          <w:noProof/>
-        </w:rPr>
-        <w:tab/>
-      </w:r>
-      <w:r>
-        <w:rPr>
-          <w:noProof/>
-        </w:rPr>
-        <w:fldChar w:fldCharType="begin"/>
-      </w:r>
-      <w:r>
-        <w:rPr>
-          <w:noProof/>
-        </w:rPr>
-        <w:instrText xml:space="preserve"> PAGEREF _Toc223099105 \h </w:instrText>
-      </w:r>
-      <w:r>
-        <w:rPr>
-          <w:noProof/>
-        </w:rPr>
-      </w:r>
-      <w:r>
-        <w:rPr>
-          <w:noProof/>
-        </w:rPr>
-        <w:fldChar w:fldCharType="separate"/>
-      </w:r>
-      <w:r>
-        <w:rPr>
-          <w:noProof/>
-        </w:rPr>
-        <w:t>22</w:t>
-      </w:r>
-      <w:r>
-        <w:rPr>
-          <w:noProof/>
-        </w:rPr>
         <w:fldChar w:fldCharType="end"/>
       </w:r>
     </w:p>
     <w:p>
       <w:pPr>
-        <w:pStyle w:val="Sommario2"/>
-        <w:tabs>
-          <w:tab w:val="left" w:pos="800"/>
-          <w:tab w:val="right" w:leader="dot" w:pos="9628"/>
-        </w:tabs>
-        <w:rPr>
-          <w:rFonts w:asciiTheme="minorHAnsi" w:eastAsiaTheme="minorEastAsia" w:hAnsiTheme="minorHAnsi" w:cstheme="minorBidi"/>
-          <w:noProof/>
-          <w:kern w:val="2"/>
-          <w:sz w:val="24"/>
-          <w:szCs w:val="24"/>
-          <w:lang w:eastAsia="it-CH"/>
-          <w14:ligatures w14:val="standardContextual"/>
-        </w:rPr>
-      </w:pPr>
-      <w:r>
-        <w:rPr>
-          <w:noProof/>
-        </w:rPr>
-        <w:t>5.1</w:t>
-      </w:r>
-      <w:r>
-        <w:rPr>
-          <w:rFonts w:asciiTheme="minorHAnsi" w:eastAsiaTheme="minorEastAsia" w:hAnsiTheme="minorHAnsi" w:cstheme="minorBidi"/>
-          <w:noProof/>
-          <w:kern w:val="2"/>
-          <w:sz w:val="24"/>
-          <w:szCs w:val="24"/>
-          <w:lang w:eastAsia="it-CH"/>
-          <w14:ligatures w14:val="standardContextual"/>
-        </w:rPr>
-        <w:tab/>
-      </w:r>
-      <w:r>
-        <w:rPr>
-          <w:noProof/>
-        </w:rPr>
-        <w:t>Protocollo di test</w:t>
-      </w:r>
-      <w:r>
-        <w:rPr>
-          <w:noProof/>
-        </w:rPr>
-        <w:tab/>
-      </w:r>
-      <w:r>
-        <w:rPr>
-          <w:noProof/>
-        </w:rPr>
-        <w:fldChar w:fldCharType="begin"/>
-      </w:r>
-      <w:r>
-        <w:rPr>
-          <w:noProof/>
-        </w:rPr>
-        <w:instrText xml:space="preserve"> PAGEREF _Toc223099106 \h </w:instrText>
-      </w:r>
-      <w:r>
-        <w:rPr>
-          <w:noProof/>
-        </w:rPr>
-      </w:r>
-      <w:r>
-        <w:rPr>
-          <w:noProof/>
-        </w:rPr>
-        <w:fldChar w:fldCharType="separate"/>
-      </w:r>
-      <w:r>
-        <w:rPr>
-          <w:noProof/>
-        </w:rPr>
-        <w:t>22</w:t>
-      </w:r>
-      <w:r>
-        <w:rPr>
-          <w:noProof/>
-        </w:rPr>
-        <w:fldChar w:fldCharType="end"/>
-      </w:r>
-    </w:p>
-    <w:p>
-      <w:pPr>
-        <w:pStyle w:val="Sommario2"/>
-        <w:tabs>
-          <w:tab w:val="left" w:pos="800"/>
-          <w:tab w:val="right" w:leader="dot" w:pos="9628"/>
-        </w:tabs>
-        <w:rPr>
-          <w:rFonts w:asciiTheme="minorHAnsi" w:eastAsiaTheme="minorEastAsia" w:hAnsiTheme="minorHAnsi" w:cstheme="minorBidi"/>
-          <w:noProof/>
-          <w:kern w:val="2"/>
-          <w:sz w:val="24"/>
-          <w:szCs w:val="24"/>
-          <w:lang w:eastAsia="it-CH"/>
-          <w14:ligatures w14:val="standardContextual"/>
-        </w:rPr>
-      </w:pPr>
-      <w:r>
-        <w:rPr>
-          <w:noProof/>
-        </w:rPr>
-        <w:t>5.2</w:t>
-      </w:r>
-      <w:r>
-        <w:rPr>
-          <w:rFonts w:asciiTheme="minorHAnsi" w:eastAsiaTheme="minorEastAsia" w:hAnsiTheme="minorHAnsi" w:cstheme="minorBidi"/>
-          <w:noProof/>
-          <w:kern w:val="2"/>
-          <w:sz w:val="24"/>
-          <w:szCs w:val="24"/>
-          <w:lang w:eastAsia="it-CH"/>
-          <w14:ligatures w14:val="standardContextual"/>
-        </w:rPr>
-        <w:tab/>
-      </w:r>
-      <w:r>
-        <w:rPr>
-          <w:noProof/>
-        </w:rPr>
-        <w:t>Risultati test</w:t>
-      </w:r>
-      <w:r>
-        <w:rPr>
-          <w:noProof/>
-        </w:rPr>
-        <w:tab/>
-      </w:r>
-      <w:r>
-        <w:rPr>
-          <w:noProof/>
-        </w:rPr>
-        <w:fldChar w:fldCharType="begin"/>
-      </w:r>
-      <w:r>
-        <w:rPr>
-          <w:noProof/>
-        </w:rPr>
-        <w:instrText xml:space="preserve"> PAGEREF _Toc223099107 \h </w:instrText>
-      </w:r>
-      <w:r>
-        <w:rPr>
-          <w:noProof/>
-        </w:rPr>
-      </w:r>
-      <w:r>
-        <w:rPr>
-          <w:noProof/>
-        </w:rPr>
-        <w:fldChar w:fldCharType="separate"/>
-      </w:r>
-      <w:r>
-        <w:rPr>
-          <w:noProof/>
-        </w:rPr>
-        <w:t>27</w:t>
-      </w:r>
-      <w:r>
-        <w:rPr>
-          <w:noProof/>
-        </w:rPr>
-        <w:fldChar w:fldCharType="end"/>
-      </w:r>
-    </w:p>
-    <w:p>
-      <w:pPr>
-        <w:pStyle w:val="Sommario2"/>
-        <w:tabs>
-          <w:tab w:val="left" w:pos="800"/>
-          <w:tab w:val="right" w:leader="dot" w:pos="9628"/>
-        </w:tabs>
-        <w:rPr>
-          <w:rFonts w:asciiTheme="minorHAnsi" w:eastAsiaTheme="minorEastAsia" w:hAnsiTheme="minorHAnsi" w:cstheme="minorBidi"/>
-          <w:noProof/>
-          <w:kern w:val="2"/>
-          <w:sz w:val="24"/>
-          <w:szCs w:val="24"/>
-          <w:lang w:eastAsia="it-CH"/>
-          <w14:ligatures w14:val="standardContextual"/>
-        </w:rPr>
-      </w:pPr>
-      <w:r>
-        <w:rPr>
-          <w:noProof/>
-        </w:rPr>
-        <w:t>5.3</w:t>
-      </w:r>
-      <w:r>
-        <w:rPr>
-          <w:rFonts w:asciiTheme="minorHAnsi" w:eastAsiaTheme="minorEastAsia" w:hAnsiTheme="minorHAnsi" w:cstheme="minorBidi"/>
-          <w:noProof/>
-          <w:kern w:val="2"/>
-          <w:sz w:val="24"/>
-          <w:szCs w:val="24"/>
-          <w:lang w:eastAsia="it-CH"/>
-          <w14:ligatures w14:val="standardContextual"/>
-        </w:rPr>
-        <w:tab/>
-      </w:r>
-      <w:r>
-        <w:rPr>
-          <w:noProof/>
-        </w:rPr>
-        <w:t>Mancanze/limitazioni conosciute</w:t>
-      </w:r>
-      <w:r>
-        <w:rPr>
-          <w:noProof/>
-        </w:rPr>
-        <w:tab/>
-      </w:r>
-      <w:r>
-        <w:rPr>
-          <w:noProof/>
-        </w:rPr>
-        <w:fldChar w:fldCharType="begin"/>
-      </w:r>
-      <w:r>
-        <w:rPr>
-          <w:noProof/>
-        </w:rPr>
-        <w:instrText xml:space="preserve"> PAGEREF _Toc223099108 \h </w:instrText>
-      </w:r>
-      <w:r>
-        <w:rPr>
-          <w:noProof/>
-        </w:rPr>
-      </w:r>
-      <w:r>
-        <w:rPr>
-          <w:noProof/>
-        </w:rPr>
-        <w:fldChar w:fldCharType="separate"/>
-      </w:r>
-      <w:r>
-        <w:rPr>
-          <w:noProof/>
-        </w:rPr>
-        <w:t>27</w:t>
-      </w:r>
-      <w:r>
-        <w:rPr>
-          <w:noProof/>
-        </w:rPr>
-        <w:fldChar w:fldCharType="end"/>
-      </w:r>
-    </w:p>
-    <w:p>
-      <w:pPr>
-        <w:pStyle w:val="Sommario1"/>
-        <w:tabs>
-          <w:tab w:val="left" w:pos="400"/>
-          <w:tab w:val="right" w:leader="dot" w:pos="9628"/>
-        </w:tabs>
-        <w:rPr>
-          <w:rFonts w:asciiTheme="minorHAnsi" w:eastAsiaTheme="minorEastAsia" w:hAnsiTheme="minorHAnsi" w:cstheme="minorBidi"/>
-          <w:noProof/>
-          <w:kern w:val="2"/>
-          <w:sz w:val="24"/>
-          <w:szCs w:val="24"/>
-          <w:lang w:eastAsia="it-CH"/>
-          <w14:ligatures w14:val="standardContextual"/>
-        </w:rPr>
-      </w:pPr>
-      <w:r>
-        <w:rPr>
-          <w:noProof/>
+        <w:rPr>
           <w:lang w:val="it-IT"/>
         </w:rPr>
-        <w:t>6</w:t>
-      </w:r>
-      <w:r>
-        <w:rPr>
-          <w:rFonts w:asciiTheme="minorHAnsi" w:eastAsiaTheme="minorEastAsia" w:hAnsiTheme="minorHAnsi" w:cstheme="minorBidi"/>
-          <w:noProof/>
-          <w:kern w:val="2"/>
-          <w:sz w:val="24"/>
-          <w:szCs w:val="24"/>
-          <w:lang w:eastAsia="it-CH"/>
-          <w14:ligatures w14:val="standardContextual"/>
-        </w:rPr>
-        <w:tab/>
-      </w:r>
-      <w:r>
-        <w:rPr>
-          <w:noProof/>
+      </w:pPr>
+    </w:p>
+    <w:p>
+      <w:pPr>
+        <w:rPr>
           <w:lang w:val="it-IT"/>
         </w:rPr>
-        <w:t>Consuntivo</w:t>
-      </w:r>
-      <w:r>
-        <w:rPr>
-          <w:noProof/>
-        </w:rPr>
-        <w:tab/>
-      </w:r>
-      <w:r>
-        <w:rPr>
-          <w:noProof/>
-        </w:rPr>
-        <w:fldChar w:fldCharType="begin"/>
-      </w:r>
-      <w:r>
-        <w:rPr>
-          <w:noProof/>
-        </w:rPr>
-        <w:instrText xml:space="preserve"> PAGEREF _Toc223099109 \h </w:instrText>
-      </w:r>
-      <w:r>
-        <w:rPr>
-          <w:noProof/>
-        </w:rPr>
-      </w:r>
-      <w:r>
-        <w:rPr>
-          <w:noProof/>
-        </w:rPr>
-        <w:fldChar w:fldCharType="separate"/>
-      </w:r>
-      <w:r>
-        <w:rPr>
-          <w:noProof/>
-        </w:rPr>
-        <w:t>27</w:t>
-      </w:r>
-      <w:r>
-        <w:rPr>
-          <w:noProof/>
-        </w:rPr>
-        <w:fldChar w:fldCharType="end"/>
-      </w:r>
-    </w:p>
-    <w:p>
-      <w:pPr>
-        <w:pStyle w:val="Sommario1"/>
-        <w:tabs>
-          <w:tab w:val="left" w:pos="400"/>
-          <w:tab w:val="right" w:leader="dot" w:pos="9628"/>
-        </w:tabs>
-        <w:rPr>
-          <w:rFonts w:asciiTheme="minorHAnsi" w:eastAsiaTheme="minorEastAsia" w:hAnsiTheme="minorHAnsi" w:cstheme="minorBidi"/>
-          <w:noProof/>
-          <w:kern w:val="2"/>
-          <w:sz w:val="24"/>
-          <w:szCs w:val="24"/>
-          <w:lang w:eastAsia="it-CH"/>
-          <w14:ligatures w14:val="standardContextual"/>
-        </w:rPr>
-      </w:pPr>
-      <w:r>
-        <w:rPr>
-          <w:noProof/>
+      </w:pPr>
+    </w:p>
+    <w:p>
+      <w:pPr>
+        <w:pStyle w:val="Titolo1"/>
+        <w:rPr>
           <w:lang w:val="it-IT"/>
         </w:rPr>
-        <w:t>7</w:t>
-      </w:r>
-      <w:r>
-        <w:rPr>
-          <w:rFonts w:asciiTheme="minorHAnsi" w:eastAsiaTheme="minorEastAsia" w:hAnsiTheme="minorHAnsi" w:cstheme="minorBidi"/>
-          <w:noProof/>
-          <w:kern w:val="2"/>
-          <w:sz w:val="24"/>
-          <w:szCs w:val="24"/>
-          <w:lang w:eastAsia="it-CH"/>
-          <w14:ligatures w14:val="standardContextual"/>
-        </w:rPr>
-        <w:tab/>
-      </w:r>
-      <w:r>
-        <w:rPr>
-          <w:noProof/>
+      </w:pPr>
+      <w:r>
+        <w:rPr>
           <w:lang w:val="it-IT"/>
         </w:rPr>
-        <w:t>Conclusioni</w:t>
-      </w:r>
-      <w:r>
-        <w:rPr>
-          <w:noProof/>
-        </w:rPr>
-        <w:tab/>
-      </w:r>
-      <w:r>
-        <w:rPr>
-          <w:noProof/>
-        </w:rPr>
-        <w:fldChar w:fldCharType="begin"/>
-      </w:r>
-      <w:r>
-        <w:rPr>
-          <w:noProof/>
-        </w:rPr>
-        <w:instrText xml:space="preserve"> PAGEREF _Toc223099110 \h </w:instrText>
-      </w:r>
-      <w:r>
-        <w:rPr>
-          <w:noProof/>
-        </w:rPr>
-      </w:r>
-      <w:r>
-        <w:rPr>
-          <w:noProof/>
-        </w:rPr>
-        <w:fldChar w:fldCharType="separate"/>
-      </w:r>
-      <w:r>
-        <w:rPr>
-          <w:noProof/>
-        </w:rPr>
-        <w:t>27</w:t>
-      </w:r>
-      <w:r>
-        <w:rPr>
-          <w:noProof/>
-        </w:rPr>
-        <w:fldChar w:fldCharType="end"/>
-      </w:r>
-    </w:p>
-    <w:p>
-      <w:pPr>
-        <w:pStyle w:val="Sommario2"/>
-        <w:tabs>
-          <w:tab w:val="left" w:pos="800"/>
-          <w:tab w:val="right" w:leader="dot" w:pos="9628"/>
-        </w:tabs>
-        <w:rPr>
-          <w:rFonts w:asciiTheme="minorHAnsi" w:eastAsiaTheme="minorEastAsia" w:hAnsiTheme="minorHAnsi" w:cstheme="minorBidi"/>
-          <w:noProof/>
-          <w:kern w:val="2"/>
-          <w:sz w:val="24"/>
-          <w:szCs w:val="24"/>
-          <w:lang w:eastAsia="it-CH"/>
-          <w14:ligatures w14:val="standardContextual"/>
-        </w:rPr>
-      </w:pPr>
-      <w:r>
-        <w:rPr>
-          <w:noProof/>
-        </w:rPr>
-        <w:t>7.1</w:t>
-      </w:r>
-      <w:r>
-        <w:rPr>
-          <w:rFonts w:asciiTheme="minorHAnsi" w:eastAsiaTheme="minorEastAsia" w:hAnsiTheme="minorHAnsi" w:cstheme="minorBidi"/>
-          <w:noProof/>
-          <w:kern w:val="2"/>
-          <w:sz w:val="24"/>
-          <w:szCs w:val="24"/>
-          <w:lang w:eastAsia="it-CH"/>
-          <w14:ligatures w14:val="standardContextual"/>
-        </w:rPr>
-        <w:tab/>
-      </w:r>
-      <w:r>
-        <w:rPr>
-          <w:noProof/>
-        </w:rPr>
-        <w:t>Sviluppi futuri</w:t>
-      </w:r>
-      <w:r>
-        <w:rPr>
-          <w:noProof/>
-        </w:rPr>
-        <w:tab/>
-      </w:r>
-      <w:r>
-        <w:rPr>
-          <w:noProof/>
-        </w:rPr>
-        <w:fldChar w:fldCharType="begin"/>
-      </w:r>
-      <w:r>
-        <w:rPr>
-          <w:noProof/>
-        </w:rPr>
-        <w:instrText xml:space="preserve"> PAGEREF _Toc223099111 \h </w:instrText>
-      </w:r>
-      <w:r>
-        <w:rPr>
-          <w:noProof/>
-        </w:rPr>
-      </w:r>
-      <w:r>
-        <w:rPr>
-          <w:noProof/>
-        </w:rPr>
-        <w:fldChar w:fldCharType="separate"/>
-      </w:r>
-      <w:r>
-        <w:rPr>
-          <w:noProof/>
-        </w:rPr>
-        <w:t>27</w:t>
-      </w:r>
-      <w:r>
-        <w:rPr>
-          <w:noProof/>
-        </w:rPr>
-        <w:fldChar w:fldCharType="end"/>
-      </w:r>
-    </w:p>
-    <w:p>
-      <w:pPr>
-        <w:pStyle w:val="Sommario2"/>
-        <w:tabs>
-          <w:tab w:val="left" w:pos="800"/>
-          <w:tab w:val="right" w:leader="dot" w:pos="9628"/>
-        </w:tabs>
-        <w:rPr>
-          <w:rFonts w:asciiTheme="minorHAnsi" w:eastAsiaTheme="minorEastAsia" w:hAnsiTheme="minorHAnsi" w:cstheme="minorBidi"/>
-          <w:noProof/>
-          <w:kern w:val="2"/>
-          <w:sz w:val="24"/>
-          <w:szCs w:val="24"/>
-          <w:lang w:eastAsia="it-CH"/>
-          <w14:ligatures w14:val="standardContextual"/>
-        </w:rPr>
-      </w:pPr>
-      <w:r>
-        <w:rPr>
-          <w:noProof/>
-        </w:rPr>
-        <w:t>7.2</w:t>
-      </w:r>
-      <w:r>
-        <w:rPr>
-          <w:rFonts w:asciiTheme="minorHAnsi" w:eastAsiaTheme="minorEastAsia" w:hAnsiTheme="minorHAnsi" w:cstheme="minorBidi"/>
-          <w:noProof/>
-          <w:kern w:val="2"/>
-          <w:sz w:val="24"/>
-          <w:szCs w:val="24"/>
-          <w:lang w:eastAsia="it-CH"/>
-          <w14:ligatures w14:val="standardContextual"/>
-        </w:rPr>
-        <w:tab/>
-      </w:r>
-      <w:r>
-        <w:rPr>
-          <w:noProof/>
-        </w:rPr>
-        <w:t>Considerazioni personali</w:t>
-      </w:r>
-      <w:r>
-        <w:rPr>
-          <w:noProof/>
-        </w:rPr>
-        <w:tab/>
-      </w:r>
-      <w:r>
-        <w:rPr>
-          <w:noProof/>
-        </w:rPr>
-        <w:fldChar w:fldCharType="begin"/>
-      </w:r>
-      <w:r>
-        <w:rPr>
-          <w:noProof/>
-        </w:rPr>
-        <w:instrText xml:space="preserve"> PAGEREF _Toc223099112 \h </w:instrText>
-      </w:r>
-      <w:r>
-        <w:rPr>
-          <w:noProof/>
-        </w:rPr>
-      </w:r>
-      <w:r>
-        <w:rPr>
-          <w:noProof/>
-        </w:rPr>
-        <w:fldChar w:fldCharType="separate"/>
-      </w:r>
-      <w:r>
-        <w:rPr>
-          <w:noProof/>
-        </w:rPr>
-        <w:t>27</w:t>
-      </w:r>
-      <w:r>
-        <w:rPr>
-          <w:noProof/>
-        </w:rPr>
-        <w:fldChar w:fldCharType="end"/>
-      </w:r>
-    </w:p>
-    <w:p>
-      <w:pPr>
-        <w:pStyle w:val="Sommario1"/>
-        <w:tabs>
-          <w:tab w:val="left" w:pos="400"/>
-          <w:tab w:val="right" w:leader="dot" w:pos="9628"/>
-        </w:tabs>
-        <w:rPr>
-          <w:rFonts w:asciiTheme="minorHAnsi" w:eastAsiaTheme="minorEastAsia" w:hAnsiTheme="minorHAnsi" w:cstheme="minorBidi"/>
-          <w:noProof/>
-          <w:kern w:val="2"/>
-          <w:sz w:val="24"/>
-          <w:szCs w:val="24"/>
-          <w:lang w:eastAsia="it-CH"/>
-          <w14:ligatures w14:val="standardContextual"/>
-        </w:rPr>
-      </w:pPr>
-      <w:r>
-        <w:rPr>
-          <w:noProof/>
-          <w:lang w:val="it-IT"/>
-        </w:rPr>
-        <w:t>8</w:t>
-      </w:r>
-      <w:r>
-        <w:rPr>
-          <w:rFonts w:asciiTheme="minorHAnsi" w:eastAsiaTheme="minorEastAsia" w:hAnsiTheme="minorHAnsi" w:cstheme="minorBidi"/>
-          <w:noProof/>
-          <w:kern w:val="2"/>
-          <w:sz w:val="24"/>
-          <w:szCs w:val="24"/>
-          <w:lang w:eastAsia="it-CH"/>
-          <w14:ligatures w14:val="standardContextual"/>
-        </w:rPr>
-        <w:tab/>
-      </w:r>
-      <w:r>
-        <w:rPr>
-          <w:noProof/>
-          <w:lang w:val="it-IT"/>
-        </w:rPr>
-        <w:t>Glossario</w:t>
-      </w:r>
-      <w:r>
-        <w:rPr>
-          <w:noProof/>
-        </w:rPr>
-        <w:tab/>
-      </w:r>
-      <w:r>
-        <w:rPr>
-          <w:noProof/>
-        </w:rPr>
-        <w:fldChar w:fldCharType="begin"/>
-      </w:r>
-      <w:r>
-        <w:rPr>
-          <w:noProof/>
-        </w:rPr>
-        <w:instrText xml:space="preserve"> PAGEREF _Toc223099113 \h </w:instrText>
-      </w:r>
-      <w:r>
-        <w:rPr>
-          <w:noProof/>
-        </w:rPr>
-      </w:r>
-      <w:r>
-        <w:rPr>
-          <w:noProof/>
-        </w:rPr>
-        <w:fldChar w:fldCharType="separate"/>
-      </w:r>
-      <w:r>
-        <w:rPr>
-          <w:noProof/>
-        </w:rPr>
-        <w:t>27</w:t>
-      </w:r>
-      <w:r>
-        <w:rPr>
-          <w:noProof/>
-        </w:rPr>
-        <w:fldChar w:fldCharType="end"/>
-      </w:r>
-    </w:p>
-    <w:p>
-      <w:pPr>
-        <w:pStyle w:val="Sommario1"/>
-        <w:tabs>
-          <w:tab w:val="left" w:pos="400"/>
-          <w:tab w:val="right" w:leader="dot" w:pos="9628"/>
-        </w:tabs>
-        <w:rPr>
-          <w:rFonts w:asciiTheme="minorHAnsi" w:eastAsiaTheme="minorEastAsia" w:hAnsiTheme="minorHAnsi" w:cstheme="minorBidi"/>
-          <w:noProof/>
-          <w:kern w:val="2"/>
-          <w:sz w:val="24"/>
-          <w:szCs w:val="24"/>
-          <w:lang w:eastAsia="it-CH"/>
-          <w14:ligatures w14:val="standardContextual"/>
-        </w:rPr>
-      </w:pPr>
-      <w:r>
-        <w:rPr>
-          <w:noProof/>
-          <w:lang w:val="it-IT"/>
-        </w:rPr>
-        <w:t>9</w:t>
-      </w:r>
-      <w:r>
-        <w:rPr>
-          <w:rFonts w:asciiTheme="minorHAnsi" w:eastAsiaTheme="minorEastAsia" w:hAnsiTheme="minorHAnsi" w:cstheme="minorBidi"/>
-          <w:noProof/>
-          <w:kern w:val="2"/>
-          <w:sz w:val="24"/>
-          <w:szCs w:val="24"/>
-          <w:lang w:eastAsia="it-CH"/>
-          <w14:ligatures w14:val="standardContextual"/>
-        </w:rPr>
-        <w:tab/>
-      </w:r>
-      <w:r>
-        <w:rPr>
-          <w:noProof/>
-          <w:lang w:val="it-IT"/>
-        </w:rPr>
-        <w:t>Bibliografia</w:t>
-      </w:r>
-      <w:r>
-        <w:rPr>
-          <w:noProof/>
-        </w:rPr>
-        <w:tab/>
-      </w:r>
-      <w:r>
-        <w:rPr>
-          <w:noProof/>
-        </w:rPr>
-        <w:fldChar w:fldCharType="begin"/>
-      </w:r>
-      <w:r>
-        <w:rPr>
-          <w:noProof/>
-        </w:rPr>
-        <w:instrText xml:space="preserve"> PAGEREF _Toc223099114 \h </w:instrText>
-      </w:r>
-      <w:r>
-        <w:rPr>
-          <w:noProof/>
-        </w:rPr>
-      </w:r>
-      <w:r>
-        <w:rPr>
-          <w:noProof/>
-        </w:rPr>
-        <w:fldChar w:fldCharType="separate"/>
-      </w:r>
-      <w:r>
-        <w:rPr>
-          <w:noProof/>
-        </w:rPr>
-        <w:t>28</w:t>
-      </w:r>
-      <w:r>
-        <w:rPr>
-          <w:noProof/>
-        </w:rPr>
-        <w:fldChar w:fldCharType="end"/>
-      </w:r>
-    </w:p>
-    <w:p>
-      <w:pPr>
-        <w:pStyle w:val="Sommario2"/>
-        <w:tabs>
-          <w:tab w:val="left" w:pos="800"/>
-          <w:tab w:val="right" w:leader="dot" w:pos="9628"/>
-        </w:tabs>
-        <w:rPr>
-          <w:rFonts w:asciiTheme="minorHAnsi" w:eastAsiaTheme="minorEastAsia" w:hAnsiTheme="minorHAnsi" w:cstheme="minorBidi"/>
-          <w:noProof/>
-          <w:kern w:val="2"/>
-          <w:sz w:val="24"/>
-          <w:szCs w:val="24"/>
-          <w:lang w:eastAsia="it-CH"/>
-          <w14:ligatures w14:val="standardContextual"/>
-        </w:rPr>
-      </w:pPr>
-      <w:r>
-        <w:rPr>
-          <w:noProof/>
-        </w:rPr>
-        <w:t>9.1</w:t>
-      </w:r>
-      <w:r>
-        <w:rPr>
-          <w:rFonts w:asciiTheme="minorHAnsi" w:eastAsiaTheme="minorEastAsia" w:hAnsiTheme="minorHAnsi" w:cstheme="minorBidi"/>
-          <w:noProof/>
-          <w:kern w:val="2"/>
-          <w:sz w:val="24"/>
-          <w:szCs w:val="24"/>
-          <w:lang w:eastAsia="it-CH"/>
-          <w14:ligatures w14:val="standardContextual"/>
-        </w:rPr>
-        <w:tab/>
-      </w:r>
-      <w:r>
-        <w:rPr>
-          <w:noProof/>
-        </w:rPr>
-        <w:t>Bibliografia per articoli di riviste:</w:t>
-      </w:r>
-      <w:r>
-        <w:rPr>
-          <w:noProof/>
-        </w:rPr>
-        <w:tab/>
-      </w:r>
-      <w:r>
-        <w:rPr>
-          <w:noProof/>
-        </w:rPr>
-        <w:fldChar w:fldCharType="begin"/>
-      </w:r>
-      <w:r>
-        <w:rPr>
-          <w:noProof/>
-        </w:rPr>
-        <w:instrText xml:space="preserve"> PAGEREF _Toc223099115 \h </w:instrText>
-      </w:r>
-      <w:r>
-        <w:rPr>
-          <w:noProof/>
-        </w:rPr>
-      </w:r>
-      <w:r>
-        <w:rPr>
-          <w:noProof/>
-        </w:rPr>
-        <w:fldChar w:fldCharType="separate"/>
-      </w:r>
-      <w:r>
-        <w:rPr>
-          <w:noProof/>
-        </w:rPr>
-        <w:t>28</w:t>
-      </w:r>
-      <w:r>
-        <w:rPr>
-          <w:noProof/>
-        </w:rPr>
-        <w:fldChar w:fldCharType="end"/>
-      </w:r>
-    </w:p>
-    <w:p>
-      <w:pPr>
-        <w:pStyle w:val="Sommario2"/>
-        <w:tabs>
-          <w:tab w:val="left" w:pos="800"/>
-          <w:tab w:val="right" w:leader="dot" w:pos="9628"/>
-        </w:tabs>
-        <w:rPr>
-          <w:rFonts w:asciiTheme="minorHAnsi" w:eastAsiaTheme="minorEastAsia" w:hAnsiTheme="minorHAnsi" w:cstheme="minorBidi"/>
-          <w:noProof/>
-          <w:kern w:val="2"/>
-          <w:sz w:val="24"/>
-          <w:szCs w:val="24"/>
-          <w:lang w:eastAsia="it-CH"/>
-          <w14:ligatures w14:val="standardContextual"/>
-        </w:rPr>
-      </w:pPr>
-      <w:r>
-        <w:rPr>
-          <w:noProof/>
-        </w:rPr>
-        <w:t>9.2</w:t>
-      </w:r>
-      <w:r>
-        <w:rPr>
-          <w:rFonts w:asciiTheme="minorHAnsi" w:eastAsiaTheme="minorEastAsia" w:hAnsiTheme="minorHAnsi" w:cstheme="minorBidi"/>
-          <w:noProof/>
-          <w:kern w:val="2"/>
-          <w:sz w:val="24"/>
-          <w:szCs w:val="24"/>
-          <w:lang w:eastAsia="it-CH"/>
-          <w14:ligatures w14:val="standardContextual"/>
-        </w:rPr>
-        <w:tab/>
-      </w:r>
-      <w:r>
-        <w:rPr>
-          <w:noProof/>
-        </w:rPr>
-        <w:t>Bibliografia per libri</w:t>
-      </w:r>
-      <w:r>
-        <w:rPr>
-          <w:noProof/>
-        </w:rPr>
-        <w:tab/>
-      </w:r>
-      <w:r>
-        <w:rPr>
-          <w:noProof/>
-        </w:rPr>
-        <w:fldChar w:fldCharType="begin"/>
-      </w:r>
-      <w:r>
-        <w:rPr>
-          <w:noProof/>
-        </w:rPr>
-        <w:instrText xml:space="preserve"> PAGEREF _Toc223099116 \h </w:instrText>
-      </w:r>
-      <w:r>
-        <w:rPr>
-          <w:noProof/>
-        </w:rPr>
-      </w:r>
-      <w:r>
-        <w:rPr>
-          <w:noProof/>
-        </w:rPr>
-        <w:fldChar w:fldCharType="separate"/>
-      </w:r>
-      <w:r>
-        <w:rPr>
-          <w:noProof/>
-        </w:rPr>
-        <w:t>28</w:t>
-      </w:r>
-      <w:r>
-        <w:rPr>
-          <w:noProof/>
-        </w:rPr>
-        <w:fldChar w:fldCharType="end"/>
-      </w:r>
-    </w:p>
-    <w:p>
-      <w:pPr>
-        <w:pStyle w:val="Sommario2"/>
-        <w:tabs>
-          <w:tab w:val="left" w:pos="800"/>
-          <w:tab w:val="right" w:leader="dot" w:pos="9628"/>
-        </w:tabs>
-        <w:rPr>
-          <w:rFonts w:asciiTheme="minorHAnsi" w:eastAsiaTheme="minorEastAsia" w:hAnsiTheme="minorHAnsi" w:cstheme="minorBidi"/>
-          <w:noProof/>
-          <w:kern w:val="2"/>
-          <w:sz w:val="24"/>
-          <w:szCs w:val="24"/>
-          <w:lang w:eastAsia="it-CH"/>
-          <w14:ligatures w14:val="standardContextual"/>
-        </w:rPr>
-      </w:pPr>
-      <w:r>
-        <w:rPr>
-          <w:noProof/>
-        </w:rPr>
-        <w:t>9.3</w:t>
-      </w:r>
-      <w:r>
-        <w:rPr>
-          <w:rFonts w:asciiTheme="minorHAnsi" w:eastAsiaTheme="minorEastAsia" w:hAnsiTheme="minorHAnsi" w:cstheme="minorBidi"/>
-          <w:noProof/>
-          <w:kern w:val="2"/>
-          <w:sz w:val="24"/>
-          <w:szCs w:val="24"/>
-          <w:lang w:eastAsia="it-CH"/>
-          <w14:ligatures w14:val="standardContextual"/>
-        </w:rPr>
-        <w:tab/>
-      </w:r>
-      <w:r>
-        <w:rPr>
-          <w:noProof/>
-        </w:rPr>
-        <w:t>Sitografia</w:t>
-      </w:r>
-      <w:r>
-        <w:rPr>
-          <w:noProof/>
-        </w:rPr>
-        <w:tab/>
-      </w:r>
-      <w:r>
-        <w:rPr>
-          <w:noProof/>
-        </w:rPr>
-        <w:fldChar w:fldCharType="begin"/>
-      </w:r>
-      <w:r>
-        <w:rPr>
-          <w:noProof/>
-        </w:rPr>
-        <w:instrText xml:space="preserve"> PAGEREF _Toc223099117 \h </w:instrText>
-      </w:r>
-      <w:r>
-        <w:rPr>
-          <w:noProof/>
-        </w:rPr>
-      </w:r>
-      <w:r>
-        <w:rPr>
-          <w:noProof/>
-        </w:rPr>
-        <w:fldChar w:fldCharType="separate"/>
-      </w:r>
-      <w:r>
-        <w:rPr>
-          <w:noProof/>
-        </w:rPr>
-        <w:t>28</w:t>
-      </w:r>
-      <w:r>
-        <w:rPr>
-          <w:noProof/>
-        </w:rPr>
-        <w:fldChar w:fldCharType="end"/>
-      </w:r>
-    </w:p>
-    <w:p>
-      <w:pPr>
-        <w:pStyle w:val="Sommario1"/>
-        <w:tabs>
-          <w:tab w:val="left" w:pos="600"/>
-          <w:tab w:val="right" w:leader="dot" w:pos="9628"/>
-        </w:tabs>
-        <w:rPr>
-          <w:rFonts w:asciiTheme="minorHAnsi" w:eastAsiaTheme="minorEastAsia" w:hAnsiTheme="minorHAnsi" w:cstheme="minorBidi"/>
-          <w:noProof/>
-          <w:kern w:val="2"/>
-          <w:sz w:val="24"/>
-          <w:szCs w:val="24"/>
-          <w:lang w:eastAsia="it-CH"/>
-          <w14:ligatures w14:val="standardContextual"/>
-        </w:rPr>
-      </w:pPr>
-      <w:r>
-        <w:rPr>
-          <w:noProof/>
-          <w:lang w:val="it-IT"/>
-        </w:rPr>
-        <w:t>10</w:t>
-      </w:r>
-      <w:r>
-        <w:rPr>
-          <w:rFonts w:asciiTheme="minorHAnsi" w:eastAsiaTheme="minorEastAsia" w:hAnsiTheme="minorHAnsi" w:cstheme="minorBidi"/>
-          <w:noProof/>
-          <w:kern w:val="2"/>
-          <w:sz w:val="24"/>
-          <w:szCs w:val="24"/>
-          <w:lang w:eastAsia="it-CH"/>
-          <w14:ligatures w14:val="standardContextual"/>
-        </w:rPr>
-        <w:tab/>
-      </w:r>
-      <w:r>
-        <w:rPr>
-          <w:noProof/>
-          <w:lang w:val="it-IT"/>
-        </w:rPr>
-        <w:t>Allegati</w:t>
-      </w:r>
-      <w:r>
-        <w:rPr>
-          <w:noProof/>
-        </w:rPr>
-        <w:tab/>
-      </w:r>
-      <w:r>
-        <w:rPr>
-          <w:noProof/>
-        </w:rPr>
-        <w:fldChar w:fldCharType="begin"/>
-      </w:r>
-      <w:r>
-        <w:rPr>
-          <w:noProof/>
-        </w:rPr>
-        <w:instrText xml:space="preserve"> PAGEREF _Toc223099118 \h </w:instrText>
-      </w:r>
-      <w:r>
-        <w:rPr>
-          <w:noProof/>
-        </w:rPr>
-      </w:r>
-      <w:r>
-        <w:rPr>
-          <w:noProof/>
-        </w:rPr>
-        <w:fldChar w:fldCharType="separate"/>
-      </w:r>
-      <w:r>
-        <w:rPr>
-          <w:noProof/>
-        </w:rPr>
-        <w:t>28</w:t>
-      </w:r>
-      <w:r>
-        <w:rPr>
-          <w:noProof/>
-        </w:rPr>
-        <w:fldChar w:fldCharType="end"/>
-      </w:r>
-    </w:p>
-    <w:p>
-      <w:pPr>
-        <w:rPr>
-          <w:lang w:val="it-IT"/>
-        </w:rPr>
-      </w:pPr>
-      <w:r>
-        <w:rPr>
-          <w:lang w:val="it-IT"/>
-        </w:rPr>
-        <w:fldChar w:fldCharType="end"/>
-      </w:r>
-    </w:p>
-    <w:p>
-      <w:pPr>
-        <w:rPr>
-          <w:lang w:val="it-IT"/>
-        </w:rPr>
-      </w:pPr>
-    </w:p>
-    <w:p>
-      <w:pPr>
-        <w:rPr>
-          <w:lang w:val="it-IT"/>
-        </w:rPr>
-      </w:pPr>
-    </w:p>
-    <w:p>
-      <w:pPr>
-        <w:pStyle w:val="Titolo1"/>
-        <w:rPr>
-          <w:lang w:val="it-IT"/>
-        </w:rPr>
-      </w:pPr>
-      <w:r>
-        <w:rPr>
-          <w:lang w:val="it-IT"/>
-        </w:rPr>
         <w:br w:type="page"/>
       </w:r>
-      <w:bookmarkStart w:id="0" w:name="_Toc223099084"/>
+      <w:bookmarkStart w:id="0" w:name="_Toc223699247"/>
       <w:r>
         <w:rPr>
           <w:lang w:val="it-IT"/>
@@ -3058,7 +3396,7 @@
       <w:pPr>
         <w:pStyle w:val="Titolo2"/>
       </w:pPr>
-      <w:bookmarkStart w:id="1" w:name="_Toc223099085"/>
+      <w:bookmarkStart w:id="1" w:name="_Toc223699248"/>
       <w:r>
         <w:t>Informazioni sul progetto</w:t>
       </w:r>
@@ -3197,7 +3535,7 @@
       <w:pPr>
         <w:pStyle w:val="Titolo2"/>
       </w:pPr>
-      <w:bookmarkStart w:id="2" w:name="_Toc223099086"/>
+      <w:bookmarkStart w:id="2" w:name="_Toc223699249"/>
       <w:r>
         <w:t>Scopo</w:t>
       </w:r>
@@ -3373,7 +3711,7 @@
       <w:r>
         <w:br w:type="page"/>
       </w:r>
-      <w:bookmarkStart w:id="3" w:name="_Toc223099087"/>
+      <w:bookmarkStart w:id="3" w:name="_Toc223699250"/>
       <w:r>
         <w:rPr>
           <w:lang w:val="it-IT"/>
@@ -3387,7 +3725,7 @@
       <w:pPr>
         <w:pStyle w:val="Titolo2"/>
       </w:pPr>
-      <w:bookmarkStart w:id="4" w:name="_Toc223099088"/>
+      <w:bookmarkStart w:id="4" w:name="_Toc223699251"/>
       <w:r>
         <w:t>Analisi del dominio</w:t>
       </w:r>
@@ -3671,7 +4009,7 @@
       <w:pPr>
         <w:pStyle w:val="Titolo2"/>
       </w:pPr>
-      <w:bookmarkStart w:id="5" w:name="_Toc223099089"/>
+      <w:bookmarkStart w:id="5" w:name="_Toc223699252"/>
       <w:r>
         <w:lastRenderedPageBreak/>
         <w:t>Analisi e s</w:t>
@@ -9786,11 +10124,12 @@
       <w:pPr>
         <w:pStyle w:val="Titolo2"/>
       </w:pPr>
-      <w:bookmarkStart w:id="6" w:name="_Toc223099090"/>
+      <w:bookmarkStart w:id="6" w:name="_Toc223699253"/>
       <w:r>
         <w:lastRenderedPageBreak/>
         <w:t>User stories</w:t>
       </w:r>
+      <w:bookmarkEnd w:id="6"/>
     </w:p>
     <w:p>
       <w:pPr>
@@ -10108,7 +10447,7 @@
           <w:sz w:val="24"/>
           <w:szCs w:val="24"/>
         </w:rPr>
-        <w:t xml:space="preserve"> di </w:t>
+        <w:t xml:space="preserve"> di personaggio prima </w:t>
       </w:r>
       <w:proofErr w:type="spellStart"/>
       <w:r>
@@ -10118,7 +10457,7 @@
           <w:sz w:val="24"/>
           <w:szCs w:val="24"/>
         </w:rPr>
-        <w:t>personaggio</w:t>
+        <w:t>della</w:t>
       </w:r>
       <w:proofErr w:type="spellEnd"/>
       <w:r>
@@ -10128,19 +10467,62 @@
           <w:sz w:val="24"/>
           <w:szCs w:val="24"/>
         </w:rPr>
-        <w:t xml:space="preserve"> prima </w:t>
-      </w:r>
-      <w:proofErr w:type="spellStart"/>
-      <w:r>
+        <w:t xml:space="preserve"> partita</w:t>
+      </w:r>
+    </w:p>
+    <w:p>
+      <w:r>
+        <w:t>Come giocatore, voglio scegliere il personaggio prima di iniziare il match, così da giocare con lo stile che preferisco.</w:t>
+      </w:r>
+    </w:p>
+    <w:p/>
+    <w:p>
+      <w:r>
+        <w:rPr>
+          <w:b/>
+          <w:bCs/>
+        </w:rPr>
+        <w:t>Criteri d’accettazione</w:t>
+      </w:r>
+      <w:r>
+        <w:t>:</w:t>
+      </w:r>
+    </w:p>
+    <w:p>
+      <w:r>
+        <w:t>- Dato che sto avviando una partita, quando entro nella schermata di selezione, allora vedo i 4 personaggi disponibili.</w:t>
+      </w:r>
+    </w:p>
+    <w:p>
+      <w:r>
+        <w:t>- Dato che mi trovo nella schermata di scelta, quando cambio idea, allora posso tornare indietro senza errori.</w:t>
+      </w:r>
+    </w:p>
+    <w:p>
+      <w:r>
+        <w:t>- Dato che entrambi i giocatori stanno scegliendo, quando completano la selezione, allora il sistema mostra chiaramente chi ha scelto quale personaggio.</w:t>
+      </w:r>
+    </w:p>
+    <w:p>
+      <w:r>
+        <w:t>- Dato che due giocatori selezionano lo stesso personaggio, quando confermano la scelta, allora la partita può comunque essere avviata.</w:t>
+      </w:r>
+    </w:p>
+    <w:p>
+      <w:r>
+        <w:br w:type="page"/>
+      </w:r>
+    </w:p>
+    <w:p>
+      <w:pPr>
+        <w:pStyle w:val="Nessunaspaziatura"/>
         <w:rPr>
           <w:b/>
           <w:bCs/>
           <w:sz w:val="24"/>
           <w:szCs w:val="24"/>
         </w:rPr>
-        <w:t>della</w:t>
-      </w:r>
-      <w:proofErr w:type="spellEnd"/>
+      </w:pPr>
       <w:r>
         <w:rPr>
           <w:b/>
@@ -10148,62 +10530,20 @@
           <w:sz w:val="24"/>
           <w:szCs w:val="24"/>
         </w:rPr>
-        <w:t xml:space="preserve"> partita</w:t>
-      </w:r>
-    </w:p>
-    <w:p>
-      <w:r>
-        <w:t>Come giocatore, voglio scegliere il personaggio prima di iniziare il match, così da giocare con lo stile che preferisco.</w:t>
-      </w:r>
-    </w:p>
-    <w:p/>
-    <w:p>
-      <w:r>
-        <w:rPr>
-          <w:b/>
-          <w:bCs/>
-        </w:rPr>
-        <w:t>Criteri d’accettazione</w:t>
-      </w:r>
-      <w:r>
-        <w:t>:</w:t>
-      </w:r>
-    </w:p>
-    <w:p>
-      <w:r>
-        <w:t>- Dato che sto avviando una partita, quando entro nella schermata di selezione, allora vedo i 4 personaggi disponibili.</w:t>
-      </w:r>
-    </w:p>
-    <w:p>
-      <w:r>
-        <w:t>- Dato che mi trovo nella schermata di scelta, quando cambio idea, allora posso tornare indietro senza errori.</w:t>
-      </w:r>
-    </w:p>
-    <w:p>
-      <w:r>
-        <w:t>- Dato che entrambi i giocatori stanno scegliendo, quando completano la selezione, allora il sistema mostra chiaramente chi ha scelto quale personaggio.</w:t>
-      </w:r>
-    </w:p>
-    <w:p>
-      <w:r>
-        <w:t>- Dato che due giocatori selezionano lo stesso personaggio, quando confermano la scelta, allora la partita può comunque essere avviata.</w:t>
-      </w:r>
-    </w:p>
-    <w:p>
-      <w:r>
-        <w:br w:type="page"/>
-      </w:r>
-    </w:p>
-    <w:p>
-      <w:pPr>
-        <w:pStyle w:val="Nessunaspaziatura"/>
+        <w:lastRenderedPageBreak/>
+        <w:t xml:space="preserve">US-05 — </w:t>
+      </w:r>
+      <w:proofErr w:type="spellStart"/>
+      <w:r>
         <w:rPr>
           <w:b/>
           <w:bCs/>
           <w:sz w:val="24"/>
           <w:szCs w:val="24"/>
         </w:rPr>
-      </w:pPr>
+        <w:t>Scelta</w:t>
+      </w:r>
+      <w:proofErr w:type="spellEnd"/>
       <w:r>
         <w:rPr>
           <w:b/>
@@ -10211,8 +10551,7 @@
           <w:sz w:val="24"/>
           <w:szCs w:val="24"/>
         </w:rPr>
-        <w:lastRenderedPageBreak/>
-        <w:t xml:space="preserve">US-05 — </w:t>
+        <w:t xml:space="preserve"> </w:t>
       </w:r>
       <w:proofErr w:type="spellStart"/>
       <w:r>
@@ -10222,7 +10561,7 @@
           <w:sz w:val="24"/>
           <w:szCs w:val="24"/>
         </w:rPr>
-        <w:t>Scelta</w:t>
+        <w:t>della</w:t>
       </w:r>
       <w:proofErr w:type="spellEnd"/>
       <w:r>
@@ -10242,19 +10581,62 @@
           <w:sz w:val="24"/>
           <w:szCs w:val="24"/>
         </w:rPr>
-        <w:t>della</w:t>
+        <w:t>mappa</w:t>
       </w:r>
       <w:proofErr w:type="spellEnd"/>
-      <w:r>
+    </w:p>
+    <w:p>
+      <w:r>
+        <w:t>Come giocatore, voglio scegliere la mappa del combattimento, così da decidere l’arena in cui giocare.</w:t>
+      </w:r>
+    </w:p>
+    <w:p/>
+    <w:p>
+      <w:r>
+        <w:rPr>
+          <w:b/>
+          <w:bCs/>
+        </w:rPr>
+        <w:t>Criteri d’accettazione</w:t>
+      </w:r>
+      <w:r>
+        <w:t>:</w:t>
+      </w:r>
+    </w:p>
+    <w:p>
+      <w:r>
+        <w:t>- Dato che ho completato la scelta del personaggio, quando apro la schermata mappe, allora vedo 4 mappe tra cui scegliere.</w:t>
+      </w:r>
+    </w:p>
+    <w:p>
+      <w:r>
+        <w:t>- Dato che seleziono una mappa, quando confermo la scelta, allora il sistema evidenzia chiaramente quale arena verrà usata.</w:t>
+      </w:r>
+    </w:p>
+    <w:p>
+      <w:r>
+        <w:t>- Dato che avvio la partita, quando il match comincia, allora viene caricata la mappa selezionata.</w:t>
+      </w:r>
+    </w:p>
+    <w:p/>
+    <w:p>
+      <w:pPr>
+        <w:rPr>
+          <w:sz w:val="24"/>
+          <w:szCs w:val="24"/>
+        </w:rPr>
+      </w:pPr>
+    </w:p>
+    <w:p>
+      <w:pPr>
+        <w:pStyle w:val="Nessunaspaziatura"/>
         <w:rPr>
           <w:b/>
           <w:bCs/>
           <w:sz w:val="24"/>
           <w:szCs w:val="24"/>
         </w:rPr>
-        <w:t xml:space="preserve"> </w:t>
-      </w:r>
-      <w:proofErr w:type="spellStart"/>
+      </w:pPr>
       <w:r>
         <w:rPr>
           <w:b/>
@@ -10262,62 +10644,19 @@
           <w:sz w:val="24"/>
           <w:szCs w:val="24"/>
         </w:rPr>
-        <w:t>mappa</w:t>
-      </w:r>
-      <w:proofErr w:type="spellEnd"/>
-    </w:p>
-    <w:p>
-      <w:r>
-        <w:t>Come giocatore, voglio scegliere la mappa del combattimento, così da decidere l’arena in cui giocare.</w:t>
-      </w:r>
-    </w:p>
-    <w:p/>
-    <w:p>
-      <w:r>
-        <w:rPr>
-          <w:b/>
-          <w:bCs/>
-        </w:rPr>
-        <w:t>Criteri d’accettazione</w:t>
-      </w:r>
-      <w:r>
-        <w:t>:</w:t>
-      </w:r>
-    </w:p>
-    <w:p>
-      <w:r>
-        <w:t>- Dato che ho completato la scelta del personaggio, quando apro la schermata mappe, allora vedo 4 mappe tra cui scegliere.</w:t>
-      </w:r>
-    </w:p>
-    <w:p>
-      <w:r>
-        <w:t>- Dato che seleziono una mappa, quando confermo la scelta, allora il sistema evidenzia chiaramente quale arena verrà usata.</w:t>
-      </w:r>
-    </w:p>
-    <w:p>
-      <w:r>
-        <w:t>- Dato che avvio la partita, quando il match comincia, allora viene caricata la mappa selezionata.</w:t>
-      </w:r>
-    </w:p>
-    <w:p/>
-    <w:p>
-      <w:pPr>
-        <w:rPr>
-          <w:sz w:val="24"/>
-          <w:szCs w:val="24"/>
-        </w:rPr>
-      </w:pPr>
-    </w:p>
-    <w:p>
-      <w:pPr>
-        <w:pStyle w:val="Nessunaspaziatura"/>
+        <w:t xml:space="preserve">US-06 — </w:t>
+      </w:r>
+      <w:proofErr w:type="spellStart"/>
+      <w:r>
         <w:rPr>
           <w:b/>
           <w:bCs/>
           <w:sz w:val="24"/>
           <w:szCs w:val="24"/>
         </w:rPr>
-      </w:pPr>
+        <w:t>Controllo</w:t>
+      </w:r>
+      <w:proofErr w:type="spellEnd"/>
       <w:r>
         <w:rPr>
           <w:b/>
@@ -10325,7 +10664,7 @@
           <w:sz w:val="24"/>
           <w:szCs w:val="24"/>
         </w:rPr>
-        <w:t xml:space="preserve">US-06 — </w:t>
+        <w:t xml:space="preserve"> del personaggio in </w:t>
       </w:r>
       <w:proofErr w:type="spellStart"/>
       <w:r>
@@ -10335,19 +10674,78 @@
           <w:sz w:val="24"/>
           <w:szCs w:val="24"/>
         </w:rPr>
-        <w:t>Controllo</w:t>
+        <w:t>combattimento</w:t>
       </w:r>
       <w:proofErr w:type="spellEnd"/>
-      <w:r>
+    </w:p>
+    <w:p>
+      <w:r>
+        <w:t>Come giocatore, voglio controllare il personaggio durante il match, così da combattere in modo completo e reattivo.</w:t>
+      </w:r>
+    </w:p>
+    <w:p/>
+    <w:p>
+      <w:r>
+        <w:rPr>
+          <w:b/>
+          <w:bCs/>
+        </w:rPr>
+        <w:t>Criteri d’accettazione</w:t>
+      </w:r>
+      <w:r>
+        <w:t>:</w:t>
+      </w:r>
+    </w:p>
+    <w:p>
+      <w:r>
+        <w:t>- Dato che la partita è in corso, quando uso i comandi di movimento, allora il personaggio può muoversi e saltare correttamente.</w:t>
+      </w:r>
+    </w:p>
+    <w:p>
+      <w:r>
+        <w:t xml:space="preserve">- Dato che la partita è in corso, quando uso i comandi offensivi, allora il personaggio può eseguire </w:t>
+      </w:r>
+      <w:proofErr w:type="spellStart"/>
+      <w:r>
+        <w:t>dash</w:t>
+      </w:r>
+      <w:proofErr w:type="spellEnd"/>
+      <w:r>
+        <w:t>, pugni e calci.</w:t>
+      </w:r>
+    </w:p>
+    <w:p>
+      <w:r>
+        <w:t xml:space="preserve">- Dato che la partita è in corso, quando </w:t>
+      </w:r>
+      <w:proofErr w:type="gramStart"/>
+      <w:r>
+        <w:t>attivo abilità</w:t>
+      </w:r>
+      <w:proofErr w:type="gramEnd"/>
+      <w:r>
+        <w:t xml:space="preserve"> o ultimate, allora il personaggio esegue l’azione corrispondente.</w:t>
+      </w:r>
+    </w:p>
+    <w:p/>
+    <w:p>
+      <w:pPr>
+        <w:rPr>
+          <w:sz w:val="24"/>
+          <w:szCs w:val="24"/>
+        </w:rPr>
+      </w:pPr>
+    </w:p>
+    <w:p>
+      <w:pPr>
+        <w:pStyle w:val="Nessunaspaziatura"/>
         <w:rPr>
           <w:b/>
           <w:bCs/>
           <w:sz w:val="24"/>
           <w:szCs w:val="24"/>
         </w:rPr>
-        <w:t xml:space="preserve"> del </w:t>
-      </w:r>
-      <w:proofErr w:type="spellStart"/>
+      </w:pPr>
       <w:r>
         <w:rPr>
           <w:b/>
@@ -10355,9 +10753,9 @@
           <w:sz w:val="24"/>
           <w:szCs w:val="24"/>
         </w:rPr>
-        <w:t>personaggio</w:t>
-      </w:r>
-      <w:proofErr w:type="spellEnd"/>
+        <w:t xml:space="preserve">US-07 — </w:t>
+      </w:r>
+      <w:proofErr w:type="spellStart"/>
       <w:r>
         <w:rPr>
           <w:b/>
@@ -10365,9 +10763,9 @@
           <w:sz w:val="24"/>
           <w:szCs w:val="24"/>
         </w:rPr>
-        <w:t xml:space="preserve"> in </w:t>
-      </w:r>
-      <w:proofErr w:type="spellStart"/>
+        <w:t>Uso</w:t>
+      </w:r>
+      <w:proofErr w:type="spellEnd"/>
       <w:r>
         <w:rPr>
           <w:b/>
@@ -10375,78 +10773,19 @@
           <w:sz w:val="24"/>
           <w:szCs w:val="24"/>
         </w:rPr>
-        <w:t>combattimento</w:t>
-      </w:r>
-      <w:proofErr w:type="spellEnd"/>
-    </w:p>
-    <w:p>
-      <w:r>
-        <w:t>Come giocatore, voglio controllare il personaggio durante il match, così da combattere in modo completo e reattivo.</w:t>
-      </w:r>
-    </w:p>
-    <w:p/>
-    <w:p>
-      <w:r>
-        <w:rPr>
-          <w:b/>
-          <w:bCs/>
-        </w:rPr>
-        <w:t>Criteri d’accettazione</w:t>
-      </w:r>
-      <w:r>
-        <w:t>:</w:t>
-      </w:r>
-    </w:p>
-    <w:p>
-      <w:r>
-        <w:t>- Dato che la partita è in corso, quando uso i comandi di movimento, allora il personaggio può muoversi e saltare correttamente.</w:t>
-      </w:r>
-    </w:p>
-    <w:p>
-      <w:r>
-        <w:t xml:space="preserve">- Dato che la partita è in corso, quando uso i comandi offensivi, allora il personaggio può eseguire </w:t>
+        <w:t xml:space="preserve"> di </w:t>
       </w:r>
       <w:proofErr w:type="spellStart"/>
       <w:r>
-        <w:t>dash</w:t>
-      </w:r>
-      <w:proofErr w:type="spellEnd"/>
-      <w:r>
-        <w:t>, pugni e calci.</w:t>
-      </w:r>
-    </w:p>
-    <w:p>
-      <w:r>
-        <w:t xml:space="preserve">- Dato che la partita è in corso, quando </w:t>
-      </w:r>
-      <w:proofErr w:type="gramStart"/>
-      <w:r>
-        <w:t>attivo abilità</w:t>
-      </w:r>
-      <w:proofErr w:type="gramEnd"/>
-      <w:r>
-        <w:t xml:space="preserve"> o ultimate, allora il personaggio esegue l’azione corrispondente.</w:t>
-      </w:r>
-    </w:p>
-    <w:p/>
-    <w:p>
-      <w:pPr>
-        <w:rPr>
-          <w:sz w:val="24"/>
-          <w:szCs w:val="24"/>
-        </w:rPr>
-      </w:pPr>
-    </w:p>
-    <w:p>
-      <w:pPr>
-        <w:pStyle w:val="Nessunaspaziatura"/>
         <w:rPr>
           <w:b/>
           <w:bCs/>
           <w:sz w:val="24"/>
           <w:szCs w:val="24"/>
         </w:rPr>
-      </w:pPr>
+        <w:t>abilità</w:t>
+      </w:r>
+      <w:proofErr w:type="spellEnd"/>
       <w:r>
         <w:rPr>
           <w:b/>
@@ -10454,7 +10793,7 @@
           <w:sz w:val="24"/>
           <w:szCs w:val="24"/>
         </w:rPr>
-        <w:t xml:space="preserve">US-07 — </w:t>
+        <w:t xml:space="preserve"> e ultimate con feedback </w:t>
       </w:r>
       <w:proofErr w:type="spellStart"/>
       <w:r>
@@ -10464,19 +10803,75 @@
           <w:sz w:val="24"/>
           <w:szCs w:val="24"/>
         </w:rPr>
-        <w:t>Uso</w:t>
+        <w:t>chiaro</w:t>
       </w:r>
       <w:proofErr w:type="spellEnd"/>
-      <w:r>
+    </w:p>
+    <w:p>
+      <w:r>
+        <w:t>Come giocatore, voglio usare abilità e ultimate con effetti e informazioni comprensibili, così da sapere quando e come sfruttarle in combattimento.</w:t>
+      </w:r>
+    </w:p>
+    <w:p/>
+    <w:p>
+      <w:r>
+        <w:rPr>
+          <w:b/>
+          <w:bCs/>
+        </w:rPr>
+        <w:t>Criteri d’accettazione</w:t>
+      </w:r>
+      <w:r>
+        <w:t>:</w:t>
+      </w:r>
+    </w:p>
+    <w:p>
+      <w:r>
+        <w:t>- Dato che sto usando un personaggio, quando attivo un’abilità, allora l’azione applica le sue caratteristiche previste, incluse durata o danno.</w:t>
+      </w:r>
+    </w:p>
+    <w:p>
+      <w:r>
+        <w:t>- Dato che un’abilità è stata usata, quando entra in recupero, allora vedo il cooldown associato.</w:t>
+      </w:r>
+    </w:p>
+    <w:p>
+      <w:r>
+        <w:t xml:space="preserve">- Dato che attivo un’abilità o </w:t>
+      </w:r>
+      <w:proofErr w:type="gramStart"/>
+      <w:r>
+        <w:t>una ultimate</w:t>
+      </w:r>
+      <w:proofErr w:type="gramEnd"/>
+      <w:r>
+        <w:t>, quando viene eseguita, allora vedo la relativa animazione.</w:t>
+      </w:r>
+    </w:p>
+    <w:p>
+      <w:r>
+        <w:t>- Dato che consulto il personaggio nella schermata informativa, quando apro i dettagli, allora trovo nome e descrizione di abilità e ultimate.</w:t>
+      </w:r>
+    </w:p>
+    <w:p/>
+    <w:p>
+      <w:pPr>
+        <w:rPr>
+          <w:sz w:val="24"/>
+          <w:szCs w:val="24"/>
+        </w:rPr>
+      </w:pPr>
+    </w:p>
+    <w:p>
+      <w:pPr>
+        <w:pStyle w:val="Nessunaspaziatura"/>
         <w:rPr>
           <w:b/>
           <w:bCs/>
           <w:sz w:val="24"/>
           <w:szCs w:val="24"/>
         </w:rPr>
-        <w:t xml:space="preserve"> di </w:t>
-      </w:r>
-      <w:proofErr w:type="spellStart"/>
+      </w:pPr>
       <w:r>
         <w:rPr>
           <w:b/>
@@ -10484,9 +10879,9 @@
           <w:sz w:val="24"/>
           <w:szCs w:val="24"/>
         </w:rPr>
-        <w:t>abilità</w:t>
-      </w:r>
-      <w:proofErr w:type="spellEnd"/>
+        <w:t xml:space="preserve">US-08 — </w:t>
+      </w:r>
+      <w:proofErr w:type="spellStart"/>
       <w:r>
         <w:rPr>
           <w:b/>
@@ -10494,9 +10889,9 @@
           <w:sz w:val="24"/>
           <w:szCs w:val="24"/>
         </w:rPr>
-        <w:t xml:space="preserve"> e ultimate con feedback </w:t>
-      </w:r>
-      <w:proofErr w:type="spellStart"/>
+        <w:t>Interfaccia</w:t>
+      </w:r>
+      <w:proofErr w:type="spellEnd"/>
       <w:r>
         <w:rPr>
           <w:b/>
@@ -10504,75 +10899,19 @@
           <w:sz w:val="24"/>
           <w:szCs w:val="24"/>
         </w:rPr>
-        <w:t>chiaro</w:t>
-      </w:r>
-      <w:proofErr w:type="spellEnd"/>
-    </w:p>
-    <w:p>
-      <w:r>
-        <w:t>Come giocatore, voglio usare abilità e ultimate con effetti e informazioni comprensibili, così da sapere quando e come sfruttarle in combattimento.</w:t>
-      </w:r>
-    </w:p>
-    <w:p/>
-    <w:p>
-      <w:r>
-        <w:rPr>
-          <w:b/>
-          <w:bCs/>
-        </w:rPr>
-        <w:t>Criteri d’accettazione</w:t>
-      </w:r>
-      <w:r>
-        <w:t>:</w:t>
-      </w:r>
-    </w:p>
-    <w:p>
-      <w:r>
-        <w:t>- Dato che sto usando un personaggio, quando attivo un’abilità, allora l’azione applica le sue caratteristiche previste, incluse durata o danno.</w:t>
-      </w:r>
-    </w:p>
-    <w:p>
-      <w:r>
-        <w:t>- Dato che un’abilità è stata usata, quando entra in recupero, allora vedo il cooldown associato.</w:t>
-      </w:r>
-    </w:p>
-    <w:p>
-      <w:r>
-        <w:t xml:space="preserve">- Dato che attivo un’abilità o </w:t>
-      </w:r>
-      <w:proofErr w:type="gramStart"/>
-      <w:r>
-        <w:t>una ultimate</w:t>
-      </w:r>
-      <w:proofErr w:type="gramEnd"/>
-      <w:r>
-        <w:t>, quando viene eseguita, allora vedo la relativa animazione.</w:t>
-      </w:r>
-    </w:p>
-    <w:p>
-      <w:r>
-        <w:t>- Dato che consulto il personaggio nella schermata informativa, quando apro i dettagli, allora trovo nome e descrizione di abilità e ultimate.</w:t>
-      </w:r>
-    </w:p>
-    <w:p/>
-    <w:p>
-      <w:pPr>
-        <w:rPr>
-          <w:sz w:val="24"/>
-          <w:szCs w:val="24"/>
-        </w:rPr>
-      </w:pPr>
-    </w:p>
-    <w:p>
-      <w:pPr>
-        <w:pStyle w:val="Nessunaspaziatura"/>
+        <w:t xml:space="preserve"> </w:t>
+      </w:r>
+      <w:proofErr w:type="spellStart"/>
+      <w:r>
         <w:rPr>
           <w:b/>
           <w:bCs/>
           <w:sz w:val="24"/>
           <w:szCs w:val="24"/>
         </w:rPr>
-      </w:pPr>
+        <w:t>leggibile</w:t>
+      </w:r>
+      <w:proofErr w:type="spellEnd"/>
       <w:r>
         <w:rPr>
           <w:b/>
@@ -10580,7 +10919,7 @@
           <w:sz w:val="24"/>
           <w:szCs w:val="24"/>
         </w:rPr>
-        <w:t xml:space="preserve">US-08 — </w:t>
+        <w:t xml:space="preserve"> </w:t>
       </w:r>
       <w:proofErr w:type="spellStart"/>
       <w:r>
@@ -10590,7 +10929,7 @@
           <w:sz w:val="24"/>
           <w:szCs w:val="24"/>
         </w:rPr>
-        <w:t>Interfaccia</w:t>
+        <w:t>durante</w:t>
       </w:r>
       <w:proofErr w:type="spellEnd"/>
       <w:r>
@@ -10600,19 +10939,62 @@
           <w:sz w:val="24"/>
           <w:szCs w:val="24"/>
         </w:rPr>
-        <w:t xml:space="preserve"> </w:t>
-      </w:r>
-      <w:proofErr w:type="spellStart"/>
-      <w:r>
+        <w:t xml:space="preserve"> la partita</w:t>
+      </w:r>
+    </w:p>
+    <w:p>
+      <w:r>
+        <w:t>Come giocatore, voglio vedere durante il match le informazioni essenziali dei combattenti, così da capire subito lo stato della partita.</w:t>
+      </w:r>
+    </w:p>
+    <w:p/>
+    <w:p>
+      <w:r>
+        <w:rPr>
+          <w:b/>
+          <w:bCs/>
+        </w:rPr>
+        <w:t>Criteri d’accettazione</w:t>
+      </w:r>
+      <w:r>
+        <w:t>:</w:t>
+      </w:r>
+    </w:p>
+    <w:p>
+      <w:r>
+        <w:t>- Dato che il match è iniziato, quando guardo l’interfaccia di gioco, allora vedo i personaggi coinvolti nella partita.</w:t>
+      </w:r>
+    </w:p>
+    <w:p>
+      <w:r>
+        <w:t>- Dato che il match è in corso, quando osservo l’interfaccia, allora vedo le statistiche rilevanti dei personaggi selezionati.</w:t>
+      </w:r>
+    </w:p>
+    <w:p>
+      <w:r>
+        <w:t>- Dato che un personaggio subisce danni, quando la sua vita cambia, allora la vita viene mostrata tramite barra aggiornata.</w:t>
+      </w:r>
+    </w:p>
+    <w:p>
+      <w:r>
+        <w:t>- Dato che un’abilità è in recupero, quando guardo l’interfaccia, allora il cooldown è visibile.</w:t>
+      </w:r>
+    </w:p>
+    <w:p>
+      <w:r>
+        <w:br w:type="page"/>
+      </w:r>
+    </w:p>
+    <w:p>
+      <w:pPr>
+        <w:pStyle w:val="Nessunaspaziatura"/>
         <w:rPr>
           <w:b/>
           <w:bCs/>
           <w:sz w:val="24"/>
           <w:szCs w:val="24"/>
         </w:rPr>
-        <w:t>leggibile</w:t>
-      </w:r>
-      <w:proofErr w:type="spellEnd"/>
+      </w:pPr>
       <w:r>
         <w:rPr>
           <w:b/>
@@ -10620,7 +11002,8 @@
           <w:sz w:val="24"/>
           <w:szCs w:val="24"/>
         </w:rPr>
-        <w:t xml:space="preserve"> </w:t>
+        <w:lastRenderedPageBreak/>
+        <w:t xml:space="preserve">US-09 — </w:t>
       </w:r>
       <w:proofErr w:type="spellStart"/>
       <w:r>
@@ -10630,7 +11013,7 @@
           <w:sz w:val="24"/>
           <w:szCs w:val="24"/>
         </w:rPr>
-        <w:t>durante</w:t>
+        <w:t>Visualizzazione</w:t>
       </w:r>
       <w:proofErr w:type="spellEnd"/>
       <w:r>
@@ -10640,62 +11023,19 @@
           <w:sz w:val="24"/>
           <w:szCs w:val="24"/>
         </w:rPr>
-        <w:t xml:space="preserve"> la partita</w:t>
-      </w:r>
-    </w:p>
-    <w:p>
-      <w:r>
-        <w:t>Come giocatore, voglio vedere durante il match le informazioni essenziali dei combattenti, così da capire subito lo stato della partita.</w:t>
-      </w:r>
-    </w:p>
-    <w:p/>
-    <w:p>
-      <w:r>
-        <w:rPr>
-          <w:b/>
-          <w:bCs/>
-        </w:rPr>
-        <w:t>Criteri d’accettazione</w:t>
-      </w:r>
-      <w:r>
-        <w:t>:</w:t>
-      </w:r>
-    </w:p>
-    <w:p>
-      <w:r>
-        <w:t>- Dato che il match è iniziato, quando guardo l’interfaccia di gioco, allora vedo i personaggi coinvolti nella partita.</w:t>
-      </w:r>
-    </w:p>
-    <w:p>
-      <w:r>
-        <w:t>- Dato che il match è in corso, quando osservo l’interfaccia, allora vedo le statistiche rilevanti dei personaggi selezionati.</w:t>
-      </w:r>
-    </w:p>
-    <w:p>
-      <w:r>
-        <w:t>- Dato che un personaggio subisce danni, quando la sua vita cambia, allora la vita viene mostrata tramite barra aggiornata.</w:t>
-      </w:r>
-    </w:p>
-    <w:p>
-      <w:r>
-        <w:t>- Dato che un’abilità è in recupero, quando guardo l’interfaccia, allora il cooldown è visibile.</w:t>
-      </w:r>
-    </w:p>
-    <w:p>
-      <w:r>
-        <w:br w:type="page"/>
-      </w:r>
-    </w:p>
-    <w:p>
-      <w:pPr>
-        <w:pStyle w:val="Nessunaspaziatura"/>
+        <w:t xml:space="preserve"> del </w:t>
+      </w:r>
+      <w:proofErr w:type="spellStart"/>
+      <w:r>
         <w:rPr>
           <w:b/>
           <w:bCs/>
           <w:sz w:val="24"/>
           <w:szCs w:val="24"/>
         </w:rPr>
-      </w:pPr>
+        <w:t>vincitore</w:t>
+      </w:r>
+      <w:proofErr w:type="spellEnd"/>
       <w:r>
         <w:rPr>
           <w:b/>
@@ -10703,20 +11043,59 @@
           <w:sz w:val="24"/>
           <w:szCs w:val="24"/>
         </w:rPr>
-        <w:lastRenderedPageBreak/>
-        <w:t xml:space="preserve">US-09 — </w:t>
-      </w:r>
-      <w:proofErr w:type="spellStart"/>
-      <w:r>
+        <w:t xml:space="preserve"> a fine partita</w:t>
+      </w:r>
+    </w:p>
+    <w:p>
+      <w:r>
+        <w:t>Come giocatore, voglio vedere chiaramente chi ha vinto e poter tornare al menu, così da concludere il match senza ambiguità e iniziarne un altro.</w:t>
+      </w:r>
+    </w:p>
+    <w:p/>
+    <w:p>
+      <w:r>
+        <w:rPr>
+          <w:b/>
+          <w:bCs/>
+        </w:rPr>
+        <w:t>Criteri d’accettazione</w:t>
+      </w:r>
+      <w:r>
+        <w:t>:</w:t>
+      </w:r>
+    </w:p>
+    <w:p>
+      <w:r>
+        <w:t>- Dato che un match termina, quando viene decretato il vincitore, allora compare una schermata finale dedicata.</w:t>
+      </w:r>
+    </w:p>
+    <w:p>
+      <w:r>
+        <w:t>- Dato che la schermata finale è aperta, quando la visualizzo, allora vedo il nome del personaggio vincitore accompagnato dalla scritta “won”.</w:t>
+      </w:r>
+    </w:p>
+    <w:p>
+      <w:r>
+        <w:t>- Dato che la schermata finale è aperta, quando la visualizzo, allora vedo anche un elemento celebrativo come la coppa prevista.</w:t>
+      </w:r>
+    </w:p>
+    <w:p>
+      <w:r>
+        <w:t>- Dato che voglio uscire dalla schermata finale, quando premo il pulsante dedicato, allora torno alla schermata principale.</w:t>
+      </w:r>
+    </w:p>
+    <w:p/>
+    <w:p/>
+    <w:p>
+      <w:pPr>
+        <w:pStyle w:val="Nessunaspaziatura"/>
         <w:rPr>
           <w:b/>
           <w:bCs/>
           <w:sz w:val="24"/>
           <w:szCs w:val="24"/>
         </w:rPr>
-        <w:t>Visualizzazione</w:t>
-      </w:r>
-      <w:proofErr w:type="spellEnd"/>
+      </w:pPr>
       <w:r>
         <w:rPr>
           <w:b/>
@@ -10724,7 +11103,7 @@
           <w:sz w:val="24"/>
           <w:szCs w:val="24"/>
         </w:rPr>
-        <w:t xml:space="preserve"> del </w:t>
+        <w:t xml:space="preserve">US-10 — </w:t>
       </w:r>
       <w:proofErr w:type="spellStart"/>
       <w:r>
@@ -10734,7 +11113,7 @@
           <w:sz w:val="24"/>
           <w:szCs w:val="24"/>
         </w:rPr>
-        <w:t>vincitore</w:t>
+        <w:t>Salvataggio</w:t>
       </w:r>
       <w:proofErr w:type="spellEnd"/>
       <w:r>
@@ -10744,59 +11123,19 @@
           <w:sz w:val="24"/>
           <w:szCs w:val="24"/>
         </w:rPr>
-        <w:t xml:space="preserve"> a fine partita</w:t>
-      </w:r>
-    </w:p>
-    <w:p>
-      <w:r>
-        <w:t>Come giocatore, voglio vedere chiaramente chi ha vinto e poter tornare al menu, così da concludere il match senza ambiguità e iniziarne un altro.</w:t>
-      </w:r>
-    </w:p>
-    <w:p/>
-    <w:p>
-      <w:r>
-        <w:rPr>
-          <w:b/>
-          <w:bCs/>
-        </w:rPr>
-        <w:t>Criteri d’accettazione</w:t>
-      </w:r>
-      <w:r>
-        <w:t>:</w:t>
-      </w:r>
-    </w:p>
-    <w:p>
-      <w:r>
-        <w:t>- Dato che un match termina, quando viene decretato il vincitore, allora compare una schermata finale dedicata.</w:t>
-      </w:r>
-    </w:p>
-    <w:p>
-      <w:r>
-        <w:t>- Dato che la schermata finale è aperta, quando la visualizzo, allora vedo il nome del personaggio vincitore accompagnato dalla scritta “won”.</w:t>
-      </w:r>
-    </w:p>
-    <w:p>
-      <w:r>
-        <w:t>- Dato che la schermata finale è aperta, quando la visualizzo, allora vedo anche un elemento celebrativo come la coppa prevista.</w:t>
-      </w:r>
-    </w:p>
-    <w:p>
-      <w:r>
-        <w:t>- Dato che voglio uscire dalla schermata finale, quando premo il pulsante dedicato, allora torno alla schermata principale.</w:t>
-      </w:r>
-    </w:p>
-    <w:p/>
-    <w:p/>
-    <w:p>
-      <w:pPr>
-        <w:pStyle w:val="Nessunaspaziatura"/>
+        <w:t xml:space="preserve"> del </w:t>
+      </w:r>
+      <w:proofErr w:type="spellStart"/>
+      <w:r>
         <w:rPr>
           <w:b/>
           <w:bCs/>
           <w:sz w:val="24"/>
           <w:szCs w:val="24"/>
         </w:rPr>
-      </w:pPr>
+        <w:t>conteggio</w:t>
+      </w:r>
+      <w:proofErr w:type="spellEnd"/>
       <w:r>
         <w:rPr>
           <w:b/>
@@ -10804,7 +11143,7 @@
           <w:sz w:val="24"/>
           <w:szCs w:val="24"/>
         </w:rPr>
-        <w:t xml:space="preserve">US-10 — </w:t>
+        <w:t xml:space="preserve"> </w:t>
       </w:r>
       <w:proofErr w:type="spellStart"/>
       <w:r>
@@ -10814,19 +11153,62 @@
           <w:sz w:val="24"/>
           <w:szCs w:val="24"/>
         </w:rPr>
-        <w:t>Salvataggio</w:t>
+        <w:t>vittorie</w:t>
       </w:r>
       <w:proofErr w:type="spellEnd"/>
-      <w:r>
+    </w:p>
+    <w:p>
+      <w:r>
+        <w:t>Come giocatore, voglio che le vittorie dei personaggi vengano registrate, così da confrontare i risultati nel tempo.</w:t>
+      </w:r>
+    </w:p>
+    <w:p/>
+    <w:p>
+      <w:r>
+        <w:rPr>
+          <w:b/>
+          <w:bCs/>
+        </w:rPr>
+        <w:t>Criteri d’accettazione</w:t>
+      </w:r>
+      <w:r>
+        <w:t>:</w:t>
+      </w:r>
+    </w:p>
+    <w:p>
+      <w:r>
+        <w:t>- Dato che un personaggio vince una partita, quando il match termina, allora il suo totale vittorie viene incrementato.</w:t>
+      </w:r>
+    </w:p>
+    <w:p>
+      <w:r>
+        <w:t>- Dato che chiudo e riapro il gioco, quando consulto i personaggi, allora il numero totale di vittorie risulta ancora salvato.</w:t>
+      </w:r>
+    </w:p>
+    <w:p>
+      <w:r>
+        <w:t>- Dato che visualizzo la lista dei personaggi, quando apro la scheda di un personaggio, allora vedo il conteggio aggiornato delle sue vittorie.</w:t>
+      </w:r>
+    </w:p>
+    <w:p/>
+    <w:p>
+      <w:pPr>
+        <w:rPr>
+          <w:sz w:val="24"/>
+          <w:szCs w:val="24"/>
+        </w:rPr>
+      </w:pPr>
+    </w:p>
+    <w:p>
+      <w:pPr>
+        <w:pStyle w:val="Nessunaspaziatura"/>
         <w:rPr>
           <w:b/>
           <w:bCs/>
           <w:sz w:val="24"/>
           <w:szCs w:val="24"/>
         </w:rPr>
-        <w:t xml:space="preserve"> del </w:t>
-      </w:r>
-      <w:proofErr w:type="spellStart"/>
+      </w:pPr>
       <w:r>
         <w:rPr>
           <w:b/>
@@ -10834,9 +11216,9 @@
           <w:sz w:val="24"/>
           <w:szCs w:val="24"/>
         </w:rPr>
-        <w:t>conteggio</w:t>
-      </w:r>
-      <w:proofErr w:type="spellEnd"/>
+        <w:t xml:space="preserve">US-11 — </w:t>
+      </w:r>
+      <w:proofErr w:type="spellStart"/>
       <w:r>
         <w:rPr>
           <w:b/>
@@ -10844,9 +11226,9 @@
           <w:sz w:val="24"/>
           <w:szCs w:val="24"/>
         </w:rPr>
-        <w:t xml:space="preserve"> </w:t>
-      </w:r>
-      <w:proofErr w:type="spellStart"/>
+        <w:t>Esperienza</w:t>
+      </w:r>
+      <w:proofErr w:type="spellEnd"/>
       <w:r>
         <w:rPr>
           <w:b/>
@@ -10854,62 +11236,19 @@
           <w:sz w:val="24"/>
           <w:szCs w:val="24"/>
         </w:rPr>
-        <w:t>vittorie</w:t>
-      </w:r>
-      <w:proofErr w:type="spellEnd"/>
-    </w:p>
-    <w:p>
-      <w:r>
-        <w:t>Come giocatore, voglio che le vittorie dei personaggi vengano registrate, così da confrontare i risultati nel tempo.</w:t>
-      </w:r>
-    </w:p>
-    <w:p/>
-    <w:p>
-      <w:r>
-        <w:rPr>
-          <w:b/>
-          <w:bCs/>
-        </w:rPr>
-        <w:t>Criteri d’accettazione</w:t>
-      </w:r>
-      <w:r>
-        <w:t>:</w:t>
-      </w:r>
-    </w:p>
-    <w:p>
-      <w:r>
-        <w:t>- Dato che un personaggio vince una partita, quando il match termina, allora il suo totale vittorie viene incrementato.</w:t>
-      </w:r>
-    </w:p>
-    <w:p>
-      <w:r>
-        <w:t>- Dato che chiudo e riapro il gioco, quando consulto i personaggi, allora il numero totale di vittorie risulta ancora salvato.</w:t>
-      </w:r>
-    </w:p>
-    <w:p>
-      <w:r>
-        <w:t>- Dato che visualizzo la lista dei personaggi, quando apro la scheda di un personaggio, allora vedo il conteggio aggiornato delle sue vittorie.</w:t>
-      </w:r>
-    </w:p>
-    <w:p/>
-    <w:p>
-      <w:pPr>
-        <w:rPr>
-          <w:sz w:val="24"/>
-          <w:szCs w:val="24"/>
-        </w:rPr>
-      </w:pPr>
-    </w:p>
-    <w:p>
-      <w:pPr>
-        <w:pStyle w:val="Nessunaspaziatura"/>
+        <w:t xml:space="preserve"> </w:t>
+      </w:r>
+      <w:proofErr w:type="spellStart"/>
+      <w:r>
         <w:rPr>
           <w:b/>
           <w:bCs/>
           <w:sz w:val="24"/>
           <w:szCs w:val="24"/>
         </w:rPr>
-      </w:pPr>
+        <w:t>audiovisiva</w:t>
+      </w:r>
+      <w:proofErr w:type="spellEnd"/>
       <w:r>
         <w:rPr>
           <w:b/>
@@ -10917,7 +11256,7 @@
           <w:sz w:val="24"/>
           <w:szCs w:val="24"/>
         </w:rPr>
-        <w:t xml:space="preserve">US-11 — </w:t>
+        <w:t xml:space="preserve"> del </w:t>
       </w:r>
       <w:proofErr w:type="spellStart"/>
       <w:r>
@@ -10927,19 +11266,68 @@
           <w:sz w:val="24"/>
           <w:szCs w:val="24"/>
         </w:rPr>
-        <w:t>Esperienza</w:t>
+        <w:t>gioco</w:t>
       </w:r>
       <w:proofErr w:type="spellEnd"/>
-      <w:r>
+    </w:p>
+    <w:p>
+      <w:r>
+        <w:t>Come giocatore, voglio avere feedback audio e visivi coerenti durante il gioco, così da rendere l’esperienza più chiara e coinvolgente.</w:t>
+      </w:r>
+    </w:p>
+    <w:p/>
+    <w:p>
+      <w:r>
+        <w:rPr>
+          <w:b/>
+          <w:bCs/>
+        </w:rPr>
+        <w:t>Criteri d’accettazione</w:t>
+      </w:r>
+      <w:r>
+        <w:t>:</w:t>
+      </w:r>
+    </w:p>
+    <w:p>
+      <w:r>
+        <w:t>- Dato che navigo nei menu, quando seleziono pulsanti o cambio schermata, allora sento i suoni previsti e vedo le animazioni dell’interfaccia.</w:t>
+      </w:r>
+    </w:p>
+    <w:p>
+      <w:r>
+        <w:t>- Dato che sto giocando una partita, quando uso abilità o ultimate, allora sento gli effetti sonori associati.</w:t>
+      </w:r>
+    </w:p>
+    <w:p>
+      <w:r>
+        <w:t>- Dato che più suoni vengono riprodotti contemporaneamente, quando il gioco è in esecuzione, allora l’audio continua a funzionare correttamente senza interrompere gli altri effetti.</w:t>
+      </w:r>
+    </w:p>
+    <w:p>
+      <w:r>
+        <w:t xml:space="preserve">- Dato che i personaggi eseguono azioni previste, quando si attivano eventi specifici, allora vengono riprodotte anche le relative </w:t>
+      </w:r>
+      <w:proofErr w:type="spellStart"/>
+      <w:r>
+        <w:t>voiceline</w:t>
+      </w:r>
+      <w:proofErr w:type="spellEnd"/>
+      <w:r>
+        <w:t>.</w:t>
+      </w:r>
+    </w:p>
+    <w:p/>
+    <w:p/>
+    <w:p>
+      <w:pPr>
+        <w:pStyle w:val="Nessunaspaziatura"/>
         <w:rPr>
           <w:b/>
           <w:bCs/>
           <w:sz w:val="24"/>
           <w:szCs w:val="24"/>
         </w:rPr>
-        <w:t xml:space="preserve"> </w:t>
-      </w:r>
-      <w:proofErr w:type="spellStart"/>
+      </w:pPr>
       <w:r>
         <w:rPr>
           <w:b/>
@@ -10947,9 +11335,9 @@
           <w:sz w:val="24"/>
           <w:szCs w:val="24"/>
         </w:rPr>
-        <w:t>audiovisiva</w:t>
-      </w:r>
-      <w:proofErr w:type="spellEnd"/>
+        <w:t xml:space="preserve">US-12 — </w:t>
+      </w:r>
+      <w:proofErr w:type="spellStart"/>
       <w:r>
         <w:rPr>
           <w:b/>
@@ -10957,9 +11345,9 @@
           <w:sz w:val="24"/>
           <w:szCs w:val="24"/>
         </w:rPr>
-        <w:t xml:space="preserve"> del </w:t>
-      </w:r>
-      <w:proofErr w:type="spellStart"/>
+        <w:t>Avvio</w:t>
+      </w:r>
+      <w:proofErr w:type="spellEnd"/>
       <w:r>
         <w:rPr>
           <w:b/>
@@ -10967,68 +11355,19 @@
           <w:sz w:val="24"/>
           <w:szCs w:val="24"/>
         </w:rPr>
-        <w:t>gioco</w:t>
-      </w:r>
-      <w:proofErr w:type="spellEnd"/>
-    </w:p>
-    <w:p>
-      <w:r>
-        <w:t>Come giocatore, voglio avere feedback audio e visivi coerenti durante il gioco, così da rendere l’esperienza più chiara e coinvolgente.</w:t>
-      </w:r>
-    </w:p>
-    <w:p/>
-    <w:p>
-      <w:r>
-        <w:rPr>
-          <w:b/>
-          <w:bCs/>
-        </w:rPr>
-        <w:t>Criteri d’accettazione</w:t>
-      </w:r>
-      <w:r>
-        <w:t>:</w:t>
-      </w:r>
-    </w:p>
-    <w:p>
-      <w:r>
-        <w:t>- Dato che navigo nei menu, quando seleziono pulsanti o cambio schermata, allora sento i suoni previsti e vedo le animazioni dell’interfaccia.</w:t>
-      </w:r>
-    </w:p>
-    <w:p>
-      <w:r>
-        <w:t>- Dato che sto giocando una partita, quando uso abilità o ultimate, allora sento gli effetti sonori associati.</w:t>
-      </w:r>
-    </w:p>
-    <w:p>
-      <w:r>
-        <w:t>- Dato che più suoni vengono riprodotti contemporaneamente, quando il gioco è in esecuzione, allora l’audio continua a funzionare correttamente senza interrompere gli altri effetti.</w:t>
-      </w:r>
-    </w:p>
-    <w:p>
-      <w:r>
-        <w:t xml:space="preserve">- Dato che i personaggi eseguono azioni previste, quando si attivano eventi specifici, allora vengono riprodotte anche le relative </w:t>
+        <w:t xml:space="preserve"> del </w:t>
       </w:r>
       <w:proofErr w:type="spellStart"/>
       <w:r>
-        <w:t>voiceline</w:t>
-      </w:r>
-      <w:proofErr w:type="spellEnd"/>
-      <w:r>
-        <w:t>.</w:t>
-      </w:r>
-    </w:p>
-    <w:p/>
-    <w:p/>
-    <w:p>
-      <w:pPr>
-        <w:pStyle w:val="Nessunaspaziatura"/>
         <w:rPr>
           <w:b/>
           <w:bCs/>
           <w:sz w:val="24"/>
           <w:szCs w:val="24"/>
         </w:rPr>
-      </w:pPr>
+        <w:t>gioco</w:t>
+      </w:r>
+      <w:proofErr w:type="spellEnd"/>
       <w:r>
         <w:rPr>
           <w:b/>
@@ -11036,76 +11375,36 @@
           <w:sz w:val="24"/>
           <w:szCs w:val="24"/>
         </w:rPr>
-        <w:t xml:space="preserve">US-12 — </w:t>
+        <w:t xml:space="preserve"> sui PC Windows</w:t>
+      </w:r>
+    </w:p>
+    <w:p>
+      <w:r>
+        <w:t xml:space="preserve">Come studente, voglio poter avviare e giocare </w:t>
       </w:r>
       <w:proofErr w:type="spellStart"/>
+      <w:r>
+        <w:t>Samt</w:t>
+      </w:r>
+      <w:proofErr w:type="spellEnd"/>
+      <w:r>
+        <w:t xml:space="preserve"> </w:t>
+      </w:r>
+      <w:proofErr w:type="spellStart"/>
+      <w:r>
+        <w:t>All</w:t>
+      </w:r>
+      <w:proofErr w:type="spellEnd"/>
+      <w:r>
+        <w:t>-Stars sui PC Windows della scuola, così da usarlo facilmente in laboratorio o con i compagni.</w:t>
+      </w:r>
+    </w:p>
+    <w:p/>
+    <w:p>
       <w:r>
         <w:rPr>
           <w:b/>
           <w:bCs/>
-          <w:sz w:val="24"/>
-          <w:szCs w:val="24"/>
-        </w:rPr>
-        <w:t>Avvio</w:t>
-      </w:r>
-      <w:proofErr w:type="spellEnd"/>
-      <w:r>
-        <w:rPr>
-          <w:b/>
-          <w:bCs/>
-          <w:sz w:val="24"/>
-          <w:szCs w:val="24"/>
-        </w:rPr>
-        <w:t xml:space="preserve"> del </w:t>
-      </w:r>
-      <w:proofErr w:type="spellStart"/>
-      <w:r>
-        <w:rPr>
-          <w:b/>
-          <w:bCs/>
-          <w:sz w:val="24"/>
-          <w:szCs w:val="24"/>
-        </w:rPr>
-        <w:t>gioco</w:t>
-      </w:r>
-      <w:proofErr w:type="spellEnd"/>
-      <w:r>
-        <w:rPr>
-          <w:b/>
-          <w:bCs/>
-          <w:sz w:val="24"/>
-          <w:szCs w:val="24"/>
-        </w:rPr>
-        <w:t xml:space="preserve"> sui PC Windows</w:t>
-      </w:r>
-    </w:p>
-    <w:p>
-      <w:r>
-        <w:t xml:space="preserve">Come studente, voglio poter avviare e giocare </w:t>
-      </w:r>
-      <w:proofErr w:type="spellStart"/>
-      <w:r>
-        <w:t>Samt</w:t>
-      </w:r>
-      <w:proofErr w:type="spellEnd"/>
-      <w:r>
-        <w:t xml:space="preserve"> </w:t>
-      </w:r>
-      <w:proofErr w:type="spellStart"/>
-      <w:r>
-        <w:t>All</w:t>
-      </w:r>
-      <w:proofErr w:type="spellEnd"/>
-      <w:r>
-        <w:t>-Stars sui PC Windows della scuola, così da usarlo facilmente in laboratorio o con i compagni.</w:t>
-      </w:r>
-    </w:p>
-    <w:p/>
-    <w:p>
-      <w:r>
-        <w:rPr>
-          <w:b/>
-          <w:bCs/>
         </w:rPr>
         <w:t>Criteri d’accettazione</w:t>
       </w:r>
@@ -11141,15 +11440,14 @@
         <w:ind w:left="578" w:hanging="578"/>
       </w:pPr>
       <w:bookmarkStart w:id="8" w:name="_Toc220073583"/>
-      <w:bookmarkStart w:id="9" w:name="_Toc223099091"/>
-      <w:bookmarkStart w:id="10" w:name="_Toc461179222"/>
-      <w:bookmarkEnd w:id="6"/>
+      <w:bookmarkStart w:id="9" w:name="_Toc461179222"/>
+      <w:bookmarkStart w:id="10" w:name="_Toc223699254"/>
       <w:r>
         <w:lastRenderedPageBreak/>
         <w:t>Use case</w:t>
       </w:r>
       <w:bookmarkEnd w:id="8"/>
-      <w:bookmarkEnd w:id="9"/>
+      <w:bookmarkEnd w:id="10"/>
     </w:p>
     <w:p>
       <w:pPr>
@@ -11279,7 +11577,7 @@
       <w:pPr>
         <w:pStyle w:val="Titolo2"/>
       </w:pPr>
-      <w:bookmarkStart w:id="12" w:name="_Toc223099092"/>
+      <w:bookmarkStart w:id="12" w:name="_Toc223699255"/>
       <w:r>
         <w:lastRenderedPageBreak/>
         <w:t>Pianificazione</w:t>
@@ -11544,7 +11842,7 @@
         <w:pStyle w:val="Titolo2"/>
       </w:pPr>
       <w:bookmarkStart w:id="13" w:name="_Toc220073585"/>
-      <w:bookmarkStart w:id="14" w:name="_Toc223099093"/>
+      <w:bookmarkStart w:id="14" w:name="_Toc223699256"/>
       <w:r>
         <w:lastRenderedPageBreak/>
         <w:t>Analisi dei mezzi</w:t>
@@ -11593,15 +11891,7 @@
       </w:r>
       <w:proofErr w:type="spellEnd"/>
       <w:r>
-        <w:t xml:space="preserve"> noti, come </w:t>
-      </w:r>
-      <w:proofErr w:type="spellStart"/>
-      <w:r>
-        <w:t>Unity</w:t>
-      </w:r>
-      <w:proofErr w:type="spellEnd"/>
-      <w:r>
-        <w:t xml:space="preserve">, </w:t>
+        <w:t xml:space="preserve"> noti, come Unity, </w:t>
       </w:r>
       <w:proofErr w:type="spellStart"/>
       <w:r>
@@ -11952,7 +12242,7 @@
         <w:spacing w:before="360"/>
       </w:pPr>
       <w:bookmarkStart w:id="16" w:name="_Toc220073586"/>
-      <w:bookmarkStart w:id="17" w:name="_Toc223099094"/>
+      <w:bookmarkStart w:id="17" w:name="_Toc223699257"/>
       <w:r>
         <w:t>Software</w:t>
       </w:r>
@@ -12031,7 +12321,7 @@
         <w:pStyle w:val="Titolo3"/>
       </w:pPr>
       <w:bookmarkStart w:id="19" w:name="_Toc220073587"/>
-      <w:bookmarkStart w:id="20" w:name="_Toc223099095"/>
+      <w:bookmarkStart w:id="20" w:name="_Toc223699258"/>
       <w:r>
         <w:t>Hardware</w:t>
       </w:r>
@@ -12236,7 +12526,7 @@
       </w:pPr>
       <w:bookmarkStart w:id="21" w:name="_Toc429059808"/>
       <w:bookmarkStart w:id="22" w:name="_Toc220073588"/>
-      <w:bookmarkStart w:id="23" w:name="_Toc223099096"/>
+      <w:bookmarkStart w:id="23" w:name="_Toc223699259"/>
       <w:r>
         <w:lastRenderedPageBreak/>
         <w:t>Progettazione</w:t>
@@ -12251,7 +12541,7 @@
       </w:pPr>
       <w:bookmarkStart w:id="24" w:name="_Toc429059811"/>
       <w:bookmarkStart w:id="25" w:name="_Toc220073591"/>
-      <w:bookmarkStart w:id="26" w:name="_Toc223099097"/>
+      <w:bookmarkStart w:id="26" w:name="_Toc223699260"/>
       <w:r>
         <w:t>Design delle interfacce</w:t>
       </w:r>
@@ -12263,7 +12553,7 @@
       <w:pPr>
         <w:pStyle w:val="Titolo3"/>
       </w:pPr>
-      <w:bookmarkStart w:id="27" w:name="_Toc223099098"/>
+      <w:bookmarkStart w:id="27" w:name="_Toc223699261"/>
       <w:r>
         <w:t>Mappe</w:t>
       </w:r>
@@ -12555,7 +12845,7 @@
           <w:lang w:val="it-IT"/>
         </w:rPr>
         <w:drawing>
-          <wp:inline distT="0" distB="0" distL="0" distR="0" wp14:anchorId="32C77638" wp14:editId="75792788">
+          <wp:inline distT="0" distB="0" distL="0" distR="0" wp14:anchorId="32C77638" wp14:editId="3524DC05">
             <wp:extent cx="5400000" cy="3599813"/>
             <wp:effectExtent l="38100" t="38100" r="29845" b="39370"/>
             <wp:docPr id="1958896181" name="Immagine 5"/>
@@ -12639,10 +12929,12 @@
       <w:pPr>
         <w:pStyle w:val="Titolo3"/>
       </w:pPr>
+      <w:bookmarkStart w:id="28" w:name="_Toc223699262"/>
       <w:r>
         <w:lastRenderedPageBreak/>
         <w:t>Home</w:t>
       </w:r>
+      <w:bookmarkEnd w:id="28"/>
     </w:p>
     <w:p>
       <w:pPr>
@@ -12753,6 +13045,7 @@
       <w:pPr>
         <w:pStyle w:val="Titolo3"/>
       </w:pPr>
+      <w:bookmarkStart w:id="29" w:name="_Toc223699263"/>
       <w:r>
         <w:rPr>
           <w:noProof/>
@@ -12816,14 +13109,9 @@
         </w:drawing>
       </w:r>
       <w:r>
-        <w:t>S</w:t>
-      </w:r>
-      <w:r>
-        <w:t>e</w:t>
-      </w:r>
-      <w:r>
-        <w:t>lezione della Mappa</w:t>
-      </w:r>
+        <w:t>Selezione della Mappa</w:t>
+      </w:r>
+      <w:bookmarkEnd w:id="29"/>
     </w:p>
     <w:p>
       <w:pPr>
@@ -12865,10 +13153,12 @@
       <w:pPr>
         <w:pStyle w:val="Titolo3"/>
       </w:pPr>
+      <w:bookmarkStart w:id="30" w:name="_Toc223699264"/>
       <w:r>
         <w:lastRenderedPageBreak/>
         <w:t>Selezione del Giocatore</w:t>
       </w:r>
+      <w:bookmarkEnd w:id="30"/>
     </w:p>
     <w:p>
       <w:pPr>
@@ -12993,10 +13283,12 @@
       <w:pPr>
         <w:pStyle w:val="Titolo3"/>
       </w:pPr>
+      <w:bookmarkStart w:id="31" w:name="_Toc223699265"/>
       <w:r>
         <w:lastRenderedPageBreak/>
         <w:t>Pagina di Vittoria</w:t>
       </w:r>
+      <w:bookmarkEnd w:id="31"/>
     </w:p>
     <w:p>
       <w:pPr>
@@ -13108,6 +13400,7 @@
       <w:pPr>
         <w:pStyle w:val="Titolo3"/>
       </w:pPr>
+      <w:bookmarkStart w:id="32" w:name="_Toc223699266"/>
       <w:r>
         <w:rPr>
           <w:noProof/>
@@ -13172,6 +13465,7 @@
       <w:r>
         <w:t>Impostazioni</w:t>
       </w:r>
+      <w:bookmarkEnd w:id="32"/>
       <w:r>
         <w:t xml:space="preserve"> </w:t>
       </w:r>
@@ -13316,11 +13610,11 @@
       <w:pPr>
         <w:pStyle w:val="Titolo3"/>
       </w:pPr>
-      <w:bookmarkStart w:id="28" w:name="_Toc223099100"/>
+      <w:bookmarkStart w:id="33" w:name="_Toc223699267"/>
       <w:r>
         <w:t>Wiki</w:t>
       </w:r>
-      <w:bookmarkEnd w:id="28"/>
+      <w:bookmarkEnd w:id="33"/>
       <w:r>
         <w:t xml:space="preserve"> </w:t>
       </w:r>
@@ -13432,26 +13726,26 @@
       <w:pPr>
         <w:pStyle w:val="Titolo2"/>
       </w:pPr>
-      <w:bookmarkStart w:id="29" w:name="_Toc429059812"/>
-      <w:bookmarkStart w:id="30" w:name="_Toc220073592"/>
-      <w:bookmarkStart w:id="31" w:name="_Toc223099101"/>
+      <w:bookmarkStart w:id="34" w:name="_Toc429059812"/>
+      <w:bookmarkStart w:id="35" w:name="_Toc220073592"/>
+      <w:bookmarkStart w:id="36" w:name="_Toc223699268"/>
       <w:r>
         <w:lastRenderedPageBreak/>
         <w:t>Design procedurale</w:t>
       </w:r>
-      <w:bookmarkEnd w:id="29"/>
-      <w:bookmarkEnd w:id="30"/>
-      <w:bookmarkEnd w:id="31"/>
+      <w:bookmarkEnd w:id="34"/>
+      <w:bookmarkEnd w:id="35"/>
+      <w:bookmarkEnd w:id="36"/>
     </w:p>
     <w:p>
       <w:pPr>
         <w:pStyle w:val="Titolo3"/>
       </w:pPr>
-      <w:bookmarkStart w:id="32" w:name="_Toc223099102"/>
+      <w:bookmarkStart w:id="37" w:name="_Toc223699269"/>
       <w:r>
         <w:t>Diagramma delle classi</w:t>
       </w:r>
-      <w:bookmarkEnd w:id="32"/>
+      <w:bookmarkEnd w:id="37"/>
       <w:r>
         <w:t xml:space="preserve"> </w:t>
       </w:r>
@@ -13665,12 +13959,12 @@
       <w:pPr>
         <w:pStyle w:val="Titolo3"/>
       </w:pPr>
-      <w:bookmarkStart w:id="33" w:name="_Toc223099103"/>
+      <w:bookmarkStart w:id="38" w:name="_Toc223699270"/>
       <w:r>
         <w:lastRenderedPageBreak/>
         <w:t>Diagramma di flusso</w:t>
       </w:r>
-      <w:bookmarkEnd w:id="33"/>
+      <w:bookmarkEnd w:id="38"/>
     </w:p>
     <w:p>
       <w:pPr>
@@ -13690,9 +13984,9 @@
           <w:noProof/>
         </w:rPr>
         <w:drawing>
-          <wp:inline distT="0" distB="0" distL="0" distR="0" wp14:anchorId="3F35C804" wp14:editId="3451ADA4">
-            <wp:extent cx="4044221" cy="6722370"/>
-            <wp:effectExtent l="38100" t="38100" r="33020" b="40640"/>
+          <wp:inline distT="0" distB="0" distL="0" distR="0" wp14:anchorId="3F35C804" wp14:editId="47EB9E4D">
+            <wp:extent cx="4360759" cy="7248525"/>
+            <wp:effectExtent l="38100" t="38100" r="40005" b="28575"/>
             <wp:docPr id="6" name="Immagine 6"/>
             <wp:cNvGraphicFramePr>
               <a:graphicFrameLocks xmlns:a="http://schemas.openxmlformats.org/drawingml/2006/main" noChangeAspect="1"/>
@@ -13721,7 +14015,7 @@
                   <pic:spPr bwMode="auto">
                     <a:xfrm>
                       <a:off x="0" y="0"/>
-                      <a:ext cx="4044221" cy="6722370"/>
+                      <a:ext cx="4366991" cy="7258884"/>
                     </a:xfrm>
                     <a:prstGeom prst="rect">
                       <a:avLst/>
@@ -13788,13 +14082,13 @@
           <w:bottom w:val="single" w:sz="4" w:space="1" w:color="auto"/>
         </w:pBdr>
       </w:pPr>
-      <w:bookmarkStart w:id="34" w:name="_Toc223099104"/>
+      <w:bookmarkStart w:id="39" w:name="_Toc223699271"/>
       <w:r>
         <w:lastRenderedPageBreak/>
         <w:t>Implementazione</w:t>
       </w:r>
-      <w:bookmarkEnd w:id="10"/>
-      <w:bookmarkEnd w:id="34"/>
+      <w:bookmarkEnd w:id="9"/>
+      <w:bookmarkEnd w:id="39"/>
     </w:p>
     <w:p>
       <w:r>
@@ -13857,28 +14151,28 @@
           <w:lang w:val="it-IT"/>
         </w:rPr>
       </w:pPr>
-      <w:bookmarkStart w:id="35" w:name="_Toc461179223"/>
-      <w:bookmarkStart w:id="36" w:name="_Toc223099105"/>
+      <w:bookmarkStart w:id="40" w:name="_Toc461179223"/>
+      <w:bookmarkStart w:id="41" w:name="_Toc223699272"/>
       <w:r>
         <w:rPr>
           <w:lang w:val="it-IT"/>
         </w:rPr>
         <w:t>Test</w:t>
       </w:r>
-      <w:bookmarkEnd w:id="35"/>
-      <w:bookmarkEnd w:id="36"/>
+      <w:bookmarkEnd w:id="40"/>
+      <w:bookmarkEnd w:id="41"/>
     </w:p>
     <w:p>
       <w:pPr>
         <w:pStyle w:val="Titolo2"/>
       </w:pPr>
-      <w:bookmarkStart w:id="37" w:name="_Toc461179224"/>
-      <w:bookmarkStart w:id="38" w:name="_Toc223099106"/>
+      <w:bookmarkStart w:id="42" w:name="_Toc461179224"/>
+      <w:bookmarkStart w:id="43" w:name="_Toc223699273"/>
       <w:r>
         <w:t>Protocollo di test</w:t>
       </w:r>
-      <w:bookmarkEnd w:id="37"/>
-      <w:bookmarkEnd w:id="38"/>
+      <w:bookmarkEnd w:id="42"/>
+      <w:bookmarkEnd w:id="43"/>
     </w:p>
     <w:tbl>
       <w:tblPr>
@@ -20051,7 +20345,7 @@
           <w:lang w:val="it-IT"/>
         </w:rPr>
       </w:pPr>
-      <w:bookmarkStart w:id="39" w:name="_Toc461179225"/>
+      <w:bookmarkStart w:id="44" w:name="_Toc461179225"/>
       <w:r>
         <w:br w:type="page"/>
       </w:r>
@@ -20060,13 +20354,13 @@
       <w:pPr>
         <w:pStyle w:val="Titolo2"/>
       </w:pPr>
-      <w:bookmarkStart w:id="40" w:name="_Toc223099107"/>
+      <w:bookmarkStart w:id="45" w:name="_Toc223699274"/>
       <w:r>
         <w:lastRenderedPageBreak/>
         <w:t>Risultati test</w:t>
       </w:r>
-      <w:bookmarkEnd w:id="39"/>
-      <w:bookmarkEnd w:id="40"/>
+      <w:bookmarkEnd w:id="44"/>
+      <w:bookmarkEnd w:id="45"/>
     </w:p>
     <w:p>
       <w:pPr>
@@ -20085,16 +20379,16 @@
       <w:pPr>
         <w:pStyle w:val="Titolo2"/>
       </w:pPr>
-      <w:bookmarkStart w:id="41" w:name="_Toc461179226"/>
-      <w:bookmarkStart w:id="42" w:name="_Toc223099108"/>
+      <w:bookmarkStart w:id="46" w:name="_Toc461179226"/>
+      <w:bookmarkStart w:id="47" w:name="_Toc223699275"/>
       <w:r>
         <w:t>Mancanze</w:t>
       </w:r>
       <w:r>
         <w:t>/limitazioni conosciute</w:t>
       </w:r>
-      <w:bookmarkEnd w:id="41"/>
-      <w:bookmarkEnd w:id="42"/>
+      <w:bookmarkEnd w:id="46"/>
+      <w:bookmarkEnd w:id="47"/>
     </w:p>
     <w:p>
       <w:pPr>
@@ -20116,16 +20410,16 @@
           <w:lang w:val="it-IT"/>
         </w:rPr>
       </w:pPr>
-      <w:bookmarkStart w:id="43" w:name="_Toc461179227"/>
-      <w:bookmarkStart w:id="44" w:name="_Toc223099109"/>
+      <w:bookmarkStart w:id="48" w:name="_Toc461179227"/>
+      <w:bookmarkStart w:id="49" w:name="_Toc223699276"/>
       <w:r>
         <w:rPr>
           <w:lang w:val="it-IT"/>
         </w:rPr>
         <w:t>Consuntivo</w:t>
       </w:r>
-      <w:bookmarkEnd w:id="43"/>
-      <w:bookmarkEnd w:id="44"/>
+      <w:bookmarkEnd w:id="48"/>
+      <w:bookmarkEnd w:id="49"/>
     </w:p>
     <w:p>
       <w:pPr>
@@ -20171,16 +20465,16 @@
           <w:lang w:val="it-IT"/>
         </w:rPr>
       </w:pPr>
-      <w:bookmarkStart w:id="45" w:name="_Toc461179228"/>
-      <w:bookmarkStart w:id="46" w:name="_Toc223099110"/>
+      <w:bookmarkStart w:id="50" w:name="_Toc461179228"/>
+      <w:bookmarkStart w:id="51" w:name="_Toc223699277"/>
       <w:r>
         <w:rPr>
           <w:lang w:val="it-IT"/>
         </w:rPr>
         <w:t>Conclusioni</w:t>
       </w:r>
-      <w:bookmarkEnd w:id="45"/>
-      <w:bookmarkEnd w:id="46"/>
+      <w:bookmarkEnd w:id="50"/>
+      <w:bookmarkEnd w:id="51"/>
     </w:p>
     <w:p>
       <w:pPr>
@@ -20271,13 +20565,13 @@
       <w:pPr>
         <w:pStyle w:val="Titolo2"/>
       </w:pPr>
-      <w:bookmarkStart w:id="47" w:name="_Toc461179229"/>
-      <w:bookmarkStart w:id="48" w:name="_Toc223099111"/>
+      <w:bookmarkStart w:id="52" w:name="_Toc461179229"/>
+      <w:bookmarkStart w:id="53" w:name="_Toc223699278"/>
       <w:r>
         <w:t>Sviluppi futuri</w:t>
       </w:r>
-      <w:bookmarkEnd w:id="47"/>
-      <w:bookmarkEnd w:id="48"/>
+      <w:bookmarkEnd w:id="52"/>
+      <w:bookmarkEnd w:id="53"/>
     </w:p>
     <w:p>
       <w:pPr>
@@ -20296,13 +20590,13 @@
       <w:pPr>
         <w:pStyle w:val="Titolo2"/>
       </w:pPr>
-      <w:bookmarkStart w:id="49" w:name="_Toc461179230"/>
-      <w:bookmarkStart w:id="50" w:name="_Toc223099112"/>
+      <w:bookmarkStart w:id="54" w:name="_Toc461179230"/>
+      <w:bookmarkStart w:id="55" w:name="_Toc223699279"/>
       <w:r>
         <w:t>Considerazioni personali</w:t>
       </w:r>
-      <w:bookmarkEnd w:id="49"/>
-      <w:bookmarkEnd w:id="50"/>
+      <w:bookmarkEnd w:id="54"/>
+      <w:bookmarkEnd w:id="55"/>
     </w:p>
     <w:p>
       <w:pPr>
@@ -20330,15 +20624,15 @@
           <w:lang w:val="it-IT"/>
         </w:rPr>
       </w:pPr>
-      <w:bookmarkStart w:id="51" w:name="_Toc223099113"/>
-      <w:bookmarkStart w:id="52" w:name="_Toc461179232"/>
+      <w:bookmarkStart w:id="56" w:name="_Toc461179232"/>
+      <w:bookmarkStart w:id="57" w:name="_Toc223699280"/>
       <w:r>
         <w:rPr>
           <w:lang w:val="it-IT"/>
         </w:rPr>
         <w:t>Glossario</w:t>
       </w:r>
-      <w:bookmarkEnd w:id="51"/>
+      <w:bookmarkEnd w:id="57"/>
     </w:p>
     <w:p>
       <w:pPr>
@@ -20578,7 +20872,7 @@
           <w:lang w:val="it-IT"/>
         </w:rPr>
       </w:pPr>
-      <w:bookmarkStart w:id="53" w:name="_Toc223099114"/>
+      <w:bookmarkStart w:id="58" w:name="_Toc223699281"/>
       <w:r>
         <w:rPr>
           <w:lang w:val="it-IT"/>
@@ -20586,18 +20880,18 @@
         <w:lastRenderedPageBreak/>
         <w:t>Bibliografia</w:t>
       </w:r>
-      <w:bookmarkEnd w:id="53"/>
+      <w:bookmarkEnd w:id="58"/>
     </w:p>
     <w:p>
       <w:pPr>
         <w:pStyle w:val="Titolo2"/>
       </w:pPr>
-      <w:bookmarkStart w:id="54" w:name="_Toc223099115"/>
+      <w:bookmarkStart w:id="59" w:name="_Toc223699282"/>
       <w:r>
         <w:t>Bibliografia per articoli di riviste:</w:t>
       </w:r>
-      <w:bookmarkEnd w:id="52"/>
-      <w:bookmarkEnd w:id="54"/>
+      <w:bookmarkEnd w:id="56"/>
+      <w:bookmarkEnd w:id="59"/>
     </w:p>
     <w:p>
       <w:pPr>
@@ -20706,13 +21000,13 @@
       <w:pPr>
         <w:pStyle w:val="Titolo2"/>
       </w:pPr>
-      <w:bookmarkStart w:id="55" w:name="_Toc461179233"/>
-      <w:bookmarkStart w:id="56" w:name="_Toc223099116"/>
+      <w:bookmarkStart w:id="60" w:name="_Toc461179233"/>
+      <w:bookmarkStart w:id="61" w:name="_Toc223699283"/>
       <w:r>
         <w:t>Bibliografia per libri</w:t>
       </w:r>
-      <w:bookmarkEnd w:id="55"/>
-      <w:bookmarkEnd w:id="56"/>
+      <w:bookmarkEnd w:id="60"/>
+      <w:bookmarkEnd w:id="61"/>
     </w:p>
     <w:p>
       <w:pPr>
@@ -20837,18 +21131,18 @@
           <w:lang w:val="it-IT"/>
         </w:rPr>
       </w:pPr>
-      <w:bookmarkStart w:id="57" w:name="_Toc461179234"/>
+      <w:bookmarkStart w:id="62" w:name="_Toc461179234"/>
     </w:p>
     <w:p>
       <w:pPr>
         <w:pStyle w:val="Titolo2"/>
       </w:pPr>
-      <w:bookmarkStart w:id="58" w:name="_Toc223099117"/>
+      <w:bookmarkStart w:id="63" w:name="_Toc223699284"/>
       <w:r>
         <w:t>Sitografia</w:t>
       </w:r>
-      <w:bookmarkEnd w:id="57"/>
-      <w:bookmarkEnd w:id="58"/>
+      <w:bookmarkEnd w:id="62"/>
+      <w:bookmarkEnd w:id="63"/>
     </w:p>
     <w:p>
       <w:pPr>
@@ -21006,16 +21300,16 @@
           <w:lang w:val="it-IT"/>
         </w:rPr>
       </w:pPr>
-      <w:bookmarkStart w:id="59" w:name="_Toc461179235"/>
-      <w:bookmarkStart w:id="60" w:name="_Toc223099118"/>
+      <w:bookmarkStart w:id="64" w:name="_Toc461179235"/>
+      <w:bookmarkStart w:id="65" w:name="_Toc223699285"/>
       <w:r>
         <w:rPr>
           <w:lang w:val="it-IT"/>
         </w:rPr>
         <w:t>Allegati</w:t>
       </w:r>
-      <w:bookmarkEnd w:id="59"/>
-      <w:bookmarkEnd w:id="60"/>
+      <w:bookmarkEnd w:id="64"/>
+      <w:bookmarkEnd w:id="65"/>
     </w:p>
     <w:p>
       <w:pPr>
@@ -21414,14 +21708,7 @@
             <w:rPr>
               <w:lang w:val="fr-CH"/>
             </w:rPr>
-            <w:t xml:space="preserve">asser </w:t>
-          </w:r>
-          <w:proofErr w:type="spellStart"/>
-          <w:r>
-            <w:rPr>
-              <w:lang w:val="fr-CH"/>
-            </w:rPr>
-            <w:t>Ou</w:t>
+            <w:t>asser Ou</w:t>
           </w:r>
           <w:r>
             <w:rPr>
@@ -21445,14 +21732,7 @@
             <w:rPr>
               <w:lang w:val="fr-CH"/>
             </w:rPr>
-            <w:t>ashi</w:t>
-          </w:r>
-          <w:proofErr w:type="spellEnd"/>
-          <w:r>
-            <w:rPr>
-              <w:lang w:val="fr-CH"/>
-            </w:rPr>
-            <w:t>, Ivan</w:t>
+            <w:t>ashi, Ivan</w:t>
           </w:r>
           <w:r>
             <w:rPr>

--- a/3_Documentazione/SamtAllStars.docx
+++ b/3_Documentazione/SamtAllStars.docx
@@ -1738,13 +1738,7 @@
         <w:rPr>
           <w:noProof/>
         </w:rPr>
-        <w:t>1</w:t>
-      </w:r>
-      <w:r>
-        <w:rPr>
-          <w:noProof/>
-        </w:rPr>
-        <w:t>9</w:t>
+        <w:t>19</w:t>
       </w:r>
       <w:r>
         <w:rPr>
@@ -3985,7 +3979,13 @@
     </w:p>
     <w:p>
       <w:r>
-        <w:t>Le convenzioni adottate rientrano negli standard del genere, come la barra della vita, abilità con tempi di recupero e una super/ultimate che si carica durante la partita, rendendo il gioco immediatamente comprensibile anche a chi ha già avuto esperienze simili.</w:t>
+        <w:t>Le convenzioni adottate rientrano negli standard del genere, come la barra della vita, abilità con tempi di recupero</w:t>
+      </w:r>
+      <w:r>
+        <w:t xml:space="preserve">, </w:t>
+      </w:r>
+      <w:r>
+        <w:t>rendendo il gioco immediatamente comprensibile anche a chi ha già avuto esperienze simili.</w:t>
       </w:r>
     </w:p>
     <w:p/>
@@ -4400,51 +4400,7 @@
               <w:jc w:val="both"/>
             </w:pPr>
             <w:r>
-              <w:t xml:space="preserve">Avere le </w:t>
-            </w:r>
-            <w:proofErr w:type="spellStart"/>
-            <w:r>
-              <w:t>Voiceline</w:t>
-            </w:r>
-            <w:proofErr w:type="spellEnd"/>
-            <w:r>
-              <w:t xml:space="preserve"> dei personaggi nella loro lingua madre</w:t>
-            </w:r>
-          </w:p>
-        </w:tc>
-      </w:tr>
-      <w:tr>
-        <w:tc>
-          <w:tcPr>
-            <w:tcW w:w="1519" w:type="dxa"/>
-            <w:shd w:val="clear" w:color="auto" w:fill="D9D9D9" w:themeFill="background1" w:themeFillShade="D9"/>
-          </w:tcPr>
-          <w:p>
-            <w:pPr>
-              <w:jc w:val="both"/>
-              <w:rPr>
-                <w:b/>
-              </w:rPr>
-            </w:pPr>
-            <w:r>
-              <w:rPr>
-                <w:b/>
-              </w:rPr>
-              <w:t>005</w:t>
-            </w:r>
-          </w:p>
-        </w:tc>
-        <w:tc>
-          <w:tcPr>
-            <w:tcW w:w="8125" w:type="dxa"/>
-            <w:gridSpan w:val="5"/>
-          </w:tcPr>
-          <w:p>
-            <w:pPr>
-              <w:jc w:val="both"/>
-            </w:pPr>
-            <w:r>
-              <w:t>Avere i suoni delle ultimate</w:t>
+              <w:t>Avere le Voiceline dei personaggi nella loro lingua madre</w:t>
             </w:r>
           </w:p>
         </w:tc>
@@ -5028,13 +4984,8 @@
               <w:jc w:val="both"/>
             </w:pPr>
             <w:r>
-              <w:t xml:space="preserve">Ogni personaggio deve avere la propria </w:t>
-            </w:r>
-            <w:proofErr w:type="spellStart"/>
-            <w:r>
-              <w:t>sprite</w:t>
-            </w:r>
-            <w:proofErr w:type="spellEnd"/>
+              <w:t>Ogni personaggio deve avere la propria sprite</w:t>
+            </w:r>
           </w:p>
         </w:tc>
       </w:tr>
@@ -5645,6 +5596,7 @@
         <w:br w:type="page"/>
       </w:r>
     </w:p>
+    <w:p/>
     <w:tbl>
       <w:tblPr>
         <w:tblW w:w="9644" w:type="dxa"/>
@@ -5676,12 +5628,6 @@
         <w:tc>
           <w:tcPr>
             <w:tcW w:w="1519" w:type="dxa"/>
-            <w:tcBorders>
-              <w:top w:val="single" w:sz="2" w:space="0" w:color="auto"/>
-              <w:left w:val="single" w:sz="2" w:space="0" w:color="auto"/>
-              <w:bottom w:val="single" w:sz="2" w:space="0" w:color="auto"/>
-              <w:right w:val="single" w:sz="2" w:space="0" w:color="auto"/>
-            </w:tcBorders>
             <w:shd w:val="clear" w:color="auto" w:fill="D9D9D9" w:themeFill="background1" w:themeFillShade="D9"/>
           </w:tcPr>
           <w:p>
@@ -5697,7 +5643,6 @@
                 <w:b/>
                 <w:bCs/>
               </w:rPr>
-              <w:lastRenderedPageBreak/>
               <w:t>Requisito</w:t>
             </w:r>
           </w:p>
@@ -5705,12 +5650,6 @@
         <w:tc>
           <w:tcPr>
             <w:tcW w:w="3497" w:type="dxa"/>
-            <w:tcBorders>
-              <w:top w:val="single" w:sz="2" w:space="0" w:color="auto"/>
-              <w:left w:val="single" w:sz="2" w:space="0" w:color="auto"/>
-              <w:bottom w:val="single" w:sz="2" w:space="0" w:color="auto"/>
-              <w:right w:val="single" w:sz="2" w:space="0" w:color="auto"/>
-            </w:tcBorders>
           </w:tcPr>
           <w:p>
             <w:pPr>
@@ -5729,81 +5668,58 @@
               <w:t>-0</w:t>
             </w:r>
             <w:r>
-              <w:t>03.2</w:t>
+              <w:t>03.</w:t>
+            </w:r>
+            <w:r>
+              <w:t>2</w:t>
             </w:r>
           </w:p>
         </w:tc>
         <w:tc>
           <w:tcPr>
             <w:tcW w:w="1417" w:type="dxa"/>
-            <w:tcBorders>
-              <w:top w:val="single" w:sz="2" w:space="0" w:color="auto"/>
-              <w:left w:val="single" w:sz="2" w:space="0" w:color="auto"/>
-              <w:bottom w:val="single" w:sz="2" w:space="0" w:color="auto"/>
-              <w:right w:val="single" w:sz="2" w:space="0" w:color="auto"/>
-            </w:tcBorders>
             <w:shd w:val="clear" w:color="auto" w:fill="D9D9D9" w:themeFill="background1" w:themeFillShade="D9"/>
           </w:tcPr>
           <w:p>
             <w:pPr>
               <w:jc w:val="both"/>
+            </w:pPr>
+            <w:r>
               <w:rPr>
                 <w:b/>
                 <w:bCs/>
               </w:rPr>
+              <w:t>Priorità</w:t>
+            </w:r>
+          </w:p>
+        </w:tc>
+        <w:tc>
+          <w:tcPr>
+            <w:tcW w:w="567" w:type="dxa"/>
+          </w:tcPr>
+          <w:p>
+            <w:pPr>
+              <w:jc w:val="both"/>
+            </w:pPr>
+            <w:r>
+              <w:t>1</w:t>
+            </w:r>
+          </w:p>
+        </w:tc>
+        <w:tc>
+          <w:tcPr>
+            <w:tcW w:w="1299" w:type="dxa"/>
+            <w:shd w:val="clear" w:color="auto" w:fill="D9D9D9" w:themeFill="background1" w:themeFillShade="D9"/>
+          </w:tcPr>
+          <w:p>
+            <w:pPr>
+              <w:jc w:val="both"/>
             </w:pPr>
             <w:r>
               <w:rPr>
                 <w:b/>
                 <w:bCs/>
               </w:rPr>
-              <w:t>Priorità</w:t>
-            </w:r>
-          </w:p>
-        </w:tc>
-        <w:tc>
-          <w:tcPr>
-            <w:tcW w:w="567" w:type="dxa"/>
-            <w:tcBorders>
-              <w:top w:val="single" w:sz="2" w:space="0" w:color="auto"/>
-              <w:left w:val="single" w:sz="2" w:space="0" w:color="auto"/>
-              <w:bottom w:val="single" w:sz="2" w:space="0" w:color="auto"/>
-              <w:right w:val="single" w:sz="2" w:space="0" w:color="auto"/>
-            </w:tcBorders>
-          </w:tcPr>
-          <w:p>
-            <w:pPr>
-              <w:jc w:val="both"/>
-            </w:pPr>
-            <w:r>
-              <w:t>3</w:t>
-            </w:r>
-          </w:p>
-        </w:tc>
-        <w:tc>
-          <w:tcPr>
-            <w:tcW w:w="1299" w:type="dxa"/>
-            <w:tcBorders>
-              <w:top w:val="single" w:sz="2" w:space="0" w:color="auto"/>
-              <w:left w:val="single" w:sz="2" w:space="0" w:color="auto"/>
-              <w:bottom w:val="single" w:sz="2" w:space="0" w:color="auto"/>
-              <w:right w:val="single" w:sz="2" w:space="0" w:color="auto"/>
-            </w:tcBorders>
-            <w:shd w:val="clear" w:color="auto" w:fill="D9D9D9" w:themeFill="background1" w:themeFillShade="D9"/>
-          </w:tcPr>
-          <w:p>
-            <w:pPr>
-              <w:jc w:val="both"/>
-              <w:rPr>
-                <w:b/>
-                <w:bCs/>
-              </w:rPr>
-            </w:pPr>
-            <w:r>
-              <w:rPr>
-                <w:b/>
-                <w:bCs/>
-              </w:rPr>
               <w:t>Versione</w:t>
             </w:r>
           </w:p>
@@ -5811,12 +5727,6 @@
         <w:tc>
           <w:tcPr>
             <w:tcW w:w="1345" w:type="dxa"/>
-            <w:tcBorders>
-              <w:top w:val="single" w:sz="2" w:space="0" w:color="auto"/>
-              <w:left w:val="single" w:sz="2" w:space="0" w:color="auto"/>
-              <w:bottom w:val="single" w:sz="2" w:space="0" w:color="auto"/>
-              <w:right w:val="single" w:sz="2" w:space="0" w:color="auto"/>
-            </w:tcBorders>
           </w:tcPr>
           <w:p>
             <w:pPr>
@@ -5861,7 +5771,7 @@
               <w:jc w:val="both"/>
             </w:pPr>
             <w:r>
-              <w:t>Ultimate</w:t>
+              <w:t>Statistiche</w:t>
             </w:r>
           </w:p>
         </w:tc>
@@ -5899,7 +5809,7 @@
               <w:jc w:val="both"/>
             </w:pPr>
             <w:r>
-              <w:t>Ogni ultimate deve essere ben implementata</w:t>
+              <w:t>Ogni personaggio deve avere le statistiche definite</w:t>
             </w:r>
           </w:p>
         </w:tc>
@@ -5957,7 +5867,7 @@
               <w:jc w:val="both"/>
             </w:pPr>
             <w:r>
-              <w:t>Ogni ultimate deve avere le proprie caratteristiche (durata e danno).</w:t>
+              <w:t>Ogni personaggio deve avere la vita definita</w:t>
             </w:r>
           </w:p>
         </w:tc>
@@ -5993,79 +5903,7 @@
               <w:jc w:val="both"/>
             </w:pPr>
             <w:r>
-              <w:t>Ogni ultimate deve avere una propria animazione</w:t>
-            </w:r>
-          </w:p>
-        </w:tc>
-      </w:tr>
-      <w:tr>
-        <w:tc>
-          <w:tcPr>
-            <w:tcW w:w="1519" w:type="dxa"/>
-            <w:shd w:val="clear" w:color="auto" w:fill="D9D9D9" w:themeFill="background1" w:themeFillShade="D9"/>
-          </w:tcPr>
-          <w:p>
-            <w:pPr>
-              <w:jc w:val="both"/>
-              <w:rPr>
-                <w:b/>
-              </w:rPr>
-            </w:pPr>
-            <w:r>
-              <w:rPr>
-                <w:b/>
-              </w:rPr>
-              <w:t>003</w:t>
-            </w:r>
-          </w:p>
-        </w:tc>
-        <w:tc>
-          <w:tcPr>
-            <w:tcW w:w="8125" w:type="dxa"/>
-            <w:gridSpan w:val="5"/>
-          </w:tcPr>
-          <w:p>
-            <w:pPr>
-              <w:jc w:val="both"/>
-            </w:pPr>
-            <w:r>
-              <w:t>Ogni ultimate deve avere una descrizione completa</w:t>
-            </w:r>
-          </w:p>
-        </w:tc>
-      </w:tr>
-      <w:tr>
-        <w:tc>
-          <w:tcPr>
-            <w:tcW w:w="1519" w:type="dxa"/>
-            <w:shd w:val="clear" w:color="auto" w:fill="D9D9D9" w:themeFill="background1" w:themeFillShade="D9"/>
-          </w:tcPr>
-          <w:p>
-            <w:pPr>
-              <w:jc w:val="both"/>
-              <w:rPr>
-                <w:b/>
-              </w:rPr>
-            </w:pPr>
-            <w:r>
-              <w:rPr>
-                <w:b/>
-              </w:rPr>
-              <w:t>004</w:t>
-            </w:r>
-          </w:p>
-        </w:tc>
-        <w:tc>
-          <w:tcPr>
-            <w:tcW w:w="8125" w:type="dxa"/>
-            <w:gridSpan w:val="5"/>
-          </w:tcPr>
-          <w:p>
-            <w:pPr>
-              <w:jc w:val="both"/>
-            </w:pPr>
-            <w:r>
-              <w:t>Ogni ultimate deve avere un nome</w:t>
+              <w:t>Ogni personaggio deve avere la velocità definita</w:t>
             </w:r>
           </w:p>
         </w:tc>
@@ -6143,7 +5981,7 @@
               <w:t>-0</w:t>
             </w:r>
             <w:r>
-              <w:t>03.3</w:t>
+              <w:t>04</w:t>
             </w:r>
           </w:p>
         </w:tc>
@@ -6243,7 +6081,7 @@
               <w:jc w:val="both"/>
             </w:pPr>
             <w:r>
-              <w:t>Statistiche</w:t>
+              <w:t>Movimenti personaggio</w:t>
             </w:r>
           </w:p>
         </w:tc>
@@ -6281,7 +6119,7 @@
               <w:jc w:val="both"/>
             </w:pPr>
             <w:r>
-              <w:t>Ogni personaggio deve avere le statistiche definite</w:t>
+              <w:t>L’utente deve poter controllare il personaggio</w:t>
             </w:r>
           </w:p>
         </w:tc>
@@ -6339,7 +6177,7 @@
               <w:jc w:val="both"/>
             </w:pPr>
             <w:r>
-              <w:t>Ogni personaggio deve avere la vita definita</w:t>
+              <w:t>L’utente deve poter muovere il personaggio</w:t>
             </w:r>
           </w:p>
         </w:tc>
@@ -6375,7 +6213,7 @@
               <w:jc w:val="both"/>
             </w:pPr>
             <w:r>
-              <w:t>Ogni personaggio deve avere la velocità definita</w:t>
+              <w:t>L’utente deve poter saltare</w:t>
             </w:r>
           </w:p>
         </w:tc>
@@ -6411,48 +6249,11 @@
               <w:jc w:val="both"/>
             </w:pPr>
             <w:r>
-              <w:t xml:space="preserve">Ogni personaggio deve avere l’ultimate </w:t>
-            </w:r>
-            <w:proofErr w:type="spellStart"/>
-            <w:r>
-              <w:t>multipier</w:t>
-            </w:r>
-            <w:proofErr w:type="spellEnd"/>
-            <w:r>
-              <w:t xml:space="preserve"> definito</w:t>
+              <w:t>L’utente deve poter fare il dash</w:t>
             </w:r>
           </w:p>
         </w:tc>
       </w:tr>
-    </w:tbl>
-    <w:p/>
-    <w:tbl>
-      <w:tblPr>
-        <w:tblW w:w="9644" w:type="dxa"/>
-        <w:tblInd w:w="-8" w:type="dxa"/>
-        <w:tblBorders>
-          <w:top w:val="single" w:sz="2" w:space="0" w:color="auto"/>
-          <w:left w:val="single" w:sz="2" w:space="0" w:color="auto"/>
-          <w:bottom w:val="single" w:sz="2" w:space="0" w:color="auto"/>
-          <w:right w:val="single" w:sz="2" w:space="0" w:color="auto"/>
-          <w:insideH w:val="single" w:sz="2" w:space="0" w:color="auto"/>
-          <w:insideV w:val="single" w:sz="2" w:space="0" w:color="auto"/>
-        </w:tblBorders>
-        <w:tblLayout w:type="fixed"/>
-        <w:tblCellMar>
-          <w:top w:w="57" w:type="dxa"/>
-          <w:bottom w:w="57" w:type="dxa"/>
-        </w:tblCellMar>
-        <w:tblLook w:val="00A0" w:firstRow="1" w:lastRow="0" w:firstColumn="1" w:lastColumn="0" w:noHBand="0" w:noVBand="0"/>
-      </w:tblPr>
-      <w:tblGrid>
-        <w:gridCol w:w="1519"/>
-        <w:gridCol w:w="3497"/>
-        <w:gridCol w:w="1417"/>
-        <w:gridCol w:w="567"/>
-        <w:gridCol w:w="1299"/>
-        <w:gridCol w:w="1345"/>
-      </w:tblGrid>
       <w:tr>
         <w:tc>
           <w:tcPr>
@@ -6464,102 +6265,27 @@
               <w:jc w:val="both"/>
               <w:rPr>
                 <w:b/>
-                <w:bCs/>
-              </w:rPr>
-            </w:pPr>
-            <w:r>
-              <w:rPr>
-                <w:b/>
-                <w:bCs/>
-              </w:rPr>
-              <w:t>Requisito</w:t>
-            </w:r>
-          </w:p>
-        </w:tc>
-        <w:tc>
-          <w:tcPr>
-            <w:tcW w:w="3497" w:type="dxa"/>
-          </w:tcPr>
-          <w:p>
-            <w:pPr>
-              <w:tabs>
-                <w:tab w:val="left" w:pos="2300"/>
-              </w:tabs>
-              <w:jc w:val="both"/>
-            </w:pPr>
-            <w:r>
-              <w:t>R</w:t>
-            </w:r>
-            <w:r>
-              <w:t>eq</w:t>
-            </w:r>
-            <w:r>
-              <w:t>-0</w:t>
-            </w:r>
-            <w:r>
-              <w:t>04</w:t>
-            </w:r>
-          </w:p>
-        </w:tc>
-        <w:tc>
-          <w:tcPr>
-            <w:tcW w:w="1417" w:type="dxa"/>
-            <w:shd w:val="clear" w:color="auto" w:fill="D9D9D9" w:themeFill="background1" w:themeFillShade="D9"/>
-          </w:tcPr>
-          <w:p>
-            <w:pPr>
-              <w:jc w:val="both"/>
-            </w:pPr>
-            <w:r>
-              <w:rPr>
-                <w:b/>
-                <w:bCs/>
-              </w:rPr>
-              <w:t>Priorità</w:t>
-            </w:r>
-          </w:p>
-        </w:tc>
-        <w:tc>
-          <w:tcPr>
-            <w:tcW w:w="567" w:type="dxa"/>
-          </w:tcPr>
-          <w:p>
-            <w:pPr>
-              <w:jc w:val="both"/>
-            </w:pPr>
-            <w:r>
-              <w:t>1</w:t>
-            </w:r>
-          </w:p>
-        </w:tc>
-        <w:tc>
-          <w:tcPr>
-            <w:tcW w:w="1299" w:type="dxa"/>
-            <w:shd w:val="clear" w:color="auto" w:fill="D9D9D9" w:themeFill="background1" w:themeFillShade="D9"/>
-          </w:tcPr>
-          <w:p>
-            <w:pPr>
-              <w:jc w:val="both"/>
-            </w:pPr>
-            <w:r>
-              <w:rPr>
-                <w:b/>
-                <w:bCs/>
-              </w:rPr>
-              <w:t>Versione</w:t>
-            </w:r>
-          </w:p>
-        </w:tc>
-        <w:tc>
-          <w:tcPr>
-            <w:tcW w:w="1345" w:type="dxa"/>
-          </w:tcPr>
-          <w:p>
-            <w:pPr>
-              <w:jc w:val="both"/>
-            </w:pPr>
-            <w:r>
-              <w:t>1.0</w:t>
+              </w:rPr>
+            </w:pPr>
+            <w:r>
+              <w:rPr>
+                <w:b/>
+              </w:rPr>
+              <w:t>004</w:t>
+            </w:r>
+          </w:p>
+        </w:tc>
+        <w:tc>
+          <w:tcPr>
+            <w:tcW w:w="8125" w:type="dxa"/>
+            <w:gridSpan w:val="5"/>
+          </w:tcPr>
+          <w:p>
+            <w:pPr>
+              <w:jc w:val="both"/>
+            </w:pPr>
+            <w:r>
+              <w:t>L’utente deve poter tirare i pugni</w:t>
             </w:r>
           </w:p>
         </w:tc>
@@ -6575,15 +6301,13 @@
               <w:jc w:val="both"/>
               <w:rPr>
                 <w:b/>
-                <w:bCs/>
-              </w:rPr>
-            </w:pPr>
-            <w:r>
-              <w:rPr>
-                <w:b/>
-                <w:bCs/>
-              </w:rPr>
-              <w:t>Nome</w:t>
+              </w:rPr>
+            </w:pPr>
+            <w:r>
+              <w:rPr>
+                <w:b/>
+              </w:rPr>
+              <w:t>005</w:t>
             </w:r>
           </w:p>
         </w:tc>
@@ -6594,10 +6318,10 @@
           </w:tcPr>
           <w:p>
             <w:pPr>
-              <w:jc w:val="both"/>
-            </w:pPr>
-            <w:r>
-              <w:t>Movimenti personaggio</w:t>
+              <w:spacing w:line="278" w:lineRule="auto"/>
+            </w:pPr>
+            <w:r>
+              <w:t>L’utente deve poter tirare calci</w:t>
             </w:r>
           </w:p>
         </w:tc>
@@ -6613,15 +6337,13 @@
               <w:jc w:val="both"/>
               <w:rPr>
                 <w:b/>
-                <w:bCs/>
-              </w:rPr>
-            </w:pPr>
-            <w:r>
-              <w:rPr>
-                <w:b/>
-                <w:bCs/>
-              </w:rPr>
-              <w:t>Note</w:t>
+              </w:rPr>
+            </w:pPr>
+            <w:r>
+              <w:rPr>
+                <w:b/>
+              </w:rPr>
+              <w:t>006</w:t>
             </w:r>
           </w:p>
         </w:tc>
@@ -6632,289 +6354,10 @@
           </w:tcPr>
           <w:p>
             <w:pPr>
-              <w:jc w:val="both"/>
-            </w:pPr>
-            <w:r>
-              <w:t>L’utente deve poter controllare il personaggio</w:t>
-            </w:r>
-          </w:p>
-        </w:tc>
-      </w:tr>
-      <w:tr>
-        <w:tc>
-          <w:tcPr>
-            <w:tcW w:w="9644" w:type="dxa"/>
-            <w:gridSpan w:val="6"/>
-          </w:tcPr>
-          <w:p>
-            <w:pPr>
-              <w:jc w:val="both"/>
-              <w:rPr>
-                <w:b/>
-              </w:rPr>
-            </w:pPr>
-            <w:r>
-              <w:rPr>
-                <w:b/>
-              </w:rPr>
-              <w:t>Sotto requisiti</w:t>
-            </w:r>
-          </w:p>
-        </w:tc>
-      </w:tr>
-      <w:tr>
-        <w:tc>
-          <w:tcPr>
-            <w:tcW w:w="1519" w:type="dxa"/>
-            <w:shd w:val="clear" w:color="auto" w:fill="D9D9D9" w:themeFill="background1" w:themeFillShade="D9"/>
-          </w:tcPr>
-          <w:p>
-            <w:pPr>
-              <w:jc w:val="both"/>
-              <w:rPr>
-                <w:b/>
-              </w:rPr>
-            </w:pPr>
-            <w:r>
-              <w:rPr>
-                <w:b/>
-              </w:rPr>
-              <w:t>001</w:t>
-            </w:r>
-          </w:p>
-        </w:tc>
-        <w:tc>
-          <w:tcPr>
-            <w:tcW w:w="8125" w:type="dxa"/>
-            <w:gridSpan w:val="5"/>
-          </w:tcPr>
-          <w:p>
-            <w:pPr>
-              <w:jc w:val="both"/>
-            </w:pPr>
-            <w:r>
-              <w:t>L’utente deve poter muovere il personaggio</w:t>
-            </w:r>
-          </w:p>
-        </w:tc>
-      </w:tr>
-      <w:tr>
-        <w:tc>
-          <w:tcPr>
-            <w:tcW w:w="1519" w:type="dxa"/>
-            <w:shd w:val="clear" w:color="auto" w:fill="D9D9D9" w:themeFill="background1" w:themeFillShade="D9"/>
-          </w:tcPr>
-          <w:p>
-            <w:pPr>
-              <w:jc w:val="both"/>
-              <w:rPr>
-                <w:b/>
-              </w:rPr>
-            </w:pPr>
-            <w:r>
-              <w:rPr>
-                <w:b/>
-              </w:rPr>
-              <w:t>002</w:t>
-            </w:r>
-          </w:p>
-        </w:tc>
-        <w:tc>
-          <w:tcPr>
-            <w:tcW w:w="8125" w:type="dxa"/>
-            <w:gridSpan w:val="5"/>
-          </w:tcPr>
-          <w:p>
-            <w:pPr>
-              <w:jc w:val="both"/>
-            </w:pPr>
-            <w:r>
-              <w:t>L’utente deve poter saltare</w:t>
-            </w:r>
-          </w:p>
-        </w:tc>
-      </w:tr>
-      <w:tr>
-        <w:tc>
-          <w:tcPr>
-            <w:tcW w:w="1519" w:type="dxa"/>
-            <w:shd w:val="clear" w:color="auto" w:fill="D9D9D9" w:themeFill="background1" w:themeFillShade="D9"/>
-          </w:tcPr>
-          <w:p>
-            <w:pPr>
-              <w:jc w:val="both"/>
-              <w:rPr>
-                <w:b/>
-              </w:rPr>
-            </w:pPr>
-            <w:r>
-              <w:rPr>
-                <w:b/>
-              </w:rPr>
-              <w:t>003</w:t>
-            </w:r>
-          </w:p>
-        </w:tc>
-        <w:tc>
-          <w:tcPr>
-            <w:tcW w:w="8125" w:type="dxa"/>
-            <w:gridSpan w:val="5"/>
-          </w:tcPr>
-          <w:p>
-            <w:pPr>
-              <w:jc w:val="both"/>
-            </w:pPr>
-            <w:r>
-              <w:t xml:space="preserve">L’utente deve poter fare il </w:t>
-            </w:r>
-            <w:proofErr w:type="spellStart"/>
-            <w:r>
-              <w:t>dash</w:t>
-            </w:r>
-            <w:proofErr w:type="spellEnd"/>
-          </w:p>
-        </w:tc>
-      </w:tr>
-      <w:tr>
-        <w:tc>
-          <w:tcPr>
-            <w:tcW w:w="1519" w:type="dxa"/>
-            <w:shd w:val="clear" w:color="auto" w:fill="D9D9D9" w:themeFill="background1" w:themeFillShade="D9"/>
-          </w:tcPr>
-          <w:p>
-            <w:pPr>
-              <w:jc w:val="both"/>
-              <w:rPr>
-                <w:b/>
-              </w:rPr>
-            </w:pPr>
-            <w:r>
-              <w:rPr>
-                <w:b/>
-              </w:rPr>
-              <w:t>004</w:t>
-            </w:r>
-          </w:p>
-        </w:tc>
-        <w:tc>
-          <w:tcPr>
-            <w:tcW w:w="8125" w:type="dxa"/>
-            <w:gridSpan w:val="5"/>
-          </w:tcPr>
-          <w:p>
-            <w:pPr>
-              <w:jc w:val="both"/>
-            </w:pPr>
-            <w:r>
-              <w:t>L’utente deve poter tirare i pugni</w:t>
-            </w:r>
-          </w:p>
-        </w:tc>
-      </w:tr>
-      <w:tr>
-        <w:tc>
-          <w:tcPr>
-            <w:tcW w:w="1519" w:type="dxa"/>
-            <w:shd w:val="clear" w:color="auto" w:fill="D9D9D9" w:themeFill="background1" w:themeFillShade="D9"/>
-          </w:tcPr>
-          <w:p>
-            <w:pPr>
-              <w:jc w:val="both"/>
-              <w:rPr>
-                <w:b/>
-              </w:rPr>
-            </w:pPr>
-            <w:r>
-              <w:rPr>
-                <w:b/>
-              </w:rPr>
-              <w:t>005</w:t>
-            </w:r>
-          </w:p>
-        </w:tc>
-        <w:tc>
-          <w:tcPr>
-            <w:tcW w:w="8125" w:type="dxa"/>
-            <w:gridSpan w:val="5"/>
-          </w:tcPr>
-          <w:p>
-            <w:pPr>
               <w:spacing w:line="278" w:lineRule="auto"/>
             </w:pPr>
             <w:r>
-              <w:t>L’utente deve poter tirare calci</w:t>
-            </w:r>
-          </w:p>
-        </w:tc>
-      </w:tr>
-      <w:tr>
-        <w:tc>
-          <w:tcPr>
-            <w:tcW w:w="1519" w:type="dxa"/>
-            <w:shd w:val="clear" w:color="auto" w:fill="D9D9D9" w:themeFill="background1" w:themeFillShade="D9"/>
-          </w:tcPr>
-          <w:p>
-            <w:pPr>
-              <w:jc w:val="both"/>
-              <w:rPr>
-                <w:b/>
-              </w:rPr>
-            </w:pPr>
-            <w:r>
-              <w:rPr>
-                <w:b/>
-              </w:rPr>
-              <w:t>006</w:t>
-            </w:r>
-          </w:p>
-        </w:tc>
-        <w:tc>
-          <w:tcPr>
-            <w:tcW w:w="8125" w:type="dxa"/>
-            <w:gridSpan w:val="5"/>
-          </w:tcPr>
-          <w:p>
-            <w:pPr>
-              <w:spacing w:line="278" w:lineRule="auto"/>
-            </w:pPr>
-            <w:r>
               <w:t>L’utente deve poter usare l’abilità</w:t>
-            </w:r>
-          </w:p>
-        </w:tc>
-      </w:tr>
-      <w:tr>
-        <w:tc>
-          <w:tcPr>
-            <w:tcW w:w="1519" w:type="dxa"/>
-            <w:shd w:val="clear" w:color="auto" w:fill="D9D9D9" w:themeFill="background1" w:themeFillShade="D9"/>
-          </w:tcPr>
-          <w:p>
-            <w:pPr>
-              <w:jc w:val="both"/>
-              <w:rPr>
-                <w:b/>
-              </w:rPr>
-            </w:pPr>
-            <w:r>
-              <w:rPr>
-                <w:b/>
-              </w:rPr>
-              <w:t>007</w:t>
-            </w:r>
-          </w:p>
-        </w:tc>
-        <w:tc>
-          <w:tcPr>
-            <w:tcW w:w="8125" w:type="dxa"/>
-            <w:gridSpan w:val="5"/>
-          </w:tcPr>
-          <w:p>
-            <w:pPr>
-              <w:jc w:val="both"/>
-            </w:pPr>
-            <w:r>
-              <w:t>L’utente deve poter usare l’ultimate</w:t>
             </w:r>
           </w:p>
         </w:tc>
@@ -10447,7 +9890,7 @@
           <w:sz w:val="24"/>
           <w:szCs w:val="24"/>
         </w:rPr>
-        <w:t xml:space="preserve"> di personaggio prima </w:t>
+        <w:t xml:space="preserve"> di </w:t>
       </w:r>
       <w:proofErr w:type="spellStart"/>
       <w:r>
@@ -10457,7 +9900,7 @@
           <w:sz w:val="24"/>
           <w:szCs w:val="24"/>
         </w:rPr>
-        <w:t>della</w:t>
+        <w:t>personaggio</w:t>
       </w:r>
       <w:proofErr w:type="spellEnd"/>
       <w:r>
@@ -10467,62 +9910,19 @@
           <w:sz w:val="24"/>
           <w:szCs w:val="24"/>
         </w:rPr>
-        <w:t xml:space="preserve"> partita</w:t>
-      </w:r>
-    </w:p>
-    <w:p>
-      <w:r>
-        <w:t>Come giocatore, voglio scegliere il personaggio prima di iniziare il match, così da giocare con lo stile che preferisco.</w:t>
-      </w:r>
-    </w:p>
-    <w:p/>
-    <w:p>
-      <w:r>
-        <w:rPr>
-          <w:b/>
-          <w:bCs/>
-        </w:rPr>
-        <w:t>Criteri d’accettazione</w:t>
-      </w:r>
-      <w:r>
-        <w:t>:</w:t>
-      </w:r>
-    </w:p>
-    <w:p>
-      <w:r>
-        <w:t>- Dato che sto avviando una partita, quando entro nella schermata di selezione, allora vedo i 4 personaggi disponibili.</w:t>
-      </w:r>
-    </w:p>
-    <w:p>
-      <w:r>
-        <w:t>- Dato che mi trovo nella schermata di scelta, quando cambio idea, allora posso tornare indietro senza errori.</w:t>
-      </w:r>
-    </w:p>
-    <w:p>
-      <w:r>
-        <w:t>- Dato che entrambi i giocatori stanno scegliendo, quando completano la selezione, allora il sistema mostra chiaramente chi ha scelto quale personaggio.</w:t>
-      </w:r>
-    </w:p>
-    <w:p>
-      <w:r>
-        <w:t>- Dato che due giocatori selezionano lo stesso personaggio, quando confermano la scelta, allora la partita può comunque essere avviata.</w:t>
-      </w:r>
-    </w:p>
-    <w:p>
-      <w:r>
-        <w:br w:type="page"/>
-      </w:r>
-    </w:p>
-    <w:p>
-      <w:pPr>
-        <w:pStyle w:val="Nessunaspaziatura"/>
+        <w:t xml:space="preserve"> prima </w:t>
+      </w:r>
+      <w:proofErr w:type="spellStart"/>
+      <w:r>
         <w:rPr>
           <w:b/>
           <w:bCs/>
           <w:sz w:val="24"/>
           <w:szCs w:val="24"/>
         </w:rPr>
-      </w:pPr>
+        <w:t>della</w:t>
+      </w:r>
+      <w:proofErr w:type="spellEnd"/>
       <w:r>
         <w:rPr>
           <w:b/>
@@ -10530,20 +9930,62 @@
           <w:sz w:val="24"/>
           <w:szCs w:val="24"/>
         </w:rPr>
-        <w:lastRenderedPageBreak/>
-        <w:t xml:space="preserve">US-05 — </w:t>
-      </w:r>
-      <w:proofErr w:type="spellStart"/>
-      <w:r>
+        <w:t xml:space="preserve"> partita</w:t>
+      </w:r>
+    </w:p>
+    <w:p>
+      <w:r>
+        <w:t>Come giocatore, voglio scegliere il personaggio prima di iniziare il match, così da giocare con lo stile che preferisco.</w:t>
+      </w:r>
+    </w:p>
+    <w:p/>
+    <w:p>
+      <w:r>
+        <w:rPr>
+          <w:b/>
+          <w:bCs/>
+        </w:rPr>
+        <w:t>Criteri d’accettazione</w:t>
+      </w:r>
+      <w:r>
+        <w:t>:</w:t>
+      </w:r>
+    </w:p>
+    <w:p>
+      <w:r>
+        <w:t>- Dato che sto avviando una partita, quando entro nella schermata di selezione, allora vedo i 4 personaggi disponibili.</w:t>
+      </w:r>
+    </w:p>
+    <w:p>
+      <w:r>
+        <w:t>- Dato che mi trovo nella schermata di scelta, quando cambio idea, allora posso tornare indietro senza errori.</w:t>
+      </w:r>
+    </w:p>
+    <w:p>
+      <w:r>
+        <w:t>- Dato che entrambi i giocatori stanno scegliendo, quando completano la selezione, allora il sistema mostra chiaramente chi ha scelto quale personaggio.</w:t>
+      </w:r>
+    </w:p>
+    <w:p>
+      <w:r>
+        <w:t>- Dato che due giocatori selezionano lo stesso personaggio, quando confermano la scelta, allora la partita può comunque essere avviata.</w:t>
+      </w:r>
+    </w:p>
+    <w:p>
+      <w:r>
+        <w:br w:type="page"/>
+      </w:r>
+    </w:p>
+    <w:p>
+      <w:pPr>
+        <w:pStyle w:val="Nessunaspaziatura"/>
         <w:rPr>
           <w:b/>
           <w:bCs/>
           <w:sz w:val="24"/>
           <w:szCs w:val="24"/>
         </w:rPr>
-        <w:t>Scelta</w:t>
-      </w:r>
-      <w:proofErr w:type="spellEnd"/>
+      </w:pPr>
       <w:r>
         <w:rPr>
           <w:b/>
@@ -10551,7 +9993,8 @@
           <w:sz w:val="24"/>
           <w:szCs w:val="24"/>
         </w:rPr>
-        <w:t xml:space="preserve"> </w:t>
+        <w:lastRenderedPageBreak/>
+        <w:t xml:space="preserve">US-05 — </w:t>
       </w:r>
       <w:proofErr w:type="spellStart"/>
       <w:r>
@@ -10561,7 +10004,7 @@
           <w:sz w:val="24"/>
           <w:szCs w:val="24"/>
         </w:rPr>
-        <w:t>della</w:t>
+        <w:t>Scelta</w:t>
       </w:r>
       <w:proofErr w:type="spellEnd"/>
       <w:r>
@@ -10581,62 +10024,19 @@
           <w:sz w:val="24"/>
           <w:szCs w:val="24"/>
         </w:rPr>
-        <w:t>mappa</w:t>
+        <w:t>della</w:t>
       </w:r>
       <w:proofErr w:type="spellEnd"/>
-    </w:p>
-    <w:p>
-      <w:r>
-        <w:t>Come giocatore, voglio scegliere la mappa del combattimento, così da decidere l’arena in cui giocare.</w:t>
-      </w:r>
-    </w:p>
-    <w:p/>
-    <w:p>
-      <w:r>
-        <w:rPr>
-          <w:b/>
-          <w:bCs/>
-        </w:rPr>
-        <w:t>Criteri d’accettazione</w:t>
-      </w:r>
-      <w:r>
-        <w:t>:</w:t>
-      </w:r>
-    </w:p>
-    <w:p>
-      <w:r>
-        <w:t>- Dato che ho completato la scelta del personaggio, quando apro la schermata mappe, allora vedo 4 mappe tra cui scegliere.</w:t>
-      </w:r>
-    </w:p>
-    <w:p>
-      <w:r>
-        <w:t>- Dato che seleziono una mappa, quando confermo la scelta, allora il sistema evidenzia chiaramente quale arena verrà usata.</w:t>
-      </w:r>
-    </w:p>
-    <w:p>
-      <w:r>
-        <w:t>- Dato che avvio la partita, quando il match comincia, allora viene caricata la mappa selezionata.</w:t>
-      </w:r>
-    </w:p>
-    <w:p/>
-    <w:p>
-      <w:pPr>
-        <w:rPr>
-          <w:sz w:val="24"/>
-          <w:szCs w:val="24"/>
-        </w:rPr>
-      </w:pPr>
-    </w:p>
-    <w:p>
-      <w:pPr>
-        <w:pStyle w:val="Nessunaspaziatura"/>
+      <w:r>
         <w:rPr>
           <w:b/>
           <w:bCs/>
           <w:sz w:val="24"/>
           <w:szCs w:val="24"/>
         </w:rPr>
-      </w:pPr>
+        <w:t xml:space="preserve"> </w:t>
+      </w:r>
+      <w:proofErr w:type="spellStart"/>
       <w:r>
         <w:rPr>
           <w:b/>
@@ -10644,19 +10044,62 @@
           <w:sz w:val="24"/>
           <w:szCs w:val="24"/>
         </w:rPr>
-        <w:t xml:space="preserve">US-06 — </w:t>
-      </w:r>
-      <w:proofErr w:type="spellStart"/>
-      <w:r>
+        <w:t>mappa</w:t>
+      </w:r>
+      <w:proofErr w:type="spellEnd"/>
+    </w:p>
+    <w:p>
+      <w:r>
+        <w:t>Come giocatore, voglio scegliere la mappa del combattimento, così da decidere l’arena in cui giocare.</w:t>
+      </w:r>
+    </w:p>
+    <w:p/>
+    <w:p>
+      <w:r>
+        <w:rPr>
+          <w:b/>
+          <w:bCs/>
+        </w:rPr>
+        <w:t>Criteri d’accettazione</w:t>
+      </w:r>
+      <w:r>
+        <w:t>:</w:t>
+      </w:r>
+    </w:p>
+    <w:p>
+      <w:r>
+        <w:t>- Dato che ho completato la scelta del personaggio, quando apro la schermata mappe, allora vedo 4 mappe tra cui scegliere.</w:t>
+      </w:r>
+    </w:p>
+    <w:p>
+      <w:r>
+        <w:t>- Dato che seleziono una mappa, quando confermo la scelta, allora il sistema evidenzia chiaramente quale arena verrà usata.</w:t>
+      </w:r>
+    </w:p>
+    <w:p>
+      <w:r>
+        <w:t>- Dato che avvio la partita, quando il match comincia, allora viene caricata la mappa selezionata.</w:t>
+      </w:r>
+    </w:p>
+    <w:p/>
+    <w:p>
+      <w:pPr>
+        <w:rPr>
+          <w:sz w:val="24"/>
+          <w:szCs w:val="24"/>
+        </w:rPr>
+      </w:pPr>
+    </w:p>
+    <w:p>
+      <w:pPr>
+        <w:pStyle w:val="Nessunaspaziatura"/>
         <w:rPr>
           <w:b/>
           <w:bCs/>
           <w:sz w:val="24"/>
           <w:szCs w:val="24"/>
         </w:rPr>
-        <w:t>Controllo</w:t>
-      </w:r>
-      <w:proofErr w:type="spellEnd"/>
+      </w:pPr>
       <w:r>
         <w:rPr>
           <w:b/>
@@ -10664,7 +10107,7 @@
           <w:sz w:val="24"/>
           <w:szCs w:val="24"/>
         </w:rPr>
-        <w:t xml:space="preserve"> del personaggio in </w:t>
+        <w:t xml:space="preserve">US-06 — </w:t>
       </w:r>
       <w:proofErr w:type="spellStart"/>
       <w:r>
@@ -10674,78 +10117,19 @@
           <w:sz w:val="24"/>
           <w:szCs w:val="24"/>
         </w:rPr>
-        <w:t>combattimento</w:t>
+        <w:t>Controllo</w:t>
       </w:r>
       <w:proofErr w:type="spellEnd"/>
-    </w:p>
-    <w:p>
-      <w:r>
-        <w:t>Come giocatore, voglio controllare il personaggio durante il match, così da combattere in modo completo e reattivo.</w:t>
-      </w:r>
-    </w:p>
-    <w:p/>
-    <w:p>
-      <w:r>
-        <w:rPr>
-          <w:b/>
-          <w:bCs/>
-        </w:rPr>
-        <w:t>Criteri d’accettazione</w:t>
-      </w:r>
-      <w:r>
-        <w:t>:</w:t>
-      </w:r>
-    </w:p>
-    <w:p>
-      <w:r>
-        <w:t>- Dato che la partita è in corso, quando uso i comandi di movimento, allora il personaggio può muoversi e saltare correttamente.</w:t>
-      </w:r>
-    </w:p>
-    <w:p>
-      <w:r>
-        <w:t xml:space="preserve">- Dato che la partita è in corso, quando uso i comandi offensivi, allora il personaggio può eseguire </w:t>
-      </w:r>
-      <w:proofErr w:type="spellStart"/>
-      <w:r>
-        <w:t>dash</w:t>
-      </w:r>
-      <w:proofErr w:type="spellEnd"/>
-      <w:r>
-        <w:t>, pugni e calci.</w:t>
-      </w:r>
-    </w:p>
-    <w:p>
-      <w:r>
-        <w:t xml:space="preserve">- Dato che la partita è in corso, quando </w:t>
-      </w:r>
-      <w:proofErr w:type="gramStart"/>
-      <w:r>
-        <w:t>attivo abilità</w:t>
-      </w:r>
-      <w:proofErr w:type="gramEnd"/>
-      <w:r>
-        <w:t xml:space="preserve"> o ultimate, allora il personaggio esegue l’azione corrispondente.</w:t>
-      </w:r>
-    </w:p>
-    <w:p/>
-    <w:p>
-      <w:pPr>
-        <w:rPr>
-          <w:sz w:val="24"/>
-          <w:szCs w:val="24"/>
-        </w:rPr>
-      </w:pPr>
-    </w:p>
-    <w:p>
-      <w:pPr>
-        <w:pStyle w:val="Nessunaspaziatura"/>
+      <w:r>
         <w:rPr>
           <w:b/>
           <w:bCs/>
           <w:sz w:val="24"/>
           <w:szCs w:val="24"/>
         </w:rPr>
-      </w:pPr>
+        <w:t xml:space="preserve"> del </w:t>
+      </w:r>
+      <w:proofErr w:type="spellStart"/>
       <w:r>
         <w:rPr>
           <w:b/>
@@ -10753,9 +10137,9 @@
           <w:sz w:val="24"/>
           <w:szCs w:val="24"/>
         </w:rPr>
-        <w:t xml:space="preserve">US-07 — </w:t>
-      </w:r>
-      <w:proofErr w:type="spellStart"/>
+        <w:t>personaggio</w:t>
+      </w:r>
+      <w:proofErr w:type="spellEnd"/>
       <w:r>
         <w:rPr>
           <w:b/>
@@ -10763,9 +10147,9 @@
           <w:sz w:val="24"/>
           <w:szCs w:val="24"/>
         </w:rPr>
-        <w:t>Uso</w:t>
-      </w:r>
-      <w:proofErr w:type="spellEnd"/>
+        <w:t xml:space="preserve"> in </w:t>
+      </w:r>
+      <w:proofErr w:type="spellStart"/>
       <w:r>
         <w:rPr>
           <w:b/>
@@ -10773,19 +10157,62 @@
           <w:sz w:val="24"/>
           <w:szCs w:val="24"/>
         </w:rPr>
-        <w:t xml:space="preserve"> di </w:t>
-      </w:r>
-      <w:proofErr w:type="spellStart"/>
-      <w:r>
+        <w:t>combattimento</w:t>
+      </w:r>
+      <w:proofErr w:type="spellEnd"/>
+    </w:p>
+    <w:p>
+      <w:r>
+        <w:t>Come giocatore, voglio controllare il personaggio durante il match, così da combattere in modo completo e reattivo.</w:t>
+      </w:r>
+    </w:p>
+    <w:p/>
+    <w:p>
+      <w:r>
+        <w:rPr>
+          <w:b/>
+          <w:bCs/>
+        </w:rPr>
+        <w:t>Criteri d’accettazione</w:t>
+      </w:r>
+      <w:r>
+        <w:t>:</w:t>
+      </w:r>
+    </w:p>
+    <w:p>
+      <w:r>
+        <w:t>- Dato che la partita è in corso, quando uso i comandi di movimento, allora il personaggio può muoversi e saltare correttamente.</w:t>
+      </w:r>
+    </w:p>
+    <w:p>
+      <w:r>
+        <w:t>- Dato che la partita è in corso, quando uso i comandi offensivi, allora il personaggio può eseguire dash, pugni e calci.</w:t>
+      </w:r>
+    </w:p>
+    <w:p>
+      <w:r>
+        <w:t>- Dato che la partita è in corso, quando attivo abilità, allora il personaggio esegue l’azione corrispondente.</w:t>
+      </w:r>
+    </w:p>
+    <w:p/>
+    <w:p>
+      <w:pPr>
+        <w:rPr>
+          <w:sz w:val="24"/>
+          <w:szCs w:val="24"/>
+        </w:rPr>
+      </w:pPr>
+    </w:p>
+    <w:p>
+      <w:pPr>
+        <w:pStyle w:val="Nessunaspaziatura"/>
         <w:rPr>
           <w:b/>
           <w:bCs/>
           <w:sz w:val="24"/>
           <w:szCs w:val="24"/>
         </w:rPr>
-        <w:t>abilità</w:t>
-      </w:r>
-      <w:proofErr w:type="spellEnd"/>
+      </w:pPr>
       <w:r>
         <w:rPr>
           <w:b/>
@@ -10793,7 +10220,7 @@
           <w:sz w:val="24"/>
           <w:szCs w:val="24"/>
         </w:rPr>
-        <w:t xml:space="preserve"> e ultimate con feedback </w:t>
+        <w:t xml:space="preserve">US-07 — </w:t>
       </w:r>
       <w:proofErr w:type="spellStart"/>
       <w:r>
@@ -10803,75 +10230,19 @@
           <w:sz w:val="24"/>
           <w:szCs w:val="24"/>
         </w:rPr>
-        <w:t>chiaro</w:t>
+        <w:t>Uso</w:t>
       </w:r>
       <w:proofErr w:type="spellEnd"/>
-    </w:p>
-    <w:p>
-      <w:r>
-        <w:t>Come giocatore, voglio usare abilità e ultimate con effetti e informazioni comprensibili, così da sapere quando e come sfruttarle in combattimento.</w:t>
-      </w:r>
-    </w:p>
-    <w:p/>
-    <w:p>
-      <w:r>
-        <w:rPr>
-          <w:b/>
-          <w:bCs/>
-        </w:rPr>
-        <w:t>Criteri d’accettazione</w:t>
-      </w:r>
-      <w:r>
-        <w:t>:</w:t>
-      </w:r>
-    </w:p>
-    <w:p>
-      <w:r>
-        <w:t>- Dato che sto usando un personaggio, quando attivo un’abilità, allora l’azione applica le sue caratteristiche previste, incluse durata o danno.</w:t>
-      </w:r>
-    </w:p>
-    <w:p>
-      <w:r>
-        <w:t>- Dato che un’abilità è stata usata, quando entra in recupero, allora vedo il cooldown associato.</w:t>
-      </w:r>
-    </w:p>
-    <w:p>
-      <w:r>
-        <w:t xml:space="preserve">- Dato che attivo un’abilità o </w:t>
-      </w:r>
-      <w:proofErr w:type="gramStart"/>
-      <w:r>
-        <w:t>una ultimate</w:t>
-      </w:r>
-      <w:proofErr w:type="gramEnd"/>
-      <w:r>
-        <w:t>, quando viene eseguita, allora vedo la relativa animazione.</w:t>
-      </w:r>
-    </w:p>
-    <w:p>
-      <w:r>
-        <w:t>- Dato che consulto il personaggio nella schermata informativa, quando apro i dettagli, allora trovo nome e descrizione di abilità e ultimate.</w:t>
-      </w:r>
-    </w:p>
-    <w:p/>
-    <w:p>
-      <w:pPr>
-        <w:rPr>
-          <w:sz w:val="24"/>
-          <w:szCs w:val="24"/>
-        </w:rPr>
-      </w:pPr>
-    </w:p>
-    <w:p>
-      <w:pPr>
-        <w:pStyle w:val="Nessunaspaziatura"/>
+      <w:r>
         <w:rPr>
           <w:b/>
           <w:bCs/>
           <w:sz w:val="24"/>
           <w:szCs w:val="24"/>
         </w:rPr>
-      </w:pPr>
+        <w:t xml:space="preserve"> di </w:t>
+      </w:r>
+      <w:proofErr w:type="spellStart"/>
       <w:r>
         <w:rPr>
           <w:b/>
@@ -10879,9 +10250,9 @@
           <w:sz w:val="24"/>
           <w:szCs w:val="24"/>
         </w:rPr>
-        <w:t xml:space="preserve">US-08 — </w:t>
-      </w:r>
-      <w:proofErr w:type="spellStart"/>
+        <w:t>abilità</w:t>
+      </w:r>
+      <w:proofErr w:type="spellEnd"/>
       <w:r>
         <w:rPr>
           <w:b/>
@@ -10889,9 +10260,9 @@
           <w:sz w:val="24"/>
           <w:szCs w:val="24"/>
         </w:rPr>
-        <w:t>Interfaccia</w:t>
-      </w:r>
-      <w:proofErr w:type="spellEnd"/>
+        <w:t xml:space="preserve"> con feedback </w:t>
+      </w:r>
+      <w:proofErr w:type="spellStart"/>
       <w:r>
         <w:rPr>
           <w:b/>
@@ -10899,19 +10270,67 @@
           <w:sz w:val="24"/>
           <w:szCs w:val="24"/>
         </w:rPr>
-        <w:t xml:space="preserve"> </w:t>
-      </w:r>
-      <w:proofErr w:type="spellStart"/>
-      <w:r>
+        <w:t>chiaro</w:t>
+      </w:r>
+      <w:proofErr w:type="spellEnd"/>
+    </w:p>
+    <w:p>
+      <w:r>
+        <w:t>Come giocatore, voglio usare abilità con effetti e informazioni comprensibili, così da sapere quando e come sfruttarle in combattimento.</w:t>
+      </w:r>
+    </w:p>
+    <w:p/>
+    <w:p>
+      <w:r>
+        <w:rPr>
+          <w:b/>
+          <w:bCs/>
+        </w:rPr>
+        <w:t>Criteri d’accettazione</w:t>
+      </w:r>
+      <w:r>
+        <w:t>:</w:t>
+      </w:r>
+    </w:p>
+    <w:p>
+      <w:r>
+        <w:t>- Dato che sto usando un personaggio, quando attivo un’abilità, allora l’azione applica le sue caratteristiche previste, incluse durata o danno.</w:t>
+      </w:r>
+    </w:p>
+    <w:p>
+      <w:r>
+        <w:t>- Dato che un’abilità è stata usata, quando entra in recupero, allora vedo il cooldown associato.</w:t>
+      </w:r>
+    </w:p>
+    <w:p>
+      <w:r>
+        <w:t>- Dato che attivo un’abilità, quando viene eseguita, allora vedo la relativa animazione.</w:t>
+      </w:r>
+    </w:p>
+    <w:p>
+      <w:r>
+        <w:t>- Dato che consulto il personaggio nella schermata informativa, quando apro i dettagli, allora trovo nome e descrizione di abilità.</w:t>
+      </w:r>
+    </w:p>
+    <w:p/>
+    <w:p>
+      <w:pPr>
+        <w:rPr>
+          <w:sz w:val="24"/>
+          <w:szCs w:val="24"/>
+        </w:rPr>
+      </w:pPr>
+    </w:p>
+    <w:p>
+      <w:pPr>
+        <w:pStyle w:val="Nessunaspaziatura"/>
         <w:rPr>
           <w:b/>
           <w:bCs/>
           <w:sz w:val="24"/>
           <w:szCs w:val="24"/>
         </w:rPr>
-        <w:t>leggibile</w:t>
-      </w:r>
-      <w:proofErr w:type="spellEnd"/>
+      </w:pPr>
       <w:r>
         <w:rPr>
           <w:b/>
@@ -10919,7 +10338,7 @@
           <w:sz w:val="24"/>
           <w:szCs w:val="24"/>
         </w:rPr>
-        <w:t xml:space="preserve"> </w:t>
+        <w:t xml:space="preserve">US-08 — </w:t>
       </w:r>
       <w:proofErr w:type="spellStart"/>
       <w:r>
@@ -10929,7 +10348,7 @@
           <w:sz w:val="24"/>
           <w:szCs w:val="24"/>
         </w:rPr>
-        <w:t>durante</w:t>
+        <w:t>Interfaccia</w:t>
       </w:r>
       <w:proofErr w:type="spellEnd"/>
       <w:r>
@@ -10939,62 +10358,19 @@
           <w:sz w:val="24"/>
           <w:szCs w:val="24"/>
         </w:rPr>
-        <w:t xml:space="preserve"> la partita</w:t>
-      </w:r>
-    </w:p>
-    <w:p>
-      <w:r>
-        <w:t>Come giocatore, voglio vedere durante il match le informazioni essenziali dei combattenti, così da capire subito lo stato della partita.</w:t>
-      </w:r>
-    </w:p>
-    <w:p/>
-    <w:p>
-      <w:r>
-        <w:rPr>
-          <w:b/>
-          <w:bCs/>
-        </w:rPr>
-        <w:t>Criteri d’accettazione</w:t>
-      </w:r>
-      <w:r>
-        <w:t>:</w:t>
-      </w:r>
-    </w:p>
-    <w:p>
-      <w:r>
-        <w:t>- Dato che il match è iniziato, quando guardo l’interfaccia di gioco, allora vedo i personaggi coinvolti nella partita.</w:t>
-      </w:r>
-    </w:p>
-    <w:p>
-      <w:r>
-        <w:t>- Dato che il match è in corso, quando osservo l’interfaccia, allora vedo le statistiche rilevanti dei personaggi selezionati.</w:t>
-      </w:r>
-    </w:p>
-    <w:p>
-      <w:r>
-        <w:t>- Dato che un personaggio subisce danni, quando la sua vita cambia, allora la vita viene mostrata tramite barra aggiornata.</w:t>
-      </w:r>
-    </w:p>
-    <w:p>
-      <w:r>
-        <w:t>- Dato che un’abilità è in recupero, quando guardo l’interfaccia, allora il cooldown è visibile.</w:t>
-      </w:r>
-    </w:p>
-    <w:p>
-      <w:r>
-        <w:br w:type="page"/>
-      </w:r>
-    </w:p>
-    <w:p>
-      <w:pPr>
-        <w:pStyle w:val="Nessunaspaziatura"/>
+        <w:t xml:space="preserve"> </w:t>
+      </w:r>
+      <w:proofErr w:type="spellStart"/>
+      <w:r>
         <w:rPr>
           <w:b/>
           <w:bCs/>
           <w:sz w:val="24"/>
           <w:szCs w:val="24"/>
         </w:rPr>
-      </w:pPr>
+        <w:t>leggibile</w:t>
+      </w:r>
+      <w:proofErr w:type="spellEnd"/>
       <w:r>
         <w:rPr>
           <w:b/>
@@ -11002,8 +10378,7 @@
           <w:sz w:val="24"/>
           <w:szCs w:val="24"/>
         </w:rPr>
-        <w:lastRenderedPageBreak/>
-        <w:t xml:space="preserve">US-09 — </w:t>
+        <w:t xml:space="preserve"> </w:t>
       </w:r>
       <w:proofErr w:type="spellStart"/>
       <w:r>
@@ -11013,7 +10388,7 @@
           <w:sz w:val="24"/>
           <w:szCs w:val="24"/>
         </w:rPr>
-        <w:t>Visualizzazione</w:t>
+        <w:t>durante</w:t>
       </w:r>
       <w:proofErr w:type="spellEnd"/>
       <w:r>
@@ -11023,19 +10398,62 @@
           <w:sz w:val="24"/>
           <w:szCs w:val="24"/>
         </w:rPr>
-        <w:t xml:space="preserve"> del </w:t>
-      </w:r>
-      <w:proofErr w:type="spellStart"/>
-      <w:r>
+        <w:t xml:space="preserve"> la partita</w:t>
+      </w:r>
+    </w:p>
+    <w:p>
+      <w:r>
+        <w:t>Come giocatore, voglio vedere durante il match le informazioni essenziali dei combattenti, così da capire subito lo stato della partita.</w:t>
+      </w:r>
+    </w:p>
+    <w:p/>
+    <w:p>
+      <w:r>
+        <w:rPr>
+          <w:b/>
+          <w:bCs/>
+        </w:rPr>
+        <w:t>Criteri d’accettazione</w:t>
+      </w:r>
+      <w:r>
+        <w:t>:</w:t>
+      </w:r>
+    </w:p>
+    <w:p>
+      <w:r>
+        <w:t>- Dato che il match è iniziato, quando guardo l’interfaccia di gioco, allora vedo i personaggi coinvolti nella partita.</w:t>
+      </w:r>
+    </w:p>
+    <w:p>
+      <w:r>
+        <w:t>- Dato che il match è in corso, quando osservo l’interfaccia, allora vedo le statistiche rilevanti dei personaggi selezionati.</w:t>
+      </w:r>
+    </w:p>
+    <w:p>
+      <w:r>
+        <w:t>- Dato che un personaggio subisce danni, quando la sua vita cambia, allora la vita viene mostrata tramite barra aggiornata.</w:t>
+      </w:r>
+    </w:p>
+    <w:p>
+      <w:r>
+        <w:t>- Dato che un’abilità è in recupero, quando guardo l’interfaccia, allora il cooldown è visibile.</w:t>
+      </w:r>
+    </w:p>
+    <w:p>
+      <w:r>
+        <w:br w:type="page"/>
+      </w:r>
+    </w:p>
+    <w:p>
+      <w:pPr>
+        <w:pStyle w:val="Nessunaspaziatura"/>
         <w:rPr>
           <w:b/>
           <w:bCs/>
           <w:sz w:val="24"/>
           <w:szCs w:val="24"/>
         </w:rPr>
-        <w:t>vincitore</w:t>
-      </w:r>
-      <w:proofErr w:type="spellEnd"/>
+      </w:pPr>
       <w:r>
         <w:rPr>
           <w:b/>
@@ -11043,59 +10461,20 @@
           <w:sz w:val="24"/>
           <w:szCs w:val="24"/>
         </w:rPr>
-        <w:t xml:space="preserve"> a fine partita</w:t>
-      </w:r>
-    </w:p>
-    <w:p>
-      <w:r>
-        <w:t>Come giocatore, voglio vedere chiaramente chi ha vinto e poter tornare al menu, così da concludere il match senza ambiguità e iniziarne un altro.</w:t>
-      </w:r>
-    </w:p>
-    <w:p/>
-    <w:p>
-      <w:r>
-        <w:rPr>
-          <w:b/>
-          <w:bCs/>
-        </w:rPr>
-        <w:t>Criteri d’accettazione</w:t>
-      </w:r>
-      <w:r>
-        <w:t>:</w:t>
-      </w:r>
-    </w:p>
-    <w:p>
-      <w:r>
-        <w:t>- Dato che un match termina, quando viene decretato il vincitore, allora compare una schermata finale dedicata.</w:t>
-      </w:r>
-    </w:p>
-    <w:p>
-      <w:r>
-        <w:t>- Dato che la schermata finale è aperta, quando la visualizzo, allora vedo il nome del personaggio vincitore accompagnato dalla scritta “won”.</w:t>
-      </w:r>
-    </w:p>
-    <w:p>
-      <w:r>
-        <w:t>- Dato che la schermata finale è aperta, quando la visualizzo, allora vedo anche un elemento celebrativo come la coppa prevista.</w:t>
-      </w:r>
-    </w:p>
-    <w:p>
-      <w:r>
-        <w:t>- Dato che voglio uscire dalla schermata finale, quando premo il pulsante dedicato, allora torno alla schermata principale.</w:t>
-      </w:r>
-    </w:p>
-    <w:p/>
-    <w:p/>
-    <w:p>
-      <w:pPr>
-        <w:pStyle w:val="Nessunaspaziatura"/>
+        <w:lastRenderedPageBreak/>
+        <w:t xml:space="preserve">US-09 — </w:t>
+      </w:r>
+      <w:proofErr w:type="spellStart"/>
+      <w:r>
         <w:rPr>
           <w:b/>
           <w:bCs/>
           <w:sz w:val="24"/>
           <w:szCs w:val="24"/>
         </w:rPr>
-      </w:pPr>
+        <w:t>Visualizzazione</w:t>
+      </w:r>
+      <w:proofErr w:type="spellEnd"/>
       <w:r>
         <w:rPr>
           <w:b/>
@@ -11103,7 +10482,7 @@
           <w:sz w:val="24"/>
           <w:szCs w:val="24"/>
         </w:rPr>
-        <w:t xml:space="preserve">US-10 — </w:t>
+        <w:t xml:space="preserve"> del </w:t>
       </w:r>
       <w:proofErr w:type="spellStart"/>
       <w:r>
@@ -11113,7 +10492,7 @@
           <w:sz w:val="24"/>
           <w:szCs w:val="24"/>
         </w:rPr>
-        <w:t>Salvataggio</w:t>
+        <w:t>vincitore</w:t>
       </w:r>
       <w:proofErr w:type="spellEnd"/>
       <w:r>
@@ -11123,19 +10502,59 @@
           <w:sz w:val="24"/>
           <w:szCs w:val="24"/>
         </w:rPr>
-        <w:t xml:space="preserve"> del </w:t>
-      </w:r>
-      <w:proofErr w:type="spellStart"/>
-      <w:r>
+        <w:t xml:space="preserve"> a fine partita</w:t>
+      </w:r>
+    </w:p>
+    <w:p>
+      <w:r>
+        <w:t>Come giocatore, voglio vedere chiaramente chi ha vinto e poter tornare al menu, così da concludere il match senza ambiguità e iniziarne un altro.</w:t>
+      </w:r>
+    </w:p>
+    <w:p/>
+    <w:p>
+      <w:r>
+        <w:rPr>
+          <w:b/>
+          <w:bCs/>
+        </w:rPr>
+        <w:t>Criteri d’accettazione</w:t>
+      </w:r>
+      <w:r>
+        <w:t>:</w:t>
+      </w:r>
+    </w:p>
+    <w:p>
+      <w:r>
+        <w:t>- Dato che un match termina, quando viene decretato il vincitore, allora compare una schermata finale dedicata.</w:t>
+      </w:r>
+    </w:p>
+    <w:p>
+      <w:r>
+        <w:t>- Dato che la schermata finale è aperta, quando la visualizzo, allora vedo il nome del personaggio vincitore accompagnato dalla scritta “won”.</w:t>
+      </w:r>
+    </w:p>
+    <w:p>
+      <w:r>
+        <w:t>- Dato che la schermata finale è aperta, quando la visualizzo, allora vedo anche un elemento celebrativo come la coppa prevista.</w:t>
+      </w:r>
+    </w:p>
+    <w:p>
+      <w:r>
+        <w:t>- Dato che voglio uscire dalla schermata finale, quando premo il pulsante dedicato, allora torno alla schermata principale.</w:t>
+      </w:r>
+    </w:p>
+    <w:p/>
+    <w:p/>
+    <w:p>
+      <w:pPr>
+        <w:pStyle w:val="Nessunaspaziatura"/>
         <w:rPr>
           <w:b/>
           <w:bCs/>
           <w:sz w:val="24"/>
           <w:szCs w:val="24"/>
         </w:rPr>
-        <w:t>conteggio</w:t>
-      </w:r>
-      <w:proofErr w:type="spellEnd"/>
+      </w:pPr>
       <w:r>
         <w:rPr>
           <w:b/>
@@ -11143,7 +10562,7 @@
           <w:sz w:val="24"/>
           <w:szCs w:val="24"/>
         </w:rPr>
-        <w:t xml:space="preserve"> </w:t>
+        <w:t xml:space="preserve">US-10 — </w:t>
       </w:r>
       <w:proofErr w:type="spellStart"/>
       <w:r>
@@ -11153,62 +10572,19 @@
           <w:sz w:val="24"/>
           <w:szCs w:val="24"/>
         </w:rPr>
-        <w:t>vittorie</w:t>
+        <w:t>Salvataggio</w:t>
       </w:r>
       <w:proofErr w:type="spellEnd"/>
-    </w:p>
-    <w:p>
-      <w:r>
-        <w:t>Come giocatore, voglio che le vittorie dei personaggi vengano registrate, così da confrontare i risultati nel tempo.</w:t>
-      </w:r>
-    </w:p>
-    <w:p/>
-    <w:p>
-      <w:r>
-        <w:rPr>
-          <w:b/>
-          <w:bCs/>
-        </w:rPr>
-        <w:t>Criteri d’accettazione</w:t>
-      </w:r>
-      <w:r>
-        <w:t>:</w:t>
-      </w:r>
-    </w:p>
-    <w:p>
-      <w:r>
-        <w:t>- Dato che un personaggio vince una partita, quando il match termina, allora il suo totale vittorie viene incrementato.</w:t>
-      </w:r>
-    </w:p>
-    <w:p>
-      <w:r>
-        <w:t>- Dato che chiudo e riapro il gioco, quando consulto i personaggi, allora il numero totale di vittorie risulta ancora salvato.</w:t>
-      </w:r>
-    </w:p>
-    <w:p>
-      <w:r>
-        <w:t>- Dato che visualizzo la lista dei personaggi, quando apro la scheda di un personaggio, allora vedo il conteggio aggiornato delle sue vittorie.</w:t>
-      </w:r>
-    </w:p>
-    <w:p/>
-    <w:p>
-      <w:pPr>
-        <w:rPr>
-          <w:sz w:val="24"/>
-          <w:szCs w:val="24"/>
-        </w:rPr>
-      </w:pPr>
-    </w:p>
-    <w:p>
-      <w:pPr>
-        <w:pStyle w:val="Nessunaspaziatura"/>
+      <w:r>
         <w:rPr>
           <w:b/>
           <w:bCs/>
           <w:sz w:val="24"/>
           <w:szCs w:val="24"/>
         </w:rPr>
-      </w:pPr>
+        <w:t xml:space="preserve"> del </w:t>
+      </w:r>
+      <w:proofErr w:type="spellStart"/>
       <w:r>
         <w:rPr>
           <w:b/>
@@ -11216,9 +10592,9 @@
           <w:sz w:val="24"/>
           <w:szCs w:val="24"/>
         </w:rPr>
-        <w:t xml:space="preserve">US-11 — </w:t>
-      </w:r>
-      <w:proofErr w:type="spellStart"/>
+        <w:t>conteggio</w:t>
+      </w:r>
+      <w:proofErr w:type="spellEnd"/>
       <w:r>
         <w:rPr>
           <w:b/>
@@ -11226,9 +10602,9 @@
           <w:sz w:val="24"/>
           <w:szCs w:val="24"/>
         </w:rPr>
-        <w:t>Esperienza</w:t>
-      </w:r>
-      <w:proofErr w:type="spellEnd"/>
+        <w:t xml:space="preserve"> </w:t>
+      </w:r>
+      <w:proofErr w:type="spellStart"/>
       <w:r>
         <w:rPr>
           <w:b/>
@@ -11236,19 +10612,62 @@
           <w:sz w:val="24"/>
           <w:szCs w:val="24"/>
         </w:rPr>
-        <w:t xml:space="preserve"> </w:t>
-      </w:r>
-      <w:proofErr w:type="spellStart"/>
-      <w:r>
+        <w:t>vittorie</w:t>
+      </w:r>
+      <w:proofErr w:type="spellEnd"/>
+    </w:p>
+    <w:p>
+      <w:r>
+        <w:t>Come giocatore, voglio che le vittorie dei personaggi vengano registrate, così da confrontare i risultati nel tempo.</w:t>
+      </w:r>
+    </w:p>
+    <w:p/>
+    <w:p>
+      <w:r>
+        <w:rPr>
+          <w:b/>
+          <w:bCs/>
+        </w:rPr>
+        <w:t>Criteri d’accettazione</w:t>
+      </w:r>
+      <w:r>
+        <w:t>:</w:t>
+      </w:r>
+    </w:p>
+    <w:p>
+      <w:r>
+        <w:t>- Dato che un personaggio vince una partita, quando il match termina, allora il suo totale vittorie viene incrementato.</w:t>
+      </w:r>
+    </w:p>
+    <w:p>
+      <w:r>
+        <w:t>- Dato che chiudo e riapro il gioco, quando consulto i personaggi, allora il numero totale di vittorie risulta ancora salvato.</w:t>
+      </w:r>
+    </w:p>
+    <w:p>
+      <w:r>
+        <w:t>- Dato che visualizzo la lista dei personaggi, quando apro la scheda di un personaggio, allora vedo il conteggio aggiornato delle sue vittorie.</w:t>
+      </w:r>
+    </w:p>
+    <w:p/>
+    <w:p>
+      <w:pPr>
+        <w:rPr>
+          <w:sz w:val="24"/>
+          <w:szCs w:val="24"/>
+        </w:rPr>
+      </w:pPr>
+    </w:p>
+    <w:p>
+      <w:pPr>
+        <w:pStyle w:val="Nessunaspaziatura"/>
         <w:rPr>
           <w:b/>
           <w:bCs/>
           <w:sz w:val="24"/>
           <w:szCs w:val="24"/>
         </w:rPr>
-        <w:t>audiovisiva</w:t>
-      </w:r>
-      <w:proofErr w:type="spellEnd"/>
+      </w:pPr>
       <w:r>
         <w:rPr>
           <w:b/>
@@ -11256,7 +10675,7 @@
           <w:sz w:val="24"/>
           <w:szCs w:val="24"/>
         </w:rPr>
-        <w:t xml:space="preserve"> del </w:t>
+        <w:t xml:space="preserve">US-11 — </w:t>
       </w:r>
       <w:proofErr w:type="spellStart"/>
       <w:r>
@@ -11266,68 +10685,19 @@
           <w:sz w:val="24"/>
           <w:szCs w:val="24"/>
         </w:rPr>
-        <w:t>gioco</w:t>
+        <w:t>Esperienza</w:t>
       </w:r>
       <w:proofErr w:type="spellEnd"/>
-    </w:p>
-    <w:p>
-      <w:r>
-        <w:t>Come giocatore, voglio avere feedback audio e visivi coerenti durante il gioco, così da rendere l’esperienza più chiara e coinvolgente.</w:t>
-      </w:r>
-    </w:p>
-    <w:p/>
-    <w:p>
-      <w:r>
-        <w:rPr>
-          <w:b/>
-          <w:bCs/>
-        </w:rPr>
-        <w:t>Criteri d’accettazione</w:t>
-      </w:r>
-      <w:r>
-        <w:t>:</w:t>
-      </w:r>
-    </w:p>
-    <w:p>
-      <w:r>
-        <w:t>- Dato che navigo nei menu, quando seleziono pulsanti o cambio schermata, allora sento i suoni previsti e vedo le animazioni dell’interfaccia.</w:t>
-      </w:r>
-    </w:p>
-    <w:p>
-      <w:r>
-        <w:t>- Dato che sto giocando una partita, quando uso abilità o ultimate, allora sento gli effetti sonori associati.</w:t>
-      </w:r>
-    </w:p>
-    <w:p>
-      <w:r>
-        <w:t>- Dato che più suoni vengono riprodotti contemporaneamente, quando il gioco è in esecuzione, allora l’audio continua a funzionare correttamente senza interrompere gli altri effetti.</w:t>
-      </w:r>
-    </w:p>
-    <w:p>
-      <w:r>
-        <w:t xml:space="preserve">- Dato che i personaggi eseguono azioni previste, quando si attivano eventi specifici, allora vengono riprodotte anche le relative </w:t>
-      </w:r>
-      <w:proofErr w:type="spellStart"/>
-      <w:r>
-        <w:t>voiceline</w:t>
-      </w:r>
-      <w:proofErr w:type="spellEnd"/>
-      <w:r>
-        <w:t>.</w:t>
-      </w:r>
-    </w:p>
-    <w:p/>
-    <w:p/>
-    <w:p>
-      <w:pPr>
-        <w:pStyle w:val="Nessunaspaziatura"/>
+      <w:r>
         <w:rPr>
           <w:b/>
           <w:bCs/>
           <w:sz w:val="24"/>
           <w:szCs w:val="24"/>
         </w:rPr>
-      </w:pPr>
+        <w:t xml:space="preserve"> </w:t>
+      </w:r>
+      <w:proofErr w:type="spellStart"/>
       <w:r>
         <w:rPr>
           <w:b/>
@@ -11335,9 +10705,9 @@
           <w:sz w:val="24"/>
           <w:szCs w:val="24"/>
         </w:rPr>
-        <w:t xml:space="preserve">US-12 — </w:t>
-      </w:r>
-      <w:proofErr w:type="spellStart"/>
+        <w:t>audiovisiva</w:t>
+      </w:r>
+      <w:proofErr w:type="spellEnd"/>
       <w:r>
         <w:rPr>
           <w:b/>
@@ -11345,9 +10715,9 @@
           <w:sz w:val="24"/>
           <w:szCs w:val="24"/>
         </w:rPr>
-        <w:t>Avvio</w:t>
-      </w:r>
-      <w:proofErr w:type="spellEnd"/>
+        <w:t xml:space="preserve"> del </w:t>
+      </w:r>
+      <w:proofErr w:type="spellStart"/>
       <w:r>
         <w:rPr>
           <w:b/>
@@ -11355,19 +10725,68 @@
           <w:sz w:val="24"/>
           <w:szCs w:val="24"/>
         </w:rPr>
-        <w:t xml:space="preserve"> del </w:t>
+        <w:t>gioco</w:t>
+      </w:r>
+      <w:proofErr w:type="spellEnd"/>
+    </w:p>
+    <w:p>
+      <w:r>
+        <w:t>Come giocatore, voglio avere feedback audio e visivi coerenti durante il gioco, così da rendere l’esperienza più chiara e coinvolgente.</w:t>
+      </w:r>
+    </w:p>
+    <w:p/>
+    <w:p>
+      <w:r>
+        <w:rPr>
+          <w:b/>
+          <w:bCs/>
+        </w:rPr>
+        <w:t>Criteri d’accettazione</w:t>
+      </w:r>
+      <w:r>
+        <w:t>:</w:t>
+      </w:r>
+    </w:p>
+    <w:p>
+      <w:r>
+        <w:t>- Dato che navigo nei menu, quando seleziono pulsanti o cambio schermata, allora sento i suoni previsti e vedo le animazioni dell’interfaccia.</w:t>
+      </w:r>
+    </w:p>
+    <w:p>
+      <w:r>
+        <w:t>- Dato che sto giocando una partita, quando uso abilità, allora sento gli effetti sonori associati.</w:t>
+      </w:r>
+    </w:p>
+    <w:p>
+      <w:r>
+        <w:t>- Dato che più suoni vengono riprodotti contemporaneamente, quando il gioco è in esecuzione, allora l’audio continua a funzionare correttamente senza interrompere gli altri effetti.</w:t>
+      </w:r>
+    </w:p>
+    <w:p>
+      <w:r>
+        <w:t xml:space="preserve">- Dato che i personaggi eseguono azioni previste, quando si attivano eventi specifici, allora vengono riprodotte anche le relative </w:t>
       </w:r>
       <w:proofErr w:type="spellStart"/>
       <w:r>
+        <w:t>voiceline</w:t>
+      </w:r>
+      <w:proofErr w:type="spellEnd"/>
+      <w:r>
+        <w:t>.</w:t>
+      </w:r>
+    </w:p>
+    <w:p/>
+    <w:p/>
+    <w:p>
+      <w:pPr>
+        <w:pStyle w:val="Nessunaspaziatura"/>
         <w:rPr>
           <w:b/>
           <w:bCs/>
           <w:sz w:val="24"/>
           <w:szCs w:val="24"/>
         </w:rPr>
-        <w:t>gioco</w:t>
-      </w:r>
-      <w:proofErr w:type="spellEnd"/>
+      </w:pPr>
       <w:r>
         <w:rPr>
           <w:b/>
@@ -11375,36 +10794,76 @@
           <w:sz w:val="24"/>
           <w:szCs w:val="24"/>
         </w:rPr>
-        <w:t xml:space="preserve"> sui PC Windows</w:t>
-      </w:r>
-    </w:p>
-    <w:p>
-      <w:r>
-        <w:t xml:space="preserve">Come studente, voglio poter avviare e giocare </w:t>
+        <w:t xml:space="preserve">US-12 — </w:t>
       </w:r>
       <w:proofErr w:type="spellStart"/>
-      <w:r>
-        <w:t>Samt</w:t>
-      </w:r>
-      <w:proofErr w:type="spellEnd"/>
-      <w:r>
-        <w:t xml:space="preserve"> </w:t>
-      </w:r>
-      <w:proofErr w:type="spellStart"/>
-      <w:r>
-        <w:t>All</w:t>
-      </w:r>
-      <w:proofErr w:type="spellEnd"/>
-      <w:r>
-        <w:t>-Stars sui PC Windows della scuola, così da usarlo facilmente in laboratorio o con i compagni.</w:t>
-      </w:r>
-    </w:p>
-    <w:p/>
-    <w:p>
       <w:r>
         <w:rPr>
           <w:b/>
           <w:bCs/>
+          <w:sz w:val="24"/>
+          <w:szCs w:val="24"/>
+        </w:rPr>
+        <w:t>Avvio</w:t>
+      </w:r>
+      <w:proofErr w:type="spellEnd"/>
+      <w:r>
+        <w:rPr>
+          <w:b/>
+          <w:bCs/>
+          <w:sz w:val="24"/>
+          <w:szCs w:val="24"/>
+        </w:rPr>
+        <w:t xml:space="preserve"> del </w:t>
+      </w:r>
+      <w:proofErr w:type="spellStart"/>
+      <w:r>
+        <w:rPr>
+          <w:b/>
+          <w:bCs/>
+          <w:sz w:val="24"/>
+          <w:szCs w:val="24"/>
+        </w:rPr>
+        <w:t>gioco</w:t>
+      </w:r>
+      <w:proofErr w:type="spellEnd"/>
+      <w:r>
+        <w:rPr>
+          <w:b/>
+          <w:bCs/>
+          <w:sz w:val="24"/>
+          <w:szCs w:val="24"/>
+        </w:rPr>
+        <w:t xml:space="preserve"> sui PC Windows</w:t>
+      </w:r>
+    </w:p>
+    <w:p>
+      <w:r>
+        <w:t xml:space="preserve">Come studente, voglio poter avviare e giocare </w:t>
+      </w:r>
+      <w:proofErr w:type="spellStart"/>
+      <w:r>
+        <w:t>Samt</w:t>
+      </w:r>
+      <w:proofErr w:type="spellEnd"/>
+      <w:r>
+        <w:t xml:space="preserve"> </w:t>
+      </w:r>
+      <w:proofErr w:type="spellStart"/>
+      <w:r>
+        <w:t>All</w:t>
+      </w:r>
+      <w:proofErr w:type="spellEnd"/>
+      <w:r>
+        <w:t>-Stars sui PC Windows della scuola, così da usarlo facilmente in laboratorio o con i compagni.</w:t>
+      </w:r>
+    </w:p>
+    <w:p/>
+    <w:p>
+      <w:r>
+        <w:rPr>
+          <w:b/>
+          <w:bCs/>
         </w:rPr>
         <w:t>Criteri d’accettazione</w:t>
       </w:r>
@@ -11440,14 +10899,14 @@
         <w:ind w:left="578" w:hanging="578"/>
       </w:pPr>
       <w:bookmarkStart w:id="8" w:name="_Toc220073583"/>
-      <w:bookmarkStart w:id="9" w:name="_Toc461179222"/>
-      <w:bookmarkStart w:id="10" w:name="_Toc223699254"/>
+      <w:bookmarkStart w:id="9" w:name="_Toc223699254"/>
+      <w:bookmarkStart w:id="10" w:name="_Toc461179222"/>
       <w:r>
         <w:lastRenderedPageBreak/>
         <w:t>Use case</w:t>
       </w:r>
       <w:bookmarkEnd w:id="8"/>
-      <w:bookmarkEnd w:id="10"/>
+      <w:bookmarkEnd w:id="9"/>
     </w:p>
     <w:p>
       <w:pPr>
@@ -11891,7 +11350,15 @@
       </w:r>
       <w:proofErr w:type="spellEnd"/>
       <w:r>
-        <w:t xml:space="preserve"> noti, come Unity, </w:t>
+        <w:t xml:space="preserve"> noti, come </w:t>
+      </w:r>
+      <w:proofErr w:type="spellStart"/>
+      <w:r>
+        <w:t>Unity</w:t>
+      </w:r>
+      <w:proofErr w:type="spellEnd"/>
+      <w:r>
+        <w:t xml:space="preserve">, </w:t>
       </w:r>
       <w:proofErr w:type="spellStart"/>
       <w:r>
@@ -12845,7 +12312,7 @@
           <w:lang w:val="it-IT"/>
         </w:rPr>
         <w:drawing>
-          <wp:inline distT="0" distB="0" distL="0" distR="0" wp14:anchorId="32C77638" wp14:editId="3524DC05">
+          <wp:inline distT="0" distB="0" distL="0" distR="0" wp14:anchorId="32C77638" wp14:editId="2550E453">
             <wp:extent cx="5400000" cy="3599813"/>
             <wp:effectExtent l="38100" t="38100" r="29845" b="39370"/>
             <wp:docPr id="1958896181" name="Immagine 5"/>
@@ -14087,7 +13554,7 @@
         <w:lastRenderedPageBreak/>
         <w:t>Implementazione</w:t>
       </w:r>
-      <w:bookmarkEnd w:id="9"/>
+      <w:bookmarkEnd w:id="10"/>
       <w:bookmarkEnd w:id="39"/>
     </w:p>
     <w:p>
@@ -14547,25 +14014,6 @@
                 <w:lang w:val="it-IT"/>
               </w:rPr>
               <w:t>Avviare una partita e guardare se ci sono i suoni per ogni abilità</w:t>
-            </w:r>
-          </w:p>
-          <w:p>
-            <w:pPr>
-              <w:pStyle w:val="Paragrafoelenco"/>
-              <w:numPr>
-                <w:ilvl w:val="0"/>
-                <w:numId w:val="33"/>
-              </w:numPr>
-              <w:spacing w:after="160" w:line="278" w:lineRule="auto"/>
-              <w:rPr>
-                <w:lang w:val="it-IT"/>
-              </w:rPr>
-            </w:pPr>
-            <w:r>
-              <w:rPr>
-                <w:lang w:val="it-IT"/>
-              </w:rPr>
-              <w:t>Vedere se ci sono suoni per la ultimate</w:t>
             </w:r>
           </w:p>
         </w:tc>
@@ -15876,25 +15324,6 @@
                 <w:lang w:val="it-IT"/>
               </w:rPr>
               <w:t>Controllare che è possibile fare l’abilità</w:t>
-            </w:r>
-          </w:p>
-          <w:p>
-            <w:pPr>
-              <w:pStyle w:val="Paragrafoelenco"/>
-              <w:numPr>
-                <w:ilvl w:val="0"/>
-                <w:numId w:val="36"/>
-              </w:numPr>
-              <w:spacing w:after="160" w:line="278" w:lineRule="auto"/>
-              <w:rPr>
-                <w:lang w:val="it-IT"/>
-              </w:rPr>
-            </w:pPr>
-            <w:r>
-              <w:rPr>
-                <w:lang w:val="it-IT"/>
-              </w:rPr>
-              <w:t>Controllare che è possibile usare la ultimate</w:t>
             </w:r>
           </w:p>
           <w:p>
@@ -17141,21 +16570,12 @@
                 <w:lang w:val="de-CH"/>
               </w:rPr>
             </w:pPr>
-            <w:proofErr w:type="spellStart"/>
             <w:r>
               <w:rPr>
                 <w:rFonts w:cs="Arial"/>
                 <w:lang w:val="de-CH"/>
               </w:rPr>
-              <w:t>Entrare</w:t>
-            </w:r>
-            <w:proofErr w:type="spellEnd"/>
-            <w:r>
-              <w:rPr>
-                <w:rFonts w:cs="Arial"/>
-                <w:lang w:val="de-CH"/>
-              </w:rPr>
-              <w:t xml:space="preserve"> </w:t>
+              <w:t xml:space="preserve">Entrare </w:t>
             </w:r>
             <w:proofErr w:type="spellStart"/>
             <w:r>
@@ -17187,21 +16607,12 @@
                 <w:lang w:val="de-CH"/>
               </w:rPr>
             </w:pPr>
-            <w:proofErr w:type="spellStart"/>
             <w:r>
               <w:rPr>
                 <w:rFonts w:cs="Arial"/>
                 <w:lang w:val="de-CH"/>
               </w:rPr>
-              <w:t>Cliccare</w:t>
-            </w:r>
-            <w:proofErr w:type="spellEnd"/>
-            <w:r>
-              <w:rPr>
-                <w:rFonts w:cs="Arial"/>
-                <w:lang w:val="de-CH"/>
-              </w:rPr>
-              <w:t xml:space="preserve"> tasto </w:t>
+              <w:t xml:space="preserve">Cliccare tasto </w:t>
             </w:r>
             <w:proofErr w:type="spellStart"/>
             <w:r>
@@ -17610,21 +17021,12 @@
                 <w:lang w:val="de-CH"/>
               </w:rPr>
             </w:pPr>
-            <w:proofErr w:type="spellStart"/>
             <w:r>
               <w:rPr>
                 <w:rFonts w:cs="Arial"/>
                 <w:lang w:val="de-CH"/>
               </w:rPr>
-              <w:t>Entrare</w:t>
-            </w:r>
-            <w:proofErr w:type="spellEnd"/>
-            <w:r>
-              <w:rPr>
-                <w:rFonts w:cs="Arial"/>
-                <w:lang w:val="de-CH"/>
-              </w:rPr>
-              <w:t xml:space="preserve"> </w:t>
+              <w:t xml:space="preserve">Entrare </w:t>
             </w:r>
             <w:proofErr w:type="spellStart"/>
             <w:r>
@@ -17656,21 +17058,12 @@
                 <w:lang w:val="de-CH"/>
               </w:rPr>
             </w:pPr>
-            <w:proofErr w:type="spellStart"/>
             <w:r>
               <w:rPr>
                 <w:rFonts w:cs="Arial"/>
                 <w:lang w:val="de-CH"/>
               </w:rPr>
-              <w:t>Entrare</w:t>
-            </w:r>
-            <w:proofErr w:type="spellEnd"/>
-            <w:r>
-              <w:rPr>
-                <w:rFonts w:cs="Arial"/>
-                <w:lang w:val="de-CH"/>
-              </w:rPr>
-              <w:t xml:space="preserve"> </w:t>
+              <w:t xml:space="preserve">Entrare </w:t>
             </w:r>
             <w:proofErr w:type="spellStart"/>
             <w:r>
@@ -18134,21 +17527,12 @@
                 <w:lang w:val="de-CH"/>
               </w:rPr>
             </w:pPr>
-            <w:proofErr w:type="spellStart"/>
             <w:r>
               <w:rPr>
                 <w:rFonts w:cs="Arial"/>
                 <w:lang w:val="de-CH"/>
               </w:rPr>
-              <w:t>Entrare</w:t>
-            </w:r>
-            <w:proofErr w:type="spellEnd"/>
-            <w:r>
-              <w:rPr>
-                <w:rFonts w:cs="Arial"/>
-                <w:lang w:val="de-CH"/>
-              </w:rPr>
-              <w:t xml:space="preserve"> </w:t>
+              <w:t xml:space="preserve">Entrare </w:t>
             </w:r>
             <w:proofErr w:type="spellStart"/>
             <w:r>
@@ -18180,21 +17564,12 @@
                 <w:lang w:val="de-CH"/>
               </w:rPr>
             </w:pPr>
-            <w:proofErr w:type="spellStart"/>
             <w:r>
               <w:rPr>
                 <w:rFonts w:cs="Arial"/>
                 <w:lang w:val="de-CH"/>
               </w:rPr>
-              <w:t>Cliccare</w:t>
-            </w:r>
-            <w:proofErr w:type="spellEnd"/>
-            <w:r>
-              <w:rPr>
-                <w:rFonts w:cs="Arial"/>
-                <w:lang w:val="de-CH"/>
-              </w:rPr>
-              <w:t xml:space="preserve"> tasto </w:t>
+              <w:t xml:space="preserve">Cliccare tasto </w:t>
             </w:r>
             <w:proofErr w:type="spellStart"/>
             <w:r>
@@ -18536,21 +17911,12 @@
                 <w:lang w:val="de-CH"/>
               </w:rPr>
             </w:pPr>
-            <w:proofErr w:type="spellStart"/>
             <w:r>
               <w:rPr>
                 <w:rFonts w:cs="Arial"/>
                 <w:lang w:val="de-CH"/>
               </w:rPr>
-              <w:t>Entrare</w:t>
-            </w:r>
-            <w:proofErr w:type="spellEnd"/>
-            <w:r>
-              <w:rPr>
-                <w:rFonts w:cs="Arial"/>
-                <w:lang w:val="de-CH"/>
-              </w:rPr>
-              <w:t xml:space="preserve"> </w:t>
+              <w:t xml:space="preserve">Entrare </w:t>
             </w:r>
             <w:proofErr w:type="spellStart"/>
             <w:r>
@@ -18582,21 +17948,12 @@
                 <w:lang w:val="de-CH"/>
               </w:rPr>
             </w:pPr>
-            <w:proofErr w:type="spellStart"/>
             <w:r>
               <w:rPr>
                 <w:rFonts w:cs="Arial"/>
                 <w:lang w:val="de-CH"/>
               </w:rPr>
-              <w:t>Cliccare</w:t>
-            </w:r>
-            <w:proofErr w:type="spellEnd"/>
-            <w:r>
-              <w:rPr>
-                <w:rFonts w:cs="Arial"/>
-                <w:lang w:val="de-CH"/>
-              </w:rPr>
-              <w:t xml:space="preserve"> tasto </w:t>
+              <w:t xml:space="preserve">Cliccare tasto </w:t>
             </w:r>
             <w:proofErr w:type="spellStart"/>
             <w:r>
@@ -18958,21 +18315,12 @@
                 <w:lang w:val="de-CH"/>
               </w:rPr>
             </w:pPr>
-            <w:proofErr w:type="spellStart"/>
             <w:r>
               <w:rPr>
                 <w:rFonts w:cs="Arial"/>
                 <w:lang w:val="de-CH"/>
               </w:rPr>
-              <w:t>Entrare</w:t>
-            </w:r>
-            <w:proofErr w:type="spellEnd"/>
-            <w:r>
-              <w:rPr>
-                <w:rFonts w:cs="Arial"/>
-                <w:lang w:val="de-CH"/>
-              </w:rPr>
-              <w:t xml:space="preserve"> </w:t>
+              <w:t xml:space="preserve">Entrare </w:t>
             </w:r>
             <w:proofErr w:type="spellStart"/>
             <w:r>
@@ -19003,21 +18351,12 @@
                 <w:rFonts w:cs="Arial"/>
               </w:rPr>
             </w:pPr>
-            <w:proofErr w:type="spellStart"/>
             <w:r>
               <w:rPr>
                 <w:rFonts w:cs="Arial"/>
                 <w:lang w:val="de-CH"/>
               </w:rPr>
-              <w:t>Cliccare</w:t>
-            </w:r>
-            <w:proofErr w:type="spellEnd"/>
-            <w:r>
-              <w:rPr>
-                <w:rFonts w:cs="Arial"/>
-                <w:lang w:val="de-CH"/>
-              </w:rPr>
-              <w:t xml:space="preserve"> tasto </w:t>
+              <w:t xml:space="preserve">Cliccare tasto </w:t>
             </w:r>
             <w:proofErr w:type="spellStart"/>
             <w:r>
@@ -19371,21 +18710,12 @@
                 <w:lang w:val="de-CH"/>
               </w:rPr>
             </w:pPr>
-            <w:proofErr w:type="spellStart"/>
             <w:r>
               <w:rPr>
                 <w:rFonts w:cs="Arial"/>
                 <w:lang w:val="de-CH"/>
               </w:rPr>
-              <w:t>Entrare</w:t>
-            </w:r>
-            <w:proofErr w:type="spellEnd"/>
-            <w:r>
-              <w:rPr>
-                <w:rFonts w:cs="Arial"/>
-                <w:lang w:val="de-CH"/>
-              </w:rPr>
-              <w:t xml:space="preserve"> </w:t>
+              <w:t xml:space="preserve">Entrare </w:t>
             </w:r>
             <w:proofErr w:type="spellStart"/>
             <w:r>
@@ -19416,21 +18746,12 @@
                 <w:rFonts w:cs="Arial"/>
               </w:rPr>
             </w:pPr>
-            <w:proofErr w:type="spellStart"/>
             <w:r>
               <w:rPr>
                 <w:rFonts w:cs="Arial"/>
                 <w:lang w:val="de-CH"/>
               </w:rPr>
-              <w:t>Cliccare</w:t>
-            </w:r>
-            <w:proofErr w:type="spellEnd"/>
-            <w:r>
-              <w:rPr>
-                <w:rFonts w:cs="Arial"/>
-                <w:lang w:val="de-CH"/>
-              </w:rPr>
-              <w:t xml:space="preserve"> tasto </w:t>
+              <w:t xml:space="preserve">Cliccare tasto </w:t>
             </w:r>
             <w:proofErr w:type="spellStart"/>
             <w:r>
@@ -19806,21 +19127,12 @@
                 <w:lang w:val="de-CH"/>
               </w:rPr>
             </w:pPr>
-            <w:proofErr w:type="spellStart"/>
             <w:r>
               <w:rPr>
                 <w:rFonts w:cs="Arial"/>
                 <w:lang w:val="de-CH"/>
               </w:rPr>
-              <w:t>Entrare</w:t>
-            </w:r>
-            <w:proofErr w:type="spellEnd"/>
-            <w:r>
-              <w:rPr>
-                <w:rFonts w:cs="Arial"/>
-                <w:lang w:val="de-CH"/>
-              </w:rPr>
-              <w:t xml:space="preserve"> </w:t>
+              <w:t xml:space="preserve">Entrare </w:t>
             </w:r>
             <w:proofErr w:type="spellStart"/>
             <w:r>
@@ -20223,21 +19535,12 @@
                 <w:lang w:val="de-CH"/>
               </w:rPr>
             </w:pPr>
-            <w:proofErr w:type="spellStart"/>
             <w:r>
               <w:rPr>
                 <w:rFonts w:cs="Arial"/>
                 <w:lang w:val="de-CH"/>
               </w:rPr>
-              <w:t>Entrare</w:t>
-            </w:r>
-            <w:proofErr w:type="spellEnd"/>
-            <w:r>
-              <w:rPr>
-                <w:rFonts w:cs="Arial"/>
-                <w:lang w:val="de-CH"/>
-              </w:rPr>
-              <w:t xml:space="preserve"> </w:t>
+              <w:t xml:space="preserve">Entrare </w:t>
             </w:r>
             <w:proofErr w:type="spellStart"/>
             <w:r>
@@ -20624,15 +19927,15 @@
           <w:lang w:val="it-IT"/>
         </w:rPr>
       </w:pPr>
-      <w:bookmarkStart w:id="56" w:name="_Toc461179232"/>
-      <w:bookmarkStart w:id="57" w:name="_Toc223699280"/>
+      <w:bookmarkStart w:id="56" w:name="_Toc223699280"/>
+      <w:bookmarkStart w:id="57" w:name="_Toc461179232"/>
       <w:r>
         <w:rPr>
           <w:lang w:val="it-IT"/>
         </w:rPr>
         <w:t>Glossario</w:t>
       </w:r>
-      <w:bookmarkEnd w:id="57"/>
+      <w:bookmarkEnd w:id="56"/>
     </w:p>
     <w:p>
       <w:pPr>
@@ -20890,7 +20193,7 @@
       <w:r>
         <w:t>Bibliografia per articoli di riviste:</w:t>
       </w:r>
-      <w:bookmarkEnd w:id="56"/>
+      <w:bookmarkEnd w:id="57"/>
       <w:bookmarkEnd w:id="59"/>
     </w:p>
     <w:p>

--- a/3_Documentazione/SamtAllStars.docx
+++ b/3_Documentazione/SamtAllStars.docx
@@ -1,6 +1,6 @@
 
 <file path=word/document.xml><?xml version="1.0" encoding="utf-8"?>
-<w:document xmlns:wpc="http://schemas.microsoft.com/office/word/2010/wordprocessingCanvas" xmlns:cx="http://schemas.microsoft.com/office/drawing/2014/chartex" xmlns:cx1="http://schemas.microsoft.com/office/drawing/2015/9/8/chartex" xmlns:cx2="http://schemas.microsoft.com/office/drawing/2015/10/21/chartex" xmlns:cx3="http://schemas.microsoft.com/office/drawing/2016/5/9/chartex" xmlns:cx4="http://schemas.microsoft.com/office/drawing/2016/5/10/chartex" xmlns:cx5="http://schemas.microsoft.com/office/drawing/2016/5/11/chartex" xmlns:cx6="http://schemas.microsoft.com/office/drawing/2016/5/12/chartex" xmlns:cx7="http://schemas.microsoft.com/office/drawing/2016/5/13/chartex" xmlns:cx8="http://schemas.microsoft.com/office/drawing/2016/5/14/chartex" xmlns:mc="http://schemas.openxmlformats.org/markup-compatibility/2006" xmlns:aink="http://schemas.microsoft.com/office/drawing/2016/ink" xmlns:am3d="http://schemas.microsoft.com/office/drawing/2017/model3d" xmlns:o="urn:schemas-microsoft-com:office:office" xmlns:oel="http://schemas.microsoft.com/office/2019/extlst" xmlns:r="http://schemas.openxmlformats.org/officeDocument/2006/relationships" xmlns:m="http://schemas.openxmlformats.org/officeDocument/2006/math" xmlns:v="urn:schemas-microsoft-com:vml" xmlns:wp14="http://schemas.microsoft.com/office/word/2010/wordprocessingDrawing" xmlns:wp="http://schemas.openxmlformats.org/drawingml/2006/wordprocessingDrawing" xmlns:w10="urn:schemas-microsoft-com:office:word" xmlns:w="http://schemas.openxmlformats.org/wordprocessingml/2006/main" xmlns:w14="http://schemas.microsoft.com/office/word/2010/wordml" xmlns:w15="http://schemas.microsoft.com/office/word/2012/wordml" xmlns:w16cex="http://schemas.microsoft.com/office/word/2018/wordml/cex" xmlns:w16cid="http://schemas.microsoft.com/office/word/2016/wordml/cid" xmlns:w16="http://schemas.microsoft.com/office/word/2018/wordml" xmlns:w16sdtdh="http://schemas.microsoft.com/office/word/2020/wordml/sdtdatahash" xmlns:w16se="http://schemas.microsoft.com/office/word/2015/wordml/symex" xmlns:wpg="http://schemas.microsoft.com/office/word/2010/wordprocessingGroup" xmlns:wpi="http://schemas.microsoft.com/office/word/2010/wordprocessingInk" xmlns:wne="http://schemas.microsoft.com/office/word/2006/wordml" xmlns:wps="http://schemas.microsoft.com/office/word/2010/wordprocessingShape" mc:Ignorable="w14 w15 w16se w16cid w16 w16cex w16sdtdh wp14">
+<w:document xmlns:wpc="http://schemas.microsoft.com/office/word/2010/wordprocessingCanvas" xmlns:cx="http://schemas.microsoft.com/office/drawing/2014/chartex" xmlns:cx1="http://schemas.microsoft.com/office/drawing/2015/9/8/chartex" xmlns:cx2="http://schemas.microsoft.com/office/drawing/2015/10/21/chartex" xmlns:cx3="http://schemas.microsoft.com/office/drawing/2016/5/9/chartex" xmlns:cx4="http://schemas.microsoft.com/office/drawing/2016/5/10/chartex" xmlns:cx5="http://schemas.microsoft.com/office/drawing/2016/5/11/chartex" xmlns:cx6="http://schemas.microsoft.com/office/drawing/2016/5/12/chartex" xmlns:cx7="http://schemas.microsoft.com/office/drawing/2016/5/13/chartex" xmlns:cx8="http://schemas.microsoft.com/office/drawing/2016/5/14/chartex" xmlns:mc="http://schemas.openxmlformats.org/markup-compatibility/2006" xmlns:aink="http://schemas.microsoft.com/office/drawing/2016/ink" xmlns:am3d="http://schemas.microsoft.com/office/drawing/2017/model3d" xmlns:o="urn:schemas-microsoft-com:office:office" xmlns:oel="http://schemas.microsoft.com/office/2019/extlst" xmlns:r="http://schemas.openxmlformats.org/officeDocument/2006/relationships" xmlns:m="http://schemas.openxmlformats.org/officeDocument/2006/math" xmlns:v="urn:schemas-microsoft-com:vml" xmlns:wp14="http://schemas.microsoft.com/office/word/2010/wordprocessingDrawing" xmlns:wp="http://schemas.openxmlformats.org/drawingml/2006/wordprocessingDrawing" xmlns:w10="urn:schemas-microsoft-com:office:word" xmlns:w="http://schemas.openxmlformats.org/wordprocessingml/2006/main" xmlns:w14="http://schemas.microsoft.com/office/word/2010/wordml" xmlns:w15="http://schemas.microsoft.com/office/word/2012/wordml" xmlns:w16cex="http://schemas.microsoft.com/office/word/2018/wordml/cex" xmlns:w16cid="http://schemas.microsoft.com/office/word/2016/wordml/cid" xmlns:w16="http://schemas.microsoft.com/office/word/2018/wordml" xmlns:w16du="http://schemas.microsoft.com/office/word/2023/wordml/word16du" xmlns:w16sdtdh="http://schemas.microsoft.com/office/word/2020/wordml/sdtdatahash" xmlns:w16sdtfl="http://schemas.microsoft.com/office/word/2024/wordml/sdtformatlock" xmlns:w16se="http://schemas.microsoft.com/office/word/2015/wordml/symex" xmlns:wpg="http://schemas.microsoft.com/office/word/2010/wordprocessingGroup" xmlns:wpi="http://schemas.microsoft.com/office/word/2010/wordprocessingInk" xmlns:wne="http://schemas.microsoft.com/office/word/2006/wordml" xmlns:wps="http://schemas.microsoft.com/office/word/2010/wordprocessingShape" mc:Ignorable="w14 w15 w16se w16cid w16 w16cex w16sdtdh w16sdtfl w16du wp14">
   <w:body>
     <w:p>
       <w:pPr>
@@ -9669,6 +9669,7 @@
           <w:bCs/>
           <w:sz w:val="24"/>
           <w:szCs w:val="24"/>
+          <w:lang w:val="it-CH"/>
         </w:rPr>
       </w:pPr>
       <w:r>
@@ -9677,150 +9678,322 @@
           <w:bCs/>
           <w:sz w:val="24"/>
           <w:szCs w:val="24"/>
-        </w:rPr>
-        <w:t xml:space="preserve">US-02 — </w:t>
-      </w:r>
-      <w:proofErr w:type="spellStart"/>
-      <w:r>
+          <w:lang w:val="it-CH"/>
+        </w:rPr>
+        <w:t>US-02 — Configurazione audio e comandi</w:t>
+      </w:r>
+    </w:p>
+    <w:p>
+      <w:r>
+        <w:t>Come giocatore, voglio modificare l'audio e visualizzare i comandi, così da adattare il gioco alle mie preferenze e capire come controllare il personaggio.</w:t>
+      </w:r>
+    </w:p>
+    <w:p/>
+    <w:p>
+      <w:r>
+        <w:rPr>
+          <w:b/>
+          <w:bCs/>
+        </w:rPr>
+        <w:t>Criteri d’accettazione</w:t>
+      </w:r>
+      <w:r>
+        <w:t>:</w:t>
+      </w:r>
+    </w:p>
+    <w:p>
+      <w:r>
+        <w:t>- Dato che apro le impostazioni, quando entro nella schermata dedicata, allora posso regolare volume master, SFX, musica e voci.</w:t>
+      </w:r>
+    </w:p>
+    <w:p>
+      <w:r>
+        <w:t>- Dato che uso tastiera o controller, quando apro la sezione comandi, allora posso visualizzare i tasti corretti per il dispositivo scelto.</w:t>
+      </w:r>
+    </w:p>
+    <w:p>
+      <w:r>
+        <w:t>- Dato che modifico le impostazioni, quando chiudo e riapro il gioco, allora le preferenze salvate vengono ricaricate correttamente.</w:t>
+      </w:r>
+    </w:p>
+    <w:p/>
+    <w:p/>
+    <w:p>
+      <w:pPr>
+        <w:pStyle w:val="Nessunaspaziatura"/>
         <w:rPr>
           <w:b/>
           <w:bCs/>
           <w:sz w:val="24"/>
           <w:szCs w:val="24"/>
-        </w:rPr>
-        <w:t>Configurazione</w:t>
-      </w:r>
-      <w:proofErr w:type="spellEnd"/>
+          <w:lang w:val="it-CH"/>
+        </w:rPr>
+      </w:pPr>
       <w:r>
         <w:rPr>
           <w:b/>
           <w:bCs/>
           <w:sz w:val="24"/>
           <w:szCs w:val="24"/>
-        </w:rPr>
-        <w:t xml:space="preserve"> audio e </w:t>
-      </w:r>
-      <w:proofErr w:type="spellStart"/>
-      <w:r>
+          <w:lang w:val="it-CH"/>
+        </w:rPr>
+        <w:t>US-03 — Consultazione del roster dei personaggi</w:t>
+      </w:r>
+    </w:p>
+    <w:p>
+      <w:r>
+        <w:t>Come giocatore, voglio vedere i personaggi disponibili con le loro informazioni principali, così da scegliere quello più adatto al mio stile di gioco.</w:t>
+      </w:r>
+    </w:p>
+    <w:p/>
+    <w:p>
+      <w:r>
+        <w:rPr>
+          <w:b/>
+          <w:bCs/>
+        </w:rPr>
+        <w:t>Criteri d’accettazione</w:t>
+      </w:r>
+      <w:r>
+        <w:t>:</w:t>
+      </w:r>
+    </w:p>
+    <w:p>
+      <w:r>
+        <w:t>- Dato che apro la lista dei personaggi, quando entro nella schermata, allora vedo tutti e 4 i personaggi disponibili.</w:t>
+      </w:r>
+    </w:p>
+    <w:p>
+      <w:r>
+        <w:t>- Dato che seleziono un personaggio, quando ne apro la scheda, allora vedo nome, descrizione e statistiche principali.</w:t>
+      </w:r>
+    </w:p>
+    <w:p>
+      <w:r>
+        <w:t>- Dato che il sistema tiene traccia delle vittorie, quando visualizzo la scheda di un personaggio, allora vedo anche il numero totale di vittorie associate.</w:t>
+      </w:r>
+    </w:p>
+    <w:p/>
+    <w:p/>
+    <w:p>
+      <w:pPr>
+        <w:pStyle w:val="Nessunaspaziatura"/>
         <w:rPr>
           <w:b/>
           <w:bCs/>
           <w:sz w:val="24"/>
           <w:szCs w:val="24"/>
-        </w:rPr>
-        <w:t>comandi</w:t>
-      </w:r>
-      <w:proofErr w:type="spellEnd"/>
-    </w:p>
-    <w:p>
-      <w:r>
-        <w:t>Come giocatore, voglio modificare l'audio e visualizzare i comandi, così da adattare il gioco alle mie preferenze e capire come controllare il personaggio.</w:t>
-      </w:r>
-    </w:p>
-    <w:p/>
-    <w:p>
-      <w:r>
-        <w:rPr>
-          <w:b/>
-          <w:bCs/>
-        </w:rPr>
-        <w:t>Criteri d’accettazione</w:t>
-      </w:r>
-      <w:r>
-        <w:t>:</w:t>
-      </w:r>
-    </w:p>
-    <w:p>
-      <w:r>
-        <w:t>- Dato che apro le impostazioni, quando entro nella schermata dedicata, allora posso regolare volume master, SFX, musica e voci.</w:t>
-      </w:r>
-    </w:p>
-    <w:p>
-      <w:r>
-        <w:t>- Dato che uso tastiera o controller, quando apro la sezione comandi, allora posso visualizzare i tasti corretti per il dispositivo scelto.</w:t>
-      </w:r>
-    </w:p>
-    <w:p>
-      <w:r>
-        <w:t>- Dato che modifico le impostazioni, quando chiudo e riapro il gioco, allora le preferenze salvate vengono ricaricate correttamente.</w:t>
-      </w:r>
-    </w:p>
-    <w:p/>
-    <w:p/>
-    <w:p>
-      <w:pPr>
-        <w:pStyle w:val="Nessunaspaziatura"/>
+          <w:lang w:val="it-CH"/>
+        </w:rPr>
+      </w:pPr>
+      <w:r>
         <w:rPr>
           <w:b/>
           <w:bCs/>
           <w:sz w:val="24"/>
           <w:szCs w:val="24"/>
-        </w:rPr>
-      </w:pPr>
-      <w:r>
+          <w:lang w:val="it-CH"/>
+        </w:rPr>
+        <w:t>US-04 — Scelta di personaggio prima della partita</w:t>
+      </w:r>
+    </w:p>
+    <w:p>
+      <w:r>
+        <w:t>Come giocatore, voglio scegliere il personaggio prima di iniziare il match, così da giocare con lo stile che preferisco.</w:t>
+      </w:r>
+    </w:p>
+    <w:p/>
+    <w:p>
+      <w:r>
+        <w:rPr>
+          <w:b/>
+          <w:bCs/>
+        </w:rPr>
+        <w:t>Criteri d’accettazione</w:t>
+      </w:r>
+      <w:r>
+        <w:t>:</w:t>
+      </w:r>
+    </w:p>
+    <w:p>
+      <w:r>
+        <w:t>- Dato che sto avviando una partita, quando entro nella schermata di selezione, allora vedo i 4 personaggi disponibili.</w:t>
+      </w:r>
+    </w:p>
+    <w:p>
+      <w:r>
+        <w:t>- Dato che mi trovo nella schermata di scelta, quando cambio idea, allora posso tornare indietro senza errori.</w:t>
+      </w:r>
+    </w:p>
+    <w:p>
+      <w:r>
+        <w:t>- Dato che entrambi i giocatori stanno scegliendo, quando completano la selezione, allora il sistema mostra chiaramente chi ha scelto quale personaggio.</w:t>
+      </w:r>
+    </w:p>
+    <w:p>
+      <w:r>
+        <w:t>- Dato che due giocatori selezionano lo stesso personaggio, quando confermano la scelta, allora la partita può comunque essere avviata.</w:t>
+      </w:r>
+    </w:p>
+    <w:p>
+      <w:r>
+        <w:br w:type="page"/>
+      </w:r>
+    </w:p>
+    <w:p>
+      <w:pPr>
+        <w:pStyle w:val="Nessunaspaziatura"/>
         <w:rPr>
           <w:b/>
           <w:bCs/>
           <w:sz w:val="24"/>
           <w:szCs w:val="24"/>
-        </w:rPr>
-        <w:t xml:space="preserve">US-03 — </w:t>
-      </w:r>
-      <w:proofErr w:type="spellStart"/>
+          <w:lang w:val="it-CH"/>
+        </w:rPr>
+      </w:pPr>
       <w:r>
         <w:rPr>
           <w:b/>
           <w:bCs/>
           <w:sz w:val="24"/>
           <w:szCs w:val="24"/>
-        </w:rPr>
-        <w:t>Consultazione</w:t>
-      </w:r>
-      <w:proofErr w:type="spellEnd"/>
-      <w:r>
+          <w:lang w:val="it-CH"/>
+        </w:rPr>
+        <w:lastRenderedPageBreak/>
+        <w:t>US-05 — Scelta della mappa</w:t>
+      </w:r>
+    </w:p>
+    <w:p>
+      <w:r>
+        <w:t>Come giocatore, voglio scegliere la mappa del combattimento, così da decidere l’arena in cui giocare.</w:t>
+      </w:r>
+    </w:p>
+    <w:p/>
+    <w:p>
+      <w:r>
+        <w:rPr>
+          <w:b/>
+          <w:bCs/>
+        </w:rPr>
+        <w:t>Criteri d’accettazione</w:t>
+      </w:r>
+      <w:r>
+        <w:t>:</w:t>
+      </w:r>
+    </w:p>
+    <w:p>
+      <w:r>
+        <w:t>- Dato che ho completato la scelta del personaggio, quando apro la schermata mappe, allora vedo 4 mappe tra cui scegliere.</w:t>
+      </w:r>
+    </w:p>
+    <w:p>
+      <w:r>
+        <w:t>- Dato che seleziono una mappa, quando confermo la scelta, allora il sistema evidenzia chiaramente quale arena verrà usata.</w:t>
+      </w:r>
+    </w:p>
+    <w:p>
+      <w:r>
+        <w:t>- Dato che avvio la partita, quando il match comincia, allora viene caricata la mappa selezionata.</w:t>
+      </w:r>
+    </w:p>
+    <w:p/>
+    <w:p>
+      <w:pPr>
+        <w:rPr>
+          <w:sz w:val="24"/>
+          <w:szCs w:val="24"/>
+        </w:rPr>
+      </w:pPr>
+    </w:p>
+    <w:p>
+      <w:pPr>
+        <w:pStyle w:val="Nessunaspaziatura"/>
         <w:rPr>
           <w:b/>
           <w:bCs/>
           <w:sz w:val="24"/>
           <w:szCs w:val="24"/>
-        </w:rPr>
-        <w:t xml:space="preserve"> del roster </w:t>
-      </w:r>
-      <w:proofErr w:type="spellStart"/>
+          <w:lang w:val="it-CH"/>
+        </w:rPr>
+      </w:pPr>
       <w:r>
         <w:rPr>
           <w:b/>
           <w:bCs/>
           <w:sz w:val="24"/>
           <w:szCs w:val="24"/>
-        </w:rPr>
-        <w:t>dei</w:t>
-      </w:r>
-      <w:proofErr w:type="spellEnd"/>
-      <w:r>
+          <w:lang w:val="it-CH"/>
+        </w:rPr>
+        <w:t>US-06 — Controllo del personaggio in combattimento</w:t>
+      </w:r>
+    </w:p>
+    <w:p>
+      <w:r>
+        <w:t>Come giocatore, voglio controllare il personaggio durante il match, così da combattere in modo completo e reattivo.</w:t>
+      </w:r>
+    </w:p>
+    <w:p/>
+    <w:p>
+      <w:r>
+        <w:rPr>
+          <w:b/>
+          <w:bCs/>
+        </w:rPr>
+        <w:t>Criteri d’accettazione</w:t>
+      </w:r>
+      <w:r>
+        <w:t>:</w:t>
+      </w:r>
+    </w:p>
+    <w:p>
+      <w:r>
+        <w:t>- Dato che la partita è in corso, quando uso i comandi di movimento, allora il personaggio può muoversi e saltare correttamente.</w:t>
+      </w:r>
+    </w:p>
+    <w:p>
+      <w:r>
+        <w:t>- Dato che la partita è in corso, quando uso i comandi offensivi, allora il personaggio può eseguire dash, pugni e calci.</w:t>
+      </w:r>
+    </w:p>
+    <w:p>
+      <w:r>
+        <w:t>- Dato che la partita è in corso, quando attivo abilità, allora il personaggio esegue l’azione corrispondente.</w:t>
+      </w:r>
+    </w:p>
+    <w:p/>
+    <w:p>
+      <w:pPr>
+        <w:rPr>
+          <w:sz w:val="24"/>
+          <w:szCs w:val="24"/>
+        </w:rPr>
+      </w:pPr>
+    </w:p>
+    <w:p>
+      <w:pPr>
+        <w:pStyle w:val="Nessunaspaziatura"/>
         <w:rPr>
           <w:b/>
           <w:bCs/>
           <w:sz w:val="24"/>
           <w:szCs w:val="24"/>
-        </w:rPr>
-        <w:t xml:space="preserve"> </w:t>
-      </w:r>
-      <w:proofErr w:type="spellStart"/>
+          <w:lang w:val="it-CH"/>
+        </w:rPr>
+      </w:pPr>
       <w:r>
         <w:rPr>
           <w:b/>
           <w:bCs/>
           <w:sz w:val="24"/>
           <w:szCs w:val="24"/>
-        </w:rPr>
-        <w:t>personaggi</w:t>
-      </w:r>
-      <w:proofErr w:type="spellEnd"/>
-    </w:p>
-    <w:p>
-      <w:r>
-        <w:t>Come giocatore, voglio vedere i personaggi disponibili con le loro informazioni principali, così da scegliere quello più adatto al mio stile di gioco.</w:t>
+          <w:lang w:val="it-CH"/>
+        </w:rPr>
+        <w:t>US-07 — Uso di abilità con feedback chiaro</w:t>
+      </w:r>
+    </w:p>
+    <w:p>
+      <w:r>
+        <w:t>Come giocatore, voglio usare abilità con effetti e informazioni comprensibili, così da sapere quando e come sfruttarle in combattimento.</w:t>
       </w:r>
     </w:p>
     <w:p/>
@@ -9838,21 +10011,33 @@
     </w:p>
     <w:p>
       <w:r>
-        <w:t>- Dato che apro la lista dei personaggi, quando entro nella schermata, allora vedo tutti e 4 i personaggi disponibili.</w:t>
-      </w:r>
-    </w:p>
-    <w:p>
-      <w:r>
-        <w:t>- Dato che seleziono un personaggio, quando ne apro la scheda, allora vedo nome, descrizione e statistiche principali.</w:t>
-      </w:r>
-    </w:p>
-    <w:p>
-      <w:r>
-        <w:t>- Dato che il sistema tiene traccia delle vittorie, quando visualizzo la scheda di un personaggio, allora vedo anche il numero totale di vittorie associate.</w:t>
+        <w:t>- Dato che sto usando un personaggio, quando attivo un’abilità, allora l’azione applica le sue caratteristiche previste, incluse durata o danno.</w:t>
+      </w:r>
+    </w:p>
+    <w:p>
+      <w:r>
+        <w:t>- Dato che un’abilità è stata usata, quando entra in recupero, allora vedo il cooldown associato.</w:t>
+      </w:r>
+    </w:p>
+    <w:p>
+      <w:r>
+        <w:t>- Dato che attivo un’abilità, quando viene eseguita, allora vedo la relativa animazione.</w:t>
+      </w:r>
+    </w:p>
+    <w:p>
+      <w:r>
+        <w:t>- Dato che consulto il personaggio nella schermata informativa, quando apro i dettagli, allora trovo nome e descrizione di abilità.</w:t>
       </w:r>
     </w:p>
     <w:p/>
-    <w:p/>
+    <w:p>
+      <w:pPr>
+        <w:rPr>
+          <w:sz w:val="24"/>
+          <w:szCs w:val="24"/>
+        </w:rPr>
+      </w:pPr>
+    </w:p>
     <w:p>
       <w:pPr>
         <w:pStyle w:val="Nessunaspaziatura"/>
@@ -9861,6 +10046,7 @@
           <w:bCs/>
           <w:sz w:val="24"/>
           <w:szCs w:val="24"/>
+          <w:lang w:val="it-CH"/>
         </w:rPr>
       </w:pPr>
       <w:r>
@@ -9869,73 +10055,214 @@
           <w:bCs/>
           <w:sz w:val="24"/>
           <w:szCs w:val="24"/>
-        </w:rPr>
-        <w:t xml:space="preserve">US-04 — </w:t>
-      </w:r>
-      <w:proofErr w:type="spellStart"/>
-      <w:r>
+          <w:lang w:val="it-CH"/>
+        </w:rPr>
+        <w:t>US-08 — Interfaccia leggibile durante la partita</w:t>
+      </w:r>
+    </w:p>
+    <w:p>
+      <w:r>
+        <w:t>Come giocatore, voglio vedere durante il match le informazioni essenziali dei combattenti, così da capire subito lo stato della partita.</w:t>
+      </w:r>
+    </w:p>
+    <w:p/>
+    <w:p>
+      <w:r>
+        <w:rPr>
+          <w:b/>
+          <w:bCs/>
+        </w:rPr>
+        <w:t>Criteri d’accettazione</w:t>
+      </w:r>
+      <w:r>
+        <w:t>:</w:t>
+      </w:r>
+    </w:p>
+    <w:p>
+      <w:r>
+        <w:t>- Dato che il match è iniziato, quando guardo l’interfaccia di gioco, allora vedo i personaggi coinvolti nella partita.</w:t>
+      </w:r>
+    </w:p>
+    <w:p>
+      <w:r>
+        <w:t>- Dato che il match è in corso, quando osservo l’interfaccia, allora vedo le statistiche rilevanti dei personaggi selezionati.</w:t>
+      </w:r>
+    </w:p>
+    <w:p>
+      <w:r>
+        <w:t>- Dato che un personaggio subisce danni, quando la sua vita cambia, allora la vita viene mostrata tramite barra aggiornata.</w:t>
+      </w:r>
+    </w:p>
+    <w:p>
+      <w:r>
+        <w:t>- Dato che un’abilità è in recupero, quando guardo l’interfaccia, allora il cooldown è visibile.</w:t>
+      </w:r>
+    </w:p>
+    <w:p>
+      <w:r>
+        <w:br w:type="page"/>
+      </w:r>
+    </w:p>
+    <w:p>
+      <w:pPr>
+        <w:pStyle w:val="Nessunaspaziatura"/>
         <w:rPr>
           <w:b/>
           <w:bCs/>
           <w:sz w:val="24"/>
           <w:szCs w:val="24"/>
-        </w:rPr>
-        <w:t>Scelta</w:t>
-      </w:r>
-      <w:proofErr w:type="spellEnd"/>
+          <w:lang w:val="it-CH"/>
+        </w:rPr>
+      </w:pPr>
       <w:r>
         <w:rPr>
           <w:b/>
           <w:bCs/>
           <w:sz w:val="24"/>
           <w:szCs w:val="24"/>
-        </w:rPr>
-        <w:t xml:space="preserve"> di </w:t>
-      </w:r>
-      <w:proofErr w:type="spellStart"/>
-      <w:r>
+          <w:lang w:val="it-CH"/>
+        </w:rPr>
+        <w:lastRenderedPageBreak/>
+        <w:t>US-09 — Visualizzazione del vincitore a fine partita</w:t>
+      </w:r>
+    </w:p>
+    <w:p>
+      <w:r>
+        <w:t>Come giocatore, voglio vedere chiaramente chi ha vinto e poter tornare al menu, così da concludere il match senza ambiguità e iniziarne un altro.</w:t>
+      </w:r>
+    </w:p>
+    <w:p/>
+    <w:p>
+      <w:r>
+        <w:rPr>
+          <w:b/>
+          <w:bCs/>
+        </w:rPr>
+        <w:t>Criteri d’accettazione</w:t>
+      </w:r>
+      <w:r>
+        <w:t>:</w:t>
+      </w:r>
+    </w:p>
+    <w:p>
+      <w:r>
+        <w:t>- Dato che un match termina, quando viene decretato il vincitore, allora compare una schermata finale dedicata.</w:t>
+      </w:r>
+    </w:p>
+    <w:p>
+      <w:r>
+        <w:t>- Dato che la schermata finale è aperta, quando la visualizzo, allora vedo il nome del personaggio vincitore accompagnato dalla scritta “won”.</w:t>
+      </w:r>
+    </w:p>
+    <w:p>
+      <w:r>
+        <w:t>- Dato che la schermata finale è aperta, quando la visualizzo, allora vedo anche un elemento celebrativo come la coppa prevista.</w:t>
+      </w:r>
+    </w:p>
+    <w:p>
+      <w:r>
+        <w:t>- Dato che voglio uscire dalla schermata finale, quando premo il pulsante dedicato, allora torno alla schermata principale.</w:t>
+      </w:r>
+    </w:p>
+    <w:p/>
+    <w:p/>
+    <w:p>
+      <w:pPr>
+        <w:pStyle w:val="Nessunaspaziatura"/>
         <w:rPr>
           <w:b/>
           <w:bCs/>
           <w:sz w:val="24"/>
           <w:szCs w:val="24"/>
-        </w:rPr>
-        <w:t>personaggio</w:t>
-      </w:r>
-      <w:proofErr w:type="spellEnd"/>
+          <w:lang w:val="it-CH"/>
+        </w:rPr>
+      </w:pPr>
       <w:r>
         <w:rPr>
           <w:b/>
           <w:bCs/>
           <w:sz w:val="24"/>
           <w:szCs w:val="24"/>
-        </w:rPr>
-        <w:t xml:space="preserve"> prima </w:t>
-      </w:r>
-      <w:proofErr w:type="spellStart"/>
-      <w:r>
+          <w:lang w:val="it-CH"/>
+        </w:rPr>
+        <w:t>US-10 — Salvataggio del conteggio vittorie</w:t>
+      </w:r>
+    </w:p>
+    <w:p>
+      <w:r>
+        <w:t>Come giocatore, voglio che le vittorie dei personaggi vengano registrate, così da confrontare i risultati nel tempo.</w:t>
+      </w:r>
+    </w:p>
+    <w:p/>
+    <w:p>
+      <w:r>
+        <w:rPr>
+          <w:b/>
+          <w:bCs/>
+        </w:rPr>
+        <w:t>Criteri d’accettazione</w:t>
+      </w:r>
+      <w:r>
+        <w:t>:</w:t>
+      </w:r>
+    </w:p>
+    <w:p>
+      <w:r>
+        <w:t>- Dato che un personaggio vince una partita, quando il match termina, allora il suo totale vittorie viene incrementato.</w:t>
+      </w:r>
+    </w:p>
+    <w:p>
+      <w:r>
+        <w:t>- Dato che chiudo e riapro il gioco, quando consulto i personaggi, allora il numero totale di vittorie risulta ancora salvato.</w:t>
+      </w:r>
+    </w:p>
+    <w:p>
+      <w:r>
+        <w:t>- Dato che visualizzo la lista dei personaggi, quando apro la scheda di un personaggio, allora vedo il conteggio aggiornato delle sue vittorie.</w:t>
+      </w:r>
+    </w:p>
+    <w:p/>
+    <w:p>
+      <w:pPr>
+        <w:rPr>
+          <w:sz w:val="24"/>
+          <w:szCs w:val="24"/>
+        </w:rPr>
+      </w:pPr>
+    </w:p>
+    <w:p>
+      <w:pPr>
+        <w:pStyle w:val="Nessunaspaziatura"/>
         <w:rPr>
           <w:b/>
           <w:bCs/>
           <w:sz w:val="24"/>
           <w:szCs w:val="24"/>
-        </w:rPr>
-        <w:t>della</w:t>
-      </w:r>
-      <w:proofErr w:type="spellEnd"/>
+          <w:lang w:val="it-CH"/>
+        </w:rPr>
+      </w:pPr>
       <w:r>
         <w:rPr>
           <w:b/>
           <w:bCs/>
           <w:sz w:val="24"/>
           <w:szCs w:val="24"/>
-        </w:rPr>
-        <w:t xml:space="preserve"> partita</w:t>
-      </w:r>
-    </w:p>
-    <w:p>
-      <w:r>
-        <w:t>Come giocatore, voglio scegliere il personaggio prima di iniziare il match, così da giocare con lo stile che preferisco.</w:t>
+          <w:lang w:val="it-CH"/>
+        </w:rPr>
+        <w:t>US-11 — Esperienza audiovisiva del gioco</w:t>
+      </w:r>
+    </w:p>
+    <w:p>
+      <w:r>
+        <w:t xml:space="preserve">Come giocatore, voglio avere </w:t>
+      </w:r>
+      <w:proofErr w:type="gramStart"/>
+      <w:r>
+        <w:t>feedback</w:t>
+      </w:r>
+      <w:proofErr w:type="gramEnd"/>
+      <w:r>
+        <w:t xml:space="preserve"> audio e visivi coerenti durante il gioco, così da rendere l’esperienza più chiara e coinvolgente.</w:t>
       </w:r>
     </w:p>
     <w:p/>
@@ -9953,29 +10280,34 @@
     </w:p>
     <w:p>
       <w:r>
-        <w:t>- Dato che sto avviando una partita, quando entro nella schermata di selezione, allora vedo i 4 personaggi disponibili.</w:t>
-      </w:r>
-    </w:p>
-    <w:p>
-      <w:r>
-        <w:t>- Dato che mi trovo nella schermata di scelta, quando cambio idea, allora posso tornare indietro senza errori.</w:t>
-      </w:r>
-    </w:p>
-    <w:p>
-      <w:r>
-        <w:t>- Dato che entrambi i giocatori stanno scegliendo, quando completano la selezione, allora il sistema mostra chiaramente chi ha scelto quale personaggio.</w:t>
-      </w:r>
-    </w:p>
-    <w:p>
-      <w:r>
-        <w:t>- Dato che due giocatori selezionano lo stesso personaggio, quando confermano la scelta, allora la partita può comunque essere avviata.</w:t>
-      </w:r>
-    </w:p>
-    <w:p>
-      <w:r>
-        <w:br w:type="page"/>
-      </w:r>
-    </w:p>
+        <w:t>- Dato che navigo nei menu, quando seleziono pulsanti o cambio schermata, allora sento i suoni previsti e vedo le animazioni dell’interfaccia.</w:t>
+      </w:r>
+    </w:p>
+    <w:p>
+      <w:r>
+        <w:t>- Dato che sto giocando una partita, quando uso abilità, allora sento gli effetti sonori associati.</w:t>
+      </w:r>
+    </w:p>
+    <w:p>
+      <w:r>
+        <w:t>- Dato che più suoni vengono riprodotti contemporaneamente, quando il gioco è in esecuzione, allora l’audio continua a funzionare correttamente senza interrompere gli altri effetti.</w:t>
+      </w:r>
+    </w:p>
+    <w:p>
+      <w:r>
+        <w:t xml:space="preserve">- Dato che i personaggi eseguono azioni previste, quando si attivano eventi specifici, allora vengono riprodotte anche le relative </w:t>
+      </w:r>
+      <w:proofErr w:type="spellStart"/>
+      <w:r>
+        <w:t>voiceline</w:t>
+      </w:r>
+      <w:proofErr w:type="spellEnd"/>
+      <w:r>
+        <w:t>.</w:t>
+      </w:r>
+    </w:p>
+    <w:p/>
+    <w:p/>
     <w:p>
       <w:pPr>
         <w:pStyle w:val="Nessunaspaziatura"/>
@@ -9984,6 +10316,7 @@
           <w:bCs/>
           <w:sz w:val="24"/>
           <w:szCs w:val="24"/>
+          <w:lang w:val="it-CH"/>
         </w:rPr>
       </w:pPr>
       <w:r>
@@ -9992,870 +10325,14 @@
           <w:bCs/>
           <w:sz w:val="24"/>
           <w:szCs w:val="24"/>
-        </w:rPr>
-        <w:lastRenderedPageBreak/>
-        <w:t xml:space="preserve">US-05 — </w:t>
-      </w:r>
-      <w:proofErr w:type="spellStart"/>
-      <w:r>
-        <w:rPr>
-          <w:b/>
-          <w:bCs/>
-          <w:sz w:val="24"/>
-          <w:szCs w:val="24"/>
-        </w:rPr>
-        <w:t>Scelta</w:t>
-      </w:r>
-      <w:proofErr w:type="spellEnd"/>
-      <w:r>
-        <w:rPr>
-          <w:b/>
-          <w:bCs/>
-          <w:sz w:val="24"/>
-          <w:szCs w:val="24"/>
-        </w:rPr>
-        <w:t xml:space="preserve"> </w:t>
-      </w:r>
-      <w:proofErr w:type="spellStart"/>
-      <w:r>
-        <w:rPr>
-          <w:b/>
-          <w:bCs/>
-          <w:sz w:val="24"/>
-          <w:szCs w:val="24"/>
-        </w:rPr>
-        <w:t>della</w:t>
-      </w:r>
-      <w:proofErr w:type="spellEnd"/>
-      <w:r>
-        <w:rPr>
-          <w:b/>
-          <w:bCs/>
-          <w:sz w:val="24"/>
-          <w:szCs w:val="24"/>
-        </w:rPr>
-        <w:t xml:space="preserve"> </w:t>
-      </w:r>
-      <w:proofErr w:type="spellStart"/>
-      <w:r>
-        <w:rPr>
-          <w:b/>
-          <w:bCs/>
-          <w:sz w:val="24"/>
-          <w:szCs w:val="24"/>
-        </w:rPr>
-        <w:t>mappa</w:t>
-      </w:r>
-      <w:proofErr w:type="spellEnd"/>
-    </w:p>
-    <w:p>
-      <w:r>
-        <w:t>Come giocatore, voglio scegliere la mappa del combattimento, così da decidere l’arena in cui giocare.</w:t>
-      </w:r>
-    </w:p>
-    <w:p/>
-    <w:p>
-      <w:r>
-        <w:rPr>
-          <w:b/>
-          <w:bCs/>
-        </w:rPr>
-        <w:t>Criteri d’accettazione</w:t>
-      </w:r>
-      <w:r>
-        <w:t>:</w:t>
-      </w:r>
-    </w:p>
-    <w:p>
-      <w:r>
-        <w:t>- Dato che ho completato la scelta del personaggio, quando apro la schermata mappe, allora vedo 4 mappe tra cui scegliere.</w:t>
-      </w:r>
-    </w:p>
-    <w:p>
-      <w:r>
-        <w:t>- Dato che seleziono una mappa, quando confermo la scelta, allora il sistema evidenzia chiaramente quale arena verrà usata.</w:t>
-      </w:r>
-    </w:p>
-    <w:p>
-      <w:r>
-        <w:t>- Dato che avvio la partita, quando il match comincia, allora viene caricata la mappa selezionata.</w:t>
-      </w:r>
-    </w:p>
-    <w:p/>
-    <w:p>
-      <w:pPr>
-        <w:rPr>
-          <w:sz w:val="24"/>
-          <w:szCs w:val="24"/>
-        </w:rPr>
-      </w:pPr>
-    </w:p>
-    <w:p>
-      <w:pPr>
-        <w:pStyle w:val="Nessunaspaziatura"/>
-        <w:rPr>
-          <w:b/>
-          <w:bCs/>
-          <w:sz w:val="24"/>
-          <w:szCs w:val="24"/>
-        </w:rPr>
-      </w:pPr>
-      <w:r>
-        <w:rPr>
-          <w:b/>
-          <w:bCs/>
-          <w:sz w:val="24"/>
-          <w:szCs w:val="24"/>
-        </w:rPr>
-        <w:t xml:space="preserve">US-06 — </w:t>
-      </w:r>
-      <w:proofErr w:type="spellStart"/>
-      <w:r>
-        <w:rPr>
-          <w:b/>
-          <w:bCs/>
-          <w:sz w:val="24"/>
-          <w:szCs w:val="24"/>
-        </w:rPr>
-        <w:t>Controllo</w:t>
-      </w:r>
-      <w:proofErr w:type="spellEnd"/>
-      <w:r>
-        <w:rPr>
-          <w:b/>
-          <w:bCs/>
-          <w:sz w:val="24"/>
-          <w:szCs w:val="24"/>
-        </w:rPr>
-        <w:t xml:space="preserve"> del </w:t>
-      </w:r>
-      <w:proofErr w:type="spellStart"/>
-      <w:r>
-        <w:rPr>
-          <w:b/>
-          <w:bCs/>
-          <w:sz w:val="24"/>
-          <w:szCs w:val="24"/>
-        </w:rPr>
-        <w:t>personaggio</w:t>
-      </w:r>
-      <w:proofErr w:type="spellEnd"/>
-      <w:r>
-        <w:rPr>
-          <w:b/>
-          <w:bCs/>
-          <w:sz w:val="24"/>
-          <w:szCs w:val="24"/>
-        </w:rPr>
-        <w:t xml:space="preserve"> in </w:t>
-      </w:r>
-      <w:proofErr w:type="spellStart"/>
-      <w:r>
-        <w:rPr>
-          <w:b/>
-          <w:bCs/>
-          <w:sz w:val="24"/>
-          <w:szCs w:val="24"/>
-        </w:rPr>
-        <w:t>combattimento</w:t>
-      </w:r>
-      <w:proofErr w:type="spellEnd"/>
-    </w:p>
-    <w:p>
-      <w:r>
-        <w:t>Come giocatore, voglio controllare il personaggio durante il match, così da combattere in modo completo e reattivo.</w:t>
-      </w:r>
-    </w:p>
-    <w:p/>
-    <w:p>
-      <w:r>
-        <w:rPr>
-          <w:b/>
-          <w:bCs/>
-        </w:rPr>
-        <w:t>Criteri d’accettazione</w:t>
-      </w:r>
-      <w:r>
-        <w:t>:</w:t>
-      </w:r>
-    </w:p>
-    <w:p>
-      <w:r>
-        <w:t>- Dato che la partita è in corso, quando uso i comandi di movimento, allora il personaggio può muoversi e saltare correttamente.</w:t>
-      </w:r>
-    </w:p>
-    <w:p>
-      <w:r>
-        <w:t>- Dato che la partita è in corso, quando uso i comandi offensivi, allora il personaggio può eseguire dash, pugni e calci.</w:t>
-      </w:r>
-    </w:p>
-    <w:p>
-      <w:r>
-        <w:t>- Dato che la partita è in corso, quando attivo abilità, allora il personaggio esegue l’azione corrispondente.</w:t>
-      </w:r>
-    </w:p>
-    <w:p/>
-    <w:p>
-      <w:pPr>
-        <w:rPr>
-          <w:sz w:val="24"/>
-          <w:szCs w:val="24"/>
-        </w:rPr>
-      </w:pPr>
-    </w:p>
-    <w:p>
-      <w:pPr>
-        <w:pStyle w:val="Nessunaspaziatura"/>
-        <w:rPr>
-          <w:b/>
-          <w:bCs/>
-          <w:sz w:val="24"/>
-          <w:szCs w:val="24"/>
-        </w:rPr>
-      </w:pPr>
-      <w:r>
-        <w:rPr>
-          <w:b/>
-          <w:bCs/>
-          <w:sz w:val="24"/>
-          <w:szCs w:val="24"/>
-        </w:rPr>
-        <w:t xml:space="preserve">US-07 — </w:t>
-      </w:r>
-      <w:proofErr w:type="spellStart"/>
-      <w:r>
-        <w:rPr>
-          <w:b/>
-          <w:bCs/>
-          <w:sz w:val="24"/>
-          <w:szCs w:val="24"/>
-        </w:rPr>
-        <w:t>Uso</w:t>
-      </w:r>
-      <w:proofErr w:type="spellEnd"/>
-      <w:r>
-        <w:rPr>
-          <w:b/>
-          <w:bCs/>
-          <w:sz w:val="24"/>
-          <w:szCs w:val="24"/>
-        </w:rPr>
-        <w:t xml:space="preserve"> di </w:t>
-      </w:r>
-      <w:proofErr w:type="spellStart"/>
-      <w:r>
-        <w:rPr>
-          <w:b/>
-          <w:bCs/>
-          <w:sz w:val="24"/>
-          <w:szCs w:val="24"/>
-        </w:rPr>
-        <w:t>abilità</w:t>
-      </w:r>
-      <w:proofErr w:type="spellEnd"/>
-      <w:r>
-        <w:rPr>
-          <w:b/>
-          <w:bCs/>
-          <w:sz w:val="24"/>
-          <w:szCs w:val="24"/>
-        </w:rPr>
-        <w:t xml:space="preserve"> con feedback </w:t>
-      </w:r>
-      <w:proofErr w:type="spellStart"/>
-      <w:r>
-        <w:rPr>
-          <w:b/>
-          <w:bCs/>
-          <w:sz w:val="24"/>
-          <w:szCs w:val="24"/>
-        </w:rPr>
-        <w:t>chiaro</w:t>
-      </w:r>
-      <w:proofErr w:type="spellEnd"/>
-    </w:p>
-    <w:p>
-      <w:r>
-        <w:t>Come giocatore, voglio usare abilità con effetti e informazioni comprensibili, così da sapere quando e come sfruttarle in combattimento.</w:t>
-      </w:r>
-    </w:p>
-    <w:p/>
-    <w:p>
-      <w:r>
-        <w:rPr>
-          <w:b/>
-          <w:bCs/>
-        </w:rPr>
-        <w:t>Criteri d’accettazione</w:t>
-      </w:r>
-      <w:r>
-        <w:t>:</w:t>
-      </w:r>
-    </w:p>
-    <w:p>
-      <w:r>
-        <w:t>- Dato che sto usando un personaggio, quando attivo un’abilità, allora l’azione applica le sue caratteristiche previste, incluse durata o danno.</w:t>
-      </w:r>
-    </w:p>
-    <w:p>
-      <w:r>
-        <w:t>- Dato che un’abilità è stata usata, quando entra in recupero, allora vedo il cooldown associato.</w:t>
-      </w:r>
-    </w:p>
-    <w:p>
-      <w:r>
-        <w:t>- Dato che attivo un’abilità, quando viene eseguita, allora vedo la relativa animazione.</w:t>
-      </w:r>
-    </w:p>
-    <w:p>
-      <w:r>
-        <w:t>- Dato che consulto il personaggio nella schermata informativa, quando apro i dettagli, allora trovo nome e descrizione di abilità.</w:t>
-      </w:r>
-    </w:p>
-    <w:p/>
-    <w:p>
-      <w:pPr>
-        <w:rPr>
-          <w:sz w:val="24"/>
-          <w:szCs w:val="24"/>
-        </w:rPr>
-      </w:pPr>
-    </w:p>
-    <w:p>
-      <w:pPr>
-        <w:pStyle w:val="Nessunaspaziatura"/>
-        <w:rPr>
-          <w:b/>
-          <w:bCs/>
-          <w:sz w:val="24"/>
-          <w:szCs w:val="24"/>
-        </w:rPr>
-      </w:pPr>
-      <w:r>
-        <w:rPr>
-          <w:b/>
-          <w:bCs/>
-          <w:sz w:val="24"/>
-          <w:szCs w:val="24"/>
-        </w:rPr>
-        <w:t xml:space="preserve">US-08 — </w:t>
-      </w:r>
-      <w:proofErr w:type="spellStart"/>
-      <w:r>
-        <w:rPr>
-          <w:b/>
-          <w:bCs/>
-          <w:sz w:val="24"/>
-          <w:szCs w:val="24"/>
-        </w:rPr>
-        <w:t>Interfaccia</w:t>
-      </w:r>
-      <w:proofErr w:type="spellEnd"/>
-      <w:r>
-        <w:rPr>
-          <w:b/>
-          <w:bCs/>
-          <w:sz w:val="24"/>
-          <w:szCs w:val="24"/>
-        </w:rPr>
-        <w:t xml:space="preserve"> </w:t>
-      </w:r>
-      <w:proofErr w:type="spellStart"/>
-      <w:r>
-        <w:rPr>
-          <w:b/>
-          <w:bCs/>
-          <w:sz w:val="24"/>
-          <w:szCs w:val="24"/>
-        </w:rPr>
-        <w:t>leggibile</w:t>
-      </w:r>
-      <w:proofErr w:type="spellEnd"/>
-      <w:r>
-        <w:rPr>
-          <w:b/>
-          <w:bCs/>
-          <w:sz w:val="24"/>
-          <w:szCs w:val="24"/>
-        </w:rPr>
-        <w:t xml:space="preserve"> </w:t>
-      </w:r>
-      <w:proofErr w:type="spellStart"/>
-      <w:r>
-        <w:rPr>
-          <w:b/>
-          <w:bCs/>
-          <w:sz w:val="24"/>
-          <w:szCs w:val="24"/>
-        </w:rPr>
-        <w:t>durante</w:t>
-      </w:r>
-      <w:proofErr w:type="spellEnd"/>
-      <w:r>
-        <w:rPr>
-          <w:b/>
-          <w:bCs/>
-          <w:sz w:val="24"/>
-          <w:szCs w:val="24"/>
-        </w:rPr>
-        <w:t xml:space="preserve"> la partita</w:t>
-      </w:r>
-    </w:p>
-    <w:p>
-      <w:r>
-        <w:t>Come giocatore, voglio vedere durante il match le informazioni essenziali dei combattenti, così da capire subito lo stato della partita.</w:t>
-      </w:r>
-    </w:p>
-    <w:p/>
-    <w:p>
-      <w:r>
-        <w:rPr>
-          <w:b/>
-          <w:bCs/>
-        </w:rPr>
-        <w:t>Criteri d’accettazione</w:t>
-      </w:r>
-      <w:r>
-        <w:t>:</w:t>
-      </w:r>
-    </w:p>
-    <w:p>
-      <w:r>
-        <w:t>- Dato che il match è iniziato, quando guardo l’interfaccia di gioco, allora vedo i personaggi coinvolti nella partita.</w:t>
-      </w:r>
-    </w:p>
-    <w:p>
-      <w:r>
-        <w:t>- Dato che il match è in corso, quando osservo l’interfaccia, allora vedo le statistiche rilevanti dei personaggi selezionati.</w:t>
-      </w:r>
-    </w:p>
-    <w:p>
-      <w:r>
-        <w:t>- Dato che un personaggio subisce danni, quando la sua vita cambia, allora la vita viene mostrata tramite barra aggiornata.</w:t>
-      </w:r>
-    </w:p>
-    <w:p>
-      <w:r>
-        <w:t>- Dato che un’abilità è in recupero, quando guardo l’interfaccia, allora il cooldown è visibile.</w:t>
-      </w:r>
-    </w:p>
-    <w:p>
-      <w:r>
-        <w:br w:type="page"/>
-      </w:r>
-    </w:p>
-    <w:p>
-      <w:pPr>
-        <w:pStyle w:val="Nessunaspaziatura"/>
-        <w:rPr>
-          <w:b/>
-          <w:bCs/>
-          <w:sz w:val="24"/>
-          <w:szCs w:val="24"/>
-        </w:rPr>
-      </w:pPr>
-      <w:r>
-        <w:rPr>
-          <w:b/>
-          <w:bCs/>
-          <w:sz w:val="24"/>
-          <w:szCs w:val="24"/>
-        </w:rPr>
-        <w:lastRenderedPageBreak/>
-        <w:t xml:space="preserve">US-09 — </w:t>
-      </w:r>
-      <w:proofErr w:type="spellStart"/>
-      <w:r>
-        <w:rPr>
-          <w:b/>
-          <w:bCs/>
-          <w:sz w:val="24"/>
-          <w:szCs w:val="24"/>
-        </w:rPr>
-        <w:t>Visualizzazione</w:t>
-      </w:r>
-      <w:proofErr w:type="spellEnd"/>
-      <w:r>
-        <w:rPr>
-          <w:b/>
-          <w:bCs/>
-          <w:sz w:val="24"/>
-          <w:szCs w:val="24"/>
-        </w:rPr>
-        <w:t xml:space="preserve"> del </w:t>
-      </w:r>
-      <w:proofErr w:type="spellStart"/>
-      <w:r>
-        <w:rPr>
-          <w:b/>
-          <w:bCs/>
-          <w:sz w:val="24"/>
-          <w:szCs w:val="24"/>
-        </w:rPr>
-        <w:t>vincitore</w:t>
-      </w:r>
-      <w:proofErr w:type="spellEnd"/>
-      <w:r>
-        <w:rPr>
-          <w:b/>
-          <w:bCs/>
-          <w:sz w:val="24"/>
-          <w:szCs w:val="24"/>
-        </w:rPr>
-        <w:t xml:space="preserve"> a fine partita</w:t>
-      </w:r>
-    </w:p>
-    <w:p>
-      <w:r>
-        <w:t>Come giocatore, voglio vedere chiaramente chi ha vinto e poter tornare al menu, così da concludere il match senza ambiguità e iniziarne un altro.</w:t>
-      </w:r>
-    </w:p>
-    <w:p/>
-    <w:p>
-      <w:r>
-        <w:rPr>
-          <w:b/>
-          <w:bCs/>
-        </w:rPr>
-        <w:t>Criteri d’accettazione</w:t>
-      </w:r>
-      <w:r>
-        <w:t>:</w:t>
-      </w:r>
-    </w:p>
-    <w:p>
-      <w:r>
-        <w:t>- Dato che un match termina, quando viene decretato il vincitore, allora compare una schermata finale dedicata.</w:t>
-      </w:r>
-    </w:p>
-    <w:p>
-      <w:r>
-        <w:t>- Dato che la schermata finale è aperta, quando la visualizzo, allora vedo il nome del personaggio vincitore accompagnato dalla scritta “won”.</w:t>
-      </w:r>
-    </w:p>
-    <w:p>
-      <w:r>
-        <w:t>- Dato che la schermata finale è aperta, quando la visualizzo, allora vedo anche un elemento celebrativo come la coppa prevista.</w:t>
-      </w:r>
-    </w:p>
-    <w:p>
-      <w:r>
-        <w:t>- Dato che voglio uscire dalla schermata finale, quando premo il pulsante dedicato, allora torno alla schermata principale.</w:t>
-      </w:r>
-    </w:p>
-    <w:p/>
-    <w:p/>
-    <w:p>
-      <w:pPr>
-        <w:pStyle w:val="Nessunaspaziatura"/>
-        <w:rPr>
-          <w:b/>
-          <w:bCs/>
-          <w:sz w:val="24"/>
-          <w:szCs w:val="24"/>
-        </w:rPr>
-      </w:pPr>
-      <w:r>
-        <w:rPr>
-          <w:b/>
-          <w:bCs/>
-          <w:sz w:val="24"/>
-          <w:szCs w:val="24"/>
-        </w:rPr>
-        <w:t xml:space="preserve">US-10 — </w:t>
-      </w:r>
-      <w:proofErr w:type="spellStart"/>
-      <w:r>
-        <w:rPr>
-          <w:b/>
-          <w:bCs/>
-          <w:sz w:val="24"/>
-          <w:szCs w:val="24"/>
-        </w:rPr>
-        <w:t>Salvataggio</w:t>
-      </w:r>
-      <w:proofErr w:type="spellEnd"/>
-      <w:r>
-        <w:rPr>
-          <w:b/>
-          <w:bCs/>
-          <w:sz w:val="24"/>
-          <w:szCs w:val="24"/>
-        </w:rPr>
-        <w:t xml:space="preserve"> del </w:t>
-      </w:r>
-      <w:proofErr w:type="spellStart"/>
-      <w:r>
-        <w:rPr>
-          <w:b/>
-          <w:bCs/>
-          <w:sz w:val="24"/>
-          <w:szCs w:val="24"/>
-        </w:rPr>
-        <w:t>conteggio</w:t>
-      </w:r>
-      <w:proofErr w:type="spellEnd"/>
-      <w:r>
-        <w:rPr>
-          <w:b/>
-          <w:bCs/>
-          <w:sz w:val="24"/>
-          <w:szCs w:val="24"/>
-        </w:rPr>
-        <w:t xml:space="preserve"> </w:t>
-      </w:r>
-      <w:proofErr w:type="spellStart"/>
-      <w:r>
-        <w:rPr>
-          <w:b/>
-          <w:bCs/>
-          <w:sz w:val="24"/>
-          <w:szCs w:val="24"/>
-        </w:rPr>
-        <w:t>vittorie</w:t>
-      </w:r>
-      <w:proofErr w:type="spellEnd"/>
-    </w:p>
-    <w:p>
-      <w:r>
-        <w:t>Come giocatore, voglio che le vittorie dei personaggi vengano registrate, così da confrontare i risultati nel tempo.</w:t>
-      </w:r>
-    </w:p>
-    <w:p/>
-    <w:p>
-      <w:r>
-        <w:rPr>
-          <w:b/>
-          <w:bCs/>
-        </w:rPr>
-        <w:t>Criteri d’accettazione</w:t>
-      </w:r>
-      <w:r>
-        <w:t>:</w:t>
-      </w:r>
-    </w:p>
-    <w:p>
-      <w:r>
-        <w:t>- Dato che un personaggio vince una partita, quando il match termina, allora il suo totale vittorie viene incrementato.</w:t>
-      </w:r>
-    </w:p>
-    <w:p>
-      <w:r>
-        <w:t>- Dato che chiudo e riapro il gioco, quando consulto i personaggi, allora il numero totale di vittorie risulta ancora salvato.</w:t>
-      </w:r>
-    </w:p>
-    <w:p>
-      <w:r>
-        <w:t>- Dato che visualizzo la lista dei personaggi, quando apro la scheda di un personaggio, allora vedo il conteggio aggiornato delle sue vittorie.</w:t>
-      </w:r>
-    </w:p>
-    <w:p/>
-    <w:p>
-      <w:pPr>
-        <w:rPr>
-          <w:sz w:val="24"/>
-          <w:szCs w:val="24"/>
-        </w:rPr>
-      </w:pPr>
-    </w:p>
-    <w:p>
-      <w:pPr>
-        <w:pStyle w:val="Nessunaspaziatura"/>
-        <w:rPr>
-          <w:b/>
-          <w:bCs/>
-          <w:sz w:val="24"/>
-          <w:szCs w:val="24"/>
-        </w:rPr>
-      </w:pPr>
-      <w:r>
-        <w:rPr>
-          <w:b/>
-          <w:bCs/>
-          <w:sz w:val="24"/>
-          <w:szCs w:val="24"/>
-        </w:rPr>
-        <w:t xml:space="preserve">US-11 — </w:t>
-      </w:r>
-      <w:proofErr w:type="spellStart"/>
-      <w:r>
-        <w:rPr>
-          <w:b/>
-          <w:bCs/>
-          <w:sz w:val="24"/>
-          <w:szCs w:val="24"/>
-        </w:rPr>
-        <w:t>Esperienza</w:t>
-      </w:r>
-      <w:proofErr w:type="spellEnd"/>
-      <w:r>
-        <w:rPr>
-          <w:b/>
-          <w:bCs/>
-          <w:sz w:val="24"/>
-          <w:szCs w:val="24"/>
-        </w:rPr>
-        <w:t xml:space="preserve"> </w:t>
-      </w:r>
-      <w:proofErr w:type="spellStart"/>
-      <w:r>
-        <w:rPr>
-          <w:b/>
-          <w:bCs/>
-          <w:sz w:val="24"/>
-          <w:szCs w:val="24"/>
-        </w:rPr>
-        <w:t>audiovisiva</w:t>
-      </w:r>
-      <w:proofErr w:type="spellEnd"/>
-      <w:r>
-        <w:rPr>
-          <w:b/>
-          <w:bCs/>
-          <w:sz w:val="24"/>
-          <w:szCs w:val="24"/>
-        </w:rPr>
-        <w:t xml:space="preserve"> del </w:t>
-      </w:r>
-      <w:proofErr w:type="spellStart"/>
-      <w:r>
-        <w:rPr>
-          <w:b/>
-          <w:bCs/>
-          <w:sz w:val="24"/>
-          <w:szCs w:val="24"/>
-        </w:rPr>
-        <w:t>gioco</w:t>
-      </w:r>
-      <w:proofErr w:type="spellEnd"/>
-    </w:p>
-    <w:p>
-      <w:r>
-        <w:t>Come giocatore, voglio avere feedback audio e visivi coerenti durante il gioco, così da rendere l’esperienza più chiara e coinvolgente.</w:t>
-      </w:r>
-    </w:p>
-    <w:p/>
-    <w:p>
-      <w:r>
-        <w:rPr>
-          <w:b/>
-          <w:bCs/>
-        </w:rPr>
-        <w:t>Criteri d’accettazione</w:t>
-      </w:r>
-      <w:r>
-        <w:t>:</w:t>
-      </w:r>
-    </w:p>
-    <w:p>
-      <w:r>
-        <w:t>- Dato che navigo nei menu, quando seleziono pulsanti o cambio schermata, allora sento i suoni previsti e vedo le animazioni dell’interfaccia.</w:t>
-      </w:r>
-    </w:p>
-    <w:p>
-      <w:r>
-        <w:t>- Dato che sto giocando una partita, quando uso abilità, allora sento gli effetti sonori associati.</w:t>
-      </w:r>
-    </w:p>
-    <w:p>
-      <w:r>
-        <w:t>- Dato che più suoni vengono riprodotti contemporaneamente, quando il gioco è in esecuzione, allora l’audio continua a funzionare correttamente senza interrompere gli altri effetti.</w:t>
-      </w:r>
-    </w:p>
-    <w:p>
-      <w:r>
-        <w:t xml:space="preserve">- Dato che i personaggi eseguono azioni previste, quando si attivano eventi specifici, allora vengono riprodotte anche le relative </w:t>
-      </w:r>
-      <w:proofErr w:type="spellStart"/>
-      <w:r>
-        <w:t>voiceline</w:t>
-      </w:r>
-      <w:proofErr w:type="spellEnd"/>
-      <w:r>
-        <w:t>.</w:t>
-      </w:r>
-    </w:p>
-    <w:p/>
-    <w:p/>
-    <w:p>
-      <w:pPr>
-        <w:pStyle w:val="Nessunaspaziatura"/>
-        <w:rPr>
-          <w:b/>
-          <w:bCs/>
-          <w:sz w:val="24"/>
-          <w:szCs w:val="24"/>
-        </w:rPr>
-      </w:pPr>
-      <w:r>
-        <w:rPr>
-          <w:b/>
-          <w:bCs/>
-          <w:sz w:val="24"/>
-          <w:szCs w:val="24"/>
-        </w:rPr>
-        <w:t xml:space="preserve">US-12 — </w:t>
-      </w:r>
-      <w:proofErr w:type="spellStart"/>
-      <w:r>
-        <w:rPr>
-          <w:b/>
-          <w:bCs/>
-          <w:sz w:val="24"/>
-          <w:szCs w:val="24"/>
-        </w:rPr>
-        <w:t>Avvio</w:t>
-      </w:r>
-      <w:proofErr w:type="spellEnd"/>
-      <w:r>
-        <w:rPr>
-          <w:b/>
-          <w:bCs/>
-          <w:sz w:val="24"/>
-          <w:szCs w:val="24"/>
-        </w:rPr>
-        <w:t xml:space="preserve"> del </w:t>
-      </w:r>
-      <w:proofErr w:type="spellStart"/>
-      <w:r>
-        <w:rPr>
-          <w:b/>
-          <w:bCs/>
-          <w:sz w:val="24"/>
-          <w:szCs w:val="24"/>
-        </w:rPr>
-        <w:t>gioco</w:t>
-      </w:r>
-      <w:proofErr w:type="spellEnd"/>
-      <w:r>
-        <w:rPr>
-          <w:b/>
-          <w:bCs/>
-          <w:sz w:val="24"/>
-          <w:szCs w:val="24"/>
-        </w:rPr>
-        <w:t xml:space="preserve"> sui PC Windows</w:t>
-      </w:r>
-    </w:p>
-    <w:p>
-      <w:r>
-        <w:t xml:space="preserve">Come studente, voglio poter avviare e giocare </w:t>
-      </w:r>
-      <w:proofErr w:type="spellStart"/>
-      <w:r>
-        <w:t>Samt</w:t>
-      </w:r>
-      <w:proofErr w:type="spellEnd"/>
-      <w:r>
-        <w:t xml:space="preserve"> </w:t>
-      </w:r>
-      <w:proofErr w:type="spellStart"/>
-      <w:r>
-        <w:t>All</w:t>
-      </w:r>
-      <w:proofErr w:type="spellEnd"/>
-      <w:r>
-        <w:t>-Stars sui PC Windows della scuola, così da usarlo facilmente in laboratorio o con i compagni.</w:t>
+          <w:lang w:val="it-CH"/>
+        </w:rPr>
+        <w:t>US-12 — Avvio del gioco sui PC Windows</w:t>
+      </w:r>
+    </w:p>
+    <w:p>
+      <w:r>
+        <w:t>Come studente, voglio poter avviare e giocare Samt All-Stars sui PC Windows della scuola, così da usarlo facilmente in laboratorio o con i compagni.</w:t>
       </w:r>
     </w:p>
     <w:p/>
@@ -10974,24 +10451,14 @@
       <w:r>
         <w:t xml:space="preserve">Figura </w:t>
       </w:r>
-      <w:r>
-        <w:fldChar w:fldCharType="begin"/>
-      </w:r>
-      <w:r>
-        <w:instrText xml:space="preserve"> SEQ Figura \* ARABIC </w:instrText>
-      </w:r>
-      <w:r>
-        <w:fldChar w:fldCharType="separate"/>
-      </w:r>
-      <w:r>
-        <w:rPr>
-          <w:noProof/>
-        </w:rPr>
-        <w:t>1</w:t>
-      </w:r>
-      <w:r>
-        <w:fldChar w:fldCharType="end"/>
-      </w:r>
+      <w:fldSimple w:instr=" SEQ Figura \* ARABIC ">
+        <w:r>
+          <w:rPr>
+            <w:noProof/>
+          </w:rPr>
+          <w:t>1</w:t>
+        </w:r>
+      </w:fldSimple>
       <w:r>
         <w:t xml:space="preserve"> - Use Case</w:t>
       </w:r>
@@ -11182,27 +10649,14 @@
             <w:r>
               <w:t xml:space="preserve">Figura </w:t>
             </w:r>
-            <w:r>
-              <w:fldChar w:fldCharType="begin"/>
-            </w:r>
-            <w:r>
-              <w:instrText xml:space="preserve"> SEQ Figura \* ARABIC </w:instrText>
-            </w:r>
-            <w:r>
-              <w:fldChar w:fldCharType="separate"/>
-            </w:r>
-            <w:r>
-              <w:rPr>
-                <w:noProof/>
-              </w:rPr>
-              <w:t>2</w:t>
-            </w:r>
-            <w:r>
-              <w:rPr>
-                <w:noProof/>
-              </w:rPr>
-              <w:fldChar w:fldCharType="end"/>
-            </w:r>
+            <w:fldSimple w:instr=" SEQ Figura \* ARABIC ">
+              <w:r>
+                <w:rPr>
+                  <w:noProof/>
+                </w:rPr>
+                <w:t>2</w:t>
+              </w:r>
+            </w:fldSimple>
             <w:r>
               <w:t>: Esempio di diagramma di Gantt.</w:t>
             </w:r>
@@ -11350,15 +10804,7 @@
       </w:r>
       <w:proofErr w:type="spellEnd"/>
       <w:r>
-        <w:t xml:space="preserve"> noti, come </w:t>
-      </w:r>
-      <w:proofErr w:type="spellStart"/>
-      <w:r>
-        <w:t>Unity</w:t>
-      </w:r>
-      <w:proofErr w:type="spellEnd"/>
-      <w:r>
-        <w:t xml:space="preserve">, </w:t>
+        <w:t xml:space="preserve"> noti, come Unity, </w:t>
       </w:r>
       <w:proofErr w:type="spellStart"/>
       <w:r>
@@ -12095,24 +11541,14 @@
       <w:r>
         <w:t xml:space="preserve">Figura </w:t>
       </w:r>
-      <w:r>
-        <w:fldChar w:fldCharType="begin"/>
-      </w:r>
-      <w:r>
-        <w:instrText xml:space="preserve"> SEQ Figura \* ARABIC </w:instrText>
-      </w:r>
-      <w:r>
-        <w:fldChar w:fldCharType="separate"/>
-      </w:r>
-      <w:r>
-        <w:rPr>
-          <w:noProof/>
-        </w:rPr>
-        <w:t>3</w:t>
-      </w:r>
-      <w:r>
-        <w:fldChar w:fldCharType="end"/>
-      </w:r>
+      <w:fldSimple w:instr=" SEQ Figura \* ARABIC ">
+        <w:r>
+          <w:rPr>
+            <w:noProof/>
+          </w:rPr>
+          <w:t>3</w:t>
+        </w:r>
+      </w:fldSimple>
       <w:r>
         <w:t xml:space="preserve"> Mappa Sidon</w:t>
       </w:r>
@@ -12186,24 +11622,14 @@
       <w:r>
         <w:t xml:space="preserve">Figura </w:t>
       </w:r>
-      <w:r>
-        <w:fldChar w:fldCharType="begin"/>
-      </w:r>
-      <w:r>
-        <w:instrText xml:space="preserve"> SEQ Figura \* ARABIC </w:instrText>
-      </w:r>
-      <w:r>
-        <w:fldChar w:fldCharType="separate"/>
-      </w:r>
-      <w:r>
-        <w:rPr>
-          <w:noProof/>
-        </w:rPr>
-        <w:t>4</w:t>
-      </w:r>
-      <w:r>
-        <w:fldChar w:fldCharType="end"/>
-      </w:r>
+      <w:fldSimple w:instr=" SEQ Figura \* ARABIC ">
+        <w:r>
+          <w:rPr>
+            <w:noProof/>
+          </w:rPr>
+          <w:t>4</w:t>
+        </w:r>
+      </w:fldSimple>
       <w:r>
         <w:t xml:space="preserve"> Mappa Yasser</w:t>
       </w:r>
@@ -12278,24 +11704,14 @@
       <w:r>
         <w:t xml:space="preserve">Figura </w:t>
       </w:r>
-      <w:r>
-        <w:fldChar w:fldCharType="begin"/>
-      </w:r>
-      <w:r>
-        <w:instrText xml:space="preserve"> SEQ Figura \* ARABIC </w:instrText>
-      </w:r>
-      <w:r>
-        <w:fldChar w:fldCharType="separate"/>
-      </w:r>
-      <w:r>
-        <w:rPr>
-          <w:noProof/>
-        </w:rPr>
-        <w:t>5</w:t>
-      </w:r>
-      <w:r>
-        <w:fldChar w:fldCharType="end"/>
-      </w:r>
+      <w:fldSimple w:instr=" SEQ Figura \* ARABIC ">
+        <w:r>
+          <w:rPr>
+            <w:noProof/>
+          </w:rPr>
+          <w:t>5</w:t>
+        </w:r>
+      </w:fldSimple>
       <w:r>
         <w:t xml:space="preserve"> Mappa Quan</w:t>
       </w:r>
@@ -12312,7 +11728,7 @@
           <w:lang w:val="it-IT"/>
         </w:rPr>
         <w:drawing>
-          <wp:inline distT="0" distB="0" distL="0" distR="0" wp14:anchorId="32C77638" wp14:editId="2550E453">
+          <wp:inline distT="0" distB="0" distL="0" distR="0" wp14:anchorId="32C77638" wp14:editId="7D829BB8">
             <wp:extent cx="5400000" cy="3599813"/>
             <wp:effectExtent l="38100" t="38100" r="29845" b="39370"/>
             <wp:docPr id="1958896181" name="Immagine 5"/>
@@ -12370,24 +11786,14 @@
       <w:r>
         <w:t xml:space="preserve">Figura </w:t>
       </w:r>
-      <w:r>
-        <w:fldChar w:fldCharType="begin"/>
-      </w:r>
-      <w:r>
-        <w:instrText xml:space="preserve"> SEQ Figura \* ARABIC </w:instrText>
-      </w:r>
-      <w:r>
-        <w:fldChar w:fldCharType="separate"/>
-      </w:r>
-      <w:r>
-        <w:rPr>
-          <w:noProof/>
-        </w:rPr>
-        <w:t>6</w:t>
-      </w:r>
-      <w:r>
-        <w:fldChar w:fldCharType="end"/>
-      </w:r>
+      <w:fldSimple w:instr=" SEQ Figura \* ARABIC ">
+        <w:r>
+          <w:rPr>
+            <w:noProof/>
+          </w:rPr>
+          <w:t>6</w:t>
+        </w:r>
+      </w:fldSimple>
       <w:r>
         <w:t xml:space="preserve"> Mappa Ivan</w:t>
       </w:r>
@@ -12472,34 +11878,16 @@
       <w:r>
         <w:t xml:space="preserve">Figura </w:t>
       </w:r>
-      <w:r>
-        <w:fldChar w:fldCharType="begin"/>
-      </w:r>
-      <w:r>
-        <w:instrText xml:space="preserve"> SEQ Figura \* ARABIC </w:instrText>
-      </w:r>
-      <w:r>
-        <w:fldChar w:fldCharType="separate"/>
-      </w:r>
-      <w:r>
-        <w:rPr>
-          <w:noProof/>
-        </w:rPr>
-        <w:t>7</w:t>
-      </w:r>
-      <w:r>
-        <w:fldChar w:fldCharType="end"/>
-      </w:r>
-      <w:r>
-        <w:t xml:space="preserve"> </w:t>
-      </w:r>
-      <w:proofErr w:type="spellStart"/>
-      <w:r>
-        <w:t>Main</w:t>
-      </w:r>
-      <w:proofErr w:type="spellEnd"/>
-      <w:r>
-        <w:t xml:space="preserve"> Menu</w:t>
+      <w:fldSimple w:instr=" SEQ Figura \* ARABIC ">
+        <w:r>
+          <w:rPr>
+            <w:noProof/>
+          </w:rPr>
+          <w:t>7</w:t>
+        </w:r>
+      </w:fldSimple>
+      <w:r>
+        <w:t xml:space="preserve"> Main Menu</w:t>
       </w:r>
     </w:p>
     <w:p>
@@ -12594,24 +11982,14 @@
       <w:r>
         <w:t xml:space="preserve">Figura </w:t>
       </w:r>
-      <w:r>
-        <w:fldChar w:fldCharType="begin"/>
-      </w:r>
-      <w:r>
-        <w:instrText xml:space="preserve"> SEQ Figura \* ARABIC </w:instrText>
-      </w:r>
-      <w:r>
-        <w:fldChar w:fldCharType="separate"/>
-      </w:r>
-      <w:r>
-        <w:rPr>
-          <w:noProof/>
-        </w:rPr>
-        <w:t>8</w:t>
-      </w:r>
-      <w:r>
-        <w:fldChar w:fldCharType="end"/>
-      </w:r>
+      <w:fldSimple w:instr=" SEQ Figura \* ARABIC ">
+        <w:r>
+          <w:rPr>
+            <w:noProof/>
+          </w:rPr>
+          <w:t>8</w:t>
+        </w:r>
+      </w:fldSimple>
       <w:r>
         <w:t xml:space="preserve"> Interfaccia Scelta Mappa</w:t>
       </w:r>
@@ -12704,24 +12082,14 @@
       <w:r>
         <w:t xml:space="preserve">Figura </w:t>
       </w:r>
-      <w:r>
-        <w:fldChar w:fldCharType="begin"/>
-      </w:r>
-      <w:r>
-        <w:instrText xml:space="preserve"> SEQ Figura \* ARABIC </w:instrText>
-      </w:r>
-      <w:r>
-        <w:fldChar w:fldCharType="separate"/>
-      </w:r>
-      <w:r>
-        <w:rPr>
-          <w:noProof/>
-        </w:rPr>
-        <w:t>9</w:t>
-      </w:r>
-      <w:r>
-        <w:fldChar w:fldCharType="end"/>
-      </w:r>
+      <w:fldSimple w:instr=" SEQ Figura \* ARABIC ">
+        <w:r>
+          <w:rPr>
+            <w:noProof/>
+          </w:rPr>
+          <w:t>9</w:t>
+        </w:r>
+      </w:fldSimple>
       <w:r>
         <w:t xml:space="preserve"> Interfaccia scelta personaggio</w:t>
       </w:r>
@@ -12833,34 +12201,16 @@
       <w:r>
         <w:t xml:space="preserve">Figura </w:t>
       </w:r>
-      <w:r>
-        <w:fldChar w:fldCharType="begin"/>
-      </w:r>
-      <w:r>
-        <w:instrText xml:space="preserve"> SEQ Figura \* ARABIC </w:instrText>
-      </w:r>
-      <w:r>
-        <w:fldChar w:fldCharType="separate"/>
-      </w:r>
-      <w:r>
-        <w:rPr>
-          <w:noProof/>
-        </w:rPr>
-        <w:t>10</w:t>
-      </w:r>
-      <w:r>
-        <w:fldChar w:fldCharType="end"/>
-      </w:r>
-      <w:r>
-        <w:t xml:space="preserve"> </w:t>
-      </w:r>
-      <w:proofErr w:type="spellStart"/>
-      <w:r>
-        <w:t>Win</w:t>
-      </w:r>
-      <w:proofErr w:type="spellEnd"/>
-      <w:r>
-        <w:t xml:space="preserve"> Page</w:t>
+      <w:fldSimple w:instr=" SEQ Figura \* ARABIC ">
+        <w:r>
+          <w:rPr>
+            <w:noProof/>
+          </w:rPr>
+          <w:t>10</w:t>
+        </w:r>
+      </w:fldSimple>
+      <w:r>
+        <w:t xml:space="preserve"> Win Page</w:t>
       </w:r>
     </w:p>
     <w:p>
@@ -12950,24 +12300,14 @@
       <w:r>
         <w:t xml:space="preserve">Figura </w:t>
       </w:r>
-      <w:r>
-        <w:fldChar w:fldCharType="begin"/>
-      </w:r>
-      <w:r>
-        <w:instrText xml:space="preserve"> SEQ Figura \* ARABIC </w:instrText>
-      </w:r>
-      <w:r>
-        <w:fldChar w:fldCharType="separate"/>
-      </w:r>
-      <w:r>
-        <w:rPr>
-          <w:noProof/>
-        </w:rPr>
-        <w:t>11</w:t>
-      </w:r>
-      <w:r>
-        <w:fldChar w:fldCharType="end"/>
-      </w:r>
+      <w:fldSimple w:instr=" SEQ Figura \* ARABIC ">
+        <w:r>
+          <w:rPr>
+            <w:noProof/>
+          </w:rPr>
+          <w:t>11</w:t>
+        </w:r>
+      </w:fldSimple>
       <w:r>
         <w:t xml:space="preserve"> Interfaccia impostazioni PAD</w:t>
       </w:r>
@@ -13051,24 +12391,14 @@
       <w:r>
         <w:t xml:space="preserve">Figura </w:t>
       </w:r>
-      <w:r>
-        <w:fldChar w:fldCharType="begin"/>
-      </w:r>
-      <w:r>
-        <w:instrText xml:space="preserve"> SEQ Figura \* ARABIC </w:instrText>
-      </w:r>
-      <w:r>
-        <w:fldChar w:fldCharType="separate"/>
-      </w:r>
-      <w:r>
-        <w:rPr>
-          <w:noProof/>
-        </w:rPr>
-        <w:t>12</w:t>
-      </w:r>
-      <w:r>
-        <w:fldChar w:fldCharType="end"/>
-      </w:r>
+      <w:fldSimple w:instr=" SEQ Figura \* ARABIC ">
+        <w:r>
+          <w:rPr>
+            <w:noProof/>
+          </w:rPr>
+          <w:t>12</w:t>
+        </w:r>
+      </w:fldSimple>
       <w:r>
         <w:t xml:space="preserve"> Interfaccia scelta personaggio</w:t>
       </w:r>
@@ -13154,24 +12484,14 @@
       <w:r>
         <w:t xml:space="preserve">Figura </w:t>
       </w:r>
-      <w:r>
-        <w:fldChar w:fldCharType="begin"/>
-      </w:r>
-      <w:r>
-        <w:instrText xml:space="preserve"> SEQ Figura \* ARABIC </w:instrText>
-      </w:r>
-      <w:r>
-        <w:fldChar w:fldCharType="separate"/>
-      </w:r>
-      <w:r>
-        <w:rPr>
-          <w:noProof/>
-        </w:rPr>
-        <w:t>13</w:t>
-      </w:r>
-      <w:r>
-        <w:fldChar w:fldCharType="end"/>
-      </w:r>
+      <w:fldSimple w:instr=" SEQ Figura \* ARABIC ">
+        <w:r>
+          <w:rPr>
+            <w:noProof/>
+          </w:rPr>
+          <w:t>13</w:t>
+        </w:r>
+      </w:fldSimple>
       <w:r>
         <w:t xml:space="preserve"> Quan Wiki</w:t>
       </w:r>
@@ -13228,13 +12548,13 @@
         <mc:AlternateContent>
           <mc:Choice Requires="wps">
             <w:drawing>
-              <wp:anchor distT="0" distB="0" distL="114300" distR="114300" simplePos="0" relativeHeight="251660288" behindDoc="0" locked="0" layoutInCell="1" allowOverlap="1" wp14:anchorId="7B5D066C" wp14:editId="3ACC4B74">
+              <wp:anchor distT="0" distB="0" distL="114300" distR="114300" simplePos="0" relativeHeight="251660288" behindDoc="0" locked="0" layoutInCell="1" allowOverlap="1" wp14:anchorId="7B5D066C" wp14:editId="59BE885F">
                 <wp:simplePos x="0" y="0"/>
-                <wp:positionH relativeFrom="column">
-                  <wp:posOffset>202565</wp:posOffset>
+                <wp:positionH relativeFrom="margin">
+                  <wp:align>center</wp:align>
                 </wp:positionH>
                 <wp:positionV relativeFrom="paragraph">
-                  <wp:posOffset>5614035</wp:posOffset>
+                  <wp:posOffset>5594985</wp:posOffset>
                 </wp:positionV>
                 <wp:extent cx="5133340" cy="635"/>
                 <wp:effectExtent l="0" t="0" r="0" b="0"/>
@@ -13274,24 +12594,14 @@
                             <w:r>
                               <w:t xml:space="preserve">Figura </w:t>
                             </w:r>
-                            <w:r>
-                              <w:fldChar w:fldCharType="begin"/>
-                            </w:r>
-                            <w:r>
-                              <w:instrText xml:space="preserve"> SEQ Figura \* ARABIC </w:instrText>
-                            </w:r>
-                            <w:r>
-                              <w:fldChar w:fldCharType="separate"/>
-                            </w:r>
-                            <w:r>
-                              <w:rPr>
-                                <w:noProof/>
-                              </w:rPr>
-                              <w:t>14</w:t>
-                            </w:r>
-                            <w:r>
-                              <w:fldChar w:fldCharType="end"/>
-                            </w:r>
+                            <w:fldSimple w:instr=" SEQ Figura \* ARABIC ">
+                              <w:r>
+                                <w:rPr>
+                                  <w:noProof/>
+                                </w:rPr>
+                                <w:t>14</w:t>
+                              </w:r>
+                            </w:fldSimple>
                             <w:r>
                               <w:t xml:space="preserve"> - Diagramma Delle Classi</w:t>
                             </w:r>
@@ -13316,7 +12626,7 @@
                 <v:stroke joinstyle="miter"/>
                 <v:path gradientshapeok="t" o:connecttype="rect"/>
               </v:shapetype>
-              <v:shape id="Casella di testo 7" o:spid="_x0000_s1026" type="#_x0000_t202" style="position:absolute;left:0;text-align:left;margin-left:15.95pt;margin-top:442.05pt;width:404.2pt;height:.05pt;z-index:251660288;visibility:visible;mso-wrap-style:square;mso-wrap-distance-left:9pt;mso-wrap-distance-top:0;mso-wrap-distance-right:9pt;mso-wrap-distance-bottom:0;mso-position-horizontal:absolute;mso-position-horizontal-relative:text;mso-position-vertical:absolute;mso-position-vertical-relative:text;v-text-anchor:top" o:gfxdata="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" stroked="f">
+              <v:shape id="Casella di testo 7" o:spid="_x0000_s1026" type="#_x0000_t202" style="position:absolute;left:0;text-align:left;margin-left:0;margin-top:440.55pt;width:404.2pt;height:.05pt;z-index:251660288;visibility:visible;mso-wrap-style:square;mso-wrap-distance-left:9pt;mso-wrap-distance-top:0;mso-wrap-distance-right:9pt;mso-wrap-distance-bottom:0;mso-position-horizontal:center;mso-position-horizontal-relative:margin;mso-position-vertical:absolute;mso-position-vertical-relative:text;v-text-anchor:top" o:gfxdata="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" stroked="f">
                 <v:textbox style="mso-fit-shape-to-text:t" inset="0,0,0,0">
                   <w:txbxContent>
                     <w:p>
@@ -13331,31 +12641,21 @@
                       <w:r>
                         <w:t xml:space="preserve">Figura </w:t>
                       </w:r>
-                      <w:r>
-                        <w:fldChar w:fldCharType="begin"/>
-                      </w:r>
-                      <w:r>
-                        <w:instrText xml:space="preserve"> SEQ Figura \* ARABIC </w:instrText>
-                      </w:r>
-                      <w:r>
-                        <w:fldChar w:fldCharType="separate"/>
-                      </w:r>
-                      <w:r>
-                        <w:rPr>
-                          <w:noProof/>
-                        </w:rPr>
-                        <w:t>14</w:t>
-                      </w:r>
-                      <w:r>
-                        <w:fldChar w:fldCharType="end"/>
-                      </w:r>
+                      <w:fldSimple w:instr=" SEQ Figura \* ARABIC ">
+                        <w:r>
+                          <w:rPr>
+                            <w:noProof/>
+                          </w:rPr>
+                          <w:t>14</w:t>
+                        </w:r>
+                      </w:fldSimple>
                       <w:r>
                         <w:t xml:space="preserve"> - Diagramma Delle Classi</w:t>
                       </w:r>
                     </w:p>
                   </w:txbxContent>
                 </v:textbox>
-                <w10:wrap type="topAndBottom"/>
+                <w10:wrap type="topAndBottom" anchorx="margin"/>
               </v:shape>
             </w:pict>
           </mc:Fallback>
@@ -13508,24 +12808,14 @@
       <w:r>
         <w:t xml:space="preserve">Figura </w:t>
       </w:r>
-      <w:r>
-        <w:fldChar w:fldCharType="begin"/>
-      </w:r>
-      <w:r>
-        <w:instrText xml:space="preserve"> SEQ Figura \* ARABIC </w:instrText>
-      </w:r>
-      <w:r>
-        <w:fldChar w:fldCharType="separate"/>
-      </w:r>
-      <w:r>
-        <w:rPr>
-          <w:noProof/>
-        </w:rPr>
-        <w:t>15</w:t>
-      </w:r>
-      <w:r>
-        <w:fldChar w:fldCharType="end"/>
-      </w:r>
+      <w:fldSimple w:instr=" SEQ Figura \* ARABIC ">
+        <w:r>
+          <w:rPr>
+            <w:noProof/>
+          </w:rPr>
+          <w:t>15</w:t>
+        </w:r>
+      </w:fldSimple>
       <w:r>
         <w:t xml:space="preserve"> - Diagramma di Flusso</w:t>
       </w:r>
@@ -16570,12 +15860,21 @@
                 <w:lang w:val="de-CH"/>
               </w:rPr>
             </w:pPr>
+            <w:proofErr w:type="spellStart"/>
             <w:r>
               <w:rPr>
                 <w:rFonts w:cs="Arial"/>
                 <w:lang w:val="de-CH"/>
               </w:rPr>
-              <w:t xml:space="preserve">Entrare </w:t>
+              <w:t>Entrare</w:t>
+            </w:r>
+            <w:proofErr w:type="spellEnd"/>
+            <w:r>
+              <w:rPr>
+                <w:rFonts w:cs="Arial"/>
+                <w:lang w:val="de-CH"/>
+              </w:rPr>
+              <w:t xml:space="preserve"> </w:t>
             </w:r>
             <w:proofErr w:type="spellStart"/>
             <w:r>
@@ -16607,12 +15906,21 @@
                 <w:lang w:val="de-CH"/>
               </w:rPr>
             </w:pPr>
+            <w:proofErr w:type="spellStart"/>
             <w:r>
               <w:rPr>
                 <w:rFonts w:cs="Arial"/>
                 <w:lang w:val="de-CH"/>
               </w:rPr>
-              <w:t xml:space="preserve">Cliccare tasto </w:t>
+              <w:t>Cliccare</w:t>
+            </w:r>
+            <w:proofErr w:type="spellEnd"/>
+            <w:r>
+              <w:rPr>
+                <w:rFonts w:cs="Arial"/>
+                <w:lang w:val="de-CH"/>
+              </w:rPr>
+              <w:t xml:space="preserve"> tasto </w:t>
             </w:r>
             <w:proofErr w:type="spellStart"/>
             <w:r>
@@ -17021,12 +16329,21 @@
                 <w:lang w:val="de-CH"/>
               </w:rPr>
             </w:pPr>
+            <w:proofErr w:type="spellStart"/>
             <w:r>
               <w:rPr>
                 <w:rFonts w:cs="Arial"/>
                 <w:lang w:val="de-CH"/>
               </w:rPr>
-              <w:t xml:space="preserve">Entrare </w:t>
+              <w:t>Entrare</w:t>
+            </w:r>
+            <w:proofErr w:type="spellEnd"/>
+            <w:r>
+              <w:rPr>
+                <w:rFonts w:cs="Arial"/>
+                <w:lang w:val="de-CH"/>
+              </w:rPr>
+              <w:t xml:space="preserve"> </w:t>
             </w:r>
             <w:proofErr w:type="spellStart"/>
             <w:r>
@@ -17058,12 +16375,21 @@
                 <w:lang w:val="de-CH"/>
               </w:rPr>
             </w:pPr>
+            <w:proofErr w:type="spellStart"/>
             <w:r>
               <w:rPr>
                 <w:rFonts w:cs="Arial"/>
                 <w:lang w:val="de-CH"/>
               </w:rPr>
-              <w:t xml:space="preserve">Entrare </w:t>
+              <w:t>Entrare</w:t>
+            </w:r>
+            <w:proofErr w:type="spellEnd"/>
+            <w:r>
+              <w:rPr>
+                <w:rFonts w:cs="Arial"/>
+                <w:lang w:val="de-CH"/>
+              </w:rPr>
+              <w:t xml:space="preserve"> </w:t>
             </w:r>
             <w:proofErr w:type="spellStart"/>
             <w:r>
@@ -17527,12 +16853,21 @@
                 <w:lang w:val="de-CH"/>
               </w:rPr>
             </w:pPr>
+            <w:proofErr w:type="spellStart"/>
             <w:r>
               <w:rPr>
                 <w:rFonts w:cs="Arial"/>
                 <w:lang w:val="de-CH"/>
               </w:rPr>
-              <w:t xml:space="preserve">Entrare </w:t>
+              <w:t>Entrare</w:t>
+            </w:r>
+            <w:proofErr w:type="spellEnd"/>
+            <w:r>
+              <w:rPr>
+                <w:rFonts w:cs="Arial"/>
+                <w:lang w:val="de-CH"/>
+              </w:rPr>
+              <w:t xml:space="preserve"> </w:t>
             </w:r>
             <w:proofErr w:type="spellStart"/>
             <w:r>
@@ -17564,12 +16899,21 @@
                 <w:lang w:val="de-CH"/>
               </w:rPr>
             </w:pPr>
+            <w:proofErr w:type="spellStart"/>
             <w:r>
               <w:rPr>
                 <w:rFonts w:cs="Arial"/>
                 <w:lang w:val="de-CH"/>
               </w:rPr>
-              <w:t xml:space="preserve">Cliccare tasto </w:t>
+              <w:t>Cliccare</w:t>
+            </w:r>
+            <w:proofErr w:type="spellEnd"/>
+            <w:r>
+              <w:rPr>
+                <w:rFonts w:cs="Arial"/>
+                <w:lang w:val="de-CH"/>
+              </w:rPr>
+              <w:t xml:space="preserve"> tasto </w:t>
             </w:r>
             <w:proofErr w:type="spellStart"/>
             <w:r>
@@ -17911,12 +17255,21 @@
                 <w:lang w:val="de-CH"/>
               </w:rPr>
             </w:pPr>
+            <w:proofErr w:type="spellStart"/>
             <w:r>
               <w:rPr>
                 <w:rFonts w:cs="Arial"/>
                 <w:lang w:val="de-CH"/>
               </w:rPr>
-              <w:t xml:space="preserve">Entrare </w:t>
+              <w:t>Entrare</w:t>
+            </w:r>
+            <w:proofErr w:type="spellEnd"/>
+            <w:r>
+              <w:rPr>
+                <w:rFonts w:cs="Arial"/>
+                <w:lang w:val="de-CH"/>
+              </w:rPr>
+              <w:t xml:space="preserve"> </w:t>
             </w:r>
             <w:proofErr w:type="spellStart"/>
             <w:r>
@@ -17948,12 +17301,21 @@
                 <w:lang w:val="de-CH"/>
               </w:rPr>
             </w:pPr>
+            <w:proofErr w:type="spellStart"/>
             <w:r>
               <w:rPr>
                 <w:rFonts w:cs="Arial"/>
                 <w:lang w:val="de-CH"/>
               </w:rPr>
-              <w:t xml:space="preserve">Cliccare tasto </w:t>
+              <w:t>Cliccare</w:t>
+            </w:r>
+            <w:proofErr w:type="spellEnd"/>
+            <w:r>
+              <w:rPr>
+                <w:rFonts w:cs="Arial"/>
+                <w:lang w:val="de-CH"/>
+              </w:rPr>
+              <w:t xml:space="preserve"> tasto </w:t>
             </w:r>
             <w:proofErr w:type="spellStart"/>
             <w:r>
@@ -18315,12 +17677,21 @@
                 <w:lang w:val="de-CH"/>
               </w:rPr>
             </w:pPr>
+            <w:proofErr w:type="spellStart"/>
             <w:r>
               <w:rPr>
                 <w:rFonts w:cs="Arial"/>
                 <w:lang w:val="de-CH"/>
               </w:rPr>
-              <w:t xml:space="preserve">Entrare </w:t>
+              <w:t>Entrare</w:t>
+            </w:r>
+            <w:proofErr w:type="spellEnd"/>
+            <w:r>
+              <w:rPr>
+                <w:rFonts w:cs="Arial"/>
+                <w:lang w:val="de-CH"/>
+              </w:rPr>
+              <w:t xml:space="preserve"> </w:t>
             </w:r>
             <w:proofErr w:type="spellStart"/>
             <w:r>
@@ -18351,12 +17722,21 @@
                 <w:rFonts w:cs="Arial"/>
               </w:rPr>
             </w:pPr>
+            <w:proofErr w:type="spellStart"/>
             <w:r>
               <w:rPr>
                 <w:rFonts w:cs="Arial"/>
                 <w:lang w:val="de-CH"/>
               </w:rPr>
-              <w:t xml:space="preserve">Cliccare tasto </w:t>
+              <w:t>Cliccare</w:t>
+            </w:r>
+            <w:proofErr w:type="spellEnd"/>
+            <w:r>
+              <w:rPr>
+                <w:rFonts w:cs="Arial"/>
+                <w:lang w:val="de-CH"/>
+              </w:rPr>
+              <w:t xml:space="preserve"> tasto </w:t>
             </w:r>
             <w:proofErr w:type="spellStart"/>
             <w:r>
@@ -18710,12 +18090,21 @@
                 <w:lang w:val="de-CH"/>
               </w:rPr>
             </w:pPr>
+            <w:proofErr w:type="spellStart"/>
             <w:r>
               <w:rPr>
                 <w:rFonts w:cs="Arial"/>
                 <w:lang w:val="de-CH"/>
               </w:rPr>
-              <w:t xml:space="preserve">Entrare </w:t>
+              <w:t>Entrare</w:t>
+            </w:r>
+            <w:proofErr w:type="spellEnd"/>
+            <w:r>
+              <w:rPr>
+                <w:rFonts w:cs="Arial"/>
+                <w:lang w:val="de-CH"/>
+              </w:rPr>
+              <w:t xml:space="preserve"> </w:t>
             </w:r>
             <w:proofErr w:type="spellStart"/>
             <w:r>
@@ -18746,12 +18135,21 @@
                 <w:rFonts w:cs="Arial"/>
               </w:rPr>
             </w:pPr>
+            <w:proofErr w:type="spellStart"/>
             <w:r>
               <w:rPr>
                 <w:rFonts w:cs="Arial"/>
                 <w:lang w:val="de-CH"/>
               </w:rPr>
-              <w:t xml:space="preserve">Cliccare tasto </w:t>
+              <w:t>Cliccare</w:t>
+            </w:r>
+            <w:proofErr w:type="spellEnd"/>
+            <w:r>
+              <w:rPr>
+                <w:rFonts w:cs="Arial"/>
+                <w:lang w:val="de-CH"/>
+              </w:rPr>
+              <w:t xml:space="preserve"> tasto </w:t>
             </w:r>
             <w:proofErr w:type="spellStart"/>
             <w:r>
@@ -19127,12 +18525,21 @@
                 <w:lang w:val="de-CH"/>
               </w:rPr>
             </w:pPr>
+            <w:proofErr w:type="spellStart"/>
             <w:r>
               <w:rPr>
                 <w:rFonts w:cs="Arial"/>
                 <w:lang w:val="de-CH"/>
               </w:rPr>
-              <w:t xml:space="preserve">Entrare </w:t>
+              <w:t>Entrare</w:t>
+            </w:r>
+            <w:proofErr w:type="spellEnd"/>
+            <w:r>
+              <w:rPr>
+                <w:rFonts w:cs="Arial"/>
+                <w:lang w:val="de-CH"/>
+              </w:rPr>
+              <w:t xml:space="preserve"> </w:t>
             </w:r>
             <w:proofErr w:type="spellStart"/>
             <w:r>
@@ -19164,21 +18571,12 @@
                 <w:lang w:val="de-CH"/>
               </w:rPr>
             </w:pPr>
-            <w:proofErr w:type="spellStart"/>
             <w:r>
               <w:rPr>
                 <w:rFonts w:cs="Arial"/>
                 <w:lang w:val="de-CH"/>
               </w:rPr>
-              <w:t>Giocare</w:t>
-            </w:r>
-            <w:proofErr w:type="spellEnd"/>
-            <w:r>
-              <w:rPr>
-                <w:rFonts w:cs="Arial"/>
-                <w:lang w:val="de-CH"/>
-              </w:rPr>
-              <w:t xml:space="preserve"> </w:t>
+              <w:t xml:space="preserve">Giocare </w:t>
             </w:r>
             <w:proofErr w:type="spellStart"/>
             <w:r>
@@ -19535,12 +18933,21 @@
                 <w:lang w:val="de-CH"/>
               </w:rPr>
             </w:pPr>
+            <w:proofErr w:type="spellStart"/>
             <w:r>
               <w:rPr>
                 <w:rFonts w:cs="Arial"/>
                 <w:lang w:val="de-CH"/>
               </w:rPr>
-              <w:t xml:space="preserve">Entrare </w:t>
+              <w:t>Entrare</w:t>
+            </w:r>
+            <w:proofErr w:type="spellEnd"/>
+            <w:r>
+              <w:rPr>
+                <w:rFonts w:cs="Arial"/>
+                <w:lang w:val="de-CH"/>
+              </w:rPr>
+              <w:t xml:space="preserve"> </w:t>
             </w:r>
             <w:proofErr w:type="spellStart"/>
             <w:r>
@@ -19572,21 +18979,12 @@
                 <w:lang w:val="de-CH"/>
               </w:rPr>
             </w:pPr>
-            <w:proofErr w:type="spellStart"/>
             <w:r>
               <w:rPr>
                 <w:rFonts w:cs="Arial"/>
                 <w:lang w:val="de-CH"/>
               </w:rPr>
-              <w:t>Provare</w:t>
-            </w:r>
-            <w:proofErr w:type="spellEnd"/>
-            <w:r>
-              <w:rPr>
-                <w:rFonts w:cs="Arial"/>
-                <w:lang w:val="de-CH"/>
-              </w:rPr>
-              <w:t xml:space="preserve"> le diverse </w:t>
+              <w:t xml:space="preserve">Provare le diverse </w:t>
             </w:r>
             <w:proofErr w:type="spellStart"/>
             <w:r>
@@ -20123,17 +19521,8 @@
                 <w:b/>
                 <w:bCs/>
               </w:rPr>
-              <w:t xml:space="preserve"> Style </w:t>
-            </w:r>
-            <w:proofErr w:type="spellStart"/>
-            <w:r>
-              <w:rPr>
-                <w:b/>
-                <w:bCs/>
-              </w:rPr>
-              <w:t>Sheets</w:t>
-            </w:r>
-            <w:proofErr w:type="spellEnd"/>
+              <w:t xml:space="preserve"> Style Sheets</w:t>
+            </w:r>
             <w:r>
               <w:t>: linguaggio che per</w:t>
             </w:r>
@@ -20816,7 +20205,7 @@
 </file>
 
 <file path=word/endnotes.xml><?xml version="1.0" encoding="utf-8"?>
-<w:endnotes xmlns:wpc="http://schemas.microsoft.com/office/word/2010/wordprocessingCanvas" xmlns:cx="http://schemas.microsoft.com/office/drawing/2014/chartex" xmlns:cx1="http://schemas.microsoft.com/office/drawing/2015/9/8/chartex" xmlns:cx2="http://schemas.microsoft.com/office/drawing/2015/10/21/chartex" xmlns:cx3="http://schemas.microsoft.com/office/drawing/2016/5/9/chartex" xmlns:cx4="http://schemas.microsoft.com/office/drawing/2016/5/10/chartex" xmlns:cx5="http://schemas.microsoft.com/office/drawing/2016/5/11/chartex" xmlns:cx6="http://schemas.microsoft.com/office/drawing/2016/5/12/chartex" xmlns:cx7="http://schemas.microsoft.com/office/drawing/2016/5/13/chartex" xmlns:cx8="http://schemas.microsoft.com/office/drawing/2016/5/14/chartex" xmlns:mc="http://schemas.openxmlformats.org/markup-compatibility/2006" xmlns:aink="http://schemas.microsoft.com/office/drawing/2016/ink" xmlns:am3d="http://schemas.microsoft.com/office/drawing/2017/model3d" xmlns:o="urn:schemas-microsoft-com:office:office" xmlns:oel="http://schemas.microsoft.com/office/2019/extlst" xmlns:r="http://schemas.openxmlformats.org/officeDocument/2006/relationships" xmlns:m="http://schemas.openxmlformats.org/officeDocument/2006/math" xmlns:v="urn:schemas-microsoft-com:vml" xmlns:wp14="http://schemas.microsoft.com/office/word/2010/wordprocessingDrawing" xmlns:wp="http://schemas.openxmlformats.org/drawingml/2006/wordprocessingDrawing" xmlns:w10="urn:schemas-microsoft-com:office:word" xmlns:w="http://schemas.openxmlformats.org/wordprocessingml/2006/main" xmlns:w14="http://schemas.microsoft.com/office/word/2010/wordml" xmlns:w15="http://schemas.microsoft.com/office/word/2012/wordml" xmlns:w16cex="http://schemas.microsoft.com/office/word/2018/wordml/cex" xmlns:w16cid="http://schemas.microsoft.com/office/word/2016/wordml/cid" xmlns:w16="http://schemas.microsoft.com/office/word/2018/wordml" xmlns:w16sdtdh="http://schemas.microsoft.com/office/word/2020/wordml/sdtdatahash" xmlns:w16se="http://schemas.microsoft.com/office/word/2015/wordml/symex" xmlns:wpg="http://schemas.microsoft.com/office/word/2010/wordprocessingGroup" xmlns:wpi="http://schemas.microsoft.com/office/word/2010/wordprocessingInk" xmlns:wne="http://schemas.microsoft.com/office/word/2006/wordml" xmlns:wps="http://schemas.microsoft.com/office/word/2010/wordprocessingShape" mc:Ignorable="w14 w15 w16se w16cid w16 w16cex w16sdtdh wp14">
+<w:endnotes xmlns:wpc="http://schemas.microsoft.com/office/word/2010/wordprocessingCanvas" xmlns:cx="http://schemas.microsoft.com/office/drawing/2014/chartex" xmlns:cx1="http://schemas.microsoft.com/office/drawing/2015/9/8/chartex" xmlns:cx2="http://schemas.microsoft.com/office/drawing/2015/10/21/chartex" xmlns:cx3="http://schemas.microsoft.com/office/drawing/2016/5/9/chartex" xmlns:cx4="http://schemas.microsoft.com/office/drawing/2016/5/10/chartex" xmlns:cx5="http://schemas.microsoft.com/office/drawing/2016/5/11/chartex" xmlns:cx6="http://schemas.microsoft.com/office/drawing/2016/5/12/chartex" xmlns:cx7="http://schemas.microsoft.com/office/drawing/2016/5/13/chartex" xmlns:cx8="http://schemas.microsoft.com/office/drawing/2016/5/14/chartex" xmlns:mc="http://schemas.openxmlformats.org/markup-compatibility/2006" xmlns:aink="http://schemas.microsoft.com/office/drawing/2016/ink" xmlns:am3d="http://schemas.microsoft.com/office/drawing/2017/model3d" xmlns:o="urn:schemas-microsoft-com:office:office" xmlns:oel="http://schemas.microsoft.com/office/2019/extlst" xmlns:r="http://schemas.openxmlformats.org/officeDocument/2006/relationships" xmlns:m="http://schemas.openxmlformats.org/officeDocument/2006/math" xmlns:v="urn:schemas-microsoft-com:vml" xmlns:wp14="http://schemas.microsoft.com/office/word/2010/wordprocessingDrawing" xmlns:wp="http://schemas.openxmlformats.org/drawingml/2006/wordprocessingDrawing" xmlns:w10="urn:schemas-microsoft-com:office:word" xmlns:w="http://schemas.openxmlformats.org/wordprocessingml/2006/main" xmlns:w14="http://schemas.microsoft.com/office/word/2010/wordml" xmlns:w15="http://schemas.microsoft.com/office/word/2012/wordml" xmlns:w16cex="http://schemas.microsoft.com/office/word/2018/wordml/cex" xmlns:w16cid="http://schemas.microsoft.com/office/word/2016/wordml/cid" xmlns:w16="http://schemas.microsoft.com/office/word/2018/wordml" xmlns:w16du="http://schemas.microsoft.com/office/word/2023/wordml/word16du" xmlns:w16sdtdh="http://schemas.microsoft.com/office/word/2020/wordml/sdtdatahash" xmlns:w16sdtfl="http://schemas.microsoft.com/office/word/2024/wordml/sdtformatlock" xmlns:w16se="http://schemas.microsoft.com/office/word/2015/wordml/symex" xmlns:wpg="http://schemas.microsoft.com/office/word/2010/wordprocessingGroup" xmlns:wpi="http://schemas.microsoft.com/office/word/2010/wordprocessingInk" xmlns:wne="http://schemas.microsoft.com/office/word/2006/wordml" xmlns:wps="http://schemas.microsoft.com/office/word/2010/wordprocessingShape" mc:Ignorable="w14 w15 w16se w16cid w16 w16cex w16sdtdh w16sdtfl w16du wp14">
   <w:endnote w:type="separator" w:id="-1">
     <w:p>
       <w:r>
@@ -20835,7 +20224,7 @@
 </file>
 
 <file path=word/footer1.xml><?xml version="1.0" encoding="utf-8"?>
-<w:ftr xmlns:wpc="http://schemas.microsoft.com/office/word/2010/wordprocessingCanvas" xmlns:cx="http://schemas.microsoft.com/office/drawing/2014/chartex" xmlns:cx1="http://schemas.microsoft.com/office/drawing/2015/9/8/chartex" xmlns:cx2="http://schemas.microsoft.com/office/drawing/2015/10/21/chartex" xmlns:cx3="http://schemas.microsoft.com/office/drawing/2016/5/9/chartex" xmlns:cx4="http://schemas.microsoft.com/office/drawing/2016/5/10/chartex" xmlns:cx5="http://schemas.microsoft.com/office/drawing/2016/5/11/chartex" xmlns:cx6="http://schemas.microsoft.com/office/drawing/2016/5/12/chartex" xmlns:cx7="http://schemas.microsoft.com/office/drawing/2016/5/13/chartex" xmlns:cx8="http://schemas.microsoft.com/office/drawing/2016/5/14/chartex" xmlns:mc="http://schemas.openxmlformats.org/markup-compatibility/2006" xmlns:aink="http://schemas.microsoft.com/office/drawing/2016/ink" xmlns:am3d="http://schemas.microsoft.com/office/drawing/2017/model3d" xmlns:o="urn:schemas-microsoft-com:office:office" xmlns:oel="http://schemas.microsoft.com/office/2019/extlst" xmlns:r="http://schemas.openxmlformats.org/officeDocument/2006/relationships" xmlns:m="http://schemas.openxmlformats.org/officeDocument/2006/math" xmlns:v="urn:schemas-microsoft-com:vml" xmlns:wp14="http://schemas.microsoft.com/office/word/2010/wordprocessingDrawing" xmlns:wp="http://schemas.openxmlformats.org/drawingml/2006/wordprocessingDrawing" xmlns:w10="urn:schemas-microsoft-com:office:word" xmlns:w="http://schemas.openxmlformats.org/wordprocessingml/2006/main" xmlns:w14="http://schemas.microsoft.com/office/word/2010/wordml" xmlns:w15="http://schemas.microsoft.com/office/word/2012/wordml" xmlns:w16cex="http://schemas.microsoft.com/office/word/2018/wordml/cex" xmlns:w16cid="http://schemas.microsoft.com/office/word/2016/wordml/cid" xmlns:w16="http://schemas.microsoft.com/office/word/2018/wordml" xmlns:w16sdtdh="http://schemas.microsoft.com/office/word/2020/wordml/sdtdatahash" xmlns:w16se="http://schemas.microsoft.com/office/word/2015/wordml/symex" xmlns:wpg="http://schemas.microsoft.com/office/word/2010/wordprocessingGroup" xmlns:wpi="http://schemas.microsoft.com/office/word/2010/wordprocessingInk" xmlns:wne="http://schemas.microsoft.com/office/word/2006/wordml" xmlns:wps="http://schemas.microsoft.com/office/word/2010/wordprocessingShape" mc:Ignorable="w14 w15 w16se w16cid w16 w16cex w16sdtdh wp14">
+<w:ftr xmlns:wpc="http://schemas.microsoft.com/office/word/2010/wordprocessingCanvas" xmlns:cx="http://schemas.microsoft.com/office/drawing/2014/chartex" xmlns:cx1="http://schemas.microsoft.com/office/drawing/2015/9/8/chartex" xmlns:cx2="http://schemas.microsoft.com/office/drawing/2015/10/21/chartex" xmlns:cx3="http://schemas.microsoft.com/office/drawing/2016/5/9/chartex" xmlns:cx4="http://schemas.microsoft.com/office/drawing/2016/5/10/chartex" xmlns:cx5="http://schemas.microsoft.com/office/drawing/2016/5/11/chartex" xmlns:cx6="http://schemas.microsoft.com/office/drawing/2016/5/12/chartex" xmlns:cx7="http://schemas.microsoft.com/office/drawing/2016/5/13/chartex" xmlns:cx8="http://schemas.microsoft.com/office/drawing/2016/5/14/chartex" xmlns:mc="http://schemas.openxmlformats.org/markup-compatibility/2006" xmlns:aink="http://schemas.microsoft.com/office/drawing/2016/ink" xmlns:am3d="http://schemas.microsoft.com/office/drawing/2017/model3d" xmlns:o="urn:schemas-microsoft-com:office:office" xmlns:oel="http://schemas.microsoft.com/office/2019/extlst" xmlns:r="http://schemas.openxmlformats.org/officeDocument/2006/relationships" xmlns:m="http://schemas.openxmlformats.org/officeDocument/2006/math" xmlns:v="urn:schemas-microsoft-com:vml" xmlns:wp14="http://schemas.microsoft.com/office/word/2010/wordprocessingDrawing" xmlns:wp="http://schemas.openxmlformats.org/drawingml/2006/wordprocessingDrawing" xmlns:w10="urn:schemas-microsoft-com:office:word" xmlns:w="http://schemas.openxmlformats.org/wordprocessingml/2006/main" xmlns:w14="http://schemas.microsoft.com/office/word/2010/wordml" xmlns:w15="http://schemas.microsoft.com/office/word/2012/wordml" xmlns:w16cex="http://schemas.microsoft.com/office/word/2018/wordml/cex" xmlns:w16cid="http://schemas.microsoft.com/office/word/2016/wordml/cid" xmlns:w16="http://schemas.microsoft.com/office/word/2018/wordml" xmlns:w16du="http://schemas.microsoft.com/office/word/2023/wordml/word16du" xmlns:w16sdtdh="http://schemas.microsoft.com/office/word/2020/wordml/sdtdatahash" xmlns:w16sdtfl="http://schemas.microsoft.com/office/word/2024/wordml/sdtformatlock" xmlns:w16se="http://schemas.microsoft.com/office/word/2015/wordml/symex" xmlns:wpg="http://schemas.microsoft.com/office/word/2010/wordprocessingGroup" xmlns:wpi="http://schemas.microsoft.com/office/word/2010/wordprocessingInk" xmlns:wne="http://schemas.microsoft.com/office/word/2006/wordml" xmlns:wps="http://schemas.microsoft.com/office/word/2010/wordprocessingShape" mc:Ignorable="w14 w15 w16se w16cid w16 w16cex w16sdtdh w16sdtfl w16du wp14">
   <w:p>
     <w:pPr>
       <w:pStyle w:val="Pidipagina"/>
@@ -20896,7 +20285,7 @@
       <w:rPr>
         <w:noProof/>
       </w:rPr>
-      <w:t>06.03.2026</w:t>
+      <w:t>13.03.2026</w:t>
     </w:r>
     <w:r>
       <w:fldChar w:fldCharType="end"/>
@@ -20906,7 +20295,7 @@
 </file>
 
 <file path=word/footer2.xml><?xml version="1.0" encoding="utf-8"?>
-<w:ftr xmlns:wpc="http://schemas.microsoft.com/office/word/2010/wordprocessingCanvas" xmlns:cx="http://schemas.microsoft.com/office/drawing/2014/chartex" xmlns:cx1="http://schemas.microsoft.com/office/drawing/2015/9/8/chartex" xmlns:cx2="http://schemas.microsoft.com/office/drawing/2015/10/21/chartex" xmlns:cx3="http://schemas.microsoft.com/office/drawing/2016/5/9/chartex" xmlns:cx4="http://schemas.microsoft.com/office/drawing/2016/5/10/chartex" xmlns:cx5="http://schemas.microsoft.com/office/drawing/2016/5/11/chartex" xmlns:cx6="http://schemas.microsoft.com/office/drawing/2016/5/12/chartex" xmlns:cx7="http://schemas.microsoft.com/office/drawing/2016/5/13/chartex" xmlns:cx8="http://schemas.microsoft.com/office/drawing/2016/5/14/chartex" xmlns:mc="http://schemas.openxmlformats.org/markup-compatibility/2006" xmlns:aink="http://schemas.microsoft.com/office/drawing/2016/ink" xmlns:am3d="http://schemas.microsoft.com/office/drawing/2017/model3d" xmlns:o="urn:schemas-microsoft-com:office:office" xmlns:oel="http://schemas.microsoft.com/office/2019/extlst" xmlns:r="http://schemas.openxmlformats.org/officeDocument/2006/relationships" xmlns:m="http://schemas.openxmlformats.org/officeDocument/2006/math" xmlns:v="urn:schemas-microsoft-com:vml" xmlns:wp14="http://schemas.microsoft.com/office/word/2010/wordprocessingDrawing" xmlns:wp="http://schemas.openxmlformats.org/drawingml/2006/wordprocessingDrawing" xmlns:w10="urn:schemas-microsoft-com:office:word" xmlns:w="http://schemas.openxmlformats.org/wordprocessingml/2006/main" xmlns:w14="http://schemas.microsoft.com/office/word/2010/wordml" xmlns:w15="http://schemas.microsoft.com/office/word/2012/wordml" xmlns:w16cex="http://schemas.microsoft.com/office/word/2018/wordml/cex" xmlns:w16cid="http://schemas.microsoft.com/office/word/2016/wordml/cid" xmlns:w16="http://schemas.microsoft.com/office/word/2018/wordml" xmlns:w16sdtdh="http://schemas.microsoft.com/office/word/2020/wordml/sdtdatahash" xmlns:w16se="http://schemas.microsoft.com/office/word/2015/wordml/symex" xmlns:wpg="http://schemas.microsoft.com/office/word/2010/wordprocessingGroup" xmlns:wpi="http://schemas.microsoft.com/office/word/2010/wordprocessingInk" xmlns:wne="http://schemas.microsoft.com/office/word/2006/wordml" xmlns:wps="http://schemas.microsoft.com/office/word/2010/wordprocessingShape" mc:Ignorable="w14 w15 w16se w16cid w16 w16cex w16sdtdh wp14">
+<w:ftr xmlns:wpc="http://schemas.microsoft.com/office/word/2010/wordprocessingCanvas" xmlns:cx="http://schemas.microsoft.com/office/drawing/2014/chartex" xmlns:cx1="http://schemas.microsoft.com/office/drawing/2015/9/8/chartex" xmlns:cx2="http://schemas.microsoft.com/office/drawing/2015/10/21/chartex" xmlns:cx3="http://schemas.microsoft.com/office/drawing/2016/5/9/chartex" xmlns:cx4="http://schemas.microsoft.com/office/drawing/2016/5/10/chartex" xmlns:cx5="http://schemas.microsoft.com/office/drawing/2016/5/11/chartex" xmlns:cx6="http://schemas.microsoft.com/office/drawing/2016/5/12/chartex" xmlns:cx7="http://schemas.microsoft.com/office/drawing/2016/5/13/chartex" xmlns:cx8="http://schemas.microsoft.com/office/drawing/2016/5/14/chartex" xmlns:mc="http://schemas.openxmlformats.org/markup-compatibility/2006" xmlns:aink="http://schemas.microsoft.com/office/drawing/2016/ink" xmlns:am3d="http://schemas.microsoft.com/office/drawing/2017/model3d" xmlns:o="urn:schemas-microsoft-com:office:office" xmlns:oel="http://schemas.microsoft.com/office/2019/extlst" xmlns:r="http://schemas.openxmlformats.org/officeDocument/2006/relationships" xmlns:m="http://schemas.openxmlformats.org/officeDocument/2006/math" xmlns:v="urn:schemas-microsoft-com:vml" xmlns:wp14="http://schemas.microsoft.com/office/word/2010/wordprocessingDrawing" xmlns:wp="http://schemas.openxmlformats.org/drawingml/2006/wordprocessingDrawing" xmlns:w10="urn:schemas-microsoft-com:office:word" xmlns:w="http://schemas.openxmlformats.org/wordprocessingml/2006/main" xmlns:w14="http://schemas.microsoft.com/office/word/2010/wordml" xmlns:w15="http://schemas.microsoft.com/office/word/2012/wordml" xmlns:w16cex="http://schemas.microsoft.com/office/word/2018/wordml/cex" xmlns:w16cid="http://schemas.microsoft.com/office/word/2016/wordml/cid" xmlns:w16="http://schemas.microsoft.com/office/word/2018/wordml" xmlns:w16du="http://schemas.microsoft.com/office/word/2023/wordml/word16du" xmlns:w16sdtdh="http://schemas.microsoft.com/office/word/2020/wordml/sdtdatahash" xmlns:w16sdtfl="http://schemas.microsoft.com/office/word/2024/wordml/sdtformatlock" xmlns:w16se="http://schemas.microsoft.com/office/word/2015/wordml/symex" xmlns:wpg="http://schemas.microsoft.com/office/word/2010/wordprocessingGroup" xmlns:wpi="http://schemas.microsoft.com/office/word/2010/wordprocessingInk" xmlns:wne="http://schemas.microsoft.com/office/word/2006/wordml" xmlns:wps="http://schemas.microsoft.com/office/word/2010/wordprocessingShape" mc:Ignorable="w14 w15 w16se w16cid w16 w16cex w16sdtdh w16sdtfl w16du wp14">
   <w:tbl>
     <w:tblPr>
       <w:tblW w:w="0" w:type="auto"/>
@@ -21215,7 +20604,7 @@
 </file>
 
 <file path=word/footer3.xml><?xml version="1.0" encoding="utf-8"?>
-<w:ftr xmlns:wpc="http://schemas.microsoft.com/office/word/2010/wordprocessingCanvas" xmlns:cx="http://schemas.microsoft.com/office/drawing/2014/chartex" xmlns:cx1="http://schemas.microsoft.com/office/drawing/2015/9/8/chartex" xmlns:cx2="http://schemas.microsoft.com/office/drawing/2015/10/21/chartex" xmlns:cx3="http://schemas.microsoft.com/office/drawing/2016/5/9/chartex" xmlns:cx4="http://schemas.microsoft.com/office/drawing/2016/5/10/chartex" xmlns:cx5="http://schemas.microsoft.com/office/drawing/2016/5/11/chartex" xmlns:cx6="http://schemas.microsoft.com/office/drawing/2016/5/12/chartex" xmlns:cx7="http://schemas.microsoft.com/office/drawing/2016/5/13/chartex" xmlns:cx8="http://schemas.microsoft.com/office/drawing/2016/5/14/chartex" xmlns:mc="http://schemas.openxmlformats.org/markup-compatibility/2006" xmlns:aink="http://schemas.microsoft.com/office/drawing/2016/ink" xmlns:am3d="http://schemas.microsoft.com/office/drawing/2017/model3d" xmlns:o="urn:schemas-microsoft-com:office:office" xmlns:oel="http://schemas.microsoft.com/office/2019/extlst" xmlns:r="http://schemas.openxmlformats.org/officeDocument/2006/relationships" xmlns:m="http://schemas.openxmlformats.org/officeDocument/2006/math" xmlns:v="urn:schemas-microsoft-com:vml" xmlns:wp14="http://schemas.microsoft.com/office/word/2010/wordprocessingDrawing" xmlns:wp="http://schemas.openxmlformats.org/drawingml/2006/wordprocessingDrawing" xmlns:w10="urn:schemas-microsoft-com:office:word" xmlns:w="http://schemas.openxmlformats.org/wordprocessingml/2006/main" xmlns:w14="http://schemas.microsoft.com/office/word/2010/wordml" xmlns:w15="http://schemas.microsoft.com/office/word/2012/wordml" xmlns:w16cex="http://schemas.microsoft.com/office/word/2018/wordml/cex" xmlns:w16cid="http://schemas.microsoft.com/office/word/2016/wordml/cid" xmlns:w16="http://schemas.microsoft.com/office/word/2018/wordml" xmlns:w16sdtdh="http://schemas.microsoft.com/office/word/2020/wordml/sdtdatahash" xmlns:w16se="http://schemas.microsoft.com/office/word/2015/wordml/symex" xmlns:wpg="http://schemas.microsoft.com/office/word/2010/wordprocessingGroup" xmlns:wpi="http://schemas.microsoft.com/office/word/2010/wordprocessingInk" xmlns:wne="http://schemas.microsoft.com/office/word/2006/wordml" xmlns:wps="http://schemas.microsoft.com/office/word/2010/wordprocessingShape" mc:Ignorable="w14 w15 w16se w16cid w16 w16cex w16sdtdh wp14">
+<w:ftr xmlns:wpc="http://schemas.microsoft.com/office/word/2010/wordprocessingCanvas" xmlns:cx="http://schemas.microsoft.com/office/drawing/2014/chartex" xmlns:cx1="http://schemas.microsoft.com/office/drawing/2015/9/8/chartex" xmlns:cx2="http://schemas.microsoft.com/office/drawing/2015/10/21/chartex" xmlns:cx3="http://schemas.microsoft.com/office/drawing/2016/5/9/chartex" xmlns:cx4="http://schemas.microsoft.com/office/drawing/2016/5/10/chartex" xmlns:cx5="http://schemas.microsoft.com/office/drawing/2016/5/11/chartex" xmlns:cx6="http://schemas.microsoft.com/office/drawing/2016/5/12/chartex" xmlns:cx7="http://schemas.microsoft.com/office/drawing/2016/5/13/chartex" xmlns:cx8="http://schemas.microsoft.com/office/drawing/2016/5/14/chartex" xmlns:mc="http://schemas.openxmlformats.org/markup-compatibility/2006" xmlns:aink="http://schemas.microsoft.com/office/drawing/2016/ink" xmlns:am3d="http://schemas.microsoft.com/office/drawing/2017/model3d" xmlns:o="urn:schemas-microsoft-com:office:office" xmlns:oel="http://schemas.microsoft.com/office/2019/extlst" xmlns:r="http://schemas.openxmlformats.org/officeDocument/2006/relationships" xmlns:m="http://schemas.openxmlformats.org/officeDocument/2006/math" xmlns:v="urn:schemas-microsoft-com:vml" xmlns:wp14="http://schemas.microsoft.com/office/word/2010/wordprocessingDrawing" xmlns:wp="http://schemas.openxmlformats.org/drawingml/2006/wordprocessingDrawing" xmlns:w10="urn:schemas-microsoft-com:office:word" xmlns:w="http://schemas.openxmlformats.org/wordprocessingml/2006/main" xmlns:w14="http://schemas.microsoft.com/office/word/2010/wordml" xmlns:w15="http://schemas.microsoft.com/office/word/2012/wordml" xmlns:w16cex="http://schemas.microsoft.com/office/word/2018/wordml/cex" xmlns:w16cid="http://schemas.microsoft.com/office/word/2016/wordml/cid" xmlns:w16="http://schemas.microsoft.com/office/word/2018/wordml" xmlns:w16du="http://schemas.microsoft.com/office/word/2023/wordml/word16du" xmlns:w16sdtdh="http://schemas.microsoft.com/office/word/2020/wordml/sdtdatahash" xmlns:w16sdtfl="http://schemas.microsoft.com/office/word/2024/wordml/sdtformatlock" xmlns:w16se="http://schemas.microsoft.com/office/word/2015/wordml/symex" xmlns:wpg="http://schemas.microsoft.com/office/word/2010/wordprocessingGroup" xmlns:wpi="http://schemas.microsoft.com/office/word/2010/wordprocessingInk" xmlns:wne="http://schemas.microsoft.com/office/word/2006/wordml" xmlns:wps="http://schemas.microsoft.com/office/word/2010/wordprocessingShape" mc:Ignorable="w14 w15 w16se w16cid w16 w16cex w16sdtdh w16sdtfl w16du wp14">
   <w:p>
     <w:pPr>
       <w:pStyle w:val="Pidipagina"/>
@@ -21283,7 +20672,7 @@
       <w:rPr>
         <w:noProof/>
       </w:rPr>
-      <w:t>06.03.2026</w:t>
+      <w:t>13.03.2026</w:t>
     </w:r>
     <w:r>
       <w:fldChar w:fldCharType="end"/>
@@ -21293,7 +20682,7 @@
 </file>
 
 <file path=word/footer4.xml><?xml version="1.0" encoding="utf-8"?>
-<w:ftr xmlns:wpc="http://schemas.microsoft.com/office/word/2010/wordprocessingCanvas" xmlns:cx="http://schemas.microsoft.com/office/drawing/2014/chartex" xmlns:cx1="http://schemas.microsoft.com/office/drawing/2015/9/8/chartex" xmlns:cx2="http://schemas.microsoft.com/office/drawing/2015/10/21/chartex" xmlns:cx3="http://schemas.microsoft.com/office/drawing/2016/5/9/chartex" xmlns:cx4="http://schemas.microsoft.com/office/drawing/2016/5/10/chartex" xmlns:cx5="http://schemas.microsoft.com/office/drawing/2016/5/11/chartex" xmlns:cx6="http://schemas.microsoft.com/office/drawing/2016/5/12/chartex" xmlns:cx7="http://schemas.microsoft.com/office/drawing/2016/5/13/chartex" xmlns:cx8="http://schemas.microsoft.com/office/drawing/2016/5/14/chartex" xmlns:mc="http://schemas.openxmlformats.org/markup-compatibility/2006" xmlns:aink="http://schemas.microsoft.com/office/drawing/2016/ink" xmlns:am3d="http://schemas.microsoft.com/office/drawing/2017/model3d" xmlns:o="urn:schemas-microsoft-com:office:office" xmlns:oel="http://schemas.microsoft.com/office/2019/extlst" xmlns:r="http://schemas.openxmlformats.org/officeDocument/2006/relationships" xmlns:m="http://schemas.openxmlformats.org/officeDocument/2006/math" xmlns:v="urn:schemas-microsoft-com:vml" xmlns:wp14="http://schemas.microsoft.com/office/word/2010/wordprocessingDrawing" xmlns:wp="http://schemas.openxmlformats.org/drawingml/2006/wordprocessingDrawing" xmlns:w10="urn:schemas-microsoft-com:office:word" xmlns:w="http://schemas.openxmlformats.org/wordprocessingml/2006/main" xmlns:w14="http://schemas.microsoft.com/office/word/2010/wordml" xmlns:w15="http://schemas.microsoft.com/office/word/2012/wordml" xmlns:w16cex="http://schemas.microsoft.com/office/word/2018/wordml/cex" xmlns:w16cid="http://schemas.microsoft.com/office/word/2016/wordml/cid" xmlns:w16="http://schemas.microsoft.com/office/word/2018/wordml" xmlns:w16sdtdh="http://schemas.microsoft.com/office/word/2020/wordml/sdtdatahash" xmlns:w16se="http://schemas.microsoft.com/office/word/2015/wordml/symex" xmlns:wpg="http://schemas.microsoft.com/office/word/2010/wordprocessingGroup" xmlns:wpi="http://schemas.microsoft.com/office/word/2010/wordprocessingInk" xmlns:wne="http://schemas.microsoft.com/office/word/2006/wordml" xmlns:wps="http://schemas.microsoft.com/office/word/2010/wordprocessingShape" mc:Ignorable="w14 w15 w16se w16cid w16 w16cex w16sdtdh wp14">
+<w:ftr xmlns:wpc="http://schemas.microsoft.com/office/word/2010/wordprocessingCanvas" xmlns:cx="http://schemas.microsoft.com/office/drawing/2014/chartex" xmlns:cx1="http://schemas.microsoft.com/office/drawing/2015/9/8/chartex" xmlns:cx2="http://schemas.microsoft.com/office/drawing/2015/10/21/chartex" xmlns:cx3="http://schemas.microsoft.com/office/drawing/2016/5/9/chartex" xmlns:cx4="http://schemas.microsoft.com/office/drawing/2016/5/10/chartex" xmlns:cx5="http://schemas.microsoft.com/office/drawing/2016/5/11/chartex" xmlns:cx6="http://schemas.microsoft.com/office/drawing/2016/5/12/chartex" xmlns:cx7="http://schemas.microsoft.com/office/drawing/2016/5/13/chartex" xmlns:cx8="http://schemas.microsoft.com/office/drawing/2016/5/14/chartex" xmlns:mc="http://schemas.openxmlformats.org/markup-compatibility/2006" xmlns:aink="http://schemas.microsoft.com/office/drawing/2016/ink" xmlns:am3d="http://schemas.microsoft.com/office/drawing/2017/model3d" xmlns:o="urn:schemas-microsoft-com:office:office" xmlns:oel="http://schemas.microsoft.com/office/2019/extlst" xmlns:r="http://schemas.openxmlformats.org/officeDocument/2006/relationships" xmlns:m="http://schemas.openxmlformats.org/officeDocument/2006/math" xmlns:v="urn:schemas-microsoft-com:vml" xmlns:wp14="http://schemas.microsoft.com/office/word/2010/wordprocessingDrawing" xmlns:wp="http://schemas.openxmlformats.org/drawingml/2006/wordprocessingDrawing" xmlns:w10="urn:schemas-microsoft-com:office:word" xmlns:w="http://schemas.openxmlformats.org/wordprocessingml/2006/main" xmlns:w14="http://schemas.microsoft.com/office/word/2010/wordml" xmlns:w15="http://schemas.microsoft.com/office/word/2012/wordml" xmlns:w16cex="http://schemas.microsoft.com/office/word/2018/wordml/cex" xmlns:w16cid="http://schemas.microsoft.com/office/word/2016/wordml/cid" xmlns:w16="http://schemas.microsoft.com/office/word/2018/wordml" xmlns:w16du="http://schemas.microsoft.com/office/word/2023/wordml/word16du" xmlns:w16sdtdh="http://schemas.microsoft.com/office/word/2020/wordml/sdtdatahash" xmlns:w16sdtfl="http://schemas.microsoft.com/office/word/2024/wordml/sdtformatlock" xmlns:w16se="http://schemas.microsoft.com/office/word/2015/wordml/symex" xmlns:wpg="http://schemas.microsoft.com/office/word/2010/wordprocessingGroup" xmlns:wpi="http://schemas.microsoft.com/office/word/2010/wordprocessingInk" xmlns:wne="http://schemas.microsoft.com/office/word/2006/wordml" xmlns:wps="http://schemas.microsoft.com/office/word/2010/wordprocessingShape" mc:Ignorable="w14 w15 w16se w16cid w16 w16cex w16sdtdh w16sdtfl w16du wp14">
   <w:p>
     <w:pPr>
       <w:pStyle w:val="Pidipagina"/>
@@ -21348,7 +20737,7 @@
       <w:rPr>
         <w:noProof/>
       </w:rPr>
-      <w:t>06.03.2026</w:t>
+      <w:t>13.03.2026</w:t>
     </w:r>
     <w:r>
       <w:fldChar w:fldCharType="end"/>
@@ -21358,7 +20747,7 @@
 </file>
 
 <file path=word/footnotes.xml><?xml version="1.0" encoding="utf-8"?>
-<w:footnotes xmlns:wpc="http://schemas.microsoft.com/office/word/2010/wordprocessingCanvas" xmlns:cx="http://schemas.microsoft.com/office/drawing/2014/chartex" xmlns:cx1="http://schemas.microsoft.com/office/drawing/2015/9/8/chartex" xmlns:cx2="http://schemas.microsoft.com/office/drawing/2015/10/21/chartex" xmlns:cx3="http://schemas.microsoft.com/office/drawing/2016/5/9/chartex" xmlns:cx4="http://schemas.microsoft.com/office/drawing/2016/5/10/chartex" xmlns:cx5="http://schemas.microsoft.com/office/drawing/2016/5/11/chartex" xmlns:cx6="http://schemas.microsoft.com/office/drawing/2016/5/12/chartex" xmlns:cx7="http://schemas.microsoft.com/office/drawing/2016/5/13/chartex" xmlns:cx8="http://schemas.microsoft.com/office/drawing/2016/5/14/chartex" xmlns:mc="http://schemas.openxmlformats.org/markup-compatibility/2006" xmlns:aink="http://schemas.microsoft.com/office/drawing/2016/ink" xmlns:am3d="http://schemas.microsoft.com/office/drawing/2017/model3d" xmlns:o="urn:schemas-microsoft-com:office:office" xmlns:oel="http://schemas.microsoft.com/office/2019/extlst" xmlns:r="http://schemas.openxmlformats.org/officeDocument/2006/relationships" xmlns:m="http://schemas.openxmlformats.org/officeDocument/2006/math" xmlns:v="urn:schemas-microsoft-com:vml" xmlns:wp14="http://schemas.microsoft.com/office/word/2010/wordprocessingDrawing" xmlns:wp="http://schemas.openxmlformats.org/drawingml/2006/wordprocessingDrawing" xmlns:w10="urn:schemas-microsoft-com:office:word" xmlns:w="http://schemas.openxmlformats.org/wordprocessingml/2006/main" xmlns:w14="http://schemas.microsoft.com/office/word/2010/wordml" xmlns:w15="http://schemas.microsoft.com/office/word/2012/wordml" xmlns:w16cex="http://schemas.microsoft.com/office/word/2018/wordml/cex" xmlns:w16cid="http://schemas.microsoft.com/office/word/2016/wordml/cid" xmlns:w16="http://schemas.microsoft.com/office/word/2018/wordml" xmlns:w16sdtdh="http://schemas.microsoft.com/office/word/2020/wordml/sdtdatahash" xmlns:w16se="http://schemas.microsoft.com/office/word/2015/wordml/symex" xmlns:wpg="http://schemas.microsoft.com/office/word/2010/wordprocessingGroup" xmlns:wpi="http://schemas.microsoft.com/office/word/2010/wordprocessingInk" xmlns:wne="http://schemas.microsoft.com/office/word/2006/wordml" xmlns:wps="http://schemas.microsoft.com/office/word/2010/wordprocessingShape" mc:Ignorable="w14 w15 w16se w16cid w16 w16cex w16sdtdh wp14">
+<w:footnotes xmlns:wpc="http://schemas.microsoft.com/office/word/2010/wordprocessingCanvas" xmlns:cx="http://schemas.microsoft.com/office/drawing/2014/chartex" xmlns:cx1="http://schemas.microsoft.com/office/drawing/2015/9/8/chartex" xmlns:cx2="http://schemas.microsoft.com/office/drawing/2015/10/21/chartex" xmlns:cx3="http://schemas.microsoft.com/office/drawing/2016/5/9/chartex" xmlns:cx4="http://schemas.microsoft.com/office/drawing/2016/5/10/chartex" xmlns:cx5="http://schemas.microsoft.com/office/drawing/2016/5/11/chartex" xmlns:cx6="http://schemas.microsoft.com/office/drawing/2016/5/12/chartex" xmlns:cx7="http://schemas.microsoft.com/office/drawing/2016/5/13/chartex" xmlns:cx8="http://schemas.microsoft.com/office/drawing/2016/5/14/chartex" xmlns:mc="http://schemas.openxmlformats.org/markup-compatibility/2006" xmlns:aink="http://schemas.microsoft.com/office/drawing/2016/ink" xmlns:am3d="http://schemas.microsoft.com/office/drawing/2017/model3d" xmlns:o="urn:schemas-microsoft-com:office:office" xmlns:oel="http://schemas.microsoft.com/office/2019/extlst" xmlns:r="http://schemas.openxmlformats.org/officeDocument/2006/relationships" xmlns:m="http://schemas.openxmlformats.org/officeDocument/2006/math" xmlns:v="urn:schemas-microsoft-com:vml" xmlns:wp14="http://schemas.microsoft.com/office/word/2010/wordprocessingDrawing" xmlns:wp="http://schemas.openxmlformats.org/drawingml/2006/wordprocessingDrawing" xmlns:w10="urn:schemas-microsoft-com:office:word" xmlns:w="http://schemas.openxmlformats.org/wordprocessingml/2006/main" xmlns:w14="http://schemas.microsoft.com/office/word/2010/wordml" xmlns:w15="http://schemas.microsoft.com/office/word/2012/wordml" xmlns:w16cex="http://schemas.microsoft.com/office/word/2018/wordml/cex" xmlns:w16cid="http://schemas.microsoft.com/office/word/2016/wordml/cid" xmlns:w16="http://schemas.microsoft.com/office/word/2018/wordml" xmlns:w16du="http://schemas.microsoft.com/office/word/2023/wordml/word16du" xmlns:w16sdtdh="http://schemas.microsoft.com/office/word/2020/wordml/sdtdatahash" xmlns:w16sdtfl="http://schemas.microsoft.com/office/word/2024/wordml/sdtformatlock" xmlns:w16se="http://schemas.microsoft.com/office/word/2015/wordml/symex" xmlns:wpg="http://schemas.microsoft.com/office/word/2010/wordprocessingGroup" xmlns:wpi="http://schemas.microsoft.com/office/word/2010/wordprocessingInk" xmlns:wne="http://schemas.microsoft.com/office/word/2006/wordml" xmlns:wps="http://schemas.microsoft.com/office/word/2010/wordprocessingShape" mc:Ignorable="w14 w15 w16se w16cid w16 w16cex w16sdtdh w16sdtfl w16du wp14">
   <w:footnote w:type="separator" w:id="-1">
     <w:p>
       <w:r>
@@ -21377,7 +20766,7 @@
 </file>
 
 <file path=word/header1.xml><?xml version="1.0" encoding="utf-8"?>
-<w:hdr xmlns:wpc="http://schemas.microsoft.com/office/word/2010/wordprocessingCanvas" xmlns:cx="http://schemas.microsoft.com/office/drawing/2014/chartex" xmlns:cx1="http://schemas.microsoft.com/office/drawing/2015/9/8/chartex" xmlns:cx2="http://schemas.microsoft.com/office/drawing/2015/10/21/chartex" xmlns:cx3="http://schemas.microsoft.com/office/drawing/2016/5/9/chartex" xmlns:cx4="http://schemas.microsoft.com/office/drawing/2016/5/10/chartex" xmlns:cx5="http://schemas.microsoft.com/office/drawing/2016/5/11/chartex" xmlns:cx6="http://schemas.microsoft.com/office/drawing/2016/5/12/chartex" xmlns:cx7="http://schemas.microsoft.com/office/drawing/2016/5/13/chartex" xmlns:cx8="http://schemas.microsoft.com/office/drawing/2016/5/14/chartex" xmlns:mc="http://schemas.openxmlformats.org/markup-compatibility/2006" xmlns:aink="http://schemas.microsoft.com/office/drawing/2016/ink" xmlns:am3d="http://schemas.microsoft.com/office/drawing/2017/model3d" xmlns:o="urn:schemas-microsoft-com:office:office" xmlns:oel="http://schemas.microsoft.com/office/2019/extlst" xmlns:r="http://schemas.openxmlformats.org/officeDocument/2006/relationships" xmlns:m="http://schemas.openxmlformats.org/officeDocument/2006/math" xmlns:v="urn:schemas-microsoft-com:vml" xmlns:wp14="http://schemas.microsoft.com/office/word/2010/wordprocessingDrawing" xmlns:wp="http://schemas.openxmlformats.org/drawingml/2006/wordprocessingDrawing" xmlns:w10="urn:schemas-microsoft-com:office:word" xmlns:w="http://schemas.openxmlformats.org/wordprocessingml/2006/main" xmlns:w14="http://schemas.microsoft.com/office/word/2010/wordml" xmlns:w15="http://schemas.microsoft.com/office/word/2012/wordml" xmlns:w16cex="http://schemas.microsoft.com/office/word/2018/wordml/cex" xmlns:w16cid="http://schemas.microsoft.com/office/word/2016/wordml/cid" xmlns:w16="http://schemas.microsoft.com/office/word/2018/wordml" xmlns:w16sdtdh="http://schemas.microsoft.com/office/word/2020/wordml/sdtdatahash" xmlns:w16se="http://schemas.microsoft.com/office/word/2015/wordml/symex" xmlns:wpg="http://schemas.microsoft.com/office/word/2010/wordprocessingGroup" xmlns:wpi="http://schemas.microsoft.com/office/word/2010/wordprocessingInk" xmlns:wne="http://schemas.microsoft.com/office/word/2006/wordml" xmlns:wps="http://schemas.microsoft.com/office/word/2010/wordprocessingShape" mc:Ignorable="w14 w15 w16se w16cid w16 w16cex w16sdtdh wp14">
+<w:hdr xmlns:wpc="http://schemas.microsoft.com/office/word/2010/wordprocessingCanvas" xmlns:cx="http://schemas.microsoft.com/office/drawing/2014/chartex" xmlns:cx1="http://schemas.microsoft.com/office/drawing/2015/9/8/chartex" xmlns:cx2="http://schemas.microsoft.com/office/drawing/2015/10/21/chartex" xmlns:cx3="http://schemas.microsoft.com/office/drawing/2016/5/9/chartex" xmlns:cx4="http://schemas.microsoft.com/office/drawing/2016/5/10/chartex" xmlns:cx5="http://schemas.microsoft.com/office/drawing/2016/5/11/chartex" xmlns:cx6="http://schemas.microsoft.com/office/drawing/2016/5/12/chartex" xmlns:cx7="http://schemas.microsoft.com/office/drawing/2016/5/13/chartex" xmlns:cx8="http://schemas.microsoft.com/office/drawing/2016/5/14/chartex" xmlns:mc="http://schemas.openxmlformats.org/markup-compatibility/2006" xmlns:aink="http://schemas.microsoft.com/office/drawing/2016/ink" xmlns:am3d="http://schemas.microsoft.com/office/drawing/2017/model3d" xmlns:o="urn:schemas-microsoft-com:office:office" xmlns:oel="http://schemas.microsoft.com/office/2019/extlst" xmlns:r="http://schemas.openxmlformats.org/officeDocument/2006/relationships" xmlns:m="http://schemas.openxmlformats.org/officeDocument/2006/math" xmlns:v="urn:schemas-microsoft-com:vml" xmlns:wp14="http://schemas.microsoft.com/office/word/2010/wordprocessingDrawing" xmlns:wp="http://schemas.openxmlformats.org/drawingml/2006/wordprocessingDrawing" xmlns:w10="urn:schemas-microsoft-com:office:word" xmlns:w="http://schemas.openxmlformats.org/wordprocessingml/2006/main" xmlns:w14="http://schemas.microsoft.com/office/word/2010/wordml" xmlns:w15="http://schemas.microsoft.com/office/word/2012/wordml" xmlns:w16cex="http://schemas.microsoft.com/office/word/2018/wordml/cex" xmlns:w16cid="http://schemas.microsoft.com/office/word/2016/wordml/cid" xmlns:w16="http://schemas.microsoft.com/office/word/2018/wordml" xmlns:w16du="http://schemas.microsoft.com/office/word/2023/wordml/word16du" xmlns:w16sdtdh="http://schemas.microsoft.com/office/word/2020/wordml/sdtdatahash" xmlns:w16sdtfl="http://schemas.microsoft.com/office/word/2024/wordml/sdtformatlock" xmlns:w16se="http://schemas.microsoft.com/office/word/2015/wordml/symex" xmlns:wpg="http://schemas.microsoft.com/office/word/2010/wordprocessingGroup" xmlns:wpi="http://schemas.microsoft.com/office/word/2010/wordprocessingInk" xmlns:wne="http://schemas.microsoft.com/office/word/2006/wordml" xmlns:wps="http://schemas.microsoft.com/office/word/2010/wordprocessingShape" mc:Ignorable="w14 w15 w16se w16cid w16 w16cex w16sdtdh w16sdtfl w16du wp14">
   <w:tbl>
     <w:tblPr>
       <w:tblW w:w="9639" w:type="dxa"/>
@@ -21746,7 +21135,7 @@
 </file>
 
 <file path=word/header2.xml><?xml version="1.0" encoding="utf-8"?>
-<w:hdr xmlns:wpc="http://schemas.microsoft.com/office/word/2010/wordprocessingCanvas" xmlns:cx="http://schemas.microsoft.com/office/drawing/2014/chartex" xmlns:cx1="http://schemas.microsoft.com/office/drawing/2015/9/8/chartex" xmlns:cx2="http://schemas.microsoft.com/office/drawing/2015/10/21/chartex" xmlns:cx3="http://schemas.microsoft.com/office/drawing/2016/5/9/chartex" xmlns:cx4="http://schemas.microsoft.com/office/drawing/2016/5/10/chartex" xmlns:cx5="http://schemas.microsoft.com/office/drawing/2016/5/11/chartex" xmlns:cx6="http://schemas.microsoft.com/office/drawing/2016/5/12/chartex" xmlns:cx7="http://schemas.microsoft.com/office/drawing/2016/5/13/chartex" xmlns:cx8="http://schemas.microsoft.com/office/drawing/2016/5/14/chartex" xmlns:mc="http://schemas.openxmlformats.org/markup-compatibility/2006" xmlns:aink="http://schemas.microsoft.com/office/drawing/2016/ink" xmlns:am3d="http://schemas.microsoft.com/office/drawing/2017/model3d" xmlns:o="urn:schemas-microsoft-com:office:office" xmlns:oel="http://schemas.microsoft.com/office/2019/extlst" xmlns:r="http://schemas.openxmlformats.org/officeDocument/2006/relationships" xmlns:m="http://schemas.openxmlformats.org/officeDocument/2006/math" xmlns:v="urn:schemas-microsoft-com:vml" xmlns:wp14="http://schemas.microsoft.com/office/word/2010/wordprocessingDrawing" xmlns:wp="http://schemas.openxmlformats.org/drawingml/2006/wordprocessingDrawing" xmlns:w10="urn:schemas-microsoft-com:office:word" xmlns:w="http://schemas.openxmlformats.org/wordprocessingml/2006/main" xmlns:w14="http://schemas.microsoft.com/office/word/2010/wordml" xmlns:w15="http://schemas.microsoft.com/office/word/2012/wordml" xmlns:w16cex="http://schemas.microsoft.com/office/word/2018/wordml/cex" xmlns:w16cid="http://schemas.microsoft.com/office/word/2016/wordml/cid" xmlns:w16="http://schemas.microsoft.com/office/word/2018/wordml" xmlns:w16sdtdh="http://schemas.microsoft.com/office/word/2020/wordml/sdtdatahash" xmlns:w16se="http://schemas.microsoft.com/office/word/2015/wordml/symex" xmlns:wpg="http://schemas.microsoft.com/office/word/2010/wordprocessingGroup" xmlns:wpi="http://schemas.microsoft.com/office/word/2010/wordprocessingInk" xmlns:wne="http://schemas.microsoft.com/office/word/2006/wordml" xmlns:wps="http://schemas.microsoft.com/office/word/2010/wordprocessingShape" mc:Ignorable="w14 w15 w16se w16cid w16 w16cex w16sdtdh wp14">
+<w:hdr xmlns:wpc="http://schemas.microsoft.com/office/word/2010/wordprocessingCanvas" xmlns:cx="http://schemas.microsoft.com/office/drawing/2014/chartex" xmlns:cx1="http://schemas.microsoft.com/office/drawing/2015/9/8/chartex" xmlns:cx2="http://schemas.microsoft.com/office/drawing/2015/10/21/chartex" xmlns:cx3="http://schemas.microsoft.com/office/drawing/2016/5/9/chartex" xmlns:cx4="http://schemas.microsoft.com/office/drawing/2016/5/10/chartex" xmlns:cx5="http://schemas.microsoft.com/office/drawing/2016/5/11/chartex" xmlns:cx6="http://schemas.microsoft.com/office/drawing/2016/5/12/chartex" xmlns:cx7="http://schemas.microsoft.com/office/drawing/2016/5/13/chartex" xmlns:cx8="http://schemas.microsoft.com/office/drawing/2016/5/14/chartex" xmlns:mc="http://schemas.openxmlformats.org/markup-compatibility/2006" xmlns:aink="http://schemas.microsoft.com/office/drawing/2016/ink" xmlns:am3d="http://schemas.microsoft.com/office/drawing/2017/model3d" xmlns:o="urn:schemas-microsoft-com:office:office" xmlns:oel="http://schemas.microsoft.com/office/2019/extlst" xmlns:r="http://schemas.openxmlformats.org/officeDocument/2006/relationships" xmlns:m="http://schemas.openxmlformats.org/officeDocument/2006/math" xmlns:v="urn:schemas-microsoft-com:vml" xmlns:wp14="http://schemas.microsoft.com/office/word/2010/wordprocessingDrawing" xmlns:wp="http://schemas.openxmlformats.org/drawingml/2006/wordprocessingDrawing" xmlns:w10="urn:schemas-microsoft-com:office:word" xmlns:w="http://schemas.openxmlformats.org/wordprocessingml/2006/main" xmlns:w14="http://schemas.microsoft.com/office/word/2010/wordml" xmlns:w15="http://schemas.microsoft.com/office/word/2012/wordml" xmlns:w16cex="http://schemas.microsoft.com/office/word/2018/wordml/cex" xmlns:w16cid="http://schemas.microsoft.com/office/word/2016/wordml/cid" xmlns:w16="http://schemas.microsoft.com/office/word/2018/wordml" xmlns:w16du="http://schemas.microsoft.com/office/word/2023/wordml/word16du" xmlns:w16sdtdh="http://schemas.microsoft.com/office/word/2020/wordml/sdtdatahash" xmlns:w16sdtfl="http://schemas.microsoft.com/office/word/2024/wordml/sdtformatlock" xmlns:w16se="http://schemas.microsoft.com/office/word/2015/wordml/symex" xmlns:wpg="http://schemas.microsoft.com/office/word/2010/wordprocessingGroup" xmlns:wpi="http://schemas.microsoft.com/office/word/2010/wordprocessingInk" xmlns:wne="http://schemas.microsoft.com/office/word/2006/wordml" xmlns:wps="http://schemas.microsoft.com/office/word/2010/wordprocessingShape" mc:Ignorable="w14 w15 w16se w16cid w16 w16cex w16sdtdh w16sdtfl w16du wp14">
   <w:tbl>
     <w:tblPr>
       <w:tblW w:w="9644" w:type="dxa"/>
@@ -21969,7 +21358,7 @@
 </file>
 
 <file path=word/header3.xml><?xml version="1.0" encoding="utf-8"?>
-<w:hdr xmlns:wpc="http://schemas.microsoft.com/office/word/2010/wordprocessingCanvas" xmlns:cx="http://schemas.microsoft.com/office/drawing/2014/chartex" xmlns:cx1="http://schemas.microsoft.com/office/drawing/2015/9/8/chartex" xmlns:cx2="http://schemas.microsoft.com/office/drawing/2015/10/21/chartex" xmlns:cx3="http://schemas.microsoft.com/office/drawing/2016/5/9/chartex" xmlns:cx4="http://schemas.microsoft.com/office/drawing/2016/5/10/chartex" xmlns:cx5="http://schemas.microsoft.com/office/drawing/2016/5/11/chartex" xmlns:cx6="http://schemas.microsoft.com/office/drawing/2016/5/12/chartex" xmlns:cx7="http://schemas.microsoft.com/office/drawing/2016/5/13/chartex" xmlns:cx8="http://schemas.microsoft.com/office/drawing/2016/5/14/chartex" xmlns:mc="http://schemas.openxmlformats.org/markup-compatibility/2006" xmlns:aink="http://schemas.microsoft.com/office/drawing/2016/ink" xmlns:am3d="http://schemas.microsoft.com/office/drawing/2017/model3d" xmlns:o="urn:schemas-microsoft-com:office:office" xmlns:oel="http://schemas.microsoft.com/office/2019/extlst" xmlns:r="http://schemas.openxmlformats.org/officeDocument/2006/relationships" xmlns:m="http://schemas.openxmlformats.org/officeDocument/2006/math" xmlns:v="urn:schemas-microsoft-com:vml" xmlns:wp14="http://schemas.microsoft.com/office/word/2010/wordprocessingDrawing" xmlns:wp="http://schemas.openxmlformats.org/drawingml/2006/wordprocessingDrawing" xmlns:w10="urn:schemas-microsoft-com:office:word" xmlns:w="http://schemas.openxmlformats.org/wordprocessingml/2006/main" xmlns:w14="http://schemas.microsoft.com/office/word/2010/wordml" xmlns:w15="http://schemas.microsoft.com/office/word/2012/wordml" xmlns:w16cex="http://schemas.microsoft.com/office/word/2018/wordml/cex" xmlns:w16cid="http://schemas.microsoft.com/office/word/2016/wordml/cid" xmlns:w16="http://schemas.microsoft.com/office/word/2018/wordml" xmlns:w16sdtdh="http://schemas.microsoft.com/office/word/2020/wordml/sdtdatahash" xmlns:w16se="http://schemas.microsoft.com/office/word/2015/wordml/symex" xmlns:wpg="http://schemas.microsoft.com/office/word/2010/wordprocessingGroup" xmlns:wpi="http://schemas.microsoft.com/office/word/2010/wordprocessingInk" xmlns:wne="http://schemas.microsoft.com/office/word/2006/wordml" xmlns:wps="http://schemas.microsoft.com/office/word/2010/wordprocessingShape" mc:Ignorable="w14 w15 w16se w16cid w16 w16cex w16sdtdh wp14">
+<w:hdr xmlns:wpc="http://schemas.microsoft.com/office/word/2010/wordprocessingCanvas" xmlns:cx="http://schemas.microsoft.com/office/drawing/2014/chartex" xmlns:cx1="http://schemas.microsoft.com/office/drawing/2015/9/8/chartex" xmlns:cx2="http://schemas.microsoft.com/office/drawing/2015/10/21/chartex" xmlns:cx3="http://schemas.microsoft.com/office/drawing/2016/5/9/chartex" xmlns:cx4="http://schemas.microsoft.com/office/drawing/2016/5/10/chartex" xmlns:cx5="http://schemas.microsoft.com/office/drawing/2016/5/11/chartex" xmlns:cx6="http://schemas.microsoft.com/office/drawing/2016/5/12/chartex" xmlns:cx7="http://schemas.microsoft.com/office/drawing/2016/5/13/chartex" xmlns:cx8="http://schemas.microsoft.com/office/drawing/2016/5/14/chartex" xmlns:mc="http://schemas.openxmlformats.org/markup-compatibility/2006" xmlns:aink="http://schemas.microsoft.com/office/drawing/2016/ink" xmlns:am3d="http://schemas.microsoft.com/office/drawing/2017/model3d" xmlns:o="urn:schemas-microsoft-com:office:office" xmlns:oel="http://schemas.microsoft.com/office/2019/extlst" xmlns:r="http://schemas.openxmlformats.org/officeDocument/2006/relationships" xmlns:m="http://schemas.openxmlformats.org/officeDocument/2006/math" xmlns:v="urn:schemas-microsoft-com:vml" xmlns:wp14="http://schemas.microsoft.com/office/word/2010/wordprocessingDrawing" xmlns:wp="http://schemas.openxmlformats.org/drawingml/2006/wordprocessingDrawing" xmlns:w10="urn:schemas-microsoft-com:office:word" xmlns:w="http://schemas.openxmlformats.org/wordprocessingml/2006/main" xmlns:w14="http://schemas.microsoft.com/office/word/2010/wordml" xmlns:w15="http://schemas.microsoft.com/office/word/2012/wordml" xmlns:w16cex="http://schemas.microsoft.com/office/word/2018/wordml/cex" xmlns:w16cid="http://schemas.microsoft.com/office/word/2016/wordml/cid" xmlns:w16="http://schemas.microsoft.com/office/word/2018/wordml" xmlns:w16du="http://schemas.microsoft.com/office/word/2023/wordml/word16du" xmlns:w16sdtdh="http://schemas.microsoft.com/office/word/2020/wordml/sdtdatahash" xmlns:w16sdtfl="http://schemas.microsoft.com/office/word/2024/wordml/sdtformatlock" xmlns:w16se="http://schemas.microsoft.com/office/word/2015/wordml/symex" xmlns:wpg="http://schemas.microsoft.com/office/word/2010/wordprocessingGroup" xmlns:wpi="http://schemas.microsoft.com/office/word/2010/wordprocessingInk" xmlns:wne="http://schemas.microsoft.com/office/word/2006/wordml" xmlns:wps="http://schemas.microsoft.com/office/word/2010/wordprocessingShape" mc:Ignorable="w14 w15 w16se w16cid w16 w16cex w16sdtdh w16sdtfl w16du wp14">
   <w:tbl>
     <w:tblPr>
       <w:tblW w:w="14175" w:type="dxa"/>
@@ -22338,7 +21727,7 @@
 </file>
 
 <file path=word/header4.xml><?xml version="1.0" encoding="utf-8"?>
-<w:hdr xmlns:wpc="http://schemas.microsoft.com/office/word/2010/wordprocessingCanvas" xmlns:cx="http://schemas.microsoft.com/office/drawing/2014/chartex" xmlns:cx1="http://schemas.microsoft.com/office/drawing/2015/9/8/chartex" xmlns:cx2="http://schemas.microsoft.com/office/drawing/2015/10/21/chartex" xmlns:cx3="http://schemas.microsoft.com/office/drawing/2016/5/9/chartex" xmlns:cx4="http://schemas.microsoft.com/office/drawing/2016/5/10/chartex" xmlns:cx5="http://schemas.microsoft.com/office/drawing/2016/5/11/chartex" xmlns:cx6="http://schemas.microsoft.com/office/drawing/2016/5/12/chartex" xmlns:cx7="http://schemas.microsoft.com/office/drawing/2016/5/13/chartex" xmlns:cx8="http://schemas.microsoft.com/office/drawing/2016/5/14/chartex" xmlns:mc="http://schemas.openxmlformats.org/markup-compatibility/2006" xmlns:aink="http://schemas.microsoft.com/office/drawing/2016/ink" xmlns:am3d="http://schemas.microsoft.com/office/drawing/2017/model3d" xmlns:o="urn:schemas-microsoft-com:office:office" xmlns:oel="http://schemas.microsoft.com/office/2019/extlst" xmlns:r="http://schemas.openxmlformats.org/officeDocument/2006/relationships" xmlns:m="http://schemas.openxmlformats.org/officeDocument/2006/math" xmlns:v="urn:schemas-microsoft-com:vml" xmlns:wp14="http://schemas.microsoft.com/office/word/2010/wordprocessingDrawing" xmlns:wp="http://schemas.openxmlformats.org/drawingml/2006/wordprocessingDrawing" xmlns:w10="urn:schemas-microsoft-com:office:word" xmlns:w="http://schemas.openxmlformats.org/wordprocessingml/2006/main" xmlns:w14="http://schemas.microsoft.com/office/word/2010/wordml" xmlns:w15="http://schemas.microsoft.com/office/word/2012/wordml" xmlns:w16cex="http://schemas.microsoft.com/office/word/2018/wordml/cex" xmlns:w16cid="http://schemas.microsoft.com/office/word/2016/wordml/cid" xmlns:w16="http://schemas.microsoft.com/office/word/2018/wordml" xmlns:w16sdtdh="http://schemas.microsoft.com/office/word/2020/wordml/sdtdatahash" xmlns:w16se="http://schemas.microsoft.com/office/word/2015/wordml/symex" xmlns:wpg="http://schemas.microsoft.com/office/word/2010/wordprocessingGroup" xmlns:wpi="http://schemas.microsoft.com/office/word/2010/wordprocessingInk" xmlns:wne="http://schemas.microsoft.com/office/word/2006/wordml" xmlns:wps="http://schemas.microsoft.com/office/word/2010/wordprocessingShape" mc:Ignorable="w14 w15 w16se w16cid w16 w16cex w16sdtdh wp14">
+<w:hdr xmlns:wpc="http://schemas.microsoft.com/office/word/2010/wordprocessingCanvas" xmlns:cx="http://schemas.microsoft.com/office/drawing/2014/chartex" xmlns:cx1="http://schemas.microsoft.com/office/drawing/2015/9/8/chartex" xmlns:cx2="http://schemas.microsoft.com/office/drawing/2015/10/21/chartex" xmlns:cx3="http://schemas.microsoft.com/office/drawing/2016/5/9/chartex" xmlns:cx4="http://schemas.microsoft.com/office/drawing/2016/5/10/chartex" xmlns:cx5="http://schemas.microsoft.com/office/drawing/2016/5/11/chartex" xmlns:cx6="http://schemas.microsoft.com/office/drawing/2016/5/12/chartex" xmlns:cx7="http://schemas.microsoft.com/office/drawing/2016/5/13/chartex" xmlns:cx8="http://schemas.microsoft.com/office/drawing/2016/5/14/chartex" xmlns:mc="http://schemas.openxmlformats.org/markup-compatibility/2006" xmlns:aink="http://schemas.microsoft.com/office/drawing/2016/ink" xmlns:am3d="http://schemas.microsoft.com/office/drawing/2017/model3d" xmlns:o="urn:schemas-microsoft-com:office:office" xmlns:oel="http://schemas.microsoft.com/office/2019/extlst" xmlns:r="http://schemas.openxmlformats.org/officeDocument/2006/relationships" xmlns:m="http://schemas.openxmlformats.org/officeDocument/2006/math" xmlns:v="urn:schemas-microsoft-com:vml" xmlns:wp14="http://schemas.microsoft.com/office/word/2010/wordprocessingDrawing" xmlns:wp="http://schemas.openxmlformats.org/drawingml/2006/wordprocessingDrawing" xmlns:w10="urn:schemas-microsoft-com:office:word" xmlns:w="http://schemas.openxmlformats.org/wordprocessingml/2006/main" xmlns:w14="http://schemas.microsoft.com/office/word/2010/wordml" xmlns:w15="http://schemas.microsoft.com/office/word/2012/wordml" xmlns:w16cex="http://schemas.microsoft.com/office/word/2018/wordml/cex" xmlns:w16cid="http://schemas.microsoft.com/office/word/2016/wordml/cid" xmlns:w16="http://schemas.microsoft.com/office/word/2018/wordml" xmlns:w16du="http://schemas.microsoft.com/office/word/2023/wordml/word16du" xmlns:w16sdtdh="http://schemas.microsoft.com/office/word/2020/wordml/sdtdatahash" xmlns:w16sdtfl="http://schemas.microsoft.com/office/word/2024/wordml/sdtformatlock" xmlns:w16se="http://schemas.microsoft.com/office/word/2015/wordml/symex" xmlns:wpg="http://schemas.microsoft.com/office/word/2010/wordprocessingGroup" xmlns:wpi="http://schemas.microsoft.com/office/word/2010/wordprocessingInk" xmlns:wne="http://schemas.microsoft.com/office/word/2006/wordml" xmlns:wps="http://schemas.microsoft.com/office/word/2010/wordprocessingShape" mc:Ignorable="w14 w15 w16se w16cid w16 w16cex w16sdtdh w16sdtfl w16du wp14">
   <w:tbl>
     <w:tblPr>
       <w:tblW w:w="9639" w:type="dxa"/>
@@ -22707,7 +22096,7 @@
 </file>
 
 <file path=word/numbering.xml><?xml version="1.0" encoding="utf-8"?>
-<w:numbering xmlns:wpc="http://schemas.microsoft.com/office/word/2010/wordprocessingCanvas" xmlns:cx="http://schemas.microsoft.com/office/drawing/2014/chartex" xmlns:cx1="http://schemas.microsoft.com/office/drawing/2015/9/8/chartex" xmlns:cx2="http://schemas.microsoft.com/office/drawing/2015/10/21/chartex" xmlns:cx3="http://schemas.microsoft.com/office/drawing/2016/5/9/chartex" xmlns:cx4="http://schemas.microsoft.com/office/drawing/2016/5/10/chartex" xmlns:cx5="http://schemas.microsoft.com/office/drawing/2016/5/11/chartex" xmlns:cx6="http://schemas.microsoft.com/office/drawing/2016/5/12/chartex" xmlns:cx7="http://schemas.microsoft.com/office/drawing/2016/5/13/chartex" xmlns:cx8="http://schemas.microsoft.com/office/drawing/2016/5/14/chartex" xmlns:mc="http://schemas.openxmlformats.org/markup-compatibility/2006" xmlns:aink="http://schemas.microsoft.com/office/drawing/2016/ink" xmlns:am3d="http://schemas.microsoft.com/office/drawing/2017/model3d" xmlns:o="urn:schemas-microsoft-com:office:office" xmlns:oel="http://schemas.microsoft.com/office/2019/extlst" xmlns:r="http://schemas.openxmlformats.org/officeDocument/2006/relationships" xmlns:m="http://schemas.openxmlformats.org/officeDocument/2006/math" xmlns:v="urn:schemas-microsoft-com:vml" xmlns:wp14="http://schemas.microsoft.com/office/word/2010/wordprocessingDrawing" xmlns:wp="http://schemas.openxmlformats.org/drawingml/2006/wordprocessingDrawing" xmlns:w10="urn:schemas-microsoft-com:office:word" xmlns:w="http://schemas.openxmlformats.org/wordprocessingml/2006/main" xmlns:w14="http://schemas.microsoft.com/office/word/2010/wordml" xmlns:w15="http://schemas.microsoft.com/office/word/2012/wordml" xmlns:w16cex="http://schemas.microsoft.com/office/word/2018/wordml/cex" xmlns:w16cid="http://schemas.microsoft.com/office/word/2016/wordml/cid" xmlns:w16="http://schemas.microsoft.com/office/word/2018/wordml" xmlns:w16sdtdh="http://schemas.microsoft.com/office/word/2020/wordml/sdtdatahash" xmlns:w16se="http://schemas.microsoft.com/office/word/2015/wordml/symex" xmlns:wpg="http://schemas.microsoft.com/office/word/2010/wordprocessingGroup" xmlns:wpi="http://schemas.microsoft.com/office/word/2010/wordprocessingInk" xmlns:wne="http://schemas.microsoft.com/office/word/2006/wordml" xmlns:wps="http://schemas.microsoft.com/office/word/2010/wordprocessingShape" mc:Ignorable="w14 w15 w16se w16cid w16 w16cex w16sdtdh wp14">
+<w:numbering xmlns:wpc="http://schemas.microsoft.com/office/word/2010/wordprocessingCanvas" xmlns:cx="http://schemas.microsoft.com/office/drawing/2014/chartex" xmlns:cx1="http://schemas.microsoft.com/office/drawing/2015/9/8/chartex" xmlns:cx2="http://schemas.microsoft.com/office/drawing/2015/10/21/chartex" xmlns:cx3="http://schemas.microsoft.com/office/drawing/2016/5/9/chartex" xmlns:cx4="http://schemas.microsoft.com/office/drawing/2016/5/10/chartex" xmlns:cx5="http://schemas.microsoft.com/office/drawing/2016/5/11/chartex" xmlns:cx6="http://schemas.microsoft.com/office/drawing/2016/5/12/chartex" xmlns:cx7="http://schemas.microsoft.com/office/drawing/2016/5/13/chartex" xmlns:cx8="http://schemas.microsoft.com/office/drawing/2016/5/14/chartex" xmlns:mc="http://schemas.openxmlformats.org/markup-compatibility/2006" xmlns:aink="http://schemas.microsoft.com/office/drawing/2016/ink" xmlns:am3d="http://schemas.microsoft.com/office/drawing/2017/model3d" xmlns:o="urn:schemas-microsoft-com:office:office" xmlns:oel="http://schemas.microsoft.com/office/2019/extlst" xmlns:r="http://schemas.openxmlformats.org/officeDocument/2006/relationships" xmlns:m="http://schemas.openxmlformats.org/officeDocument/2006/math" xmlns:v="urn:schemas-microsoft-com:vml" xmlns:wp14="http://schemas.microsoft.com/office/word/2010/wordprocessingDrawing" xmlns:wp="http://schemas.openxmlformats.org/drawingml/2006/wordprocessingDrawing" xmlns:w10="urn:schemas-microsoft-com:office:word" xmlns:w="http://schemas.openxmlformats.org/wordprocessingml/2006/main" xmlns:w14="http://schemas.microsoft.com/office/word/2010/wordml" xmlns:w15="http://schemas.microsoft.com/office/word/2012/wordml" xmlns:w16cex="http://schemas.microsoft.com/office/word/2018/wordml/cex" xmlns:w16cid="http://schemas.microsoft.com/office/word/2016/wordml/cid" xmlns:w16="http://schemas.microsoft.com/office/word/2018/wordml" xmlns:w16du="http://schemas.microsoft.com/office/word/2023/wordml/word16du" xmlns:w16sdtdh="http://schemas.microsoft.com/office/word/2020/wordml/sdtdatahash" xmlns:w16sdtfl="http://schemas.microsoft.com/office/word/2024/wordml/sdtformatlock" xmlns:w16se="http://schemas.microsoft.com/office/word/2015/wordml/symex" xmlns:wpg="http://schemas.microsoft.com/office/word/2010/wordprocessingGroup" xmlns:wpi="http://schemas.microsoft.com/office/word/2010/wordprocessingInk" xmlns:wne="http://schemas.microsoft.com/office/word/2006/wordml" xmlns:wps="http://schemas.microsoft.com/office/word/2010/wordprocessingShape" mc:Ignorable="w14 w15 w16se w16cid w16 w16cex w16sdtdh w16sdtfl w16du wp14">
   <w:abstractNum w:abstractNumId="0" w15:restartNumberingAfterBreak="0">
     <w:nsid w:val="018C0F4A"/>
     <w:multiLevelType w:val="hybridMultilevel"/>
@@ -27289,7 +26678,7 @@
 </file>
 
 <file path=word/styles.xml><?xml version="1.0" encoding="utf-8"?>
-<w:styles xmlns:mc="http://schemas.openxmlformats.org/markup-compatibility/2006" xmlns:r="http://schemas.openxmlformats.org/officeDocument/2006/relationships" xmlns:w="http://schemas.openxmlformats.org/wordprocessingml/2006/main" xmlns:w14="http://schemas.microsoft.com/office/word/2010/wordml" xmlns:w15="http://schemas.microsoft.com/office/word/2012/wordml" xmlns:w16cex="http://schemas.microsoft.com/office/word/2018/wordml/cex" xmlns:w16cid="http://schemas.microsoft.com/office/word/2016/wordml/cid" xmlns:w16="http://schemas.microsoft.com/office/word/2018/wordml" xmlns:w16sdtdh="http://schemas.microsoft.com/office/word/2020/wordml/sdtdatahash" xmlns:w16se="http://schemas.microsoft.com/office/word/2015/wordml/symex" mc:Ignorable="w14 w15 w16se w16cid w16 w16cex w16sdtdh">
+<w:styles xmlns:mc="http://schemas.openxmlformats.org/markup-compatibility/2006" xmlns:r="http://schemas.openxmlformats.org/officeDocument/2006/relationships" xmlns:w="http://schemas.openxmlformats.org/wordprocessingml/2006/main" xmlns:w14="http://schemas.microsoft.com/office/word/2010/wordml" xmlns:w15="http://schemas.microsoft.com/office/word/2012/wordml" xmlns:w16cex="http://schemas.microsoft.com/office/word/2018/wordml/cex" xmlns:w16cid="http://schemas.microsoft.com/office/word/2016/wordml/cid" xmlns:w16="http://schemas.microsoft.com/office/word/2018/wordml" xmlns:w16du="http://schemas.microsoft.com/office/word/2023/wordml/word16du" xmlns:w16sdtdh="http://schemas.microsoft.com/office/word/2020/wordml/sdtdatahash" xmlns:w16sdtfl="http://schemas.microsoft.com/office/word/2024/wordml/sdtformatlock" xmlns:w16se="http://schemas.microsoft.com/office/word/2015/wordml/symex" mc:Ignorable="w14 w15 w16se w16cid w16 w16cex w16sdtdh w16sdtfl w16du">
   <w:docDefaults>
     <w:rPrDefault>
       <w:rPr>

--- a/3_Documentazione/SamtAllStars.docx
+++ b/3_Documentazione/SamtAllStars.docx
@@ -1,6 +1,6 @@
 
 <file path=word/document.xml><?xml version="1.0" encoding="utf-8"?>
-<w:document xmlns:wpc="http://schemas.microsoft.com/office/word/2010/wordprocessingCanvas" xmlns:cx="http://schemas.microsoft.com/office/drawing/2014/chartex" xmlns:cx1="http://schemas.microsoft.com/office/drawing/2015/9/8/chartex" xmlns:cx2="http://schemas.microsoft.com/office/drawing/2015/10/21/chartex" xmlns:cx3="http://schemas.microsoft.com/office/drawing/2016/5/9/chartex" xmlns:cx4="http://schemas.microsoft.com/office/drawing/2016/5/10/chartex" xmlns:cx5="http://schemas.microsoft.com/office/drawing/2016/5/11/chartex" xmlns:cx6="http://schemas.microsoft.com/office/drawing/2016/5/12/chartex" xmlns:cx7="http://schemas.microsoft.com/office/drawing/2016/5/13/chartex" xmlns:cx8="http://schemas.microsoft.com/office/drawing/2016/5/14/chartex" xmlns:mc="http://schemas.openxmlformats.org/markup-compatibility/2006" xmlns:aink="http://schemas.microsoft.com/office/drawing/2016/ink" xmlns:am3d="http://schemas.microsoft.com/office/drawing/2017/model3d" xmlns:o="urn:schemas-microsoft-com:office:office" xmlns:oel="http://schemas.microsoft.com/office/2019/extlst" xmlns:r="http://schemas.openxmlformats.org/officeDocument/2006/relationships" xmlns:m="http://schemas.openxmlformats.org/officeDocument/2006/math" xmlns:v="urn:schemas-microsoft-com:vml" xmlns:wp14="http://schemas.microsoft.com/office/word/2010/wordprocessingDrawing" xmlns:wp="http://schemas.openxmlformats.org/drawingml/2006/wordprocessingDrawing" xmlns:w10="urn:schemas-microsoft-com:office:word" xmlns:w="http://schemas.openxmlformats.org/wordprocessingml/2006/main" xmlns:w14="http://schemas.microsoft.com/office/word/2010/wordml" xmlns:w15="http://schemas.microsoft.com/office/word/2012/wordml" xmlns:w16cex="http://schemas.microsoft.com/office/word/2018/wordml/cex" xmlns:w16cid="http://schemas.microsoft.com/office/word/2016/wordml/cid" xmlns:w16="http://schemas.microsoft.com/office/word/2018/wordml" xmlns:w16du="http://schemas.microsoft.com/office/word/2023/wordml/word16du" xmlns:w16sdtdh="http://schemas.microsoft.com/office/word/2020/wordml/sdtdatahash" xmlns:w16sdtfl="http://schemas.microsoft.com/office/word/2024/wordml/sdtformatlock" xmlns:w16se="http://schemas.microsoft.com/office/word/2015/wordml/symex" xmlns:wpg="http://schemas.microsoft.com/office/word/2010/wordprocessingGroup" xmlns:wpi="http://schemas.microsoft.com/office/word/2010/wordprocessingInk" xmlns:wne="http://schemas.microsoft.com/office/word/2006/wordml" xmlns:wps="http://schemas.microsoft.com/office/word/2010/wordprocessingShape" mc:Ignorable="w14 w15 w16se w16cid w16 w16cex w16sdtdh w16sdtfl w16du wp14">
+<w:document xmlns:wpc="http://schemas.microsoft.com/office/word/2010/wordprocessingCanvas" xmlns:cx="http://schemas.microsoft.com/office/drawing/2014/chartex" xmlns:cx1="http://schemas.microsoft.com/office/drawing/2015/9/8/chartex" xmlns:cx2="http://schemas.microsoft.com/office/drawing/2015/10/21/chartex" xmlns:cx3="http://schemas.microsoft.com/office/drawing/2016/5/9/chartex" xmlns:cx4="http://schemas.microsoft.com/office/drawing/2016/5/10/chartex" xmlns:cx5="http://schemas.microsoft.com/office/drawing/2016/5/11/chartex" xmlns:cx6="http://schemas.microsoft.com/office/drawing/2016/5/12/chartex" xmlns:cx7="http://schemas.microsoft.com/office/drawing/2016/5/13/chartex" xmlns:cx8="http://schemas.microsoft.com/office/drawing/2016/5/14/chartex" xmlns:mc="http://schemas.openxmlformats.org/markup-compatibility/2006" xmlns:aink="http://schemas.microsoft.com/office/drawing/2016/ink" xmlns:am3d="http://schemas.microsoft.com/office/drawing/2017/model3d" xmlns:o="urn:schemas-microsoft-com:office:office" xmlns:oel="http://schemas.microsoft.com/office/2019/extlst" xmlns:r="http://schemas.openxmlformats.org/officeDocument/2006/relationships" xmlns:m="http://schemas.openxmlformats.org/officeDocument/2006/math" xmlns:v="urn:schemas-microsoft-com:vml" xmlns:wp14="http://schemas.microsoft.com/office/word/2010/wordprocessingDrawing" xmlns:wp="http://schemas.openxmlformats.org/drawingml/2006/wordprocessingDrawing" xmlns:w10="urn:schemas-microsoft-com:office:word" xmlns:w="http://schemas.openxmlformats.org/wordprocessingml/2006/main" xmlns:w14="http://schemas.microsoft.com/office/word/2010/wordml" xmlns:w15="http://schemas.microsoft.com/office/word/2012/wordml" xmlns:w16cex="http://schemas.microsoft.com/office/word/2018/wordml/cex" xmlns:w16cid="http://schemas.microsoft.com/office/word/2016/wordml/cid" xmlns:w16="http://schemas.microsoft.com/office/word/2018/wordml" xmlns:w16sdtdh="http://schemas.microsoft.com/office/word/2020/wordml/sdtdatahash" xmlns:w16se="http://schemas.microsoft.com/office/word/2015/wordml/symex" xmlns:wpg="http://schemas.microsoft.com/office/word/2010/wordprocessingGroup" xmlns:wpi="http://schemas.microsoft.com/office/word/2010/wordprocessingInk" xmlns:wne="http://schemas.microsoft.com/office/word/2006/wordml" xmlns:wps="http://schemas.microsoft.com/office/word/2010/wordprocessingShape" mc:Ignorable="w14 w15 w16se w16cid w16 w16cex w16sdtdh wp14">
   <w:body>
     <w:p>
       <w:pPr>
@@ -10254,15 +10254,7 @@
     </w:p>
     <w:p>
       <w:r>
-        <w:t xml:space="preserve">Come giocatore, voglio avere </w:t>
-      </w:r>
-      <w:proofErr w:type="gramStart"/>
-      <w:r>
-        <w:t>feedback</w:t>
-      </w:r>
-      <w:proofErr w:type="gramEnd"/>
-      <w:r>
-        <w:t xml:space="preserve"> audio e visivi coerenti durante il gioco, così da rendere l’esperienza più chiara e coinvolgente.</w:t>
+        <w:t>Come giocatore, voglio avere feedback audio e visivi coerenti durante il gioco, così da rendere l’esperienza più chiara e coinvolgente.</w:t>
       </w:r>
     </w:p>
     <w:p/>
@@ -10451,14 +10443,27 @@
       <w:r>
         <w:t xml:space="preserve">Figura </w:t>
       </w:r>
-      <w:fldSimple w:instr=" SEQ Figura \* ARABIC ">
-        <w:r>
-          <w:rPr>
-            <w:noProof/>
-          </w:rPr>
-          <w:t>1</w:t>
-        </w:r>
-      </w:fldSimple>
+      <w:r>
+        <w:fldChar w:fldCharType="begin"/>
+      </w:r>
+      <w:r>
+        <w:instrText xml:space="preserve"> SEQ Figura \* ARABIC </w:instrText>
+      </w:r>
+      <w:r>
+        <w:fldChar w:fldCharType="separate"/>
+      </w:r>
+      <w:r>
+        <w:rPr>
+          <w:noProof/>
+        </w:rPr>
+        <w:t>1</w:t>
+      </w:r>
+      <w:r>
+        <w:rPr>
+          <w:noProof/>
+        </w:rPr>
+        <w:fldChar w:fldCharType="end"/>
+      </w:r>
       <w:r>
         <w:t xml:space="preserve"> - Use Case</w:t>
       </w:r>
@@ -10649,14 +10654,27 @@
             <w:r>
               <w:t xml:space="preserve">Figura </w:t>
             </w:r>
-            <w:fldSimple w:instr=" SEQ Figura \* ARABIC ">
-              <w:r>
-                <w:rPr>
-                  <w:noProof/>
-                </w:rPr>
-                <w:t>2</w:t>
-              </w:r>
-            </w:fldSimple>
+            <w:r>
+              <w:fldChar w:fldCharType="begin"/>
+            </w:r>
+            <w:r>
+              <w:instrText xml:space="preserve"> SEQ Figura \* ARABIC </w:instrText>
+            </w:r>
+            <w:r>
+              <w:fldChar w:fldCharType="separate"/>
+            </w:r>
+            <w:r>
+              <w:rPr>
+                <w:noProof/>
+              </w:rPr>
+              <w:t>2</w:t>
+            </w:r>
+            <w:r>
+              <w:rPr>
+                <w:noProof/>
+              </w:rPr>
+              <w:fldChar w:fldCharType="end"/>
+            </w:r>
             <w:r>
               <w:t>: Esempio di diagramma di Gantt.</w:t>
             </w:r>
@@ -10727,14 +10745,13 @@
         <w:rPr>
           <w:lang w:val="it-IT"/>
         </w:rPr>
-        <w:t xml:space="preserve">), dovranno apparire in questo </w:t>
-      </w:r>
-      <w:proofErr w:type="gramStart"/>
+        <w:t>), dovranno apparire in questo capitolo</w:t>
+      </w:r>
       <w:r>
         <w:rPr>
           <w:lang w:val="it-IT"/>
         </w:rPr>
-        <w:t>capitolo</w:t>
+        <w:t>.</w:t>
       </w:r>
       <w:r>
         <w:rPr>
@@ -10742,13 +10759,6 @@
         </w:rPr>
         <w:t>.</w:t>
       </w:r>
-      <w:r>
-        <w:rPr>
-          <w:lang w:val="it-IT"/>
-        </w:rPr>
-        <w:t>.</w:t>
-      </w:r>
-      <w:proofErr w:type="gramEnd"/>
     </w:p>
     <w:p>
       <w:pPr>
@@ -11331,21 +11341,7 @@
           <w:lang w:val="en-US"/>
         </w:rPr>
         <w:tab/>
-        <w:t xml:space="preserve">13th Gen Intel(R) </w:t>
-      </w:r>
-      <w:proofErr w:type="gramStart"/>
-      <w:r>
-        <w:rPr>
-          <w:lang w:val="en-US"/>
-        </w:rPr>
-        <w:t>Core(</w:t>
-      </w:r>
-      <w:proofErr w:type="gramEnd"/>
-      <w:r>
-        <w:rPr>
-          <w:lang w:val="en-US"/>
-        </w:rPr>
-        <w:t>TM) i7-13700   2.10 GHz</w:t>
+        <w:t>13th Gen Intel(R) Core(TM) i7-13700   2.10 GHz</w:t>
       </w:r>
     </w:p>
     <w:p>
@@ -11541,14 +11537,27 @@
       <w:r>
         <w:t xml:space="preserve">Figura </w:t>
       </w:r>
-      <w:fldSimple w:instr=" SEQ Figura \* ARABIC ">
-        <w:r>
-          <w:rPr>
-            <w:noProof/>
-          </w:rPr>
-          <w:t>3</w:t>
-        </w:r>
-      </w:fldSimple>
+      <w:r>
+        <w:fldChar w:fldCharType="begin"/>
+      </w:r>
+      <w:r>
+        <w:instrText xml:space="preserve"> SEQ Figura \* ARABIC </w:instrText>
+      </w:r>
+      <w:r>
+        <w:fldChar w:fldCharType="separate"/>
+      </w:r>
+      <w:r>
+        <w:rPr>
+          <w:noProof/>
+        </w:rPr>
+        <w:t>3</w:t>
+      </w:r>
+      <w:r>
+        <w:rPr>
+          <w:noProof/>
+        </w:rPr>
+        <w:fldChar w:fldCharType="end"/>
+      </w:r>
       <w:r>
         <w:t xml:space="preserve"> Mappa Sidon</w:t>
       </w:r>
@@ -11622,14 +11631,27 @@
       <w:r>
         <w:t xml:space="preserve">Figura </w:t>
       </w:r>
-      <w:fldSimple w:instr=" SEQ Figura \* ARABIC ">
-        <w:r>
-          <w:rPr>
-            <w:noProof/>
-          </w:rPr>
-          <w:t>4</w:t>
-        </w:r>
-      </w:fldSimple>
+      <w:r>
+        <w:fldChar w:fldCharType="begin"/>
+      </w:r>
+      <w:r>
+        <w:instrText xml:space="preserve"> SEQ Figura \* ARABIC </w:instrText>
+      </w:r>
+      <w:r>
+        <w:fldChar w:fldCharType="separate"/>
+      </w:r>
+      <w:r>
+        <w:rPr>
+          <w:noProof/>
+        </w:rPr>
+        <w:t>4</w:t>
+      </w:r>
+      <w:r>
+        <w:rPr>
+          <w:noProof/>
+        </w:rPr>
+        <w:fldChar w:fldCharType="end"/>
+      </w:r>
       <w:r>
         <w:t xml:space="preserve"> Mappa Yasser</w:t>
       </w:r>
@@ -11704,14 +11726,27 @@
       <w:r>
         <w:t xml:space="preserve">Figura </w:t>
       </w:r>
-      <w:fldSimple w:instr=" SEQ Figura \* ARABIC ">
-        <w:r>
-          <w:rPr>
-            <w:noProof/>
-          </w:rPr>
-          <w:t>5</w:t>
-        </w:r>
-      </w:fldSimple>
+      <w:r>
+        <w:fldChar w:fldCharType="begin"/>
+      </w:r>
+      <w:r>
+        <w:instrText xml:space="preserve"> SEQ Figura \* ARABIC </w:instrText>
+      </w:r>
+      <w:r>
+        <w:fldChar w:fldCharType="separate"/>
+      </w:r>
+      <w:r>
+        <w:rPr>
+          <w:noProof/>
+        </w:rPr>
+        <w:t>5</w:t>
+      </w:r>
+      <w:r>
+        <w:rPr>
+          <w:noProof/>
+        </w:rPr>
+        <w:fldChar w:fldCharType="end"/>
+      </w:r>
       <w:r>
         <w:t xml:space="preserve"> Mappa Quan</w:t>
       </w:r>
@@ -11728,7 +11763,7 @@
           <w:lang w:val="it-IT"/>
         </w:rPr>
         <w:drawing>
-          <wp:inline distT="0" distB="0" distL="0" distR="0" wp14:anchorId="32C77638" wp14:editId="7D829BB8">
+          <wp:inline distT="0" distB="0" distL="0" distR="0" wp14:anchorId="32C77638" wp14:editId="0274DF85">
             <wp:extent cx="5400000" cy="3599813"/>
             <wp:effectExtent l="38100" t="38100" r="29845" b="39370"/>
             <wp:docPr id="1958896181" name="Immagine 5"/>
@@ -11786,14 +11821,27 @@
       <w:r>
         <w:t xml:space="preserve">Figura </w:t>
       </w:r>
-      <w:fldSimple w:instr=" SEQ Figura \* ARABIC ">
-        <w:r>
-          <w:rPr>
-            <w:noProof/>
-          </w:rPr>
-          <w:t>6</w:t>
-        </w:r>
-      </w:fldSimple>
+      <w:r>
+        <w:fldChar w:fldCharType="begin"/>
+      </w:r>
+      <w:r>
+        <w:instrText xml:space="preserve"> SEQ Figura \* ARABIC </w:instrText>
+      </w:r>
+      <w:r>
+        <w:fldChar w:fldCharType="separate"/>
+      </w:r>
+      <w:r>
+        <w:rPr>
+          <w:noProof/>
+        </w:rPr>
+        <w:t>6</w:t>
+      </w:r>
+      <w:r>
+        <w:rPr>
+          <w:noProof/>
+        </w:rPr>
+        <w:fldChar w:fldCharType="end"/>
+      </w:r>
       <w:r>
         <w:t xml:space="preserve"> Mappa Ivan</w:t>
       </w:r>
@@ -11878,14 +11926,27 @@
       <w:r>
         <w:t xml:space="preserve">Figura </w:t>
       </w:r>
-      <w:fldSimple w:instr=" SEQ Figura \* ARABIC ">
-        <w:r>
-          <w:rPr>
-            <w:noProof/>
-          </w:rPr>
-          <w:t>7</w:t>
-        </w:r>
-      </w:fldSimple>
+      <w:r>
+        <w:fldChar w:fldCharType="begin"/>
+      </w:r>
+      <w:r>
+        <w:instrText xml:space="preserve"> SEQ Figura \* ARABIC </w:instrText>
+      </w:r>
+      <w:r>
+        <w:fldChar w:fldCharType="separate"/>
+      </w:r>
+      <w:r>
+        <w:rPr>
+          <w:noProof/>
+        </w:rPr>
+        <w:t>7</w:t>
+      </w:r>
+      <w:r>
+        <w:rPr>
+          <w:noProof/>
+        </w:rPr>
+        <w:fldChar w:fldCharType="end"/>
+      </w:r>
       <w:r>
         <w:t xml:space="preserve"> Main Menu</w:t>
       </w:r>
@@ -11982,14 +12043,27 @@
       <w:r>
         <w:t xml:space="preserve">Figura </w:t>
       </w:r>
-      <w:fldSimple w:instr=" SEQ Figura \* ARABIC ">
-        <w:r>
-          <w:rPr>
-            <w:noProof/>
-          </w:rPr>
-          <w:t>8</w:t>
-        </w:r>
-      </w:fldSimple>
+      <w:r>
+        <w:fldChar w:fldCharType="begin"/>
+      </w:r>
+      <w:r>
+        <w:instrText xml:space="preserve"> SEQ Figura \* ARABIC </w:instrText>
+      </w:r>
+      <w:r>
+        <w:fldChar w:fldCharType="separate"/>
+      </w:r>
+      <w:r>
+        <w:rPr>
+          <w:noProof/>
+        </w:rPr>
+        <w:t>8</w:t>
+      </w:r>
+      <w:r>
+        <w:rPr>
+          <w:noProof/>
+        </w:rPr>
+        <w:fldChar w:fldCharType="end"/>
+      </w:r>
       <w:r>
         <w:t xml:space="preserve"> Interfaccia Scelta Mappa</w:t>
       </w:r>
@@ -12082,14 +12156,27 @@
       <w:r>
         <w:t xml:space="preserve">Figura </w:t>
       </w:r>
-      <w:fldSimple w:instr=" SEQ Figura \* ARABIC ">
-        <w:r>
-          <w:rPr>
-            <w:noProof/>
-          </w:rPr>
-          <w:t>9</w:t>
-        </w:r>
-      </w:fldSimple>
+      <w:r>
+        <w:fldChar w:fldCharType="begin"/>
+      </w:r>
+      <w:r>
+        <w:instrText xml:space="preserve"> SEQ Figura \* ARABIC </w:instrText>
+      </w:r>
+      <w:r>
+        <w:fldChar w:fldCharType="separate"/>
+      </w:r>
+      <w:r>
+        <w:rPr>
+          <w:noProof/>
+        </w:rPr>
+        <w:t>9</w:t>
+      </w:r>
+      <w:r>
+        <w:rPr>
+          <w:noProof/>
+        </w:rPr>
+        <w:fldChar w:fldCharType="end"/>
+      </w:r>
       <w:r>
         <w:t xml:space="preserve"> Interfaccia scelta personaggio</w:t>
       </w:r>
@@ -12201,14 +12288,27 @@
       <w:r>
         <w:t xml:space="preserve">Figura </w:t>
       </w:r>
-      <w:fldSimple w:instr=" SEQ Figura \* ARABIC ">
-        <w:r>
-          <w:rPr>
-            <w:noProof/>
-          </w:rPr>
-          <w:t>10</w:t>
-        </w:r>
-      </w:fldSimple>
+      <w:r>
+        <w:fldChar w:fldCharType="begin"/>
+      </w:r>
+      <w:r>
+        <w:instrText xml:space="preserve"> SEQ Figura \* ARABIC </w:instrText>
+      </w:r>
+      <w:r>
+        <w:fldChar w:fldCharType="separate"/>
+      </w:r>
+      <w:r>
+        <w:rPr>
+          <w:noProof/>
+        </w:rPr>
+        <w:t>10</w:t>
+      </w:r>
+      <w:r>
+        <w:rPr>
+          <w:noProof/>
+        </w:rPr>
+        <w:fldChar w:fldCharType="end"/>
+      </w:r>
       <w:r>
         <w:t xml:space="preserve"> Win Page</w:t>
       </w:r>
@@ -12300,14 +12400,27 @@
       <w:r>
         <w:t xml:space="preserve">Figura </w:t>
       </w:r>
-      <w:fldSimple w:instr=" SEQ Figura \* ARABIC ">
-        <w:r>
-          <w:rPr>
-            <w:noProof/>
-          </w:rPr>
-          <w:t>11</w:t>
-        </w:r>
-      </w:fldSimple>
+      <w:r>
+        <w:fldChar w:fldCharType="begin"/>
+      </w:r>
+      <w:r>
+        <w:instrText xml:space="preserve"> SEQ Figura \* ARABIC </w:instrText>
+      </w:r>
+      <w:r>
+        <w:fldChar w:fldCharType="separate"/>
+      </w:r>
+      <w:r>
+        <w:rPr>
+          <w:noProof/>
+        </w:rPr>
+        <w:t>11</w:t>
+      </w:r>
+      <w:r>
+        <w:rPr>
+          <w:noProof/>
+        </w:rPr>
+        <w:fldChar w:fldCharType="end"/>
+      </w:r>
       <w:r>
         <w:t xml:space="preserve"> Interfaccia impostazioni PAD</w:t>
       </w:r>
@@ -12391,14 +12504,27 @@
       <w:r>
         <w:t xml:space="preserve">Figura </w:t>
       </w:r>
-      <w:fldSimple w:instr=" SEQ Figura \* ARABIC ">
-        <w:r>
-          <w:rPr>
-            <w:noProof/>
-          </w:rPr>
-          <w:t>12</w:t>
-        </w:r>
-      </w:fldSimple>
+      <w:r>
+        <w:fldChar w:fldCharType="begin"/>
+      </w:r>
+      <w:r>
+        <w:instrText xml:space="preserve"> SEQ Figura \* ARABIC </w:instrText>
+      </w:r>
+      <w:r>
+        <w:fldChar w:fldCharType="separate"/>
+      </w:r>
+      <w:r>
+        <w:rPr>
+          <w:noProof/>
+        </w:rPr>
+        <w:t>12</w:t>
+      </w:r>
+      <w:r>
+        <w:rPr>
+          <w:noProof/>
+        </w:rPr>
+        <w:fldChar w:fldCharType="end"/>
+      </w:r>
       <w:r>
         <w:t xml:space="preserve"> Interfaccia scelta personaggio</w:t>
       </w:r>
@@ -12484,14 +12610,27 @@
       <w:r>
         <w:t xml:space="preserve">Figura </w:t>
       </w:r>
-      <w:fldSimple w:instr=" SEQ Figura \* ARABIC ">
-        <w:r>
-          <w:rPr>
-            <w:noProof/>
-          </w:rPr>
-          <w:t>13</w:t>
-        </w:r>
-      </w:fldSimple>
+      <w:r>
+        <w:fldChar w:fldCharType="begin"/>
+      </w:r>
+      <w:r>
+        <w:instrText xml:space="preserve"> SEQ Figura \* ARABIC </w:instrText>
+      </w:r>
+      <w:r>
+        <w:fldChar w:fldCharType="separate"/>
+      </w:r>
+      <w:r>
+        <w:rPr>
+          <w:noProof/>
+        </w:rPr>
+        <w:t>13</w:t>
+      </w:r>
+      <w:r>
+        <w:rPr>
+          <w:noProof/>
+        </w:rPr>
+        <w:fldChar w:fldCharType="end"/>
+      </w:r>
       <w:r>
         <w:t xml:space="preserve"> Quan Wiki</w:t>
       </w:r>
@@ -12535,6 +12674,66 @@
       <w:bookmarkEnd w:id="37"/>
       <w:r>
         <w:t xml:space="preserve"> </w:t>
+      </w:r>
+    </w:p>
+    <w:p>
+      <w:pPr>
+        <w:pStyle w:val="NormaleWeb"/>
+        <w:jc w:val="center"/>
+      </w:pPr>
+      <w:r>
+        <w:rPr>
+          <w:noProof/>
+        </w:rPr>
+        <w:drawing>
+          <wp:inline distT="0" distB="0" distL="0" distR="0" wp14:anchorId="2C2AB157" wp14:editId="34C7FF3B">
+            <wp:extent cx="4236720" cy="6882747"/>
+            <wp:effectExtent l="38100" t="38100" r="30480" b="33020"/>
+            <wp:docPr id="12" name="Immagine 12"/>
+            <wp:cNvGraphicFramePr>
+              <a:graphicFrameLocks xmlns:a="http://schemas.openxmlformats.org/drawingml/2006/main" noChangeAspect="1"/>
+            </wp:cNvGraphicFramePr>
+            <a:graphic xmlns:a="http://schemas.openxmlformats.org/drawingml/2006/main">
+              <a:graphicData uri="http://schemas.openxmlformats.org/drawingml/2006/picture">
+                <pic:pic xmlns:pic="http://schemas.openxmlformats.org/drawingml/2006/picture">
+                  <pic:nvPicPr>
+                    <pic:cNvPr id="0" name="Picture 1"/>
+                    <pic:cNvPicPr>
+                      <a:picLocks noChangeAspect="1" noChangeArrowheads="1"/>
+                    </pic:cNvPicPr>
+                  </pic:nvPicPr>
+                  <pic:blipFill>
+                    <a:blip r:embed="rId27">
+                      <a:extLst>
+                        <a:ext uri="{28A0092B-C50C-407E-A947-70E740481C1C}">
+                          <a14:useLocalDpi xmlns:a14="http://schemas.microsoft.com/office/drawing/2010/main" val="0"/>
+                        </a:ext>
+                      </a:extLst>
+                    </a:blip>
+                    <a:srcRect/>
+                    <a:stretch>
+                      <a:fillRect/>
+                    </a:stretch>
+                  </pic:blipFill>
+                  <pic:spPr bwMode="auto">
+                    <a:xfrm>
+                      <a:off x="0" y="0"/>
+                      <a:ext cx="4248896" cy="6902528"/>
+                    </a:xfrm>
+                    <a:prstGeom prst="rect">
+                      <a:avLst/>
+                    </a:prstGeom>
+                    <a:ln w="28575">
+                      <a:solidFill>
+                        <a:schemeClr val="tx1"/>
+                      </a:solidFill>
+                    </a:ln>
+                  </pic:spPr>
+                </pic:pic>
+              </a:graphicData>
+            </a:graphic>
+          </wp:inline>
+        </w:drawing>
       </w:r>
     </w:p>
     <w:p>
@@ -12594,14 +12793,27 @@
                             <w:r>
                               <w:t xml:space="preserve">Figura </w:t>
                             </w:r>
-                            <w:fldSimple w:instr=" SEQ Figura \* ARABIC ">
-                              <w:r>
-                                <w:rPr>
-                                  <w:noProof/>
-                                </w:rPr>
-                                <w:t>14</w:t>
-                              </w:r>
-                            </w:fldSimple>
+                            <w:r>
+                              <w:fldChar w:fldCharType="begin"/>
+                            </w:r>
+                            <w:r>
+                              <w:instrText xml:space="preserve"> SEQ Figura \* ARABIC </w:instrText>
+                            </w:r>
+                            <w:r>
+                              <w:fldChar w:fldCharType="separate"/>
+                            </w:r>
+                            <w:r>
+                              <w:rPr>
+                                <w:noProof/>
+                              </w:rPr>
+                              <w:t>14</w:t>
+                            </w:r>
+                            <w:r>
+                              <w:rPr>
+                                <w:noProof/>
+                              </w:rPr>
+                              <w:fldChar w:fldCharType="end"/>
+                            </w:r>
                             <w:r>
                               <w:t xml:space="preserve"> - Diagramma Delle Classi</w:t>
                             </w:r>
@@ -12620,7 +12832,7 @@
               </wp:anchor>
             </w:drawing>
           </mc:Choice>
-          <mc:Fallback>
+          <mc:Fallback xmlns:w16sdtfl="http://schemas.microsoft.com/office/word/2024/wordml/sdtformatlock" xmlns:w16du="http://schemas.microsoft.com/office/word/2023/wordml/word16du">
             <w:pict>
               <v:shapetype w14:anchorId="7B5D066C" id="_x0000_t202" coordsize="21600,21600" o:spt="202" path="m,l,21600r21600,l21600,xe">
                 <v:stroke joinstyle="miter"/>
@@ -12661,63 +12873,6 @@
           </mc:Fallback>
         </mc:AlternateContent>
       </w:r>
-      <w:r>
-        <w:rPr>
-          <w:noProof/>
-        </w:rPr>
-        <w:drawing>
-          <wp:inline distT="0" distB="0" distL="0" distR="0" wp14:anchorId="4A778279" wp14:editId="345C1CD2">
-            <wp:extent cx="5133340" cy="5408295"/>
-            <wp:effectExtent l="38100" t="38100" r="29210" b="40005"/>
-            <wp:docPr id="5" name="Immagine 5"/>
-            <wp:cNvGraphicFramePr>
-              <a:graphicFrameLocks xmlns:a="http://schemas.openxmlformats.org/drawingml/2006/main" noChangeAspect="1"/>
-            </wp:cNvGraphicFramePr>
-            <a:graphic xmlns:a="http://schemas.openxmlformats.org/drawingml/2006/main">
-              <a:graphicData uri="http://schemas.openxmlformats.org/drawingml/2006/picture">
-                <pic:pic xmlns:pic="http://schemas.openxmlformats.org/drawingml/2006/picture">
-                  <pic:nvPicPr>
-                    <pic:cNvPr id="0" name="Picture 1"/>
-                    <pic:cNvPicPr>
-                      <a:picLocks noChangeAspect="1" noChangeArrowheads="1"/>
-                    </pic:cNvPicPr>
-                  </pic:nvPicPr>
-                  <pic:blipFill>
-                    <a:blip r:embed="rId27">
-                      <a:extLst>
-                        <a:ext uri="{28A0092B-C50C-407E-A947-70E740481C1C}">
-                          <a14:useLocalDpi xmlns:a14="http://schemas.microsoft.com/office/drawing/2010/main" val="0"/>
-                        </a:ext>
-                      </a:extLst>
-                    </a:blip>
-                    <a:srcRect/>
-                    <a:stretch>
-                      <a:fillRect/>
-                    </a:stretch>
-                  </pic:blipFill>
-                  <pic:spPr bwMode="auto">
-                    <a:xfrm>
-                      <a:off x="0" y="0"/>
-                      <a:ext cx="5133340" cy="5408295"/>
-                    </a:xfrm>
-                    <a:prstGeom prst="rect">
-                      <a:avLst/>
-                    </a:prstGeom>
-                    <a:ln w="28575">
-                      <a:solidFill>
-                        <a:schemeClr val="tx1"/>
-                      </a:solidFill>
-                    </a:ln>
-                  </pic:spPr>
-                </pic:pic>
-              </a:graphicData>
-            </a:graphic>
-          </wp:inline>
-        </w:drawing>
-      </w:r>
-    </w:p>
-    <w:p/>
-    <w:p>
       <w:r>
         <w:br w:type="page"/>
       </w:r>
@@ -12808,14 +12963,27 @@
       <w:r>
         <w:t xml:space="preserve">Figura </w:t>
       </w:r>
-      <w:fldSimple w:instr=" SEQ Figura \* ARABIC ">
-        <w:r>
-          <w:rPr>
-            <w:noProof/>
-          </w:rPr>
-          <w:t>15</w:t>
-        </w:r>
-      </w:fldSimple>
+      <w:r>
+        <w:fldChar w:fldCharType="begin"/>
+      </w:r>
+      <w:r>
+        <w:instrText xml:space="preserve"> SEQ Figura \* ARABIC </w:instrText>
+      </w:r>
+      <w:r>
+        <w:fldChar w:fldCharType="separate"/>
+      </w:r>
+      <w:r>
+        <w:rPr>
+          <w:noProof/>
+        </w:rPr>
+        <w:t>15</w:t>
+      </w:r>
+      <w:r>
+        <w:rPr>
+          <w:noProof/>
+        </w:rPr>
+        <w:fldChar w:fldCharType="end"/>
+      </w:r>
       <w:r>
         <w:t xml:space="preserve"> - Diagramma di Flusso</w:t>
       </w:r>
@@ -18571,12 +18739,21 @@
                 <w:lang w:val="de-CH"/>
               </w:rPr>
             </w:pPr>
+            <w:proofErr w:type="spellStart"/>
             <w:r>
               <w:rPr>
                 <w:rFonts w:cs="Arial"/>
                 <w:lang w:val="de-CH"/>
               </w:rPr>
-              <w:t xml:space="preserve">Giocare </w:t>
+              <w:t>Giocare</w:t>
+            </w:r>
+            <w:proofErr w:type="spellEnd"/>
+            <w:r>
+              <w:rPr>
+                <w:rFonts w:cs="Arial"/>
+                <w:lang w:val="de-CH"/>
+              </w:rPr>
+              <w:t xml:space="preserve"> </w:t>
             </w:r>
             <w:proofErr w:type="spellStart"/>
             <w:r>
@@ -18979,12 +19156,21 @@
                 <w:lang w:val="de-CH"/>
               </w:rPr>
             </w:pPr>
+            <w:proofErr w:type="spellStart"/>
             <w:r>
               <w:rPr>
                 <w:rFonts w:cs="Arial"/>
                 <w:lang w:val="de-CH"/>
               </w:rPr>
-              <w:t xml:space="preserve">Provare le diverse </w:t>
+              <w:t>Provare</w:t>
+            </w:r>
+            <w:proofErr w:type="spellEnd"/>
+            <w:r>
+              <w:rPr>
+                <w:rFonts w:cs="Arial"/>
+                <w:lang w:val="de-CH"/>
+              </w:rPr>
+              <w:t xml:space="preserve"> le diverse </w:t>
             </w:r>
             <w:proofErr w:type="spellStart"/>
             <w:r>
@@ -19320,6 +19506,19 @@
     </w:p>
     <w:p>
       <w:pPr>
+        <w:rPr>
+          <w:lang w:val="it-IT"/>
+        </w:rPr>
+      </w:pPr>
+      <w:r>
+        <w:rPr>
+          <w:lang w:val="it-IT"/>
+        </w:rPr>
+        <w:br w:type="page"/>
+      </w:r>
+    </w:p>
+    <w:p>
+      <w:pPr>
         <w:pStyle w:val="Titolo1"/>
         <w:rPr>
           <w:lang w:val="it-IT"/>
@@ -19331,49 +19530,10 @@
         <w:rPr>
           <w:lang w:val="it-IT"/>
         </w:rPr>
+        <w:lastRenderedPageBreak/>
         <w:t>Glossario</w:t>
       </w:r>
       <w:bookmarkEnd w:id="56"/>
-    </w:p>
-    <w:p>
-      <w:pPr>
-        <w:rPr>
-          <w:lang w:val="it-IT"/>
-        </w:rPr>
-      </w:pPr>
-      <w:r>
-        <w:rPr>
-          <w:lang w:val="it-IT"/>
-        </w:rPr>
-        <w:t>Inserite una semplice tabella con due colonne che spieghi i termini specifici del progetto (lista dei termini in ordine alfabetico A-Z)</w:t>
-      </w:r>
-    </w:p>
-    <w:p>
-      <w:pPr>
-        <w:rPr>
-          <w:lang w:val="it-IT"/>
-        </w:rPr>
-      </w:pPr>
-    </w:p>
-    <w:p>
-      <w:pPr>
-        <w:rPr>
-          <w:lang w:val="it-IT"/>
-        </w:rPr>
-      </w:pPr>
-      <w:r>
-        <w:rPr>
-          <w:lang w:val="it-IT"/>
-        </w:rPr>
-        <w:t>Esempio:</w:t>
-      </w:r>
-    </w:p>
-    <w:p>
-      <w:pPr>
-        <w:rPr>
-          <w:lang w:val="it-IT"/>
-        </w:rPr>
-      </w:pPr>
     </w:p>
     <w:tbl>
       <w:tblPr>
@@ -19435,13 +19595,8 @@
             <w:tcW w:w="4814" w:type="dxa"/>
           </w:tcPr>
           <w:p>
-            <w:pPr>
-              <w:rPr>
-                <w:lang w:val="en-GB"/>
-              </w:rPr>
-            </w:pPr>
-            <w:r>
-              <w:t>AJAX</w:t>
+            <w:r>
+              <w:t>Asset</w:t>
             </w:r>
           </w:p>
         </w:tc>
@@ -19452,34 +19607,21 @@
           <w:p>
             <w:pPr>
               <w:jc w:val="both"/>
-            </w:pPr>
+              <w:rPr>
+                <w:b/>
+                <w:bCs/>
+              </w:rPr>
+            </w:pPr>
+            <w:r>
+              <w:t>Risorsa digitale importata nel progetto: immagini (</w:t>
+            </w:r>
             <w:proofErr w:type="spellStart"/>
             <w:r>
-              <w:rPr>
-                <w:b/>
-                <w:bCs/>
-              </w:rPr>
-              <w:t>Asynchronous</w:t>
+              <w:t>sprite</w:t>
             </w:r>
             <w:proofErr w:type="spellEnd"/>
             <w:r>
-              <w:rPr>
-                <w:b/>
-                <w:bCs/>
-              </w:rPr>
-              <w:t xml:space="preserve"> JavaScript And XML</w:t>
-            </w:r>
-            <w:r>
-              <w:t>:</w:t>
-            </w:r>
-            <w:r>
-              <w:t xml:space="preserve"> una tecnica che</w:t>
-            </w:r>
-            <w:r>
-              <w:t xml:space="preserve"> permette di eseguire richieste ed ottenere dati da una pagina web in modo asincrono</w:t>
-            </w:r>
-            <w:r>
-              <w:t>.</w:t>
+              <w:t>), file audio, animazioni, prefabbricati.</w:t>
             </w:r>
           </w:p>
         </w:tc>
@@ -19491,7 +19633,7 @@
           </w:tcPr>
           <w:p>
             <w:r>
-              <w:t>CSS</w:t>
+              <w:t>Cooldown</w:t>
             </w:r>
           </w:p>
         </w:tc>
@@ -19502,35 +19644,146 @@
           <w:p>
             <w:pPr>
               <w:jc w:val="both"/>
-              <w:rPr>
-                <w:b/>
-                <w:bCs/>
-              </w:rPr>
-            </w:pPr>
+            </w:pPr>
+            <w:r>
+              <w:t>Tempo d'attesa obbligatorio dopo l'uso di un'abilità prima di poterla riutilizzare.</w:t>
+            </w:r>
+          </w:p>
+        </w:tc>
+      </w:tr>
+      <w:tr>
+        <w:tc>
+          <w:tcPr>
+            <w:tcW w:w="4814" w:type="dxa"/>
+          </w:tcPr>
+          <w:p>
+            <w:r>
+              <w:t>Controller</w:t>
+            </w:r>
+          </w:p>
+        </w:tc>
+        <w:tc>
+          <w:tcPr>
+            <w:tcW w:w="4814" w:type="dxa"/>
+          </w:tcPr>
+          <w:p>
+            <w:pPr>
+              <w:jc w:val="both"/>
+            </w:pPr>
+            <w:r>
+              <w:t xml:space="preserve">Periferica fisica di input (es. </w:t>
+            </w:r>
             <w:proofErr w:type="spellStart"/>
             <w:r>
-              <w:rPr>
-                <w:b/>
-                <w:bCs/>
-              </w:rPr>
-              <w:t>Cascading</w:t>
+              <w:t>DualSense</w:t>
             </w:r>
             <w:proofErr w:type="spellEnd"/>
             <w:r>
-              <w:rPr>
-                <w:b/>
-                <w:bCs/>
-              </w:rPr>
-              <w:t xml:space="preserve"> Style Sheets</w:t>
-            </w:r>
-            <w:r>
-              <w:t>: linguaggio che per</w:t>
-            </w:r>
-            <w:r>
-              <w:t>mette di definire il layout e la grafica di una pagina web</w:t>
-            </w:r>
-            <w:r>
-              <w:t>.</w:t>
+              <w:t>, Xbox pad). Nel progetto, distinta dalla tastiera.</w:t>
+            </w:r>
+          </w:p>
+        </w:tc>
+      </w:tr>
+      <w:tr>
+        <w:tc>
+          <w:tcPr>
+            <w:tcW w:w="4814" w:type="dxa"/>
+          </w:tcPr>
+          <w:p>
+            <w:proofErr w:type="spellStart"/>
+            <w:r>
+              <w:t>Hitbox</w:t>
+            </w:r>
+            <w:proofErr w:type="spellEnd"/>
+          </w:p>
+        </w:tc>
+        <w:tc>
+          <w:tcPr>
+            <w:tcW w:w="4814" w:type="dxa"/>
+          </w:tcPr>
+          <w:p>
+            <w:pPr>
+              <w:jc w:val="both"/>
+            </w:pPr>
+            <w:r>
+              <w:t>Area invisibile associata a un personaggio o a un attacco; usata per rilevare collisioni e applicare danno.</w:t>
+            </w:r>
+          </w:p>
+        </w:tc>
+      </w:tr>
+      <w:tr>
+        <w:tc>
+          <w:tcPr>
+            <w:tcW w:w="4814" w:type="dxa"/>
+          </w:tcPr>
+          <w:p>
+            <w:r>
+              <w:t>Sprite</w:t>
+            </w:r>
+          </w:p>
+        </w:tc>
+        <w:tc>
+          <w:tcPr>
+            <w:tcW w:w="4814" w:type="dxa"/>
+          </w:tcPr>
+          <w:p>
+            <w:pPr>
+              <w:jc w:val="both"/>
+            </w:pPr>
+            <w:r>
+              <w:t>Immagine 2D che rappresenta un personaggio, un oggetto o un elemento UI. Può essere statica o animata.</w:t>
+            </w:r>
+          </w:p>
+        </w:tc>
+      </w:tr>
+      <w:tr>
+        <w:tc>
+          <w:tcPr>
+            <w:tcW w:w="4814" w:type="dxa"/>
+          </w:tcPr>
+          <w:p>
+            <w:r>
+              <w:t>Ultimata</w:t>
+            </w:r>
+          </w:p>
+        </w:tc>
+        <w:tc>
+          <w:tcPr>
+            <w:tcW w:w="4814" w:type="dxa"/>
+          </w:tcPr>
+          <w:p>
+            <w:pPr>
+              <w:jc w:val="both"/>
+            </w:pPr>
+            <w:r>
+              <w:t>Mossa finale potente, spesso con animazione speciale, disponibile solo dopo aver accumulato una certa risorsa.</w:t>
+            </w:r>
+          </w:p>
+        </w:tc>
+      </w:tr>
+      <w:tr>
+        <w:tc>
+          <w:tcPr>
+            <w:tcW w:w="4814" w:type="dxa"/>
+          </w:tcPr>
+          <w:p>
+            <w:proofErr w:type="spellStart"/>
+            <w:r>
+              <w:t>Voiceline</w:t>
+            </w:r>
+            <w:proofErr w:type="spellEnd"/>
+          </w:p>
+        </w:tc>
+        <w:tc>
+          <w:tcPr>
+            <w:tcW w:w="4814" w:type="dxa"/>
+          </w:tcPr>
+          <w:p>
+            <w:pPr>
+              <w:jc w:val="both"/>
+            </w:pPr>
+            <w:r>
+              <w:t>Frase o esclamazione preregistrata pronunciata da un personaggio in risposta a un evento (vittoria, abilità).</w:t>
             </w:r>
           </w:p>
         </w:tc>
@@ -19539,13 +19792,6 @@
     <w:p>
       <w:pPr>
         <w:rPr>
-          <w:lang w:val="it-IT"/>
-        </w:rPr>
-      </w:pPr>
-    </w:p>
-    <w:p>
-      <w:pPr>
-        <w:rPr>
           <w:b/>
           <w:lang w:val="it-IT"/>
         </w:rPr>
@@ -19572,269 +19818,20 @@
         <w:lastRenderedPageBreak/>
         <w:t>Bibliografia</w:t>
       </w:r>
+      <w:bookmarkStart w:id="59" w:name="_Toc461179234"/>
+      <w:bookmarkEnd w:id="57"/>
       <w:bookmarkEnd w:id="58"/>
     </w:p>
     <w:p>
       <w:pPr>
         <w:pStyle w:val="Titolo2"/>
       </w:pPr>
-      <w:bookmarkStart w:id="59" w:name="_Toc223699282"/>
-      <w:r>
-        <w:t>Bibliografia per articoli di riviste:</w:t>
-      </w:r>
-      <w:bookmarkEnd w:id="57"/>
+      <w:bookmarkStart w:id="60" w:name="_Toc223699284"/>
+      <w:r>
+        <w:t>Sitografia</w:t>
+      </w:r>
       <w:bookmarkEnd w:id="59"/>
-    </w:p>
-    <w:p>
-      <w:pPr>
-        <w:numPr>
-          <w:ilvl w:val="0"/>
-          <w:numId w:val="6"/>
-        </w:numPr>
-        <w:rPr>
-          <w:lang w:val="it-IT"/>
-        </w:rPr>
-      </w:pPr>
-      <w:r>
-        <w:rPr>
-          <w:lang w:val="it-IT"/>
-        </w:rPr>
-        <w:t>Cognome e nome (o iniziali) dell’autore o degli autori, o nome dell’organizzazione,</w:t>
-      </w:r>
-    </w:p>
-    <w:p>
-      <w:pPr>
-        <w:numPr>
-          <w:ilvl w:val="0"/>
-          <w:numId w:val="6"/>
-        </w:numPr>
-        <w:rPr>
-          <w:lang w:val="it-IT"/>
-        </w:rPr>
-      </w:pPr>
-      <w:r>
-        <w:rPr>
-          <w:lang w:val="it-IT"/>
-        </w:rPr>
-        <w:t>Titolo dell’articolo (tra virgolette),</w:t>
-      </w:r>
-    </w:p>
-    <w:p>
-      <w:pPr>
-        <w:numPr>
-          <w:ilvl w:val="0"/>
-          <w:numId w:val="6"/>
-        </w:numPr>
-        <w:rPr>
-          <w:lang w:val="it-IT"/>
-        </w:rPr>
-      </w:pPr>
-      <w:r>
-        <w:rPr>
-          <w:lang w:val="it-IT"/>
-        </w:rPr>
-        <w:t xml:space="preserve">Titolo della rivista </w:t>
-      </w:r>
-      <w:r>
-        <w:rPr>
-          <w:lang w:val="it-IT"/>
-        </w:rPr>
-        <w:t>(in italico),</w:t>
-      </w:r>
-    </w:p>
-    <w:p>
-      <w:pPr>
-        <w:numPr>
-          <w:ilvl w:val="0"/>
-          <w:numId w:val="6"/>
-        </w:numPr>
-        <w:rPr>
-          <w:lang w:val="it-IT"/>
-        </w:rPr>
-      </w:pPr>
-      <w:r>
-        <w:rPr>
-          <w:lang w:val="it-IT"/>
-        </w:rPr>
-        <w:t>Anno e numero</w:t>
-      </w:r>
-    </w:p>
-    <w:p>
-      <w:pPr>
-        <w:numPr>
-          <w:ilvl w:val="0"/>
-          <w:numId w:val="6"/>
-        </w:numPr>
-        <w:rPr>
-          <w:lang w:val="it-IT"/>
-        </w:rPr>
-      </w:pPr>
-      <w:r>
-        <w:rPr>
-          <w:lang w:val="it-IT"/>
-        </w:rPr>
-        <w:t>Pagina iniziale</w:t>
-      </w:r>
-      <w:r>
-        <w:rPr>
-          <w:lang w:val="it-IT"/>
-        </w:rPr>
-        <w:t xml:space="preserve"> dell’articolo</w:t>
-      </w:r>
-      <w:r>
-        <w:rPr>
-          <w:lang w:val="it-IT"/>
-        </w:rPr>
-        <w:t>.</w:t>
-      </w:r>
-    </w:p>
-    <w:p>
-      <w:pPr>
-        <w:pStyle w:val="Titolo2"/>
-      </w:pPr>
-      <w:bookmarkStart w:id="60" w:name="_Toc461179233"/>
-      <w:bookmarkStart w:id="61" w:name="_Toc223699283"/>
-      <w:r>
-        <w:t>Bibliografia per libri</w:t>
-      </w:r>
       <w:bookmarkEnd w:id="60"/>
-      <w:bookmarkEnd w:id="61"/>
-    </w:p>
-    <w:p>
-      <w:pPr>
-        <w:numPr>
-          <w:ilvl w:val="0"/>
-          <w:numId w:val="7"/>
-        </w:numPr>
-        <w:rPr>
-          <w:lang w:val="it-IT"/>
-        </w:rPr>
-      </w:pPr>
-      <w:r>
-        <w:rPr>
-          <w:lang w:val="it-IT"/>
-        </w:rPr>
-        <w:t>Cognome e nome (o iniziali) dell’autore o degli autori, o nome dell’organizzazione,</w:t>
-      </w:r>
-    </w:p>
-    <w:p>
-      <w:pPr>
-        <w:numPr>
-          <w:ilvl w:val="0"/>
-          <w:numId w:val="7"/>
-        </w:numPr>
-        <w:rPr>
-          <w:lang w:val="it-IT"/>
-        </w:rPr>
-      </w:pPr>
-      <w:r>
-        <w:rPr>
-          <w:lang w:val="it-IT"/>
-        </w:rPr>
-        <w:t>Titolo del libro (in italico),</w:t>
-      </w:r>
-    </w:p>
-    <w:p>
-      <w:pPr>
-        <w:numPr>
-          <w:ilvl w:val="0"/>
-          <w:numId w:val="7"/>
-        </w:numPr>
-        <w:rPr>
-          <w:lang w:val="it-IT"/>
-        </w:rPr>
-      </w:pPr>
-      <w:proofErr w:type="spellStart"/>
-      <w:r>
-        <w:rPr>
-          <w:lang w:val="it-IT"/>
-        </w:rPr>
-        <w:t>ev</w:t>
-      </w:r>
-      <w:proofErr w:type="spellEnd"/>
-      <w:r>
-        <w:rPr>
-          <w:lang w:val="it-IT"/>
-        </w:rPr>
-        <w:t>. Numero di edizione,</w:t>
-      </w:r>
-    </w:p>
-    <w:p>
-      <w:pPr>
-        <w:numPr>
-          <w:ilvl w:val="0"/>
-          <w:numId w:val="7"/>
-        </w:numPr>
-        <w:rPr>
-          <w:lang w:val="it-IT"/>
-        </w:rPr>
-      </w:pPr>
-      <w:r>
-        <w:rPr>
-          <w:lang w:val="it-IT"/>
-        </w:rPr>
-        <w:t>Nome dell’editore,</w:t>
-      </w:r>
-    </w:p>
-    <w:p>
-      <w:pPr>
-        <w:numPr>
-          <w:ilvl w:val="0"/>
-          <w:numId w:val="7"/>
-        </w:numPr>
-        <w:rPr>
-          <w:lang w:val="it-IT"/>
-        </w:rPr>
-      </w:pPr>
-      <w:r>
-        <w:rPr>
-          <w:lang w:val="it-IT"/>
-        </w:rPr>
-        <w:t>Anno di pubblicazione,</w:t>
-      </w:r>
-    </w:p>
-    <w:p>
-      <w:pPr>
-        <w:numPr>
-          <w:ilvl w:val="0"/>
-          <w:numId w:val="7"/>
-        </w:numPr>
-        <w:rPr>
-          <w:lang w:val="it-IT"/>
-        </w:rPr>
-      </w:pPr>
-      <w:r>
-        <w:rPr>
-          <w:lang w:val="it-IT"/>
-        </w:rPr>
-        <w:t>ISBN</w:t>
-      </w:r>
-      <w:r>
-        <w:rPr>
-          <w:lang w:val="it-IT"/>
-        </w:rPr>
-        <w:t>.</w:t>
-      </w:r>
-    </w:p>
-    <w:p>
-      <w:pPr>
-        <w:rPr>
-          <w:b/>
-          <w:lang w:val="it-IT"/>
-        </w:rPr>
-      </w:pPr>
-      <w:bookmarkStart w:id="62" w:name="_Toc461179234"/>
-    </w:p>
-    <w:p>
-      <w:pPr>
-        <w:pStyle w:val="Titolo2"/>
-      </w:pPr>
-      <w:bookmarkStart w:id="63" w:name="_Toc223699284"/>
-      <w:r>
-        <w:t>Sitografia</w:t>
-      </w:r>
-      <w:bookmarkEnd w:id="62"/>
-      <w:bookmarkEnd w:id="63"/>
     </w:p>
     <w:p>
       <w:pPr>
@@ -19992,16 +19989,16 @@
           <w:lang w:val="it-IT"/>
         </w:rPr>
       </w:pPr>
-      <w:bookmarkStart w:id="64" w:name="_Toc461179235"/>
-      <w:bookmarkStart w:id="65" w:name="_Toc223699285"/>
+      <w:bookmarkStart w:id="61" w:name="_Toc461179235"/>
+      <w:bookmarkStart w:id="62" w:name="_Toc223699285"/>
       <w:r>
         <w:rPr>
           <w:lang w:val="it-IT"/>
         </w:rPr>
         <w:t>Allegati</w:t>
       </w:r>
-      <w:bookmarkEnd w:id="64"/>
-      <w:bookmarkEnd w:id="65"/>
+      <w:bookmarkEnd w:id="61"/>
+      <w:bookmarkEnd w:id="62"/>
     </w:p>
     <w:p>
       <w:pPr>
@@ -20205,7 +20202,7 @@
 </file>
 
 <file path=word/endnotes.xml><?xml version="1.0" encoding="utf-8"?>
-<w:endnotes xmlns:wpc="http://schemas.microsoft.com/office/word/2010/wordprocessingCanvas" xmlns:cx="http://schemas.microsoft.com/office/drawing/2014/chartex" xmlns:cx1="http://schemas.microsoft.com/office/drawing/2015/9/8/chartex" xmlns:cx2="http://schemas.microsoft.com/office/drawing/2015/10/21/chartex" xmlns:cx3="http://schemas.microsoft.com/office/drawing/2016/5/9/chartex" xmlns:cx4="http://schemas.microsoft.com/office/drawing/2016/5/10/chartex" xmlns:cx5="http://schemas.microsoft.com/office/drawing/2016/5/11/chartex" xmlns:cx6="http://schemas.microsoft.com/office/drawing/2016/5/12/chartex" xmlns:cx7="http://schemas.microsoft.com/office/drawing/2016/5/13/chartex" xmlns:cx8="http://schemas.microsoft.com/office/drawing/2016/5/14/chartex" xmlns:mc="http://schemas.openxmlformats.org/markup-compatibility/2006" xmlns:aink="http://schemas.microsoft.com/office/drawing/2016/ink" xmlns:am3d="http://schemas.microsoft.com/office/drawing/2017/model3d" xmlns:o="urn:schemas-microsoft-com:office:office" xmlns:oel="http://schemas.microsoft.com/office/2019/extlst" xmlns:r="http://schemas.openxmlformats.org/officeDocument/2006/relationships" xmlns:m="http://schemas.openxmlformats.org/officeDocument/2006/math" xmlns:v="urn:schemas-microsoft-com:vml" xmlns:wp14="http://schemas.microsoft.com/office/word/2010/wordprocessingDrawing" xmlns:wp="http://schemas.openxmlformats.org/drawingml/2006/wordprocessingDrawing" xmlns:w10="urn:schemas-microsoft-com:office:word" xmlns:w="http://schemas.openxmlformats.org/wordprocessingml/2006/main" xmlns:w14="http://schemas.microsoft.com/office/word/2010/wordml" xmlns:w15="http://schemas.microsoft.com/office/word/2012/wordml" xmlns:w16cex="http://schemas.microsoft.com/office/word/2018/wordml/cex" xmlns:w16cid="http://schemas.microsoft.com/office/word/2016/wordml/cid" xmlns:w16="http://schemas.microsoft.com/office/word/2018/wordml" xmlns:w16du="http://schemas.microsoft.com/office/word/2023/wordml/word16du" xmlns:w16sdtdh="http://schemas.microsoft.com/office/word/2020/wordml/sdtdatahash" xmlns:w16sdtfl="http://schemas.microsoft.com/office/word/2024/wordml/sdtformatlock" xmlns:w16se="http://schemas.microsoft.com/office/word/2015/wordml/symex" xmlns:wpg="http://schemas.microsoft.com/office/word/2010/wordprocessingGroup" xmlns:wpi="http://schemas.microsoft.com/office/word/2010/wordprocessingInk" xmlns:wne="http://schemas.microsoft.com/office/word/2006/wordml" xmlns:wps="http://schemas.microsoft.com/office/word/2010/wordprocessingShape" mc:Ignorable="w14 w15 w16se w16cid w16 w16cex w16sdtdh w16sdtfl w16du wp14">
+<w:endnotes xmlns:wpc="http://schemas.microsoft.com/office/word/2010/wordprocessingCanvas" xmlns:cx="http://schemas.microsoft.com/office/drawing/2014/chartex" xmlns:cx1="http://schemas.microsoft.com/office/drawing/2015/9/8/chartex" xmlns:cx2="http://schemas.microsoft.com/office/drawing/2015/10/21/chartex" xmlns:cx3="http://schemas.microsoft.com/office/drawing/2016/5/9/chartex" xmlns:cx4="http://schemas.microsoft.com/office/drawing/2016/5/10/chartex" xmlns:cx5="http://schemas.microsoft.com/office/drawing/2016/5/11/chartex" xmlns:cx6="http://schemas.microsoft.com/office/drawing/2016/5/12/chartex" xmlns:cx7="http://schemas.microsoft.com/office/drawing/2016/5/13/chartex" xmlns:cx8="http://schemas.microsoft.com/office/drawing/2016/5/14/chartex" xmlns:mc="http://schemas.openxmlformats.org/markup-compatibility/2006" xmlns:aink="http://schemas.microsoft.com/office/drawing/2016/ink" xmlns:am3d="http://schemas.microsoft.com/office/drawing/2017/model3d" xmlns:o="urn:schemas-microsoft-com:office:office" xmlns:oel="http://schemas.microsoft.com/office/2019/extlst" xmlns:r="http://schemas.openxmlformats.org/officeDocument/2006/relationships" xmlns:m="http://schemas.openxmlformats.org/officeDocument/2006/math" xmlns:v="urn:schemas-microsoft-com:vml" xmlns:wp14="http://schemas.microsoft.com/office/word/2010/wordprocessingDrawing" xmlns:wp="http://schemas.openxmlformats.org/drawingml/2006/wordprocessingDrawing" xmlns:w10="urn:schemas-microsoft-com:office:word" xmlns:w="http://schemas.openxmlformats.org/wordprocessingml/2006/main" xmlns:w14="http://schemas.microsoft.com/office/word/2010/wordml" xmlns:w15="http://schemas.microsoft.com/office/word/2012/wordml" xmlns:w16cex="http://schemas.microsoft.com/office/word/2018/wordml/cex" xmlns:w16cid="http://schemas.microsoft.com/office/word/2016/wordml/cid" xmlns:w16="http://schemas.microsoft.com/office/word/2018/wordml" xmlns:w16sdtdh="http://schemas.microsoft.com/office/word/2020/wordml/sdtdatahash" xmlns:w16se="http://schemas.microsoft.com/office/word/2015/wordml/symex" xmlns:wpg="http://schemas.microsoft.com/office/word/2010/wordprocessingGroup" xmlns:wpi="http://schemas.microsoft.com/office/word/2010/wordprocessingInk" xmlns:wne="http://schemas.microsoft.com/office/word/2006/wordml" xmlns:wps="http://schemas.microsoft.com/office/word/2010/wordprocessingShape" mc:Ignorable="w14 w15 w16se w16cid w16 w16cex w16sdtdh wp14">
   <w:endnote w:type="separator" w:id="-1">
     <w:p>
       <w:r>
@@ -20224,7 +20221,7 @@
 </file>
 
 <file path=word/footer1.xml><?xml version="1.0" encoding="utf-8"?>
-<w:ftr xmlns:wpc="http://schemas.microsoft.com/office/word/2010/wordprocessingCanvas" xmlns:cx="http://schemas.microsoft.com/office/drawing/2014/chartex" xmlns:cx1="http://schemas.microsoft.com/office/drawing/2015/9/8/chartex" xmlns:cx2="http://schemas.microsoft.com/office/drawing/2015/10/21/chartex" xmlns:cx3="http://schemas.microsoft.com/office/drawing/2016/5/9/chartex" xmlns:cx4="http://schemas.microsoft.com/office/drawing/2016/5/10/chartex" xmlns:cx5="http://schemas.microsoft.com/office/drawing/2016/5/11/chartex" xmlns:cx6="http://schemas.microsoft.com/office/drawing/2016/5/12/chartex" xmlns:cx7="http://schemas.microsoft.com/office/drawing/2016/5/13/chartex" xmlns:cx8="http://schemas.microsoft.com/office/drawing/2016/5/14/chartex" xmlns:mc="http://schemas.openxmlformats.org/markup-compatibility/2006" xmlns:aink="http://schemas.microsoft.com/office/drawing/2016/ink" xmlns:am3d="http://schemas.microsoft.com/office/drawing/2017/model3d" xmlns:o="urn:schemas-microsoft-com:office:office" xmlns:oel="http://schemas.microsoft.com/office/2019/extlst" xmlns:r="http://schemas.openxmlformats.org/officeDocument/2006/relationships" xmlns:m="http://schemas.openxmlformats.org/officeDocument/2006/math" xmlns:v="urn:schemas-microsoft-com:vml" xmlns:wp14="http://schemas.microsoft.com/office/word/2010/wordprocessingDrawing" xmlns:wp="http://schemas.openxmlformats.org/drawingml/2006/wordprocessingDrawing" xmlns:w10="urn:schemas-microsoft-com:office:word" xmlns:w="http://schemas.openxmlformats.org/wordprocessingml/2006/main" xmlns:w14="http://schemas.microsoft.com/office/word/2010/wordml" xmlns:w15="http://schemas.microsoft.com/office/word/2012/wordml" xmlns:w16cex="http://schemas.microsoft.com/office/word/2018/wordml/cex" xmlns:w16cid="http://schemas.microsoft.com/office/word/2016/wordml/cid" xmlns:w16="http://schemas.microsoft.com/office/word/2018/wordml" xmlns:w16du="http://schemas.microsoft.com/office/word/2023/wordml/word16du" xmlns:w16sdtdh="http://schemas.microsoft.com/office/word/2020/wordml/sdtdatahash" xmlns:w16sdtfl="http://schemas.microsoft.com/office/word/2024/wordml/sdtformatlock" xmlns:w16se="http://schemas.microsoft.com/office/word/2015/wordml/symex" xmlns:wpg="http://schemas.microsoft.com/office/word/2010/wordprocessingGroup" xmlns:wpi="http://schemas.microsoft.com/office/word/2010/wordprocessingInk" xmlns:wne="http://schemas.microsoft.com/office/word/2006/wordml" xmlns:wps="http://schemas.microsoft.com/office/word/2010/wordprocessingShape" mc:Ignorable="w14 w15 w16se w16cid w16 w16cex w16sdtdh w16sdtfl w16du wp14">
+<w:ftr xmlns:wpc="http://schemas.microsoft.com/office/word/2010/wordprocessingCanvas" xmlns:cx="http://schemas.microsoft.com/office/drawing/2014/chartex" xmlns:cx1="http://schemas.microsoft.com/office/drawing/2015/9/8/chartex" xmlns:cx2="http://schemas.microsoft.com/office/drawing/2015/10/21/chartex" xmlns:cx3="http://schemas.microsoft.com/office/drawing/2016/5/9/chartex" xmlns:cx4="http://schemas.microsoft.com/office/drawing/2016/5/10/chartex" xmlns:cx5="http://schemas.microsoft.com/office/drawing/2016/5/11/chartex" xmlns:cx6="http://schemas.microsoft.com/office/drawing/2016/5/12/chartex" xmlns:cx7="http://schemas.microsoft.com/office/drawing/2016/5/13/chartex" xmlns:cx8="http://schemas.microsoft.com/office/drawing/2016/5/14/chartex" xmlns:mc="http://schemas.openxmlformats.org/markup-compatibility/2006" xmlns:aink="http://schemas.microsoft.com/office/drawing/2016/ink" xmlns:am3d="http://schemas.microsoft.com/office/drawing/2017/model3d" xmlns:o="urn:schemas-microsoft-com:office:office" xmlns:oel="http://schemas.microsoft.com/office/2019/extlst" xmlns:r="http://schemas.openxmlformats.org/officeDocument/2006/relationships" xmlns:m="http://schemas.openxmlformats.org/officeDocument/2006/math" xmlns:v="urn:schemas-microsoft-com:vml" xmlns:wp14="http://schemas.microsoft.com/office/word/2010/wordprocessingDrawing" xmlns:wp="http://schemas.openxmlformats.org/drawingml/2006/wordprocessingDrawing" xmlns:w10="urn:schemas-microsoft-com:office:word" xmlns:w="http://schemas.openxmlformats.org/wordprocessingml/2006/main" xmlns:w14="http://schemas.microsoft.com/office/word/2010/wordml" xmlns:w15="http://schemas.microsoft.com/office/word/2012/wordml" xmlns:w16cex="http://schemas.microsoft.com/office/word/2018/wordml/cex" xmlns:w16cid="http://schemas.microsoft.com/office/word/2016/wordml/cid" xmlns:w16="http://schemas.microsoft.com/office/word/2018/wordml" xmlns:w16sdtdh="http://schemas.microsoft.com/office/word/2020/wordml/sdtdatahash" xmlns:w16se="http://schemas.microsoft.com/office/word/2015/wordml/symex" xmlns:wpg="http://schemas.microsoft.com/office/word/2010/wordprocessingGroup" xmlns:wpi="http://schemas.microsoft.com/office/word/2010/wordprocessingInk" xmlns:wne="http://schemas.microsoft.com/office/word/2006/wordml" xmlns:wps="http://schemas.microsoft.com/office/word/2010/wordprocessingShape" mc:Ignorable="w14 w15 w16se w16cid w16 w16cex w16sdtdh wp14">
   <w:p>
     <w:pPr>
       <w:pStyle w:val="Pidipagina"/>
@@ -20285,7 +20282,7 @@
       <w:rPr>
         <w:noProof/>
       </w:rPr>
-      <w:t>13.03.2026</w:t>
+      <w:t>19.03.2026</w:t>
     </w:r>
     <w:r>
       <w:fldChar w:fldCharType="end"/>
@@ -20295,7 +20292,7 @@
 </file>
 
 <file path=word/footer2.xml><?xml version="1.0" encoding="utf-8"?>
-<w:ftr xmlns:wpc="http://schemas.microsoft.com/office/word/2010/wordprocessingCanvas" xmlns:cx="http://schemas.microsoft.com/office/drawing/2014/chartex" xmlns:cx1="http://schemas.microsoft.com/office/drawing/2015/9/8/chartex" xmlns:cx2="http://schemas.microsoft.com/office/drawing/2015/10/21/chartex" xmlns:cx3="http://schemas.microsoft.com/office/drawing/2016/5/9/chartex" xmlns:cx4="http://schemas.microsoft.com/office/drawing/2016/5/10/chartex" xmlns:cx5="http://schemas.microsoft.com/office/drawing/2016/5/11/chartex" xmlns:cx6="http://schemas.microsoft.com/office/drawing/2016/5/12/chartex" xmlns:cx7="http://schemas.microsoft.com/office/drawing/2016/5/13/chartex" xmlns:cx8="http://schemas.microsoft.com/office/drawing/2016/5/14/chartex" xmlns:mc="http://schemas.openxmlformats.org/markup-compatibility/2006" xmlns:aink="http://schemas.microsoft.com/office/drawing/2016/ink" xmlns:am3d="http://schemas.microsoft.com/office/drawing/2017/model3d" xmlns:o="urn:schemas-microsoft-com:office:office" xmlns:oel="http://schemas.microsoft.com/office/2019/extlst" xmlns:r="http://schemas.openxmlformats.org/officeDocument/2006/relationships" xmlns:m="http://schemas.openxmlformats.org/officeDocument/2006/math" xmlns:v="urn:schemas-microsoft-com:vml" xmlns:wp14="http://schemas.microsoft.com/office/word/2010/wordprocessingDrawing" xmlns:wp="http://schemas.openxmlformats.org/drawingml/2006/wordprocessingDrawing" xmlns:w10="urn:schemas-microsoft-com:office:word" xmlns:w="http://schemas.openxmlformats.org/wordprocessingml/2006/main" xmlns:w14="http://schemas.microsoft.com/office/word/2010/wordml" xmlns:w15="http://schemas.microsoft.com/office/word/2012/wordml" xmlns:w16cex="http://schemas.microsoft.com/office/word/2018/wordml/cex" xmlns:w16cid="http://schemas.microsoft.com/office/word/2016/wordml/cid" xmlns:w16="http://schemas.microsoft.com/office/word/2018/wordml" xmlns:w16du="http://schemas.microsoft.com/office/word/2023/wordml/word16du" xmlns:w16sdtdh="http://schemas.microsoft.com/office/word/2020/wordml/sdtdatahash" xmlns:w16sdtfl="http://schemas.microsoft.com/office/word/2024/wordml/sdtformatlock" xmlns:w16se="http://schemas.microsoft.com/office/word/2015/wordml/symex" xmlns:wpg="http://schemas.microsoft.com/office/word/2010/wordprocessingGroup" xmlns:wpi="http://schemas.microsoft.com/office/word/2010/wordprocessingInk" xmlns:wne="http://schemas.microsoft.com/office/word/2006/wordml" xmlns:wps="http://schemas.microsoft.com/office/word/2010/wordprocessingShape" mc:Ignorable="w14 w15 w16se w16cid w16 w16cex w16sdtdh w16sdtfl w16du wp14">
+<w:ftr xmlns:wpc="http://schemas.microsoft.com/office/word/2010/wordprocessingCanvas" xmlns:cx="http://schemas.microsoft.com/office/drawing/2014/chartex" xmlns:cx1="http://schemas.microsoft.com/office/drawing/2015/9/8/chartex" xmlns:cx2="http://schemas.microsoft.com/office/drawing/2015/10/21/chartex" xmlns:cx3="http://schemas.microsoft.com/office/drawing/2016/5/9/chartex" xmlns:cx4="http://schemas.microsoft.com/office/drawing/2016/5/10/chartex" xmlns:cx5="http://schemas.microsoft.com/office/drawing/2016/5/11/chartex" xmlns:cx6="http://schemas.microsoft.com/office/drawing/2016/5/12/chartex" xmlns:cx7="http://schemas.microsoft.com/office/drawing/2016/5/13/chartex" xmlns:cx8="http://schemas.microsoft.com/office/drawing/2016/5/14/chartex" xmlns:mc="http://schemas.openxmlformats.org/markup-compatibility/2006" xmlns:aink="http://schemas.microsoft.com/office/drawing/2016/ink" xmlns:am3d="http://schemas.microsoft.com/office/drawing/2017/model3d" xmlns:o="urn:schemas-microsoft-com:office:office" xmlns:oel="http://schemas.microsoft.com/office/2019/extlst" xmlns:r="http://schemas.openxmlformats.org/officeDocument/2006/relationships" xmlns:m="http://schemas.openxmlformats.org/officeDocument/2006/math" xmlns:v="urn:schemas-microsoft-com:vml" xmlns:wp14="http://schemas.microsoft.com/office/word/2010/wordprocessingDrawing" xmlns:wp="http://schemas.openxmlformats.org/drawingml/2006/wordprocessingDrawing" xmlns:w10="urn:schemas-microsoft-com:office:word" xmlns:w="http://schemas.openxmlformats.org/wordprocessingml/2006/main" xmlns:w14="http://schemas.microsoft.com/office/word/2010/wordml" xmlns:w15="http://schemas.microsoft.com/office/word/2012/wordml" xmlns:w16cex="http://schemas.microsoft.com/office/word/2018/wordml/cex" xmlns:w16cid="http://schemas.microsoft.com/office/word/2016/wordml/cid" xmlns:w16="http://schemas.microsoft.com/office/word/2018/wordml" xmlns:w16sdtdh="http://schemas.microsoft.com/office/word/2020/wordml/sdtdatahash" xmlns:w16se="http://schemas.microsoft.com/office/word/2015/wordml/symex" xmlns:wpg="http://schemas.microsoft.com/office/word/2010/wordprocessingGroup" xmlns:wpi="http://schemas.microsoft.com/office/word/2010/wordprocessingInk" xmlns:wne="http://schemas.microsoft.com/office/word/2006/wordml" xmlns:wps="http://schemas.microsoft.com/office/word/2010/wordprocessingShape" mc:Ignorable="w14 w15 w16se w16cid w16 w16cex w16sdtdh wp14">
   <w:tbl>
     <w:tblPr>
       <w:tblW w:w="0" w:type="auto"/>
@@ -20604,7 +20601,7 @@
 </file>
 
 <file path=word/footer3.xml><?xml version="1.0" encoding="utf-8"?>
-<w:ftr xmlns:wpc="http://schemas.microsoft.com/office/word/2010/wordprocessingCanvas" xmlns:cx="http://schemas.microsoft.com/office/drawing/2014/chartex" xmlns:cx1="http://schemas.microsoft.com/office/drawing/2015/9/8/chartex" xmlns:cx2="http://schemas.microsoft.com/office/drawing/2015/10/21/chartex" xmlns:cx3="http://schemas.microsoft.com/office/drawing/2016/5/9/chartex" xmlns:cx4="http://schemas.microsoft.com/office/drawing/2016/5/10/chartex" xmlns:cx5="http://schemas.microsoft.com/office/drawing/2016/5/11/chartex" xmlns:cx6="http://schemas.microsoft.com/office/drawing/2016/5/12/chartex" xmlns:cx7="http://schemas.microsoft.com/office/drawing/2016/5/13/chartex" xmlns:cx8="http://schemas.microsoft.com/office/drawing/2016/5/14/chartex" xmlns:mc="http://schemas.openxmlformats.org/markup-compatibility/2006" xmlns:aink="http://schemas.microsoft.com/office/drawing/2016/ink" xmlns:am3d="http://schemas.microsoft.com/office/drawing/2017/model3d" xmlns:o="urn:schemas-microsoft-com:office:office" xmlns:oel="http://schemas.microsoft.com/office/2019/extlst" xmlns:r="http://schemas.openxmlformats.org/officeDocument/2006/relationships" xmlns:m="http://schemas.openxmlformats.org/officeDocument/2006/math" xmlns:v="urn:schemas-microsoft-com:vml" xmlns:wp14="http://schemas.microsoft.com/office/word/2010/wordprocessingDrawing" xmlns:wp="http://schemas.openxmlformats.org/drawingml/2006/wordprocessingDrawing" xmlns:w10="urn:schemas-microsoft-com:office:word" xmlns:w="http://schemas.openxmlformats.org/wordprocessingml/2006/main" xmlns:w14="http://schemas.microsoft.com/office/word/2010/wordml" xmlns:w15="http://schemas.microsoft.com/office/word/2012/wordml" xmlns:w16cex="http://schemas.microsoft.com/office/word/2018/wordml/cex" xmlns:w16cid="http://schemas.microsoft.com/office/word/2016/wordml/cid" xmlns:w16="http://schemas.microsoft.com/office/word/2018/wordml" xmlns:w16du="http://schemas.microsoft.com/office/word/2023/wordml/word16du" xmlns:w16sdtdh="http://schemas.microsoft.com/office/word/2020/wordml/sdtdatahash" xmlns:w16sdtfl="http://schemas.microsoft.com/office/word/2024/wordml/sdtformatlock" xmlns:w16se="http://schemas.microsoft.com/office/word/2015/wordml/symex" xmlns:wpg="http://schemas.microsoft.com/office/word/2010/wordprocessingGroup" xmlns:wpi="http://schemas.microsoft.com/office/word/2010/wordprocessingInk" xmlns:wne="http://schemas.microsoft.com/office/word/2006/wordml" xmlns:wps="http://schemas.microsoft.com/office/word/2010/wordprocessingShape" mc:Ignorable="w14 w15 w16se w16cid w16 w16cex w16sdtdh w16sdtfl w16du wp14">
+<w:ftr xmlns:wpc="http://schemas.microsoft.com/office/word/2010/wordprocessingCanvas" xmlns:cx="http://schemas.microsoft.com/office/drawing/2014/chartex" xmlns:cx1="http://schemas.microsoft.com/office/drawing/2015/9/8/chartex" xmlns:cx2="http://schemas.microsoft.com/office/drawing/2015/10/21/chartex" xmlns:cx3="http://schemas.microsoft.com/office/drawing/2016/5/9/chartex" xmlns:cx4="http://schemas.microsoft.com/office/drawing/2016/5/10/chartex" xmlns:cx5="http://schemas.microsoft.com/office/drawing/2016/5/11/chartex" xmlns:cx6="http://schemas.microsoft.com/office/drawing/2016/5/12/chartex" xmlns:cx7="http://schemas.microsoft.com/office/drawing/2016/5/13/chartex" xmlns:cx8="http://schemas.microsoft.com/office/drawing/2016/5/14/chartex" xmlns:mc="http://schemas.openxmlformats.org/markup-compatibility/2006" xmlns:aink="http://schemas.microsoft.com/office/drawing/2016/ink" xmlns:am3d="http://schemas.microsoft.com/office/drawing/2017/model3d" xmlns:o="urn:schemas-microsoft-com:office:office" xmlns:oel="http://schemas.microsoft.com/office/2019/extlst" xmlns:r="http://schemas.openxmlformats.org/officeDocument/2006/relationships" xmlns:m="http://schemas.openxmlformats.org/officeDocument/2006/math" xmlns:v="urn:schemas-microsoft-com:vml" xmlns:wp14="http://schemas.microsoft.com/office/word/2010/wordprocessingDrawing" xmlns:wp="http://schemas.openxmlformats.org/drawingml/2006/wordprocessingDrawing" xmlns:w10="urn:schemas-microsoft-com:office:word" xmlns:w="http://schemas.openxmlformats.org/wordprocessingml/2006/main" xmlns:w14="http://schemas.microsoft.com/office/word/2010/wordml" xmlns:w15="http://schemas.microsoft.com/office/word/2012/wordml" xmlns:w16cex="http://schemas.microsoft.com/office/word/2018/wordml/cex" xmlns:w16cid="http://schemas.microsoft.com/office/word/2016/wordml/cid" xmlns:w16="http://schemas.microsoft.com/office/word/2018/wordml" xmlns:w16sdtdh="http://schemas.microsoft.com/office/word/2020/wordml/sdtdatahash" xmlns:w16se="http://schemas.microsoft.com/office/word/2015/wordml/symex" xmlns:wpg="http://schemas.microsoft.com/office/word/2010/wordprocessingGroup" xmlns:wpi="http://schemas.microsoft.com/office/word/2010/wordprocessingInk" xmlns:wne="http://schemas.microsoft.com/office/word/2006/wordml" xmlns:wps="http://schemas.microsoft.com/office/word/2010/wordprocessingShape" mc:Ignorable="w14 w15 w16se w16cid w16 w16cex w16sdtdh wp14">
   <w:p>
     <w:pPr>
       <w:pStyle w:val="Pidipagina"/>
@@ -20672,7 +20669,7 @@
       <w:rPr>
         <w:noProof/>
       </w:rPr>
-      <w:t>13.03.2026</w:t>
+      <w:t>19.03.2026</w:t>
     </w:r>
     <w:r>
       <w:fldChar w:fldCharType="end"/>
@@ -20682,7 +20679,7 @@
 </file>
 
 <file path=word/footer4.xml><?xml version="1.0" encoding="utf-8"?>
-<w:ftr xmlns:wpc="http://schemas.microsoft.com/office/word/2010/wordprocessingCanvas" xmlns:cx="http://schemas.microsoft.com/office/drawing/2014/chartex" xmlns:cx1="http://schemas.microsoft.com/office/drawing/2015/9/8/chartex" xmlns:cx2="http://schemas.microsoft.com/office/drawing/2015/10/21/chartex" xmlns:cx3="http://schemas.microsoft.com/office/drawing/2016/5/9/chartex" xmlns:cx4="http://schemas.microsoft.com/office/drawing/2016/5/10/chartex" xmlns:cx5="http://schemas.microsoft.com/office/drawing/2016/5/11/chartex" xmlns:cx6="http://schemas.microsoft.com/office/drawing/2016/5/12/chartex" xmlns:cx7="http://schemas.microsoft.com/office/drawing/2016/5/13/chartex" xmlns:cx8="http://schemas.microsoft.com/office/drawing/2016/5/14/chartex" xmlns:mc="http://schemas.openxmlformats.org/markup-compatibility/2006" xmlns:aink="http://schemas.microsoft.com/office/drawing/2016/ink" xmlns:am3d="http://schemas.microsoft.com/office/drawing/2017/model3d" xmlns:o="urn:schemas-microsoft-com:office:office" xmlns:oel="http://schemas.microsoft.com/office/2019/extlst" xmlns:r="http://schemas.openxmlformats.org/officeDocument/2006/relationships" xmlns:m="http://schemas.openxmlformats.org/officeDocument/2006/math" xmlns:v="urn:schemas-microsoft-com:vml" xmlns:wp14="http://schemas.microsoft.com/office/word/2010/wordprocessingDrawing" xmlns:wp="http://schemas.openxmlformats.org/drawingml/2006/wordprocessingDrawing" xmlns:w10="urn:schemas-microsoft-com:office:word" xmlns:w="http://schemas.openxmlformats.org/wordprocessingml/2006/main" xmlns:w14="http://schemas.microsoft.com/office/word/2010/wordml" xmlns:w15="http://schemas.microsoft.com/office/word/2012/wordml" xmlns:w16cex="http://schemas.microsoft.com/office/word/2018/wordml/cex" xmlns:w16cid="http://schemas.microsoft.com/office/word/2016/wordml/cid" xmlns:w16="http://schemas.microsoft.com/office/word/2018/wordml" xmlns:w16du="http://schemas.microsoft.com/office/word/2023/wordml/word16du" xmlns:w16sdtdh="http://schemas.microsoft.com/office/word/2020/wordml/sdtdatahash" xmlns:w16sdtfl="http://schemas.microsoft.com/office/word/2024/wordml/sdtformatlock" xmlns:w16se="http://schemas.microsoft.com/office/word/2015/wordml/symex" xmlns:wpg="http://schemas.microsoft.com/office/word/2010/wordprocessingGroup" xmlns:wpi="http://schemas.microsoft.com/office/word/2010/wordprocessingInk" xmlns:wne="http://schemas.microsoft.com/office/word/2006/wordml" xmlns:wps="http://schemas.microsoft.com/office/word/2010/wordprocessingShape" mc:Ignorable="w14 w15 w16se w16cid w16 w16cex w16sdtdh w16sdtfl w16du wp14">
+<w:ftr xmlns:wpc="http://schemas.microsoft.com/office/word/2010/wordprocessingCanvas" xmlns:cx="http://schemas.microsoft.com/office/drawing/2014/chartex" xmlns:cx1="http://schemas.microsoft.com/office/drawing/2015/9/8/chartex" xmlns:cx2="http://schemas.microsoft.com/office/drawing/2015/10/21/chartex" xmlns:cx3="http://schemas.microsoft.com/office/drawing/2016/5/9/chartex" xmlns:cx4="http://schemas.microsoft.com/office/drawing/2016/5/10/chartex" xmlns:cx5="http://schemas.microsoft.com/office/drawing/2016/5/11/chartex" xmlns:cx6="http://schemas.microsoft.com/office/drawing/2016/5/12/chartex" xmlns:cx7="http://schemas.microsoft.com/office/drawing/2016/5/13/chartex" xmlns:cx8="http://schemas.microsoft.com/office/drawing/2016/5/14/chartex" xmlns:mc="http://schemas.openxmlformats.org/markup-compatibility/2006" xmlns:aink="http://schemas.microsoft.com/office/drawing/2016/ink" xmlns:am3d="http://schemas.microsoft.com/office/drawing/2017/model3d" xmlns:o="urn:schemas-microsoft-com:office:office" xmlns:oel="http://schemas.microsoft.com/office/2019/extlst" xmlns:r="http://schemas.openxmlformats.org/officeDocument/2006/relationships" xmlns:m="http://schemas.openxmlformats.org/officeDocument/2006/math" xmlns:v="urn:schemas-microsoft-com:vml" xmlns:wp14="http://schemas.microsoft.com/office/word/2010/wordprocessingDrawing" xmlns:wp="http://schemas.openxmlformats.org/drawingml/2006/wordprocessingDrawing" xmlns:w10="urn:schemas-microsoft-com:office:word" xmlns:w="http://schemas.openxmlformats.org/wordprocessingml/2006/main" xmlns:w14="http://schemas.microsoft.com/office/word/2010/wordml" xmlns:w15="http://schemas.microsoft.com/office/word/2012/wordml" xmlns:w16cex="http://schemas.microsoft.com/office/word/2018/wordml/cex" xmlns:w16cid="http://schemas.microsoft.com/office/word/2016/wordml/cid" xmlns:w16="http://schemas.microsoft.com/office/word/2018/wordml" xmlns:w16sdtdh="http://schemas.microsoft.com/office/word/2020/wordml/sdtdatahash" xmlns:w16se="http://schemas.microsoft.com/office/word/2015/wordml/symex" xmlns:wpg="http://schemas.microsoft.com/office/word/2010/wordprocessingGroup" xmlns:wpi="http://schemas.microsoft.com/office/word/2010/wordprocessingInk" xmlns:wne="http://schemas.microsoft.com/office/word/2006/wordml" xmlns:wps="http://schemas.microsoft.com/office/word/2010/wordprocessingShape" mc:Ignorable="w14 w15 w16se w16cid w16 w16cex w16sdtdh wp14">
   <w:p>
     <w:pPr>
       <w:pStyle w:val="Pidipagina"/>
@@ -20737,7 +20734,7 @@
       <w:rPr>
         <w:noProof/>
       </w:rPr>
-      <w:t>13.03.2026</w:t>
+      <w:t>19.03.2026</w:t>
     </w:r>
     <w:r>
       <w:fldChar w:fldCharType="end"/>
@@ -20747,7 +20744,7 @@
 </file>
 
 <file path=word/footnotes.xml><?xml version="1.0" encoding="utf-8"?>
-<w:footnotes xmlns:wpc="http://schemas.microsoft.com/office/word/2010/wordprocessingCanvas" xmlns:cx="http://schemas.microsoft.com/office/drawing/2014/chartex" xmlns:cx1="http://schemas.microsoft.com/office/drawing/2015/9/8/chartex" xmlns:cx2="http://schemas.microsoft.com/office/drawing/2015/10/21/chartex" xmlns:cx3="http://schemas.microsoft.com/office/drawing/2016/5/9/chartex" xmlns:cx4="http://schemas.microsoft.com/office/drawing/2016/5/10/chartex" xmlns:cx5="http://schemas.microsoft.com/office/drawing/2016/5/11/chartex" xmlns:cx6="http://schemas.microsoft.com/office/drawing/2016/5/12/chartex" xmlns:cx7="http://schemas.microsoft.com/office/drawing/2016/5/13/chartex" xmlns:cx8="http://schemas.microsoft.com/office/drawing/2016/5/14/chartex" xmlns:mc="http://schemas.openxmlformats.org/markup-compatibility/2006" xmlns:aink="http://schemas.microsoft.com/office/drawing/2016/ink" xmlns:am3d="http://schemas.microsoft.com/office/drawing/2017/model3d" xmlns:o="urn:schemas-microsoft-com:office:office" xmlns:oel="http://schemas.microsoft.com/office/2019/extlst" xmlns:r="http://schemas.openxmlformats.org/officeDocument/2006/relationships" xmlns:m="http://schemas.openxmlformats.org/officeDocument/2006/math" xmlns:v="urn:schemas-microsoft-com:vml" xmlns:wp14="http://schemas.microsoft.com/office/word/2010/wordprocessingDrawing" xmlns:wp="http://schemas.openxmlformats.org/drawingml/2006/wordprocessingDrawing" xmlns:w10="urn:schemas-microsoft-com:office:word" xmlns:w="http://schemas.openxmlformats.org/wordprocessingml/2006/main" xmlns:w14="http://schemas.microsoft.com/office/word/2010/wordml" xmlns:w15="http://schemas.microsoft.com/office/word/2012/wordml" xmlns:w16cex="http://schemas.microsoft.com/office/word/2018/wordml/cex" xmlns:w16cid="http://schemas.microsoft.com/office/word/2016/wordml/cid" xmlns:w16="http://schemas.microsoft.com/office/word/2018/wordml" xmlns:w16du="http://schemas.microsoft.com/office/word/2023/wordml/word16du" xmlns:w16sdtdh="http://schemas.microsoft.com/office/word/2020/wordml/sdtdatahash" xmlns:w16sdtfl="http://schemas.microsoft.com/office/word/2024/wordml/sdtformatlock" xmlns:w16se="http://schemas.microsoft.com/office/word/2015/wordml/symex" xmlns:wpg="http://schemas.microsoft.com/office/word/2010/wordprocessingGroup" xmlns:wpi="http://schemas.microsoft.com/office/word/2010/wordprocessingInk" xmlns:wne="http://schemas.microsoft.com/office/word/2006/wordml" xmlns:wps="http://schemas.microsoft.com/office/word/2010/wordprocessingShape" mc:Ignorable="w14 w15 w16se w16cid w16 w16cex w16sdtdh w16sdtfl w16du wp14">
+<w:footnotes xmlns:wpc="http://schemas.microsoft.com/office/word/2010/wordprocessingCanvas" xmlns:cx="http://schemas.microsoft.com/office/drawing/2014/chartex" xmlns:cx1="http://schemas.microsoft.com/office/drawing/2015/9/8/chartex" xmlns:cx2="http://schemas.microsoft.com/office/drawing/2015/10/21/chartex" xmlns:cx3="http://schemas.microsoft.com/office/drawing/2016/5/9/chartex" xmlns:cx4="http://schemas.microsoft.com/office/drawing/2016/5/10/chartex" xmlns:cx5="http://schemas.microsoft.com/office/drawing/2016/5/11/chartex" xmlns:cx6="http://schemas.microsoft.com/office/drawing/2016/5/12/chartex" xmlns:cx7="http://schemas.microsoft.com/office/drawing/2016/5/13/chartex" xmlns:cx8="http://schemas.microsoft.com/office/drawing/2016/5/14/chartex" xmlns:mc="http://schemas.openxmlformats.org/markup-compatibility/2006" xmlns:aink="http://schemas.microsoft.com/office/drawing/2016/ink" xmlns:am3d="http://schemas.microsoft.com/office/drawing/2017/model3d" xmlns:o="urn:schemas-microsoft-com:office:office" xmlns:oel="http://schemas.microsoft.com/office/2019/extlst" xmlns:r="http://schemas.openxmlformats.org/officeDocument/2006/relationships" xmlns:m="http://schemas.openxmlformats.org/officeDocument/2006/math" xmlns:v="urn:schemas-microsoft-com:vml" xmlns:wp14="http://schemas.microsoft.com/office/word/2010/wordprocessingDrawing" xmlns:wp="http://schemas.openxmlformats.org/drawingml/2006/wordprocessingDrawing" xmlns:w10="urn:schemas-microsoft-com:office:word" xmlns:w="http://schemas.openxmlformats.org/wordprocessingml/2006/main" xmlns:w14="http://schemas.microsoft.com/office/word/2010/wordml" xmlns:w15="http://schemas.microsoft.com/office/word/2012/wordml" xmlns:w16cex="http://schemas.microsoft.com/office/word/2018/wordml/cex" xmlns:w16cid="http://schemas.microsoft.com/office/word/2016/wordml/cid" xmlns:w16="http://schemas.microsoft.com/office/word/2018/wordml" xmlns:w16sdtdh="http://schemas.microsoft.com/office/word/2020/wordml/sdtdatahash" xmlns:w16se="http://schemas.microsoft.com/office/word/2015/wordml/symex" xmlns:wpg="http://schemas.microsoft.com/office/word/2010/wordprocessingGroup" xmlns:wpi="http://schemas.microsoft.com/office/word/2010/wordprocessingInk" xmlns:wne="http://schemas.microsoft.com/office/word/2006/wordml" xmlns:wps="http://schemas.microsoft.com/office/word/2010/wordprocessingShape" mc:Ignorable="w14 w15 w16se w16cid w16 w16cex w16sdtdh wp14">
   <w:footnote w:type="separator" w:id="-1">
     <w:p>
       <w:r>
@@ -20766,7 +20763,7 @@
 </file>
 
 <file path=word/header1.xml><?xml version="1.0" encoding="utf-8"?>
-<w:hdr xmlns:wpc="http://schemas.microsoft.com/office/word/2010/wordprocessingCanvas" xmlns:cx="http://schemas.microsoft.com/office/drawing/2014/chartex" xmlns:cx1="http://schemas.microsoft.com/office/drawing/2015/9/8/chartex" xmlns:cx2="http://schemas.microsoft.com/office/drawing/2015/10/21/chartex" xmlns:cx3="http://schemas.microsoft.com/office/drawing/2016/5/9/chartex" xmlns:cx4="http://schemas.microsoft.com/office/drawing/2016/5/10/chartex" xmlns:cx5="http://schemas.microsoft.com/office/drawing/2016/5/11/chartex" xmlns:cx6="http://schemas.microsoft.com/office/drawing/2016/5/12/chartex" xmlns:cx7="http://schemas.microsoft.com/office/drawing/2016/5/13/chartex" xmlns:cx8="http://schemas.microsoft.com/office/drawing/2016/5/14/chartex" xmlns:mc="http://schemas.openxmlformats.org/markup-compatibility/2006" xmlns:aink="http://schemas.microsoft.com/office/drawing/2016/ink" xmlns:am3d="http://schemas.microsoft.com/office/drawing/2017/model3d" xmlns:o="urn:schemas-microsoft-com:office:office" xmlns:oel="http://schemas.microsoft.com/office/2019/extlst" xmlns:r="http://schemas.openxmlformats.org/officeDocument/2006/relationships" xmlns:m="http://schemas.openxmlformats.org/officeDocument/2006/math" xmlns:v="urn:schemas-microsoft-com:vml" xmlns:wp14="http://schemas.microsoft.com/office/word/2010/wordprocessingDrawing" xmlns:wp="http://schemas.openxmlformats.org/drawingml/2006/wordprocessingDrawing" xmlns:w10="urn:schemas-microsoft-com:office:word" xmlns:w="http://schemas.openxmlformats.org/wordprocessingml/2006/main" xmlns:w14="http://schemas.microsoft.com/office/word/2010/wordml" xmlns:w15="http://schemas.microsoft.com/office/word/2012/wordml" xmlns:w16cex="http://schemas.microsoft.com/office/word/2018/wordml/cex" xmlns:w16cid="http://schemas.microsoft.com/office/word/2016/wordml/cid" xmlns:w16="http://schemas.microsoft.com/office/word/2018/wordml" xmlns:w16du="http://schemas.microsoft.com/office/word/2023/wordml/word16du" xmlns:w16sdtdh="http://schemas.microsoft.com/office/word/2020/wordml/sdtdatahash" xmlns:w16sdtfl="http://schemas.microsoft.com/office/word/2024/wordml/sdtformatlock" xmlns:w16se="http://schemas.microsoft.com/office/word/2015/wordml/symex" xmlns:wpg="http://schemas.microsoft.com/office/word/2010/wordprocessingGroup" xmlns:wpi="http://schemas.microsoft.com/office/word/2010/wordprocessingInk" xmlns:wne="http://schemas.microsoft.com/office/word/2006/wordml" xmlns:wps="http://schemas.microsoft.com/office/word/2010/wordprocessingShape" mc:Ignorable="w14 w15 w16se w16cid w16 w16cex w16sdtdh w16sdtfl w16du wp14">
+<w:hdr xmlns:wpc="http://schemas.microsoft.com/office/word/2010/wordprocessingCanvas" xmlns:cx="http://schemas.microsoft.com/office/drawing/2014/chartex" xmlns:cx1="http://schemas.microsoft.com/office/drawing/2015/9/8/chartex" xmlns:cx2="http://schemas.microsoft.com/office/drawing/2015/10/21/chartex" xmlns:cx3="http://schemas.microsoft.com/office/drawing/2016/5/9/chartex" xmlns:cx4="http://schemas.microsoft.com/office/drawing/2016/5/10/chartex" xmlns:cx5="http://schemas.microsoft.com/office/drawing/2016/5/11/chartex" xmlns:cx6="http://schemas.microsoft.com/office/drawing/2016/5/12/chartex" xmlns:cx7="http://schemas.microsoft.com/office/drawing/2016/5/13/chartex" xmlns:cx8="http://schemas.microsoft.com/office/drawing/2016/5/14/chartex" xmlns:mc="http://schemas.openxmlformats.org/markup-compatibility/2006" xmlns:aink="http://schemas.microsoft.com/office/drawing/2016/ink" xmlns:am3d="http://schemas.microsoft.com/office/drawing/2017/model3d" xmlns:o="urn:schemas-microsoft-com:office:office" xmlns:oel="http://schemas.microsoft.com/office/2019/extlst" xmlns:r="http://schemas.openxmlformats.org/officeDocument/2006/relationships" xmlns:m="http://schemas.openxmlformats.org/officeDocument/2006/math" xmlns:v="urn:schemas-microsoft-com:vml" xmlns:wp14="http://schemas.microsoft.com/office/word/2010/wordprocessingDrawing" xmlns:wp="http://schemas.openxmlformats.org/drawingml/2006/wordprocessingDrawing" xmlns:w10="urn:schemas-microsoft-com:office:word" xmlns:w="http://schemas.openxmlformats.org/wordprocessingml/2006/main" xmlns:w14="http://schemas.microsoft.com/office/word/2010/wordml" xmlns:w15="http://schemas.microsoft.com/office/word/2012/wordml" xmlns:w16cex="http://schemas.microsoft.com/office/word/2018/wordml/cex" xmlns:w16cid="http://schemas.microsoft.com/office/word/2016/wordml/cid" xmlns:w16="http://schemas.microsoft.com/office/word/2018/wordml" xmlns:w16sdtdh="http://schemas.microsoft.com/office/word/2020/wordml/sdtdatahash" xmlns:w16se="http://schemas.microsoft.com/office/word/2015/wordml/symex" xmlns:wpg="http://schemas.microsoft.com/office/word/2010/wordprocessingGroup" xmlns:wpi="http://schemas.microsoft.com/office/word/2010/wordprocessingInk" xmlns:wne="http://schemas.microsoft.com/office/word/2006/wordml" xmlns:wps="http://schemas.microsoft.com/office/word/2010/wordprocessingShape" mc:Ignorable="w14 w15 w16se w16cid w16 w16cex w16sdtdh wp14">
   <w:tbl>
     <w:tblPr>
       <w:tblW w:w="9639" w:type="dxa"/>
@@ -21135,7 +21132,7 @@
 </file>
 
 <file path=word/header2.xml><?xml version="1.0" encoding="utf-8"?>
-<w:hdr xmlns:wpc="http://schemas.microsoft.com/office/word/2010/wordprocessingCanvas" xmlns:cx="http://schemas.microsoft.com/office/drawing/2014/chartex" xmlns:cx1="http://schemas.microsoft.com/office/drawing/2015/9/8/chartex" xmlns:cx2="http://schemas.microsoft.com/office/drawing/2015/10/21/chartex" xmlns:cx3="http://schemas.microsoft.com/office/drawing/2016/5/9/chartex" xmlns:cx4="http://schemas.microsoft.com/office/drawing/2016/5/10/chartex" xmlns:cx5="http://schemas.microsoft.com/office/drawing/2016/5/11/chartex" xmlns:cx6="http://schemas.microsoft.com/office/drawing/2016/5/12/chartex" xmlns:cx7="http://schemas.microsoft.com/office/drawing/2016/5/13/chartex" xmlns:cx8="http://schemas.microsoft.com/office/drawing/2016/5/14/chartex" xmlns:mc="http://schemas.openxmlformats.org/markup-compatibility/2006" xmlns:aink="http://schemas.microsoft.com/office/drawing/2016/ink" xmlns:am3d="http://schemas.microsoft.com/office/drawing/2017/model3d" xmlns:o="urn:schemas-microsoft-com:office:office" xmlns:oel="http://schemas.microsoft.com/office/2019/extlst" xmlns:r="http://schemas.openxmlformats.org/officeDocument/2006/relationships" xmlns:m="http://schemas.openxmlformats.org/officeDocument/2006/math" xmlns:v="urn:schemas-microsoft-com:vml" xmlns:wp14="http://schemas.microsoft.com/office/word/2010/wordprocessingDrawing" xmlns:wp="http://schemas.openxmlformats.org/drawingml/2006/wordprocessingDrawing" xmlns:w10="urn:schemas-microsoft-com:office:word" xmlns:w="http://schemas.openxmlformats.org/wordprocessingml/2006/main" xmlns:w14="http://schemas.microsoft.com/office/word/2010/wordml" xmlns:w15="http://schemas.microsoft.com/office/word/2012/wordml" xmlns:w16cex="http://schemas.microsoft.com/office/word/2018/wordml/cex" xmlns:w16cid="http://schemas.microsoft.com/office/word/2016/wordml/cid" xmlns:w16="http://schemas.microsoft.com/office/word/2018/wordml" xmlns:w16du="http://schemas.microsoft.com/office/word/2023/wordml/word16du" xmlns:w16sdtdh="http://schemas.microsoft.com/office/word/2020/wordml/sdtdatahash" xmlns:w16sdtfl="http://schemas.microsoft.com/office/word/2024/wordml/sdtformatlock" xmlns:w16se="http://schemas.microsoft.com/office/word/2015/wordml/symex" xmlns:wpg="http://schemas.microsoft.com/office/word/2010/wordprocessingGroup" xmlns:wpi="http://schemas.microsoft.com/office/word/2010/wordprocessingInk" xmlns:wne="http://schemas.microsoft.com/office/word/2006/wordml" xmlns:wps="http://schemas.microsoft.com/office/word/2010/wordprocessingShape" mc:Ignorable="w14 w15 w16se w16cid w16 w16cex w16sdtdh w16sdtfl w16du wp14">
+<w:hdr xmlns:wpc="http://schemas.microsoft.com/office/word/2010/wordprocessingCanvas" xmlns:cx="http://schemas.microsoft.com/office/drawing/2014/chartex" xmlns:cx1="http://schemas.microsoft.com/office/drawing/2015/9/8/chartex" xmlns:cx2="http://schemas.microsoft.com/office/drawing/2015/10/21/chartex" xmlns:cx3="http://schemas.microsoft.com/office/drawing/2016/5/9/chartex" xmlns:cx4="http://schemas.microsoft.com/office/drawing/2016/5/10/chartex" xmlns:cx5="http://schemas.microsoft.com/office/drawing/2016/5/11/chartex" xmlns:cx6="http://schemas.microsoft.com/office/drawing/2016/5/12/chartex" xmlns:cx7="http://schemas.microsoft.com/office/drawing/2016/5/13/chartex" xmlns:cx8="http://schemas.microsoft.com/office/drawing/2016/5/14/chartex" xmlns:mc="http://schemas.openxmlformats.org/markup-compatibility/2006" xmlns:aink="http://schemas.microsoft.com/office/drawing/2016/ink" xmlns:am3d="http://schemas.microsoft.com/office/drawing/2017/model3d" xmlns:o="urn:schemas-microsoft-com:office:office" xmlns:oel="http://schemas.microsoft.com/office/2019/extlst" xmlns:r="http://schemas.openxmlformats.org/officeDocument/2006/relationships" xmlns:m="http://schemas.openxmlformats.org/officeDocument/2006/math" xmlns:v="urn:schemas-microsoft-com:vml" xmlns:wp14="http://schemas.microsoft.com/office/word/2010/wordprocessingDrawing" xmlns:wp="http://schemas.openxmlformats.org/drawingml/2006/wordprocessingDrawing" xmlns:w10="urn:schemas-microsoft-com:office:word" xmlns:w="http://schemas.openxmlformats.org/wordprocessingml/2006/main" xmlns:w14="http://schemas.microsoft.com/office/word/2010/wordml" xmlns:w15="http://schemas.microsoft.com/office/word/2012/wordml" xmlns:w16cex="http://schemas.microsoft.com/office/word/2018/wordml/cex" xmlns:w16cid="http://schemas.microsoft.com/office/word/2016/wordml/cid" xmlns:w16="http://schemas.microsoft.com/office/word/2018/wordml" xmlns:w16sdtdh="http://schemas.microsoft.com/office/word/2020/wordml/sdtdatahash" xmlns:w16se="http://schemas.microsoft.com/office/word/2015/wordml/symex" xmlns:wpg="http://schemas.microsoft.com/office/word/2010/wordprocessingGroup" xmlns:wpi="http://schemas.microsoft.com/office/word/2010/wordprocessingInk" xmlns:wne="http://schemas.microsoft.com/office/word/2006/wordml" xmlns:wps="http://schemas.microsoft.com/office/word/2010/wordprocessingShape" mc:Ignorable="w14 w15 w16se w16cid w16 w16cex w16sdtdh wp14">
   <w:tbl>
     <w:tblPr>
       <w:tblW w:w="9644" w:type="dxa"/>
@@ -21358,7 +21355,7 @@
 </file>
 
 <file path=word/header3.xml><?xml version="1.0" encoding="utf-8"?>
-<w:hdr xmlns:wpc="http://schemas.microsoft.com/office/word/2010/wordprocessingCanvas" xmlns:cx="http://schemas.microsoft.com/office/drawing/2014/chartex" xmlns:cx1="http://schemas.microsoft.com/office/drawing/2015/9/8/chartex" xmlns:cx2="http://schemas.microsoft.com/office/drawing/2015/10/21/chartex" xmlns:cx3="http://schemas.microsoft.com/office/drawing/2016/5/9/chartex" xmlns:cx4="http://schemas.microsoft.com/office/drawing/2016/5/10/chartex" xmlns:cx5="http://schemas.microsoft.com/office/drawing/2016/5/11/chartex" xmlns:cx6="http://schemas.microsoft.com/office/drawing/2016/5/12/chartex" xmlns:cx7="http://schemas.microsoft.com/office/drawing/2016/5/13/chartex" xmlns:cx8="http://schemas.microsoft.com/office/drawing/2016/5/14/chartex" xmlns:mc="http://schemas.openxmlformats.org/markup-compatibility/2006" xmlns:aink="http://schemas.microsoft.com/office/drawing/2016/ink" xmlns:am3d="http://schemas.microsoft.com/office/drawing/2017/model3d" xmlns:o="urn:schemas-microsoft-com:office:office" xmlns:oel="http://schemas.microsoft.com/office/2019/extlst" xmlns:r="http://schemas.openxmlformats.org/officeDocument/2006/relationships" xmlns:m="http://schemas.openxmlformats.org/officeDocument/2006/math" xmlns:v="urn:schemas-microsoft-com:vml" xmlns:wp14="http://schemas.microsoft.com/office/word/2010/wordprocessingDrawing" xmlns:wp="http://schemas.openxmlformats.org/drawingml/2006/wordprocessingDrawing" xmlns:w10="urn:schemas-microsoft-com:office:word" xmlns:w="http://schemas.openxmlformats.org/wordprocessingml/2006/main" xmlns:w14="http://schemas.microsoft.com/office/word/2010/wordml" xmlns:w15="http://schemas.microsoft.com/office/word/2012/wordml" xmlns:w16cex="http://schemas.microsoft.com/office/word/2018/wordml/cex" xmlns:w16cid="http://schemas.microsoft.com/office/word/2016/wordml/cid" xmlns:w16="http://schemas.microsoft.com/office/word/2018/wordml" xmlns:w16du="http://schemas.microsoft.com/office/word/2023/wordml/word16du" xmlns:w16sdtdh="http://schemas.microsoft.com/office/word/2020/wordml/sdtdatahash" xmlns:w16sdtfl="http://schemas.microsoft.com/office/word/2024/wordml/sdtformatlock" xmlns:w16se="http://schemas.microsoft.com/office/word/2015/wordml/symex" xmlns:wpg="http://schemas.microsoft.com/office/word/2010/wordprocessingGroup" xmlns:wpi="http://schemas.microsoft.com/office/word/2010/wordprocessingInk" xmlns:wne="http://schemas.microsoft.com/office/word/2006/wordml" xmlns:wps="http://schemas.microsoft.com/office/word/2010/wordprocessingShape" mc:Ignorable="w14 w15 w16se w16cid w16 w16cex w16sdtdh w16sdtfl w16du wp14">
+<w:hdr xmlns:wpc="http://schemas.microsoft.com/office/word/2010/wordprocessingCanvas" xmlns:cx="http://schemas.microsoft.com/office/drawing/2014/chartex" xmlns:cx1="http://schemas.microsoft.com/office/drawing/2015/9/8/chartex" xmlns:cx2="http://schemas.microsoft.com/office/drawing/2015/10/21/chartex" xmlns:cx3="http://schemas.microsoft.com/office/drawing/2016/5/9/chartex" xmlns:cx4="http://schemas.microsoft.com/office/drawing/2016/5/10/chartex" xmlns:cx5="http://schemas.microsoft.com/office/drawing/2016/5/11/chartex" xmlns:cx6="http://schemas.microsoft.com/office/drawing/2016/5/12/chartex" xmlns:cx7="http://schemas.microsoft.com/office/drawing/2016/5/13/chartex" xmlns:cx8="http://schemas.microsoft.com/office/drawing/2016/5/14/chartex" xmlns:mc="http://schemas.openxmlformats.org/markup-compatibility/2006" xmlns:aink="http://schemas.microsoft.com/office/drawing/2016/ink" xmlns:am3d="http://schemas.microsoft.com/office/drawing/2017/model3d" xmlns:o="urn:schemas-microsoft-com:office:office" xmlns:oel="http://schemas.microsoft.com/office/2019/extlst" xmlns:r="http://schemas.openxmlformats.org/officeDocument/2006/relationships" xmlns:m="http://schemas.openxmlformats.org/officeDocument/2006/math" xmlns:v="urn:schemas-microsoft-com:vml" xmlns:wp14="http://schemas.microsoft.com/office/word/2010/wordprocessingDrawing" xmlns:wp="http://schemas.openxmlformats.org/drawingml/2006/wordprocessingDrawing" xmlns:w10="urn:schemas-microsoft-com:office:word" xmlns:w="http://schemas.openxmlformats.org/wordprocessingml/2006/main" xmlns:w14="http://schemas.microsoft.com/office/word/2010/wordml" xmlns:w15="http://schemas.microsoft.com/office/word/2012/wordml" xmlns:w16cex="http://schemas.microsoft.com/office/word/2018/wordml/cex" xmlns:w16cid="http://schemas.microsoft.com/office/word/2016/wordml/cid" xmlns:w16="http://schemas.microsoft.com/office/word/2018/wordml" xmlns:w16sdtdh="http://schemas.microsoft.com/office/word/2020/wordml/sdtdatahash" xmlns:w16se="http://schemas.microsoft.com/office/word/2015/wordml/symex" xmlns:wpg="http://schemas.microsoft.com/office/word/2010/wordprocessingGroup" xmlns:wpi="http://schemas.microsoft.com/office/word/2010/wordprocessingInk" xmlns:wne="http://schemas.microsoft.com/office/word/2006/wordml" xmlns:wps="http://schemas.microsoft.com/office/word/2010/wordprocessingShape" mc:Ignorable="w14 w15 w16se w16cid w16 w16cex w16sdtdh wp14">
   <w:tbl>
     <w:tblPr>
       <w:tblW w:w="14175" w:type="dxa"/>
@@ -21727,7 +21724,7 @@
 </file>
 
 <file path=word/header4.xml><?xml version="1.0" encoding="utf-8"?>
-<w:hdr xmlns:wpc="http://schemas.microsoft.com/office/word/2010/wordprocessingCanvas" xmlns:cx="http://schemas.microsoft.com/office/drawing/2014/chartex" xmlns:cx1="http://schemas.microsoft.com/office/drawing/2015/9/8/chartex" xmlns:cx2="http://schemas.microsoft.com/office/drawing/2015/10/21/chartex" xmlns:cx3="http://schemas.microsoft.com/office/drawing/2016/5/9/chartex" xmlns:cx4="http://schemas.microsoft.com/office/drawing/2016/5/10/chartex" xmlns:cx5="http://schemas.microsoft.com/office/drawing/2016/5/11/chartex" xmlns:cx6="http://schemas.microsoft.com/office/drawing/2016/5/12/chartex" xmlns:cx7="http://schemas.microsoft.com/office/drawing/2016/5/13/chartex" xmlns:cx8="http://schemas.microsoft.com/office/drawing/2016/5/14/chartex" xmlns:mc="http://schemas.openxmlformats.org/markup-compatibility/2006" xmlns:aink="http://schemas.microsoft.com/office/drawing/2016/ink" xmlns:am3d="http://schemas.microsoft.com/office/drawing/2017/model3d" xmlns:o="urn:schemas-microsoft-com:office:office" xmlns:oel="http://schemas.microsoft.com/office/2019/extlst" xmlns:r="http://schemas.openxmlformats.org/officeDocument/2006/relationships" xmlns:m="http://schemas.openxmlformats.org/officeDocument/2006/math" xmlns:v="urn:schemas-microsoft-com:vml" xmlns:wp14="http://schemas.microsoft.com/office/word/2010/wordprocessingDrawing" xmlns:wp="http://schemas.openxmlformats.org/drawingml/2006/wordprocessingDrawing" xmlns:w10="urn:schemas-microsoft-com:office:word" xmlns:w="http://schemas.openxmlformats.org/wordprocessingml/2006/main" xmlns:w14="http://schemas.microsoft.com/office/word/2010/wordml" xmlns:w15="http://schemas.microsoft.com/office/word/2012/wordml" xmlns:w16cex="http://schemas.microsoft.com/office/word/2018/wordml/cex" xmlns:w16cid="http://schemas.microsoft.com/office/word/2016/wordml/cid" xmlns:w16="http://schemas.microsoft.com/office/word/2018/wordml" xmlns:w16du="http://schemas.microsoft.com/office/word/2023/wordml/word16du" xmlns:w16sdtdh="http://schemas.microsoft.com/office/word/2020/wordml/sdtdatahash" xmlns:w16sdtfl="http://schemas.microsoft.com/office/word/2024/wordml/sdtformatlock" xmlns:w16se="http://schemas.microsoft.com/office/word/2015/wordml/symex" xmlns:wpg="http://schemas.microsoft.com/office/word/2010/wordprocessingGroup" xmlns:wpi="http://schemas.microsoft.com/office/word/2010/wordprocessingInk" xmlns:wne="http://schemas.microsoft.com/office/word/2006/wordml" xmlns:wps="http://schemas.microsoft.com/office/word/2010/wordprocessingShape" mc:Ignorable="w14 w15 w16se w16cid w16 w16cex w16sdtdh w16sdtfl w16du wp14">
+<w:hdr xmlns:wpc="http://schemas.microsoft.com/office/word/2010/wordprocessingCanvas" xmlns:cx="http://schemas.microsoft.com/office/drawing/2014/chartex" xmlns:cx1="http://schemas.microsoft.com/office/drawing/2015/9/8/chartex" xmlns:cx2="http://schemas.microsoft.com/office/drawing/2015/10/21/chartex" xmlns:cx3="http://schemas.microsoft.com/office/drawing/2016/5/9/chartex" xmlns:cx4="http://schemas.microsoft.com/office/drawing/2016/5/10/chartex" xmlns:cx5="http://schemas.microsoft.com/office/drawing/2016/5/11/chartex" xmlns:cx6="http://schemas.microsoft.com/office/drawing/2016/5/12/chartex" xmlns:cx7="http://schemas.microsoft.com/office/drawing/2016/5/13/chartex" xmlns:cx8="http://schemas.microsoft.com/office/drawing/2016/5/14/chartex" xmlns:mc="http://schemas.openxmlformats.org/markup-compatibility/2006" xmlns:aink="http://schemas.microsoft.com/office/drawing/2016/ink" xmlns:am3d="http://schemas.microsoft.com/office/drawing/2017/model3d" xmlns:o="urn:schemas-microsoft-com:office:office" xmlns:oel="http://schemas.microsoft.com/office/2019/extlst" xmlns:r="http://schemas.openxmlformats.org/officeDocument/2006/relationships" xmlns:m="http://schemas.openxmlformats.org/officeDocument/2006/math" xmlns:v="urn:schemas-microsoft-com:vml" xmlns:wp14="http://schemas.microsoft.com/office/word/2010/wordprocessingDrawing" xmlns:wp="http://schemas.openxmlformats.org/drawingml/2006/wordprocessingDrawing" xmlns:w10="urn:schemas-microsoft-com:office:word" xmlns:w="http://schemas.openxmlformats.org/wordprocessingml/2006/main" xmlns:w14="http://schemas.microsoft.com/office/word/2010/wordml" xmlns:w15="http://schemas.microsoft.com/office/word/2012/wordml" xmlns:w16cex="http://schemas.microsoft.com/office/word/2018/wordml/cex" xmlns:w16cid="http://schemas.microsoft.com/office/word/2016/wordml/cid" xmlns:w16="http://schemas.microsoft.com/office/word/2018/wordml" xmlns:w16sdtdh="http://schemas.microsoft.com/office/word/2020/wordml/sdtdatahash" xmlns:w16se="http://schemas.microsoft.com/office/word/2015/wordml/symex" xmlns:wpg="http://schemas.microsoft.com/office/word/2010/wordprocessingGroup" xmlns:wpi="http://schemas.microsoft.com/office/word/2010/wordprocessingInk" xmlns:wne="http://schemas.microsoft.com/office/word/2006/wordml" xmlns:wps="http://schemas.microsoft.com/office/word/2010/wordprocessingShape" mc:Ignorable="w14 w15 w16se w16cid w16 w16cex w16sdtdh wp14">
   <w:tbl>
     <w:tblPr>
       <w:tblW w:w="9639" w:type="dxa"/>
@@ -22096,7 +22093,7 @@
 </file>
 
 <file path=word/numbering.xml><?xml version="1.0" encoding="utf-8"?>
-<w:numbering xmlns:wpc="http://schemas.microsoft.com/office/word/2010/wordprocessingCanvas" xmlns:cx="http://schemas.microsoft.com/office/drawing/2014/chartex" xmlns:cx1="http://schemas.microsoft.com/office/drawing/2015/9/8/chartex" xmlns:cx2="http://schemas.microsoft.com/office/drawing/2015/10/21/chartex" xmlns:cx3="http://schemas.microsoft.com/office/drawing/2016/5/9/chartex" xmlns:cx4="http://schemas.microsoft.com/office/drawing/2016/5/10/chartex" xmlns:cx5="http://schemas.microsoft.com/office/drawing/2016/5/11/chartex" xmlns:cx6="http://schemas.microsoft.com/office/drawing/2016/5/12/chartex" xmlns:cx7="http://schemas.microsoft.com/office/drawing/2016/5/13/chartex" xmlns:cx8="http://schemas.microsoft.com/office/drawing/2016/5/14/chartex" xmlns:mc="http://schemas.openxmlformats.org/markup-compatibility/2006" xmlns:aink="http://schemas.microsoft.com/office/drawing/2016/ink" xmlns:am3d="http://schemas.microsoft.com/office/drawing/2017/model3d" xmlns:o="urn:schemas-microsoft-com:office:office" xmlns:oel="http://schemas.microsoft.com/office/2019/extlst" xmlns:r="http://schemas.openxmlformats.org/officeDocument/2006/relationships" xmlns:m="http://schemas.openxmlformats.org/officeDocument/2006/math" xmlns:v="urn:schemas-microsoft-com:vml" xmlns:wp14="http://schemas.microsoft.com/office/word/2010/wordprocessingDrawing" xmlns:wp="http://schemas.openxmlformats.org/drawingml/2006/wordprocessingDrawing" xmlns:w10="urn:schemas-microsoft-com:office:word" xmlns:w="http://schemas.openxmlformats.org/wordprocessingml/2006/main" xmlns:w14="http://schemas.microsoft.com/office/word/2010/wordml" xmlns:w15="http://schemas.microsoft.com/office/word/2012/wordml" xmlns:w16cex="http://schemas.microsoft.com/office/word/2018/wordml/cex" xmlns:w16cid="http://schemas.microsoft.com/office/word/2016/wordml/cid" xmlns:w16="http://schemas.microsoft.com/office/word/2018/wordml" xmlns:w16du="http://schemas.microsoft.com/office/word/2023/wordml/word16du" xmlns:w16sdtdh="http://schemas.microsoft.com/office/word/2020/wordml/sdtdatahash" xmlns:w16sdtfl="http://schemas.microsoft.com/office/word/2024/wordml/sdtformatlock" xmlns:w16se="http://schemas.microsoft.com/office/word/2015/wordml/symex" xmlns:wpg="http://schemas.microsoft.com/office/word/2010/wordprocessingGroup" xmlns:wpi="http://schemas.microsoft.com/office/word/2010/wordprocessingInk" xmlns:wne="http://schemas.microsoft.com/office/word/2006/wordml" xmlns:wps="http://schemas.microsoft.com/office/word/2010/wordprocessingShape" mc:Ignorable="w14 w15 w16se w16cid w16 w16cex w16sdtdh w16sdtfl w16du wp14">
+<w:numbering xmlns:wpc="http://schemas.microsoft.com/office/word/2010/wordprocessingCanvas" xmlns:cx="http://schemas.microsoft.com/office/drawing/2014/chartex" xmlns:cx1="http://schemas.microsoft.com/office/drawing/2015/9/8/chartex" xmlns:cx2="http://schemas.microsoft.com/office/drawing/2015/10/21/chartex" xmlns:cx3="http://schemas.microsoft.com/office/drawing/2016/5/9/chartex" xmlns:cx4="http://schemas.microsoft.com/office/drawing/2016/5/10/chartex" xmlns:cx5="http://schemas.microsoft.com/office/drawing/2016/5/11/chartex" xmlns:cx6="http://schemas.microsoft.com/office/drawing/2016/5/12/chartex" xmlns:cx7="http://schemas.microsoft.com/office/drawing/2016/5/13/chartex" xmlns:cx8="http://schemas.microsoft.com/office/drawing/2016/5/14/chartex" xmlns:mc="http://schemas.openxmlformats.org/markup-compatibility/2006" xmlns:aink="http://schemas.microsoft.com/office/drawing/2016/ink" xmlns:am3d="http://schemas.microsoft.com/office/drawing/2017/model3d" xmlns:o="urn:schemas-microsoft-com:office:office" xmlns:oel="http://schemas.microsoft.com/office/2019/extlst" xmlns:r="http://schemas.openxmlformats.org/officeDocument/2006/relationships" xmlns:m="http://schemas.openxmlformats.org/officeDocument/2006/math" xmlns:v="urn:schemas-microsoft-com:vml" xmlns:wp14="http://schemas.microsoft.com/office/word/2010/wordprocessingDrawing" xmlns:wp="http://schemas.openxmlformats.org/drawingml/2006/wordprocessingDrawing" xmlns:w10="urn:schemas-microsoft-com:office:word" xmlns:w="http://schemas.openxmlformats.org/wordprocessingml/2006/main" xmlns:w14="http://schemas.microsoft.com/office/word/2010/wordml" xmlns:w15="http://schemas.microsoft.com/office/word/2012/wordml" xmlns:w16cex="http://schemas.microsoft.com/office/word/2018/wordml/cex" xmlns:w16cid="http://schemas.microsoft.com/office/word/2016/wordml/cid" xmlns:w16="http://schemas.microsoft.com/office/word/2018/wordml" xmlns:w16sdtdh="http://schemas.microsoft.com/office/word/2020/wordml/sdtdatahash" xmlns:w16se="http://schemas.microsoft.com/office/word/2015/wordml/symex" xmlns:wpg="http://schemas.microsoft.com/office/word/2010/wordprocessingGroup" xmlns:wpi="http://schemas.microsoft.com/office/word/2010/wordprocessingInk" xmlns:wne="http://schemas.microsoft.com/office/word/2006/wordml" xmlns:wps="http://schemas.microsoft.com/office/word/2010/wordprocessingShape" mc:Ignorable="w14 w15 w16se w16cid w16 w16cex w16sdtdh wp14">
   <w:abstractNum w:abstractNumId="0" w15:restartNumberingAfterBreak="0">
     <w:nsid w:val="018C0F4A"/>
     <w:multiLevelType w:val="hybridMultilevel"/>
@@ -26678,7 +26675,7 @@
 </file>
 
 <file path=word/styles.xml><?xml version="1.0" encoding="utf-8"?>
-<w:styles xmlns:mc="http://schemas.openxmlformats.org/markup-compatibility/2006" xmlns:r="http://schemas.openxmlformats.org/officeDocument/2006/relationships" xmlns:w="http://schemas.openxmlformats.org/wordprocessingml/2006/main" xmlns:w14="http://schemas.microsoft.com/office/word/2010/wordml" xmlns:w15="http://schemas.microsoft.com/office/word/2012/wordml" xmlns:w16cex="http://schemas.microsoft.com/office/word/2018/wordml/cex" xmlns:w16cid="http://schemas.microsoft.com/office/word/2016/wordml/cid" xmlns:w16="http://schemas.microsoft.com/office/word/2018/wordml" xmlns:w16du="http://schemas.microsoft.com/office/word/2023/wordml/word16du" xmlns:w16sdtdh="http://schemas.microsoft.com/office/word/2020/wordml/sdtdatahash" xmlns:w16sdtfl="http://schemas.microsoft.com/office/word/2024/wordml/sdtformatlock" xmlns:w16se="http://schemas.microsoft.com/office/word/2015/wordml/symex" mc:Ignorable="w14 w15 w16se w16cid w16 w16cex w16sdtdh w16sdtfl w16du">
+<w:styles xmlns:mc="http://schemas.openxmlformats.org/markup-compatibility/2006" xmlns:r="http://schemas.openxmlformats.org/officeDocument/2006/relationships" xmlns:w="http://schemas.openxmlformats.org/wordprocessingml/2006/main" xmlns:w14="http://schemas.microsoft.com/office/word/2010/wordml" xmlns:w15="http://schemas.microsoft.com/office/word/2012/wordml" xmlns:w16cex="http://schemas.microsoft.com/office/word/2018/wordml/cex" xmlns:w16cid="http://schemas.microsoft.com/office/word/2016/wordml/cid" xmlns:w16="http://schemas.microsoft.com/office/word/2018/wordml" xmlns:w16sdtdh="http://schemas.microsoft.com/office/word/2020/wordml/sdtdatahash" xmlns:w16se="http://schemas.microsoft.com/office/word/2015/wordml/symex" mc:Ignorable="w14 w15 w16se w16cid w16 w16cex w16sdtdh">
   <w:docDefaults>
     <w:rPrDefault>
       <w:rPr>

--- a/3_Documentazione/SamtAllStars.docx
+++ b/3_Documentazione/SamtAllStars.docx
@@ -10745,12 +10745,19 @@
         <w:rPr>
           <w:lang w:val="it-IT"/>
         </w:rPr>
-        <w:t>), dovranno apparire in questo capitolo</w:t>
-      </w:r>
+        <w:t xml:space="preserve">), dovranno apparire in questo </w:t>
+      </w:r>
+      <w:proofErr w:type="gramStart"/>
       <w:r>
         <w:rPr>
           <w:lang w:val="it-IT"/>
         </w:rPr>
+        <w:t>capitolo</w:t>
+      </w:r>
+      <w:r>
+        <w:rPr>
+          <w:lang w:val="it-IT"/>
+        </w:rPr>
         <w:t>.</w:t>
       </w:r>
       <w:r>
@@ -10759,6 +10766,7 @@
         </w:rPr>
         <w:t>.</w:t>
       </w:r>
+      <w:proofErr w:type="gramEnd"/>
     </w:p>
     <w:p>
       <w:pPr>
@@ -11341,7 +11349,21 @@
           <w:lang w:val="en-US"/>
         </w:rPr>
         <w:tab/>
-        <w:t>13th Gen Intel(R) Core(TM) i7-13700   2.10 GHz</w:t>
+        <w:t xml:space="preserve">13th Gen Intel(R) </w:t>
+      </w:r>
+      <w:proofErr w:type="gramStart"/>
+      <w:r>
+        <w:rPr>
+          <w:lang w:val="en-US"/>
+        </w:rPr>
+        <w:t>Core(</w:t>
+      </w:r>
+      <w:proofErr w:type="gramEnd"/>
+      <w:r>
+        <w:rPr>
+          <w:lang w:val="en-US"/>
+        </w:rPr>
+        <w:t>TM) i7-13700   2.10 GHz</w:t>
       </w:r>
     </w:p>
     <w:p>
@@ -13015,60 +13037,7 @@
       <w:bookmarkEnd w:id="10"/>
       <w:bookmarkEnd w:id="39"/>
     </w:p>
-    <w:p>
-      <w:r>
-        <w:t>In questo capitolo dovrà essere mostrato come è stato realizzato il lavoro. Questa parte può differenziarsi dalla progettazione in quanto il risultato ottenuto non per forza può essere come era stato progettato.</w:t>
-      </w:r>
-    </w:p>
-    <w:p>
-      <w:r>
-        <w:t xml:space="preserve">Sulla base di queste informazioni il lavoro svolto dovrà essere riproducibile. </w:t>
-      </w:r>
-    </w:p>
-    <w:p>
-      <w:r>
-        <w:t>In questa parte è richiesto l’inserimento di codice sorgente</w:t>
-      </w:r>
-      <w:r>
-        <w:t xml:space="preserve"> - </w:t>
-      </w:r>
-      <w:r>
-        <w:t>P</w:t>
-      </w:r>
-      <w:r>
-        <w:t xml:space="preserve">rint </w:t>
-      </w:r>
-      <w:r>
-        <w:t>S</w:t>
-      </w:r>
-      <w:r>
-        <w:t xml:space="preserve">creen </w:t>
-      </w:r>
-      <w:r>
-        <w:t xml:space="preserve">- </w:t>
-      </w:r>
-      <w:r>
-        <w:t>di maschere solamente per quei passaggi particolarmente significativi e/o critici.</w:t>
-      </w:r>
-    </w:p>
-    <w:p>
-      <w:r>
-        <w:t>Inoltre,</w:t>
-      </w:r>
-      <w:r>
-        <w:t xml:space="preserve"> dovranno essere descritte eventuali varianti di soluzione o scelte di prodotti con motivazione delle scelte.</w:t>
-      </w:r>
-    </w:p>
-    <w:p>
-      <w:r>
-        <w:t>Non deve apparire nessuna forma di guida d’uso di librerie o di componenti utilizzati. Eventualmente questa va allegata.</w:t>
-      </w:r>
-    </w:p>
-    <w:p>
-      <w:r>
-        <w:t>Per eventuali dettagli si possono inserire riferimenti ai diari.</w:t>
-      </w:r>
-    </w:p>
+    <w:p/>
     <w:p>
       <w:pPr>
         <w:pStyle w:val="Titolo1"/>

--- a/3_Documentazione/SamtAllStars.docx
+++ b/3_Documentazione/SamtAllStars.docx
@@ -3522,7 +3522,31 @@
         <w:rPr>
           <w:rFonts w:cstheme="minorHAnsi"/>
         </w:rPr>
-        <w:t>16.01.2026 - 9.06.2026</w:t>
+        <w:t xml:space="preserve">16.01.2026 </w:t>
+      </w:r>
+      <w:r>
+        <w:rPr>
+          <w:rFonts w:cstheme="minorHAnsi"/>
+        </w:rPr>
+        <w:t>–</w:t>
+      </w:r>
+      <w:r>
+        <w:rPr>
+          <w:rFonts w:cstheme="minorHAnsi"/>
+        </w:rPr>
+        <w:t xml:space="preserve"> </w:t>
+      </w:r>
+      <w:r>
+        <w:rPr>
+          <w:rFonts w:cstheme="minorHAnsi"/>
+        </w:rPr>
+        <w:t>29.05.</w:t>
+      </w:r>
+      <w:r>
+        <w:rPr>
+          <w:rFonts w:cstheme="minorHAnsi"/>
+        </w:rPr>
+        <w:t>2026</w:t>
       </w:r>
     </w:p>
     <w:p>
@@ -3736,23 +3760,7 @@
         <w:t>videogiochi di combattimento multiplayer locali</w:t>
       </w:r>
       <w:r>
-        <w:t xml:space="preserve">, in particolare dei </w:t>
-      </w:r>
-      <w:proofErr w:type="spellStart"/>
-      <w:r>
-        <w:t>fighting</w:t>
-      </w:r>
-      <w:proofErr w:type="spellEnd"/>
-      <w:r>
-        <w:t xml:space="preserve"> game in stile </w:t>
-      </w:r>
-      <w:proofErr w:type="spellStart"/>
-      <w:r>
-        <w:t>platform</w:t>
-      </w:r>
-      <w:proofErr w:type="spellEnd"/>
-      <w:r>
-        <w:t xml:space="preserve">, unendo meccaniche di combattimento rapide a un forte focus su abilità, strategia e varietà degli stili di gioco. </w:t>
+        <w:t xml:space="preserve">, in particolare dei fighting game in stile platform, unendo meccaniche di combattimento rapide a un forte focus su abilità, strategia e varietà degli stili di gioco. </w:t>
       </w:r>
     </w:p>
     <w:p>
@@ -3804,23 +3812,7 @@
         <w:t>usando</w:t>
       </w:r>
       <w:r>
-        <w:t xml:space="preserve"> una tastiera e tre controller (</w:t>
-      </w:r>
-      <w:proofErr w:type="spellStart"/>
-      <w:r>
-        <w:t>DualSense</w:t>
-      </w:r>
-      <w:proofErr w:type="spellEnd"/>
-      <w:r>
-        <w:t xml:space="preserve">, </w:t>
-      </w:r>
-      <w:proofErr w:type="spellStart"/>
-      <w:r>
-        <w:t>DualShock</w:t>
-      </w:r>
-      <w:proofErr w:type="spellEnd"/>
-      <w:r>
-        <w:t>)</w:t>
+        <w:t xml:space="preserve"> una tastiera e tre controller (DualSense, DualShock)</w:t>
       </w:r>
       <w:r>
         <w:t xml:space="preserve"> o quattro controller</w:t>
@@ -3839,15 +3831,7 @@
     </w:p>
     <w:p>
       <w:r>
-        <w:t xml:space="preserve">La situazione iniziale è quella di molti utenti che cercano un gioco di combattimento divertente e competitivo da giocare con amici sullo stesso dispositivo, senza dover affrontare configurazioni complesse o modalità online. Allo stesso tempo, esistono numerosi </w:t>
-      </w:r>
-      <w:proofErr w:type="spellStart"/>
-      <w:r>
-        <w:t>fighting</w:t>
-      </w:r>
-      <w:proofErr w:type="spellEnd"/>
-      <w:r>
-        <w:t xml:space="preserve"> game già affermati, come </w:t>
+        <w:t xml:space="preserve">La situazione iniziale è quella di molti utenti che cercano un gioco di combattimento divertente e competitivo da giocare con amici sullo stesso dispositivo, senza dover affrontare configurazioni complesse o modalità online. Allo stesso tempo, esistono numerosi fighting game già affermati, come </w:t>
       </w:r>
       <w:r>
         <w:rPr>
@@ -3869,7 +3853,6 @@
       <w:r>
         <w:t xml:space="preserve"> o </w:t>
       </w:r>
-      <w:proofErr w:type="spellStart"/>
       <w:r>
         <w:rPr>
           <w:i/>
@@ -3877,7 +3860,6 @@
         </w:rPr>
         <w:t>Fraymakers</w:t>
       </w:r>
-      <w:proofErr w:type="spellEnd"/>
       <w:r>
         <w:t>, che però presentano spesso personaggi con meccaniche simili tra loro e un’impostazione pensata per un pubblico molto ampio, riducendo la sensazione di unicità dei personaggi.</w:t>
       </w:r>
@@ -3937,15 +3919,7 @@
         <w:t>divertirsi o competere tra amici</w:t>
       </w:r>
       <w:r>
-        <w:t xml:space="preserve">, senza la necessità di possedere competenze tecniche o esperienze precedenti con i </w:t>
-      </w:r>
-      <w:proofErr w:type="spellStart"/>
-      <w:r>
-        <w:t>fighting</w:t>
-      </w:r>
-      <w:proofErr w:type="spellEnd"/>
-      <w:r>
-        <w:t xml:space="preserve"> game. Il prodotto è pensato per essere immediato: l’utente installa il gioco, </w:t>
+        <w:t xml:space="preserve">, senza la necessità di possedere competenze tecniche o esperienze precedenti con i fighting game. Il prodotto è pensato per essere immediato: l’utente installa il gioco, </w:t>
       </w:r>
       <w:r>
         <w:t xml:space="preserve">chiama un amico, </w:t>
@@ -9467,15 +9441,7 @@
               <w:jc w:val="both"/>
             </w:pPr>
             <w:r>
-              <w:t xml:space="preserve">Ci deve essere un </w:t>
-            </w:r>
-            <w:proofErr w:type="spellStart"/>
-            <w:r>
-              <w:t>compiler</w:t>
-            </w:r>
-            <w:proofErr w:type="spellEnd"/>
-            <w:r>
-              <w:t xml:space="preserve"> del gioco </w:t>
+              <w:t xml:space="preserve">Ci deve essere un compiler del gioco </w:t>
             </w:r>
           </w:p>
         </w:tc>
@@ -9592,39 +9558,8 @@
           <w:sz w:val="24"/>
           <w:szCs w:val="24"/>
         </w:rPr>
-        <w:t xml:space="preserve">US-01 — </w:t>
-      </w:r>
-      <w:proofErr w:type="spellStart"/>
-      <w:r>
-        <w:rPr>
-          <w:b/>
-          <w:bCs/>
-          <w:sz w:val="24"/>
-          <w:szCs w:val="24"/>
-        </w:rPr>
-        <w:t>Navigazione</w:t>
-      </w:r>
-      <w:proofErr w:type="spellEnd"/>
-      <w:r>
-        <w:rPr>
-          <w:b/>
-          <w:bCs/>
-          <w:sz w:val="24"/>
-          <w:szCs w:val="24"/>
-        </w:rPr>
-        <w:t xml:space="preserve"> dal menu </w:t>
-      </w:r>
-      <w:proofErr w:type="spellStart"/>
-      <w:r>
-        <w:rPr>
-          <w:b/>
-          <w:bCs/>
-          <w:sz w:val="24"/>
-          <w:szCs w:val="24"/>
-        </w:rPr>
-        <w:t>principale</w:t>
-      </w:r>
-      <w:proofErr w:type="spellEnd"/>
+        <w:t>US-01 — Navigazione dal menu principale</w:t>
+      </w:r>
     </w:p>
     <w:p>
       <w:r>
@@ -10287,15 +10222,7 @@
     </w:p>
     <w:p>
       <w:r>
-        <w:t xml:space="preserve">- Dato che i personaggi eseguono azioni previste, quando si attivano eventi specifici, allora vengono riprodotte anche le relative </w:t>
-      </w:r>
-      <w:proofErr w:type="spellStart"/>
-      <w:r>
-        <w:t>voiceline</w:t>
-      </w:r>
-      <w:proofErr w:type="spellEnd"/>
-      <w:r>
-        <w:t>.</w:t>
+        <w:t>- Dato che i personaggi eseguono azioni previste, quando si attivano eventi specifici, allora vengono riprodotte anche le relative voiceline.</w:t>
       </w:r>
     </w:p>
     <w:p/>
@@ -10731,42 +10658,20 @@
         <w:rPr>
           <w:lang w:val="it-IT"/>
         </w:rPr>
-        <w:t xml:space="preserve"> </w:t>
-      </w:r>
-      <w:proofErr w:type="spellStart"/>
+        <w:t xml:space="preserve"> scrum), dovranno apparire in questo capitolo</w:t>
+      </w:r>
       <w:r>
         <w:rPr>
           <w:lang w:val="it-IT"/>
         </w:rPr>
-        <w:t>scrum</w:t>
-      </w:r>
-      <w:proofErr w:type="spellEnd"/>
+        <w:t>.</w:t>
+      </w:r>
       <w:r>
         <w:rPr>
           <w:lang w:val="it-IT"/>
         </w:rPr>
-        <w:t xml:space="preserve">), dovranno apparire in questo </w:t>
-      </w:r>
-      <w:proofErr w:type="gramStart"/>
-      <w:r>
-        <w:rPr>
-          <w:lang w:val="it-IT"/>
-        </w:rPr>
-        <w:t>capitolo</w:t>
-      </w:r>
-      <w:r>
-        <w:rPr>
-          <w:lang w:val="it-IT"/>
-        </w:rPr>
         <w:t>.</w:t>
       </w:r>
-      <w:r>
-        <w:rPr>
-          <w:lang w:val="it-IT"/>
-        </w:rPr>
-        <w:t>.</w:t>
-      </w:r>
-      <w:proofErr w:type="gramEnd"/>
     </w:p>
     <w:p>
       <w:pPr>
@@ -10784,71 +10689,18 @@
     <w:p>
       <w:bookmarkStart w:id="15" w:name="_Toc413411419"/>
       <w:r>
-        <w:t xml:space="preserve">Durante la fase iniziale di analisi è emersa la necessità di valutare le diverse opzioni disponibili per lo sviluppo del progetto, in particolare riguardo all’utilizzo di un game </w:t>
-      </w:r>
-      <w:proofErr w:type="spellStart"/>
-      <w:r>
-        <w:t>engine</w:t>
-      </w:r>
-      <w:proofErr w:type="spellEnd"/>
-      <w:r>
-        <w:t xml:space="preserve"> e alla scelta del linguaggio di programmazione. Fin da subito è risultato evidente che sviluppare un videogioco di combattimento partendo “da zero”, senza l’uso di un </w:t>
-      </w:r>
-      <w:proofErr w:type="spellStart"/>
-      <w:r>
-        <w:t>engine</w:t>
-      </w:r>
-      <w:proofErr w:type="spellEnd"/>
-      <w:r>
-        <w:t>, avrebbe comportato una complessità eccessiva. La gestione manuale di rendering grafico, collisioni, fisica, input multipli e stato di gioco avrebbe richiesto tempi e competenze non compatibili con gli obiettivi e le tempistiche del progetto.</w:t>
+        <w:t>Durante la fase iniziale di analisi è emersa la necessità di valutare le diverse opzioni disponibili per lo sviluppo del progetto, in particolare riguardo all’utilizzo di un game engine e alla scelta del linguaggio di programmazione. Fin da subito è risultato evidente che sviluppare un videogioco di combattimento partendo “da zero”, senza l’uso di un engine, avrebbe comportato una complessità eccessiva. La gestione manuale di rendering grafico, collisioni, fisica, input multipli e stato di gioco avrebbe richiesto tempi e competenze non compatibili con gli obiettivi e le tempistiche del progetto.</w:t>
       </w:r>
     </w:p>
     <w:p/>
     <w:p>
       <w:r>
-        <w:t xml:space="preserve">Per questo motivo si è deciso di utilizzare un game </w:t>
-      </w:r>
-      <w:proofErr w:type="spellStart"/>
-      <w:r>
-        <w:t>engine</w:t>
-      </w:r>
-      <w:proofErr w:type="spellEnd"/>
-      <w:r>
-        <w:t xml:space="preserve">, che permettesse di concentrarsi maggiormente sulle meccaniche di gioco, sul bilanciamento dei personaggi e sull’esperienza utente, riducendo la complessità delle parti più tecniche e ripetitive. Tra le opzioni considerate vi erano diversi </w:t>
-      </w:r>
-      <w:proofErr w:type="spellStart"/>
-      <w:r>
-        <w:t>engine</w:t>
-      </w:r>
-      <w:proofErr w:type="spellEnd"/>
-      <w:r>
-        <w:t xml:space="preserve"> noti, come Unity, </w:t>
-      </w:r>
-      <w:proofErr w:type="spellStart"/>
-      <w:r>
-        <w:t>Unreal</w:t>
-      </w:r>
-      <w:proofErr w:type="spellEnd"/>
-      <w:r>
-        <w:t xml:space="preserve"> Engine e Godot.</w:t>
-      </w:r>
-    </w:p>
-    <w:p>
-      <w:proofErr w:type="spellStart"/>
-      <w:r>
-        <w:t>Unreal</w:t>
-      </w:r>
-      <w:proofErr w:type="spellEnd"/>
-      <w:r>
-        <w:t xml:space="preserve"> Engine è stato scartato principalmente a causa della sua complessità e del fatto che è pensato soprattutto per progetti 3D di grandi dimensioni. L’utilizzo del linguaggio </w:t>
-      </w:r>
-      <w:proofErr w:type="spellStart"/>
-      <w:r>
-        <w:t>Blueprint</w:t>
-      </w:r>
-      <w:proofErr w:type="spellEnd"/>
-      <w:r>
-        <w:t xml:space="preserve"> o di C++ avrebbe aumentato il carico di lavoro e la curva di apprendimento, risultando poco adatto a un progetto scolastico di dimensioni medio-piccole.</w:t>
+        <w:t>Per questo motivo si è deciso di utilizzare un game engine, che permettesse di concentrarsi maggiormente sulle meccaniche di gioco, sul bilanciamento dei personaggi e sull’esperienza utente, riducendo la complessità delle parti più tecniche e ripetitive. Tra le opzioni considerate vi erano diversi engine noti, come Unity, Unreal Engine e Godot.</w:t>
+      </w:r>
+    </w:p>
+    <w:p>
+      <w:r>
+        <w:t>Unreal Engine è stato scartato principalmente a causa della sua complessità e del fatto che è pensato soprattutto per progetti 3D di grandi dimensioni. L’utilizzo del linguaggio Blueprint o di C++ avrebbe aumentato il carico di lavoro e la curva di apprendimento, risultando poco adatto a un progetto scolastico di dimensioni medio-piccole.</w:t>
       </w:r>
     </w:p>
     <w:p/>
@@ -10857,23 +10709,7 @@
         <w:t xml:space="preserve">Godot rappresentava un’alternativa interessante per progetti 2D, grazie alla sua leggerezza e al fatto di essere open source. </w:t>
       </w:r>
       <w:r>
-        <w:t xml:space="preserve">Per questo motivo abbiamo fatto un confronto tra </w:t>
-      </w:r>
-      <w:proofErr w:type="spellStart"/>
-      <w:r>
-        <w:t>unity</w:t>
-      </w:r>
-      <w:proofErr w:type="spellEnd"/>
-      <w:r>
-        <w:t xml:space="preserve"> e </w:t>
-      </w:r>
-      <w:proofErr w:type="spellStart"/>
-      <w:r>
-        <w:t>godot</w:t>
-      </w:r>
-      <w:proofErr w:type="spellEnd"/>
-      <w:r>
-        <w:t xml:space="preserve"> per scegliere la variante ottimale (abbiamo pensato che non ha senso usare Godot con C# perché non è del tutto integrato bene):</w:t>
+        <w:t>Per questo motivo abbiamo fatto un confronto tra unity e godot per scegliere la variante ottimale (abbiamo pensato che non ha senso usare Godot con C# perché non è del tutto integrato bene):</w:t>
       </w:r>
     </w:p>
     <w:p/>
@@ -10976,11 +10812,9 @@
             <w:tcW w:w="3260" w:type="dxa"/>
           </w:tcPr>
           <w:p>
-            <w:proofErr w:type="spellStart"/>
             <w:r>
               <w:t>GDScript</w:t>
             </w:r>
-            <w:proofErr w:type="spellEnd"/>
           </w:p>
         </w:tc>
       </w:tr>
@@ -11087,13 +10921,8 @@
           </w:tcPr>
           <w:p>
             <w:r>
-              <w:t xml:space="preserve">Tutorial </w:t>
-            </w:r>
-            <w:proofErr w:type="spellStart"/>
-            <w:r>
-              <w:t>fighting</w:t>
-            </w:r>
-            <w:proofErr w:type="spellEnd"/>
+              <w:t>Tutorial fighting</w:t>
+            </w:r>
           </w:p>
         </w:tc>
         <w:tc>
@@ -11156,15 +10985,7 @@
         <w:t xml:space="preserve">Insomma </w:t>
       </w:r>
       <w:r>
-        <w:t xml:space="preserve">Unity è stato scelto perché riduce il tempo di sviluppo, non richiede apprendimento di nuovi linguaggi, gestisce nativamente più controller e offre strumenti migliori per bilanciamento e debug, elementi fondamentali per un </w:t>
-      </w:r>
-      <w:proofErr w:type="spellStart"/>
-      <w:r>
-        <w:t>fighting</w:t>
-      </w:r>
-      <w:proofErr w:type="spellEnd"/>
-      <w:r>
-        <w:t xml:space="preserve"> game multiplayer locale.</w:t>
+        <w:t>Unity è stato scelto perché riduce il tempo di sviluppo, non richiede apprendimento di nuovi linguaggi, gestisce nativamente più controller e offre strumenti migliori per bilanciamento e debug, elementi fondamentali per un fighting game multiplayer locale.</w:t>
       </w:r>
     </w:p>
     <w:p>
@@ -11198,11 +11019,9 @@
       </w:r>
     </w:p>
     <w:p>
-      <w:proofErr w:type="spellStart"/>
       <w:r>
         <w:t>Mockflow</w:t>
       </w:r>
-      <w:proofErr w:type="spellEnd"/>
     </w:p>
     <w:p>
       <w:r>
@@ -11223,13 +11042,8 @@
       </w:r>
     </w:p>
     <w:p>
-      <w:proofErr w:type="spellStart"/>
-      <w:r>
-        <w:t>Notepad</w:t>
-      </w:r>
-      <w:proofErr w:type="spellEnd"/>
-      <w:r>
-        <w:t xml:space="preserve">++ </w:t>
+      <w:r>
+        <w:t xml:space="preserve">Notepad++ </w:t>
       </w:r>
       <w:r>
         <w:t>8.8.9</w:t>
@@ -11241,11 +11055,9 @@
       </w:r>
     </w:p>
     <w:p>
-      <w:proofErr w:type="spellStart"/>
       <w:r>
         <w:t>SmackStudio</w:t>
       </w:r>
-      <w:proofErr w:type="spellEnd"/>
     </w:p>
     <w:p>
       <w:pPr>
@@ -11282,51 +11094,43 @@
         <w:rPr>
           <w:lang w:val="it-IT"/>
         </w:rPr>
-        <w:t xml:space="preserve">, gamepad </w:t>
-      </w:r>
-      <w:proofErr w:type="spellStart"/>
+        <w:t>, gamepad DualSense</w:t>
+      </w:r>
       <w:r>
         <w:rPr>
           <w:lang w:val="it-IT"/>
         </w:rPr>
-        <w:t>DualSense</w:t>
-      </w:r>
-      <w:proofErr w:type="spellEnd"/>
+        <w:t xml:space="preserve">, </w:t>
+      </w:r>
       <w:r>
         <w:rPr>
           <w:lang w:val="it-IT"/>
         </w:rPr>
-        <w:t xml:space="preserve">, </w:t>
+        <w:t xml:space="preserve">2 </w:t>
       </w:r>
       <w:r>
         <w:rPr>
           <w:lang w:val="it-IT"/>
         </w:rPr>
-        <w:t xml:space="preserve">2 </w:t>
+        <w:t>monitor, SSD</w:t>
       </w:r>
       <w:r>
         <w:rPr>
           <w:lang w:val="it-IT"/>
         </w:rPr>
-        <w:t>monitor, SSD</w:t>
-      </w:r>
-      <w:r>
+        <w:t>, 2 reti e cuffie.</w:t>
+      </w:r>
+    </w:p>
+    <w:p>
+      <w:pPr>
         <w:rPr>
           <w:lang w:val="it-IT"/>
         </w:rPr>
-        <w:t>, 2 reti e cuffie.</w:t>
-      </w:r>
-    </w:p>
-    <w:p>
-      <w:pPr>
+      </w:pPr>
+      <w:r>
         <w:rPr>
           <w:lang w:val="it-IT"/>
         </w:rPr>
-      </w:pPr>
-      <w:r>
-        <w:rPr>
-          <w:lang w:val="it-IT"/>
-        </w:rPr>
         <w:t>Caratteristiche pc:</w:t>
       </w:r>
     </w:p>
@@ -11336,34 +11140,18 @@
           <w:lang w:val="en-US"/>
         </w:rPr>
       </w:pPr>
-      <w:proofErr w:type="spellStart"/>
       <w:r>
         <w:rPr>
           <w:lang w:val="en-US"/>
         </w:rPr>
         <w:t>Processore</w:t>
       </w:r>
-      <w:proofErr w:type="spellEnd"/>
       <w:r>
         <w:rPr>
           <w:lang w:val="en-US"/>
         </w:rPr>
         <w:tab/>
-        <w:t xml:space="preserve">13th Gen Intel(R) </w:t>
-      </w:r>
-      <w:proofErr w:type="gramStart"/>
-      <w:r>
-        <w:rPr>
-          <w:lang w:val="en-US"/>
-        </w:rPr>
-        <w:t>Core(</w:t>
-      </w:r>
-      <w:proofErr w:type="gramEnd"/>
-      <w:r>
-        <w:rPr>
-          <w:lang w:val="en-US"/>
-        </w:rPr>
-        <w:t>TM) i7-13700   2.10 GHz</w:t>
+        <w:t>13th Gen Intel(R) Core(TM) i7-13700   2.10 GHz</w:t>
       </w:r>
     </w:p>
     <w:p>
@@ -11403,20 +11191,7 @@
           <w:lang w:val="it-IT"/>
         </w:rPr>
         <w:tab/>
-      </w:r>
-      <w:proofErr w:type="spellStart"/>
-      <w:r>
-        <w:rPr>
-          <w:lang w:val="it-IT"/>
-        </w:rPr>
-        <w:t>Sistema</w:t>
-      </w:r>
-      <w:proofErr w:type="spellEnd"/>
-      <w:r>
-        <w:rPr>
-          <w:lang w:val="it-IT"/>
-        </w:rPr>
-        <w:t xml:space="preserve"> operativo Windows 11 a 64 bit, processore basato su x64</w:t>
+        <w:t>Sistema operativo Windows 11 a 64 bit, processore basato su x64</w:t>
       </w:r>
     </w:p>
     <w:p>
@@ -11785,7 +11560,7 @@
           <w:lang w:val="it-IT"/>
         </w:rPr>
         <w:drawing>
-          <wp:inline distT="0" distB="0" distL="0" distR="0" wp14:anchorId="32C77638" wp14:editId="0274DF85">
+          <wp:inline distT="0" distB="0" distL="0" distR="0" wp14:anchorId="32C77638" wp14:editId="4424FC41">
             <wp:extent cx="5400000" cy="3599813"/>
             <wp:effectExtent l="38100" t="38100" r="29845" b="39370"/>
             <wp:docPr id="1958896181" name="Immagine 5"/>
@@ -12854,7 +12629,7 @@
               </wp:anchor>
             </w:drawing>
           </mc:Choice>
-          <mc:Fallback xmlns:w16sdtfl="http://schemas.microsoft.com/office/word/2024/wordml/sdtformatlock" xmlns:w16du="http://schemas.microsoft.com/office/word/2023/wordml/word16du">
+          <mc:Fallback xmlns:w16du="http://schemas.microsoft.com/office/word/2023/wordml/word16du" xmlns:w16sdtfl="http://schemas.microsoft.com/office/word/2024/wordml/sdtformatlock">
             <w:pict>
               <v:shapetype w14:anchorId="7B5D066C" id="_x0000_t202" coordsize="21600,21600" o:spt="202" path="m,l,21600r21600,l21600,xe">
                 <v:stroke joinstyle="miter"/>
@@ -15997,37 +15772,12 @@
                 <w:lang w:val="de-CH"/>
               </w:rPr>
             </w:pPr>
-            <w:proofErr w:type="spellStart"/>
             <w:r>
               <w:rPr>
                 <w:rFonts w:cs="Arial"/>
                 <w:lang w:val="de-CH"/>
               </w:rPr>
-              <w:t>Entrare</w:t>
-            </w:r>
-            <w:proofErr w:type="spellEnd"/>
-            <w:r>
-              <w:rPr>
-                <w:rFonts w:cs="Arial"/>
-                <w:lang w:val="de-CH"/>
-              </w:rPr>
-              <w:t xml:space="preserve"> </w:t>
-            </w:r>
-            <w:proofErr w:type="spellStart"/>
-            <w:r>
-              <w:rPr>
-                <w:rFonts w:cs="Arial"/>
-                <w:lang w:val="de-CH"/>
-              </w:rPr>
-              <w:t>dentro</w:t>
-            </w:r>
-            <w:proofErr w:type="spellEnd"/>
-            <w:r>
-              <w:rPr>
-                <w:rFonts w:cs="Arial"/>
-                <w:lang w:val="de-CH"/>
-              </w:rPr>
-              <w:t xml:space="preserve"> Samt-All-Stars</w:t>
+              <w:t>Entrare dentro Samt-All-Stars</w:t>
             </w:r>
           </w:p>
           <w:p>
@@ -16043,47 +15793,13 @@
                 <w:lang w:val="de-CH"/>
               </w:rPr>
             </w:pPr>
-            <w:proofErr w:type="spellStart"/>
             <w:r>
               <w:rPr>
                 <w:rFonts w:cs="Arial"/>
                 <w:lang w:val="de-CH"/>
               </w:rPr>
-              <w:t>Cliccare</w:t>
-            </w:r>
-            <w:proofErr w:type="spellEnd"/>
-            <w:r>
-              <w:rPr>
-                <w:rFonts w:cs="Arial"/>
-                <w:lang w:val="de-CH"/>
-              </w:rPr>
-              <w:t xml:space="preserve"> tasto </w:t>
-            </w:r>
-            <w:proofErr w:type="spellStart"/>
-            <w:r>
-              <w:rPr>
-                <w:rFonts w:cs="Arial"/>
-                <w:lang w:val="de-CH"/>
-              </w:rPr>
-              <w:t>avvio</w:t>
-            </w:r>
-            <w:proofErr w:type="spellEnd"/>
-            <w:r>
-              <w:rPr>
-                <w:rFonts w:cs="Arial"/>
-                <w:lang w:val="de-CH"/>
-              </w:rPr>
-              <w:t xml:space="preserve"> </w:t>
-            </w:r>
-            <w:proofErr w:type="spellStart"/>
-            <w:r>
-              <w:rPr>
-                <w:rFonts w:cs="Arial"/>
-                <w:lang w:val="de-CH"/>
-              </w:rPr>
-              <w:t>partita</w:t>
-            </w:r>
-            <w:proofErr w:type="spellEnd"/>
+              <w:t>Cliccare tasto avvio partita</w:t>
+            </w:r>
           </w:p>
           <w:p>
             <w:pPr>
@@ -16109,17 +15825,8 @@
                 <w:rFonts w:cs="Arial"/>
                 <w:lang w:val="de-CH"/>
               </w:rPr>
-              <w:t xml:space="preserve"> tasto </w:t>
-            </w:r>
-            <w:proofErr w:type="spellStart"/>
-            <w:r>
-              <w:rPr>
-                <w:rFonts w:cs="Arial"/>
-                <w:lang w:val="de-CH"/>
-              </w:rPr>
-              <w:t>impostazioni</w:t>
-            </w:r>
-            <w:proofErr w:type="spellEnd"/>
+              <w:t xml:space="preserve"> tasto impostazioni</w:t>
+            </w:r>
           </w:p>
           <w:p>
             <w:pPr>
@@ -16137,22 +15844,14 @@
               <w:rPr>
                 <w:rFonts w:cs="Arial"/>
               </w:rPr>
-              <w:t xml:space="preserve">Cliccare tasto lista die </w:t>
-            </w:r>
-            <w:proofErr w:type="spellStart"/>
+              <w:t>Cliccare tasto lista die p</w:t>
+            </w:r>
             <w:r>
               <w:rPr>
                 <w:rFonts w:cs="Arial"/>
               </w:rPr>
-              <w:t>p</w:t>
-            </w:r>
-            <w:r>
-              <w:rPr>
-                <w:rFonts w:cs="Arial"/>
-              </w:rPr>
               <w:t>ersnaggi</w:t>
             </w:r>
-            <w:proofErr w:type="spellEnd"/>
           </w:p>
           <w:p>
             <w:pPr>
@@ -16466,37 +16165,12 @@
                 <w:lang w:val="de-CH"/>
               </w:rPr>
             </w:pPr>
-            <w:proofErr w:type="spellStart"/>
             <w:r>
               <w:rPr>
                 <w:rFonts w:cs="Arial"/>
                 <w:lang w:val="de-CH"/>
               </w:rPr>
-              <w:t>Entrare</w:t>
-            </w:r>
-            <w:proofErr w:type="spellEnd"/>
-            <w:r>
-              <w:rPr>
-                <w:rFonts w:cs="Arial"/>
-                <w:lang w:val="de-CH"/>
-              </w:rPr>
-              <w:t xml:space="preserve"> </w:t>
-            </w:r>
-            <w:proofErr w:type="spellStart"/>
-            <w:r>
-              <w:rPr>
-                <w:rFonts w:cs="Arial"/>
-                <w:lang w:val="de-CH"/>
-              </w:rPr>
-              <w:t>dentro</w:t>
-            </w:r>
-            <w:proofErr w:type="spellEnd"/>
-            <w:r>
-              <w:rPr>
-                <w:rFonts w:cs="Arial"/>
-                <w:lang w:val="de-CH"/>
-              </w:rPr>
-              <w:t xml:space="preserve"> Samt-All-Stars</w:t>
+              <w:t>Entrare dentro Samt-All-Stars</w:t>
             </w:r>
           </w:p>
           <w:p>
@@ -16512,47 +16186,13 @@
                 <w:lang w:val="de-CH"/>
               </w:rPr>
             </w:pPr>
-            <w:proofErr w:type="spellStart"/>
             <w:r>
               <w:rPr>
                 <w:rFonts w:cs="Arial"/>
                 <w:lang w:val="de-CH"/>
               </w:rPr>
-              <w:t>Entrare</w:t>
-            </w:r>
-            <w:proofErr w:type="spellEnd"/>
-            <w:r>
-              <w:rPr>
-                <w:rFonts w:cs="Arial"/>
-                <w:lang w:val="de-CH"/>
-              </w:rPr>
-              <w:t xml:space="preserve"> </w:t>
-            </w:r>
-            <w:proofErr w:type="spellStart"/>
-            <w:r>
-              <w:rPr>
-                <w:rFonts w:cs="Arial"/>
-                <w:lang w:val="de-CH"/>
-              </w:rPr>
-              <w:t>dentro</w:t>
-            </w:r>
-            <w:proofErr w:type="spellEnd"/>
-            <w:r>
-              <w:rPr>
-                <w:rFonts w:cs="Arial"/>
-                <w:lang w:val="de-CH"/>
-              </w:rPr>
-              <w:t xml:space="preserve"> le </w:t>
-            </w:r>
-            <w:proofErr w:type="spellStart"/>
-            <w:r>
-              <w:rPr>
-                <w:rFonts w:cs="Arial"/>
-                <w:lang w:val="de-CH"/>
-              </w:rPr>
-              <w:t>impostazioni</w:t>
-            </w:r>
-            <w:proofErr w:type="spellEnd"/>
+              <w:t>Entrare dentro le impostazioni</w:t>
+            </w:r>
           </w:p>
           <w:p>
             <w:pPr>
@@ -16587,37 +16227,12 @@
                 <w:lang w:val="de-CH"/>
               </w:rPr>
             </w:pPr>
-            <w:proofErr w:type="spellStart"/>
             <w:r>
               <w:rPr>
                 <w:rFonts w:cs="Arial"/>
                 <w:lang w:val="de-CH"/>
               </w:rPr>
-              <w:t>Verificare</w:t>
-            </w:r>
-            <w:proofErr w:type="spellEnd"/>
-            <w:r>
-              <w:rPr>
-                <w:rFonts w:cs="Arial"/>
-                <w:lang w:val="de-CH"/>
-              </w:rPr>
-              <w:t xml:space="preserve"> il </w:t>
-            </w:r>
-            <w:proofErr w:type="spellStart"/>
-            <w:r>
-              <w:rPr>
-                <w:rFonts w:cs="Arial"/>
-                <w:lang w:val="de-CH"/>
-              </w:rPr>
-              <w:t>volume</w:t>
-            </w:r>
-            <w:proofErr w:type="spellEnd"/>
-            <w:r>
-              <w:rPr>
-                <w:rFonts w:cs="Arial"/>
-                <w:lang w:val="de-CH"/>
-              </w:rPr>
-              <w:t xml:space="preserve"> SFX</w:t>
+              <w:t>Verificare il volume SFX</w:t>
             </w:r>
           </w:p>
           <w:p>
@@ -16990,37 +16605,12 @@
                 <w:lang w:val="de-CH"/>
               </w:rPr>
             </w:pPr>
-            <w:proofErr w:type="spellStart"/>
             <w:r>
               <w:rPr>
                 <w:rFonts w:cs="Arial"/>
                 <w:lang w:val="de-CH"/>
               </w:rPr>
-              <w:t>Entrare</w:t>
-            </w:r>
-            <w:proofErr w:type="spellEnd"/>
-            <w:r>
-              <w:rPr>
-                <w:rFonts w:cs="Arial"/>
-                <w:lang w:val="de-CH"/>
-              </w:rPr>
-              <w:t xml:space="preserve"> </w:t>
-            </w:r>
-            <w:proofErr w:type="spellStart"/>
-            <w:r>
-              <w:rPr>
-                <w:rFonts w:cs="Arial"/>
-                <w:lang w:val="de-CH"/>
-              </w:rPr>
-              <w:t>dentro</w:t>
-            </w:r>
-            <w:proofErr w:type="spellEnd"/>
-            <w:r>
-              <w:rPr>
-                <w:rFonts w:cs="Arial"/>
-                <w:lang w:val="de-CH"/>
-              </w:rPr>
-              <w:t xml:space="preserve"> Samt-All-Stars</w:t>
+              <w:t>Entrare dentro Samt-All-Stars</w:t>
             </w:r>
           </w:p>
           <w:p>
@@ -17036,47 +16626,13 @@
                 <w:lang w:val="de-CH"/>
               </w:rPr>
             </w:pPr>
-            <w:proofErr w:type="spellStart"/>
             <w:r>
               <w:rPr>
                 <w:rFonts w:cs="Arial"/>
                 <w:lang w:val="de-CH"/>
               </w:rPr>
-              <w:t>Cliccare</w:t>
-            </w:r>
-            <w:proofErr w:type="spellEnd"/>
-            <w:r>
-              <w:rPr>
-                <w:rFonts w:cs="Arial"/>
-                <w:lang w:val="de-CH"/>
-              </w:rPr>
-              <w:t xml:space="preserve"> tasto </w:t>
-            </w:r>
-            <w:proofErr w:type="spellStart"/>
-            <w:r>
-              <w:rPr>
-                <w:rFonts w:cs="Arial"/>
-                <w:lang w:val="de-CH"/>
-              </w:rPr>
-              <w:t>avvio</w:t>
-            </w:r>
-            <w:proofErr w:type="spellEnd"/>
-            <w:r>
-              <w:rPr>
-                <w:rFonts w:cs="Arial"/>
-                <w:lang w:val="de-CH"/>
-              </w:rPr>
-              <w:t xml:space="preserve"> </w:t>
-            </w:r>
-            <w:proofErr w:type="spellStart"/>
-            <w:r>
-              <w:rPr>
-                <w:rFonts w:cs="Arial"/>
-                <w:lang w:val="de-CH"/>
-              </w:rPr>
-              <w:t>partita</w:t>
-            </w:r>
-            <w:proofErr w:type="spellEnd"/>
+              <w:t>Cliccare tasto avvio partita</w:t>
+            </w:r>
           </w:p>
           <w:p>
             <w:pPr>
@@ -17392,37 +16948,12 @@
                 <w:lang w:val="de-CH"/>
               </w:rPr>
             </w:pPr>
-            <w:proofErr w:type="spellStart"/>
             <w:r>
               <w:rPr>
                 <w:rFonts w:cs="Arial"/>
                 <w:lang w:val="de-CH"/>
               </w:rPr>
-              <w:t>Entrare</w:t>
-            </w:r>
-            <w:proofErr w:type="spellEnd"/>
-            <w:r>
-              <w:rPr>
-                <w:rFonts w:cs="Arial"/>
-                <w:lang w:val="de-CH"/>
-              </w:rPr>
-              <w:t xml:space="preserve"> </w:t>
-            </w:r>
-            <w:proofErr w:type="spellStart"/>
-            <w:r>
-              <w:rPr>
-                <w:rFonts w:cs="Arial"/>
-                <w:lang w:val="de-CH"/>
-              </w:rPr>
-              <w:t>dentro</w:t>
-            </w:r>
-            <w:proofErr w:type="spellEnd"/>
-            <w:r>
-              <w:rPr>
-                <w:rFonts w:cs="Arial"/>
-                <w:lang w:val="de-CH"/>
-              </w:rPr>
-              <w:t xml:space="preserve"> Samt-All-Stars</w:t>
+              <w:t>Entrare dentro Samt-All-Stars</w:t>
             </w:r>
           </w:p>
           <w:p>
@@ -17438,47 +16969,13 @@
                 <w:lang w:val="de-CH"/>
               </w:rPr>
             </w:pPr>
-            <w:proofErr w:type="spellStart"/>
             <w:r>
               <w:rPr>
                 <w:rFonts w:cs="Arial"/>
                 <w:lang w:val="de-CH"/>
               </w:rPr>
-              <w:t>Cliccare</w:t>
-            </w:r>
-            <w:proofErr w:type="spellEnd"/>
-            <w:r>
-              <w:rPr>
-                <w:rFonts w:cs="Arial"/>
-                <w:lang w:val="de-CH"/>
-              </w:rPr>
-              <w:t xml:space="preserve"> tasto </w:t>
-            </w:r>
-            <w:proofErr w:type="spellStart"/>
-            <w:r>
-              <w:rPr>
-                <w:rFonts w:cs="Arial"/>
-                <w:lang w:val="de-CH"/>
-              </w:rPr>
-              <w:t>avvio</w:t>
-            </w:r>
-            <w:proofErr w:type="spellEnd"/>
-            <w:r>
-              <w:rPr>
-                <w:rFonts w:cs="Arial"/>
-                <w:lang w:val="de-CH"/>
-              </w:rPr>
-              <w:t xml:space="preserve"> </w:t>
-            </w:r>
-            <w:proofErr w:type="spellStart"/>
-            <w:r>
-              <w:rPr>
-                <w:rFonts w:cs="Arial"/>
-                <w:lang w:val="de-CH"/>
-              </w:rPr>
-              <w:t>partita</w:t>
-            </w:r>
-            <w:proofErr w:type="spellEnd"/>
+              <w:t>Cliccare tasto avvio partita</w:t>
+            </w:r>
           </w:p>
           <w:p>
             <w:pPr>
@@ -17492,19 +16989,11 @@
                 <w:rFonts w:cs="Arial"/>
               </w:rPr>
             </w:pPr>
-            <w:proofErr w:type="spellStart"/>
             <w:r>
               <w:rPr>
                 <w:rFonts w:cs="Arial"/>
               </w:rPr>
-              <w:t>Scegiere</w:t>
-            </w:r>
-            <w:proofErr w:type="spellEnd"/>
-            <w:r>
-              <w:rPr>
-                <w:rFonts w:cs="Arial"/>
-              </w:rPr>
-              <w:t xml:space="preserve"> il personaggio</w:t>
+              <w:t>Scegiere il personaggio</w:t>
             </w:r>
           </w:p>
           <w:p>
@@ -17814,37 +17303,12 @@
                 <w:lang w:val="de-CH"/>
               </w:rPr>
             </w:pPr>
-            <w:proofErr w:type="spellStart"/>
             <w:r>
               <w:rPr>
                 <w:rFonts w:cs="Arial"/>
                 <w:lang w:val="de-CH"/>
               </w:rPr>
-              <w:t>Entrare</w:t>
-            </w:r>
-            <w:proofErr w:type="spellEnd"/>
-            <w:r>
-              <w:rPr>
-                <w:rFonts w:cs="Arial"/>
-                <w:lang w:val="de-CH"/>
-              </w:rPr>
-              <w:t xml:space="preserve"> </w:t>
-            </w:r>
-            <w:proofErr w:type="spellStart"/>
-            <w:r>
-              <w:rPr>
-                <w:rFonts w:cs="Arial"/>
-                <w:lang w:val="de-CH"/>
-              </w:rPr>
-              <w:t>dentro</w:t>
-            </w:r>
-            <w:proofErr w:type="spellEnd"/>
-            <w:r>
-              <w:rPr>
-                <w:rFonts w:cs="Arial"/>
-                <w:lang w:val="de-CH"/>
-              </w:rPr>
-              <w:t xml:space="preserve"> Samt-All-Stars</w:t>
+              <w:t>Entrare dentro Samt-All-Stars</w:t>
             </w:r>
           </w:p>
           <w:p>
@@ -17859,47 +17323,13 @@
                 <w:rFonts w:cs="Arial"/>
               </w:rPr>
             </w:pPr>
-            <w:proofErr w:type="spellStart"/>
             <w:r>
               <w:rPr>
                 <w:rFonts w:cs="Arial"/>
                 <w:lang w:val="de-CH"/>
               </w:rPr>
-              <w:t>Cliccare</w:t>
-            </w:r>
-            <w:proofErr w:type="spellEnd"/>
-            <w:r>
-              <w:rPr>
-                <w:rFonts w:cs="Arial"/>
-                <w:lang w:val="de-CH"/>
-              </w:rPr>
-              <w:t xml:space="preserve"> tasto </w:t>
-            </w:r>
-            <w:proofErr w:type="spellStart"/>
-            <w:r>
-              <w:rPr>
-                <w:rFonts w:cs="Arial"/>
-                <w:lang w:val="de-CH"/>
-              </w:rPr>
-              <w:t>avvio</w:t>
-            </w:r>
-            <w:proofErr w:type="spellEnd"/>
-            <w:r>
-              <w:rPr>
-                <w:rFonts w:cs="Arial"/>
-                <w:lang w:val="de-CH"/>
-              </w:rPr>
-              <w:t xml:space="preserve"> </w:t>
-            </w:r>
-            <w:proofErr w:type="spellStart"/>
-            <w:r>
-              <w:rPr>
-                <w:rFonts w:cs="Arial"/>
-                <w:lang w:val="de-CH"/>
-              </w:rPr>
-              <w:t>partita</w:t>
-            </w:r>
-            <w:proofErr w:type="spellEnd"/>
+              <w:t>Cliccare tasto avvio partita</w:t>
+            </w:r>
           </w:p>
           <w:p>
             <w:pPr>
@@ -18227,37 +17657,12 @@
                 <w:lang w:val="de-CH"/>
               </w:rPr>
             </w:pPr>
-            <w:proofErr w:type="spellStart"/>
             <w:r>
               <w:rPr>
                 <w:rFonts w:cs="Arial"/>
                 <w:lang w:val="de-CH"/>
               </w:rPr>
-              <w:t>Entrare</w:t>
-            </w:r>
-            <w:proofErr w:type="spellEnd"/>
-            <w:r>
-              <w:rPr>
-                <w:rFonts w:cs="Arial"/>
-                <w:lang w:val="de-CH"/>
-              </w:rPr>
-              <w:t xml:space="preserve"> </w:t>
-            </w:r>
-            <w:proofErr w:type="spellStart"/>
-            <w:r>
-              <w:rPr>
-                <w:rFonts w:cs="Arial"/>
-                <w:lang w:val="de-CH"/>
-              </w:rPr>
-              <w:t>dentro</w:t>
-            </w:r>
-            <w:proofErr w:type="spellEnd"/>
-            <w:r>
-              <w:rPr>
-                <w:rFonts w:cs="Arial"/>
-                <w:lang w:val="de-CH"/>
-              </w:rPr>
-              <w:t xml:space="preserve"> Samt-All-Stars</w:t>
+              <w:t>Entrare dentro Samt-All-Stars</w:t>
             </w:r>
           </w:p>
           <w:p>
@@ -18272,47 +17677,13 @@
                 <w:rFonts w:cs="Arial"/>
               </w:rPr>
             </w:pPr>
-            <w:proofErr w:type="spellStart"/>
             <w:r>
               <w:rPr>
                 <w:rFonts w:cs="Arial"/>
                 <w:lang w:val="de-CH"/>
               </w:rPr>
-              <w:t>Cliccare</w:t>
-            </w:r>
-            <w:proofErr w:type="spellEnd"/>
-            <w:r>
-              <w:rPr>
-                <w:rFonts w:cs="Arial"/>
-                <w:lang w:val="de-CH"/>
-              </w:rPr>
-              <w:t xml:space="preserve"> tasto </w:t>
-            </w:r>
-            <w:proofErr w:type="spellStart"/>
-            <w:r>
-              <w:rPr>
-                <w:rFonts w:cs="Arial"/>
-                <w:lang w:val="de-CH"/>
-              </w:rPr>
-              <w:t>avvio</w:t>
-            </w:r>
-            <w:proofErr w:type="spellEnd"/>
-            <w:r>
-              <w:rPr>
-                <w:rFonts w:cs="Arial"/>
-                <w:lang w:val="de-CH"/>
-              </w:rPr>
-              <w:t xml:space="preserve"> </w:t>
-            </w:r>
-            <w:proofErr w:type="spellStart"/>
-            <w:r>
-              <w:rPr>
-                <w:rFonts w:cs="Arial"/>
-                <w:lang w:val="de-CH"/>
-              </w:rPr>
-              <w:t>partita</w:t>
-            </w:r>
-            <w:proofErr w:type="spellEnd"/>
+              <w:t>Cliccare tasto avvio partita</w:t>
+            </w:r>
           </w:p>
           <w:p>
             <w:pPr>
@@ -18662,37 +18033,12 @@
                 <w:lang w:val="de-CH"/>
               </w:rPr>
             </w:pPr>
-            <w:proofErr w:type="spellStart"/>
             <w:r>
               <w:rPr>
                 <w:rFonts w:cs="Arial"/>
                 <w:lang w:val="de-CH"/>
               </w:rPr>
-              <w:t>Entrare</w:t>
-            </w:r>
-            <w:proofErr w:type="spellEnd"/>
-            <w:r>
-              <w:rPr>
-                <w:rFonts w:cs="Arial"/>
-                <w:lang w:val="de-CH"/>
-              </w:rPr>
-              <w:t xml:space="preserve"> </w:t>
-            </w:r>
-            <w:proofErr w:type="spellStart"/>
-            <w:r>
-              <w:rPr>
-                <w:rFonts w:cs="Arial"/>
-                <w:lang w:val="de-CH"/>
-              </w:rPr>
-              <w:t>dentro</w:t>
-            </w:r>
-            <w:proofErr w:type="spellEnd"/>
-            <w:r>
-              <w:rPr>
-                <w:rFonts w:cs="Arial"/>
-                <w:lang w:val="de-CH"/>
-              </w:rPr>
-              <w:t xml:space="preserve"> Samt-All-Stars</w:t>
+              <w:t>Entrare dentro Samt-All-Stars</w:t>
             </w:r>
           </w:p>
           <w:p>
@@ -18708,63 +18054,13 @@
                 <w:lang w:val="de-CH"/>
               </w:rPr>
             </w:pPr>
-            <w:proofErr w:type="spellStart"/>
             <w:r>
               <w:rPr>
                 <w:rFonts w:cs="Arial"/>
                 <w:lang w:val="de-CH"/>
               </w:rPr>
-              <w:t>Giocare</w:t>
-            </w:r>
-            <w:proofErr w:type="spellEnd"/>
-            <w:r>
-              <w:rPr>
-                <w:rFonts w:cs="Arial"/>
-                <w:lang w:val="de-CH"/>
-              </w:rPr>
-              <w:t xml:space="preserve"> </w:t>
-            </w:r>
-            <w:proofErr w:type="spellStart"/>
-            <w:r>
-              <w:rPr>
-                <w:rFonts w:cs="Arial"/>
-                <w:lang w:val="de-CH"/>
-              </w:rPr>
-              <w:t>un</w:t>
-            </w:r>
-            <w:proofErr w:type="spellEnd"/>
-            <w:r>
-              <w:rPr>
-                <w:rFonts w:cs="Arial"/>
-                <w:lang w:val="de-CH"/>
-              </w:rPr>
-              <w:t xml:space="preserve"> </w:t>
-            </w:r>
-            <w:proofErr w:type="spellStart"/>
-            <w:r>
-              <w:rPr>
-                <w:rFonts w:cs="Arial"/>
-                <w:lang w:val="de-CH"/>
-              </w:rPr>
-              <w:t>paio</w:t>
-            </w:r>
-            <w:proofErr w:type="spellEnd"/>
-            <w:r>
-              <w:rPr>
-                <w:rFonts w:cs="Arial"/>
-                <w:lang w:val="de-CH"/>
-              </w:rPr>
-              <w:t xml:space="preserve"> di </w:t>
-            </w:r>
-            <w:proofErr w:type="spellStart"/>
-            <w:r>
-              <w:rPr>
-                <w:rFonts w:cs="Arial"/>
-                <w:lang w:val="de-CH"/>
-              </w:rPr>
-              <w:t>partite</w:t>
-            </w:r>
-            <w:proofErr w:type="spellEnd"/>
+              <w:t>Giocare un paio di partite</w:t>
+            </w:r>
           </w:p>
           <w:p>
             <w:pPr>
@@ -19079,37 +18375,12 @@
                 <w:lang w:val="de-CH"/>
               </w:rPr>
             </w:pPr>
-            <w:proofErr w:type="spellStart"/>
             <w:r>
               <w:rPr>
                 <w:rFonts w:cs="Arial"/>
                 <w:lang w:val="de-CH"/>
               </w:rPr>
-              <w:t>Entrare</w:t>
-            </w:r>
-            <w:proofErr w:type="spellEnd"/>
-            <w:r>
-              <w:rPr>
-                <w:rFonts w:cs="Arial"/>
-                <w:lang w:val="de-CH"/>
-              </w:rPr>
-              <w:t xml:space="preserve"> </w:t>
-            </w:r>
-            <w:proofErr w:type="spellStart"/>
-            <w:r>
-              <w:rPr>
-                <w:rFonts w:cs="Arial"/>
-                <w:lang w:val="de-CH"/>
-              </w:rPr>
-              <w:t>dentro</w:t>
-            </w:r>
-            <w:proofErr w:type="spellEnd"/>
-            <w:r>
-              <w:rPr>
-                <w:rFonts w:cs="Arial"/>
-                <w:lang w:val="de-CH"/>
-              </w:rPr>
-              <w:t xml:space="preserve"> Samt-All-Stars</w:t>
+              <w:t>Entrare dentro Samt-All-Stars</w:t>
             </w:r>
           </w:p>
           <w:p>
@@ -19125,31 +18396,13 @@
                 <w:lang w:val="de-CH"/>
               </w:rPr>
             </w:pPr>
-            <w:proofErr w:type="spellStart"/>
             <w:r>
               <w:rPr>
                 <w:rFonts w:cs="Arial"/>
                 <w:lang w:val="de-CH"/>
               </w:rPr>
-              <w:t>Provare</w:t>
-            </w:r>
-            <w:proofErr w:type="spellEnd"/>
-            <w:r>
-              <w:rPr>
-                <w:rFonts w:cs="Arial"/>
-                <w:lang w:val="de-CH"/>
-              </w:rPr>
-              <w:t xml:space="preserve"> le diverse </w:t>
-            </w:r>
-            <w:proofErr w:type="spellStart"/>
-            <w:r>
-              <w:rPr>
-                <w:rFonts w:cs="Arial"/>
-                <w:lang w:val="de-CH"/>
-              </w:rPr>
-              <w:t>funzionalità</w:t>
-            </w:r>
-            <w:proofErr w:type="spellEnd"/>
+              <w:t>Provare le diverse funzionalità</w:t>
+            </w:r>
           </w:p>
         </w:tc>
       </w:tr>
@@ -19582,15 +18835,7 @@
               </w:rPr>
             </w:pPr>
             <w:r>
-              <w:t>Risorsa digitale importata nel progetto: immagini (</w:t>
-            </w:r>
-            <w:proofErr w:type="spellStart"/>
-            <w:r>
-              <w:t>sprite</w:t>
-            </w:r>
-            <w:proofErr w:type="spellEnd"/>
-            <w:r>
-              <w:t>), file audio, animazioni, prefabbricati.</w:t>
+              <w:t>Risorsa digitale importata nel progetto: immagini (sprite), file audio, animazioni, prefabbricati.</w:t>
             </w:r>
           </w:p>
         </w:tc>
@@ -19640,15 +18885,7 @@
               <w:jc w:val="both"/>
             </w:pPr>
             <w:r>
-              <w:t xml:space="preserve">Periferica fisica di input (es. </w:t>
-            </w:r>
-            <w:proofErr w:type="spellStart"/>
-            <w:r>
-              <w:t>DualSense</w:t>
-            </w:r>
-            <w:proofErr w:type="spellEnd"/>
-            <w:r>
-              <w:t>, Xbox pad). Nel progetto, distinta dalla tastiera.</w:t>
+              <w:t>Periferica fisica di input (es. DualSense, Xbox pad). Nel progetto, distinta dalla tastiera.</w:t>
             </w:r>
           </w:p>
         </w:tc>
@@ -19659,11 +18896,9 @@
             <w:tcW w:w="4814" w:type="dxa"/>
           </w:tcPr>
           <w:p>
-            <w:proofErr w:type="spellStart"/>
             <w:r>
               <w:t>Hitbox</w:t>
             </w:r>
-            <w:proofErr w:type="spellEnd"/>
           </w:p>
         </w:tc>
         <w:tc>
@@ -19736,11 +18971,9 @@
             <w:tcW w:w="4814" w:type="dxa"/>
           </w:tcPr>
           <w:p>
-            <w:proofErr w:type="spellStart"/>
             <w:r>
               <w:t>Voiceline</w:t>
             </w:r>
-            <w:proofErr w:type="spellEnd"/>
           </w:p>
         </w:tc>
         <w:tc>
@@ -19822,21 +19055,7 @@
         <w:rPr>
           <w:lang w:val="it-IT"/>
         </w:rPr>
-        <w:t xml:space="preserve"> (se troppo lungo solo dominio, </w:t>
-      </w:r>
-      <w:proofErr w:type="spellStart"/>
-      <w:r>
-        <w:rPr>
-          <w:lang w:val="it-IT"/>
-        </w:rPr>
-        <w:t>evt</w:t>
-      </w:r>
-      <w:proofErr w:type="spellEnd"/>
-      <w:r>
-        <w:rPr>
-          <w:lang w:val="it-IT"/>
-        </w:rPr>
-        <w:t xml:space="preserve"> completo nel diario)</w:t>
+        <w:t xml:space="preserve"> (se troppo lungo solo dominio, evt completo nel diario)</w:t>
       </w:r>
       <w:r>
         <w:rPr>
@@ -20099,22 +19318,14 @@
         <w:rPr>
           <w:lang w:val="it-IT"/>
         </w:rPr>
-        <w:t xml:space="preserve">Mandato e/o </w:t>
-      </w:r>
-      <w:proofErr w:type="spellStart"/>
+        <w:t>Mandato e/o Qd</w:t>
+      </w:r>
       <w:r>
         <w:rPr>
           <w:lang w:val="it-IT"/>
         </w:rPr>
-        <w:t>Qd</w:t>
-      </w:r>
-      <w:r>
-        <w:rPr>
-          <w:lang w:val="it-IT"/>
-        </w:rPr>
         <w:t>C</w:t>
       </w:r>
-      <w:proofErr w:type="spellEnd"/>
     </w:p>
     <w:p>
       <w:pPr>
@@ -20251,7 +19462,7 @@
       <w:rPr>
         <w:noProof/>
       </w:rPr>
-      <w:t>19.03.2026</w:t>
+      <w:t>24.04.2026</w:t>
     </w:r>
     <w:r>
       <w:fldChar w:fldCharType="end"/>
@@ -20346,21 +19557,7 @@
             <w:rPr>
               <w:lang w:val="fr-CH"/>
             </w:rPr>
-            <w:t xml:space="preserve">Sidon Samuel, Quan </w:t>
-          </w:r>
-          <w:proofErr w:type="spellStart"/>
-          <w:r>
-            <w:rPr>
-              <w:lang w:val="fr-CH"/>
-            </w:rPr>
-            <w:t>Tran</w:t>
-          </w:r>
-          <w:proofErr w:type="spellEnd"/>
-          <w:r>
-            <w:rPr>
-              <w:lang w:val="fr-CH"/>
-            </w:rPr>
-            <w:t>, Y</w:t>
+            <w:t>Sidon Samuel, Quan Tran, Y</w:t>
           </w:r>
           <w:r>
             <w:rPr>
@@ -20638,7 +19835,7 @@
       <w:rPr>
         <w:noProof/>
       </w:rPr>
-      <w:t>19.03.2026</w:t>
+      <w:t>24.04.2026</w:t>
     </w:r>
     <w:r>
       <w:fldChar w:fldCharType="end"/>
@@ -20703,7 +19900,7 @@
       <w:rPr>
         <w:noProof/>
       </w:rPr>
-      <w:t>19.03.2026</w:t>
+      <w:t>24.04.2026</w:t>
     </w:r>
     <w:r>
       <w:fldChar w:fldCharType="end"/>
